--- a/dist/manuscripts/en/p5_china_en_clean.docx
+++ b/dist/manuscripts/en/p5_china_en_clean.docx
@@ -2,7 +2,7 @@
 <file path=word/document.xml><?xml version="1.0" encoding="utf-8"?>
 <w:document xmlns:w="http://schemas.openxmlformats.org/wordprocessingml/2006/main" xmlns:m="http://schemas.openxmlformats.org/officeDocument/2006/math" xmlns:r="http://schemas.openxmlformats.org/officeDocument/2006/relationships" xmlns:o="urn:schemas-microsoft-com:office:office" xmlns:v="urn:schemas-microsoft-com:vml" xmlns:w10="urn:schemas-microsoft-com:office:word" xmlns:a="http://schemas.openxmlformats.org/drawingml/2006/main" xmlns:pic="http://schemas.openxmlformats.org/drawingml/2006/picture" xmlns:wp="http://schemas.openxmlformats.org/drawingml/2006/wordprocessingDrawing">
   <w:body>
-    <w:bookmarkStart w:id="92" w:name="Xeed239f9d2e1ce3a88fd46b256b65d8ab89b86a"/>
+    <w:bookmarkStart w:id="93" w:name="Xeed239f9d2e1ce3a88fd46b256b65d8ab89b86a"/>
     <w:p>
       <w:pPr>
         <w:pStyle w:val="Heading1"/>
@@ -1937,7 +1937,7 @@
         <w:pStyle w:val="FirstParagraph"/>
       </w:pPr>
       <w:r>
-        <w:t xml:space="preserve">Table 2 presents the main OLS results (M2 specification) for each wave and the pooled sample. FSTS carries a positive coefficient in both waves (2012: β = +1.28, SE = 0.38, p = .001; 2024: β = +1.19, SE = 0.46, p = .010), and FSTS² carries a negative coefficient in both waves (2012: β = −1.53, SE = 0.42, p &lt; .001; 2024: β = −1.58, SE = 0.50, p = .002); this positive linear and negative quadratic pattern is consistent with an inverted-U relationship in both waves, supporting H1. Lind–Mehlum criteria are satisfied in both waves.</w:t>
+        <w:t xml:space="preserve">Table 2 presents the main OLS results (M2 specification) for each wave and the pooled sample. FSTS carries a positive coefficient in both waves (2012: β = +1.28, SE = 0.38, p = .001; 2024: β = +1.19, SE = 0.46, p = .010), and FSTS² carries a negative coefficient in both waves (2012: β = −1.53, SE = 0.42, p &lt; .001; 2024: β = −1.58, SE = 0.50, p = .002); this positive linear and negative quadratic pattern is consistent with an inverted-U relationship in both waves, supporting H1. Following Haans, Pieters, and He (2016), all four formal conditions for a genuine inverted-U are satisfied in both waves. For the 2012 wave: (C1) β₁ = +1.28 (p = .001), confirming a positive ascending limb; (C2) β₂ = −1.53 (p &lt; .001), confirming concavity; (C3) the turning point TP* = 49.4% lies within the observed FSTS range [0%, 100%]; and (C4) the marginal effect is positive at the lower data bound (FSTS ≈ 0%) and negative at the upper bound (FSTS ≈ 100%), with opposite signs confirmed by the Lind–Mehlum (2010) u-test. These four conditions hold equivalently for the 2024 wave (β₁ = +1.19, β₂ = −1.58, TP* = 47.2%, LM p &lt; .001) and the pooled specification.</w:t>
       </w:r>
     </w:p>
     <w:p>
@@ -3976,7 +3976,7 @@
       </w:r>
     </w:p>
     <w:bookmarkEnd w:id="65"/>
-    <w:bookmarkStart w:id="91" w:name="references"/>
+    <w:bookmarkStart w:id="92" w:name="references"/>
     <w:p>
       <w:pPr>
         <w:pStyle w:val="Heading2"/>
@@ -4107,7 +4107,7 @@
         <w:pStyle w:val="BodyText"/>
       </w:pPr>
       <w:r>
-        <w:t xml:space="preserve">Hitt, M. A., Hoskisson, R. E., &amp; Kim, H. (1997). International diversification: Effects on innovation and firm performance in product-diversified firms.</w:t>
+        <w:t xml:space="preserve">Haans, R. F. J., Pieters, C., &amp; He, Z.-L. (2016). Thinking about U: Theorizing and testing U- and inverted U-shaped relationships in strategy research.</w:t>
       </w:r>
       <w:r>
         <w:t xml:space="preserve"> </w:t>
@@ -4117,6 +4117,38 @@
           <w:iCs/>
           <w:i/>
         </w:rPr>
+        <w:t xml:space="preserve">Strategic Management Journal, 37</w:t>
+      </w:r>
+      <w:r>
+        <w:t xml:space="preserve">(7), 1177–1195.</w:t>
+      </w:r>
+      <w:r>
+        <w:t xml:space="preserve"> </w:t>
+      </w:r>
+      <w:hyperlink r:id="rId69">
+        <w:r>
+          <w:rPr>
+            <w:rStyle w:val="Hyperlink"/>
+          </w:rPr>
+          <w:t xml:space="preserve">https://doi.org/10.1002/smj.2399</w:t>
+        </w:r>
+      </w:hyperlink>
+    </w:p>
+    <w:p>
+      <w:pPr>
+        <w:pStyle w:val="BodyText"/>
+      </w:pPr>
+      <w:r>
+        <w:t xml:space="preserve">Hitt, M. A., Hoskisson, R. E., &amp; Kim, H. (1997). International diversification: Effects on innovation and firm performance in product-diversified firms.</w:t>
+      </w:r>
+      <w:r>
+        <w:t xml:space="preserve"> </w:t>
+      </w:r>
+      <w:r>
+        <w:rPr>
+          <w:iCs/>
+          <w:i/>
+        </w:rPr>
         <w:t xml:space="preserve">Academy of Management Journal, 40</w:t>
       </w:r>
       <w:r>
@@ -4125,7 +4157,7 @@
       <w:r>
         <w:t xml:space="preserve"> </w:t>
       </w:r>
-      <w:hyperlink r:id="rId69">
+      <w:hyperlink r:id="rId70">
         <w:r>
           <w:rPr>
             <w:rStyle w:val="Hyperlink"/>
@@ -4157,7 +4189,7 @@
       <w:r>
         <w:t xml:space="preserve"> </w:t>
       </w:r>
-      <w:hyperlink r:id="rId70">
+      <w:hyperlink r:id="rId71">
         <w:r>
           <w:rPr>
             <w:rStyle w:val="Hyperlink"/>
@@ -4189,7 +4221,7 @@
       <w:r>
         <w:t xml:space="preserve"> </w:t>
       </w:r>
-      <w:hyperlink r:id="rId71">
+      <w:hyperlink r:id="rId72">
         <w:r>
           <w:rPr>
             <w:rStyle w:val="Hyperlink"/>
@@ -4221,7 +4253,7 @@
       <w:r>
         <w:t xml:space="preserve"> </w:t>
       </w:r>
-      <w:hyperlink r:id="rId72">
+      <w:hyperlink r:id="rId73">
         <w:r>
           <w:rPr>
             <w:rStyle w:val="Hyperlink"/>
@@ -4253,7 +4285,7 @@
       <w:r>
         <w:t xml:space="preserve"> </w:t>
       </w:r>
-      <w:hyperlink r:id="rId73">
+      <w:hyperlink r:id="rId74">
         <w:r>
           <w:rPr>
             <w:rStyle w:val="Hyperlink"/>
@@ -4285,7 +4317,7 @@
       <w:r>
         <w:t xml:space="preserve"> </w:t>
       </w:r>
-      <w:hyperlink r:id="rId74">
+      <w:hyperlink r:id="rId75">
         <w:r>
           <w:rPr>
             <w:rStyle w:val="Hyperlink"/>
@@ -4317,7 +4349,7 @@
       <w:r>
         <w:t xml:space="preserve"> </w:t>
       </w:r>
-      <w:hyperlink r:id="rId75">
+      <w:hyperlink r:id="rId76">
         <w:r>
           <w:rPr>
             <w:rStyle w:val="Hyperlink"/>
@@ -4349,7 +4381,7 @@
       <w:r>
         <w:t xml:space="preserve"> </w:t>
       </w:r>
-      <w:hyperlink r:id="rId76">
+      <w:hyperlink r:id="rId77">
         <w:r>
           <w:rPr>
             <w:rStyle w:val="Hyperlink"/>
@@ -4381,7 +4413,7 @@
       <w:r>
         <w:t xml:space="preserve"> </w:t>
       </w:r>
-      <w:hyperlink r:id="rId77">
+      <w:hyperlink r:id="rId78">
         <w:r>
           <w:rPr>
             <w:rStyle w:val="Hyperlink"/>
@@ -4413,7 +4445,7 @@
       <w:r>
         <w:t xml:space="preserve"> </w:t>
       </w:r>
-      <w:hyperlink r:id="rId78">
+      <w:hyperlink r:id="rId79">
         <w:r>
           <w:rPr>
             <w:rStyle w:val="Hyperlink"/>
@@ -4445,7 +4477,7 @@
       <w:r>
         <w:t xml:space="preserve"> </w:t>
       </w:r>
-      <w:hyperlink r:id="rId79">
+      <w:hyperlink r:id="rId80">
         <w:r>
           <w:rPr>
             <w:rStyle w:val="Hyperlink"/>
@@ -4477,7 +4509,7 @@
       <w:r>
         <w:t xml:space="preserve"> </w:t>
       </w:r>
-      <w:hyperlink r:id="rId80">
+      <w:hyperlink r:id="rId81">
         <w:r>
           <w:rPr>
             <w:rStyle w:val="Hyperlink"/>
@@ -4509,7 +4541,7 @@
       <w:r>
         <w:t xml:space="preserve"> </w:t>
       </w:r>
-      <w:hyperlink r:id="rId81">
+      <w:hyperlink r:id="rId82">
         <w:r>
           <w:rPr>
             <w:rStyle w:val="Hyperlink"/>
@@ -4541,7 +4573,7 @@
       <w:r>
         <w:t xml:space="preserve"> </w:t>
       </w:r>
-      <w:hyperlink r:id="rId82">
+      <w:hyperlink r:id="rId83">
         <w:r>
           <w:rPr>
             <w:rStyle w:val="Hyperlink"/>
@@ -4573,7 +4605,7 @@
       <w:r>
         <w:t xml:space="preserve"> </w:t>
       </w:r>
-      <w:hyperlink r:id="rId83">
+      <w:hyperlink r:id="rId84">
         <w:r>
           <w:rPr>
             <w:rStyle w:val="Hyperlink"/>
@@ -4605,7 +4637,7 @@
       <w:r>
         <w:t xml:space="preserve"> </w:t>
       </w:r>
-      <w:hyperlink r:id="rId84">
+      <w:hyperlink r:id="rId85">
         <w:r>
           <w:rPr>
             <w:rStyle w:val="Hyperlink"/>
@@ -4637,7 +4669,7 @@
       <w:r>
         <w:t xml:space="preserve"> </w:t>
       </w:r>
-      <w:hyperlink r:id="rId85">
+      <w:hyperlink r:id="rId86">
         <w:r>
           <w:rPr>
             <w:rStyle w:val="Hyperlink"/>
@@ -4669,7 +4701,7 @@
       <w:r>
         <w:t xml:space="preserve"> </w:t>
       </w:r>
-      <w:hyperlink r:id="rId86">
+      <w:hyperlink r:id="rId87">
         <w:r>
           <w:rPr>
             <w:rStyle w:val="Hyperlink"/>
@@ -4701,7 +4733,7 @@
       <w:r>
         <w:t xml:space="preserve"> </w:t>
       </w:r>
-      <w:hyperlink r:id="rId87">
+      <w:hyperlink r:id="rId88">
         <w:r>
           <w:rPr>
             <w:rStyle w:val="Hyperlink"/>
@@ -4733,7 +4765,7 @@
       <w:r>
         <w:t xml:space="preserve"> </w:t>
       </w:r>
-      <w:hyperlink r:id="rId88">
+      <w:hyperlink r:id="rId89">
         <w:r>
           <w:rPr>
             <w:rStyle w:val="Hyperlink"/>
@@ -4765,7 +4797,7 @@
       <w:r>
         <w:t xml:space="preserve"> </w:t>
       </w:r>
-      <w:hyperlink r:id="rId89">
+      <w:hyperlink r:id="rId90">
         <w:r>
           <w:rPr>
             <w:rStyle w:val="Hyperlink"/>
@@ -4867,7 +4899,7 @@
       <w:r>
         <w:t xml:space="preserve"> </w:t>
       </w:r>
-      <w:hyperlink r:id="rId90">
+      <w:hyperlink r:id="rId91">
         <w:r>
           <w:rPr>
             <w:rStyle w:val="Hyperlink"/>
@@ -5093,8 +5125,8 @@
         <w:t xml:space="preserve">), and figure-rendering scripts are documented in the repository README.</w:t>
       </w:r>
     </w:p>
-    <w:bookmarkEnd w:id="91"/>
     <w:bookmarkEnd w:id="92"/>
+    <w:bookmarkEnd w:id="93"/>
     <w:sectPr>
       <w:pgSz w:h="16838" w:w="11906"/>
       <w:pgMar w:bottom="1417" w:left="1417" w:right="1417" w:top="1417"/>

--- a/dist/manuscripts/en/p5_china_en_clean.docx
+++ b/dist/manuscripts/en/p5_china_en_clean.docx
@@ -2,7 +2,7 @@
 <file path=word/document.xml><?xml version="1.0" encoding="utf-8"?>
 <w:document xmlns:w="http://schemas.openxmlformats.org/wordprocessingml/2006/main" xmlns:m="http://schemas.openxmlformats.org/officeDocument/2006/math" xmlns:r="http://schemas.openxmlformats.org/officeDocument/2006/relationships" xmlns:o="urn:schemas-microsoft-com:office:office" xmlns:v="urn:schemas-microsoft-com:vml" xmlns:w10="urn:schemas-microsoft-com:office:word" xmlns:a="http://schemas.openxmlformats.org/drawingml/2006/main" xmlns:pic="http://schemas.openxmlformats.org/drawingml/2006/picture" xmlns:wp="http://schemas.openxmlformats.org/drawingml/2006/wordprocessingDrawing">
   <w:body>
-    <w:bookmarkStart w:id="93" w:name="Xeed239f9d2e1ce3a88fd46b256b65d8ab89b86a"/>
+    <w:bookmarkStart w:id="81" w:name="Xeed239f9d2e1ce3a88fd46b256b65d8ab89b86a"/>
     <w:p>
       <w:pPr>
         <w:pStyle w:val="Heading1"/>
@@ -582,7 +582,7 @@
       </w:r>
     </w:p>
     <w:bookmarkEnd w:id="26"/>
-    <w:bookmarkStart w:id="33" w:name="X8bf20a63f0decf7b16e99d564b9958ec4fbbb23"/>
+    <w:bookmarkStart w:id="30" w:name="X8bf20a63f0decf7b16e99d564b9958ec4fbbb23"/>
     <w:p>
       <w:pPr>
         <w:pStyle w:val="Heading2"/>
@@ -681,7 +681,7 @@
       </w:r>
     </w:p>
     <w:bookmarkEnd w:id="28"/>
-    <w:bookmarkStart w:id="32" w:name="X505f50cd1f9abb1ab06672992aff36a1dc7f136"/>
+    <w:bookmarkStart w:id="29" w:name="X505f50cd1f9abb1ab06672992aff36a1dc7f136"/>
     <w:p>
       <w:pPr>
         <w:pStyle w:val="Heading3"/>
@@ -757,46 +757,7 @@
         <w:pStyle w:val="FirstParagraph"/>
       </w:pPr>
       <w:r>
-        <w:drawing>
-          <wp:inline>
-            <wp:extent cx="5753100" cy="3764110"/>
-            <wp:effectExtent b="0" l="0" r="0" t="0"/>
-            <wp:docPr descr="Figure 1: Conceptual model" title="" id="30" name="Picture"/>
-            <a:graphic>
-              <a:graphicData uri="http://schemas.openxmlformats.org/drawingml/2006/picture">
-                <pic:pic>
-                  <pic:nvPicPr>
-                    <pic:cNvPr descr="figures/p5_china/figure_1_conceptual_model.png" id="31" name="Picture"/>
-                    <pic:cNvPicPr>
-                      <a:picLocks noChangeArrowheads="1" noChangeAspect="1"/>
-                    </pic:cNvPicPr>
-                  </pic:nvPicPr>
-                  <pic:blipFill>
-                    <a:blip r:embed="rId29"/>
-                    <a:stretch>
-                      <a:fillRect/>
-                    </a:stretch>
-                  </pic:blipFill>
-                  <pic:spPr bwMode="auto">
-                    <a:xfrm>
-                      <a:off x="0" y="0"/>
-                      <a:ext cx="5753100" cy="3764110"/>
-                    </a:xfrm>
-                    <a:prstGeom prst="rect">
-                      <a:avLst/>
-                    </a:prstGeom>
-                    <a:noFill/>
-                    <a:ln w="9525">
-                      <a:noFill/>
-                      <a:headEnd/>
-                      <a:tailEnd/>
-                    </a:ln>
-                  </pic:spPr>
-                </pic:pic>
-              </a:graphicData>
-            </a:graphic>
-          </wp:inline>
-        </w:drawing>
+        <w:t xml:space="preserve">Figure 1: Conceptual model</w:t>
       </w:r>
     </w:p>
     <w:p>
@@ -824,9 +785,9 @@
         </w:pict>
       </w:r>
     </w:p>
-    <w:bookmarkEnd w:id="32"/>
-    <w:bookmarkEnd w:id="33"/>
-    <w:bookmarkStart w:id="37" w:name="X5eb800a903106e48a684e9ea9de39ed619b9df8"/>
+    <w:bookmarkEnd w:id="29"/>
+    <w:bookmarkEnd w:id="30"/>
+    <w:bookmarkStart w:id="34" w:name="X5eb800a903106e48a684e9ea9de39ed619b9df8"/>
     <w:p>
       <w:pPr>
         <w:pStyle w:val="Heading2"/>
@@ -835,7 +796,7 @@
         <w:t xml:space="preserve">3. Data and Methods</w:t>
       </w:r>
     </w:p>
-    <w:bookmarkStart w:id="34" w:name="X7539fb3dc2f98232f41138bc75cab658563f4ee"/>
+    <w:bookmarkStart w:id="31" w:name="X7539fb3dc2f98232f41138bc75cab658563f4ee"/>
     <w:p>
       <w:pPr>
         <w:pStyle w:val="Heading3"/>
@@ -1006,8 +967,8 @@
         <w:t xml:space="preserve">The 2024 analytic sample (N = 1,940) is constructed from the full WBES private-firm frame with stricter non-response filtering than the 2012 wave. In 2024, WBES introduced a new non-response code −8 (refusal) in addition to the standard −9 (don’t know) and −7 (not applicable) codes used in 2012. The focal-set listwise deletion (sales + employees + export intensity non-missing) retains 1,940 of 2,189 firms (88.6 %). By contrast, the controls-inclusive listwise deletion used in the regression models (sample_base: additionally requiring non-missing lnEmp, firmage, foreigndummy) reduces the 2024 wave to 1,934 observations and the pooled sample to 4,544. Turning-point estimates (47.2 % in 2024) and Paternoster z-tests are invariant across the two sample definitions.</w:t>
       </w:r>
     </w:p>
-    <w:bookmarkEnd w:id="34"/>
-    <w:bookmarkStart w:id="35" w:name="X431a8b355211b47c6e494a5f659051454df4ed1"/>
+    <w:bookmarkEnd w:id="31"/>
+    <w:bookmarkStart w:id="32" w:name="X431a8b355211b47c6e494a5f659051454df4ed1"/>
     <w:p>
       <w:pPr>
         <w:pStyle w:val="Heading3"/>
@@ -1262,8 +1223,8 @@
         <w:t xml:space="preserve">, &gt; 10 % foreign equity); (d) ISIC 2-digit industry stratum dummies.</w:t>
       </w:r>
     </w:p>
-    <w:bookmarkEnd w:id="35"/>
-    <w:bookmarkStart w:id="36" w:name="X88d3b635b18ee197bee6ec760e4576787847be1"/>
+    <w:bookmarkEnd w:id="32"/>
+    <w:bookmarkStart w:id="33" w:name="X88d3b635b18ee197bee6ec760e4576787847be1"/>
     <w:p>
       <w:pPr>
         <w:pStyle w:val="Heading3"/>
@@ -1510,9 +1471,9 @@
         </w:pict>
       </w:r>
     </w:p>
-    <w:bookmarkEnd w:id="36"/>
-    <w:bookmarkEnd w:id="37"/>
-    <w:bookmarkStart w:id="53" w:name="X121719332867ee227f0a04b486098cee978c6e6"/>
+    <w:bookmarkEnd w:id="33"/>
+    <w:bookmarkEnd w:id="34"/>
+    <w:bookmarkStart w:id="41" w:name="X121719332867ee227f0a04b486098cee978c6e6"/>
     <w:p>
       <w:pPr>
         <w:pStyle w:val="Heading2"/>
@@ -1521,7 +1482,7 @@
         <w:t xml:space="preserve">4. Results</w:t>
       </w:r>
     </w:p>
-    <w:bookmarkStart w:id="38" w:name="Xcfcbc1028680fbd618b9b585dd17cf608861803"/>
+    <w:bookmarkStart w:id="35" w:name="Xcfcbc1028680fbd618b9b585dd17cf608861803"/>
     <w:p>
       <w:pPr>
         <w:pStyle w:val="Heading3"/>
@@ -1922,8 +1883,8 @@
         <w:t xml:space="preserve">Means with standard deviations in parentheses. Conditional on FSTS &gt; 0, mean FSTS is 0.269 in 2012 and 0.289 in 2024, indicating that conditional intensity is slightly higher in 2024 despite a lower share of exporters.</w:t>
       </w:r>
     </w:p>
-    <w:bookmarkEnd w:id="38"/>
-    <w:bookmarkStart w:id="42" w:name="X34b83cd764295e21fd4e71e3151b388b8f2159e"/>
+    <w:bookmarkEnd w:id="35"/>
+    <w:bookmarkStart w:id="36" w:name="X34b83cd764295e21fd4e71e3151b388b8f2159e"/>
     <w:p>
       <w:pPr>
         <w:pStyle w:val="Heading3"/>
@@ -1945,7 +1906,7 @@
         <w:pStyle w:val="BodyText"/>
       </w:pPr>
       <w:r>
-        <w:t xml:space="preserve">Turning-point estimates are 49.4 % (95 % CI: 43.1–55.7 %) in 2012 and 47.2 % (95 % CI: 40.8–53.6 %) in 2024. The CIs overlap substantially, consistent with temporal stability. The equality of FSTS coefficients across waves is not rejected (Paternoster z = +0.82, p = .412), and similarly for FSTS² (z = −0.61, p = .545); neither linear nor quadratic coefficient differs significantly between waves. These estimates provide direct evidence that the inverted-U curvature is structurally durable: the 12-year interval spanning China's WTO consolidation and digital transformation does not shift the underlying cost-benefit inflection in internationalisation–productivity returns. The non-significant Paternoster z-statistics for both FSTS (β₁ shift: z = +0.82) and FSTS² (β₂ shift: z = −0.61) support H2b (structural durability) over H2a (environmental shift).</w:t>
+        <w:t xml:space="preserve">Turning-point estimates are 49.4 % (95 % CI: 43.1–55.7 %) in 2012 and 47.2 % (95 % CI: 40.8–53.6 %) in 2024. The CIs overlap substantially, consistent with temporal stability. The equality of FSTS coefficients across waves is not rejected (Paternoster z = +0.82, p = .412), and similarly for FSTS² (z = −0.61, p = .545); neither linear nor quadratic coefficient differs significantly between waves. These estimates are consistent with the interpretation that the inverted-U curvature is structurally durable: the 12-year interval spanning China's WTO consolidation and digital transformation does not appear to shift the underlying cost-benefit inflection in internationalisation–productivity returns. The non-significant Paternoster z-statistics for both FSTS (β₁ shift: z = +0.82, p = .412) and FSTS² (β₂ shift: z = −0.61, p = .545) support H2b (structural durability) over H2a (environmental shift), indicating that neither the linear nor the quadratic coefficient differs significantly between waves at the 0.05 level.</w:t>
       </w:r>
     </w:p>
     <w:p>
@@ -2576,46 +2537,7 @@
         <w:pStyle w:val="BodyText"/>
       </w:pPr>
       <w:r>
-        <w:drawing>
-          <wp:inline>
-            <wp:extent cx="5753100" cy="3010157"/>
-            <wp:effectExtent b="0" l="0" r="0" t="0"/>
-            <wp:docPr descr="Figure 2: Turning-point estimates with 95% CIs by wave (China)" title="" id="40" name="Picture"/>
-            <a:graphic>
-              <a:graphicData uri="http://schemas.openxmlformats.org/drawingml/2006/picture">
-                <pic:pic>
-                  <pic:nvPicPr>
-                    <pic:cNvPr descr="figures/p5_china/figure_2_turning_points.png" id="41" name="Picture"/>
-                    <pic:cNvPicPr>
-                      <a:picLocks noChangeArrowheads="1" noChangeAspect="1"/>
-                    </pic:cNvPicPr>
-                  </pic:nvPicPr>
-                  <pic:blipFill>
-                    <a:blip r:embed="rId39"/>
-                    <a:stretch>
-                      <a:fillRect/>
-                    </a:stretch>
-                  </pic:blipFill>
-                  <pic:spPr bwMode="auto">
-                    <a:xfrm>
-                      <a:off x="0" y="0"/>
-                      <a:ext cx="5753100" cy="3010157"/>
-                    </a:xfrm>
-                    <a:prstGeom prst="rect">
-                      <a:avLst/>
-                    </a:prstGeom>
-                    <a:noFill/>
-                    <a:ln w="9525">
-                      <a:noFill/>
-                      <a:headEnd/>
-                      <a:tailEnd/>
-                    </a:ln>
-                  </pic:spPr>
-                </pic:pic>
-              </a:graphicData>
-            </a:graphic>
-          </wp:inline>
-        </w:drawing>
+        <w:t xml:space="preserve">Figure 2: Turning-point estimates with 95% CIs by wave (China)</w:t>
       </w:r>
     </w:p>
     <w:p>
@@ -2636,8 +2558,8 @@
         <w:t xml:space="preserve">Delta-method 95 % confidence intervals for the turning-point estimates in 2012 (49.4 %) and 2024 (47.2 %). The substantial overlap is consistent with structural durability (H2b).</w:t>
       </w:r>
     </w:p>
-    <w:bookmarkEnd w:id="42"/>
-    <w:bookmarkStart w:id="46" w:name="Xfe3c331420c241aa73c6296372277a6d3f913cb"/>
+    <w:bookmarkEnd w:id="36"/>
+    <w:bookmarkStart w:id="37" w:name="Xfe3c331420c241aa73c6296372277a6d3f913cb"/>
     <w:p>
       <w:pPr>
         <w:pStyle w:val="Heading3"/>
@@ -2659,46 +2581,7 @@
         <w:pStyle w:val="BodyText"/>
       </w:pPr>
       <w:r>
-        <w:drawing>
-          <wp:inline>
-            <wp:extent cx="5753100" cy="3330862"/>
-            <wp:effectExtent b="0" l="0" r="0" t="0"/>
-            <wp:docPr descr="Figure 3: Predicted I–P curves by wave (China)" title="" id="44" name="Picture"/>
-            <a:graphic>
-              <a:graphicData uri="http://schemas.openxmlformats.org/drawingml/2006/picture">
-                <pic:pic>
-                  <pic:nvPicPr>
-                    <pic:cNvPr descr="figures/p5_china/figure_3_predicted_curves.png" id="45" name="Picture"/>
-                    <pic:cNvPicPr>
-                      <a:picLocks noChangeArrowheads="1" noChangeAspect="1"/>
-                    </pic:cNvPicPr>
-                  </pic:nvPicPr>
-                  <pic:blipFill>
-                    <a:blip r:embed="rId43"/>
-                    <a:stretch>
-                      <a:fillRect/>
-                    </a:stretch>
-                  </pic:blipFill>
-                  <pic:spPr bwMode="auto">
-                    <a:xfrm>
-                      <a:off x="0" y="0"/>
-                      <a:ext cx="5753100" cy="3330862"/>
-                    </a:xfrm>
-                    <a:prstGeom prst="rect">
-                      <a:avLst/>
-                    </a:prstGeom>
-                    <a:noFill/>
-                    <a:ln w="9525">
-                      <a:noFill/>
-                      <a:headEnd/>
-                      <a:tailEnd/>
-                    </a:ln>
-                  </pic:spPr>
-                </pic:pic>
-              </a:graphicData>
-            </a:graphic>
-          </wp:inline>
-        </w:drawing>
+        <w:t xml:space="preserve">Figure 3: Predicted I–P curves by wave (China)</w:t>
       </w:r>
     </w:p>
     <w:p>
@@ -2719,8 +2602,8 @@
         <w:t xml:space="preserve">Predicted log labour productivity as a function of export intensity (FSTS) for each wave, with controls held at wave-specific means. Dashed lines indicate turning-point locations; shaded bands are 95 % pointwise CIs.</w:t>
       </w:r>
     </w:p>
-    <w:bookmarkEnd w:id="46"/>
-    <w:bookmarkStart w:id="50" w:name="X86f6006676d1e9a822b51b562b1655386d9e86b"/>
+    <w:bookmarkEnd w:id="37"/>
+    <w:bookmarkStart w:id="38" w:name="X86f6006676d1e9a822b51b562b1655386d9e86b"/>
     <w:p>
       <w:pPr>
         <w:pStyle w:val="Heading3"/>
@@ -3529,46 +3412,7 @@
         <w:pStyle w:val="BodyText"/>
       </w:pPr>
       <w:r>
-        <w:drawing>
-          <wp:inline>
-            <wp:extent cx="5753100" cy="2591800"/>
-            <wp:effectExtent b="0" l="0" r="0" t="0"/>
-            <wp:docPr descr="Figure 4: TCI and DAI direct-effect coefficients by wave (China, standardised OLS)" title="" id="48" name="Picture"/>
-            <a:graphic>
-              <a:graphicData uri="http://schemas.openxmlformats.org/drawingml/2006/picture">
-                <pic:pic>
-                  <pic:nvPicPr>
-                    <pic:cNvPr descr="figures/p5_china/figure_4_level_shifts.png" id="49" name="Picture"/>
-                    <pic:cNvPicPr>
-                      <a:picLocks noChangeArrowheads="1" noChangeAspect="1"/>
-                    </pic:cNvPicPr>
-                  </pic:nvPicPr>
-                  <pic:blipFill>
-                    <a:blip r:embed="rId47"/>
-                    <a:stretch>
-                      <a:fillRect/>
-                    </a:stretch>
-                  </pic:blipFill>
-                  <pic:spPr bwMode="auto">
-                    <a:xfrm>
-                      <a:off x="0" y="0"/>
-                      <a:ext cx="5753100" cy="2591800"/>
-                    </a:xfrm>
-                    <a:prstGeom prst="rect">
-                      <a:avLst/>
-                    </a:prstGeom>
-                    <a:noFill/>
-                    <a:ln w="9525">
-                      <a:noFill/>
-                      <a:headEnd/>
-                      <a:tailEnd/>
-                    </a:ln>
-                  </pic:spPr>
-                </pic:pic>
-              </a:graphicData>
-            </a:graphic>
-          </wp:inline>
-        </w:drawing>
+        <w:t xml:space="preserve">Figure 4: TCI and DAI direct-effect coefficients by wave (China, standardised OLS)</w:t>
       </w:r>
     </w:p>
     <w:p>
@@ -3589,8 +3433,8 @@
         <w:t xml:space="preserve">Direct level‑shift coefficients of technological capability (TCI_full) and digital adoption (DAI_core) by wave for Chinese private firms. Error bars are 95 % HC1-robust confidence intervals. Both TCI_full and DAI_core are positive and significant in both waves.</w:t>
       </w:r>
     </w:p>
-    <w:bookmarkEnd w:id="50"/>
-    <w:bookmarkStart w:id="51" w:name="Xdf31b4a83ae47f030a08265332b3138989411fc"/>
+    <w:bookmarkEnd w:id="38"/>
+    <w:bookmarkStart w:id="39" w:name="Xdf31b4a83ae47f030a08265332b3138989411fc"/>
     <w:p>
       <w:pPr>
         <w:pStyle w:val="Heading3"/>
@@ -3607,8 +3451,8 @@
         <w:t xml:space="preserve">DAI_core (own-website) is positive and significant in both waves (β_z ≈ +0.10 in 2012, p = .002; +0.12 in 2024, p &lt; .001) when entered as a control in M2. A separate mechanism-exploration model (M7) tests whether DAI_core mediates the TCI_full → lnLP relationship via a sequential mediation path (TCI_full → DAI_core → lnLP). Bootstrap indirect-effect estimates (n = 1,000 draws) yield small but positive indirect effects (2012: +0.018, 95 % CI [0.004, 0.039]; 2024: +0.022, 95 % CI [0.007, 0.043]), consistent with a partial-mediation reading. However, because DAI_core is a single-item binary proxy and because the WBES does not allow attribution of causality, this analysis is exploratory and reported as a “descriptive mechanism sketch” rather than a causal identification claim (Antonakis et al., 2010; Shaver, 2020).</w:t>
       </w:r>
     </w:p>
-    <w:bookmarkEnd w:id="51"/>
-    <w:bookmarkStart w:id="52" w:name="X7b68f907ed55e65a2ee44288bf21fafeaedb955"/>
+    <w:bookmarkEnd w:id="39"/>
+    <w:bookmarkStart w:id="40" w:name="X7b68f907ed55e65a2ee44288bf21fafeaedb955"/>
     <w:p>
       <w:pPr>
         <w:pStyle w:val="Heading3"/>
@@ -3714,9 +3558,9 @@
         </w:pict>
       </w:r>
     </w:p>
-    <w:bookmarkEnd w:id="52"/>
-    <w:bookmarkEnd w:id="53"/>
-    <w:bookmarkStart w:id="59" w:name="X735612638e4e736e4693e459c258977262c0dfc"/>
+    <w:bookmarkEnd w:id="40"/>
+    <w:bookmarkEnd w:id="41"/>
+    <w:bookmarkStart w:id="47" w:name="X735612638e4e736e4693e459c258977262c0dfc"/>
     <w:p>
       <w:pPr>
         <w:pStyle w:val="Heading2"/>
@@ -3725,7 +3569,7 @@
         <w:t xml:space="preserve">5. Discussion</w:t>
       </w:r>
     </w:p>
-    <w:bookmarkStart w:id="54" w:name="Xa0c03496b4c04a1649263a3e01d0b00bd039955"/>
+    <w:bookmarkStart w:id="42" w:name="Xa0c03496b4c04a1649263a3e01d0b00bd039955"/>
     <w:p>
       <w:pPr>
         <w:pStyle w:val="Heading3"/>
@@ -3750,8 +3594,8 @@
         <w:t xml:space="preserve">For Chinese private firms, the threshold around 48 % export intensity reflects a structural tension between learning-by-exporting gains (active below threshold) and coordination cost escalation (active above threshold) that is not mediated by a decade of policy and macroeconomic change. The implication for managers is that allocating more than roughly half of sales to direct exports tends to erode productivity regardless of decade or external environment.</w:t>
       </w:r>
     </w:p>
-    <w:bookmarkEnd w:id="54"/>
-    <w:bookmarkStart w:id="55" w:name="X662147d669ae611953db259d7b4d93f76a97e61"/>
+    <w:bookmarkEnd w:id="42"/>
+    <w:bookmarkStart w:id="43" w:name="X662147d669ae611953db259d7b4d93f76a97e61"/>
     <w:p>
       <w:pPr>
         <w:pStyle w:val="Heading3"/>
@@ -3784,8 +3628,8 @@
         <w:t xml:space="preserve">The null TCI moderation of curvature in China is consistent with P4 Singapore (where TCI operates only as a direct productivity enhancer without moderating the I→P slope). This pattern emerges across two institutionally distinct economies: China (Emerging/Upper-middle transition) and Singapore (Advanced innovation-driven). The ICRV-contingency interpretation suggests that TCI moderation of curvature may be concentrated in transitional economies with fragmented markets (P3 Vietnam: significant; Institutional voids create heterogeneous absorption of TCI rents). The finding constitutes an institutional specification that identifies when TCI matters for the slope versus the intercept.</w:t>
       </w:r>
     </w:p>
-    <w:bookmarkEnd w:id="55"/>
-    <w:bookmarkStart w:id="56" w:name="Xeab358fda242154d2e818677c8845f988021d48"/>
+    <w:bookmarkEnd w:id="43"/>
+    <w:bookmarkStart w:id="44" w:name="Xeab358fda242154d2e818677c8845f988021d48"/>
     <w:p>
       <w:pPr>
         <w:pStyle w:val="Heading3"/>
@@ -3802,8 +3646,8 @@
         <w:t xml:space="preserve">DAI_core (own-website) enters positively and significantly in both waves but does not add explanatory power to the inverted-U curvature beyond TCI_full. The mechanism sketch (§4.5) suggests a partial mediation pathway (TCI → DAI → lnLP), but the effect is small and the identification assumptions are not fully met with a single-wave cross-section. The correct interpretation is that digital presence is a complement to productivity rather than a capability construct in this setting. Researchers seeking to operationalise digital capability in future WBES-based work should consider a richer composite (Verhoef et al., 2021; Vial, 2019) once multi-item digital items become available across waves.</w:t>
       </w:r>
     </w:p>
-    <w:bookmarkEnd w:id="56"/>
-    <w:bookmarkStart w:id="57" w:name="X47b33dbf897054d79ce3d759da46f0a1ef21be8"/>
+    <w:bookmarkEnd w:id="44"/>
+    <w:bookmarkStart w:id="45" w:name="X47b33dbf897054d79ce3d759da46f0a1ef21be8"/>
     <w:p>
       <w:pPr>
         <w:pStyle w:val="Heading3"/>
@@ -3820,8 +3664,8 @@
         <w:t xml:space="preserve">Four inferential bounds apply. First, because WBES data are cross-sectional within each wave and panel matching across 2012 and 2024 is not possible due to WBES anonymisation, the temporal stability analysis cannot be interpreted as within-firm change; it compares population-representative cross-sections, and longitudinal causal claims require matched-panel designs such as those available in some country-specific WBES supplements (Hitt et al., 1997). Second, labour productivity (log sales/employees) conflates wage trends and capital deepening, so conclusions about productive efficiency rather than revenue-per-employee ratios remain tentative; the Levinsohn–Petrin TFP robustness check (§4.6) partially addresses this concern, though it introduces its own production-function assumptions (Shaver, 2020). Third, the TCI_full composite relies on self-reported WBES items, which introduces common-method bias within each wave; future work could triangulate with administrative patent or certification registry data to validate the composite. Fourth, the single-item DAI_core binary proxy cannot support strong conclusions about digital capability as a construct; a multi-item composite (Verhoef et al., 2021) would be needed to test the TCI–DAI mediation pathway rigorously.</w:t>
       </w:r>
     </w:p>
-    <w:bookmarkEnd w:id="57"/>
-    <w:bookmarkStart w:id="58" w:name="X6239b91c09f491af0efd332004cb71e9de7a16c"/>
+    <w:bookmarkEnd w:id="45"/>
+    <w:bookmarkStart w:id="46" w:name="X6239b91c09f491af0efd332004cb71e9de7a16c"/>
     <w:p>
       <w:pPr>
         <w:pStyle w:val="Heading3"/>
@@ -3845,9 +3689,9 @@
         </w:pict>
       </w:r>
     </w:p>
-    <w:bookmarkEnd w:id="58"/>
-    <w:bookmarkEnd w:id="59"/>
-    <w:bookmarkStart w:id="60" w:name="X6b297cc947e0db5526be369b1f0f4ddc67b2415"/>
+    <w:bookmarkEnd w:id="46"/>
+    <w:bookmarkEnd w:id="47"/>
+    <w:bookmarkStart w:id="48" w:name="X6b297cc947e0db5526be369b1f0f4ddc67b2415"/>
     <w:p>
       <w:pPr>
         <w:pStyle w:val="Heading2"/>
@@ -3871,8 +3715,8 @@
         </w:pict>
       </w:r>
     </w:p>
-    <w:bookmarkEnd w:id="60"/>
-    <w:bookmarkStart w:id="62" w:name="acknowledgements"/>
+    <w:bookmarkEnd w:id="48"/>
+    <w:bookmarkStart w:id="50" w:name="acknowledgements"/>
     <w:p>
       <w:pPr>
         <w:pStyle w:val="Heading2"/>
@@ -3891,7 +3735,7 @@
       <w:r>
         <w:t xml:space="preserve"> </w:t>
       </w:r>
-      <w:hyperlink r:id="rId61">
+      <w:hyperlink r:id="rId49">
         <w:r>
           <w:rPr>
             <w:rStyle w:val="Hyperlink"/>
@@ -3918,8 +3762,8 @@
         </w:pict>
       </w:r>
     </w:p>
-    <w:bookmarkEnd w:id="62"/>
-    <w:bookmarkStart w:id="64" w:name="data-availability"/>
+    <w:bookmarkEnd w:id="50"/>
+    <w:bookmarkStart w:id="52" w:name="data-availability"/>
     <w:p>
       <w:pPr>
         <w:pStyle w:val="Heading2"/>
@@ -3938,7 +3782,7 @@
       <w:r>
         <w:t xml:space="preserve"> </w:t>
       </w:r>
-      <w:hyperlink r:id="rId63">
+      <w:hyperlink r:id="rId51">
         <w:r>
           <w:rPr>
             <w:rStyle w:val="Hyperlink"/>
@@ -3950,8 +3794,8 @@
         <w:t xml:space="preserve">. Variable construction code and processed datasets are available from the corresponding author upon reasonable request.</w:t>
       </w:r>
     </w:p>
-    <w:bookmarkEnd w:id="64"/>
-    <w:bookmarkStart w:id="65" w:name="ai-use-disclosure"/>
+    <w:bookmarkEnd w:id="52"/>
+    <w:bookmarkStart w:id="53" w:name="ai-use-disclosure"/>
     <w:p>
       <w:pPr>
         <w:pStyle w:val="Heading2"/>
@@ -3975,8 +3819,8 @@
         </w:pict>
       </w:r>
     </w:p>
-    <w:bookmarkEnd w:id="65"/>
-    <w:bookmarkStart w:id="92" w:name="references"/>
+    <w:bookmarkEnd w:id="53"/>
+    <w:bookmarkStart w:id="80" w:name="references"/>
     <w:p>
       <w:pPr>
         <w:pStyle w:val="Heading2"/>
@@ -4008,7 +3852,7 @@
       <w:r>
         <w:t xml:space="preserve"> </w:t>
       </w:r>
-      <w:hyperlink r:id="rId66">
+      <w:hyperlink r:id="rId54">
         <w:r>
           <w:rPr>
             <w:rStyle w:val="Hyperlink"/>
@@ -4040,7 +3884,7 @@
       <w:r>
         <w:t xml:space="preserve"> </w:t>
       </w:r>
-      <w:hyperlink r:id="rId67">
+      <w:hyperlink r:id="rId55">
         <w:r>
           <w:rPr>
             <w:rStyle w:val="Hyperlink"/>
@@ -4072,7 +3916,7 @@
       <w:r>
         <w:t xml:space="preserve"> </w:t>
       </w:r>
-      <w:hyperlink r:id="rId68">
+      <w:hyperlink r:id="rId56">
         <w:r>
           <w:rPr>
             <w:rStyle w:val="Hyperlink"/>
@@ -4125,7 +3969,7 @@
       <w:r>
         <w:t xml:space="preserve"> </w:t>
       </w:r>
-      <w:hyperlink r:id="rId69">
+      <w:hyperlink r:id="rId57">
         <w:r>
           <w:rPr>
             <w:rStyle w:val="Hyperlink"/>
@@ -4157,7 +4001,7 @@
       <w:r>
         <w:t xml:space="preserve"> </w:t>
       </w:r>
-      <w:hyperlink r:id="rId70">
+      <w:hyperlink r:id="rId58">
         <w:r>
           <w:rPr>
             <w:rStyle w:val="Hyperlink"/>
@@ -4189,7 +4033,7 @@
       <w:r>
         <w:t xml:space="preserve"> </w:t>
       </w:r>
-      <w:hyperlink r:id="rId71">
+      <w:hyperlink r:id="rId59">
         <w:r>
           <w:rPr>
             <w:rStyle w:val="Hyperlink"/>
@@ -4221,7 +4065,7 @@
       <w:r>
         <w:t xml:space="preserve"> </w:t>
       </w:r>
-      <w:hyperlink r:id="rId72">
+      <w:hyperlink r:id="rId60">
         <w:r>
           <w:rPr>
             <w:rStyle w:val="Hyperlink"/>
@@ -4253,7 +4097,7 @@
       <w:r>
         <w:t xml:space="preserve"> </w:t>
       </w:r>
-      <w:hyperlink r:id="rId73">
+      <w:hyperlink r:id="rId61">
         <w:r>
           <w:rPr>
             <w:rStyle w:val="Hyperlink"/>
@@ -4285,7 +4129,7 @@
       <w:r>
         <w:t xml:space="preserve"> </w:t>
       </w:r>
-      <w:hyperlink r:id="rId74">
+      <w:hyperlink r:id="rId62">
         <w:r>
           <w:rPr>
             <w:rStyle w:val="Hyperlink"/>
@@ -4317,7 +4161,7 @@
       <w:r>
         <w:t xml:space="preserve"> </w:t>
       </w:r>
-      <w:hyperlink r:id="rId75">
+      <w:hyperlink r:id="rId63">
         <w:r>
           <w:rPr>
             <w:rStyle w:val="Hyperlink"/>
@@ -4349,7 +4193,7 @@
       <w:r>
         <w:t xml:space="preserve"> </w:t>
       </w:r>
-      <w:hyperlink r:id="rId76">
+      <w:hyperlink r:id="rId64">
         <w:r>
           <w:rPr>
             <w:rStyle w:val="Hyperlink"/>
@@ -4381,7 +4225,7 @@
       <w:r>
         <w:t xml:space="preserve"> </w:t>
       </w:r>
-      <w:hyperlink r:id="rId77">
+      <w:hyperlink r:id="rId65">
         <w:r>
           <w:rPr>
             <w:rStyle w:val="Hyperlink"/>
@@ -4413,7 +4257,7 @@
       <w:r>
         <w:t xml:space="preserve"> </w:t>
       </w:r>
-      <w:hyperlink r:id="rId78">
+      <w:hyperlink r:id="rId66">
         <w:r>
           <w:rPr>
             <w:rStyle w:val="Hyperlink"/>
@@ -4445,7 +4289,7 @@
       <w:r>
         <w:t xml:space="preserve"> </w:t>
       </w:r>
-      <w:hyperlink r:id="rId79">
+      <w:hyperlink r:id="rId67">
         <w:r>
           <w:rPr>
             <w:rStyle w:val="Hyperlink"/>
@@ -4477,7 +4321,7 @@
       <w:r>
         <w:t xml:space="preserve"> </w:t>
       </w:r>
-      <w:hyperlink r:id="rId80">
+      <w:hyperlink r:id="rId68">
         <w:r>
           <w:rPr>
             <w:rStyle w:val="Hyperlink"/>
@@ -4509,7 +4353,7 @@
       <w:r>
         <w:t xml:space="preserve"> </w:t>
       </w:r>
-      <w:hyperlink r:id="rId81">
+      <w:hyperlink r:id="rId69">
         <w:r>
           <w:rPr>
             <w:rStyle w:val="Hyperlink"/>
@@ -4541,7 +4385,7 @@
       <w:r>
         <w:t xml:space="preserve"> </w:t>
       </w:r>
-      <w:hyperlink r:id="rId82">
+      <w:hyperlink r:id="rId70">
         <w:r>
           <w:rPr>
             <w:rStyle w:val="Hyperlink"/>
@@ -4573,7 +4417,7 @@
       <w:r>
         <w:t xml:space="preserve"> </w:t>
       </w:r>
-      <w:hyperlink r:id="rId83">
+      <w:hyperlink r:id="rId71">
         <w:r>
           <w:rPr>
             <w:rStyle w:val="Hyperlink"/>
@@ -4605,7 +4449,7 @@
       <w:r>
         <w:t xml:space="preserve"> </w:t>
       </w:r>
-      <w:hyperlink r:id="rId84">
+      <w:hyperlink r:id="rId72">
         <w:r>
           <w:rPr>
             <w:rStyle w:val="Hyperlink"/>
@@ -4637,7 +4481,7 @@
       <w:r>
         <w:t xml:space="preserve"> </w:t>
       </w:r>
-      <w:hyperlink r:id="rId85">
+      <w:hyperlink r:id="rId73">
         <w:r>
           <w:rPr>
             <w:rStyle w:val="Hyperlink"/>
@@ -4669,7 +4513,7 @@
       <w:r>
         <w:t xml:space="preserve"> </w:t>
       </w:r>
-      <w:hyperlink r:id="rId86">
+      <w:hyperlink r:id="rId74">
         <w:r>
           <w:rPr>
             <w:rStyle w:val="Hyperlink"/>
@@ -4701,7 +4545,7 @@
       <w:r>
         <w:t xml:space="preserve"> </w:t>
       </w:r>
-      <w:hyperlink r:id="rId87">
+      <w:hyperlink r:id="rId75">
         <w:r>
           <w:rPr>
             <w:rStyle w:val="Hyperlink"/>
@@ -4733,7 +4577,7 @@
       <w:r>
         <w:t xml:space="preserve"> </w:t>
       </w:r>
-      <w:hyperlink r:id="rId88">
+      <w:hyperlink r:id="rId76">
         <w:r>
           <w:rPr>
             <w:rStyle w:val="Hyperlink"/>
@@ -4765,7 +4609,7 @@
       <w:r>
         <w:t xml:space="preserve"> </w:t>
       </w:r>
-      <w:hyperlink r:id="rId89">
+      <w:hyperlink r:id="rId77">
         <w:r>
           <w:rPr>
             <w:rStyle w:val="Hyperlink"/>
@@ -4797,7 +4641,7 @@
       <w:r>
         <w:t xml:space="preserve"> </w:t>
       </w:r>
-      <w:hyperlink r:id="rId90">
+      <w:hyperlink r:id="rId78">
         <w:r>
           <w:rPr>
             <w:rStyle w:val="Hyperlink"/>
@@ -4832,7 +4676,7 @@
       <w:r>
         <w:t xml:space="preserve"> </w:t>
       </w:r>
-      <w:hyperlink r:id="rId63">
+      <w:hyperlink r:id="rId51">
         <w:r>
           <w:rPr>
             <w:rStyle w:val="Hyperlink"/>
@@ -4867,7 +4711,7 @@
       <w:r>
         <w:t xml:space="preserve"> </w:t>
       </w:r>
-      <w:hyperlink r:id="rId63">
+      <w:hyperlink r:id="rId51">
         <w:r>
           <w:rPr>
             <w:rStyle w:val="Hyperlink"/>
@@ -4899,7 +4743,7 @@
       <w:r>
         <w:t xml:space="preserve"> </w:t>
       </w:r>
-      <w:hyperlink r:id="rId91">
+      <w:hyperlink r:id="rId79">
         <w:r>
           <w:rPr>
             <w:rStyle w:val="Hyperlink"/>
@@ -5125,8 +4969,8 @@
         <w:t xml:space="preserve">), and figure-rendering scripts are documented in the repository README.</w:t>
       </w:r>
     </w:p>
-    <w:bookmarkEnd w:id="92"/>
-    <w:bookmarkEnd w:id="93"/>
+    <w:bookmarkEnd w:id="80"/>
+    <w:bookmarkEnd w:id="81"/>
     <w:sectPr>
       <w:pgSz w:h="16838" w:w="11906"/>
       <w:pgMar w:bottom="1417" w:left="1417" w:right="1417" w:top="1417"/>

--- a/dist/manuscripts/en/p5_china_en_clean.docx
+++ b/dist/manuscripts/en/p5_china_en_clean.docx
@@ -1898,15 +1898,15 @@
         <w:pStyle w:val="FirstParagraph"/>
       </w:pPr>
       <w:r>
-        <w:t xml:space="preserve">Table 2 presents the main OLS results (M2 specification) for each wave and the pooled sample. FSTS carries a positive coefficient in both waves (2012: β = +1.28, SE = 0.38, p = .001; 2024: β = +1.19, SE = 0.46, p = .010), and FSTS² carries a negative coefficient in both waves (2012: β = −1.53, SE = 0.42, p &lt; .001; 2024: β = −1.58, SE = 0.50, p = .002); this positive linear and negative quadratic pattern is consistent with an inverted-U relationship in both waves, supporting H1. Following Haans, Pieters, and He (2016), all four formal conditions for a genuine inverted-U are satisfied in both waves. For the 2012 wave: (C1) β₁ = +1.28 (p = .001), confirming a positive ascending limb; (C2) β₂ = −1.53 (p &lt; .001), confirming concavity; (C3) the turning point TP* = 49.4% lies within the observed FSTS range [0%, 100%]; and (C4) the marginal effect is positive at the lower data bound (FSTS ≈ 0%) and negative at the upper bound (FSTS ≈ 100%), with opposite signs confirmed by the Lind–Mehlum (2010) u-test. These four conditions hold equivalently for the 2024 wave (β₁ = +1.19, β₂ = −1.58, TP* = 47.2%, LM p &lt; .001) and the pooled specification.</w:t>
-      </w:r>
-    </w:p>
-    <w:p>
-      <w:pPr>
-        <w:pStyle w:val="BodyText"/>
-      </w:pPr>
-      <w:r>
-        <w:t xml:space="preserve">Turning-point estimates are 49.4 % (95 % CI: 43.1–55.7 %) in 2012 and 47.2 % (95 % CI: 40.8–53.6 %) in 2024. The CIs overlap substantially, consistent with temporal stability. The equality of FSTS coefficients across waves is not rejected (Paternoster z = +0.82, p = .412), and similarly for FSTS² (z = −0.61, p = .545); neither linear nor quadratic coefficient differs significantly between waves. These estimates are consistent with the interpretation that the inverted-U curvature is structurally durable: the 12-year interval spanning China's WTO consolidation and digital transformation does not appear to shift the underlying cost-benefit inflection in internationalisation–productivity returns. The non-significant Paternoster z-statistics for both FSTS (β₁ shift: z = +0.82, p = .412) and FSTS² (β₂ shift: z = −0.61, p = .545) support H2b (structural durability) over H2a (environmental shift), indicating that neither the linear nor the quadratic coefficient differs significantly between waves at the 0.05 level.</w:t>
+        <w:t xml:space="preserve">Table 2 presents the main OLS results (M2 specification) for each wave and the pooled sample. FSTS carries a positive coefficient in both waves (2012: β = +1.28, SE = 0.38, p = .001; 2024: β = +1.19, SE = 0.46, p = .010), and FSTS² carries a negative coefficient in both waves (2012: β = −1.53, SE = 0.42, p &lt; .001; 2024: β = −1.58, SE = 0.50, p = .002); this positive linear and negative quadratic pattern is consistent with an inverted-U relationship in both waves, consistent with H1. Following Haans, Pieters, and He (2016), all four formal conditions for a genuine inverted-U are satisfied in both waves. For the 2012 wave: (C1) β₁ = +1.28 (p = .001), confirming a positive ascending limb; (C2) β₂ = −1.53 (p &lt; .001), confirming concavity; (C3) the turning point TP* = 49.4% lies within the observed FSTS range [0%, 100%]; and (C4) the marginal effect is positive at the lower data bound (FSTS ≈ 0%) and negative at the upper bound (FSTS ≈ 100%), with opposite signs confirmed by the Lind–Mehlum (2010) u-test. These four conditions hold equivalently for the 2024 wave (β₁ = +1.19, β₂ = −1.58, TP* = 47.2%, LM p &lt; .001) and the pooled specification.</w:t>
+      </w:r>
+    </w:p>
+    <w:p>
+      <w:pPr>
+        <w:pStyle w:val="BodyText"/>
+      </w:pPr>
+      <w:r>
+        <w:t xml:space="preserve">Turning-point estimates are 49.4 % (95 % CI: 43.1–55.7 %) in 2012 and 47.2 % (95 % CI: 40.8–53.6 %) in 2024. The CIs overlap substantially, consistent with temporal stability. The equality of FSTS coefficients across waves is not rejected (Paternoster z = +0.82, p = .412), and similarly for FSTS² (z = −0.61, p = .545); neither linear nor quadratic coefficient differs significantly between waves. These estimates are consistent with the interpretation that the inverted-U curvature is structurally durable: the 12-year interval spanning China's WTO consolidation and digital transformation does not appear to shift the underlying cost-benefit inflection in internationalisation–productivity returns. The non-significant Paternoster z-statistics for both FSTS (β₁ shift: z = +0.82, p = .412) and FSTS² (β₂ shift: z = −0.61, p = .545) are consistent with H2b (structural durability) over H2a (environmental shift), indicating that neither the linear nor the quadratic coefficient differs significantly between waves at the 0.05 level.</w:t>
       </w:r>
     </w:p>
     <w:p>
@@ -2617,7 +2617,7 @@
         <w:pStyle w:val="FirstParagraph"/>
       </w:pPr>
       <w:r>
-        <w:t xml:space="preserve">Table 3 presents the three-way moderation specification (M6) with joint F-tests. The F-tests yield: F1 (cross-wave curvature shift) = 2.24, p = .107 (NOT rejected at α = .05); F2 (capability moderation within-wave) = 3.26, p = .039 (marginal, not surviving Bonferroni correction at α* = .017); F3 (capability-conditioned cross-wave shift) = 0.27, p = .760 (NOT rejected). These results support H4b (null capability-curvature moderation) over H3 and H4a.</w:t>
+        <w:t xml:space="preserve">Table 3 presents the three-way moderation specification (M6) with joint F-tests. The F-tests yield: F1 (cross-wave curvature shift) = 2.24, p = .107 (NOT rejected at α = .05); F2 (capability moderation within-wave) = 3.26, p = .039 (marginal, not surviving Bonferroni correction at α* = .017); F3 (capability-conditioned cross-wave shift) = 0.27, p = .760 (NOT rejected). These results are more consistent with H4b (null capability-curvature moderation) than with H3 and H4a.</w:t>
       </w:r>
     </w:p>
     <w:p>
@@ -3430,7 +3430,7 @@
         <w:t xml:space="preserve"> </w:t>
       </w:r>
       <w:r>
-        <w:t xml:space="preserve">Direct level‑shift coefficients of technological capability (TCI_full) and digital adoption (DAI_core) by wave for Chinese private firms. Error bars are 95 % HC1-robust confidence intervals. Both TCI_full and DAI_core are positive and significant in both waves.</w:t>
+        <w:t xml:space="preserve">Direct level‑shift coefficients of technological capability (TCI_full) and digital adoption (DAI_core) by wave for Chinese private firms. Error bars are 95 % HC1-robust confidence intervals. Both TCI_full and DAI_core show positive and significant associations in both waves.</w:t>
       </w:r>
     </w:p>
     <w:bookmarkEnd w:id="38"/>

--- a/dist/manuscripts/en/p5_china_en_clean.docx
+++ b/dist/manuscripts/en/p5_china_en_clean.docx
@@ -2,7 +2,7 @@
 <file path=word/document.xml><?xml version="1.0" encoding="utf-8"?>
 <w:document xmlns:w="http://schemas.openxmlformats.org/wordprocessingml/2006/main" xmlns:m="http://schemas.openxmlformats.org/officeDocument/2006/math" xmlns:r="http://schemas.openxmlformats.org/officeDocument/2006/relationships" xmlns:o="urn:schemas-microsoft-com:office:office" xmlns:v="urn:schemas-microsoft-com:vml" xmlns:w10="urn:schemas-microsoft-com:office:word" xmlns:a="http://schemas.openxmlformats.org/drawingml/2006/main" xmlns:pic="http://schemas.openxmlformats.org/drawingml/2006/picture" xmlns:wp="http://schemas.openxmlformats.org/drawingml/2006/wordprocessingDrawing">
   <w:body>
-    <w:bookmarkStart w:id="81" w:name="Xeed239f9d2e1ce3a88fd46b256b65d8ab89b86a"/>
+    <w:bookmarkStart w:id="93" w:name="Xeed239f9d2e1ce3a88fd46b256b65d8ab89b86a"/>
     <w:p>
       <w:pPr>
         <w:pStyle w:val="Heading1"/>
@@ -582,7 +582,7 @@
       </w:r>
     </w:p>
     <w:bookmarkEnd w:id="26"/>
-    <w:bookmarkStart w:id="30" w:name="X8bf20a63f0decf7b16e99d564b9958ec4fbbb23"/>
+    <w:bookmarkStart w:id="33" w:name="X8bf20a63f0decf7b16e99d564b9958ec4fbbb23"/>
     <w:p>
       <w:pPr>
         <w:pStyle w:val="Heading2"/>
@@ -681,7 +681,7 @@
       </w:r>
     </w:p>
     <w:bookmarkEnd w:id="28"/>
-    <w:bookmarkStart w:id="29" w:name="X505f50cd1f9abb1ab06672992aff36a1dc7f136"/>
+    <w:bookmarkStart w:id="32" w:name="X505f50cd1f9abb1ab06672992aff36a1dc7f136"/>
     <w:p>
       <w:pPr>
         <w:pStyle w:val="Heading3"/>
@@ -757,7 +757,46 @@
         <w:pStyle w:val="FirstParagraph"/>
       </w:pPr>
       <w:r>
-        <w:t xml:space="preserve">Figure 1: Conceptual model</w:t>
+        <w:drawing>
+          <wp:inline>
+            <wp:extent cx="5753100" cy="3764110"/>
+            <wp:effectExtent b="0" l="0" r="0" t="0"/>
+            <wp:docPr descr="Figure 1: Conceptual model" title="" id="30" name="Picture"/>
+            <a:graphic>
+              <a:graphicData uri="http://schemas.openxmlformats.org/drawingml/2006/picture">
+                <pic:pic>
+                  <pic:nvPicPr>
+                    <pic:cNvPr descr="figures/p5_china/figure_1_conceptual_model.png" id="31" name="Picture"/>
+                    <pic:cNvPicPr>
+                      <a:picLocks noChangeArrowheads="1" noChangeAspect="1"/>
+                    </pic:cNvPicPr>
+                  </pic:nvPicPr>
+                  <pic:blipFill>
+                    <a:blip r:embed="rId29"/>
+                    <a:stretch>
+                      <a:fillRect/>
+                    </a:stretch>
+                  </pic:blipFill>
+                  <pic:spPr bwMode="auto">
+                    <a:xfrm>
+                      <a:off x="0" y="0"/>
+                      <a:ext cx="5753100" cy="3764110"/>
+                    </a:xfrm>
+                    <a:prstGeom prst="rect">
+                      <a:avLst/>
+                    </a:prstGeom>
+                    <a:noFill/>
+                    <a:ln w="9525">
+                      <a:noFill/>
+                      <a:headEnd/>
+                      <a:tailEnd/>
+                    </a:ln>
+                  </pic:spPr>
+                </pic:pic>
+              </a:graphicData>
+            </a:graphic>
+          </wp:inline>
+        </w:drawing>
       </w:r>
     </w:p>
     <w:p>
@@ -785,9 +824,9 @@
         </w:pict>
       </w:r>
     </w:p>
-    <w:bookmarkEnd w:id="29"/>
-    <w:bookmarkEnd w:id="30"/>
-    <w:bookmarkStart w:id="34" w:name="X5eb800a903106e48a684e9ea9de39ed619b9df8"/>
+    <w:bookmarkEnd w:id="32"/>
+    <w:bookmarkEnd w:id="33"/>
+    <w:bookmarkStart w:id="37" w:name="X5eb800a903106e48a684e9ea9de39ed619b9df8"/>
     <w:p>
       <w:pPr>
         <w:pStyle w:val="Heading2"/>
@@ -796,7 +835,7 @@
         <w:t xml:space="preserve">3. Data and Methods</w:t>
       </w:r>
     </w:p>
-    <w:bookmarkStart w:id="31" w:name="X7539fb3dc2f98232f41138bc75cab658563f4ee"/>
+    <w:bookmarkStart w:id="34" w:name="X7539fb3dc2f98232f41138bc75cab658563f4ee"/>
     <w:p>
       <w:pPr>
         <w:pStyle w:val="Heading3"/>
@@ -810,7 +849,7 @@
         <w:pStyle w:val="FirstParagraph"/>
       </w:pPr>
       <w:r>
-        <w:t xml:space="preserve">The analytic dataset combines two waves of the World Bank Enterprise Survey for China: 2012 (full release, 2,700 firms; World Bank, 2013) and 2024 (2,189 firms; World Bank, 2025). After listwise deletion on the focal set (sales, employees, export intensity) and treatment of WBES non‑response codes -9 and -7 as missing (and the additional 2024 refusal code -8), the analytic samples are 2,619 firms in 2012, 1,940 firms in 2024, and 4,559 firm‑year observations in the pooled sample. The 2024 sample is smaller than 2012 (N = 1,940 vs N = 2,619, −26%) due to a combination of: (i) WBES sampling redesign between waves; (ii) systematic exclusion of state-owned enterprises in the 2024 instrument; and (iii) potential market exit among firms surveyed in 2012. This attrition is not random in direction — WBES 2024 overshoots private manufacturing SMEs — and our analysis is explicitly restricted to private firms, mitigating compositional bias.</w:t>
+        <w:t xml:space="preserve">The analytic dataset combines two waves of the World Bank Enterprise Survey for China: 2012 (full release, 2,700 firms; World Bank, 2013) and 2024 (2,189 firms; World Bank, 2025). After listwise deletion on the focal set (sales, employees, export intensity) and treatment of WBES non‑response codes -9 and -7 as missing (and the additional 2024 refusal code -8), the analytic samples are 2,619 firms in 2012, 1,940 firms in 2024, and 4,559 firm‑year observations in the pooled sample. The 2024 sample is smaller than 2012 (focal-set N = 1,940 vs N = 2,619, −26%; regression-sample N = 1,934 vs 2,610, also −26%) due to a combination of: (i) WBES sampling redesign between waves; (ii) systematic exclusion of state-owned enterprises in the 2024 instrument; and (iii) potential market exit among firms surveyed in 2012. This attrition is not random in direction — WBES 2024 overshoots private manufacturing SMEs — and our analysis is explicitly restricted to private firms, mitigating compositional bias.</w:t>
       </w:r>
     </w:p>
     <w:p>
@@ -967,8 +1006,8 @@
         <w:t xml:space="preserve">The 2024 analytic sample (N = 1,940) is constructed from the full WBES private-firm frame with stricter non-response filtering than the 2012 wave. In 2024, WBES introduced a new non-response code −8 (refusal) in addition to the standard −9 (don’t know) and −7 (not applicable) codes used in 2012. The focal-set listwise deletion (sales + employees + export intensity non-missing) retains 1,940 of 2,189 firms (88.6 %). By contrast, the controls-inclusive listwise deletion used in the regression models (sample_base: additionally requiring non-missing lnEmp, firmage, foreigndummy) reduces the 2024 wave to 1,934 observations and the pooled sample to 4,544. Turning-point estimates (47.2 % in 2024) and Paternoster z-tests are invariant across the two sample definitions.</w:t>
       </w:r>
     </w:p>
-    <w:bookmarkEnd w:id="31"/>
-    <w:bookmarkStart w:id="32" w:name="X431a8b355211b47c6e494a5f659051454df4ed1"/>
+    <w:bookmarkEnd w:id="34"/>
+    <w:bookmarkStart w:id="35" w:name="X431a8b355211b47c6e494a5f659051454df4ed1"/>
     <w:p>
       <w:pPr>
         <w:pStyle w:val="Heading3"/>
@@ -1223,8 +1262,615 @@
         <w:t xml:space="preserve">, &gt; 10 % foreign equity); (d) ISIC 2-digit industry stratum dummies.</w:t>
       </w:r>
     </w:p>
-    <w:bookmarkEnd w:id="32"/>
-    <w:bookmarkStart w:id="33" w:name="X88d3b635b18ee197bee6ec760e4576787847be1"/>
+    <w:p>
+      <w:pPr>
+        <w:pStyle w:val="BodyText"/>
+      </w:pPr>
+      <w:r>
+        <w:rPr>
+          <w:bCs/>
+          <w:b/>
+        </w:rPr>
+        <w:t xml:space="preserve">Table V1.</w:t>
+      </w:r>
+      <w:r>
+        <w:t xml:space="preserve"> </w:t>
+      </w:r>
+      <w:r>
+        <w:rPr>
+          <w:iCs/>
+          <w:i/>
+        </w:rPr>
+        <w:t xml:space="preserve">Variable definitions and WBES item sources — China 2012 and 2024.</w:t>
+      </w:r>
+    </w:p>
+    <w:tbl>
+      <w:tblPr>
+        <w:tblStyle w:val="Table"/>
+        <w:tblW w:type="auto" w:w="0"/>
+        <w:tblLook w:firstRow="1" w:lastRow="0" w:firstColumn="0" w:lastColumn="0" w:noHBand="0" w:noVBand="0" w:val="0020"/>
+        <w:jc w:val="start"/>
+      </w:tblPr>
+      <w:tblGrid>
+        <w:gridCol w:w="1980"/>
+        <w:gridCol w:w="1980"/>
+        <w:gridCol w:w="1980"/>
+        <w:gridCol w:w="1980"/>
+      </w:tblGrid>
+      <w:tr>
+        <w:trPr>
+          <w:tblHeader w:val="true"/>
+        </w:trPr>
+        <w:tc>
+          <w:tcPr/>
+          <w:p>
+            <w:pPr>
+              <w:pStyle w:val="Compact"/>
+              <w:jc w:val="left"/>
+            </w:pPr>
+            <w:r>
+              <w:t xml:space="preserve">Variable</w:t>
+            </w:r>
+          </w:p>
+        </w:tc>
+        <w:tc>
+          <w:tcPr/>
+          <w:p>
+            <w:pPr>
+              <w:pStyle w:val="Compact"/>
+              <w:jc w:val="left"/>
+            </w:pPr>
+            <w:r>
+              <w:t xml:space="preserve">WBES Item(s)</w:t>
+            </w:r>
+          </w:p>
+        </w:tc>
+        <w:tc>
+          <w:tcPr/>
+          <w:p>
+            <w:pPr>
+              <w:pStyle w:val="Compact"/>
+              <w:jc w:val="left"/>
+            </w:pPr>
+            <w:r>
+              <w:t xml:space="preserve">Construction</w:t>
+            </w:r>
+          </w:p>
+        </w:tc>
+        <w:tc>
+          <w:tcPr/>
+          <w:p>
+            <w:pPr>
+              <w:pStyle w:val="Compact"/>
+              <w:jc w:val="left"/>
+            </w:pPr>
+            <w:r>
+              <w:t xml:space="preserve">Role</w:t>
+            </w:r>
+          </w:p>
+        </w:tc>
+      </w:tr>
+      <w:tr>
+        <w:tc>
+          <w:tcPr/>
+          <w:p>
+            <w:pPr>
+              <w:pStyle w:val="Compact"/>
+              <w:jc w:val="left"/>
+            </w:pPr>
+            <w:r>
+              <w:t xml:space="preserve">lnLP</w:t>
+            </w:r>
+          </w:p>
+        </w:tc>
+        <w:tc>
+          <w:tcPr/>
+          <w:p>
+            <w:pPr>
+              <w:pStyle w:val="Compact"/>
+              <w:jc w:val="left"/>
+            </w:pPr>
+            <w:r>
+              <w:t xml:space="preserve">d2, l1</w:t>
+            </w:r>
+          </w:p>
+        </w:tc>
+        <w:tc>
+          <w:tcPr/>
+          <w:p>
+            <w:pPr>
+              <w:pStyle w:val="Compact"/>
+              <w:jc w:val="left"/>
+            </w:pPr>
+            <w:r>
+              <w:t xml:space="preserve">ln(annual sales / permanent employees)</w:t>
+            </w:r>
+          </w:p>
+        </w:tc>
+        <w:tc>
+          <w:tcPr/>
+          <w:p>
+            <w:pPr>
+              <w:pStyle w:val="Compact"/>
+              <w:jc w:val="left"/>
+            </w:pPr>
+            <w:r>
+              <w:t xml:space="preserve">Dependent variable</w:t>
+            </w:r>
+          </w:p>
+        </w:tc>
+      </w:tr>
+      <w:tr>
+        <w:tc>
+          <w:tcPr/>
+          <w:p>
+            <w:pPr>
+              <w:pStyle w:val="Compact"/>
+              <w:jc w:val="left"/>
+            </w:pPr>
+            <w:r>
+              <w:t xml:space="preserve">FSTS</w:t>
+            </w:r>
+          </w:p>
+        </w:tc>
+        <w:tc>
+          <w:tcPr/>
+          <w:p>
+            <w:pPr>
+              <w:pStyle w:val="Compact"/>
+              <w:jc w:val="left"/>
+            </w:pPr>
+            <w:r>
+              <w:t xml:space="preserve">e1, d2</w:t>
+            </w:r>
+          </w:p>
+        </w:tc>
+        <w:tc>
+          <w:tcPr/>
+          <w:p>
+            <w:pPr>
+              <w:pStyle w:val="Compact"/>
+              <w:jc w:val="left"/>
+            </w:pPr>
+            <w:r>
+              <w:t xml:space="preserve">e1/d2: direct-export / total sales (raw proportion [0,1])</w:t>
+            </w:r>
+          </w:p>
+        </w:tc>
+        <w:tc>
+          <w:tcPr/>
+          <w:p>
+            <w:pPr>
+              <w:pStyle w:val="Compact"/>
+              <w:jc w:val="left"/>
+            </w:pPr>
+            <w:r>
+              <w:t xml:space="preserve">Main IV — export intensity</w:t>
+            </w:r>
+          </w:p>
+        </w:tc>
+      </w:tr>
+      <w:tr>
+        <w:tc>
+          <w:tcPr/>
+          <w:p>
+            <w:pPr>
+              <w:pStyle w:val="Compact"/>
+              <w:jc w:val="left"/>
+            </w:pPr>
+            <w:r>
+              <w:t xml:space="preserve">FSTS²</w:t>
+            </w:r>
+          </w:p>
+        </w:tc>
+        <w:tc>
+          <w:tcPr/>
+          <w:p>
+            <w:pPr>
+              <w:pStyle w:val="Compact"/>
+              <w:jc w:val="left"/>
+            </w:pPr>
+            <w:r>
+              <w:t xml:space="preserve">e1, d2</w:t>
+            </w:r>
+          </w:p>
+        </w:tc>
+        <w:tc>
+          <w:tcPr/>
+          <w:p>
+            <w:pPr>
+              <w:pStyle w:val="Compact"/>
+              <w:jc w:val="left"/>
+            </w:pPr>
+            <w:r>
+              <w:t xml:space="preserve">FSTS × FSTS</w:t>
+            </w:r>
+          </w:p>
+        </w:tc>
+        <w:tc>
+          <w:tcPr/>
+          <w:p>
+            <w:pPr>
+              <w:pStyle w:val="Compact"/>
+              <w:jc w:val="left"/>
+            </w:pPr>
+            <w:r>
+              <w:t xml:space="preserve">Quadratic — nonlinearity</w:t>
+            </w:r>
+          </w:p>
+        </w:tc>
+      </w:tr>
+      <w:tr>
+        <w:tc>
+          <w:tcPr/>
+          <w:p>
+            <w:pPr>
+              <w:pStyle w:val="Compact"/>
+              <w:jc w:val="left"/>
+            </w:pPr>
+            <w:r>
+              <w:t xml:space="preserve">TCI_full</w:t>
+            </w:r>
+          </w:p>
+        </w:tc>
+        <w:tc>
+          <w:tcPr/>
+          <w:p>
+            <w:pPr>
+              <w:pStyle w:val="Compact"/>
+              <w:jc w:val="left"/>
+            </w:pPr>
+            <w:r>
+              <w:t xml:space="preserve">k8, b7, l9, l10</w:t>
+            </w:r>
+          </w:p>
+        </w:tc>
+        <w:tc>
+          <w:tcPr/>
+          <w:p>
+            <w:pPr>
+              <w:pStyle w:val="Compact"/>
+              <w:jc w:val="left"/>
+            </w:pPr>
+            <w:r>
+              <w:t xml:space="preserve">Within-wave z-std of 4-item mean (R&amp;D &gt; 0, quality cert, % university, % formally trained); min 3 of 4 non-missing</w:t>
+            </w:r>
+          </w:p>
+        </w:tc>
+        <w:tc>
+          <w:tcPr/>
+          <w:p>
+            <w:pPr>
+              <w:pStyle w:val="Compact"/>
+              <w:jc w:val="left"/>
+            </w:pPr>
+            <w:r>
+              <w:t xml:space="preserve">Technological capability composite</w:t>
+            </w:r>
+          </w:p>
+        </w:tc>
+      </w:tr>
+      <w:tr>
+        <w:tc>
+          <w:tcPr/>
+          <w:p>
+            <w:pPr>
+              <w:pStyle w:val="Compact"/>
+              <w:jc w:val="left"/>
+            </w:pPr>
+            <w:r>
+              <w:t xml:space="preserve">DAI_core</w:t>
+            </w:r>
+          </w:p>
+        </w:tc>
+        <w:tc>
+          <w:tcPr/>
+          <w:p>
+            <w:pPr>
+              <w:pStyle w:val="Compact"/>
+              <w:jc w:val="left"/>
+            </w:pPr>
+            <w:r>
+              <w:t xml:space="preserve">c22b</w:t>
+            </w:r>
+          </w:p>
+        </w:tc>
+        <w:tc>
+          <w:tcPr/>
+          <w:p>
+            <w:pPr>
+              <w:pStyle w:val="Compact"/>
+              <w:jc w:val="left"/>
+            </w:pPr>
+            <w:r>
+              <w:t xml:space="preserve">1 if own website; Tier-1 proxy (cross-wave identical)</w:t>
+            </w:r>
+          </w:p>
+        </w:tc>
+        <w:tc>
+          <w:tcPr/>
+          <w:p>
+            <w:pPr>
+              <w:pStyle w:val="Compact"/>
+              <w:jc w:val="left"/>
+            </w:pPr>
+            <w:r>
+              <w:t xml:space="preserve">Digital adoption baseline</w:t>
+            </w:r>
+          </w:p>
+        </w:tc>
+      </w:tr>
+      <w:tr>
+        <w:tc>
+          <w:tcPr/>
+          <w:p>
+            <w:pPr>
+              <w:pStyle w:val="Compact"/>
+              <w:jc w:val="left"/>
+            </w:pPr>
+            <w:r>
+              <w:t xml:space="preserve">lnEmp</w:t>
+            </w:r>
+          </w:p>
+        </w:tc>
+        <w:tc>
+          <w:tcPr/>
+          <w:p>
+            <w:pPr>
+              <w:pStyle w:val="Compact"/>
+              <w:jc w:val="left"/>
+            </w:pPr>
+            <w:r>
+              <w:t xml:space="preserve">l1</w:t>
+            </w:r>
+          </w:p>
+        </w:tc>
+        <w:tc>
+          <w:tcPr/>
+          <w:p>
+            <w:pPr>
+              <w:pStyle w:val="Compact"/>
+              <w:jc w:val="left"/>
+            </w:pPr>
+            <w:r>
+              <w:t xml:space="preserve">ln(permanent full-time employees)</w:t>
+            </w:r>
+          </w:p>
+        </w:tc>
+        <w:tc>
+          <w:tcPr/>
+          <w:p>
+            <w:pPr>
+              <w:pStyle w:val="Compact"/>
+              <w:jc w:val="left"/>
+            </w:pPr>
+            <w:r>
+              <w:t xml:space="preserve">Size control</w:t>
+            </w:r>
+          </w:p>
+        </w:tc>
+      </w:tr>
+      <w:tr>
+        <w:tc>
+          <w:tcPr/>
+          <w:p>
+            <w:pPr>
+              <w:pStyle w:val="Compact"/>
+              <w:jc w:val="left"/>
+            </w:pPr>
+            <w:r>
+              <w:t xml:space="preserve">FirmAge</w:t>
+            </w:r>
+          </w:p>
+        </w:tc>
+        <w:tc>
+          <w:tcPr/>
+          <w:p>
+            <w:pPr>
+              <w:pStyle w:val="Compact"/>
+              <w:jc w:val="left"/>
+            </w:pPr>
+            <w:r>
+              <w:t xml:space="preserve">b5</w:t>
+            </w:r>
+          </w:p>
+        </w:tc>
+        <w:tc>
+          <w:tcPr/>
+          <w:p>
+            <w:pPr>
+              <w:pStyle w:val="Compact"/>
+              <w:jc w:val="left"/>
+            </w:pPr>
+            <w:r>
+              <w:t xml:space="preserve">survey_year − b5</w:t>
+            </w:r>
+          </w:p>
+        </w:tc>
+        <w:tc>
+          <w:tcPr/>
+          <w:p>
+            <w:pPr>
+              <w:pStyle w:val="Compact"/>
+              <w:jc w:val="left"/>
+            </w:pPr>
+            <w:r>
+              <w:t xml:space="preserve">Age control</w:t>
+            </w:r>
+          </w:p>
+        </w:tc>
+      </w:tr>
+      <w:tr>
+        <w:tc>
+          <w:tcPr/>
+          <w:p>
+            <w:pPr>
+              <w:pStyle w:val="Compact"/>
+              <w:jc w:val="left"/>
+            </w:pPr>
+            <w:r>
+              <w:t xml:space="preserve">ForeignDummy</w:t>
+            </w:r>
+          </w:p>
+        </w:tc>
+        <w:tc>
+          <w:tcPr/>
+          <w:p>
+            <w:pPr>
+              <w:pStyle w:val="Compact"/>
+              <w:jc w:val="left"/>
+            </w:pPr>
+            <w:r>
+              <w:t xml:space="preserve">b2b</w:t>
+            </w:r>
+          </w:p>
+        </w:tc>
+        <w:tc>
+          <w:tcPr/>
+          <w:p>
+            <w:pPr>
+              <w:pStyle w:val="Compact"/>
+              <w:jc w:val="left"/>
+            </w:pPr>
+            <w:r>
+              <w:t xml:space="preserve">1 if &gt; 10 % foreign equity</w:t>
+            </w:r>
+          </w:p>
+        </w:tc>
+        <w:tc>
+          <w:tcPr/>
+          <w:p>
+            <w:pPr>
+              <w:pStyle w:val="Compact"/>
+              <w:jc w:val="left"/>
+            </w:pPr>
+            <w:r>
+              <w:t xml:space="preserve">Ownership control</w:t>
+            </w:r>
+          </w:p>
+        </w:tc>
+      </w:tr>
+      <w:tr>
+        <w:tc>
+          <w:tcPr/>
+          <w:p>
+            <w:pPr>
+              <w:pStyle w:val="Compact"/>
+              <w:jc w:val="left"/>
+            </w:pPr>
+            <w:r>
+              <w:t xml:space="preserve">ISIC FE</w:t>
+            </w:r>
+          </w:p>
+        </w:tc>
+        <w:tc>
+          <w:tcPr/>
+          <w:p>
+            <w:pPr>
+              <w:pStyle w:val="Compact"/>
+              <w:jc w:val="left"/>
+            </w:pPr>
+            <w:r>
+              <w:t xml:space="preserve">a4a</w:t>
+            </w:r>
+          </w:p>
+        </w:tc>
+        <w:tc>
+          <w:tcPr/>
+          <w:p>
+            <w:pPr>
+              <w:pStyle w:val="Compact"/>
+              <w:jc w:val="left"/>
+            </w:pPr>
+            <w:r>
+              <w:t xml:space="preserve">ISIC 2-digit stratum dummies</w:t>
+            </w:r>
+          </w:p>
+        </w:tc>
+        <w:tc>
+          <w:tcPr/>
+          <w:p>
+            <w:pPr>
+              <w:pStyle w:val="Compact"/>
+              <w:jc w:val="left"/>
+            </w:pPr>
+            <w:r>
+              <w:t xml:space="preserve">Sector fixed effects</w:t>
+            </w:r>
+          </w:p>
+        </w:tc>
+      </w:tr>
+      <w:tr>
+        <w:tc>
+          <w:tcPr/>
+          <w:p>
+            <w:pPr>
+              <w:pStyle w:val="Compact"/>
+              <w:jc w:val="left"/>
+            </w:pPr>
+            <w:r>
+              <w:t xml:space="preserve">wave</w:t>
+            </w:r>
+          </w:p>
+        </w:tc>
+        <w:tc>
+          <w:tcPr/>
+          <w:p>
+            <w:pPr>
+              <w:pStyle w:val="Compact"/>
+              <w:jc w:val="left"/>
+            </w:pPr>
+            <w:r>
+              <w:t xml:space="preserve">—</w:t>
+            </w:r>
+          </w:p>
+        </w:tc>
+        <w:tc>
+          <w:tcPr/>
+          <w:p>
+            <w:pPr>
+              <w:pStyle w:val="Compact"/>
+              <w:jc w:val="left"/>
+            </w:pPr>
+            <w:r>
+              <w:t xml:space="preserve">0 = 2012, 1 = 2024</w:t>
+            </w:r>
+          </w:p>
+        </w:tc>
+        <w:tc>
+          <w:tcPr/>
+          <w:p>
+            <w:pPr>
+              <w:pStyle w:val="Compact"/>
+              <w:jc w:val="left"/>
+            </w:pPr>
+            <w:r>
+              <w:t xml:space="preserve">Wave indicator (pooled only)</w:t>
+            </w:r>
+          </w:p>
+        </w:tc>
+      </w:tr>
+    </w:tbl>
+    <w:p>
+      <w:pPr>
+        <w:pStyle w:val="BodyText"/>
+      </w:pPr>
+      <w:r>
+        <w:rPr>
+          <w:iCs/>
+          <w:i/>
+        </w:rPr>
+        <w:t xml:space="preserve">Note.</w:t>
+      </w:r>
+      <w:r>
+        <w:t xml:space="preserve"> </w:t>
+      </w:r>
+      <w:r>
+        <w:t xml:space="preserve">TCI_full uses a richer 4-item composite than TCI_z in P3/P4 (2-item: quality cert + foreign technology adoption). DAI_core = Tier-1 proxy (website binary c22b), equivalent to DAI_z in P3. FSTS is not mean-centred (unlike FSTS_c in P3/P4); the turning-point formula TP = −β₁/(2β₂) is invariant to centring.</w:t>
+      </w:r>
+    </w:p>
+    <w:bookmarkEnd w:id="35"/>
+    <w:bookmarkStart w:id="36" w:name="X88d3b635b18ee197bee6ec760e4576787847be1"/>
     <w:p>
       <w:pPr>
         <w:pStyle w:val="Heading3"/>
@@ -1461,7 +2107,2389 @@
         <w:pStyle w:val="BodyText"/>
       </w:pPr>
       <w:r>
+        <w:rPr>
+          <w:bCs/>
+          <w:b/>
+        </w:rPr>
+        <w:t xml:space="preserve">M0</w:t>
+      </w:r>
+      <w:r>
+        <w:t xml:space="preserve"> </w:t>
+      </w:r>
+      <w:r>
+        <w:t xml:space="preserve">(baseline controls):</w:t>
+      </w:r>
+    </w:p>
+    <w:p>
+      <w:pPr>
+        <w:pStyle w:val="BodyText"/>
+      </w:pPr>
+      <m:oMathPara>
+        <m:oMathParaPr>
+          <m:jc m:val="center"/>
+        </m:oMathParaPr>
+        <m:oMath>
+          <m:r>
+            <m:rPr>
+              <m:sty m:val="p"/>
+            </m:rPr>
+            <m:t>ln</m:t>
+          </m:r>
+          <m:r>
+            <m:t>L</m:t>
+          </m:r>
+          <m:sSub>
+            <m:e>
+              <m:r>
+                <m:t>P</m:t>
+              </m:r>
+            </m:e>
+            <m:sub>
+              <m:r>
+                <m:t>i</m:t>
+              </m:r>
+              <m:r>
+                <m:t>t</m:t>
+              </m:r>
+            </m:sub>
+          </m:sSub>
+          <m:r>
+            <m:rPr>
+              <m:sty m:val="p"/>
+            </m:rPr>
+            <m:t>=</m:t>
+          </m:r>
+          <m:r>
+            <m:t>α</m:t>
+          </m:r>
+          <m:r>
+            <m:rPr>
+              <m:sty m:val="p"/>
+            </m:rPr>
+            <m:t>+</m:t>
+          </m:r>
+          <m:r>
+            <m:t>γ</m:t>
+          </m:r>
+          <m:r>
+            <m:rPr>
+              <m:sty m:val="p"/>
+            </m:rPr>
+            <m:t>⋅</m:t>
+          </m:r>
+          <m:sSub>
+            <m:e>
+              <m:r>
+                <m:t>X</m:t>
+              </m:r>
+            </m:e>
+            <m:sub>
+              <m:r>
+                <m:t>i</m:t>
+              </m:r>
+              <m:r>
+                <m:t>t</m:t>
+              </m:r>
+            </m:sub>
+          </m:sSub>
+          <m:r>
+            <m:rPr>
+              <m:sty m:val="p"/>
+            </m:rPr>
+            <m:t>+</m:t>
+          </m:r>
+          <m:sSub>
+            <m:e>
+              <m:r>
+                <m:t>ε</m:t>
+              </m:r>
+            </m:e>
+            <m:sub>
+              <m:r>
+                <m:t>i</m:t>
+              </m:r>
+              <m:r>
+                <m:t>t</m:t>
+              </m:r>
+            </m:sub>
+          </m:sSub>
+        </m:oMath>
+      </m:oMathPara>
+    </w:p>
+    <w:p>
+      <w:pPr>
+        <w:pStyle w:val="FirstParagraph"/>
+      </w:pPr>
+      <w:r>
+        <w:rPr>
+          <w:bCs/>
+          <w:b/>
+        </w:rPr>
+        <w:t xml:space="preserve">M1</w:t>
+      </w:r>
+      <w:r>
+        <w:t xml:space="preserve"> </w:t>
+      </w:r>
+      <w:r>
+        <w:t xml:space="preserve">(linear FSTS):</w:t>
+      </w:r>
+    </w:p>
+    <w:p>
+      <w:pPr>
+        <w:pStyle w:val="BodyText"/>
+      </w:pPr>
+      <m:oMathPara>
+        <m:oMathParaPr>
+          <m:jc m:val="center"/>
+        </m:oMathParaPr>
+        <m:oMath>
+          <m:r>
+            <m:rPr>
+              <m:sty m:val="p"/>
+            </m:rPr>
+            <m:t>ln</m:t>
+          </m:r>
+          <m:r>
+            <m:t>L</m:t>
+          </m:r>
+          <m:sSub>
+            <m:e>
+              <m:r>
+                <m:t>P</m:t>
+              </m:r>
+            </m:e>
+            <m:sub>
+              <m:r>
+                <m:t>i</m:t>
+              </m:r>
+              <m:r>
+                <m:t>t</m:t>
+              </m:r>
+            </m:sub>
+          </m:sSub>
+          <m:r>
+            <m:rPr>
+              <m:sty m:val="p"/>
+            </m:rPr>
+            <m:t>=</m:t>
+          </m:r>
+          <m:r>
+            <m:t>α</m:t>
+          </m:r>
+          <m:r>
+            <m:rPr>
+              <m:sty m:val="p"/>
+            </m:rPr>
+            <m:t>+</m:t>
+          </m:r>
+          <m:sSub>
+            <m:e>
+              <m:r>
+                <m:t>β</m:t>
+              </m:r>
+            </m:e>
+            <m:sub>
+              <m:r>
+                <m:t>1</m:t>
+              </m:r>
+            </m:sub>
+          </m:sSub>
+          <m:r>
+            <m:t>F</m:t>
+          </m:r>
+          <m:r>
+            <m:t>S</m:t>
+          </m:r>
+          <m:r>
+            <m:t>T</m:t>
+          </m:r>
+          <m:sSub>
+            <m:e>
+              <m:r>
+                <m:t>S</m:t>
+              </m:r>
+            </m:e>
+            <m:sub>
+              <m:r>
+                <m:t>i</m:t>
+              </m:r>
+              <m:r>
+                <m:t>t</m:t>
+              </m:r>
+            </m:sub>
+          </m:sSub>
+          <m:r>
+            <m:rPr>
+              <m:sty m:val="p"/>
+            </m:rPr>
+            <m:t>+</m:t>
+          </m:r>
+          <m:r>
+            <m:t>γ</m:t>
+          </m:r>
+          <m:r>
+            <m:rPr>
+              <m:sty m:val="p"/>
+            </m:rPr>
+            <m:t>⋅</m:t>
+          </m:r>
+          <m:sSub>
+            <m:e>
+              <m:r>
+                <m:t>X</m:t>
+              </m:r>
+            </m:e>
+            <m:sub>
+              <m:r>
+                <m:t>i</m:t>
+              </m:r>
+              <m:r>
+                <m:t>t</m:t>
+              </m:r>
+            </m:sub>
+          </m:sSub>
+          <m:r>
+            <m:rPr>
+              <m:sty m:val="p"/>
+            </m:rPr>
+            <m:t>+</m:t>
+          </m:r>
+          <m:sSub>
+            <m:e>
+              <m:r>
+                <m:t>ε</m:t>
+              </m:r>
+            </m:e>
+            <m:sub>
+              <m:r>
+                <m:t>i</m:t>
+              </m:r>
+              <m:r>
+                <m:t>t</m:t>
+              </m:r>
+            </m:sub>
+          </m:sSub>
+        </m:oMath>
+      </m:oMathPara>
+    </w:p>
+    <w:p>
+      <w:pPr>
+        <w:pStyle w:val="FirstParagraph"/>
+      </w:pPr>
+      <w:r>
+        <w:rPr>
+          <w:bCs/>
+          <w:b/>
+        </w:rPr>
+        <w:t xml:space="preserve">M2</w:t>
+      </w:r>
+      <w:r>
+        <w:t xml:space="preserve"> </w:t>
+      </w:r>
+      <w:r>
+        <w:t xml:space="preserve">(quadratic FSTS — tests H1, inverted-U):</w:t>
+      </w:r>
+    </w:p>
+    <w:p>
+      <w:pPr>
+        <w:pStyle w:val="BodyText"/>
+      </w:pPr>
+      <m:oMathPara>
+        <m:oMathParaPr>
+          <m:jc m:val="center"/>
+        </m:oMathParaPr>
+        <m:oMath>
+          <m:r>
+            <m:rPr>
+              <m:sty m:val="p"/>
+            </m:rPr>
+            <m:t>ln</m:t>
+          </m:r>
+          <m:r>
+            <m:t>L</m:t>
+          </m:r>
+          <m:sSub>
+            <m:e>
+              <m:r>
+                <m:t>P</m:t>
+              </m:r>
+            </m:e>
+            <m:sub>
+              <m:r>
+                <m:t>i</m:t>
+              </m:r>
+              <m:r>
+                <m:t>t</m:t>
+              </m:r>
+            </m:sub>
+          </m:sSub>
+          <m:r>
+            <m:rPr>
+              <m:sty m:val="p"/>
+            </m:rPr>
+            <m:t>=</m:t>
+          </m:r>
+          <m:r>
+            <m:t>α</m:t>
+          </m:r>
+          <m:r>
+            <m:rPr>
+              <m:sty m:val="p"/>
+            </m:rPr>
+            <m:t>+</m:t>
+          </m:r>
+          <m:sSub>
+            <m:e>
+              <m:r>
+                <m:t>β</m:t>
+              </m:r>
+            </m:e>
+            <m:sub>
+              <m:r>
+                <m:t>1</m:t>
+              </m:r>
+            </m:sub>
+          </m:sSub>
+          <m:r>
+            <m:t>F</m:t>
+          </m:r>
+          <m:r>
+            <m:t>S</m:t>
+          </m:r>
+          <m:r>
+            <m:t>T</m:t>
+          </m:r>
+          <m:sSub>
+            <m:e>
+              <m:r>
+                <m:t>S</m:t>
+              </m:r>
+            </m:e>
+            <m:sub>
+              <m:r>
+                <m:t>i</m:t>
+              </m:r>
+              <m:r>
+                <m:t>t</m:t>
+              </m:r>
+            </m:sub>
+          </m:sSub>
+          <m:r>
+            <m:rPr>
+              <m:sty m:val="p"/>
+            </m:rPr>
+            <m:t>+</m:t>
+          </m:r>
+          <m:sSub>
+            <m:e>
+              <m:r>
+                <m:t>β</m:t>
+              </m:r>
+            </m:e>
+            <m:sub>
+              <m:r>
+                <m:t>2</m:t>
+              </m:r>
+            </m:sub>
+          </m:sSub>
+          <m:r>
+            <m:t>F</m:t>
+          </m:r>
+          <m:r>
+            <m:t>S</m:t>
+          </m:r>
+          <m:r>
+            <m:t>T</m:t>
+          </m:r>
+          <m:sSubSup>
+            <m:e>
+              <m:r>
+                <m:t>S</m:t>
+              </m:r>
+            </m:e>
+            <m:sub>
+              <m:r>
+                <m:t>i</m:t>
+              </m:r>
+              <m:r>
+                <m:t>t</m:t>
+              </m:r>
+            </m:sub>
+            <m:sup>
+              <m:r>
+                <m:t>2</m:t>
+              </m:r>
+            </m:sup>
+          </m:sSubSup>
+          <m:r>
+            <m:rPr>
+              <m:sty m:val="p"/>
+            </m:rPr>
+            <m:t>+</m:t>
+          </m:r>
+          <m:r>
+            <m:t>γ</m:t>
+          </m:r>
+          <m:r>
+            <m:rPr>
+              <m:sty m:val="p"/>
+            </m:rPr>
+            <m:t>⋅</m:t>
+          </m:r>
+          <m:sSub>
+            <m:e>
+              <m:r>
+                <m:t>X</m:t>
+              </m:r>
+            </m:e>
+            <m:sub>
+              <m:r>
+                <m:t>i</m:t>
+              </m:r>
+              <m:r>
+                <m:t>t</m:t>
+              </m:r>
+            </m:sub>
+          </m:sSub>
+          <m:r>
+            <m:rPr>
+              <m:sty m:val="p"/>
+            </m:rPr>
+            <m:t>+</m:t>
+          </m:r>
+          <m:sSub>
+            <m:e>
+              <m:r>
+                <m:t>ε</m:t>
+              </m:r>
+            </m:e>
+            <m:sub>
+              <m:r>
+                <m:t>i</m:t>
+              </m:r>
+              <m:r>
+                <m:t>t</m:t>
+              </m:r>
+            </m:sub>
+          </m:sSub>
+        </m:oMath>
+      </m:oMathPara>
+    </w:p>
+    <w:p>
+      <w:pPr>
+        <w:pStyle w:val="FirstParagraph"/>
+      </w:pPr>
+      <w:r>
+        <w:t xml:space="preserve">Turning point: TP* = −β₁ / (2β₂); Lind–Mehlum (2010) criteria verified for each wave.</w:t>
+      </w:r>
+    </w:p>
+    <w:p>
+      <w:pPr>
+        <w:pStyle w:val="BodyText"/>
+      </w:pPr>
+      <w:r>
+        <w:rPr>
+          <w:bCs/>
+          <w:b/>
+        </w:rPr>
+        <w:t xml:space="preserve">M3</w:t>
+      </w:r>
+      <w:r>
+        <w:t xml:space="preserve"> </w:t>
+      </w:r>
+      <w:r>
+        <w:t xml:space="preserve">(TCI_full level effect — tests H3 direct):</w:t>
+      </w:r>
+    </w:p>
+    <w:p>
+      <w:pPr>
+        <w:pStyle w:val="BodyText"/>
+      </w:pPr>
+      <m:oMathPara>
+        <m:oMathParaPr>
+          <m:jc m:val="center"/>
+        </m:oMathParaPr>
+        <m:oMath>
+          <m:r>
+            <m:rPr>
+              <m:sty m:val="p"/>
+            </m:rPr>
+            <m:t>ln</m:t>
+          </m:r>
+          <m:r>
+            <m:t>L</m:t>
+          </m:r>
+          <m:sSub>
+            <m:e>
+              <m:r>
+                <m:t>P</m:t>
+              </m:r>
+            </m:e>
+            <m:sub>
+              <m:r>
+                <m:t>i</m:t>
+              </m:r>
+              <m:r>
+                <m:t>t</m:t>
+              </m:r>
+            </m:sub>
+          </m:sSub>
+          <m:r>
+            <m:rPr>
+              <m:sty m:val="p"/>
+            </m:rPr>
+            <m:t>=</m:t>
+          </m:r>
+          <m:r>
+            <m:t>α</m:t>
+          </m:r>
+          <m:r>
+            <m:rPr>
+              <m:sty m:val="p"/>
+            </m:rPr>
+            <m:t>+</m:t>
+          </m:r>
+          <m:sSub>
+            <m:e>
+              <m:r>
+                <m:t>β</m:t>
+              </m:r>
+            </m:e>
+            <m:sub>
+              <m:r>
+                <m:t>1</m:t>
+              </m:r>
+            </m:sub>
+          </m:sSub>
+          <m:r>
+            <m:t>F</m:t>
+          </m:r>
+          <m:r>
+            <m:t>S</m:t>
+          </m:r>
+          <m:r>
+            <m:t>T</m:t>
+          </m:r>
+          <m:sSub>
+            <m:e>
+              <m:r>
+                <m:t>S</m:t>
+              </m:r>
+            </m:e>
+            <m:sub>
+              <m:r>
+                <m:t>i</m:t>
+              </m:r>
+              <m:r>
+                <m:t>t</m:t>
+              </m:r>
+            </m:sub>
+          </m:sSub>
+          <m:r>
+            <m:rPr>
+              <m:sty m:val="p"/>
+            </m:rPr>
+            <m:t>+</m:t>
+          </m:r>
+          <m:sSub>
+            <m:e>
+              <m:r>
+                <m:t>β</m:t>
+              </m:r>
+            </m:e>
+            <m:sub>
+              <m:r>
+                <m:t>2</m:t>
+              </m:r>
+            </m:sub>
+          </m:sSub>
+          <m:r>
+            <m:t>F</m:t>
+          </m:r>
+          <m:r>
+            <m:t>S</m:t>
+          </m:r>
+          <m:r>
+            <m:t>T</m:t>
+          </m:r>
+          <m:sSubSup>
+            <m:e>
+              <m:r>
+                <m:t>S</m:t>
+              </m:r>
+            </m:e>
+            <m:sub>
+              <m:r>
+                <m:t>i</m:t>
+              </m:r>
+              <m:r>
+                <m:t>t</m:t>
+              </m:r>
+            </m:sub>
+            <m:sup>
+              <m:r>
+                <m:t>2</m:t>
+              </m:r>
+            </m:sup>
+          </m:sSubSup>
+          <m:r>
+            <m:rPr>
+              <m:sty m:val="p"/>
+            </m:rPr>
+            <m:t>+</m:t>
+          </m:r>
+          <m:sSub>
+            <m:e>
+              <m:r>
+                <m:t>β</m:t>
+              </m:r>
+            </m:e>
+            <m:sub>
+              <m:r>
+                <m:t>3</m:t>
+              </m:r>
+            </m:sub>
+          </m:sSub>
+          <m:r>
+            <m:t>T</m:t>
+          </m:r>
+          <m:r>
+            <m:t>C</m:t>
+          </m:r>
+          <m:r>
+            <m:t>I</m:t>
+          </m:r>
+          <m:r>
+            <m:rPr>
+              <m:sty m:val="p"/>
+            </m:rPr>
+            <m:t>_</m:t>
+          </m:r>
+          <m:r>
+            <m:t>f</m:t>
+          </m:r>
+          <m:r>
+            <m:t>u</m:t>
+          </m:r>
+          <m:r>
+            <m:t>l</m:t>
+          </m:r>
+          <m:sSub>
+            <m:e>
+              <m:r>
+                <m:t>l</m:t>
+              </m:r>
+            </m:e>
+            <m:sub>
+              <m:r>
+                <m:t>i</m:t>
+              </m:r>
+              <m:r>
+                <m:t>t</m:t>
+              </m:r>
+            </m:sub>
+          </m:sSub>
+          <m:r>
+            <m:rPr>
+              <m:sty m:val="p"/>
+            </m:rPr>
+            <m:t>+</m:t>
+          </m:r>
+          <m:r>
+            <m:t>γ</m:t>
+          </m:r>
+          <m:r>
+            <m:rPr>
+              <m:sty m:val="p"/>
+            </m:rPr>
+            <m:t>⋅</m:t>
+          </m:r>
+          <m:sSub>
+            <m:e>
+              <m:r>
+                <m:t>X</m:t>
+              </m:r>
+            </m:e>
+            <m:sub>
+              <m:r>
+                <m:t>i</m:t>
+              </m:r>
+              <m:r>
+                <m:t>t</m:t>
+              </m:r>
+            </m:sub>
+          </m:sSub>
+          <m:r>
+            <m:rPr>
+              <m:sty m:val="p"/>
+            </m:rPr>
+            <m:t>+</m:t>
+          </m:r>
+          <m:sSub>
+            <m:e>
+              <m:r>
+                <m:t>ε</m:t>
+              </m:r>
+            </m:e>
+            <m:sub>
+              <m:r>
+                <m:t>i</m:t>
+              </m:r>
+              <m:r>
+                <m:t>t</m:t>
+              </m:r>
+            </m:sub>
+          </m:sSub>
+        </m:oMath>
+      </m:oMathPara>
+    </w:p>
+    <w:p>
+      <w:pPr>
+        <w:pStyle w:val="FirstParagraph"/>
+      </w:pPr>
+      <w:r>
+        <w:rPr>
+          <w:bCs/>
+          <w:b/>
+        </w:rPr>
+        <w:t xml:space="preserve">M4</w:t>
+      </w:r>
+      <w:r>
+        <w:t xml:space="preserve"> </w:t>
+      </w:r>
+      <w:r>
+        <w:t xml:space="preserve">(TCI_full curvature moderation — tests H3 interaction):</w:t>
+      </w:r>
+    </w:p>
+    <w:p>
+      <w:pPr>
+        <w:pStyle w:val="BodyText"/>
+      </w:pPr>
+      <m:oMathPara>
+        <m:oMathParaPr>
+          <m:jc m:val="center"/>
+        </m:oMathParaPr>
+        <m:oMath>
+          <m:r>
+            <m:rPr>
+              <m:sty m:val="p"/>
+            </m:rPr>
+            <m:t>ln</m:t>
+          </m:r>
+          <m:r>
+            <m:t>L</m:t>
+          </m:r>
+          <m:sSub>
+            <m:e>
+              <m:r>
+                <m:t>P</m:t>
+              </m:r>
+            </m:e>
+            <m:sub>
+              <m:r>
+                <m:t>i</m:t>
+              </m:r>
+              <m:r>
+                <m:t>t</m:t>
+              </m:r>
+            </m:sub>
+          </m:sSub>
+          <m:r>
+            <m:rPr>
+              <m:sty m:val="p"/>
+            </m:rPr>
+            <m:t>=</m:t>
+          </m:r>
+          <m:r>
+            <m:t>α</m:t>
+          </m:r>
+          <m:r>
+            <m:rPr>
+              <m:sty m:val="p"/>
+            </m:rPr>
+            <m:t>+</m:t>
+          </m:r>
+          <m:sSub>
+            <m:e>
+              <m:r>
+                <m:t>β</m:t>
+              </m:r>
+            </m:e>
+            <m:sub>
+              <m:r>
+                <m:t>1</m:t>
+              </m:r>
+            </m:sub>
+          </m:sSub>
+          <m:r>
+            <m:t>F</m:t>
+          </m:r>
+          <m:r>
+            <m:t>S</m:t>
+          </m:r>
+          <m:r>
+            <m:t>T</m:t>
+          </m:r>
+          <m:sSub>
+            <m:e>
+              <m:r>
+                <m:t>S</m:t>
+              </m:r>
+            </m:e>
+            <m:sub>
+              <m:r>
+                <m:t>i</m:t>
+              </m:r>
+              <m:r>
+                <m:t>t</m:t>
+              </m:r>
+            </m:sub>
+          </m:sSub>
+          <m:r>
+            <m:rPr>
+              <m:sty m:val="p"/>
+            </m:rPr>
+            <m:t>+</m:t>
+          </m:r>
+          <m:sSub>
+            <m:e>
+              <m:r>
+                <m:t>β</m:t>
+              </m:r>
+            </m:e>
+            <m:sub>
+              <m:r>
+                <m:t>2</m:t>
+              </m:r>
+            </m:sub>
+          </m:sSub>
+          <m:r>
+            <m:t>F</m:t>
+          </m:r>
+          <m:r>
+            <m:t>S</m:t>
+          </m:r>
+          <m:r>
+            <m:t>T</m:t>
+          </m:r>
+          <m:sSubSup>
+            <m:e>
+              <m:r>
+                <m:t>S</m:t>
+              </m:r>
+            </m:e>
+            <m:sub>
+              <m:r>
+                <m:t>i</m:t>
+              </m:r>
+              <m:r>
+                <m:t>t</m:t>
+              </m:r>
+            </m:sub>
+            <m:sup>
+              <m:r>
+                <m:t>2</m:t>
+              </m:r>
+            </m:sup>
+          </m:sSubSup>
+          <m:r>
+            <m:rPr>
+              <m:sty m:val="p"/>
+            </m:rPr>
+            <m:t>+</m:t>
+          </m:r>
+          <m:sSub>
+            <m:e>
+              <m:r>
+                <m:t>β</m:t>
+              </m:r>
+            </m:e>
+            <m:sub>
+              <m:r>
+                <m:t>3</m:t>
+              </m:r>
+            </m:sub>
+          </m:sSub>
+          <m:r>
+            <m:t>T</m:t>
+          </m:r>
+          <m:r>
+            <m:t>C</m:t>
+          </m:r>
+          <m:r>
+            <m:t>I</m:t>
+          </m:r>
+          <m:r>
+            <m:rPr>
+              <m:sty m:val="p"/>
+            </m:rPr>
+            <m:t>_</m:t>
+          </m:r>
+          <m:r>
+            <m:t>f</m:t>
+          </m:r>
+          <m:r>
+            <m:t>u</m:t>
+          </m:r>
+          <m:r>
+            <m:t>l</m:t>
+          </m:r>
+          <m:sSub>
+            <m:e>
+              <m:r>
+                <m:t>l</m:t>
+              </m:r>
+            </m:e>
+            <m:sub>
+              <m:r>
+                <m:t>i</m:t>
+              </m:r>
+              <m:r>
+                <m:t>t</m:t>
+              </m:r>
+            </m:sub>
+          </m:sSub>
+          <m:r>
+            <m:rPr>
+              <m:sty m:val="p"/>
+            </m:rPr>
+            <m:t>+</m:t>
+          </m:r>
+          <m:sSub>
+            <m:e>
+              <m:r>
+                <m:t>β</m:t>
+              </m:r>
+            </m:e>
+            <m:sub>
+              <m:r>
+                <m:t>4</m:t>
+              </m:r>
+            </m:sub>
+          </m:sSub>
+          <m:sSub>
+            <m:e>
+              <m:d>
+                <m:dPr>
+                  <m:begChr m:val="("/>
+                  <m:endChr m:val=")"/>
+                  <m:sepChr m:val=""/>
+                  <m:grow/>
+                </m:dPr>
+                <m:e>
+                  <m:r>
+                    <m:t>F</m:t>
+                  </m:r>
+                  <m:r>
+                    <m:t>S</m:t>
+                  </m:r>
+                  <m:r>
+                    <m:t>T</m:t>
+                  </m:r>
+                  <m:r>
+                    <m:t>S</m:t>
+                  </m:r>
+                  <m:r>
+                    <m:rPr>
+                      <m:sty m:val="p"/>
+                    </m:rPr>
+                    <m:t>×</m:t>
+                  </m:r>
+                  <m:r>
+                    <m:t>T</m:t>
+                  </m:r>
+                  <m:r>
+                    <m:t>C</m:t>
+                  </m:r>
+                  <m:r>
+                    <m:t>I</m:t>
+                  </m:r>
+                  <m:r>
+                    <m:rPr>
+                      <m:sty m:val="p"/>
+                    </m:rPr>
+                    <m:t>_</m:t>
+                  </m:r>
+                  <m:r>
+                    <m:t>f</m:t>
+                  </m:r>
+                  <m:r>
+                    <m:t>u</m:t>
+                  </m:r>
+                  <m:r>
+                    <m:t>l</m:t>
+                  </m:r>
+                  <m:r>
+                    <m:t>l</m:t>
+                  </m:r>
+                </m:e>
+              </m:d>
+            </m:e>
+            <m:sub>
+              <m:r>
+                <m:t>i</m:t>
+              </m:r>
+              <m:r>
+                <m:t>t</m:t>
+              </m:r>
+            </m:sub>
+          </m:sSub>
+          <m:r>
+            <m:rPr>
+              <m:sty m:val="p"/>
+            </m:rPr>
+            <m:t>+</m:t>
+          </m:r>
+          <m:sSub>
+            <m:e>
+              <m:r>
+                <m:t>β</m:t>
+              </m:r>
+            </m:e>
+            <m:sub>
+              <m:r>
+                <m:t>5</m:t>
+              </m:r>
+            </m:sub>
+          </m:sSub>
+          <m:sSub>
+            <m:e>
+              <m:d>
+                <m:dPr>
+                  <m:begChr m:val="("/>
+                  <m:endChr m:val=")"/>
+                  <m:sepChr m:val=""/>
+                  <m:grow/>
+                </m:dPr>
+                <m:e>
+                  <m:r>
+                    <m:t>F</m:t>
+                  </m:r>
+                  <m:r>
+                    <m:t>S</m:t>
+                  </m:r>
+                  <m:r>
+                    <m:t>T</m:t>
+                  </m:r>
+                  <m:sSup>
+                    <m:e>
+                      <m:r>
+                        <m:t>S</m:t>
+                      </m:r>
+                    </m:e>
+                    <m:sup>
+                      <m:r>
+                        <m:t>2</m:t>
+                      </m:r>
+                    </m:sup>
+                  </m:sSup>
+                  <m:r>
+                    <m:rPr>
+                      <m:sty m:val="p"/>
+                    </m:rPr>
+                    <m:t>×</m:t>
+                  </m:r>
+                  <m:r>
+                    <m:t>T</m:t>
+                  </m:r>
+                  <m:r>
+                    <m:t>C</m:t>
+                  </m:r>
+                  <m:r>
+                    <m:t>I</m:t>
+                  </m:r>
+                  <m:r>
+                    <m:rPr>
+                      <m:sty m:val="p"/>
+                    </m:rPr>
+                    <m:t>_</m:t>
+                  </m:r>
+                  <m:r>
+                    <m:t>f</m:t>
+                  </m:r>
+                  <m:r>
+                    <m:t>u</m:t>
+                  </m:r>
+                  <m:r>
+                    <m:t>l</m:t>
+                  </m:r>
+                  <m:r>
+                    <m:t>l</m:t>
+                  </m:r>
+                </m:e>
+              </m:d>
+            </m:e>
+            <m:sub>
+              <m:r>
+                <m:t>i</m:t>
+              </m:r>
+              <m:r>
+                <m:t>t</m:t>
+              </m:r>
+            </m:sub>
+          </m:sSub>
+          <m:r>
+            <m:rPr>
+              <m:sty m:val="p"/>
+            </m:rPr>
+            <m:t>+</m:t>
+          </m:r>
+          <m:r>
+            <m:t>γ</m:t>
+          </m:r>
+          <m:r>
+            <m:rPr>
+              <m:sty m:val="p"/>
+            </m:rPr>
+            <m:t>⋅</m:t>
+          </m:r>
+          <m:sSub>
+            <m:e>
+              <m:r>
+                <m:t>X</m:t>
+              </m:r>
+            </m:e>
+            <m:sub>
+              <m:r>
+                <m:t>i</m:t>
+              </m:r>
+              <m:r>
+                <m:t>t</m:t>
+              </m:r>
+            </m:sub>
+          </m:sSub>
+          <m:r>
+            <m:rPr>
+              <m:sty m:val="p"/>
+            </m:rPr>
+            <m:t>+</m:t>
+          </m:r>
+          <m:sSub>
+            <m:e>
+              <m:r>
+                <m:t>ε</m:t>
+              </m:r>
+            </m:e>
+            <m:sub>
+              <m:r>
+                <m:t>i</m:t>
+              </m:r>
+              <m:r>
+                <m:t>t</m:t>
+              </m:r>
+            </m:sub>
+          </m:sSub>
+        </m:oMath>
+      </m:oMathPara>
+    </w:p>
+    <w:p>
+      <w:pPr>
+        <w:pStyle w:val="FirstParagraph"/>
+      </w:pPr>
+      <w:r>
+        <w:rPr>
+          <w:bCs/>
+          <w:b/>
+        </w:rPr>
+        <w:t xml:space="preserve">M5</w:t>
+      </w:r>
+      <w:r>
+        <w:t xml:space="preserve"> </w:t>
+      </w:r>
+      <w:r>
+        <w:t xml:space="preserve">(DAI_core direct — tests H4 digital baseline):</w:t>
+      </w:r>
+    </w:p>
+    <w:p>
+      <w:pPr>
+        <w:pStyle w:val="BodyText"/>
+      </w:pPr>
+      <m:oMathPara>
+        <m:oMathParaPr>
+          <m:jc m:val="center"/>
+        </m:oMathParaPr>
+        <m:oMath>
+          <m:r>
+            <m:rPr>
+              <m:sty m:val="p"/>
+            </m:rPr>
+            <m:t>ln</m:t>
+          </m:r>
+          <m:r>
+            <m:t>L</m:t>
+          </m:r>
+          <m:sSub>
+            <m:e>
+              <m:r>
+                <m:t>P</m:t>
+              </m:r>
+            </m:e>
+            <m:sub>
+              <m:r>
+                <m:t>i</m:t>
+              </m:r>
+              <m:r>
+                <m:t>t</m:t>
+              </m:r>
+            </m:sub>
+          </m:sSub>
+          <m:r>
+            <m:rPr>
+              <m:sty m:val="p"/>
+            </m:rPr>
+            <m:t>=</m:t>
+          </m:r>
+          <m:r>
+            <m:t>α</m:t>
+          </m:r>
+          <m:r>
+            <m:rPr>
+              <m:sty m:val="p"/>
+            </m:rPr>
+            <m:t>+</m:t>
+          </m:r>
+          <m:sSub>
+            <m:e>
+              <m:r>
+                <m:t>β</m:t>
+              </m:r>
+            </m:e>
+            <m:sub>
+              <m:r>
+                <m:t>1</m:t>
+              </m:r>
+            </m:sub>
+          </m:sSub>
+          <m:r>
+            <m:t>F</m:t>
+          </m:r>
+          <m:r>
+            <m:t>S</m:t>
+          </m:r>
+          <m:r>
+            <m:t>T</m:t>
+          </m:r>
+          <m:sSub>
+            <m:e>
+              <m:r>
+                <m:t>S</m:t>
+              </m:r>
+            </m:e>
+            <m:sub>
+              <m:r>
+                <m:t>i</m:t>
+              </m:r>
+              <m:r>
+                <m:t>t</m:t>
+              </m:r>
+            </m:sub>
+          </m:sSub>
+          <m:r>
+            <m:rPr>
+              <m:sty m:val="p"/>
+            </m:rPr>
+            <m:t>+</m:t>
+          </m:r>
+          <m:sSub>
+            <m:e>
+              <m:r>
+                <m:t>β</m:t>
+              </m:r>
+            </m:e>
+            <m:sub>
+              <m:r>
+                <m:t>2</m:t>
+              </m:r>
+            </m:sub>
+          </m:sSub>
+          <m:r>
+            <m:t>F</m:t>
+          </m:r>
+          <m:r>
+            <m:t>S</m:t>
+          </m:r>
+          <m:r>
+            <m:t>T</m:t>
+          </m:r>
+          <m:sSubSup>
+            <m:e>
+              <m:r>
+                <m:t>S</m:t>
+              </m:r>
+            </m:e>
+            <m:sub>
+              <m:r>
+                <m:t>i</m:t>
+              </m:r>
+              <m:r>
+                <m:t>t</m:t>
+              </m:r>
+            </m:sub>
+            <m:sup>
+              <m:r>
+                <m:t>2</m:t>
+              </m:r>
+            </m:sup>
+          </m:sSubSup>
+          <m:r>
+            <m:rPr>
+              <m:sty m:val="p"/>
+            </m:rPr>
+            <m:t>+</m:t>
+          </m:r>
+          <m:sSub>
+            <m:e>
+              <m:r>
+                <m:t>β</m:t>
+              </m:r>
+            </m:e>
+            <m:sub>
+              <m:r>
+                <m:t>3</m:t>
+              </m:r>
+            </m:sub>
+          </m:sSub>
+          <m:r>
+            <m:t>T</m:t>
+          </m:r>
+          <m:r>
+            <m:t>C</m:t>
+          </m:r>
+          <m:r>
+            <m:t>I</m:t>
+          </m:r>
+          <m:r>
+            <m:rPr>
+              <m:sty m:val="p"/>
+            </m:rPr>
+            <m:t>_</m:t>
+          </m:r>
+          <m:r>
+            <m:t>f</m:t>
+          </m:r>
+          <m:r>
+            <m:t>u</m:t>
+          </m:r>
+          <m:r>
+            <m:t>l</m:t>
+          </m:r>
+          <m:sSub>
+            <m:e>
+              <m:r>
+                <m:t>l</m:t>
+              </m:r>
+            </m:e>
+            <m:sub>
+              <m:r>
+                <m:t>i</m:t>
+              </m:r>
+              <m:r>
+                <m:t>t</m:t>
+              </m:r>
+            </m:sub>
+          </m:sSub>
+          <m:r>
+            <m:rPr>
+              <m:sty m:val="p"/>
+            </m:rPr>
+            <m:t>+</m:t>
+          </m:r>
+          <m:sSub>
+            <m:e>
+              <m:r>
+                <m:t>β</m:t>
+              </m:r>
+            </m:e>
+            <m:sub>
+              <m:r>
+                <m:t>4</m:t>
+              </m:r>
+            </m:sub>
+          </m:sSub>
+          <m:r>
+            <m:t>D</m:t>
+          </m:r>
+          <m:r>
+            <m:t>A</m:t>
+          </m:r>
+          <m:r>
+            <m:t>I</m:t>
+          </m:r>
+          <m:r>
+            <m:rPr>
+              <m:sty m:val="p"/>
+            </m:rPr>
+            <m:t>_</m:t>
+          </m:r>
+          <m:r>
+            <m:t>c</m:t>
+          </m:r>
+          <m:r>
+            <m:t>o</m:t>
+          </m:r>
+          <m:r>
+            <m:t>r</m:t>
+          </m:r>
+          <m:sSub>
+            <m:e>
+              <m:r>
+                <m:t>e</m:t>
+              </m:r>
+            </m:e>
+            <m:sub>
+              <m:r>
+                <m:t>i</m:t>
+              </m:r>
+              <m:r>
+                <m:t>t</m:t>
+              </m:r>
+            </m:sub>
+          </m:sSub>
+          <m:r>
+            <m:rPr>
+              <m:sty m:val="p"/>
+            </m:rPr>
+            <m:t>+</m:t>
+          </m:r>
+          <m:r>
+            <m:t>γ</m:t>
+          </m:r>
+          <m:r>
+            <m:rPr>
+              <m:sty m:val="p"/>
+            </m:rPr>
+            <m:t>⋅</m:t>
+          </m:r>
+          <m:sSub>
+            <m:e>
+              <m:r>
+                <m:t>X</m:t>
+              </m:r>
+            </m:e>
+            <m:sub>
+              <m:r>
+                <m:t>i</m:t>
+              </m:r>
+              <m:r>
+                <m:t>t</m:t>
+              </m:r>
+            </m:sub>
+          </m:sSub>
+          <m:r>
+            <m:rPr>
+              <m:sty m:val="p"/>
+            </m:rPr>
+            <m:t>+</m:t>
+          </m:r>
+          <m:sSub>
+            <m:e>
+              <m:r>
+                <m:t>ε</m:t>
+              </m:r>
+            </m:e>
+            <m:sub>
+              <m:r>
+                <m:t>i</m:t>
+              </m:r>
+              <m:r>
+                <m:t>t</m:t>
+              </m:r>
+            </m:sub>
+          </m:sSub>
+        </m:oMath>
+      </m:oMathPara>
+    </w:p>
+    <w:p>
+      <w:pPr>
+        <w:pStyle w:val="FirstParagraph"/>
+      </w:pPr>
+      <w:r>
+        <w:t xml:space="preserve">where X_it = {lnEmp_it, FirmAge_it, ForeignDummy_it, ISIC sector FE}; HC1 robust SE; clustered on firm identifier (idstd) in pooled specifications.</w:t>
+      </w:r>
+    </w:p>
+    <w:p>
+      <w:pPr>
+        <w:pStyle w:val="BodyText"/>
+      </w:pPr>
+      <w:r>
+        <w:rPr>
+          <w:bCs/>
+          <w:b/>
+        </w:rPr>
+        <w:t xml:space="preserve">Selection and endogeneity.</w:t>
+      </w:r>
+      <w:r>
+        <w:t xml:space="preserve"> </w:t>
+      </w:r>
+      <w:r>
+        <w:t xml:space="preserve">Exporters self-select — firms with higher productivity are more likely to begin exporting (Melitz, 2003). WBES cross-sectional waves preclude within-firm IV identification; no valid exclusion restriction was found at the aggregate China-wave level. Following Wolfolds and Siegel (2019), OLS is retained as the primary estimator because an invalid instrument induces more bias than no correction. Reverse causality would bias β₁ upward (superior performers choose more exports), making the estimated positive FSTS slope an upper bound. The primary robustness against this concern is that (a) the turning-point estimate depends on the sign and magnitude of β₂, which is less susceptible to selection-direction bias than β₁, and (b) the structural stability of the inverted-U across two independent waves with distinct selection contexts (Paternoster z = +0.82, p = .412) supports the robustness of the shape estimate. Future work using Heckman two-step correction with industry-level export participation rates as exclusion restrictions (Shaver, 2020) would strengthen causal identification.</w:t>
+      </w:r>
+    </w:p>
+    <w:p>
+      <w:pPr>
+        <w:pStyle w:val="BodyText"/>
+      </w:pPr>
+      <w:r>
         <w:t xml:space="preserve">Capability moderation is tested via a pooled OLS model (M6) with wave × FSTS × TCI interaction terms and three joint F-tests (F1: cross-wave curvature shift; F2: within-wave capability moderation; F3: capability-conditioned cross-wave shift). Significance is evaluated at α = .05 two-tailed with Bonferroni-corrected threshold α* = .017 for the three jointly-assessed hypotheses.</w:t>
+      </w:r>
+    </w:p>
+    <w:p>
+      <w:pPr>
+        <w:pStyle w:val="BodyText"/>
+      </w:pPr>
+      <w:r>
+        <w:rPr>
+          <w:bCs/>
+          <w:b/>
+        </w:rPr>
+        <w:t xml:space="preserve">M6 (Three-way moderation — capability-conditioned cross-wave shift):</w:t>
+      </w:r>
+    </w:p>
+    <w:p>
+      <w:pPr>
+        <w:pStyle w:val="BodyText"/>
+      </w:pPr>
+      <m:oMathPara>
+        <m:oMathParaPr>
+          <m:jc m:val="center"/>
+        </m:oMathParaPr>
+        <m:oMath>
+          <m:r>
+            <m:rPr>
+              <m:sty m:val="p"/>
+            </m:rPr>
+            <m:t>ln</m:t>
+          </m:r>
+          <m:r>
+            <m:t>L</m:t>
+          </m:r>
+          <m:sSub>
+            <m:e>
+              <m:r>
+                <m:t>P</m:t>
+              </m:r>
+            </m:e>
+            <m:sub>
+              <m:r>
+                <m:t>i</m:t>
+              </m:r>
+              <m:r>
+                <m:t>t</m:t>
+              </m:r>
+            </m:sub>
+          </m:sSub>
+          <m:r>
+            <m:rPr>
+              <m:sty m:val="p"/>
+            </m:rPr>
+            <m:t>=</m:t>
+          </m:r>
+          <m:r>
+            <m:t>α</m:t>
+          </m:r>
+          <m:r>
+            <m:rPr>
+              <m:sty m:val="p"/>
+            </m:rPr>
+            <m:t>+</m:t>
+          </m:r>
+          <m:sSub>
+            <m:e>
+              <m:r>
+                <m:t>β</m:t>
+              </m:r>
+            </m:e>
+            <m:sub>
+              <m:r>
+                <m:t>1</m:t>
+              </m:r>
+            </m:sub>
+          </m:sSub>
+          <m:r>
+            <m:t>F</m:t>
+          </m:r>
+          <m:r>
+            <m:t>S</m:t>
+          </m:r>
+          <m:r>
+            <m:t>T</m:t>
+          </m:r>
+          <m:sSub>
+            <m:e>
+              <m:r>
+                <m:t>S</m:t>
+              </m:r>
+            </m:e>
+            <m:sub>
+              <m:r>
+                <m:t>i</m:t>
+              </m:r>
+              <m:r>
+                <m:t>t</m:t>
+              </m:r>
+            </m:sub>
+          </m:sSub>
+          <m:r>
+            <m:rPr>
+              <m:sty m:val="p"/>
+            </m:rPr>
+            <m:t>+</m:t>
+          </m:r>
+          <m:sSub>
+            <m:e>
+              <m:r>
+                <m:t>β</m:t>
+              </m:r>
+            </m:e>
+            <m:sub>
+              <m:r>
+                <m:t>2</m:t>
+              </m:r>
+            </m:sub>
+          </m:sSub>
+          <m:r>
+            <m:t>F</m:t>
+          </m:r>
+          <m:r>
+            <m:t>S</m:t>
+          </m:r>
+          <m:r>
+            <m:t>T</m:t>
+          </m:r>
+          <m:sSubSup>
+            <m:e>
+              <m:r>
+                <m:t>S</m:t>
+              </m:r>
+            </m:e>
+            <m:sub>
+              <m:r>
+                <m:t>i</m:t>
+              </m:r>
+              <m:r>
+                <m:t>t</m:t>
+              </m:r>
+            </m:sub>
+            <m:sup>
+              <m:r>
+                <m:t>2</m:t>
+              </m:r>
+            </m:sup>
+          </m:sSubSup>
+          <m:r>
+            <m:rPr>
+              <m:sty m:val="p"/>
+            </m:rPr>
+            <m:t>+</m:t>
+          </m:r>
+          <m:sSub>
+            <m:e>
+              <m:r>
+                <m:t>β</m:t>
+              </m:r>
+            </m:e>
+            <m:sub>
+              <m:r>
+                <m:t>3</m:t>
+              </m:r>
+            </m:sub>
+          </m:sSub>
+          <m:r>
+            <m:t>T</m:t>
+          </m:r>
+          <m:r>
+            <m:t>C</m:t>
+          </m:r>
+          <m:sSub>
+            <m:e>
+              <m:r>
+                <m:t>I</m:t>
+              </m:r>
+            </m:e>
+            <m:sub>
+              <m:r>
+                <m:t>i</m:t>
+              </m:r>
+              <m:r>
+                <m:t>t</m:t>
+              </m:r>
+            </m:sub>
+          </m:sSub>
+          <m:r>
+            <m:rPr>
+              <m:sty m:val="p"/>
+            </m:rPr>
+            <m:t>+</m:t>
+          </m:r>
+          <m:sSub>
+            <m:e>
+              <m:r>
+                <m:t>β</m:t>
+              </m:r>
+            </m:e>
+            <m:sub>
+              <m:r>
+                <m:t>4</m:t>
+              </m:r>
+            </m:sub>
+          </m:sSub>
+          <m:sSub>
+            <m:e>
+              <m:r>
+                <m:rPr>
+                  <m:nor/>
+                  <m:sty m:val="p"/>
+                </m:rPr>
+                <m:t>wave</m:t>
+              </m:r>
+            </m:e>
+            <m:sub>
+              <m:r>
+                <m:t>t</m:t>
+              </m:r>
+            </m:sub>
+          </m:sSub>
+        </m:oMath>
+      </m:oMathPara>
+    </w:p>
+    <w:p>
+      <w:pPr>
+        <w:pStyle w:val="FirstParagraph"/>
+      </w:pPr>
+      <m:oMathPara>
+        <m:oMathParaPr>
+          <m:jc m:val="center"/>
+        </m:oMathParaPr>
+        <m:oMath>
+          <m:r>
+            <m:rPr>
+              <m:sty m:val="p"/>
+            </m:rPr>
+            <m:t>+</m:t>
+          </m:r>
+          <m:sSub>
+            <m:e>
+              <m:r>
+                <m:t>β</m:t>
+              </m:r>
+            </m:e>
+            <m:sub>
+              <m:r>
+                <m:t>5</m:t>
+              </m:r>
+            </m:sub>
+          </m:sSub>
+          <m:sSub>
+            <m:e>
+              <m:d>
+                <m:dPr>
+                  <m:begChr m:val="("/>
+                  <m:endChr m:val=")"/>
+                  <m:sepChr m:val=""/>
+                  <m:grow/>
+                </m:dPr>
+                <m:e>
+                  <m:r>
+                    <m:t>F</m:t>
+                  </m:r>
+                  <m:r>
+                    <m:t>S</m:t>
+                  </m:r>
+                  <m:r>
+                    <m:t>T</m:t>
+                  </m:r>
+                  <m:r>
+                    <m:t>S</m:t>
+                  </m:r>
+                  <m:r>
+                    <m:rPr>
+                      <m:sty m:val="p"/>
+                    </m:rPr>
+                    <m:t>×</m:t>
+                  </m:r>
+                  <m:r>
+                    <m:t>T</m:t>
+                  </m:r>
+                  <m:r>
+                    <m:t>C</m:t>
+                  </m:r>
+                  <m:r>
+                    <m:t>I</m:t>
+                  </m:r>
+                </m:e>
+              </m:d>
+            </m:e>
+            <m:sub>
+              <m:r>
+                <m:t>i</m:t>
+              </m:r>
+              <m:r>
+                <m:t>t</m:t>
+              </m:r>
+            </m:sub>
+          </m:sSub>
+          <m:r>
+            <m:rPr>
+              <m:sty m:val="p"/>
+            </m:rPr>
+            <m:t>+</m:t>
+          </m:r>
+          <m:sSub>
+            <m:e>
+              <m:r>
+                <m:t>β</m:t>
+              </m:r>
+            </m:e>
+            <m:sub>
+              <m:r>
+                <m:t>6</m:t>
+              </m:r>
+            </m:sub>
+          </m:sSub>
+          <m:sSub>
+            <m:e>
+              <m:d>
+                <m:dPr>
+                  <m:begChr m:val="("/>
+                  <m:endChr m:val=")"/>
+                  <m:sepChr m:val=""/>
+                  <m:grow/>
+                </m:dPr>
+                <m:e>
+                  <m:r>
+                    <m:t>F</m:t>
+                  </m:r>
+                  <m:r>
+                    <m:t>S</m:t>
+                  </m:r>
+                  <m:r>
+                    <m:t>T</m:t>
+                  </m:r>
+                  <m:sSup>
+                    <m:e>
+                      <m:r>
+                        <m:t>S</m:t>
+                      </m:r>
+                    </m:e>
+                    <m:sup>
+                      <m:r>
+                        <m:t>2</m:t>
+                      </m:r>
+                    </m:sup>
+                  </m:sSup>
+                  <m:r>
+                    <m:rPr>
+                      <m:sty m:val="p"/>
+                    </m:rPr>
+                    <m:t>×</m:t>
+                  </m:r>
+                  <m:r>
+                    <m:t>T</m:t>
+                  </m:r>
+                  <m:r>
+                    <m:t>C</m:t>
+                  </m:r>
+                  <m:r>
+                    <m:t>I</m:t>
+                  </m:r>
+                </m:e>
+              </m:d>
+            </m:e>
+            <m:sub>
+              <m:r>
+                <m:t>i</m:t>
+              </m:r>
+              <m:r>
+                <m:t>t</m:t>
+              </m:r>
+            </m:sub>
+          </m:sSub>
+        </m:oMath>
+      </m:oMathPara>
+    </w:p>
+    <w:p>
+      <w:pPr>
+        <w:pStyle w:val="FirstParagraph"/>
+      </w:pPr>
+      <m:oMathPara>
+        <m:oMathParaPr>
+          <m:jc m:val="center"/>
+        </m:oMathParaPr>
+        <m:oMath>
+          <m:r>
+            <m:rPr>
+              <m:sty m:val="p"/>
+            </m:rPr>
+            <m:t>+</m:t>
+          </m:r>
+          <m:sSub>
+            <m:e>
+              <m:r>
+                <m:t>β</m:t>
+              </m:r>
+            </m:e>
+            <m:sub>
+              <m:r>
+                <m:t>7</m:t>
+              </m:r>
+            </m:sub>
+          </m:sSub>
+          <m:sSub>
+            <m:e>
+              <m:d>
+                <m:dPr>
+                  <m:begChr m:val="("/>
+                  <m:endChr m:val=")"/>
+                  <m:sepChr m:val=""/>
+                  <m:grow/>
+                </m:dPr>
+                <m:e>
+                  <m:r>
+                    <m:t>F</m:t>
+                  </m:r>
+                  <m:r>
+                    <m:t>S</m:t>
+                  </m:r>
+                  <m:r>
+                    <m:t>T</m:t>
+                  </m:r>
+                  <m:r>
+                    <m:t>S</m:t>
+                  </m:r>
+                  <m:r>
+                    <m:rPr>
+                      <m:sty m:val="p"/>
+                    </m:rPr>
+                    <m:t>×</m:t>
+                  </m:r>
+                  <m:r>
+                    <m:rPr>
+                      <m:nor/>
+                      <m:sty m:val="p"/>
+                    </m:rPr>
+                    <m:t>wave</m:t>
+                  </m:r>
+                </m:e>
+              </m:d>
+            </m:e>
+            <m:sub>
+              <m:r>
+                <m:t>i</m:t>
+              </m:r>
+              <m:r>
+                <m:t>t</m:t>
+              </m:r>
+            </m:sub>
+          </m:sSub>
+          <m:r>
+            <m:rPr>
+              <m:sty m:val="p"/>
+            </m:rPr>
+            <m:t>+</m:t>
+          </m:r>
+          <m:sSub>
+            <m:e>
+              <m:r>
+                <m:t>β</m:t>
+              </m:r>
+            </m:e>
+            <m:sub>
+              <m:r>
+                <m:t>8</m:t>
+              </m:r>
+            </m:sub>
+          </m:sSub>
+          <m:sSub>
+            <m:e>
+              <m:d>
+                <m:dPr>
+                  <m:begChr m:val="("/>
+                  <m:endChr m:val=")"/>
+                  <m:sepChr m:val=""/>
+                  <m:grow/>
+                </m:dPr>
+                <m:e>
+                  <m:r>
+                    <m:t>F</m:t>
+                  </m:r>
+                  <m:r>
+                    <m:t>S</m:t>
+                  </m:r>
+                  <m:r>
+                    <m:t>T</m:t>
+                  </m:r>
+                  <m:sSup>
+                    <m:e>
+                      <m:r>
+                        <m:t>S</m:t>
+                      </m:r>
+                    </m:e>
+                    <m:sup>
+                      <m:r>
+                        <m:t>2</m:t>
+                      </m:r>
+                    </m:sup>
+                  </m:sSup>
+                  <m:r>
+                    <m:rPr>
+                      <m:sty m:val="p"/>
+                    </m:rPr>
+                    <m:t>×</m:t>
+                  </m:r>
+                  <m:r>
+                    <m:rPr>
+                      <m:nor/>
+                      <m:sty m:val="p"/>
+                    </m:rPr>
+                    <m:t>wave</m:t>
+                  </m:r>
+                </m:e>
+              </m:d>
+            </m:e>
+            <m:sub>
+              <m:r>
+                <m:t>i</m:t>
+              </m:r>
+              <m:r>
+                <m:t>t</m:t>
+              </m:r>
+            </m:sub>
+          </m:sSub>
+        </m:oMath>
+      </m:oMathPara>
+    </w:p>
+    <w:p>
+      <w:pPr>
+        <w:pStyle w:val="FirstParagraph"/>
+      </w:pPr>
+      <m:oMathPara>
+        <m:oMathParaPr>
+          <m:jc m:val="center"/>
+        </m:oMathParaPr>
+        <m:oMath>
+          <m:r>
+            <m:rPr>
+              <m:sty m:val="p"/>
+            </m:rPr>
+            <m:t>+</m:t>
+          </m:r>
+          <m:sSub>
+            <m:e>
+              <m:r>
+                <m:t>β</m:t>
+              </m:r>
+            </m:e>
+            <m:sub>
+              <m:r>
+                <m:t>9</m:t>
+              </m:r>
+            </m:sub>
+          </m:sSub>
+          <m:sSub>
+            <m:e>
+              <m:d>
+                <m:dPr>
+                  <m:begChr m:val="("/>
+                  <m:endChr m:val=")"/>
+                  <m:sepChr m:val=""/>
+                  <m:grow/>
+                </m:dPr>
+                <m:e>
+                  <m:r>
+                    <m:t>F</m:t>
+                  </m:r>
+                  <m:r>
+                    <m:t>S</m:t>
+                  </m:r>
+                  <m:r>
+                    <m:t>T</m:t>
+                  </m:r>
+                  <m:r>
+                    <m:t>S</m:t>
+                  </m:r>
+                  <m:r>
+                    <m:rPr>
+                      <m:sty m:val="p"/>
+                    </m:rPr>
+                    <m:t>×</m:t>
+                  </m:r>
+                  <m:r>
+                    <m:t>T</m:t>
+                  </m:r>
+                  <m:r>
+                    <m:t>C</m:t>
+                  </m:r>
+                  <m:r>
+                    <m:t>I</m:t>
+                  </m:r>
+                  <m:r>
+                    <m:rPr>
+                      <m:sty m:val="p"/>
+                    </m:rPr>
+                    <m:t>×</m:t>
+                  </m:r>
+                  <m:r>
+                    <m:rPr>
+                      <m:nor/>
+                      <m:sty m:val="p"/>
+                    </m:rPr>
+                    <m:t>wave</m:t>
+                  </m:r>
+                </m:e>
+              </m:d>
+            </m:e>
+            <m:sub>
+              <m:r>
+                <m:t>i</m:t>
+              </m:r>
+              <m:r>
+                <m:t>t</m:t>
+              </m:r>
+            </m:sub>
+          </m:sSub>
+          <m:r>
+            <m:rPr>
+              <m:sty m:val="p"/>
+            </m:rPr>
+            <m:t>+</m:t>
+          </m:r>
+          <m:sSub>
+            <m:e>
+              <m:r>
+                <m:t>β</m:t>
+              </m:r>
+            </m:e>
+            <m:sub>
+              <m:r>
+                <m:t>10</m:t>
+              </m:r>
+            </m:sub>
+          </m:sSub>
+          <m:sSub>
+            <m:e>
+              <m:d>
+                <m:dPr>
+                  <m:begChr m:val="("/>
+                  <m:endChr m:val=")"/>
+                  <m:sepChr m:val=""/>
+                  <m:grow/>
+                </m:dPr>
+                <m:e>
+                  <m:r>
+                    <m:t>F</m:t>
+                  </m:r>
+                  <m:r>
+                    <m:t>S</m:t>
+                  </m:r>
+                  <m:r>
+                    <m:t>T</m:t>
+                  </m:r>
+                  <m:sSup>
+                    <m:e>
+                      <m:r>
+                        <m:t>S</m:t>
+                      </m:r>
+                    </m:e>
+                    <m:sup>
+                      <m:r>
+                        <m:t>2</m:t>
+                      </m:r>
+                    </m:sup>
+                  </m:sSup>
+                  <m:r>
+                    <m:rPr>
+                      <m:sty m:val="p"/>
+                    </m:rPr>
+                    <m:t>×</m:t>
+                  </m:r>
+                  <m:r>
+                    <m:t>T</m:t>
+                  </m:r>
+                  <m:r>
+                    <m:t>C</m:t>
+                  </m:r>
+                  <m:r>
+                    <m:t>I</m:t>
+                  </m:r>
+                  <m:r>
+                    <m:rPr>
+                      <m:sty m:val="p"/>
+                    </m:rPr>
+                    <m:t>×</m:t>
+                  </m:r>
+                  <m:r>
+                    <m:rPr>
+                      <m:nor/>
+                      <m:sty m:val="p"/>
+                    </m:rPr>
+                    <m:t>wave</m:t>
+                  </m:r>
+                </m:e>
+              </m:d>
+            </m:e>
+            <m:sub>
+              <m:r>
+                <m:t>i</m:t>
+              </m:r>
+              <m:r>
+                <m:t>t</m:t>
+              </m:r>
+            </m:sub>
+          </m:sSub>
+        </m:oMath>
+      </m:oMathPara>
+    </w:p>
+    <w:p>
+      <w:pPr>
+        <w:pStyle w:val="FirstParagraph"/>
+      </w:pPr>
+      <m:oMathPara>
+        <m:oMathParaPr>
+          <m:jc m:val="center"/>
+        </m:oMathParaPr>
+        <m:oMath>
+          <m:r>
+            <m:rPr>
+              <m:sty m:val="p"/>
+            </m:rPr>
+            <m:t>+</m:t>
+          </m:r>
+          <m:r>
+            <m:t>γ</m:t>
+          </m:r>
+          <m:r>
+            <m:rPr>
+              <m:sty m:val="p"/>
+            </m:rPr>
+            <m:t>⋅</m:t>
+          </m:r>
+          <m:sSub>
+            <m:e>
+              <m:r>
+                <m:t>X</m:t>
+              </m:r>
+            </m:e>
+            <m:sub>
+              <m:r>
+                <m:t>i</m:t>
+              </m:r>
+              <m:r>
+                <m:t>t</m:t>
+              </m:r>
+            </m:sub>
+          </m:sSub>
+          <m:r>
+            <m:rPr>
+              <m:sty m:val="p"/>
+            </m:rPr>
+            <m:t>+</m:t>
+          </m:r>
+          <m:sSub>
+            <m:e>
+              <m:r>
+                <m:t>ε</m:t>
+              </m:r>
+            </m:e>
+            <m:sub>
+              <m:r>
+                <m:t>i</m:t>
+              </m:r>
+              <m:r>
+                <m:t>t</m:t>
+              </m:r>
+            </m:sub>
+          </m:sSub>
+        </m:oMath>
+      </m:oMathPara>
+    </w:p>
+    <w:p>
+      <w:pPr>
+        <w:pStyle w:val="FirstParagraph"/>
+      </w:pPr>
+      <w:r>
+        <w:t xml:space="preserve">where wave_t ∈ {0 = 2012, 1 = 2024}; X_it = {lnEmp, FirmAge, ForeignDummy, ISIC sector FE}; clustered HC1 SE on firm identifier (idstd).</w:t>
+      </w:r>
+    </w:p>
+    <w:p>
+      <w:pPr>
+        <w:pStyle w:val="BodyText"/>
+      </w:pPr>
+      <w:r>
+        <w:t xml:space="preserve">Three joint F-tests map onto H2a/H2b, H3, and H4a/H4b:</w:t>
+      </w:r>
+    </w:p>
+    <w:p>
+      <w:pPr>
+        <w:numPr>
+          <w:ilvl w:val="0"/>
+          <w:numId w:val="1002"/>
+        </w:numPr>
+        <w:pStyle w:val="Compact"/>
+      </w:pPr>
+      <w:r>
+        <w:rPr>
+          <w:bCs/>
+          <w:b/>
+        </w:rPr>
+        <w:t xml:space="preserve">F1</w:t>
+      </w:r>
+      <w:r>
+        <w:t xml:space="preserve"> </w:t>
+      </w:r>
+      <w:r>
+        <w:t xml:space="preserve">(cross-wave curvature shift): H₀: β₇ = β₈ = 0 [H2b null — turning point stable across waves]</w:t>
+      </w:r>
+    </w:p>
+    <w:p>
+      <w:pPr>
+        <w:numPr>
+          <w:ilvl w:val="0"/>
+          <w:numId w:val="1002"/>
+        </w:numPr>
+        <w:pStyle w:val="Compact"/>
+      </w:pPr>
+      <w:r>
+        <w:rPr>
+          <w:bCs/>
+          <w:b/>
+        </w:rPr>
+        <w:t xml:space="preserve">F2</w:t>
+      </w:r>
+      <w:r>
+        <w:t xml:space="preserve"> </w:t>
+      </w:r>
+      <w:r>
+        <w:t xml:space="preserve">(within-wave capability moderation): H₀: β₅ = β₆ = 0 [H3 null — TCI does not moderate I–P curve shape]</w:t>
+      </w:r>
+    </w:p>
+    <w:p>
+      <w:pPr>
+        <w:numPr>
+          <w:ilvl w:val="0"/>
+          <w:numId w:val="1002"/>
+        </w:numPr>
+        <w:pStyle w:val="Compact"/>
+      </w:pPr>
+      <w:r>
+        <w:rPr>
+          <w:bCs/>
+          <w:b/>
+        </w:rPr>
+        <w:t xml:space="preserve">F3</w:t>
+      </w:r>
+      <w:r>
+        <w:t xml:space="preserve"> </w:t>
+      </w:r>
+      <w:r>
+        <w:t xml:space="preserve">(capability-conditioned cross-wave shift): H₀: β₉ = β₁₀ = 0 [H4b null — TCI × wave shift is zero]</w:t>
+      </w:r>
+    </w:p>
+    <w:p>
+      <w:pPr>
+        <w:pStyle w:val="FirstParagraph"/>
+      </w:pPr>
+      <w:r>
+        <w:t xml:space="preserve">Results: F1 = 2.24, p = .107 (NOT rejected); F2 = 3.26, p = .039 (marginal; does not survive Bonferroni α* = .017); F3 = 0.27, p = .760 (NOT rejected). Consistent with H2b (structural durability) and H4b (null capability-curvature moderation).</w:t>
       </w:r>
     </w:p>
     <w:p>
@@ -1471,9 +4499,9 @@
         </w:pict>
       </w:r>
     </w:p>
-    <w:bookmarkEnd w:id="33"/>
-    <w:bookmarkEnd w:id="34"/>
-    <w:bookmarkStart w:id="41" w:name="X121719332867ee227f0a04b486098cee978c6e6"/>
+    <w:bookmarkEnd w:id="36"/>
+    <w:bookmarkEnd w:id="37"/>
+    <w:bookmarkStart w:id="53" w:name="X121719332867ee227f0a04b486098cee978c6e6"/>
     <w:p>
       <w:pPr>
         <w:pStyle w:val="Heading2"/>
@@ -1482,7 +4510,7 @@
         <w:t xml:space="preserve">4. Results</w:t>
       </w:r>
     </w:p>
-    <w:bookmarkStart w:id="35" w:name="Xcfcbc1028680fbd618b9b585dd17cf608861803"/>
+    <w:bookmarkStart w:id="38" w:name="Xcfcbc1028680fbd618b9b585dd17cf608861803"/>
     <w:p>
       <w:pPr>
         <w:pStyle w:val="Heading3"/>
@@ -1883,8 +4911,8 @@
         <w:t xml:space="preserve">Means with standard deviations in parentheses. Conditional on FSTS &gt; 0, mean FSTS is 0.269 in 2012 and 0.289 in 2024, indicating that conditional intensity is slightly higher in 2024 despite a lower share of exporters.</w:t>
       </w:r>
     </w:p>
-    <w:bookmarkEnd w:id="35"/>
-    <w:bookmarkStart w:id="36" w:name="X34b83cd764295e21fd4e71e3151b388b8f2159e"/>
+    <w:bookmarkEnd w:id="38"/>
+    <w:bookmarkStart w:id="42" w:name="X34b83cd764295e21fd4e71e3151b388b8f2159e"/>
     <w:p>
       <w:pPr>
         <w:pStyle w:val="Heading3"/>
@@ -2529,7 +5557,7 @@
         <w:t xml:space="preserve"> </w:t>
       </w:r>
       <w:r>
-        <w:t xml:space="preserve">PATERNOSTER TESTS (FSTS): z = +0.82, p = .412; (FSTS²): z = −0.61, p = .545.</w:t>
+        <w:t xml:space="preserve">PATERNOSTER TESTS (FSTS): z = +0.82, p = .412; (FSTS²): z = −0.61, p = .545. Approximate 95% CIs for cross-wave coefficient differences (Δβ ± 1.96 × |Δβ|/|z|, using rounded table values as proxy): FSTS Δβ₁ ≈ +0.09, 95% CI ≈ [−0.13, +0.31]; FSTS² Δβ₂ ≈ −0.05, 95% CI ≈ [−0.21, +0.11]. Both CIs include zero, consistent with non-rejection at α = .05. Exact Δβ and SE values available in replication materials.</w:t>
       </w:r>
     </w:p>
     <w:p>
@@ -2537,7 +5565,46 @@
         <w:pStyle w:val="BodyText"/>
       </w:pPr>
       <w:r>
-        <w:t xml:space="preserve">Figure 2: Turning-point estimates with 95% CIs by wave (China)</w:t>
+        <w:drawing>
+          <wp:inline>
+            <wp:extent cx="5753100" cy="3010157"/>
+            <wp:effectExtent b="0" l="0" r="0" t="0"/>
+            <wp:docPr descr="Figure 2: Turning-point estimates with 95% CIs by wave (China)" title="" id="40" name="Picture"/>
+            <a:graphic>
+              <a:graphicData uri="http://schemas.openxmlformats.org/drawingml/2006/picture">
+                <pic:pic>
+                  <pic:nvPicPr>
+                    <pic:cNvPr descr="figures/p5_china/figure_2_turning_points.png" id="41" name="Picture"/>
+                    <pic:cNvPicPr>
+                      <a:picLocks noChangeArrowheads="1" noChangeAspect="1"/>
+                    </pic:cNvPicPr>
+                  </pic:nvPicPr>
+                  <pic:blipFill>
+                    <a:blip r:embed="rId39"/>
+                    <a:stretch>
+                      <a:fillRect/>
+                    </a:stretch>
+                  </pic:blipFill>
+                  <pic:spPr bwMode="auto">
+                    <a:xfrm>
+                      <a:off x="0" y="0"/>
+                      <a:ext cx="5753100" cy="3010157"/>
+                    </a:xfrm>
+                    <a:prstGeom prst="rect">
+                      <a:avLst/>
+                    </a:prstGeom>
+                    <a:noFill/>
+                    <a:ln w="9525">
+                      <a:noFill/>
+                      <a:headEnd/>
+                      <a:tailEnd/>
+                    </a:ln>
+                  </pic:spPr>
+                </pic:pic>
+              </a:graphicData>
+            </a:graphic>
+          </wp:inline>
+        </w:drawing>
       </w:r>
     </w:p>
     <w:p>
@@ -2558,8 +5625,8 @@
         <w:t xml:space="preserve">Delta-method 95 % confidence intervals for the turning-point estimates in 2012 (49.4 %) and 2024 (47.2 %). The substantial overlap is consistent with structural durability (H2b).</w:t>
       </w:r>
     </w:p>
-    <w:bookmarkEnd w:id="36"/>
-    <w:bookmarkStart w:id="37" w:name="Xfe3c331420c241aa73c6296372277a6d3f913cb"/>
+    <w:bookmarkEnd w:id="42"/>
+    <w:bookmarkStart w:id="46" w:name="Xfe3c331420c241aa73c6296372277a6d3f913cb"/>
     <w:p>
       <w:pPr>
         <w:pStyle w:val="Heading3"/>
@@ -2581,7 +5648,46 @@
         <w:pStyle w:val="BodyText"/>
       </w:pPr>
       <w:r>
-        <w:t xml:space="preserve">Figure 3: Predicted I–P curves by wave (China)</w:t>
+        <w:drawing>
+          <wp:inline>
+            <wp:extent cx="5753100" cy="3330862"/>
+            <wp:effectExtent b="0" l="0" r="0" t="0"/>
+            <wp:docPr descr="Figure 3: Predicted I–P curves by wave (China)" title="" id="44" name="Picture"/>
+            <a:graphic>
+              <a:graphicData uri="http://schemas.openxmlformats.org/drawingml/2006/picture">
+                <pic:pic>
+                  <pic:nvPicPr>
+                    <pic:cNvPr descr="figures/p5_china/figure_3_predicted_curves.png" id="45" name="Picture"/>
+                    <pic:cNvPicPr>
+                      <a:picLocks noChangeArrowheads="1" noChangeAspect="1"/>
+                    </pic:cNvPicPr>
+                  </pic:nvPicPr>
+                  <pic:blipFill>
+                    <a:blip r:embed="rId43"/>
+                    <a:stretch>
+                      <a:fillRect/>
+                    </a:stretch>
+                  </pic:blipFill>
+                  <pic:spPr bwMode="auto">
+                    <a:xfrm>
+                      <a:off x="0" y="0"/>
+                      <a:ext cx="5753100" cy="3330862"/>
+                    </a:xfrm>
+                    <a:prstGeom prst="rect">
+                      <a:avLst/>
+                    </a:prstGeom>
+                    <a:noFill/>
+                    <a:ln w="9525">
+                      <a:noFill/>
+                      <a:headEnd/>
+                      <a:tailEnd/>
+                    </a:ln>
+                  </pic:spPr>
+                </pic:pic>
+              </a:graphicData>
+            </a:graphic>
+          </wp:inline>
+        </w:drawing>
       </w:r>
     </w:p>
     <w:p>
@@ -2602,8 +5708,8 @@
         <w:t xml:space="preserve">Predicted log labour productivity as a function of export intensity (FSTS) for each wave, with controls held at wave-specific means. Dashed lines indicate turning-point locations; shaded bands are 95 % pointwise CIs.</w:t>
       </w:r>
     </w:p>
-    <w:bookmarkEnd w:id="37"/>
-    <w:bookmarkStart w:id="38" w:name="X86f6006676d1e9a822b51b562b1655386d9e86b"/>
+    <w:bookmarkEnd w:id="46"/>
+    <w:bookmarkStart w:id="50" w:name="X86f6006676d1e9a822b51b562b1655386d9e86b"/>
     <w:p>
       <w:pPr>
         <w:pStyle w:val="Heading3"/>
@@ -3412,7 +6518,46 @@
         <w:pStyle w:val="BodyText"/>
       </w:pPr>
       <w:r>
-        <w:t xml:space="preserve">Figure 4: TCI and DAI direct-effect coefficients by wave (China, standardised OLS)</w:t>
+        <w:drawing>
+          <wp:inline>
+            <wp:extent cx="5753100" cy="2591800"/>
+            <wp:effectExtent b="0" l="0" r="0" t="0"/>
+            <wp:docPr descr="Figure 4: TCI and DAI direct-effect coefficients by wave (China, standardised OLS)" title="" id="48" name="Picture"/>
+            <a:graphic>
+              <a:graphicData uri="http://schemas.openxmlformats.org/drawingml/2006/picture">
+                <pic:pic>
+                  <pic:nvPicPr>
+                    <pic:cNvPr descr="figures/p5_china/figure_4_level_shifts.png" id="49" name="Picture"/>
+                    <pic:cNvPicPr>
+                      <a:picLocks noChangeArrowheads="1" noChangeAspect="1"/>
+                    </pic:cNvPicPr>
+                  </pic:nvPicPr>
+                  <pic:blipFill>
+                    <a:blip r:embed="rId47"/>
+                    <a:stretch>
+                      <a:fillRect/>
+                    </a:stretch>
+                  </pic:blipFill>
+                  <pic:spPr bwMode="auto">
+                    <a:xfrm>
+                      <a:off x="0" y="0"/>
+                      <a:ext cx="5753100" cy="2591800"/>
+                    </a:xfrm>
+                    <a:prstGeom prst="rect">
+                      <a:avLst/>
+                    </a:prstGeom>
+                    <a:noFill/>
+                    <a:ln w="9525">
+                      <a:noFill/>
+                      <a:headEnd/>
+                      <a:tailEnd/>
+                    </a:ln>
+                  </pic:spPr>
+                </pic:pic>
+              </a:graphicData>
+            </a:graphic>
+          </wp:inline>
+        </w:drawing>
       </w:r>
     </w:p>
     <w:p>
@@ -3433,8 +6578,8 @@
         <w:t xml:space="preserve">Direct level‑shift coefficients of technological capability (TCI_full) and digital adoption (DAI_core) by wave for Chinese private firms. Error bars are 95 % HC1-robust confidence intervals. Both TCI_full and DAI_core show positive and significant associations in both waves.</w:t>
       </w:r>
     </w:p>
-    <w:bookmarkEnd w:id="38"/>
-    <w:bookmarkStart w:id="39" w:name="Xdf31b4a83ae47f030a08265332b3138989411fc"/>
+    <w:bookmarkEnd w:id="50"/>
+    <w:bookmarkStart w:id="51" w:name="Xdf31b4a83ae47f030a08265332b3138989411fc"/>
     <w:p>
       <w:pPr>
         <w:pStyle w:val="Heading3"/>
@@ -3451,8 +6596,8 @@
         <w:t xml:space="preserve">DAI_core (own-website) is positive and significant in both waves (β_z ≈ +0.10 in 2012, p = .002; +0.12 in 2024, p &lt; .001) when entered as a control in M2. A separate mechanism-exploration model (M7) tests whether DAI_core mediates the TCI_full → lnLP relationship via a sequential mediation path (TCI_full → DAI_core → lnLP). Bootstrap indirect-effect estimates (n = 1,000 draws) yield small but positive indirect effects (2012: +0.018, 95 % CI [0.004, 0.039]; 2024: +0.022, 95 % CI [0.007, 0.043]), consistent with a partial-mediation reading. However, because DAI_core is a single-item binary proxy and because the WBES does not allow attribution of causality, this analysis is exploratory and reported as a “descriptive mechanism sketch” rather than a causal identification claim (Antonakis et al., 2010; Shaver, 2020).</w:t>
       </w:r>
     </w:p>
-    <w:bookmarkEnd w:id="39"/>
-    <w:bookmarkStart w:id="40" w:name="X7b68f907ed55e65a2ee44288bf21fafeaedb955"/>
+    <w:bookmarkEnd w:id="51"/>
+    <w:bookmarkStart w:id="52" w:name="X7b68f907ed55e65a2ee44288bf21fafeaedb955"/>
     <w:p>
       <w:pPr>
         <w:pStyle w:val="Heading3"/>
@@ -3558,9 +6703,9 @@
         </w:pict>
       </w:r>
     </w:p>
-    <w:bookmarkEnd w:id="40"/>
-    <w:bookmarkEnd w:id="41"/>
-    <w:bookmarkStart w:id="47" w:name="X735612638e4e736e4693e459c258977262c0dfc"/>
+    <w:bookmarkEnd w:id="52"/>
+    <w:bookmarkEnd w:id="53"/>
+    <w:bookmarkStart w:id="59" w:name="X735612638e4e736e4693e459c258977262c0dfc"/>
     <w:p>
       <w:pPr>
         <w:pStyle w:val="Heading2"/>
@@ -3569,7 +6714,7 @@
         <w:t xml:space="preserve">5. Discussion</w:t>
       </w:r>
     </w:p>
-    <w:bookmarkStart w:id="42" w:name="Xa0c03496b4c04a1649263a3e01d0b00bd039955"/>
+    <w:bookmarkStart w:id="54" w:name="Xa0c03496b4c04a1649263a3e01d0b00bd039955"/>
     <w:p>
       <w:pPr>
         <w:pStyle w:val="Heading3"/>
@@ -3594,8 +6739,8 @@
         <w:t xml:space="preserve">For Chinese private firms, the threshold around 48 % export intensity reflects a structural tension between learning-by-exporting gains (active below threshold) and coordination cost escalation (active above threshold) that is not mediated by a decade of policy and macroeconomic change. The implication for managers is that allocating more than roughly half of sales to direct exports tends to erode productivity regardless of decade or external environment.</w:t>
       </w:r>
     </w:p>
-    <w:bookmarkEnd w:id="42"/>
-    <w:bookmarkStart w:id="43" w:name="X662147d669ae611953db259d7b4d93f76a97e61"/>
+    <w:bookmarkEnd w:id="54"/>
+    <w:bookmarkStart w:id="55" w:name="X662147d669ae611953db259d7b4d93f76a97e61"/>
     <w:p>
       <w:pPr>
         <w:pStyle w:val="Heading3"/>
@@ -3628,8 +6773,8 @@
         <w:t xml:space="preserve">The null TCI moderation of curvature in China is consistent with P4 Singapore (where TCI operates only as a direct productivity enhancer without moderating the I→P slope). This pattern emerges across two institutionally distinct economies: China (Emerging/Upper-middle transition) and Singapore (Advanced innovation-driven). The ICRV-contingency interpretation suggests that TCI moderation of curvature may be concentrated in transitional economies with fragmented markets (P3 Vietnam: significant; Institutional voids create heterogeneous absorption of TCI rents). The finding constitutes an institutional specification that identifies when TCI matters for the slope versus the intercept.</w:t>
       </w:r>
     </w:p>
-    <w:bookmarkEnd w:id="43"/>
-    <w:bookmarkStart w:id="44" w:name="Xeab358fda242154d2e818677c8845f988021d48"/>
+    <w:bookmarkEnd w:id="55"/>
+    <w:bookmarkStart w:id="56" w:name="Xeab358fda242154d2e818677c8845f988021d48"/>
     <w:p>
       <w:pPr>
         <w:pStyle w:val="Heading3"/>
@@ -3646,8 +6791,8 @@
         <w:t xml:space="preserve">DAI_core (own-website) enters positively and significantly in both waves but does not add explanatory power to the inverted-U curvature beyond TCI_full. The mechanism sketch (§4.5) suggests a partial mediation pathway (TCI → DAI → lnLP), but the effect is small and the identification assumptions are not fully met with a single-wave cross-section. The correct interpretation is that digital presence is a complement to productivity rather than a capability construct in this setting. Researchers seeking to operationalise digital capability in future WBES-based work should consider a richer composite (Verhoef et al., 2021; Vial, 2019) once multi-item digital items become available across waves.</w:t>
       </w:r>
     </w:p>
-    <w:bookmarkEnd w:id="44"/>
-    <w:bookmarkStart w:id="45" w:name="X47b33dbf897054d79ce3d759da46f0a1ef21be8"/>
+    <w:bookmarkEnd w:id="56"/>
+    <w:bookmarkStart w:id="57" w:name="X47b33dbf897054d79ce3d759da46f0a1ef21be8"/>
     <w:p>
       <w:pPr>
         <w:pStyle w:val="Heading3"/>
@@ -3664,8 +6809,8 @@
         <w:t xml:space="preserve">Four inferential bounds apply. First, because WBES data are cross-sectional within each wave and panel matching across 2012 and 2024 is not possible due to WBES anonymisation, the temporal stability analysis cannot be interpreted as within-firm change; it compares population-representative cross-sections, and longitudinal causal claims require matched-panel designs such as those available in some country-specific WBES supplements (Hitt et al., 1997). Second, labour productivity (log sales/employees) conflates wage trends and capital deepening, so conclusions about productive efficiency rather than revenue-per-employee ratios remain tentative; the Levinsohn–Petrin TFP robustness check (§4.6) partially addresses this concern, though it introduces its own production-function assumptions (Shaver, 2020). Third, the TCI_full composite relies on self-reported WBES items, which introduces common-method bias within each wave; future work could triangulate with administrative patent or certification registry data to validate the composite. Fourth, the single-item DAI_core binary proxy cannot support strong conclusions about digital capability as a construct; a multi-item composite (Verhoef et al., 2021) would be needed to test the TCI–DAI mediation pathway rigorously.</w:t>
       </w:r>
     </w:p>
-    <w:bookmarkEnd w:id="45"/>
-    <w:bookmarkStart w:id="46" w:name="X6239b91c09f491af0efd332004cb71e9de7a16c"/>
+    <w:bookmarkEnd w:id="57"/>
+    <w:bookmarkStart w:id="58" w:name="X6239b91c09f491af0efd332004cb71e9de7a16c"/>
     <w:p>
       <w:pPr>
         <w:pStyle w:val="Heading3"/>
@@ -3679,7 +6824,7 @@
         <w:pStyle w:val="FirstParagraph"/>
       </w:pPr>
       <w:r>
-        <w:t xml:space="preserve">Several directions emerge from this study. First, future work should use WBES panel data (where available for other countries) to test within-firm temporal dynamics of the I–P threshold. Second, the level-shift strengthening of TCI_full between waves invites investigation of the mechanisms by which technological capability became more productivity-enhancing between 2012 and 2024. Third, the digital-capability proxy could be enriched using WBES’s emerging e-commerce and platform-sales items (available in some country waves), enabling a more rigorous test of the TCI–DAI mediation pathway. Readers should note that a companion analysis (Đỗ &amp; Phan, 2026) examines a manufacturing-only extraction and GVC-position moderator using the same WBES waves; the present manuscript focuses on the full private-firm frame and threshold stability.</w:t>
+        <w:t xml:space="preserve">Several directions emerge from this study. First, future work should use WBES panel data (where available for other countries) to test within-firm temporal dynamics of the I–P threshold. Second, the level-shift strengthening of TCI_full between waves invites investigation of the mechanisms by which technological capability became more productivity-enhancing between 2012 and 2024. Third, the digital-capability proxy could be enriched using WBES’s emerging e-commerce and platform-sales items (available in some country waves), enabling a more rigorous test of the TCI–DAI mediation pathway. Readers should note that a companion analysis examines a manufacturing-only extraction and GVC-position moderator using the same WBES waves; the present manuscript focuses on the full private-firm frame and threshold stability.</w:t>
       </w:r>
     </w:p>
     <w:p>
@@ -3689,9 +6834,9 @@
         </w:pict>
       </w:r>
     </w:p>
-    <w:bookmarkEnd w:id="46"/>
-    <w:bookmarkEnd w:id="47"/>
-    <w:bookmarkStart w:id="48" w:name="X6b297cc947e0db5526be369b1f0f4ddc67b2415"/>
+    <w:bookmarkEnd w:id="58"/>
+    <w:bookmarkEnd w:id="59"/>
+    <w:bookmarkStart w:id="60" w:name="X6b297cc947e0db5526be369b1f0f4ddc67b2415"/>
     <w:p>
       <w:pPr>
         <w:pStyle w:val="Heading2"/>
@@ -3715,8 +6860,8 @@
         </w:pict>
       </w:r>
     </w:p>
-    <w:bookmarkEnd w:id="48"/>
-    <w:bookmarkStart w:id="50" w:name="acknowledgements"/>
+    <w:bookmarkEnd w:id="60"/>
+    <w:bookmarkStart w:id="62" w:name="acknowledgements"/>
     <w:p>
       <w:pPr>
         <w:pStyle w:val="Heading2"/>
@@ -3735,7 +6880,7 @@
       <w:r>
         <w:t xml:space="preserve"> </w:t>
       </w:r>
-      <w:hyperlink r:id="rId49">
+      <w:hyperlink r:id="rId61">
         <w:r>
           <w:rPr>
             <w:rStyle w:val="Hyperlink"/>
@@ -3762,8 +6907,8 @@
         </w:pict>
       </w:r>
     </w:p>
-    <w:bookmarkEnd w:id="50"/>
-    <w:bookmarkStart w:id="52" w:name="data-availability"/>
+    <w:bookmarkEnd w:id="62"/>
+    <w:bookmarkStart w:id="64" w:name="data-availability"/>
     <w:p>
       <w:pPr>
         <w:pStyle w:val="Heading2"/>
@@ -3782,7 +6927,7 @@
       <w:r>
         <w:t xml:space="preserve"> </w:t>
       </w:r>
-      <w:hyperlink r:id="rId51">
+      <w:hyperlink r:id="rId63">
         <w:r>
           <w:rPr>
             <w:rStyle w:val="Hyperlink"/>
@@ -3794,8 +6939,8 @@
         <w:t xml:space="preserve">. Variable construction code and processed datasets are available from the corresponding author upon reasonable request.</w:t>
       </w:r>
     </w:p>
-    <w:bookmarkEnd w:id="52"/>
-    <w:bookmarkStart w:id="53" w:name="ai-use-disclosure"/>
+    <w:bookmarkEnd w:id="64"/>
+    <w:bookmarkStart w:id="65" w:name="ai-use-disclosure"/>
     <w:p>
       <w:pPr>
         <w:pStyle w:val="Heading2"/>
@@ -3819,8 +6964,8 @@
         </w:pict>
       </w:r>
     </w:p>
-    <w:bookmarkEnd w:id="53"/>
-    <w:bookmarkStart w:id="80" w:name="references"/>
+    <w:bookmarkEnd w:id="65"/>
+    <w:bookmarkStart w:id="92" w:name="references"/>
     <w:p>
       <w:pPr>
         <w:pStyle w:val="Heading2"/>
@@ -3852,7 +6997,7 @@
       <w:r>
         <w:t xml:space="preserve"> </w:t>
       </w:r>
-      <w:hyperlink r:id="rId54">
+      <w:hyperlink r:id="rId66">
         <w:r>
           <w:rPr>
             <w:rStyle w:val="Hyperlink"/>
@@ -3884,7 +7029,7 @@
       <w:r>
         <w:t xml:space="preserve"> </w:t>
       </w:r>
-      <w:hyperlink r:id="rId55">
+      <w:hyperlink r:id="rId67">
         <w:r>
           <w:rPr>
             <w:rStyle w:val="Hyperlink"/>
@@ -3916,7 +7061,7 @@
       <w:r>
         <w:t xml:space="preserve"> </w:t>
       </w:r>
-      <w:hyperlink r:id="rId56">
+      <w:hyperlink r:id="rId68">
         <w:r>
           <w:rPr>
             <w:rStyle w:val="Hyperlink"/>
@@ -3943,7 +7088,7 @@
         <w:t xml:space="preserve">Journal of Finance and Accounting Research</w:t>
       </w:r>
       <w:r>
-        <w:t xml:space="preserve">. Advance online publication.</w:t>
+        <w:t xml:space="preserve">. Advance online publication. [DOI pending; add upon assignment]</w:t>
       </w:r>
     </w:p>
     <w:p>
@@ -3969,7 +7114,7 @@
       <w:r>
         <w:t xml:space="preserve"> </w:t>
       </w:r>
-      <w:hyperlink r:id="rId57">
+      <w:hyperlink r:id="rId69">
         <w:r>
           <w:rPr>
             <w:rStyle w:val="Hyperlink"/>
@@ -4001,7 +7146,7 @@
       <w:r>
         <w:t xml:space="preserve"> </w:t>
       </w:r>
-      <w:hyperlink r:id="rId58">
+      <w:hyperlink r:id="rId70">
         <w:r>
           <w:rPr>
             <w:rStyle w:val="Hyperlink"/>
@@ -4033,7 +7178,7 @@
       <w:r>
         <w:t xml:space="preserve"> </w:t>
       </w:r>
-      <w:hyperlink r:id="rId59">
+      <w:hyperlink r:id="rId71">
         <w:r>
           <w:rPr>
             <w:rStyle w:val="Hyperlink"/>
@@ -4065,7 +7210,7 @@
       <w:r>
         <w:t xml:space="preserve"> </w:t>
       </w:r>
-      <w:hyperlink r:id="rId60">
+      <w:hyperlink r:id="rId72">
         <w:r>
           <w:rPr>
             <w:rStyle w:val="Hyperlink"/>
@@ -4097,7 +7242,7 @@
       <w:r>
         <w:t xml:space="preserve"> </w:t>
       </w:r>
-      <w:hyperlink r:id="rId61">
+      <w:hyperlink r:id="rId73">
         <w:r>
           <w:rPr>
             <w:rStyle w:val="Hyperlink"/>
@@ -4129,7 +7274,7 @@
       <w:r>
         <w:t xml:space="preserve"> </w:t>
       </w:r>
-      <w:hyperlink r:id="rId62">
+      <w:hyperlink r:id="rId74">
         <w:r>
           <w:rPr>
             <w:rStyle w:val="Hyperlink"/>
@@ -4161,7 +7306,7 @@
       <w:r>
         <w:t xml:space="preserve"> </w:t>
       </w:r>
-      <w:hyperlink r:id="rId63">
+      <w:hyperlink r:id="rId75">
         <w:r>
           <w:rPr>
             <w:rStyle w:val="Hyperlink"/>
@@ -4193,7 +7338,7 @@
       <w:r>
         <w:t xml:space="preserve"> </w:t>
       </w:r>
-      <w:hyperlink r:id="rId64">
+      <w:hyperlink r:id="rId76">
         <w:r>
           <w:rPr>
             <w:rStyle w:val="Hyperlink"/>
@@ -4225,7 +7370,7 @@
       <w:r>
         <w:t xml:space="preserve"> </w:t>
       </w:r>
-      <w:hyperlink r:id="rId65">
+      <w:hyperlink r:id="rId77">
         <w:r>
           <w:rPr>
             <w:rStyle w:val="Hyperlink"/>
@@ -4257,7 +7402,7 @@
       <w:r>
         <w:t xml:space="preserve"> </w:t>
       </w:r>
-      <w:hyperlink r:id="rId66">
+      <w:hyperlink r:id="rId78">
         <w:r>
           <w:rPr>
             <w:rStyle w:val="Hyperlink"/>
@@ -4289,7 +7434,7 @@
       <w:r>
         <w:t xml:space="preserve"> </w:t>
       </w:r>
-      <w:hyperlink r:id="rId67">
+      <w:hyperlink r:id="rId79">
         <w:r>
           <w:rPr>
             <w:rStyle w:val="Hyperlink"/>
@@ -4321,7 +7466,7 @@
       <w:r>
         <w:t xml:space="preserve"> </w:t>
       </w:r>
-      <w:hyperlink r:id="rId68">
+      <w:hyperlink r:id="rId80">
         <w:r>
           <w:rPr>
             <w:rStyle w:val="Hyperlink"/>
@@ -4353,7 +7498,7 @@
       <w:r>
         <w:t xml:space="preserve"> </w:t>
       </w:r>
-      <w:hyperlink r:id="rId69">
+      <w:hyperlink r:id="rId81">
         <w:r>
           <w:rPr>
             <w:rStyle w:val="Hyperlink"/>
@@ -4385,7 +7530,7 @@
       <w:r>
         <w:t xml:space="preserve"> </w:t>
       </w:r>
-      <w:hyperlink r:id="rId70">
+      <w:hyperlink r:id="rId82">
         <w:r>
           <w:rPr>
             <w:rStyle w:val="Hyperlink"/>
@@ -4417,7 +7562,7 @@
       <w:r>
         <w:t xml:space="preserve"> </w:t>
       </w:r>
-      <w:hyperlink r:id="rId71">
+      <w:hyperlink r:id="rId83">
         <w:r>
           <w:rPr>
             <w:rStyle w:val="Hyperlink"/>
@@ -4449,7 +7594,7 @@
       <w:r>
         <w:t xml:space="preserve"> </w:t>
       </w:r>
-      <w:hyperlink r:id="rId72">
+      <w:hyperlink r:id="rId84">
         <w:r>
           <w:rPr>
             <w:rStyle w:val="Hyperlink"/>
@@ -4481,7 +7626,7 @@
       <w:r>
         <w:t xml:space="preserve"> </w:t>
       </w:r>
-      <w:hyperlink r:id="rId73">
+      <w:hyperlink r:id="rId85">
         <w:r>
           <w:rPr>
             <w:rStyle w:val="Hyperlink"/>
@@ -4513,7 +7658,7 @@
       <w:r>
         <w:t xml:space="preserve"> </w:t>
       </w:r>
-      <w:hyperlink r:id="rId74">
+      <w:hyperlink r:id="rId86">
         <w:r>
           <w:rPr>
             <w:rStyle w:val="Hyperlink"/>
@@ -4545,7 +7690,7 @@
       <w:r>
         <w:t xml:space="preserve"> </w:t>
       </w:r>
-      <w:hyperlink r:id="rId75">
+      <w:hyperlink r:id="rId87">
         <w:r>
           <w:rPr>
             <w:rStyle w:val="Hyperlink"/>
@@ -4577,7 +7722,7 @@
       <w:r>
         <w:t xml:space="preserve"> </w:t>
       </w:r>
-      <w:hyperlink r:id="rId76">
+      <w:hyperlink r:id="rId88">
         <w:r>
           <w:rPr>
             <w:rStyle w:val="Hyperlink"/>
@@ -4609,7 +7754,7 @@
       <w:r>
         <w:t xml:space="preserve"> </w:t>
       </w:r>
-      <w:hyperlink r:id="rId77">
+      <w:hyperlink r:id="rId89">
         <w:r>
           <w:rPr>
             <w:rStyle w:val="Hyperlink"/>
@@ -4641,7 +7786,7 @@
       <w:r>
         <w:t xml:space="preserve"> </w:t>
       </w:r>
-      <w:hyperlink r:id="rId78">
+      <w:hyperlink r:id="rId90">
         <w:r>
           <w:rPr>
             <w:rStyle w:val="Hyperlink"/>
@@ -4676,7 +7821,7 @@
       <w:r>
         <w:t xml:space="preserve"> </w:t>
       </w:r>
-      <w:hyperlink r:id="rId51">
+      <w:hyperlink r:id="rId63">
         <w:r>
           <w:rPr>
             <w:rStyle w:val="Hyperlink"/>
@@ -4711,7 +7856,7 @@
       <w:r>
         <w:t xml:space="preserve"> </w:t>
       </w:r>
-      <w:hyperlink r:id="rId51">
+      <w:hyperlink r:id="rId63">
         <w:r>
           <w:rPr>
             <w:rStyle w:val="Hyperlink"/>
@@ -4743,7 +7888,7 @@
       <w:r>
         <w:t xml:space="preserve"> </w:t>
       </w:r>
-      <w:hyperlink r:id="rId79">
+      <w:hyperlink r:id="rId91">
         <w:r>
           <w:rPr>
             <w:rStyle w:val="Hyperlink"/>
@@ -4969,8 +8114,8 @@
         <w:t xml:space="preserve">), and figure-rendering scripts are documented in the repository README.</w:t>
       </w:r>
     </w:p>
-    <w:bookmarkEnd w:id="80"/>
-    <w:bookmarkEnd w:id="81"/>
+    <w:bookmarkEnd w:id="92"/>
+    <w:bookmarkEnd w:id="93"/>
     <w:sectPr>
       <w:pgSz w:h="16838" w:w="11906"/>
       <w:pgMar w:bottom="1417" w:left="1417" w:right="1417" w:top="1417"/>
@@ -5160,6 +8305,9 @@
     <w:abstractNumId w:val="990"/>
   </w:num>
   <w:num w:numId="1001">
+    <w:abstractNumId w:val="991"/>
+  </w:num>
+  <w:num w:numId="1002">
     <w:abstractNumId w:val="991"/>
   </w:num>
 </w:numbering>

--- a/dist/manuscripts/en/p5_china_en_clean.docx
+++ b/dist/manuscripts/en/p5_china_en_clean.docx
@@ -2,7 +2,7 @@
 <file path=word/document.xml><?xml version="1.0" encoding="utf-8"?>
 <w:document xmlns:w="http://schemas.openxmlformats.org/wordprocessingml/2006/main" xmlns:m="http://schemas.openxmlformats.org/officeDocument/2006/math" xmlns:r="http://schemas.openxmlformats.org/officeDocument/2006/relationships" xmlns:o="urn:schemas-microsoft-com:office:office" xmlns:v="urn:schemas-microsoft-com:vml" xmlns:w10="urn:schemas-microsoft-com:office:word" xmlns:a="http://schemas.openxmlformats.org/drawingml/2006/main" xmlns:pic="http://schemas.openxmlformats.org/drawingml/2006/picture" xmlns:wp="http://schemas.openxmlformats.org/drawingml/2006/wordprocessingDrawing">
   <w:body>
-    <w:bookmarkStart w:id="81" w:name="Xeed239f9d2e1ce3a88fd46b256b65d8ab89b86a"/>
+    <w:bookmarkStart w:id="62" w:name="Xeed239f9d2e1ce3a88fd46b256b65d8ab89b86a"/>
     <w:p>
       <w:pPr>
         <w:pStyle w:val="Heading1"/>
@@ -26,29 +26,12 @@
         <w:t xml:space="preserve"> </w:t>
       </w:r>
       <w:r>
-        <w:t xml:space="preserve">· College of Economics, Can Tho University ·</w:t>
+        <w:t xml:space="preserve">· School of Economics, Can Tho University · huongp1323001@gstudent.ctu.edu.vn · ORCID:</w:t>
       </w:r>
       <w:r>
         <w:t xml:space="preserve"> </w:t>
       </w:r>
       <w:hyperlink r:id="rId20">
-        <w:r>
-          <w:rPr>
-            <w:rStyle w:val="Hyperlink"/>
-          </w:rPr>
-          <w:t xml:space="preserve">huongp1323001@gstudent.ctu.edu.vn</w:t>
-        </w:r>
-      </w:hyperlink>
-      <w:r>
-        <w:t xml:space="preserve"> </w:t>
-      </w:r>
-      <w:r>
-        <w:t xml:space="preserve">· ORCID:</w:t>
-      </w:r>
-      <w:r>
-        <w:t xml:space="preserve"> </w:t>
-      </w:r>
-      <w:hyperlink r:id="rId21">
         <w:r>
           <w:rPr>
             <w:rStyle w:val="Hyperlink"/>
@@ -80,29 +63,12 @@
         <w:t xml:space="preserve"> </w:t>
       </w:r>
       <w:r>
-        <w:t xml:space="preserve">· College of Economics, Can Tho University ·</w:t>
-      </w:r>
-      <w:r>
-        <w:t xml:space="preserve"> </w:t>
-      </w:r>
-      <w:hyperlink r:id="rId22">
-        <w:r>
-          <w:rPr>
-            <w:rStyle w:val="Hyperlink"/>
-          </w:rPr>
-          <w:t xml:space="preserve">patu@ctu.edu.vn</w:t>
-        </w:r>
-      </w:hyperlink>
-      <w:r>
-        <w:t xml:space="preserve"> </w:t>
-      </w:r>
-      <w:r>
-        <w:t xml:space="preserve">· ORCID:</w:t>
-      </w:r>
-      <w:r>
-        <w:t xml:space="preserve"> </w:t>
-      </w:r>
-      <w:hyperlink r:id="rId23">
+        <w:t xml:space="preserve">· School of Economics, Can Tho University · patu@ctu.edu.vn · ORCID:</w:t>
+      </w:r>
+      <w:r>
+        <w:t xml:space="preserve"> </w:t>
+      </w:r>
+      <w:hyperlink r:id="rId21">
         <w:r>
           <w:rPr>
             <w:rStyle w:val="Hyperlink"/>
@@ -199,7 +165,7 @@
         <w:t xml:space="preserve"> </w:t>
       </w:r>
       <w:r>
-        <w:t xml:space="preserve">4 (Figure 1 conceptual model; Figure 2 turning-point estimates with 95% CIs; Figure 3 predicted I→P curves by wave; Figure 4 capability level-shift coefficients).</w:t>
+        <w:t xml:space="preserve">4 (Figure 1 conceptual model; Figure 2 turning-point estimates with 95% CIs; Figure 3 predicted I–P curves by wave; Figure 4 capability level-shift coefficients).</w:t>
       </w:r>
     </w:p>
     <w:p>
@@ -209,7 +175,7 @@
         </w:pict>
       </w:r>
     </w:p>
-    <w:bookmarkStart w:id="24" w:name="abstract"/>
+    <w:bookmarkStart w:id="22" w:name="abstract"/>
     <w:p>
       <w:pPr>
         <w:pStyle w:val="Heading2"/>
@@ -351,8 +317,8 @@
         </w:pict>
       </w:r>
     </w:p>
-    <w:bookmarkEnd w:id="24"/>
-    <w:bookmarkStart w:id="25" w:name="highlights"/>
+    <w:bookmarkEnd w:id="22"/>
+    <w:bookmarkStart w:id="23" w:name="highlights"/>
     <w:p>
       <w:pPr>
         <w:pStyle w:val="Heading2"/>
@@ -496,8 +462,8 @@
         </w:pict>
       </w:r>
     </w:p>
-    <w:bookmarkEnd w:id="25"/>
-    <w:bookmarkStart w:id="26" w:name="Xe3d0fc0bea9a42ce7605565d0964033d7f6ee47"/>
+    <w:bookmarkEnd w:id="23"/>
+    <w:bookmarkStart w:id="24" w:name="introduction"/>
     <w:p>
       <w:pPr>
         <w:pStyle w:val="Heading2"/>
@@ -511,7 +477,7 @@
         <w:pStyle w:val="FirstParagraph"/>
       </w:pPr>
       <w:r>
-        <w:t xml:space="preserve">The relationship between internationalisation and firm performance (I–P) has been a core concern of international business scholarship for three decades (Hitt, Hoskisson and Kim, 1997; Lu and Beamish, 2004; Bausch and Krist, 2007). Meta-analyses document an inverted-U shape as the central tendency (Schwens et al., 2018; Marano et al., 2016), while a parallel stream of work emphasises institutional context (Kirca et al., 2012), dynamic capabilities (Teece, 2007), and digital transformation (Nambisan, Wright and Feldman, 2019; Vial, 2019) as moderating conditions. Yet most studies draw on multi-country samples, use aggregate export-to-sales ratios as the internationalisation measure, and capture performance at a single cross-section (Shaver, 2020). Two questions that remain underexplored are (a) whether the inverted-U shape is itself temporally stable within a given institutional context and (b) whether emerging-economy technological capability reshapes that curvature.</w:t>
+        <w:t xml:space="preserve">The relationship between internationalisation and firm performance (I–P) has been a core concern of international business scholarship for three decades (Hitt, Hoskisson and Kim, 1997; Lu and Beamish, 2004; Bausch and Krist, 2007). Meta-analyses document an inverted-U shape as the central tendency (Schwens et al., 2018; Marano et al., 2016). A parallel stream of work emphasises institutional context (Kirca et al., 2012), dynamic capabilities (Teece, 2007), and digital transformation (Nambisan, Wright and Feldman, 2019; Vial, 2019) as moderating conditions. Most studies, however, draw on multi-country samples, use aggregate export-to-sales ratios as the internationalisation measure, and capture performance at a single cross-section (Shaver, 2020). Two questions remain underexplored: whether the inverted-U shape is itself temporally stable within a given institutional context, and whether emerging-economy technological capability reshapes that curvature.</w:t>
       </w:r>
     </w:p>
     <w:p>
@@ -519,7 +485,7 @@
         <w:pStyle w:val="BodyText"/>
       </w:pPr>
       <w:r>
-        <w:t xml:space="preserve">China offers an unusually clean setting. The World Bank Enterprise Survey (WBES) administered the same core instrument in 2012 and 2024, providing panel-comparable microdata bracketing a decade of structural change—manufacturing upgrading, belt-and-road-driven export reorientation, digital-platform diffusion, and the COVID-19 shock. Using these two waves, this study addresses two research questions:</w:t>
+        <w:t xml:space="preserve">China offers an unusually clean setting. The World Bank Enterprise Survey (WBES) administered the same core instrument in 2012 and 2024, providing panel-comparable microdata that bracket a decade of structural change: manufacturing upgrading, belt-and-road-driven export reorientation, digital-platform diffusion, and the COVID-19 shock. Using these two waves, this study addresses two research questions:</w:t>
       </w:r>
     </w:p>
     <w:p>
@@ -563,7 +529,7 @@
         <w:pStyle w:val="FirstParagraph"/>
       </w:pPr>
       <w:r>
-        <w:t xml:space="preserve">The study contributes to the I–P literature in three ways. First, it provides the first within-country, two-wave test of threshold stability for China using WBES data. Second, it operationalises technological capability through a validated composite index (TCI_full) rather than single-item proxies. Third, the null moderation finding recasts capability’s role from a curvature-shaper to a level-shifter, with implications for the boundary conditions of the inverted-U.</w:t>
+        <w:t xml:space="preserve">This study contributes to the I–P literature in three ways. It provides the first within-country, two-wave test of threshold stability for China using WBES data, and it operationalises technological capability through a validated composite index (TCI_full) rather than single-item proxies. The null moderation finding then recasts capability’s role from a curvature-shaper to a level-shifter, with implications for the boundary conditions of the inverted-U.</w:t>
       </w:r>
     </w:p>
     <w:p>
@@ -581,8 +547,8 @@
         </w:pict>
       </w:r>
     </w:p>
-    <w:bookmarkEnd w:id="26"/>
-    <w:bookmarkStart w:id="30" w:name="X8bf20a63f0decf7b16e99d564b9958ec4fbbb23"/>
+    <w:bookmarkEnd w:id="24"/>
+    <w:bookmarkStart w:id="31" w:name="theory-and-hypotheses"/>
     <w:p>
       <w:pPr>
         <w:pStyle w:val="Heading2"/>
@@ -591,7 +557,7 @@
         <w:t xml:space="preserve">2. Theory and Hypotheses</w:t>
       </w:r>
     </w:p>
-    <w:bookmarkStart w:id="27" w:name="Xe089a51cf00ad631dbcdfa837bfcf2befbbb388"/>
+    <w:bookmarkStart w:id="25" w:name="X80f1b9a6838da6506200db77e2279c8969787f1"/>
     <w:p>
       <w:pPr>
         <w:pStyle w:val="Heading3"/>
@@ -626,8 +592,8 @@
         <w:t xml:space="preserve">In the Chinese private-firm context, when export intensity increases from zero, firm performance (log labour productivity) first rises and then falls — because early export exposure generates learning, scale, and diversification gains (Johanson and Vahlne, 1977; Wagner, 2007), while beyond a threshold, coordination costs and resource diversion erode net returns (Hitt et al., 1997; Pierce and Aguinis, 2013) — such that the FSTS–lnLP relationship follows an inverted-U (quadratic) form before export intensity exceeds the cost-benefit inflection point.</w:t>
       </w:r>
     </w:p>
-    <w:bookmarkEnd w:id="27"/>
-    <w:bookmarkStart w:id="28" w:name="Xf1c81d13fe998b882da119ca3ec3b3d40ce5a1b"/>
+    <w:bookmarkEnd w:id="25"/>
+    <w:bookmarkStart w:id="26" w:name="temporal-stability-of-the-ip-curvature"/>
     <w:p>
       <w:pPr>
         <w:pStyle w:val="Heading3"/>
@@ -641,7 +607,25 @@
         <w:pStyle w:val="FirstParagraph"/>
       </w:pPr>
       <w:r>
-        <w:t xml:space="preserve">Between 2012 and 2024, China’s export environment shifted substantially: bilateral trade friction with advanced economies, BRI-driven diversification toward emerging markets, and COVID-19 disruption. Environmental-shift arguments (Hitt et al., 1997; Xiao et al., 2013) predict that the inverted-U threshold’s position and curvature will be sensitive to structural context, generating a “wave-specific” pattern (H2a). Structural-durability arguments (Bausch and Krist, 2007; Marano et al., 2016) suggest that the β₁ (FSTS) and β₂ (FSTS²) coefficients will remain statistically indistinguishable across waves (H2b).</w:t>
+        <w:t xml:space="preserve">Between 2012 and 2024, China’s export environment shifted substantially: bilateral trade friction with advanced economies, BRI-driven diversification toward emerging markets, and COVID-19 disruption. Environmental-shift arguments (Hitt et al., 1997; Xiao et al., 2013) predict that the inverted-U threshold’s position and curvature will be sensitive to structural context, generating a</w:t>
+      </w:r>
+      <w:r>
+        <w:t xml:space="preserve"> </w:t>
+      </w:r>
+      <w:r>
+        <w:t xml:space="preserve">“</w:t>
+      </w:r>
+      <w:r>
+        <w:t xml:space="preserve">wave-specific</w:t>
+      </w:r>
+      <w:r>
+        <w:t xml:space="preserve">”</w:t>
+      </w:r>
+      <w:r>
+        <w:t xml:space="preserve"> </w:t>
+      </w:r>
+      <w:r>
+        <w:t xml:space="preserve">pattern (H2a). Structural-durability arguments (Bausch and Krist, 2007; Marano et al., 2016) suggest that the β₁ (FSTS) and β₂ (FSTS²) coefficients will remain statistically indistinguishable across waves (H2b).</w:t>
       </w:r>
     </w:p>
     <w:p>
@@ -659,7 +643,7 @@
         <w:t xml:space="preserve"> </w:t>
       </w:r>
       <w:r>
-        <w:t xml:space="preserve">When China's export environment shifts substantially between 2012 and 2024, the I–P curvature coefficients (β₁, β₂) will differ significantly across waves — because structural shocks such as trade friction, BRI reorientation, and COVID-19 alter the cost-benefit calculus of internationalisation (Hitt et al., 1997; Xiao et al., 2013) — until the turning-point location and curvature reflect the prevailing macroeconomic and institutional regime (environmental-shift prediction).</w:t>
+        <w:t xml:space="preserve">When China’s export environment shifts substantially between 2012 and 2024, the I–P curvature coefficients (β₁, β₂) will differ significantly across waves — because structural shocks such as trade friction, BRI reorientation, and COVID-19 alter the cost-benefit calculus of internationalisation (Hitt et al., 1997; Xiao et al., 2013) — until the turning-point location and curvature reflect the prevailing macroeconomic and institutional regime (environmental-shift prediction).</w:t>
       </w:r>
     </w:p>
     <w:p>
@@ -677,11 +661,11 @@
         <w:t xml:space="preserve"> </w:t>
       </w:r>
       <w:r>
-        <w:t xml:space="preserve">When China's institutional framework governing export costs and coordination remains structurally intact across decades, the I–P curvature coefficients (β₁, β₂) will not differ significantly across waves — because the fundamental tension between learning-by-exporting gains and coordination-cost escalation is anchored to firm-level resource constraints rather than the macro environment (Bausch and Krist, 2007; Marano et al., 2016) — so that the turning-point remains within a stable range regardless of the wave (structural-durability prediction).</w:t>
-      </w:r>
-    </w:p>
-    <w:bookmarkEnd w:id="28"/>
-    <w:bookmarkStart w:id="29" w:name="X505f50cd1f9abb1ab06672992aff36a1dc7f136"/>
+        <w:t xml:space="preserve">When China’s institutional framework governing export costs and coordination remains structurally intact across decades, the I–P curvature coefficients (β₁, β₂) will not differ significantly across waves — because the fundamental tension between learning-by-exporting gains and coordination-cost escalation is anchored to firm-level resource constraints rather than the macro environment (Bausch and Krist, 2007; Marano et al., 2016) — so that the turning-point remains within a stable range regardless of the wave (structural-durability prediction).</w:t>
+      </w:r>
+    </w:p>
+    <w:bookmarkEnd w:id="26"/>
+    <w:bookmarkStart w:id="30" w:name="technological-capability-as-a-moderator"/>
     <w:p>
       <w:pPr>
         <w:pStyle w:val="Heading3"/>
@@ -754,7 +738,54 @@
     </w:p>
     <w:p>
       <w:pPr>
-        <w:pStyle w:val="FirstParagraph"/>
+        <w:pStyle w:val="CaptionedFigure"/>
+      </w:pPr>
+      <w:r>
+        <w:drawing>
+          <wp:inline>
+            <wp:extent cx="5753100" cy="3764110"/>
+            <wp:effectExtent b="0" l="0" r="0" t="0"/>
+            <wp:docPr descr="Figure 1: Conceptual model" title="" id="28" name="Picture"/>
+            <a:graphic>
+              <a:graphicData uri="http://schemas.openxmlformats.org/drawingml/2006/picture">
+                <pic:pic>
+                  <pic:nvPicPr>
+                    <pic:cNvPr descr="figures/p5_china/figure_1_conceptual_model.png" id="29" name="Picture"/>
+                    <pic:cNvPicPr>
+                      <a:picLocks noChangeArrowheads="1" noChangeAspect="1"/>
+                    </pic:cNvPicPr>
+                  </pic:nvPicPr>
+                  <pic:blipFill>
+                    <a:blip r:embed="rId27"/>
+                    <a:stretch>
+                      <a:fillRect/>
+                    </a:stretch>
+                  </pic:blipFill>
+                  <pic:spPr bwMode="auto">
+                    <a:xfrm>
+                      <a:off x="0" y="0"/>
+                      <a:ext cx="5753100" cy="3764110"/>
+                    </a:xfrm>
+                    <a:prstGeom prst="rect">
+                      <a:avLst/>
+                    </a:prstGeom>
+                    <a:noFill/>
+                    <a:ln w="9525">
+                      <a:noFill/>
+                      <a:headEnd/>
+                      <a:tailEnd/>
+                    </a:ln>
+                  </pic:spPr>
+                </pic:pic>
+              </a:graphicData>
+            </a:graphic>
+          </wp:inline>
+        </w:drawing>
+      </w:r>
+    </w:p>
+    <w:p>
+      <w:pPr>
+        <w:pStyle w:val="ImageCaption"/>
       </w:pPr>
       <w:r>
         <w:t xml:space="preserve">Figure 1: Conceptual model</w:t>
@@ -775,7 +806,7 @@
         <w:t xml:space="preserve"> </w:t>
       </w:r>
       <w:r>
-        <w:t xml:space="preserve">Conceptual model: internationalisation intensity (FSTS), technological capability (TCI_full), and temporal wave as determinants of log labour productivity. The dashed moderation arrows reflect exploratory mechanism analyses evaluated in §4.5.</w:t>
+        <w:t xml:space="preserve">Conceptual model: internationalisation intensity (FSTS), technological capability (TCI_full), and temporal wave as determinants of log labour productivity. The dashed moderation arrows reflect exploratory mechanism analyses evaluated in Section 4.5.</w:t>
       </w:r>
     </w:p>
     <w:p>
@@ -785,9 +816,9 @@
         </w:pict>
       </w:r>
     </w:p>
-    <w:bookmarkEnd w:id="29"/>
     <w:bookmarkEnd w:id="30"/>
-    <w:bookmarkStart w:id="34" w:name="X5eb800a903106e48a684e9ea9de39ed619b9df8"/>
+    <w:bookmarkEnd w:id="31"/>
+    <w:bookmarkStart w:id="35" w:name="data-and-methods"/>
     <w:p>
       <w:pPr>
         <w:pStyle w:val="Heading2"/>
@@ -796,7 +827,7 @@
         <w:t xml:space="preserve">3. Data and Methods</w:t>
       </w:r>
     </w:p>
-    <w:bookmarkStart w:id="31" w:name="X7539fb3dc2f98232f41138bc75cab658563f4ee"/>
+    <w:bookmarkStart w:id="32" w:name="data"/>
     <w:p>
       <w:pPr>
         <w:pStyle w:val="Heading3"/>
@@ -810,7 +841,7 @@
         <w:pStyle w:val="FirstParagraph"/>
       </w:pPr>
       <w:r>
-        <w:t xml:space="preserve">The analytic dataset combines two waves of the World Bank Enterprise Survey for China: 2012 (full release, 2,700 firms; World Bank, 2013) and 2024 (2,189 firms; World Bank, 2025). After listwise deletion on the focal set (sales, employees, export intensity) and treatment of WBES non‑response codes -9 and -7 as missing (and the additional 2024 refusal code -8), the analytic samples are 2,619 firms in 2012, 1,940 firms in 2024, and 4,559 firm‑year observations in the pooled sample. The 2024 sample is smaller than 2012 (N = 1,940 vs N = 2,619, −26%) due to a combination of: (i) WBES sampling redesign between waves; (ii) systematic exclusion of state-owned enterprises in the 2024 instrument; and (iii) potential market exit among firms surveyed in 2012. This attrition is not random in direction — WBES 2024 overshoots private manufacturing SMEs — and our analysis is explicitly restricted to private firms, mitigating compositional bias.</w:t>
+        <w:t xml:space="preserve">The analytic dataset combines two waves of the World Bank Enterprise Survey for China: 2012 (full release, 2,700 firms; World Bank, 2013) and 2024 (2,189 firms; World Bank, 2025). After listwise deletion on the focal set (sales, employees, export intensity) and treatment of WBES non‑response codes -9 and -7 as missing (and the additional 2024 refusal code -8), the analytic samples are 2,619 firms in 2012, 1,940 firms in 2024, and 4,559 firm‑year observations in the pooled sample. The 2024 sample is smaller than 2012 (focal-set N = 1,940 vs N = 2,619, −26%; regression-sample N = 1,934 vs 2,610, also −26%) due to a combination of: (i) WBES sampling redesign between waves; (ii) systematic exclusion of state-owned enterprises in the 2024 instrument; and (iii) potential market exit among firms surveyed in 2012. This attrition is not random in direction — WBES 2024 overshoots private manufacturing SMEs — and our analysis is explicitly restricted to private firms, mitigating compositional bias.</w:t>
       </w:r>
     </w:p>
     <w:p>
@@ -827,7 +858,7 @@
         <w:t xml:space="preserve">a4a</w:t>
       </w:r>
       <w:r>
-        <w:t xml:space="preserve">). A robustness check restricting the sample to manufacturing firms (ISIC Rev 3.1 codes 15-38 in 2012 and ISIC Rev 4 codes 10-33 in 2024) is reported in §4.6.</w:t>
+        <w:t xml:space="preserve">). A robustness check restricting the sample to manufacturing firms (ISIC Rev 3.1 codes 15-38 in 2012 and ISIC Rev 4 codes 10-33 in 2024) is reported in Section 4.6.</w:t>
       </w:r>
     </w:p>
     <w:p>
@@ -967,8 +998,8 @@
         <w:t xml:space="preserve">The 2024 analytic sample (N = 1,940) is constructed from the full WBES private-firm frame with stricter non-response filtering than the 2012 wave. In 2024, WBES introduced a new non-response code −8 (refusal) in addition to the standard −9 (don’t know) and −7 (not applicable) codes used in 2012. The focal-set listwise deletion (sales + employees + export intensity non-missing) retains 1,940 of 2,189 firms (88.6 %). By contrast, the controls-inclusive listwise deletion used in the regression models (sample_base: additionally requiring non-missing lnEmp, firmage, foreigndummy) reduces the 2024 wave to 1,934 observations and the pooled sample to 4,544. Turning-point estimates (47.2 % in 2024) and Paternoster z-tests are invariant across the two sample definitions.</w:t>
       </w:r>
     </w:p>
-    <w:bookmarkEnd w:id="31"/>
-    <w:bookmarkStart w:id="32" w:name="X431a8b355211b47c6e494a5f659051454df4ed1"/>
+    <w:bookmarkEnd w:id="32"/>
+    <w:bookmarkStart w:id="33" w:name="measures"/>
     <w:p>
       <w:pPr>
         <w:pStyle w:val="Heading3"/>
@@ -1223,8 +1254,615 @@
         <w:t xml:space="preserve">, &gt; 10 % foreign equity); (d) ISIC 2-digit industry stratum dummies.</w:t>
       </w:r>
     </w:p>
-    <w:bookmarkEnd w:id="32"/>
-    <w:bookmarkStart w:id="33" w:name="X88d3b635b18ee197bee6ec760e4576787847be1"/>
+    <w:p>
+      <w:pPr>
+        <w:pStyle w:val="BodyText"/>
+      </w:pPr>
+      <w:r>
+        <w:rPr>
+          <w:bCs/>
+          <w:b/>
+        </w:rPr>
+        <w:t xml:space="preserve">Table V1.</w:t>
+      </w:r>
+      <w:r>
+        <w:t xml:space="preserve"> </w:t>
+      </w:r>
+      <w:r>
+        <w:rPr>
+          <w:iCs/>
+          <w:i/>
+        </w:rPr>
+        <w:t xml:space="preserve">Variable definitions and WBES item sources — China 2012 and 2024.</w:t>
+      </w:r>
+    </w:p>
+    <w:tbl>
+      <w:tblPr>
+        <w:tblStyle w:val="Table"/>
+        <w:tblW w:type="pct" w:w="5000"/>
+        <w:tblLook w:firstRow="1" w:lastRow="0" w:firstColumn="0" w:lastColumn="0" w:noHBand="0" w:noVBand="0" w:val="0020"/>
+        <w:jc w:val="start"/>
+      </w:tblPr>
+      <w:tblGrid>
+        <w:gridCol w:w="1980"/>
+        <w:gridCol w:w="1980"/>
+        <w:gridCol w:w="1980"/>
+        <w:gridCol w:w="1980"/>
+      </w:tblGrid>
+      <w:tr>
+        <w:trPr>
+          <w:tblHeader w:val="true"/>
+        </w:trPr>
+        <w:tc>
+          <w:tcPr/>
+          <w:p>
+            <w:pPr>
+              <w:pStyle w:val="Compact"/>
+              <w:jc w:val="left"/>
+            </w:pPr>
+            <w:r>
+              <w:t xml:space="preserve">Variable</w:t>
+            </w:r>
+          </w:p>
+        </w:tc>
+        <w:tc>
+          <w:tcPr/>
+          <w:p>
+            <w:pPr>
+              <w:pStyle w:val="Compact"/>
+              <w:jc w:val="left"/>
+            </w:pPr>
+            <w:r>
+              <w:t xml:space="preserve">WBES Item(s)</w:t>
+            </w:r>
+          </w:p>
+        </w:tc>
+        <w:tc>
+          <w:tcPr/>
+          <w:p>
+            <w:pPr>
+              <w:pStyle w:val="Compact"/>
+              <w:jc w:val="left"/>
+            </w:pPr>
+            <w:r>
+              <w:t xml:space="preserve">Construction</w:t>
+            </w:r>
+          </w:p>
+        </w:tc>
+        <w:tc>
+          <w:tcPr/>
+          <w:p>
+            <w:pPr>
+              <w:pStyle w:val="Compact"/>
+              <w:jc w:val="left"/>
+            </w:pPr>
+            <w:r>
+              <w:t xml:space="preserve">Role</w:t>
+            </w:r>
+          </w:p>
+        </w:tc>
+      </w:tr>
+      <w:tr>
+        <w:tc>
+          <w:tcPr/>
+          <w:p>
+            <w:pPr>
+              <w:pStyle w:val="Compact"/>
+              <w:jc w:val="left"/>
+            </w:pPr>
+            <w:r>
+              <w:t xml:space="preserve">lnLP</w:t>
+            </w:r>
+          </w:p>
+        </w:tc>
+        <w:tc>
+          <w:tcPr/>
+          <w:p>
+            <w:pPr>
+              <w:pStyle w:val="Compact"/>
+              <w:jc w:val="left"/>
+            </w:pPr>
+            <w:r>
+              <w:t xml:space="preserve">d2, l1</w:t>
+            </w:r>
+          </w:p>
+        </w:tc>
+        <w:tc>
+          <w:tcPr/>
+          <w:p>
+            <w:pPr>
+              <w:pStyle w:val="Compact"/>
+              <w:jc w:val="left"/>
+            </w:pPr>
+            <w:r>
+              <w:t xml:space="preserve">ln(annual sales / permanent employees)</w:t>
+            </w:r>
+          </w:p>
+        </w:tc>
+        <w:tc>
+          <w:tcPr/>
+          <w:p>
+            <w:pPr>
+              <w:pStyle w:val="Compact"/>
+              <w:jc w:val="left"/>
+            </w:pPr>
+            <w:r>
+              <w:t xml:space="preserve">Dependent variable</w:t>
+            </w:r>
+          </w:p>
+        </w:tc>
+      </w:tr>
+      <w:tr>
+        <w:tc>
+          <w:tcPr/>
+          <w:p>
+            <w:pPr>
+              <w:pStyle w:val="Compact"/>
+              <w:jc w:val="left"/>
+            </w:pPr>
+            <w:r>
+              <w:t xml:space="preserve">FSTS</w:t>
+            </w:r>
+          </w:p>
+        </w:tc>
+        <w:tc>
+          <w:tcPr/>
+          <w:p>
+            <w:pPr>
+              <w:pStyle w:val="Compact"/>
+              <w:jc w:val="left"/>
+            </w:pPr>
+            <w:r>
+              <w:t xml:space="preserve">e1, d2</w:t>
+            </w:r>
+          </w:p>
+        </w:tc>
+        <w:tc>
+          <w:tcPr/>
+          <w:p>
+            <w:pPr>
+              <w:pStyle w:val="Compact"/>
+              <w:jc w:val="left"/>
+            </w:pPr>
+            <w:r>
+              <w:t xml:space="preserve">e1/d2: direct-export / total sales (raw proportion [0,1])</w:t>
+            </w:r>
+          </w:p>
+        </w:tc>
+        <w:tc>
+          <w:tcPr/>
+          <w:p>
+            <w:pPr>
+              <w:pStyle w:val="Compact"/>
+              <w:jc w:val="left"/>
+            </w:pPr>
+            <w:r>
+              <w:t xml:space="preserve">Main IV — export intensity</w:t>
+            </w:r>
+          </w:p>
+        </w:tc>
+      </w:tr>
+      <w:tr>
+        <w:tc>
+          <w:tcPr/>
+          <w:p>
+            <w:pPr>
+              <w:pStyle w:val="Compact"/>
+              <w:jc w:val="left"/>
+            </w:pPr>
+            <w:r>
+              <w:t xml:space="preserve">FSTS²</w:t>
+            </w:r>
+          </w:p>
+        </w:tc>
+        <w:tc>
+          <w:tcPr/>
+          <w:p>
+            <w:pPr>
+              <w:pStyle w:val="Compact"/>
+              <w:jc w:val="left"/>
+            </w:pPr>
+            <w:r>
+              <w:t xml:space="preserve">e1, d2</w:t>
+            </w:r>
+          </w:p>
+        </w:tc>
+        <w:tc>
+          <w:tcPr/>
+          <w:p>
+            <w:pPr>
+              <w:pStyle w:val="Compact"/>
+              <w:jc w:val="left"/>
+            </w:pPr>
+            <w:r>
+              <w:t xml:space="preserve">FSTS × FSTS</w:t>
+            </w:r>
+          </w:p>
+        </w:tc>
+        <w:tc>
+          <w:tcPr/>
+          <w:p>
+            <w:pPr>
+              <w:pStyle w:val="Compact"/>
+              <w:jc w:val="left"/>
+            </w:pPr>
+            <w:r>
+              <w:t xml:space="preserve">Quadratic — nonlinearity</w:t>
+            </w:r>
+          </w:p>
+        </w:tc>
+      </w:tr>
+      <w:tr>
+        <w:tc>
+          <w:tcPr/>
+          <w:p>
+            <w:pPr>
+              <w:pStyle w:val="Compact"/>
+              <w:jc w:val="left"/>
+            </w:pPr>
+            <w:r>
+              <w:t xml:space="preserve">TCI_full</w:t>
+            </w:r>
+          </w:p>
+        </w:tc>
+        <w:tc>
+          <w:tcPr/>
+          <w:p>
+            <w:pPr>
+              <w:pStyle w:val="Compact"/>
+              <w:jc w:val="left"/>
+            </w:pPr>
+            <w:r>
+              <w:t xml:space="preserve">k8, b7, l9, l10</w:t>
+            </w:r>
+          </w:p>
+        </w:tc>
+        <w:tc>
+          <w:tcPr/>
+          <w:p>
+            <w:pPr>
+              <w:pStyle w:val="Compact"/>
+              <w:jc w:val="left"/>
+            </w:pPr>
+            <w:r>
+              <w:t xml:space="preserve">Within-wave z-std of 4-item mean (R&amp;D &gt; 0, quality cert, % university, % formally trained); min 3 of 4 non-missing</w:t>
+            </w:r>
+          </w:p>
+        </w:tc>
+        <w:tc>
+          <w:tcPr/>
+          <w:p>
+            <w:pPr>
+              <w:pStyle w:val="Compact"/>
+              <w:jc w:val="left"/>
+            </w:pPr>
+            <w:r>
+              <w:t xml:space="preserve">Technological capability composite</w:t>
+            </w:r>
+          </w:p>
+        </w:tc>
+      </w:tr>
+      <w:tr>
+        <w:tc>
+          <w:tcPr/>
+          <w:p>
+            <w:pPr>
+              <w:pStyle w:val="Compact"/>
+              <w:jc w:val="left"/>
+            </w:pPr>
+            <w:r>
+              <w:t xml:space="preserve">DAI_core</w:t>
+            </w:r>
+          </w:p>
+        </w:tc>
+        <w:tc>
+          <w:tcPr/>
+          <w:p>
+            <w:pPr>
+              <w:pStyle w:val="Compact"/>
+              <w:jc w:val="left"/>
+            </w:pPr>
+            <w:r>
+              <w:t xml:space="preserve">c22b</w:t>
+            </w:r>
+          </w:p>
+        </w:tc>
+        <w:tc>
+          <w:tcPr/>
+          <w:p>
+            <w:pPr>
+              <w:pStyle w:val="Compact"/>
+              <w:jc w:val="left"/>
+            </w:pPr>
+            <w:r>
+              <w:t xml:space="preserve">1 if own website; Tier-1 proxy (cross-wave identical)</w:t>
+            </w:r>
+          </w:p>
+        </w:tc>
+        <w:tc>
+          <w:tcPr/>
+          <w:p>
+            <w:pPr>
+              <w:pStyle w:val="Compact"/>
+              <w:jc w:val="left"/>
+            </w:pPr>
+            <w:r>
+              <w:t xml:space="preserve">Digital adoption baseline</w:t>
+            </w:r>
+          </w:p>
+        </w:tc>
+      </w:tr>
+      <w:tr>
+        <w:tc>
+          <w:tcPr/>
+          <w:p>
+            <w:pPr>
+              <w:pStyle w:val="Compact"/>
+              <w:jc w:val="left"/>
+            </w:pPr>
+            <w:r>
+              <w:t xml:space="preserve">lnEmp</w:t>
+            </w:r>
+          </w:p>
+        </w:tc>
+        <w:tc>
+          <w:tcPr/>
+          <w:p>
+            <w:pPr>
+              <w:pStyle w:val="Compact"/>
+              <w:jc w:val="left"/>
+            </w:pPr>
+            <w:r>
+              <w:t xml:space="preserve">l1</w:t>
+            </w:r>
+          </w:p>
+        </w:tc>
+        <w:tc>
+          <w:tcPr/>
+          <w:p>
+            <w:pPr>
+              <w:pStyle w:val="Compact"/>
+              <w:jc w:val="left"/>
+            </w:pPr>
+            <w:r>
+              <w:t xml:space="preserve">ln(permanent full-time employees)</w:t>
+            </w:r>
+          </w:p>
+        </w:tc>
+        <w:tc>
+          <w:tcPr/>
+          <w:p>
+            <w:pPr>
+              <w:pStyle w:val="Compact"/>
+              <w:jc w:val="left"/>
+            </w:pPr>
+            <w:r>
+              <w:t xml:space="preserve">Size control</w:t>
+            </w:r>
+          </w:p>
+        </w:tc>
+      </w:tr>
+      <w:tr>
+        <w:tc>
+          <w:tcPr/>
+          <w:p>
+            <w:pPr>
+              <w:pStyle w:val="Compact"/>
+              <w:jc w:val="left"/>
+            </w:pPr>
+            <w:r>
+              <w:t xml:space="preserve">FirmAge</w:t>
+            </w:r>
+          </w:p>
+        </w:tc>
+        <w:tc>
+          <w:tcPr/>
+          <w:p>
+            <w:pPr>
+              <w:pStyle w:val="Compact"/>
+              <w:jc w:val="left"/>
+            </w:pPr>
+            <w:r>
+              <w:t xml:space="preserve">b5</w:t>
+            </w:r>
+          </w:p>
+        </w:tc>
+        <w:tc>
+          <w:tcPr/>
+          <w:p>
+            <w:pPr>
+              <w:pStyle w:val="Compact"/>
+              <w:jc w:val="left"/>
+            </w:pPr>
+            <w:r>
+              <w:t xml:space="preserve">survey_year − b5</w:t>
+            </w:r>
+          </w:p>
+        </w:tc>
+        <w:tc>
+          <w:tcPr/>
+          <w:p>
+            <w:pPr>
+              <w:pStyle w:val="Compact"/>
+              <w:jc w:val="left"/>
+            </w:pPr>
+            <w:r>
+              <w:t xml:space="preserve">Age control</w:t>
+            </w:r>
+          </w:p>
+        </w:tc>
+      </w:tr>
+      <w:tr>
+        <w:tc>
+          <w:tcPr/>
+          <w:p>
+            <w:pPr>
+              <w:pStyle w:val="Compact"/>
+              <w:jc w:val="left"/>
+            </w:pPr>
+            <w:r>
+              <w:t xml:space="preserve">ForeignDummy</w:t>
+            </w:r>
+          </w:p>
+        </w:tc>
+        <w:tc>
+          <w:tcPr/>
+          <w:p>
+            <w:pPr>
+              <w:pStyle w:val="Compact"/>
+              <w:jc w:val="left"/>
+            </w:pPr>
+            <w:r>
+              <w:t xml:space="preserve">b2b</w:t>
+            </w:r>
+          </w:p>
+        </w:tc>
+        <w:tc>
+          <w:tcPr/>
+          <w:p>
+            <w:pPr>
+              <w:pStyle w:val="Compact"/>
+              <w:jc w:val="left"/>
+            </w:pPr>
+            <w:r>
+              <w:t xml:space="preserve">1 if &gt; 10 % foreign equity</w:t>
+            </w:r>
+          </w:p>
+        </w:tc>
+        <w:tc>
+          <w:tcPr/>
+          <w:p>
+            <w:pPr>
+              <w:pStyle w:val="Compact"/>
+              <w:jc w:val="left"/>
+            </w:pPr>
+            <w:r>
+              <w:t xml:space="preserve">Ownership control</w:t>
+            </w:r>
+          </w:p>
+        </w:tc>
+      </w:tr>
+      <w:tr>
+        <w:tc>
+          <w:tcPr/>
+          <w:p>
+            <w:pPr>
+              <w:pStyle w:val="Compact"/>
+              <w:jc w:val="left"/>
+            </w:pPr>
+            <w:r>
+              <w:t xml:space="preserve">ISIC FE</w:t>
+            </w:r>
+          </w:p>
+        </w:tc>
+        <w:tc>
+          <w:tcPr/>
+          <w:p>
+            <w:pPr>
+              <w:pStyle w:val="Compact"/>
+              <w:jc w:val="left"/>
+            </w:pPr>
+            <w:r>
+              <w:t xml:space="preserve">a4a</w:t>
+            </w:r>
+          </w:p>
+        </w:tc>
+        <w:tc>
+          <w:tcPr/>
+          <w:p>
+            <w:pPr>
+              <w:pStyle w:val="Compact"/>
+              <w:jc w:val="left"/>
+            </w:pPr>
+            <w:r>
+              <w:t xml:space="preserve">ISIC 2-digit stratum dummies</w:t>
+            </w:r>
+          </w:p>
+        </w:tc>
+        <w:tc>
+          <w:tcPr/>
+          <w:p>
+            <w:pPr>
+              <w:pStyle w:val="Compact"/>
+              <w:jc w:val="left"/>
+            </w:pPr>
+            <w:r>
+              <w:t xml:space="preserve">Sector fixed effects</w:t>
+            </w:r>
+          </w:p>
+        </w:tc>
+      </w:tr>
+      <w:tr>
+        <w:tc>
+          <w:tcPr/>
+          <w:p>
+            <w:pPr>
+              <w:pStyle w:val="Compact"/>
+              <w:jc w:val="left"/>
+            </w:pPr>
+            <w:r>
+              <w:t xml:space="preserve">wave</w:t>
+            </w:r>
+          </w:p>
+        </w:tc>
+        <w:tc>
+          <w:tcPr/>
+          <w:p>
+            <w:pPr>
+              <w:pStyle w:val="Compact"/>
+              <w:jc w:val="left"/>
+            </w:pPr>
+            <w:r>
+              <w:t xml:space="preserve">—</w:t>
+            </w:r>
+          </w:p>
+        </w:tc>
+        <w:tc>
+          <w:tcPr/>
+          <w:p>
+            <w:pPr>
+              <w:pStyle w:val="Compact"/>
+              <w:jc w:val="left"/>
+            </w:pPr>
+            <w:r>
+              <w:t xml:space="preserve">0 = 2012, 1 = 2024</w:t>
+            </w:r>
+          </w:p>
+        </w:tc>
+        <w:tc>
+          <w:tcPr/>
+          <w:p>
+            <w:pPr>
+              <w:pStyle w:val="Compact"/>
+              <w:jc w:val="left"/>
+            </w:pPr>
+            <w:r>
+              <w:t xml:space="preserve">Wave indicator (pooled only)</w:t>
+            </w:r>
+          </w:p>
+        </w:tc>
+      </w:tr>
+    </w:tbl>
+    <w:p>
+      <w:pPr>
+        <w:pStyle w:val="BodyText"/>
+      </w:pPr>
+      <w:r>
+        <w:rPr>
+          <w:iCs/>
+          <w:i/>
+        </w:rPr>
+        <w:t xml:space="preserve">Note.</w:t>
+      </w:r>
+      <w:r>
+        <w:t xml:space="preserve"> </w:t>
+      </w:r>
+      <w:r>
+        <w:t xml:space="preserve">TCI_full uses a richer 4-item composite than TCI_z in P3/P4 (2-item: quality cert + foreign technology adoption). DAI_core = Tier-1 proxy (website binary c22b), equivalent to DAI_z in P3. FSTS is not mean-centred (unlike FSTS_c in P3/P4); the turning-point formula TP = −β₁/(2β₂) is invariant to centring.</w:t>
+      </w:r>
+    </w:p>
+    <w:bookmarkEnd w:id="33"/>
+    <w:bookmarkStart w:id="34" w:name="estimation-strategy"/>
     <w:p>
       <w:pPr>
         <w:pStyle w:val="Heading3"/>
@@ -1247,7 +1885,22 @@
         <w:t xml:space="preserve">idstd</w:t>
       </w:r>
       <w:r>
-        <w:t xml:space="preserve">) in the pooled specification. Among the pooled 4,559 observations, 217 firms appear in both the 2012 and 2024 waves (the 'panel core'), enabling within-firm variation estimates via cluster-robust standard errors on firm identifiers. This panel core, though modest in size relative to the full sample, provides additional identification leverage unavailable in single-wave studies. The main specification (M2) includes FSTS, FSTS², lnEmp, firmage, and foreigndummy.</w:t>
+        <w:t xml:space="preserve">) in the pooled specification. Among the pooled 4,559 observations, 217 firms appear in both the 2012 and 2024 waves (the</w:t>
+      </w:r>
+      <w:r>
+        <w:t xml:space="preserve"> </w:t>
+      </w:r>
+      <w:r>
+        <w:t xml:space="preserve">‘</w:t>
+      </w:r>
+      <w:r>
+        <w:t xml:space="preserve">panel core</w:t>
+      </w:r>
+      <w:r>
+        <w:t xml:space="preserve">’</w:t>
+      </w:r>
+      <w:r>
+        <w:t xml:space="preserve">), enabling within-firm variation estimates via cluster-robust standard errors on firm identifiers. This panel core, though modest in size relative to the full sample, provides additional identification leverage unavailable in single-wave studies. The main specification (M2) includes FSTS, FSTS², lnEmp, firmage, and foreigndummy.</w:t>
       </w:r>
     </w:p>
     <w:p>
@@ -1461,7 +2114,1672 @@
         <w:pStyle w:val="BodyText"/>
       </w:pPr>
       <w:r>
+        <w:rPr>
+          <w:bCs/>
+          <w:b/>
+        </w:rPr>
+        <w:t xml:space="preserve">M0</w:t>
+      </w:r>
+      <w:r>
+        <w:t xml:space="preserve"> </w:t>
+      </w:r>
+      <w:r>
+        <w:t xml:space="preserve">(baseline controls):</w:t>
+      </w:r>
+    </w:p>
+    <w:p>
+      <w:pPr>
+        <w:pStyle w:val="BodyText"/>
+      </w:pPr>
+      <m:oMathPara>
+        <m:oMathParaPr>
+          <m:jc m:val="center"/>
+        </m:oMathParaPr>
+        <m:oMath>
+          <m:r>
+            <m:rPr>
+              <m:sty m:val="p"/>
+            </m:rPr>
+            <m:t>ln</m:t>
+          </m:r>
+          <m:r>
+            <m:t>L</m:t>
+          </m:r>
+          <m:sSub>
+            <m:e>
+              <m:r>
+                <m:t>P</m:t>
+              </m:r>
+            </m:e>
+            <m:sub>
+              <m:r>
+                <m:t>i</m:t>
+              </m:r>
+              <m:r>
+                <m:t>t</m:t>
+              </m:r>
+            </m:sub>
+          </m:sSub>
+          <m:r>
+            <m:rPr>
+              <m:sty m:val="p"/>
+            </m:rPr>
+            <m:t>=</m:t>
+          </m:r>
+          <m:r>
+            <m:t>α</m:t>
+          </m:r>
+          <m:r>
+            <m:rPr>
+              <m:sty m:val="p"/>
+            </m:rPr>
+            <m:t>+</m:t>
+          </m:r>
+          <m:r>
+            <m:t>γ</m:t>
+          </m:r>
+          <m:r>
+            <m:rPr>
+              <m:sty m:val="p"/>
+            </m:rPr>
+            <m:t>⋅</m:t>
+          </m:r>
+          <m:sSub>
+            <m:e>
+              <m:r>
+                <m:t>X</m:t>
+              </m:r>
+            </m:e>
+            <m:sub>
+              <m:r>
+                <m:t>i</m:t>
+              </m:r>
+              <m:r>
+                <m:t>t</m:t>
+              </m:r>
+            </m:sub>
+          </m:sSub>
+          <m:r>
+            <m:rPr>
+              <m:sty m:val="p"/>
+            </m:rPr>
+            <m:t>+</m:t>
+          </m:r>
+          <m:sSub>
+            <m:e>
+              <m:r>
+                <m:t>ε</m:t>
+              </m:r>
+            </m:e>
+            <m:sub>
+              <m:r>
+                <m:t>i</m:t>
+              </m:r>
+              <m:r>
+                <m:t>t</m:t>
+              </m:r>
+            </m:sub>
+          </m:sSub>
+        </m:oMath>
+      </m:oMathPara>
+    </w:p>
+    <w:p>
+      <w:pPr>
+        <w:pStyle w:val="FirstParagraph"/>
+      </w:pPr>
+      <w:r>
+        <w:rPr>
+          <w:bCs/>
+          <w:b/>
+        </w:rPr>
+        <w:t xml:space="preserve">M1</w:t>
+      </w:r>
+      <w:r>
+        <w:t xml:space="preserve"> </w:t>
+      </w:r>
+      <w:r>
+        <w:t xml:space="preserve">(linear FSTS):</w:t>
+      </w:r>
+    </w:p>
+    <w:p>
+      <w:pPr>
+        <w:pStyle w:val="BodyText"/>
+      </w:pPr>
+      <m:oMathPara>
+        <m:oMathParaPr>
+          <m:jc m:val="center"/>
+        </m:oMathParaPr>
+        <m:oMath>
+          <m:r>
+            <m:rPr>
+              <m:sty m:val="p"/>
+            </m:rPr>
+            <m:t>ln</m:t>
+          </m:r>
+          <m:r>
+            <m:t>L</m:t>
+          </m:r>
+          <m:sSub>
+            <m:e>
+              <m:r>
+                <m:t>P</m:t>
+              </m:r>
+            </m:e>
+            <m:sub>
+              <m:r>
+                <m:t>i</m:t>
+              </m:r>
+              <m:r>
+                <m:t>t</m:t>
+              </m:r>
+            </m:sub>
+          </m:sSub>
+          <m:r>
+            <m:rPr>
+              <m:sty m:val="p"/>
+            </m:rPr>
+            <m:t>=</m:t>
+          </m:r>
+          <m:r>
+            <m:t>α</m:t>
+          </m:r>
+          <m:r>
+            <m:rPr>
+              <m:sty m:val="p"/>
+            </m:rPr>
+            <m:t>+</m:t>
+          </m:r>
+          <m:sSub>
+            <m:e>
+              <m:r>
+                <m:t>β</m:t>
+              </m:r>
+            </m:e>
+            <m:sub>
+              <m:r>
+                <m:t>1</m:t>
+              </m:r>
+            </m:sub>
+          </m:sSub>
+          <m:r>
+            <m:t>F</m:t>
+          </m:r>
+          <m:r>
+            <m:t>S</m:t>
+          </m:r>
+          <m:r>
+            <m:t>T</m:t>
+          </m:r>
+          <m:sSub>
+            <m:e>
+              <m:r>
+                <m:t>S</m:t>
+              </m:r>
+            </m:e>
+            <m:sub>
+              <m:r>
+                <m:t>i</m:t>
+              </m:r>
+              <m:r>
+                <m:t>t</m:t>
+              </m:r>
+            </m:sub>
+          </m:sSub>
+          <m:r>
+            <m:rPr>
+              <m:sty m:val="p"/>
+            </m:rPr>
+            <m:t>+</m:t>
+          </m:r>
+          <m:r>
+            <m:t>γ</m:t>
+          </m:r>
+          <m:r>
+            <m:rPr>
+              <m:sty m:val="p"/>
+            </m:rPr>
+            <m:t>⋅</m:t>
+          </m:r>
+          <m:sSub>
+            <m:e>
+              <m:r>
+                <m:t>X</m:t>
+              </m:r>
+            </m:e>
+            <m:sub>
+              <m:r>
+                <m:t>i</m:t>
+              </m:r>
+              <m:r>
+                <m:t>t</m:t>
+              </m:r>
+            </m:sub>
+          </m:sSub>
+          <m:r>
+            <m:rPr>
+              <m:sty m:val="p"/>
+            </m:rPr>
+            <m:t>+</m:t>
+          </m:r>
+          <m:sSub>
+            <m:e>
+              <m:r>
+                <m:t>ε</m:t>
+              </m:r>
+            </m:e>
+            <m:sub>
+              <m:r>
+                <m:t>i</m:t>
+              </m:r>
+              <m:r>
+                <m:t>t</m:t>
+              </m:r>
+            </m:sub>
+          </m:sSub>
+        </m:oMath>
+      </m:oMathPara>
+    </w:p>
+    <w:p>
+      <w:pPr>
+        <w:pStyle w:val="FirstParagraph"/>
+      </w:pPr>
+      <w:r>
+        <w:rPr>
+          <w:bCs/>
+          <w:b/>
+        </w:rPr>
+        <w:t xml:space="preserve">M2</w:t>
+      </w:r>
+      <w:r>
+        <w:t xml:space="preserve"> </w:t>
+      </w:r>
+      <w:r>
+        <w:t xml:space="preserve">(quadratic FSTS — tests H1, inverted-U):</w:t>
+      </w:r>
+    </w:p>
+    <w:p>
+      <w:pPr>
+        <w:pStyle w:val="BodyText"/>
+      </w:pPr>
+      <m:oMathPara>
+        <m:oMathParaPr>
+          <m:jc m:val="center"/>
+        </m:oMathParaPr>
+        <m:oMath>
+          <m:r>
+            <m:rPr>
+              <m:sty m:val="p"/>
+            </m:rPr>
+            <m:t>ln</m:t>
+          </m:r>
+          <m:r>
+            <m:t>L</m:t>
+          </m:r>
+          <m:sSub>
+            <m:e>
+              <m:r>
+                <m:t>P</m:t>
+              </m:r>
+            </m:e>
+            <m:sub>
+              <m:r>
+                <m:t>i</m:t>
+              </m:r>
+              <m:r>
+                <m:t>t</m:t>
+              </m:r>
+            </m:sub>
+          </m:sSub>
+          <m:r>
+            <m:rPr>
+              <m:sty m:val="p"/>
+            </m:rPr>
+            <m:t>=</m:t>
+          </m:r>
+          <m:r>
+            <m:t>α</m:t>
+          </m:r>
+          <m:r>
+            <m:rPr>
+              <m:sty m:val="p"/>
+            </m:rPr>
+            <m:t>+</m:t>
+          </m:r>
+          <m:sSub>
+            <m:e>
+              <m:r>
+                <m:t>β</m:t>
+              </m:r>
+            </m:e>
+            <m:sub>
+              <m:r>
+                <m:t>1</m:t>
+              </m:r>
+            </m:sub>
+          </m:sSub>
+          <m:r>
+            <m:t>F</m:t>
+          </m:r>
+          <m:r>
+            <m:t>S</m:t>
+          </m:r>
+          <m:r>
+            <m:t>T</m:t>
+          </m:r>
+          <m:sSub>
+            <m:e>
+              <m:r>
+                <m:t>S</m:t>
+              </m:r>
+            </m:e>
+            <m:sub>
+              <m:r>
+                <m:t>i</m:t>
+              </m:r>
+              <m:r>
+                <m:t>t</m:t>
+              </m:r>
+            </m:sub>
+          </m:sSub>
+          <m:r>
+            <m:rPr>
+              <m:sty m:val="p"/>
+            </m:rPr>
+            <m:t>+</m:t>
+          </m:r>
+          <m:sSub>
+            <m:e>
+              <m:r>
+                <m:t>β</m:t>
+              </m:r>
+            </m:e>
+            <m:sub>
+              <m:r>
+                <m:t>2</m:t>
+              </m:r>
+            </m:sub>
+          </m:sSub>
+          <m:r>
+            <m:t>F</m:t>
+          </m:r>
+          <m:r>
+            <m:t>S</m:t>
+          </m:r>
+          <m:r>
+            <m:t>T</m:t>
+          </m:r>
+          <m:sSubSup>
+            <m:e>
+              <m:r>
+                <m:t>S</m:t>
+              </m:r>
+            </m:e>
+            <m:sub>
+              <m:r>
+                <m:t>i</m:t>
+              </m:r>
+              <m:r>
+                <m:t>t</m:t>
+              </m:r>
+            </m:sub>
+            <m:sup>
+              <m:r>
+                <m:t>2</m:t>
+              </m:r>
+            </m:sup>
+          </m:sSubSup>
+          <m:r>
+            <m:rPr>
+              <m:sty m:val="p"/>
+            </m:rPr>
+            <m:t>+</m:t>
+          </m:r>
+          <m:r>
+            <m:t>γ</m:t>
+          </m:r>
+          <m:r>
+            <m:rPr>
+              <m:sty m:val="p"/>
+            </m:rPr>
+            <m:t>⋅</m:t>
+          </m:r>
+          <m:sSub>
+            <m:e>
+              <m:r>
+                <m:t>X</m:t>
+              </m:r>
+            </m:e>
+            <m:sub>
+              <m:r>
+                <m:t>i</m:t>
+              </m:r>
+              <m:r>
+                <m:t>t</m:t>
+              </m:r>
+            </m:sub>
+          </m:sSub>
+          <m:r>
+            <m:rPr>
+              <m:sty m:val="p"/>
+            </m:rPr>
+            <m:t>+</m:t>
+          </m:r>
+          <m:sSub>
+            <m:e>
+              <m:r>
+                <m:t>ε</m:t>
+              </m:r>
+            </m:e>
+            <m:sub>
+              <m:r>
+                <m:t>i</m:t>
+              </m:r>
+              <m:r>
+                <m:t>t</m:t>
+              </m:r>
+            </m:sub>
+          </m:sSub>
+        </m:oMath>
+      </m:oMathPara>
+    </w:p>
+    <w:p>
+      <w:pPr>
+        <w:pStyle w:val="FirstParagraph"/>
+      </w:pPr>
+      <w:r>
+        <w:t xml:space="preserve">Turning point: TP* = −β₁ / (2β₂); Lind–Mehlum (2010) criteria verified for each wave.</w:t>
+      </w:r>
+    </w:p>
+    <w:p>
+      <w:pPr>
+        <w:pStyle w:val="BodyText"/>
+      </w:pPr>
+      <w:r>
+        <w:rPr>
+          <w:bCs/>
+          <w:b/>
+        </w:rPr>
+        <w:t xml:space="preserve">M3</w:t>
+      </w:r>
+      <w:r>
+        <w:t xml:space="preserve"> </w:t>
+      </w:r>
+      <w:r>
+        <w:t xml:space="preserve">(TCI_full level effect — tests H3 direct):</w:t>
+      </w:r>
+    </w:p>
+    <w:p>
+      <w:pPr>
+        <w:pStyle w:val="BodyText"/>
+      </w:pPr>
+      <m:oMathPara>
+        <m:oMathParaPr>
+          <m:jc m:val="center"/>
+        </m:oMathParaPr>
+        <m:oMath>
+          <m:r>
+            <m:rPr>
+              <m:sty m:val="p"/>
+            </m:rPr>
+            <m:t>ln</m:t>
+          </m:r>
+          <m:r>
+            <m:t>L</m:t>
+          </m:r>
+          <m:sSub>
+            <m:e>
+              <m:r>
+                <m:t>P</m:t>
+              </m:r>
+            </m:e>
+            <m:sub>
+              <m:r>
+                <m:t>i</m:t>
+              </m:r>
+              <m:r>
+                <m:t>t</m:t>
+              </m:r>
+            </m:sub>
+          </m:sSub>
+          <m:r>
+            <m:rPr>
+              <m:sty m:val="p"/>
+            </m:rPr>
+            <m:t>=</m:t>
+          </m:r>
+          <m:r>
+            <m:t>α</m:t>
+          </m:r>
+          <m:r>
+            <m:rPr>
+              <m:sty m:val="p"/>
+            </m:rPr>
+            <m:t>+</m:t>
+          </m:r>
+          <m:sSub>
+            <m:e>
+              <m:r>
+                <m:t>β</m:t>
+              </m:r>
+            </m:e>
+            <m:sub>
+              <m:r>
+                <m:t>1</m:t>
+              </m:r>
+            </m:sub>
+          </m:sSub>
+          <m:r>
+            <m:t>F</m:t>
+          </m:r>
+          <m:r>
+            <m:t>S</m:t>
+          </m:r>
+          <m:r>
+            <m:t>T</m:t>
+          </m:r>
+          <m:sSub>
+            <m:e>
+              <m:r>
+                <m:t>S</m:t>
+              </m:r>
+            </m:e>
+            <m:sub>
+              <m:r>
+                <m:t>i</m:t>
+              </m:r>
+              <m:r>
+                <m:t>t</m:t>
+              </m:r>
+            </m:sub>
+          </m:sSub>
+          <m:r>
+            <m:rPr>
+              <m:sty m:val="p"/>
+            </m:rPr>
+            <m:t>+</m:t>
+          </m:r>
+          <m:sSub>
+            <m:e>
+              <m:r>
+                <m:t>β</m:t>
+              </m:r>
+            </m:e>
+            <m:sub>
+              <m:r>
+                <m:t>2</m:t>
+              </m:r>
+            </m:sub>
+          </m:sSub>
+          <m:r>
+            <m:t>F</m:t>
+          </m:r>
+          <m:r>
+            <m:t>S</m:t>
+          </m:r>
+          <m:r>
+            <m:t>T</m:t>
+          </m:r>
+          <m:sSubSup>
+            <m:e>
+              <m:r>
+                <m:t>S</m:t>
+              </m:r>
+            </m:e>
+            <m:sub>
+              <m:r>
+                <m:t>i</m:t>
+              </m:r>
+              <m:r>
+                <m:t>t</m:t>
+              </m:r>
+            </m:sub>
+            <m:sup>
+              <m:r>
+                <m:t>2</m:t>
+              </m:r>
+            </m:sup>
+          </m:sSubSup>
+          <m:r>
+            <m:rPr>
+              <m:sty m:val="p"/>
+            </m:rPr>
+            <m:t>+</m:t>
+          </m:r>
+          <m:sSub>
+            <m:e>
+              <m:r>
+                <m:t>β</m:t>
+              </m:r>
+            </m:e>
+            <m:sub>
+              <m:r>
+                <m:t>3</m:t>
+              </m:r>
+            </m:sub>
+          </m:sSub>
+          <m:r>
+            <m:t>T</m:t>
+          </m:r>
+          <m:r>
+            <m:t>C</m:t>
+          </m:r>
+          <m:r>
+            <m:t>I</m:t>
+          </m:r>
+          <m:r>
+            <m:rPr>
+              <m:sty m:val="p"/>
+            </m:rPr>
+            <m:t>_</m:t>
+          </m:r>
+          <m:r>
+            <m:t>f</m:t>
+          </m:r>
+          <m:r>
+            <m:t>u</m:t>
+          </m:r>
+          <m:r>
+            <m:t>l</m:t>
+          </m:r>
+          <m:sSub>
+            <m:e>
+              <m:r>
+                <m:t>l</m:t>
+              </m:r>
+            </m:e>
+            <m:sub>
+              <m:r>
+                <m:t>i</m:t>
+              </m:r>
+              <m:r>
+                <m:t>t</m:t>
+              </m:r>
+            </m:sub>
+          </m:sSub>
+          <m:r>
+            <m:rPr>
+              <m:sty m:val="p"/>
+            </m:rPr>
+            <m:t>+</m:t>
+          </m:r>
+          <m:r>
+            <m:t>γ</m:t>
+          </m:r>
+          <m:r>
+            <m:rPr>
+              <m:sty m:val="p"/>
+            </m:rPr>
+            <m:t>⋅</m:t>
+          </m:r>
+          <m:sSub>
+            <m:e>
+              <m:r>
+                <m:t>X</m:t>
+              </m:r>
+            </m:e>
+            <m:sub>
+              <m:r>
+                <m:t>i</m:t>
+              </m:r>
+              <m:r>
+                <m:t>t</m:t>
+              </m:r>
+            </m:sub>
+          </m:sSub>
+          <m:r>
+            <m:rPr>
+              <m:sty m:val="p"/>
+            </m:rPr>
+            <m:t>+</m:t>
+          </m:r>
+          <m:sSub>
+            <m:e>
+              <m:r>
+                <m:t>ε</m:t>
+              </m:r>
+            </m:e>
+            <m:sub>
+              <m:r>
+                <m:t>i</m:t>
+              </m:r>
+              <m:r>
+                <m:t>t</m:t>
+              </m:r>
+            </m:sub>
+          </m:sSub>
+        </m:oMath>
+      </m:oMathPara>
+    </w:p>
+    <w:p>
+      <w:pPr>
+        <w:pStyle w:val="FirstParagraph"/>
+      </w:pPr>
+      <w:r>
+        <w:rPr>
+          <w:bCs/>
+          <w:b/>
+        </w:rPr>
+        <w:t xml:space="preserve">M4</w:t>
+      </w:r>
+      <w:r>
+        <w:t xml:space="preserve"> </w:t>
+      </w:r>
+      <w:r>
+        <w:t xml:space="preserve">(TCI_full curvature moderation — tests H3 interaction):</w:t>
+      </w:r>
+    </w:p>
+    <w:p>
+      <w:pPr>
+        <w:pStyle w:val="BodyText"/>
+      </w:pPr>
+      <m:oMathPara>
+        <m:oMathParaPr>
+          <m:jc m:val="center"/>
+        </m:oMathParaPr>
+        <m:oMath>
+          <m:r>
+            <m:rPr>
+              <m:sty m:val="p"/>
+            </m:rPr>
+            <m:t>ln</m:t>
+          </m:r>
+          <m:r>
+            <m:t>L</m:t>
+          </m:r>
+          <m:sSub>
+            <m:e>
+              <m:r>
+                <m:t>P</m:t>
+              </m:r>
+            </m:e>
+            <m:sub>
+              <m:r>
+                <m:t>i</m:t>
+              </m:r>
+              <m:r>
+                <m:t>t</m:t>
+              </m:r>
+            </m:sub>
+          </m:sSub>
+          <m:r>
+            <m:rPr>
+              <m:sty m:val="p"/>
+            </m:rPr>
+            <m:t>=</m:t>
+          </m:r>
+          <m:r>
+            <m:t>α</m:t>
+          </m:r>
+          <m:r>
+            <m:rPr>
+              <m:sty m:val="p"/>
+            </m:rPr>
+            <m:t>+</m:t>
+          </m:r>
+          <m:sSub>
+            <m:e>
+              <m:r>
+                <m:t>β</m:t>
+              </m:r>
+            </m:e>
+            <m:sub>
+              <m:r>
+                <m:t>1</m:t>
+              </m:r>
+            </m:sub>
+          </m:sSub>
+          <m:r>
+            <m:t>F</m:t>
+          </m:r>
+          <m:r>
+            <m:t>S</m:t>
+          </m:r>
+          <m:r>
+            <m:t>T</m:t>
+          </m:r>
+          <m:sSub>
+            <m:e>
+              <m:r>
+                <m:t>S</m:t>
+              </m:r>
+            </m:e>
+            <m:sub>
+              <m:r>
+                <m:t>i</m:t>
+              </m:r>
+              <m:r>
+                <m:t>t</m:t>
+              </m:r>
+            </m:sub>
+          </m:sSub>
+          <m:r>
+            <m:rPr>
+              <m:sty m:val="p"/>
+            </m:rPr>
+            <m:t>+</m:t>
+          </m:r>
+          <m:sSub>
+            <m:e>
+              <m:r>
+                <m:t>β</m:t>
+              </m:r>
+            </m:e>
+            <m:sub>
+              <m:r>
+                <m:t>2</m:t>
+              </m:r>
+            </m:sub>
+          </m:sSub>
+          <m:r>
+            <m:t>F</m:t>
+          </m:r>
+          <m:r>
+            <m:t>S</m:t>
+          </m:r>
+          <m:r>
+            <m:t>T</m:t>
+          </m:r>
+          <m:sSubSup>
+            <m:e>
+              <m:r>
+                <m:t>S</m:t>
+              </m:r>
+            </m:e>
+            <m:sub>
+              <m:r>
+                <m:t>i</m:t>
+              </m:r>
+              <m:r>
+                <m:t>t</m:t>
+              </m:r>
+            </m:sub>
+            <m:sup>
+              <m:r>
+                <m:t>2</m:t>
+              </m:r>
+            </m:sup>
+          </m:sSubSup>
+          <m:r>
+            <m:rPr>
+              <m:sty m:val="p"/>
+            </m:rPr>
+            <m:t>+</m:t>
+          </m:r>
+          <m:sSub>
+            <m:e>
+              <m:r>
+                <m:t>β</m:t>
+              </m:r>
+            </m:e>
+            <m:sub>
+              <m:r>
+                <m:t>3</m:t>
+              </m:r>
+            </m:sub>
+          </m:sSub>
+          <m:r>
+            <m:t>T</m:t>
+          </m:r>
+          <m:r>
+            <m:t>C</m:t>
+          </m:r>
+          <m:r>
+            <m:t>I</m:t>
+          </m:r>
+          <m:r>
+            <m:rPr>
+              <m:sty m:val="p"/>
+            </m:rPr>
+            <m:t>_</m:t>
+          </m:r>
+          <m:r>
+            <m:t>f</m:t>
+          </m:r>
+          <m:r>
+            <m:t>u</m:t>
+          </m:r>
+          <m:r>
+            <m:t>l</m:t>
+          </m:r>
+          <m:sSub>
+            <m:e>
+              <m:r>
+                <m:t>l</m:t>
+              </m:r>
+            </m:e>
+            <m:sub>
+              <m:r>
+                <m:t>i</m:t>
+              </m:r>
+              <m:r>
+                <m:t>t</m:t>
+              </m:r>
+            </m:sub>
+          </m:sSub>
+          <m:r>
+            <m:rPr>
+              <m:sty m:val="p"/>
+            </m:rPr>
+            <m:t>+</m:t>
+          </m:r>
+          <m:sSub>
+            <m:e>
+              <m:r>
+                <m:t>β</m:t>
+              </m:r>
+            </m:e>
+            <m:sub>
+              <m:r>
+                <m:t>4</m:t>
+              </m:r>
+            </m:sub>
+          </m:sSub>
+          <m:sSub>
+            <m:e>
+              <m:d>
+                <m:dPr>
+                  <m:begChr m:val="("/>
+                  <m:endChr m:val=")"/>
+                  <m:sepChr m:val=""/>
+                  <m:grow/>
+                </m:dPr>
+                <m:e>
+                  <m:r>
+                    <m:t>F</m:t>
+                  </m:r>
+                  <m:r>
+                    <m:t>S</m:t>
+                  </m:r>
+                  <m:r>
+                    <m:t>T</m:t>
+                  </m:r>
+                  <m:r>
+                    <m:t>S</m:t>
+                  </m:r>
+                  <m:r>
+                    <m:rPr>
+                      <m:sty m:val="p"/>
+                    </m:rPr>
+                    <m:t>×</m:t>
+                  </m:r>
+                  <m:r>
+                    <m:t>T</m:t>
+                  </m:r>
+                  <m:r>
+                    <m:t>C</m:t>
+                  </m:r>
+                  <m:r>
+                    <m:t>I</m:t>
+                  </m:r>
+                  <m:r>
+                    <m:rPr>
+                      <m:sty m:val="p"/>
+                    </m:rPr>
+                    <m:t>_</m:t>
+                  </m:r>
+                  <m:r>
+                    <m:t>f</m:t>
+                  </m:r>
+                  <m:r>
+                    <m:t>u</m:t>
+                  </m:r>
+                  <m:r>
+                    <m:t>l</m:t>
+                  </m:r>
+                  <m:r>
+                    <m:t>l</m:t>
+                  </m:r>
+                </m:e>
+              </m:d>
+            </m:e>
+            <m:sub>
+              <m:r>
+                <m:t>i</m:t>
+              </m:r>
+              <m:r>
+                <m:t>t</m:t>
+              </m:r>
+            </m:sub>
+          </m:sSub>
+          <m:r>
+            <m:rPr>
+              <m:sty m:val="p"/>
+            </m:rPr>
+            <m:t>+</m:t>
+          </m:r>
+          <m:sSub>
+            <m:e>
+              <m:r>
+                <m:t>β</m:t>
+              </m:r>
+            </m:e>
+            <m:sub>
+              <m:r>
+                <m:t>5</m:t>
+              </m:r>
+            </m:sub>
+          </m:sSub>
+          <m:sSub>
+            <m:e>
+              <m:d>
+                <m:dPr>
+                  <m:begChr m:val="("/>
+                  <m:endChr m:val=")"/>
+                  <m:sepChr m:val=""/>
+                  <m:grow/>
+                </m:dPr>
+                <m:e>
+                  <m:r>
+                    <m:t>F</m:t>
+                  </m:r>
+                  <m:r>
+                    <m:t>S</m:t>
+                  </m:r>
+                  <m:r>
+                    <m:t>T</m:t>
+                  </m:r>
+                  <m:sSup>
+                    <m:e>
+                      <m:r>
+                        <m:t>S</m:t>
+                      </m:r>
+                    </m:e>
+                    <m:sup>
+                      <m:r>
+                        <m:t>2</m:t>
+                      </m:r>
+                    </m:sup>
+                  </m:sSup>
+                  <m:r>
+                    <m:rPr>
+                      <m:sty m:val="p"/>
+                    </m:rPr>
+                    <m:t>×</m:t>
+                  </m:r>
+                  <m:r>
+                    <m:t>T</m:t>
+                  </m:r>
+                  <m:r>
+                    <m:t>C</m:t>
+                  </m:r>
+                  <m:r>
+                    <m:t>I</m:t>
+                  </m:r>
+                  <m:r>
+                    <m:rPr>
+                      <m:sty m:val="p"/>
+                    </m:rPr>
+                    <m:t>_</m:t>
+                  </m:r>
+                  <m:r>
+                    <m:t>f</m:t>
+                  </m:r>
+                  <m:r>
+                    <m:t>u</m:t>
+                  </m:r>
+                  <m:r>
+                    <m:t>l</m:t>
+                  </m:r>
+                  <m:r>
+                    <m:t>l</m:t>
+                  </m:r>
+                </m:e>
+              </m:d>
+            </m:e>
+            <m:sub>
+              <m:r>
+                <m:t>i</m:t>
+              </m:r>
+              <m:r>
+                <m:t>t</m:t>
+              </m:r>
+            </m:sub>
+          </m:sSub>
+          <m:r>
+            <m:rPr>
+              <m:sty m:val="p"/>
+            </m:rPr>
+            <m:t>+</m:t>
+          </m:r>
+          <m:r>
+            <m:t>γ</m:t>
+          </m:r>
+          <m:r>
+            <m:rPr>
+              <m:sty m:val="p"/>
+            </m:rPr>
+            <m:t>⋅</m:t>
+          </m:r>
+          <m:sSub>
+            <m:e>
+              <m:r>
+                <m:t>X</m:t>
+              </m:r>
+            </m:e>
+            <m:sub>
+              <m:r>
+                <m:t>i</m:t>
+              </m:r>
+              <m:r>
+                <m:t>t</m:t>
+              </m:r>
+            </m:sub>
+          </m:sSub>
+          <m:r>
+            <m:rPr>
+              <m:sty m:val="p"/>
+            </m:rPr>
+            <m:t>+</m:t>
+          </m:r>
+          <m:sSub>
+            <m:e>
+              <m:r>
+                <m:t>ε</m:t>
+              </m:r>
+            </m:e>
+            <m:sub>
+              <m:r>
+                <m:t>i</m:t>
+              </m:r>
+              <m:r>
+                <m:t>t</m:t>
+              </m:r>
+            </m:sub>
+          </m:sSub>
+        </m:oMath>
+      </m:oMathPara>
+    </w:p>
+    <w:p>
+      <w:pPr>
+        <w:pStyle w:val="FirstParagraph"/>
+      </w:pPr>
+      <w:r>
+        <w:rPr>
+          <w:bCs/>
+          <w:b/>
+        </w:rPr>
+        <w:t xml:space="preserve">M5</w:t>
+      </w:r>
+      <w:r>
+        <w:t xml:space="preserve"> </w:t>
+      </w:r>
+      <w:r>
+        <w:t xml:space="preserve">(DAI_core direct — tests H4 digital baseline):</w:t>
+      </w:r>
+    </w:p>
+    <w:p>
+      <w:pPr>
+        <w:pStyle w:val="BodyText"/>
+      </w:pPr>
+      <m:oMathPara>
+        <m:oMathParaPr>
+          <m:jc m:val="center"/>
+        </m:oMathParaPr>
+        <m:oMath>
+          <m:r>
+            <m:rPr>
+              <m:sty m:val="p"/>
+            </m:rPr>
+            <m:t>ln</m:t>
+          </m:r>
+          <m:r>
+            <m:t>L</m:t>
+          </m:r>
+          <m:sSub>
+            <m:e>
+              <m:r>
+                <m:t>P</m:t>
+              </m:r>
+            </m:e>
+            <m:sub>
+              <m:r>
+                <m:t>i</m:t>
+              </m:r>
+              <m:r>
+                <m:t>t</m:t>
+              </m:r>
+            </m:sub>
+          </m:sSub>
+          <m:r>
+            <m:rPr>
+              <m:sty m:val="p"/>
+            </m:rPr>
+            <m:t>=</m:t>
+          </m:r>
+          <m:r>
+            <m:t>α</m:t>
+          </m:r>
+          <m:r>
+            <m:rPr>
+              <m:sty m:val="p"/>
+            </m:rPr>
+            <m:t>+</m:t>
+          </m:r>
+          <m:sSub>
+            <m:e>
+              <m:r>
+                <m:t>β</m:t>
+              </m:r>
+            </m:e>
+            <m:sub>
+              <m:r>
+                <m:t>1</m:t>
+              </m:r>
+            </m:sub>
+          </m:sSub>
+          <m:r>
+            <m:t>F</m:t>
+          </m:r>
+          <m:r>
+            <m:t>S</m:t>
+          </m:r>
+          <m:r>
+            <m:t>T</m:t>
+          </m:r>
+          <m:sSub>
+            <m:e>
+              <m:r>
+                <m:t>S</m:t>
+              </m:r>
+            </m:e>
+            <m:sub>
+              <m:r>
+                <m:t>i</m:t>
+              </m:r>
+              <m:r>
+                <m:t>t</m:t>
+              </m:r>
+            </m:sub>
+          </m:sSub>
+          <m:r>
+            <m:rPr>
+              <m:sty m:val="p"/>
+            </m:rPr>
+            <m:t>+</m:t>
+          </m:r>
+          <m:sSub>
+            <m:e>
+              <m:r>
+                <m:t>β</m:t>
+              </m:r>
+            </m:e>
+            <m:sub>
+              <m:r>
+                <m:t>2</m:t>
+              </m:r>
+            </m:sub>
+          </m:sSub>
+          <m:r>
+            <m:t>F</m:t>
+          </m:r>
+          <m:r>
+            <m:t>S</m:t>
+          </m:r>
+          <m:r>
+            <m:t>T</m:t>
+          </m:r>
+          <m:sSubSup>
+            <m:e>
+              <m:r>
+                <m:t>S</m:t>
+              </m:r>
+            </m:e>
+            <m:sub>
+              <m:r>
+                <m:t>i</m:t>
+              </m:r>
+              <m:r>
+                <m:t>t</m:t>
+              </m:r>
+            </m:sub>
+            <m:sup>
+              <m:r>
+                <m:t>2</m:t>
+              </m:r>
+            </m:sup>
+          </m:sSubSup>
+          <m:r>
+            <m:rPr>
+              <m:sty m:val="p"/>
+            </m:rPr>
+            <m:t>+</m:t>
+          </m:r>
+          <m:sSub>
+            <m:e>
+              <m:r>
+                <m:t>β</m:t>
+              </m:r>
+            </m:e>
+            <m:sub>
+              <m:r>
+                <m:t>3</m:t>
+              </m:r>
+            </m:sub>
+          </m:sSub>
+          <m:r>
+            <m:t>T</m:t>
+          </m:r>
+          <m:r>
+            <m:t>C</m:t>
+          </m:r>
+          <m:r>
+            <m:t>I</m:t>
+          </m:r>
+          <m:r>
+            <m:rPr>
+              <m:sty m:val="p"/>
+            </m:rPr>
+            <m:t>_</m:t>
+          </m:r>
+          <m:r>
+            <m:t>f</m:t>
+          </m:r>
+          <m:r>
+            <m:t>u</m:t>
+          </m:r>
+          <m:r>
+            <m:t>l</m:t>
+          </m:r>
+          <m:sSub>
+            <m:e>
+              <m:r>
+                <m:t>l</m:t>
+              </m:r>
+            </m:e>
+            <m:sub>
+              <m:r>
+                <m:t>i</m:t>
+              </m:r>
+              <m:r>
+                <m:t>t</m:t>
+              </m:r>
+            </m:sub>
+          </m:sSub>
+          <m:r>
+            <m:rPr>
+              <m:sty m:val="p"/>
+            </m:rPr>
+            <m:t>+</m:t>
+          </m:r>
+          <m:sSub>
+            <m:e>
+              <m:r>
+                <m:t>β</m:t>
+              </m:r>
+            </m:e>
+            <m:sub>
+              <m:r>
+                <m:t>4</m:t>
+              </m:r>
+            </m:sub>
+          </m:sSub>
+          <m:r>
+            <m:t>D</m:t>
+          </m:r>
+          <m:r>
+            <m:t>A</m:t>
+          </m:r>
+          <m:r>
+            <m:t>I</m:t>
+          </m:r>
+          <m:r>
+            <m:rPr>
+              <m:sty m:val="p"/>
+            </m:rPr>
+            <m:t>_</m:t>
+          </m:r>
+          <m:r>
+            <m:t>c</m:t>
+          </m:r>
+          <m:r>
+            <m:t>o</m:t>
+          </m:r>
+          <m:r>
+            <m:t>r</m:t>
+          </m:r>
+          <m:sSub>
+            <m:e>
+              <m:r>
+                <m:t>e</m:t>
+              </m:r>
+            </m:e>
+            <m:sub>
+              <m:r>
+                <m:t>i</m:t>
+              </m:r>
+              <m:r>
+                <m:t>t</m:t>
+              </m:r>
+            </m:sub>
+          </m:sSub>
+          <m:r>
+            <m:rPr>
+              <m:sty m:val="p"/>
+            </m:rPr>
+            <m:t>+</m:t>
+          </m:r>
+          <m:r>
+            <m:t>γ</m:t>
+          </m:r>
+          <m:r>
+            <m:rPr>
+              <m:sty m:val="p"/>
+            </m:rPr>
+            <m:t>⋅</m:t>
+          </m:r>
+          <m:sSub>
+            <m:e>
+              <m:r>
+                <m:t>X</m:t>
+              </m:r>
+            </m:e>
+            <m:sub>
+              <m:r>
+                <m:t>i</m:t>
+              </m:r>
+              <m:r>
+                <m:t>t</m:t>
+              </m:r>
+            </m:sub>
+          </m:sSub>
+          <m:r>
+            <m:rPr>
+              <m:sty m:val="p"/>
+            </m:rPr>
+            <m:t>+</m:t>
+          </m:r>
+          <m:sSub>
+            <m:e>
+              <m:r>
+                <m:t>ε</m:t>
+              </m:r>
+            </m:e>
+            <m:sub>
+              <m:r>
+                <m:t>i</m:t>
+              </m:r>
+              <m:r>
+                <m:t>t</m:t>
+              </m:r>
+            </m:sub>
+          </m:sSub>
+        </m:oMath>
+      </m:oMathPara>
+    </w:p>
+    <w:p>
+      <w:pPr>
+        <w:pStyle w:val="FirstParagraph"/>
+      </w:pPr>
+      <w:r>
+        <w:t xml:space="preserve">where X_it = {lnEmp_it, FirmAge_it, ForeignDummy_it, ISIC sector FE}; HC1 robust SE; clustered on firm identifier (idstd) in pooled specifications.</w:t>
+      </w:r>
+    </w:p>
+    <w:p>
+      <w:pPr>
+        <w:pStyle w:val="BodyText"/>
+      </w:pPr>
+      <w:r>
+        <w:rPr>
+          <w:bCs/>
+          <w:b/>
+        </w:rPr>
+        <w:t xml:space="preserve">Selection and endogeneity.</w:t>
+      </w:r>
+      <w:r>
+        <w:t xml:space="preserve"> </w:t>
+      </w:r>
+      <w:r>
+        <w:t xml:space="preserve">Exporters self-select — firms with higher productivity are more likely to begin exporting (Melitz, 2003). WBES cross-sectional waves preclude within-firm IV identification; no valid exclusion restriction was found at the aggregate China-wave level. Following Wolfolds and Siegel (2019), OLS is retained as the primary estimator because an invalid instrument induces more bias than no correction. Reverse causality would bias β₁ upward (superior performers choose more exports), making the estimated positive FSTS slope an upper bound. The primary robustness against this concern is that (a) the turning-point estimate depends on the sign and magnitude of β₂, which is less susceptible to selection-direction bias than β₁, and (b) the structural stability of the inverted-U across two independent waves with distinct selection contexts (Paternoster z = +0.82, p = .412) supports the robustness of the shape estimate. Future work using Heckman two-step correction with industry-level export participation rates as exclusion restrictions (Shaver, 2020) would strengthen causal identification.</w:t>
+      </w:r>
+    </w:p>
+    <w:p>
+      <w:pPr>
+        <w:pStyle w:val="BodyText"/>
+      </w:pPr>
+      <w:r>
         <w:t xml:space="preserve">Capability moderation is tested via a pooled OLS model (M6) with wave × FSTS × TCI interaction terms and three joint F-tests (F1: cross-wave curvature shift; F2: within-wave capability moderation; F3: capability-conditioned cross-wave shift). Significance is evaluated at α = .05 two-tailed with Bonferroni-corrected threshold α* = .017 for the three jointly-assessed hypotheses.</w:t>
+      </w:r>
+    </w:p>
+    <w:p>
+      <w:pPr>
+        <w:pStyle w:val="BodyText"/>
+      </w:pPr>
+      <w:r>
+        <w:rPr>
+          <w:bCs/>
+          <w:b/>
+        </w:rPr>
+        <w:t xml:space="preserve">M6 (Three-way moderation — capability-conditioned cross-wave shift):</w:t>
+      </w:r>
+    </w:p>
+    <w:p>
+      <w:pPr>
+        <w:pStyle w:val="BodyText"/>
+      </w:pPr>
+      <w:r>
+        <w:t xml:space="preserve">$$\ln LP_{it} = \alpha + \b\beta_1 FSTS_{it} + \b\beta_2 FSTS^2_{it} + \b\beta_3 TCI_{it} + \b\beta_4 \text{wave}_t$$</w:t>
+      </w:r>
+    </w:p>
+    <w:p>
+      <w:pPr>
+        <w:pStyle w:val="FirstParagraph"/>
+      </w:pPr>
+      <w:r>
+        <w:t xml:space="preserve">$$+ \b\beta_5 (FSTS \times TCI)_{it} + \b\beta_6 (FSTS^2 \times TCI)_{it}$$</w:t>
+      </w:r>
+    </w:p>
+    <w:p>
+      <w:pPr>
+        <w:pStyle w:val="FirstParagraph"/>
+      </w:pPr>
+      <w:r>
+        <w:t xml:space="preserve">$$+ \b\beta_7 (FSTS \times \text{wave})_{it} + \b\beta_8 (FSTS^2 \times \text{wave})_{it}$$</w:t>
+      </w:r>
+    </w:p>
+    <w:p>
+      <w:pPr>
+        <w:pStyle w:val="FirstParagraph"/>
+      </w:pPr>
+      <w:r>
+        <w:t xml:space="preserve">$$+ \b\beta_9 (FSTS \times TCI \times \text{wave})_{it} + \beta_{10} (FSTS^2 \times TCI \times \text{wave})_{it}$$</w:t>
+      </w:r>
+    </w:p>
+    <w:p>
+      <w:pPr>
+        <w:pStyle w:val="FirstParagraph"/>
+      </w:pPr>
+      <w:r>
+        <w:t xml:space="preserve">$$+ \gamma \cdot X_{it} + \v\varepsilon_{it}$$</w:t>
+      </w:r>
+    </w:p>
+    <w:p>
+      <w:pPr>
+        <w:pStyle w:val="FirstParagraph"/>
+      </w:pPr>
+      <w:r>
+        <w:t xml:space="preserve">where wave_t ∈ {0 = 2012, 1 = 2024}; X_it = {lnEmp, FirmAge, ForeignDummy, ISIC sector FE}; clustered HC1 SE on firm identifier (idstd).</w:t>
+      </w:r>
+    </w:p>
+    <w:p>
+      <w:pPr>
+        <w:pStyle w:val="BodyText"/>
+      </w:pPr>
+      <w:r>
+        <w:t xml:space="preserve">Three joint F-tests map onto H2a/H2b, H3, and H4a/H4b:</w:t>
+      </w:r>
+      <w:r>
+        <w:t xml:space="preserve"> </w:t>
+      </w:r>
+      <w:r>
+        <w:t xml:space="preserve">-</w:t>
+      </w:r>
+      <w:r>
+        <w:t xml:space="preserve"> </w:t>
+      </w:r>
+      <w:r>
+        <w:rPr>
+          <w:bCs/>
+          <w:b/>
+        </w:rPr>
+        <w:t xml:space="preserve">F1</w:t>
+      </w:r>
+      <w:r>
+        <w:t xml:space="preserve"> </w:t>
+      </w:r>
+      <w:r>
+        <w:t xml:space="preserve">(cross-wave curvature shift): H₀: β₇ = β₈ = 0 [H2b null — turning point stable across waves]</w:t>
+      </w:r>
+      <w:r>
+        <w:t xml:space="preserve"> </w:t>
+      </w:r>
+      <w:r>
+        <w:t xml:space="preserve">-</w:t>
+      </w:r>
+      <w:r>
+        <w:t xml:space="preserve"> </w:t>
+      </w:r>
+      <w:r>
+        <w:rPr>
+          <w:bCs/>
+          <w:b/>
+        </w:rPr>
+        <w:t xml:space="preserve">F2</w:t>
+      </w:r>
+      <w:r>
+        <w:t xml:space="preserve"> </w:t>
+      </w:r>
+      <w:r>
+        <w:t xml:space="preserve">(within-wave capability moderation): H₀: β₅ = β₆ = 0 [H3 null — TCI does not moderate I–P curve shape]</w:t>
+      </w:r>
+      <w:r>
+        <w:t xml:space="preserve"> </w:t>
+      </w:r>
+      <w:r>
+        <w:t xml:space="preserve">-</w:t>
+      </w:r>
+      <w:r>
+        <w:t xml:space="preserve"> </w:t>
+      </w:r>
+      <w:r>
+        <w:rPr>
+          <w:bCs/>
+          <w:b/>
+        </w:rPr>
+        <w:t xml:space="preserve">F3</w:t>
+      </w:r>
+      <w:r>
+        <w:t xml:space="preserve"> </w:t>
+      </w:r>
+      <w:r>
+        <w:t xml:space="preserve">(capability-conditioned cross-wave shift): H₀: β₉ = β₁₀ = 0 [H4b null — TCI × wave shift is zero]</w:t>
+      </w:r>
+    </w:p>
+    <w:p>
+      <w:pPr>
+        <w:pStyle w:val="BodyText"/>
+      </w:pPr>
+      <w:r>
+        <w:t xml:space="preserve">Results: F1 = 2.24, p = .107 (NOT rejected); F2 = 3.26, p = .039 (marginal; does not survive Bonferroni α* = .017); F3 = 0.27, p = .760 (NOT rejected). Consistent with H2b (structural durability) and H4b (null capability-curvature moderation).</w:t>
       </w:r>
     </w:p>
     <w:p>
@@ -1471,9 +3789,9 @@
         </w:pict>
       </w:r>
     </w:p>
-    <w:bookmarkEnd w:id="33"/>
     <w:bookmarkEnd w:id="34"/>
-    <w:bookmarkStart w:id="41" w:name="X121719332867ee227f0a04b486098cee978c6e6"/>
+    <w:bookmarkEnd w:id="35"/>
+    <w:bookmarkStart w:id="51" w:name="results"/>
     <w:p>
       <w:pPr>
         <w:pStyle w:val="Heading2"/>
@@ -1482,7 +3800,7 @@
         <w:t xml:space="preserve">4. Results</w:t>
       </w:r>
     </w:p>
-    <w:bookmarkStart w:id="35" w:name="Xcfcbc1028680fbd618b9b585dd17cf608861803"/>
+    <w:bookmarkStart w:id="36" w:name="descriptive-statistics"/>
     <w:p>
       <w:pPr>
         <w:pStyle w:val="Heading3"/>
@@ -1883,8 +4201,8 @@
         <w:t xml:space="preserve">Means with standard deviations in parentheses. Conditional on FSTS &gt; 0, mean FSTS is 0.269 in 2012 and 0.289 in 2024, indicating that conditional intensity is slightly higher in 2024 despite a lower share of exporters.</w:t>
       </w:r>
     </w:p>
-    <w:bookmarkEnd w:id="35"/>
-    <w:bookmarkStart w:id="36" w:name="X34b83cd764295e21fd4e71e3151b388b8f2159e"/>
+    <w:bookmarkEnd w:id="36"/>
+    <w:bookmarkStart w:id="40" w:name="main-threshold-results"/>
     <w:p>
       <w:pPr>
         <w:pStyle w:val="Heading3"/>
@@ -1906,7 +4224,7 @@
         <w:pStyle w:val="BodyText"/>
       </w:pPr>
       <w:r>
-        <w:t xml:space="preserve">Turning-point estimates are 49.4 % (95 % CI: 43.1–55.7 %) in 2012 and 47.2 % (95 % CI: 40.8–53.6 %) in 2024. The CIs overlap substantially, consistent with temporal stability. The equality of FSTS coefficients across waves is not rejected (Paternoster z = +0.82, p = .412), and similarly for FSTS² (z = −0.61, p = .545); neither linear nor quadratic coefficient differs significantly between waves. These estimates are consistent with the interpretation that the inverted-U curvature is structurally durable: the 12-year interval spanning China's WTO consolidation and digital transformation does not appear to shift the underlying cost-benefit inflection in internationalisation–productivity returns. The non-significant Paternoster z-statistics for both FSTS (β₁ shift: z = +0.82, p = .412) and FSTS² (β₂ shift: z = −0.61, p = .545) are consistent with H2b (structural durability) over H2a (environmental shift), indicating that neither the linear nor the quadratic coefficient differs significantly between waves at the 0.05 level.</w:t>
+        <w:t xml:space="preserve">Turning-point estimates are 49.4 % (95 % CI: 43.1–55.7 %) in 2012 and 47.2 % (95 % CI: 40.8–53.6 %) in 2024. The CIs overlap substantially, consistent with temporal stability. The equality of FSTS coefficients across waves is not rejected (Paternoster z = +0.82, p = .412), and similarly for FSTS² (z = −0.61, p = .545); neither linear nor quadratic coefficient differs significantly between waves. These estimates are consistent with the interpretation that the inverted-U curvature is structurally durable: the 12-year interval spanning China’s WTO consolidation and digital transformation does not appear to shift the underlying cost-benefit inflection in internationalisation–productivity returns. The non-significant Paternoster z-statistics for both FSTS (β₁ shift: z = +0.82, p = .412) and FSTS² (β₂ shift: z = −0.61, p = .545) are consistent with H2b (structural durability) over H2a (environmental shift), indicating that neither the linear nor the quadratic coefficient differs significantly between waves at the 0.05 level.</w:t>
       </w:r>
     </w:p>
     <w:p>
@@ -1938,7 +4256,7 @@
     <w:tbl>
       <w:tblPr>
         <w:tblStyle w:val="Table"/>
-        <w:tblW w:type="auto" w:w="0"/>
+        <w:tblW w:type="pct" w:w="5000"/>
         <w:tblLook w:firstRow="1" w:lastRow="0" w:firstColumn="0" w:lastColumn="0" w:noHBand="0" w:noVBand="0" w:val="0020"/>
         <w:jc w:val="start"/>
       </w:tblPr>
@@ -2529,12 +4847,59 @@
         <w:t xml:space="preserve"> </w:t>
       </w:r>
       <w:r>
-        <w:t xml:space="preserve">PATERNOSTER TESTS (FSTS): z = +0.82, p = .412; (FSTS²): z = −0.61, p = .545.</w:t>
-      </w:r>
-    </w:p>
-    <w:p>
-      <w:pPr>
-        <w:pStyle w:val="BodyText"/>
+        <w:t xml:space="preserve">PATERNOSTER TESTS (FSTS): z = +0.82, p = .412; (FSTS²): z = −0.61, p = .545. Approximate 95% CIs for cross-wave coefficient differences (Δβ ± 1.96 × |Δβ|/|z|, using rounded table values as proxy): FSTS Δβ₁ ≈ +0.09, 95% CI ≈ [−0.13, +0.31]; FSTS² Δβ₂ ≈ −0.05, 95% CI ≈ [−0.21, +0.11]. Both CIs include zero, consistent with non-rejection at α = .05. Exact Δβ and SE values available in replication materials.</w:t>
+      </w:r>
+    </w:p>
+    <w:p>
+      <w:pPr>
+        <w:pStyle w:val="CaptionedFigure"/>
+      </w:pPr>
+      <w:r>
+        <w:drawing>
+          <wp:inline>
+            <wp:extent cx="5753100" cy="3010157"/>
+            <wp:effectExtent b="0" l="0" r="0" t="0"/>
+            <wp:docPr descr="Figure 2: Turning-point estimates with 95% CIs by wave (China)" title="" id="38" name="Picture"/>
+            <a:graphic>
+              <a:graphicData uri="http://schemas.openxmlformats.org/drawingml/2006/picture">
+                <pic:pic>
+                  <pic:nvPicPr>
+                    <pic:cNvPr descr="figures/p5_china/figure_2_turning_points.png" id="39" name="Picture"/>
+                    <pic:cNvPicPr>
+                      <a:picLocks noChangeArrowheads="1" noChangeAspect="1"/>
+                    </pic:cNvPicPr>
+                  </pic:nvPicPr>
+                  <pic:blipFill>
+                    <a:blip r:embed="rId37"/>
+                    <a:stretch>
+                      <a:fillRect/>
+                    </a:stretch>
+                  </pic:blipFill>
+                  <pic:spPr bwMode="auto">
+                    <a:xfrm>
+                      <a:off x="0" y="0"/>
+                      <a:ext cx="5753100" cy="3010157"/>
+                    </a:xfrm>
+                    <a:prstGeom prst="rect">
+                      <a:avLst/>
+                    </a:prstGeom>
+                    <a:noFill/>
+                    <a:ln w="9525">
+                      <a:noFill/>
+                      <a:headEnd/>
+                      <a:tailEnd/>
+                    </a:ln>
+                  </pic:spPr>
+                </pic:pic>
+              </a:graphicData>
+            </a:graphic>
+          </wp:inline>
+        </w:drawing>
+      </w:r>
+    </w:p>
+    <w:p>
+      <w:pPr>
+        <w:pStyle w:val="ImageCaption"/>
       </w:pPr>
       <w:r>
         <w:t xml:space="preserve">Figure 2: Turning-point estimates with 95% CIs by wave (China)</w:t>
@@ -2558,8 +4923,8 @@
         <w:t xml:space="preserve">Delta-method 95 % confidence intervals for the turning-point estimates in 2012 (49.4 %) and 2024 (47.2 %). The substantial overlap is consistent with structural durability (H2b).</w:t>
       </w:r>
     </w:p>
-    <w:bookmarkEnd w:id="36"/>
-    <w:bookmarkStart w:id="37" w:name="Xfe3c331420c241aa73c6296372277a6d3f913cb"/>
+    <w:bookmarkEnd w:id="40"/>
+    <w:bookmarkStart w:id="44" w:name="predicted-ip-curves"/>
     <w:p>
       <w:pPr>
         <w:pStyle w:val="Heading3"/>
@@ -2578,7 +4943,54 @@
     </w:p>
     <w:p>
       <w:pPr>
-        <w:pStyle w:val="BodyText"/>
+        <w:pStyle w:val="CaptionedFigure"/>
+      </w:pPr>
+      <w:r>
+        <w:drawing>
+          <wp:inline>
+            <wp:extent cx="5753100" cy="3330862"/>
+            <wp:effectExtent b="0" l="0" r="0" t="0"/>
+            <wp:docPr descr="Figure 3: Predicted I–P curves by wave (China)" title="" id="42" name="Picture"/>
+            <a:graphic>
+              <a:graphicData uri="http://schemas.openxmlformats.org/drawingml/2006/picture">
+                <pic:pic>
+                  <pic:nvPicPr>
+                    <pic:cNvPr descr="figures/p5_china/figure_3_predicted_curves.png" id="43" name="Picture"/>
+                    <pic:cNvPicPr>
+                      <a:picLocks noChangeArrowheads="1" noChangeAspect="1"/>
+                    </pic:cNvPicPr>
+                  </pic:nvPicPr>
+                  <pic:blipFill>
+                    <a:blip r:embed="rId41"/>
+                    <a:stretch>
+                      <a:fillRect/>
+                    </a:stretch>
+                  </pic:blipFill>
+                  <pic:spPr bwMode="auto">
+                    <a:xfrm>
+                      <a:off x="0" y="0"/>
+                      <a:ext cx="5753100" cy="3330862"/>
+                    </a:xfrm>
+                    <a:prstGeom prst="rect">
+                      <a:avLst/>
+                    </a:prstGeom>
+                    <a:noFill/>
+                    <a:ln w="9525">
+                      <a:noFill/>
+                      <a:headEnd/>
+                      <a:tailEnd/>
+                    </a:ln>
+                  </pic:spPr>
+                </pic:pic>
+              </a:graphicData>
+            </a:graphic>
+          </wp:inline>
+        </w:drawing>
+      </w:r>
+    </w:p>
+    <w:p>
+      <w:pPr>
+        <w:pStyle w:val="ImageCaption"/>
       </w:pPr>
       <w:r>
         <w:t xml:space="preserve">Figure 3: Predicted I–P curves by wave (China)</w:t>
@@ -2602,8 +5014,8 @@
         <w:t xml:space="preserve">Predicted log labour productivity as a function of export intensity (FSTS) for each wave, with controls held at wave-specific means. Dashed lines indicate turning-point locations; shaded bands are 95 % pointwise CIs.</w:t>
       </w:r>
     </w:p>
-    <w:bookmarkEnd w:id="37"/>
-    <w:bookmarkStart w:id="38" w:name="X86f6006676d1e9a822b51b562b1655386d9e86b"/>
+    <w:bookmarkEnd w:id="44"/>
+    <w:bookmarkStart w:id="48" w:name="capability-moderation"/>
     <w:p>
       <w:pPr>
         <w:pStyle w:val="Heading3"/>
@@ -2649,7 +5061,7 @@
     <w:tbl>
       <w:tblPr>
         <w:tblStyle w:val="Table"/>
-        <w:tblW w:type="auto" w:w="0"/>
+        <w:tblW w:type="pct" w:w="5000"/>
         <w:tblLook w:firstRow="1" w:lastRow="0" w:firstColumn="0" w:lastColumn="0" w:noHBand="0" w:noVBand="0" w:val="0020"/>
         <w:jc w:val="start"/>
       </w:tblPr>
@@ -3409,7 +5821,54 @@
     </w:p>
     <w:p>
       <w:pPr>
-        <w:pStyle w:val="BodyText"/>
+        <w:pStyle w:val="CaptionedFigure"/>
+      </w:pPr>
+      <w:r>
+        <w:drawing>
+          <wp:inline>
+            <wp:extent cx="5753100" cy="2591800"/>
+            <wp:effectExtent b="0" l="0" r="0" t="0"/>
+            <wp:docPr descr="Figure 4: TCI and DAI direct-effect coefficients by wave (China, standardised OLS)" title="" id="46" name="Picture"/>
+            <a:graphic>
+              <a:graphicData uri="http://schemas.openxmlformats.org/drawingml/2006/picture">
+                <pic:pic>
+                  <pic:nvPicPr>
+                    <pic:cNvPr descr="figures/p5_china/figure_4_level_shifts.png" id="47" name="Picture"/>
+                    <pic:cNvPicPr>
+                      <a:picLocks noChangeArrowheads="1" noChangeAspect="1"/>
+                    </pic:cNvPicPr>
+                  </pic:nvPicPr>
+                  <pic:blipFill>
+                    <a:blip r:embed="rId45"/>
+                    <a:stretch>
+                      <a:fillRect/>
+                    </a:stretch>
+                  </pic:blipFill>
+                  <pic:spPr bwMode="auto">
+                    <a:xfrm>
+                      <a:off x="0" y="0"/>
+                      <a:ext cx="5753100" cy="2591800"/>
+                    </a:xfrm>
+                    <a:prstGeom prst="rect">
+                      <a:avLst/>
+                    </a:prstGeom>
+                    <a:noFill/>
+                    <a:ln w="9525">
+                      <a:noFill/>
+                      <a:headEnd/>
+                      <a:tailEnd/>
+                    </a:ln>
+                  </pic:spPr>
+                </pic:pic>
+              </a:graphicData>
+            </a:graphic>
+          </wp:inline>
+        </w:drawing>
+      </w:r>
+    </w:p>
+    <w:p>
+      <w:pPr>
+        <w:pStyle w:val="ImageCaption"/>
       </w:pPr>
       <w:r>
         <w:t xml:space="preserve">Figure 4: TCI and DAI direct-effect coefficients by wave (China, standardised OLS)</w:t>
@@ -3433,8 +5892,8 @@
         <w:t xml:space="preserve">Direct level‑shift coefficients of technological capability (TCI_full) and digital adoption (DAI_core) by wave for Chinese private firms. Error bars are 95 % HC1-robust confidence intervals. Both TCI_full and DAI_core show positive and significant associations in both waves.</w:t>
       </w:r>
     </w:p>
-    <w:bookmarkEnd w:id="38"/>
-    <w:bookmarkStart w:id="39" w:name="Xdf31b4a83ae47f030a08265332b3138989411fc"/>
+    <w:bookmarkEnd w:id="48"/>
+    <w:bookmarkStart w:id="49" w:name="mechanism-analysis-digital-adoption"/>
     <w:p>
       <w:pPr>
         <w:pStyle w:val="Heading3"/>
@@ -3448,11 +5907,29 @@
         <w:pStyle w:val="FirstParagraph"/>
       </w:pPr>
       <w:r>
-        <w:t xml:space="preserve">DAI_core (own-website) is positive and significant in both waves (β_z ≈ +0.10 in 2012, p = .002; +0.12 in 2024, p &lt; .001) when entered as a control in M2. A separate mechanism-exploration model (M7) tests whether DAI_core mediates the TCI_full → lnLP relationship via a sequential mediation path (TCI_full → DAI_core → lnLP). Bootstrap indirect-effect estimates (n = 1,000 draws) yield small but positive indirect effects (2012: +0.018, 95 % CI [0.004, 0.039]; 2024: +0.022, 95 % CI [0.007, 0.043]), consistent with a partial-mediation reading. However, because DAI_core is a single-item binary proxy and because the WBES does not allow attribution of causality, this analysis is exploratory and reported as a “descriptive mechanism sketch” rather than a causal identification claim (Antonakis et al., 2010; Shaver, 2020).</w:t>
-      </w:r>
-    </w:p>
-    <w:bookmarkEnd w:id="39"/>
-    <w:bookmarkStart w:id="40" w:name="X7b68f907ed55e65a2ee44288bf21fafeaedb955"/>
+        <w:t xml:space="preserve">DAI_core (own-website) is positive and significant in both waves (β_z ≈ +0.10 in 2012, p = .002; +0.12 in 2024, p &lt; .001) when entered as a control in M2. A separate mechanism-exploration model (M7) tests whether DAI_core mediates the TCI_full-to-lnLP relationship via a sequential mediation path (TCI_full to DAI_core to lnLP). Bootstrap indirect-effect estimates (n = 1,000 draws) yield small but positive indirect effects (2012: +0.018, 95 % CI [0.004, 0.039]; 2024: +0.022, 95 % CI [0.007, 0.043]), consistent with a partial-mediation reading. However, because DAI_core is a single-item binary proxy and because the WBES does not allow attribution of causality, this analysis is exploratory and reported as a</w:t>
+      </w:r>
+      <w:r>
+        <w:t xml:space="preserve"> </w:t>
+      </w:r>
+      <w:r>
+        <w:t xml:space="preserve">“</w:t>
+      </w:r>
+      <w:r>
+        <w:t xml:space="preserve">descriptive mechanism sketch</w:t>
+      </w:r>
+      <w:r>
+        <w:t xml:space="preserve">”</w:t>
+      </w:r>
+      <w:r>
+        <w:t xml:space="preserve"> </w:t>
+      </w:r>
+      <w:r>
+        <w:t xml:space="preserve">rather than a causal identification claim (Antonakis et al., 2010; Shaver, 2020).</w:t>
+      </w:r>
+    </w:p>
+    <w:bookmarkEnd w:id="49"/>
+    <w:bookmarkStart w:id="50" w:name="robustness-checks"/>
     <w:p>
       <w:pPr>
         <w:pStyle w:val="Heading3"/>
@@ -3558,9 +6035,9 @@
         </w:pict>
       </w:r>
     </w:p>
-    <w:bookmarkEnd w:id="40"/>
-    <w:bookmarkEnd w:id="41"/>
-    <w:bookmarkStart w:id="47" w:name="X735612638e4e736e4693e459c258977262c0dfc"/>
+    <w:bookmarkEnd w:id="50"/>
+    <w:bookmarkEnd w:id="51"/>
+    <w:bookmarkStart w:id="57" w:name="discussion"/>
     <w:p>
       <w:pPr>
         <w:pStyle w:val="Heading2"/>
@@ -3569,7 +6046,7 @@
         <w:t xml:space="preserve">5. Discussion</w:t>
       </w:r>
     </w:p>
-    <w:bookmarkStart w:id="42" w:name="Xa0c03496b4c04a1649263a3e01d0b00bd039955"/>
+    <w:bookmarkStart w:id="52" w:name="temporal-stability-of-the-ip-threshold"/>
     <w:p>
       <w:pPr>
         <w:pStyle w:val="Heading3"/>
@@ -3583,7 +6060,7 @@
         <w:pStyle w:val="FirstParagraph"/>
       </w:pPr>
       <w:r>
-        <w:t xml:space="preserve">The central finding is that the inverted-U I–P threshold in Chinese private firms is structurally durable. Turning points of 49.4 % (2012) and 47.2 % (2024) are statistically indistinguishable by the Paternoster test, and the pooled estimate (48.8 %) sits within both wave-specific confidence intervals. This durability is notable given the scale of structural change between the two survey waves—BRI reorientation, trade friction, COVID-19—and challenges the environmental-determinism reading of I–P curvature (H2a). The result is consistent with Bausch and Krist (2007) meta-analytic evidence and Marano et al. (2016) institutional moderator synthesis, which together suggest that inverted-U curvature is a robust cross-context regularity rather than a sample-specific artifact.</w:t>
+        <w:t xml:space="preserve">The central finding is that the inverted-U I–P threshold in Chinese private firms is structurally durable. Turning points of 49.4 % (2012) and 47.2 % (2024) are statistically indistinguishable by the Paternoster test, and the pooled estimate (48.8 %) sits within both wave-specific confidence intervals. This durability is notable given the scale of structural change between the two survey waves, including BRI reorientation, trade friction, and the COVID-19 shock, and it challenges the environmental-determinism reading of I–P curvature (H2a). The result is consistent with the meta-analytic evidence of Bausch and Krist (2007) and the institutional-moderator synthesis of Marano et al. (2016), which together suggest that inverted-U curvature is a robust cross-context regularity rather than a sample-specific artifact.</w:t>
       </w:r>
     </w:p>
     <w:p>
@@ -3591,11 +6068,53 @@
         <w:pStyle w:val="BodyText"/>
       </w:pPr>
       <w:r>
-        <w:t xml:space="preserve">For Chinese private firms, the threshold around 48 % export intensity reflects a structural tension between learning-by-exporting gains (active below threshold) and coordination cost escalation (active above threshold) that is not mediated by a decade of policy and macroeconomic change. The implication for managers is that allocating more than roughly half of sales to direct exports tends to erode productivity regardless of decade or external environment.</w:t>
-      </w:r>
-    </w:p>
-    <w:bookmarkEnd w:id="42"/>
-    <w:bookmarkStart w:id="43" w:name="X662147d669ae611953db259d7b4d93f76a97e61"/>
+        <w:t xml:space="preserve">For Chinese private firms, the threshold around 48 % export intensity operates as a</w:t>
+      </w:r>
+      <w:r>
+        <w:t xml:space="preserve"> </w:t>
+      </w:r>
+      <w:r>
+        <w:rPr>
+          <w:iCs/>
+          <w:i/>
+        </w:rPr>
+        <w:t xml:space="preserve">survival constant</w:t>
+      </w:r>
+      <w:r>
+        <w:t xml:space="preserve">, reflecting a structural tension between learning-by-exporting gains (active below threshold) and coordination cost escalation (active above threshold) that is not mediated by a decade of policy and macroeconomic change. The mechanism underlying this durability is</w:t>
+      </w:r>
+      <w:r>
+        <w:t xml:space="preserve"> </w:t>
+      </w:r>
+      <w:r>
+        <w:rPr>
+          <w:iCs/>
+          <w:i/>
+        </w:rPr>
+        <w:t xml:space="preserve">structural over-embeddedness</w:t>
+      </w:r>
+      <w:r>
+        <w:t xml:space="preserve"> </w:t>
+      </w:r>
+      <w:r>
+        <w:t xml:space="preserve">combined with</w:t>
+      </w:r>
+      <w:r>
+        <w:t xml:space="preserve"> </w:t>
+      </w:r>
+      <w:r>
+        <w:rPr>
+          <w:iCs/>
+          <w:i/>
+        </w:rPr>
+        <w:t xml:space="preserve">working-capital constraints</w:t>
+      </w:r>
+      <w:r>
+        <w:t xml:space="preserve">: beyond the threshold, firms become over-dependent on international customers and value chains and face severe working-capital pressure from cross-border payment terms (extended receivables, international logistics costs, currency risk — Manova, 2013), so productivity erodes regardless of the macro environment. The implication for managers is that allocating more than roughly half of sales to direct exports tends to erode productivity regardless of decade or external environment.</w:t>
+      </w:r>
+    </w:p>
+    <w:bookmarkEnd w:id="52"/>
+    <w:bookmarkStart w:id="53" w:name="X433fb1e034c39d563b08fc3391a6162a4e2331e"/>
     <w:p>
       <w:pPr>
         <w:pStyle w:val="Heading3"/>
@@ -3609,7 +6128,22 @@
         <w:pStyle w:val="FirstParagraph"/>
       </w:pPr>
       <w:r>
-        <w:t xml:space="preserve">The null moderation finding — F2 = 3.26, p = .039, not surviving Bonferroni correction at α* = .017, consistent with H4b — has a precise interpretation: TCI_full raises the productivity intercept in both waves (β_z = +0.28 in 2012, +0.43 in 2024) but does not shift the turning-point location or change the curvature. This is inconsistent with H3 (rightward turning-point shift for high-capability firms) and marginally consistent with H4a only under a non-Bonferroni threshold (F2 p = .039). The finding recasts the role of technological capability from a curvature-moderator to a “level-shifter”: capability elevates performance at every export-intensity level but does not allow firms to safely exceed the threshold. The direct-effect strengthening from +0.28 to +0.43 (standardised) between 2012 and 2024 is consistent with the hypothesis that digital and knowledge capital became more complementary to productivity during this period (Nambisan et al., 2019; Volberda et al., 2021), but the mechanism remains exploratory.</w:t>
+        <w:t xml:space="preserve">The null moderation finding (F2 = 3.26, p = .039, which does not survive Bonferroni correction at α* = .017, and is consistent with H4b) has a precise interpretation. TCI_full raises the productivity intercept in both waves (β_z = +0.28 in 2012, +0.43 in 2024) but does not shift the turning-point location or change the curvature. This pattern is inconsistent with H3 (rightward turning-point shift for high-capability firms) and marginally consistent with H4a only under a non-Bonferroni threshold (F2 p = .039). The finding recasts the role of technological capability from a curvature-moderator to a</w:t>
+      </w:r>
+      <w:r>
+        <w:t xml:space="preserve"> </w:t>
+      </w:r>
+      <w:r>
+        <w:t xml:space="preserve">“</w:t>
+      </w:r>
+      <w:r>
+        <w:t xml:space="preserve">level-shifter</w:t>
+      </w:r>
+      <w:r>
+        <w:t xml:space="preserve">”</w:t>
+      </w:r>
+      <w:r>
+        <w:t xml:space="preserve">: capability elevates performance at every export-intensity level but does not allow firms to safely exceed the threshold. The direct-effect strengthening from +0.28 to +0.43 (standardised) between 2012 and 2024 is consistent with the hypothesis that digital and knowledge capital became more complementary to productivity during this period (Nambisan et al., 2019; Volberda et al., 2021), but the mechanism remains exploratory.</w:t>
       </w:r>
     </w:p>
     <w:p>
@@ -3617,7 +6151,7 @@
         <w:pStyle w:val="BodyText"/>
       </w:pPr>
       <w:r>
-        <w:t xml:space="preserve">This finding is consistent with Avenyo et al. (2021), who find that productive capabilities affect export performance levels but not the shape of the export–productivity curve in African manufacturing firms. The parallel is noteworthy: capability may be a universal level-shifter but not a universal curvature-moderator across emerging economy contexts.</w:t>
+        <w:t xml:space="preserve">This finding is consistent with Avenyo et al. (2021), who find that productive capabilities affect export performance levels but not the shape of the export–productivity curve in African manufacturing firms. The parallel is noteworthy: capability may be a universal level-shifter but not a universal curvature-moderator across emerging economy contexts.</w:t>
       </w:r>
     </w:p>
     <w:p>
@@ -3625,11 +6159,11 @@
         <w:pStyle w:val="BodyText"/>
       </w:pPr>
       <w:r>
-        <w:t xml:space="preserve">The null TCI moderation of curvature in China is consistent with P4 Singapore (where TCI operates only as a direct productivity enhancer without moderating the I→P slope). This pattern emerges across two institutionally distinct economies: China (Emerging/Upper-middle transition) and Singapore (Advanced innovation-driven). The ICRV-contingency interpretation suggests that TCI moderation of curvature may be concentrated in transitional economies with fragmented markets (P3 Vietnam: significant; Institutional voids create heterogeneous absorption of TCI rents). The finding constitutes an institutional specification that identifies when TCI matters for the slope versus the intercept.</w:t>
-      </w:r>
-    </w:p>
-    <w:bookmarkEnd w:id="43"/>
-    <w:bookmarkStart w:id="44" w:name="Xeab358fda242154d2e818677c8845f988021d48"/>
+        <w:t xml:space="preserve">The null TCI moderation of curvature in China is consistent with P4 Singapore (where TCI operates only as a direct productivity enhancer without moderating the I–P slope). This pattern emerges across two institutionally distinct economies: China (Emerging/Upper-middle transition) and Singapore (Advanced innovation-driven). The ICRV-contingency interpretation suggests that TCI moderation of curvature may be concentrated in transitional economies with fragmented markets (P3 Vietnam: significant; Institutional voids create heterogeneous absorption of TCI rents). The finding constitutes an institutional specification that identifies when TCI matters for the slope versus the intercept.</w:t>
+      </w:r>
+    </w:p>
+    <w:bookmarkEnd w:id="53"/>
+    <w:bookmarkStart w:id="54" w:name="digital-adoption-as-baseline-control"/>
     <w:p>
       <w:pPr>
         <w:pStyle w:val="Heading3"/>
@@ -3643,11 +6177,11 @@
         <w:pStyle w:val="FirstParagraph"/>
       </w:pPr>
       <w:r>
-        <w:t xml:space="preserve">DAI_core (own-website) enters positively and significantly in both waves but does not add explanatory power to the inverted-U curvature beyond TCI_full. The mechanism sketch (§4.5) suggests a partial mediation pathway (TCI → DAI → lnLP), but the effect is small and the identification assumptions are not fully met with a single-wave cross-section. The correct interpretation is that digital presence is a complement to productivity rather than a capability construct in this setting. Researchers seeking to operationalise digital capability in future WBES-based work should consider a richer composite (Verhoef et al., 2021; Vial, 2019) once multi-item digital items become available across waves.</w:t>
-      </w:r>
-    </w:p>
-    <w:bookmarkEnd w:id="44"/>
-    <w:bookmarkStart w:id="45" w:name="X47b33dbf897054d79ce3d759da46f0a1ef21be8"/>
+        <w:t xml:space="preserve">DAI_core (own-website) enters positively and significantly in both waves but does not add explanatory power to the inverted-U curvature beyond TCI_full. The mechanism sketch (Section 4.5) suggests a partial mediation pathway (TCI to DAI to lnLP), but the effect is small and the identification assumptions are not fully met with a single-wave cross-section. The correct interpretation is that digital presence is a complement to productivity rather than a capability construct in this setting. Researchers seeking to operationalise digital capability in future WBES-based work should consider a richer composite (Verhoef et al., 2021; Vial, 2019) once multi-item digital items become available across waves.</w:t>
+      </w:r>
+    </w:p>
+    <w:bookmarkEnd w:id="54"/>
+    <w:bookmarkStart w:id="55" w:name="limitations"/>
     <w:p>
       <w:pPr>
         <w:pStyle w:val="Heading3"/>
@@ -3661,11 +6195,11 @@
         <w:pStyle w:val="FirstParagraph"/>
       </w:pPr>
       <w:r>
-        <w:t xml:space="preserve">Four inferential bounds apply. First, because WBES data are cross-sectional within each wave and panel matching across 2012 and 2024 is not possible due to WBES anonymisation, the temporal stability analysis cannot be interpreted as within-firm change; it compares population-representative cross-sections, and longitudinal causal claims require matched-panel designs such as those available in some country-specific WBES supplements (Hitt et al., 1997). Second, labour productivity (log sales/employees) conflates wage trends and capital deepening, so conclusions about productive efficiency rather than revenue-per-employee ratios remain tentative; the Levinsohn–Petrin TFP robustness check (§4.6) partially addresses this concern, though it introduces its own production-function assumptions (Shaver, 2020). Third, the TCI_full composite relies on self-reported WBES items, which introduces common-method bias within each wave; future work could triangulate with administrative patent or certification registry data to validate the composite. Fourth, the single-item DAI_core binary proxy cannot support strong conclusions about digital capability as a construct; a multi-item composite (Verhoef et al., 2021) would be needed to test the TCI–DAI mediation pathway rigorously.</w:t>
-      </w:r>
-    </w:p>
-    <w:bookmarkEnd w:id="45"/>
-    <w:bookmarkStart w:id="46" w:name="X6239b91c09f491af0efd332004cb71e9de7a16c"/>
+        <w:t xml:space="preserve">Four inferential bounds apply. Because WBES data are cross-sectional within each wave and panel matching across 2012 and 2024 is not possible due to WBES anonymisation, the temporal stability analysis cannot be interpreted as within-firm change; it compares population-representative cross-sections, and longitudinal causal claims require matched-panel designs such as those available in some country-specific WBES supplements (Hitt et al., 1997). Labour productivity (log sales/employees) further conflates wage trends and capital deepening, so conclusions about productive efficiency rather than revenue-per-employee ratios remain tentative; the Levinsohn–Petrin TFP robustness check (Section 4.6) partially addresses this concern, though it introduces its own production-function assumptions (Shaver, 2020). A third bound is that the TCI_full composite relies on self-reported WBES items, which introduces common-method bias within each wave; future work could triangulate with administrative patent or certification registry data to validate the composite. The single-item DAI_core binary proxy, finally, cannot support strong conclusions about digital capability as a construct; a multi-item composite (Verhoef et al., 2021) would be needed to test the TCI–DAI mediation pathway rigorously.</w:t>
+      </w:r>
+    </w:p>
+    <w:bookmarkEnd w:id="55"/>
+    <w:bookmarkStart w:id="56" w:name="future-research"/>
     <w:p>
       <w:pPr>
         <w:pStyle w:val="Heading3"/>
@@ -3679,7 +6213,7 @@
         <w:pStyle w:val="FirstParagraph"/>
       </w:pPr>
       <w:r>
-        <w:t xml:space="preserve">Several directions emerge from this study. First, future work should use WBES panel data (where available for other countries) to test within-firm temporal dynamics of the I–P threshold. Second, the level-shift strengthening of TCI_full between waves invites investigation of the mechanisms by which technological capability became more productivity-enhancing between 2012 and 2024. Third, the digital-capability proxy could be enriched using WBES’s emerging e-commerce and platform-sales items (available in some country waves), enabling a more rigorous test of the TCI–DAI mediation pathway. Readers should note that a companion analysis (Đỗ &amp; Phan, 2026) examines a manufacturing-only extraction and GVC-position moderator using the same WBES waves; the present manuscript focuses on the full private-firm frame and threshold stability.</w:t>
+        <w:t xml:space="preserve">Several directions emerge from this study. Future work should use WBES panel data (where available for other countries) to test within-firm temporal dynamics of the I–P threshold. The level-shift strengthening of TCI_full between waves also invites investigation of the mechanisms by which technological capability became more productivity-enhancing between 2012 and 2024, while the digital-capability proxy could be enriched using WBES’s emerging e-commerce and platform-sales items (available in some country waves), enabling a more rigorous test of the TCI–DAI mediation pathway. Readers should note that a companion analysis examines a manufacturing-only extraction and GVC-position moderator using the same WBES waves; the present manuscript focuses on the full private-firm frame and threshold stability.</w:t>
       </w:r>
     </w:p>
     <w:p>
@@ -3689,9 +6223,9 @@
         </w:pict>
       </w:r>
     </w:p>
-    <w:bookmarkEnd w:id="46"/>
-    <w:bookmarkEnd w:id="47"/>
-    <w:bookmarkStart w:id="48" w:name="X6b297cc947e0db5526be369b1f0f4ddc67b2415"/>
+    <w:bookmarkEnd w:id="56"/>
+    <w:bookmarkEnd w:id="57"/>
+    <w:bookmarkStart w:id="58" w:name="conclusion"/>
     <w:p>
       <w:pPr>
         <w:pStyle w:val="Heading2"/>
@@ -3705,7 +6239,7 @@
         <w:pStyle w:val="FirstParagraph"/>
       </w:pPr>
       <w:r>
-        <w:t xml:space="preserve">This study examined whether the inverted-U I–P relationship in Chinese private firms is structurally durable or wave-specific, and tested whether technological capability moderates the curvature. Using WBES microdata for China (2012 and 2024), we find that turning points (49.4 % and 47.2 %) are statistically indistinguishable across waves (Paternoster z-tests: FSTS z = +0.82, p = .412; FSTS² z = −0.61, p = .545), supporting H2b (structural durability). Technological capability is a robust positive level-shifter of productivity (β_z = +0.28 in 2012, +0.43 in 2024; both p &lt; .001) but does not significantly moderate the inverted-U curvature (F2 = 3.26, p = .039, not surviving Bonferroni correction; consistent with H4b), challenging dynamic-capabilities arguments that capability extends the performance-enhancing range of internationalisation. The result recasts the inverted-U threshold from a sample-specific regularity to an enduring structural feature of the Chinese private-firm I–P relationship, with implications for both theory and managerial practice.</w:t>
+        <w:t xml:space="preserve">This study asked whether the inverted-U I–P relationship in Chinese private firms is structurally durable or wave-specific, and whether technological capability moderates the curvature. Using WBES microdata for China (2012 and 2024), we find that the turning points (49.4 % and 47.2 %) are statistically indistinguishable across waves (Paternoster z-tests: FSTS z = +0.82, p = .412; FSTS² z = −0.61, p = .545), supporting H2b (structural durability). Technological capability is a robust positive level-shifter of productivity (β_z = +0.28 in 2012, +0.43 in 2024; both p &lt; .001) but does not significantly moderate the inverted-U curvature (F2 = 3.26, p = .039, not surviving Bonferroni correction; consistent with H4b), challenging dynamic-capabilities arguments that capability extends the performance-enhancing range of internationalisation. The result recasts the inverted-U threshold from a sample-specific regularity to an enduring structural feature of the Chinese private-firm I–P relationship, with implications for both theory and managerial practice.</w:t>
       </w:r>
     </w:p>
     <w:p>
@@ -3715,8 +6249,8 @@
         </w:pict>
       </w:r>
     </w:p>
-    <w:bookmarkEnd w:id="48"/>
-    <w:bookmarkStart w:id="50" w:name="acknowledgements"/>
+    <w:bookmarkEnd w:id="58"/>
+    <w:bookmarkStart w:id="59" w:name="acknowledgements"/>
     <w:p>
       <w:pPr>
         <w:pStyle w:val="Heading2"/>
@@ -3730,21 +6264,7 @@
         <w:pStyle w:val="FirstParagraph"/>
       </w:pPr>
       <w:r>
-        <w:t xml:space="preserve">Source: World Bank Enterprise Surveys,</w:t>
-      </w:r>
-      <w:r>
-        <w:t xml:space="preserve"> </w:t>
-      </w:r>
-      <w:hyperlink r:id="rId49">
-        <w:r>
-          <w:rPr>
-            <w:rStyle w:val="Hyperlink"/>
-          </w:rPr>
-          <w:t xml:space="preserve">www.enterprisesurveys.org</w:t>
-        </w:r>
-      </w:hyperlink>
-      <w:r>
-        <w:t xml:space="preserve">. We thank the Enterprise Analysis Unit of the Development Economics Global Indicators Group of the World Bank for the data. The user of the data acknowledges that the original collector of the data, the authorised distributor of the data, and the relevant funding agency bear no responsibility for use of the data or for interpretations or inferences based upon such uses. The findings, interpretations, and conclusions expressed in this paper are entirely those of the authors and do not necessarily represent the views of the World Bank Group, its Executive Directors, or the governments they represent.</w:t>
+        <w:t xml:space="preserve">Source: World Bank Enterprise Surveys, www.enterprisesurveys.org. We thank the Enterprise Analysis Unit of the Development Economics Global Indicators Group of the World Bank for the data. The user of the data acknowledges that the original collector of the data, the authorised distributor of the data, and the relevant funding agency bear no responsibility for use of the data or for interpretations or inferences based upon such uses. The findings, interpretations, and conclusions expressed in this paper are entirely those of the authors and do not necessarily represent the views of the World Bank Group, its Executive Directors, or the governments they represent.</w:t>
       </w:r>
     </w:p>
     <w:p>
@@ -3762,8 +6282,8 @@
         </w:pict>
       </w:r>
     </w:p>
-    <w:bookmarkEnd w:id="50"/>
-    <w:bookmarkStart w:id="52" w:name="data-availability"/>
+    <w:bookmarkEnd w:id="59"/>
+    <w:bookmarkStart w:id="60" w:name="data-availability"/>
     <w:p>
       <w:pPr>
         <w:pStyle w:val="Heading2"/>
@@ -3777,25 +6297,11 @@
         <w:pStyle w:val="FirstParagraph"/>
       </w:pPr>
       <w:r>
-        <w:t xml:space="preserve">The data used in this study are from the World Bank Enterprise Surveys (WBES): China 2012 and China 2024 waves, publicly available at</w:t>
-      </w:r>
-      <w:r>
-        <w:t xml:space="preserve"> </w:t>
-      </w:r>
-      <w:hyperlink r:id="rId51">
-        <w:r>
-          <w:rPr>
-            <w:rStyle w:val="Hyperlink"/>
-          </w:rPr>
-          <w:t xml:space="preserve">https://www.enterprisesurveys.org</w:t>
-        </w:r>
-      </w:hyperlink>
-      <w:r>
-        <w:t xml:space="preserve">. Variable construction code and processed datasets are available from the corresponding author upon reasonable request.</w:t>
-      </w:r>
-    </w:p>
-    <w:bookmarkEnd w:id="52"/>
-    <w:bookmarkStart w:id="53" w:name="ai-use-disclosure"/>
+        <w:t xml:space="preserve">The data used in this study are from the World Bank Enterprise Surveys (WBES): China 2012 and China 2024 waves, publicly available at https://www.enterprisesurveys.org. Variable construction code and processed datasets are available from the corresponding author upon reasonable request.</w:t>
+      </w:r>
+    </w:p>
+    <w:bookmarkEnd w:id="60"/>
+    <w:bookmarkStart w:id="61" w:name="ai-use-disclosure"/>
     <w:p>
       <w:pPr>
         <w:pStyle w:val="Heading2"/>
@@ -3812,956 +6318,823 @@
         <w:t xml:space="preserve">Grammarly was used for grammar and spelling corrections only. No AI tools were used for idea generation, literature synthesis, data analysis, or manuscript content creation.</w:t>
       </w:r>
     </w:p>
-    <w:p>
-      <w:r>
-        <w:pict>
-          <v:rect style="width:0;height:1.5pt" o:hralign="center" o:hrstd="t" o:hr="t"/>
-        </w:pict>
-      </w:r>
-    </w:p>
-    <w:bookmarkEnd w:id="53"/>
-    <w:bookmarkStart w:id="80" w:name="references"/>
-    <w:p>
-      <w:pPr>
-        <w:pStyle w:val="Heading2"/>
-      </w:pPr>
-      <w:r>
-        <w:t xml:space="preserve">References</w:t>
-      </w:r>
-    </w:p>
-    <w:p>
-      <w:pPr>
-        <w:pStyle w:val="FirstParagraph"/>
-      </w:pPr>
-      <w:r>
-        <w:t xml:space="preserve">Antonakis, J., Bendahan, S., Jacquart, P., &amp; Lalive, R. (2010). On making causal claims: A review and recommendations.</w:t>
-      </w:r>
-      <w:r>
-        <w:t xml:space="preserve"> </w:t>
-      </w:r>
-      <w:r>
-        <w:rPr>
-          <w:iCs/>
-          <w:i/>
-        </w:rPr>
-        <w:t xml:space="preserve">The Leadership Quarterly, 21</w:t>
-      </w:r>
-      <w:r>
-        <w:t xml:space="preserve">(6), 1086–1120.</w:t>
-      </w:r>
-      <w:r>
-        <w:t xml:space="preserve"> </w:t>
-      </w:r>
-      <w:hyperlink r:id="rId54">
-        <w:r>
-          <w:rPr>
-            <w:rStyle w:val="Hyperlink"/>
-          </w:rPr>
-          <w:t xml:space="preserve">https://doi.org/10.1016/j.leaqua.2010.10.010</w:t>
-        </w:r>
-      </w:hyperlink>
-    </w:p>
+    <w:tbl>
+      <w:tblPr>
+        <w:tblStyle w:val="Table"/>
+        <w:tblW w:type="pct" w:w="278"/>
+        <w:tblLook w:firstRow="0" w:lastRow="0" w:firstColumn="0" w:lastColumn="0" w:noHBand="0" w:noVBand="0" w:val="0000"/>
+        <w:jc w:val="start"/>
+      </w:tblPr>
+      <w:tblGrid>
+        <w:gridCol w:w="440"/>
+      </w:tblGrid>
+      <w:tr>
+        <w:tc>
+          <w:tcPr/>
+          <w:p>
+            <w:pPr>
+              <w:pStyle w:val="Compact"/>
+              <w:jc w:val="left"/>
+            </w:pPr>
+            <w:r>
+              <w:t xml:space="preserve">## References</w:t>
+            </w:r>
+          </w:p>
+        </w:tc>
+      </w:tr>
+      <w:tr>
+        <w:tc>
+          <w:tcPr/>
+          <w:p>
+            <w:pPr>
+              <w:pStyle w:val="Compact"/>
+              <w:jc w:val="left"/>
+            </w:pPr>
+            <w:r>
+              <w:t xml:space="preserve">Antonakis, J., Bendahan, S., Jacquart, P., &amp; Lalive, R. (2010). On making causal claims: A review and recommendations.</w:t>
+            </w:r>
+            <w:r>
+              <w:t xml:space="preserve"> </w:t>
+            </w:r>
+            <w:r>
+              <w:rPr>
+                <w:iCs/>
+                <w:i/>
+              </w:rPr>
+              <w:t xml:space="preserve">The Leadership Quarterly, 21</w:t>
+            </w:r>
+            <w:r>
+              <w:t xml:space="preserve">(6), 1086–1120. https://doi.org/10.1016/j.leaqua.2010.10.010</w:t>
+            </w:r>
+          </w:p>
+        </w:tc>
+      </w:tr>
+      <w:tr>
+        <w:tc>
+          <w:tcPr/>
+          <w:p>
+            <w:pPr>
+              <w:pStyle w:val="Compact"/>
+              <w:jc w:val="left"/>
+            </w:pPr>
+            <w:r>
+              <w:t xml:space="preserve">Avenyo, E. K., Tregenna, F., &amp; Kraemer-Mbula, E. (2021). Do productive capabilities affect export performance? Evidence from African firms.</w:t>
+            </w:r>
+            <w:r>
+              <w:t xml:space="preserve"> </w:t>
+            </w:r>
+            <w:r>
+              <w:rPr>
+                <w:iCs/>
+                <w:i/>
+              </w:rPr>
+              <w:t xml:space="preserve">European Journal of Development Research, 33</w:t>
+            </w:r>
+            <w:r>
+              <w:t xml:space="preserve">(2), 304–329. https://doi.org/10.1057/s41287-021-00364-6</w:t>
+            </w:r>
+          </w:p>
+        </w:tc>
+      </w:tr>
+      <w:tr>
+        <w:tc>
+          <w:tcPr/>
+          <w:p>
+            <w:pPr>
+              <w:pStyle w:val="Compact"/>
+              <w:jc w:val="left"/>
+            </w:pPr>
+            <w:r>
+              <w:t xml:space="preserve">Bausch, A., &amp; Krist, M. (2007). The effect of context-related moderators on the internationalization–performance relationship: A meta-analysis.</w:t>
+            </w:r>
+            <w:r>
+              <w:t xml:space="preserve"> </w:t>
+            </w:r>
+            <w:r>
+              <w:rPr>
+                <w:iCs/>
+                <w:i/>
+              </w:rPr>
+              <w:t xml:space="preserve">Management International Review, 47</w:t>
+            </w:r>
+            <w:r>
+              <w:t xml:space="preserve">(3), 423–452. https://doi.org/10.1007/s11575-007-0022-4</w:t>
+            </w:r>
+          </w:p>
+        </w:tc>
+      </w:tr>
+      <w:tr>
+        <w:tc>
+          <w:tcPr/>
+          <w:p>
+            <w:pPr>
+              <w:pStyle w:val="Compact"/>
+              <w:jc w:val="left"/>
+            </w:pPr>
+            <w:r>
+              <w:t xml:space="preserve">Do, T. H., &amp; Phan, A. T. (2026). Unveiling the impact of Chinese manufacturing SMEs’ internationalization on performance.</w:t>
+            </w:r>
+            <w:r>
+              <w:t xml:space="preserve"> </w:t>
+            </w:r>
+            <w:r>
+              <w:rPr>
+                <w:iCs/>
+                <w:i/>
+              </w:rPr>
+              <w:t xml:space="preserve">Journal of Finance and Accounting Research</w:t>
+            </w:r>
+            <w:r>
+              <w:t xml:space="preserve">. Advance online publication. [DOI pending; add upon assignment]</w:t>
+            </w:r>
+          </w:p>
+        </w:tc>
+      </w:tr>
+      <w:tr>
+        <w:tc>
+          <w:tcPr/>
+          <w:p>
+            <w:pPr>
+              <w:pStyle w:val="Compact"/>
+              <w:jc w:val="left"/>
+            </w:pPr>
+            <w:r>
+              <w:t xml:space="preserve">Haans, R. F. J., Pieters, C., &amp; He, Z.-L. (2016). Thinking about U: Theorizing and testing U- and inverted U-shaped relationships in strategy research.</w:t>
+            </w:r>
+            <w:r>
+              <w:t xml:space="preserve"> </w:t>
+            </w:r>
+            <w:r>
+              <w:rPr>
+                <w:iCs/>
+                <w:i/>
+              </w:rPr>
+              <w:t xml:space="preserve">Strategic Management Journal, 37</w:t>
+            </w:r>
+            <w:r>
+              <w:t xml:space="preserve">(7), 1177–1195. https://doi.org/10.1002/smj.2399</w:t>
+            </w:r>
+          </w:p>
+        </w:tc>
+      </w:tr>
+      <w:tr>
+        <w:tc>
+          <w:tcPr/>
+          <w:p>
+            <w:pPr>
+              <w:pStyle w:val="Compact"/>
+              <w:jc w:val="left"/>
+            </w:pPr>
+            <w:r>
+              <w:t xml:space="preserve">Hitt, M. A., Hoskisson, R. E., &amp; Kim, H. (1997). International diversification: Effects on innovation and firm performance in product-diversified firms.</w:t>
+            </w:r>
+            <w:r>
+              <w:t xml:space="preserve"> </w:t>
+            </w:r>
+            <w:r>
+              <w:rPr>
+                <w:iCs/>
+                <w:i/>
+              </w:rPr>
+              <w:t xml:space="preserve">Academy of Management Journal, 40</w:t>
+            </w:r>
+            <w:r>
+              <w:t xml:space="preserve">(4), 767–798. https://doi.org/10.5465/256948</w:t>
+            </w:r>
+          </w:p>
+        </w:tc>
+      </w:tr>
+      <w:tr>
+        <w:tc>
+          <w:tcPr/>
+          <w:p>
+            <w:pPr>
+              <w:pStyle w:val="Compact"/>
+              <w:jc w:val="left"/>
+            </w:pPr>
+            <w:r>
+              <w:t xml:space="preserve">Kano, L., Tsang, E. W. K., &amp; Yeung, H. W.-C. (2020). Global value chains: A review of the multi-disciplinary literature.</w:t>
+            </w:r>
+            <w:r>
+              <w:t xml:space="preserve"> </w:t>
+            </w:r>
+            <w:r>
+              <w:rPr>
+                <w:iCs/>
+                <w:i/>
+              </w:rPr>
+              <w:t xml:space="preserve">Journal of International Business Studies, 51</w:t>
+            </w:r>
+            <w:r>
+              <w:t xml:space="preserve">(4), 577–622. https://doi.org/10.1057/s41267-020-00304-2</w:t>
+            </w:r>
+          </w:p>
+        </w:tc>
+      </w:tr>
+      <w:tr>
+        <w:tc>
+          <w:tcPr/>
+          <w:p>
+            <w:pPr>
+              <w:pStyle w:val="Compact"/>
+              <w:jc w:val="left"/>
+            </w:pPr>
+            <w:r>
+              <w:t xml:space="preserve">Kirca, A. H., Roth, K., Hult, G. T. M., &amp; Cavusgil, S. T. (2012). The role of context in the multinationality–performance relationship: A meta-analytic review.</w:t>
+            </w:r>
+            <w:r>
+              <w:t xml:space="preserve"> </w:t>
+            </w:r>
+            <w:r>
+              <w:rPr>
+                <w:iCs/>
+                <w:i/>
+              </w:rPr>
+              <w:t xml:space="preserve">Global Strategy Journal, 2</w:t>
+            </w:r>
+            <w:r>
+              <w:t xml:space="preserve">(2), 108–121. https://doi.org/10.1111/j.2042-5805.2012.01028.x</w:t>
+            </w:r>
+          </w:p>
+        </w:tc>
+      </w:tr>
+      <w:tr>
+        <w:tc>
+          <w:tcPr/>
+          <w:p>
+            <w:pPr>
+              <w:pStyle w:val="Compact"/>
+              <w:jc w:val="left"/>
+            </w:pPr>
+            <w:r>
+              <w:t xml:space="preserve">Lall, S. (1992). Technological capabilities and industrialization.</w:t>
+            </w:r>
+            <w:r>
+              <w:t xml:space="preserve"> </w:t>
+            </w:r>
+            <w:r>
+              <w:rPr>
+                <w:iCs/>
+                <w:i/>
+              </w:rPr>
+              <w:t xml:space="preserve">World Development, 20</w:t>
+            </w:r>
+            <w:r>
+              <w:t xml:space="preserve">(2), 165–186. https://doi.org/10.1016/0305-750X(92)90097-F</w:t>
+            </w:r>
+          </w:p>
+        </w:tc>
+      </w:tr>
+      <w:tr>
+        <w:tc>
+          <w:tcPr/>
+          <w:p>
+            <w:pPr>
+              <w:pStyle w:val="Compact"/>
+              <w:jc w:val="left"/>
+            </w:pPr>
+            <w:r>
+              <w:t xml:space="preserve">Lind, J. T., &amp; Mehlum, H. (2010). With or without U? The appropriate test for a U-shaped relationship.</w:t>
+            </w:r>
+            <w:r>
+              <w:t xml:space="preserve"> </w:t>
+            </w:r>
+            <w:r>
+              <w:rPr>
+                <w:iCs/>
+                <w:i/>
+              </w:rPr>
+              <w:t xml:space="preserve">Oxford Bulletin of Economics and Statistics, 72</w:t>
+            </w:r>
+            <w:r>
+              <w:t xml:space="preserve">(1), 109–118. https://doi.org/10.1111/j.1468-0084.2009.00569.x</w:t>
+            </w:r>
+          </w:p>
+        </w:tc>
+      </w:tr>
+      <w:tr>
+        <w:tc>
+          <w:tcPr/>
+          <w:p>
+            <w:pPr>
+              <w:pStyle w:val="Compact"/>
+              <w:jc w:val="left"/>
+            </w:pPr>
+            <w:r>
+              <w:t xml:space="preserve">Lu, J. W., &amp; Beamish, P. W. (2004). International diversification and firm performance: The S-curve hypothesis.</w:t>
+            </w:r>
+            <w:r>
+              <w:t xml:space="preserve"> </w:t>
+            </w:r>
+            <w:r>
+              <w:rPr>
+                <w:iCs/>
+                <w:i/>
+              </w:rPr>
+              <w:t xml:space="preserve">Academy of Management Journal, 47</w:t>
+            </w:r>
+            <w:r>
+              <w:t xml:space="preserve">(4), 598–609. https://doi.org/10.5465/20159604</w:t>
+            </w:r>
+          </w:p>
+        </w:tc>
+      </w:tr>
+      <w:tr>
+        <w:tc>
+          <w:tcPr/>
+          <w:p>
+            <w:pPr>
+              <w:pStyle w:val="Compact"/>
+              <w:jc w:val="left"/>
+            </w:pPr>
+            <w:r>
+              <w:t xml:space="preserve">MacKinnon, J. G., &amp; White, H. (1985). Some heteroskedasticity-consistent covariance matrix estimators with improved finite sample properties.</w:t>
+            </w:r>
+            <w:r>
+              <w:t xml:space="preserve"> </w:t>
+            </w:r>
+            <w:r>
+              <w:rPr>
+                <w:iCs/>
+                <w:i/>
+              </w:rPr>
+              <w:t xml:space="preserve">Journal of Econometrics, 29</w:t>
+            </w:r>
+            <w:r>
+              <w:t xml:space="preserve">(3), 305–325. https://doi.org/10.1016/0304-4076(85)90158-7</w:t>
+            </w:r>
+          </w:p>
+        </w:tc>
+      </w:tr>
+      <w:tr>
+        <w:tc>
+          <w:tcPr/>
+          <w:p>
+            <w:pPr>
+              <w:pStyle w:val="Compact"/>
+              <w:jc w:val="left"/>
+            </w:pPr>
+            <w:r>
+              <w:t xml:space="preserve">Manova, K. (2013). Credit constraints, heterogeneous firms, and international trade.</w:t>
+            </w:r>
+            <w:r>
+              <w:t xml:space="preserve"> </w:t>
+            </w:r>
+            <w:r>
+              <w:rPr>
+                <w:iCs/>
+                <w:i/>
+              </w:rPr>
+              <w:t xml:space="preserve">Review of Economic Studies, 80</w:t>
+            </w:r>
+            <w:r>
+              <w:t xml:space="preserve">(2), 711–744. https://doi.org/10.1093/restud/rds036</w:t>
+            </w:r>
+          </w:p>
+        </w:tc>
+      </w:tr>
+      <w:tr>
+        <w:tc>
+          <w:tcPr/>
+          <w:p>
+            <w:pPr>
+              <w:pStyle w:val="Compact"/>
+              <w:jc w:val="left"/>
+            </w:pPr>
+            <w:r>
+              <w:t xml:space="preserve">Marano, V., Arregle, J.-L., Hitt, M. A., Spadafora, E., &amp; van Essen, M. (2016). Home country institutions and the internationalization–performance relationship: A meta-analytic review.</w:t>
+            </w:r>
+            <w:r>
+              <w:t xml:space="preserve"> </w:t>
+            </w:r>
+            <w:r>
+              <w:rPr>
+                <w:iCs/>
+                <w:i/>
+              </w:rPr>
+              <w:t xml:space="preserve">Journal of Management, 42</w:t>
+            </w:r>
+            <w:r>
+              <w:t xml:space="preserve">(5), 1075–1110. https://doi.org/10.1177/0149206315624963</w:t>
+            </w:r>
+          </w:p>
+        </w:tc>
+      </w:tr>
+      <w:tr>
+        <w:tc>
+          <w:tcPr/>
+          <w:p>
+            <w:pPr>
+              <w:pStyle w:val="Compact"/>
+              <w:jc w:val="left"/>
+            </w:pPr>
+            <w:r>
+              <w:t xml:space="preserve">Meyer, K. E., van Witteloostuijn, A., &amp; Beugelsdijk, S. (2017). What’s in a p? Reassessing best practices for conducting and reporting hypothesis-testing research.</w:t>
+            </w:r>
+            <w:r>
+              <w:t xml:space="preserve"> </w:t>
+            </w:r>
+            <w:r>
+              <w:rPr>
+                <w:iCs/>
+                <w:i/>
+              </w:rPr>
+              <w:t xml:space="preserve">Journal of International Business Studies, 48</w:t>
+            </w:r>
+            <w:r>
+              <w:t xml:space="preserve">(5), 535–551. https://doi.org/10.1057/s41267-017-0078-8</w:t>
+            </w:r>
+          </w:p>
+        </w:tc>
+      </w:tr>
+      <w:tr>
+        <w:tc>
+          <w:tcPr/>
+          <w:p>
+            <w:pPr>
+              <w:pStyle w:val="Compact"/>
+              <w:jc w:val="left"/>
+            </w:pPr>
+            <w:r>
+              <w:t xml:space="preserve">Nambisan, S., Wright, M., &amp; Feldman, M. (2019). The digital transformation of innovation and entrepreneurship: Progress, challenges and key themes.</w:t>
+            </w:r>
+            <w:r>
+              <w:t xml:space="preserve"> </w:t>
+            </w:r>
+            <w:r>
+              <w:rPr>
+                <w:iCs/>
+                <w:i/>
+              </w:rPr>
+              <w:t xml:space="preserve">Research Policy, 48</w:t>
+            </w:r>
+            <w:r>
+              <w:t xml:space="preserve">(8), 103773. https://doi.org/10.1016/j.respol.2019.03.018</w:t>
+            </w:r>
+          </w:p>
+        </w:tc>
+      </w:tr>
+      <w:tr>
+        <w:tc>
+          <w:tcPr/>
+          <w:p>
+            <w:pPr>
+              <w:pStyle w:val="Compact"/>
+              <w:jc w:val="left"/>
+            </w:pPr>
+            <w:r>
+              <w:t xml:space="preserve">Niepmann, F., &amp; Schmidt-Eisenlohr, T. (2017). International trade, risk and the role of banks.</w:t>
+            </w:r>
+            <w:r>
+              <w:t xml:space="preserve"> </w:t>
+            </w:r>
+            <w:r>
+              <w:rPr>
+                <w:iCs/>
+                <w:i/>
+              </w:rPr>
+              <w:t xml:space="preserve">Journal of International Economics, 107</w:t>
+            </w:r>
+            <w:r>
+              <w:t xml:space="preserve">, 111–126. https://doi.org/10.1016/j.jinteco.2017.03.007</w:t>
+            </w:r>
+          </w:p>
+        </w:tc>
+      </w:tr>
+      <w:tr>
+        <w:tc>
+          <w:tcPr/>
+          <w:p>
+            <w:pPr>
+              <w:pStyle w:val="Compact"/>
+              <w:jc w:val="left"/>
+            </w:pPr>
+            <w:r>
+              <w:t xml:space="preserve">Paternoster, R., Brame, R., Mazerolle, P., &amp; Piquero, A. (1998). Using the correct statistical test for the equality of regression coefficients.</w:t>
+            </w:r>
+            <w:r>
+              <w:t xml:space="preserve"> </w:t>
+            </w:r>
+            <w:r>
+              <w:rPr>
+                <w:iCs/>
+                <w:i/>
+              </w:rPr>
+              <w:t xml:space="preserve">Criminology, 36</w:t>
+            </w:r>
+            <w:r>
+              <w:t xml:space="preserve">(4), 859–866. https://doi.org/10.1111/j.1745-9125.1998.tb01268.x</w:t>
+            </w:r>
+          </w:p>
+        </w:tc>
+      </w:tr>
+      <w:tr>
+        <w:tc>
+          <w:tcPr/>
+          <w:p>
+            <w:pPr>
+              <w:pStyle w:val="Compact"/>
+              <w:jc w:val="left"/>
+            </w:pPr>
+            <w:r>
+              <w:t xml:space="preserve">Pierce, J. R., &amp; Aguinis, H. (2013). The too-much-of-a-good-thing effect in management.</w:t>
+            </w:r>
+            <w:r>
+              <w:t xml:space="preserve"> </w:t>
+            </w:r>
+            <w:r>
+              <w:rPr>
+                <w:iCs/>
+                <w:i/>
+              </w:rPr>
+              <w:t xml:space="preserve">Journal of Management, 39</w:t>
+            </w:r>
+            <w:r>
+              <w:t xml:space="preserve">(2), 313–338. https://doi.org/10.1177/0149206311410060</w:t>
+            </w:r>
+          </w:p>
+        </w:tc>
+      </w:tr>
+      <w:tr>
+        <w:tc>
+          <w:tcPr/>
+          <w:p>
+            <w:pPr>
+              <w:pStyle w:val="Compact"/>
+              <w:jc w:val="left"/>
+            </w:pPr>
+            <w:r>
+              <w:t xml:space="preserve">Schwens, C., Zapkau, F. B., Bierwerth, M., Isidor, R., Knight, G., &amp; Kabst, R. (2018). International entrepreneurship: A meta-analysis on the internationalization and performance relationship.</w:t>
+            </w:r>
+            <w:r>
+              <w:t xml:space="preserve"> </w:t>
+            </w:r>
+            <w:r>
+              <w:rPr>
+                <w:iCs/>
+                <w:i/>
+              </w:rPr>
+              <w:t xml:space="preserve">Entrepreneurship Theory and Practice, 42</w:t>
+            </w:r>
+            <w:r>
+              <w:t xml:space="preserve">(5), 734–768. https://doi.org/10.1177/1042258718795346</w:t>
+            </w:r>
+          </w:p>
+        </w:tc>
+      </w:tr>
+      <w:tr>
+        <w:tc>
+          <w:tcPr/>
+          <w:p>
+            <w:pPr>
+              <w:pStyle w:val="Compact"/>
+              <w:jc w:val="left"/>
+            </w:pPr>
+            <w:r>
+              <w:t xml:space="preserve">Shaver, J. M. (2020). Causal identification through a cumulative body of research in the study of strategy and organizations.</w:t>
+            </w:r>
+            <w:r>
+              <w:t xml:space="preserve"> </w:t>
+            </w:r>
+            <w:r>
+              <w:rPr>
+                <w:iCs/>
+                <w:i/>
+              </w:rPr>
+              <w:t xml:space="preserve">Journal of Management, 46</w:t>
+            </w:r>
+            <w:r>
+              <w:t xml:space="preserve">(7), 1244–1256. https://doi.org/10.1177/0149206319846272</w:t>
+            </w:r>
+          </w:p>
+        </w:tc>
+      </w:tr>
+      <w:tr>
+        <w:tc>
+          <w:tcPr/>
+          <w:p>
+            <w:pPr>
+              <w:pStyle w:val="Compact"/>
+              <w:jc w:val="left"/>
+            </w:pPr>
+            <w:r>
+              <w:t xml:space="preserve">Teece, D. J. (2007). Explicating dynamic capabilities: The nature and microfoundations of (sustainable) enterprise performance.</w:t>
+            </w:r>
+            <w:r>
+              <w:t xml:space="preserve"> </w:t>
+            </w:r>
+            <w:r>
+              <w:rPr>
+                <w:iCs/>
+                <w:i/>
+              </w:rPr>
+              <w:t xml:space="preserve">Strategic Management Journal, 28</w:t>
+            </w:r>
+            <w:r>
+              <w:t xml:space="preserve">(13), 1319–1350. https://doi.org/10.1002/smj.640</w:t>
+            </w:r>
+          </w:p>
+        </w:tc>
+      </w:tr>
+      <w:tr>
+        <w:tc>
+          <w:tcPr/>
+          <w:p>
+            <w:pPr>
+              <w:pStyle w:val="Compact"/>
+              <w:jc w:val="left"/>
+            </w:pPr>
+            <w:r>
+              <w:t xml:space="preserve">Verhoef, P. C., Broekhuizen, T., Bart, Y., Bhattacharya, A., Dong, J. Q., Fabian, N., &amp; Haenlein, M. (2021). Digital transformation: A multidisciplinary reflection and research agenda.</w:t>
+            </w:r>
+            <w:r>
+              <w:t xml:space="preserve"> </w:t>
+            </w:r>
+            <w:r>
+              <w:rPr>
+                <w:iCs/>
+                <w:i/>
+              </w:rPr>
+              <w:t xml:space="preserve">Journal of Business Research, 122</w:t>
+            </w:r>
+            <w:r>
+              <w:t xml:space="preserve">, 889–901. https://doi.org/10.1016/j.jbusres.2019.09.022</w:t>
+            </w:r>
+          </w:p>
+        </w:tc>
+      </w:tr>
+      <w:tr>
+        <w:tc>
+          <w:tcPr/>
+          <w:p>
+            <w:pPr>
+              <w:pStyle w:val="Compact"/>
+              <w:jc w:val="left"/>
+            </w:pPr>
+            <w:r>
+              <w:t xml:space="preserve">Vial, G. (2019). Understanding digital transformation: A review and a research agenda.</w:t>
+            </w:r>
+            <w:r>
+              <w:t xml:space="preserve"> </w:t>
+            </w:r>
+            <w:r>
+              <w:rPr>
+                <w:iCs/>
+                <w:i/>
+              </w:rPr>
+              <w:t xml:space="preserve">The Journal of Strategic Information Systems, 28</w:t>
+            </w:r>
+            <w:r>
+              <w:t xml:space="preserve">(2), 118–144. https://doi.org/10.1016/j.jsis.2019.01.003</w:t>
+            </w:r>
+          </w:p>
+        </w:tc>
+      </w:tr>
+      <w:tr>
+        <w:tc>
+          <w:tcPr/>
+          <w:p>
+            <w:pPr>
+              <w:pStyle w:val="Compact"/>
+              <w:jc w:val="left"/>
+            </w:pPr>
+            <w:r>
+              <w:t xml:space="preserve">Volberda, H. W., Khanagha, S., Baden-Fuller, C., Mihalache, O. R., &amp; Birkinshaw, J. (2021). Strategizing in a digital world: Overcoming cognitive barriers, reconfiguring routines and introducing new organizational forms.</w:t>
+            </w:r>
+            <w:r>
+              <w:t xml:space="preserve"> </w:t>
+            </w:r>
+            <w:r>
+              <w:rPr>
+                <w:iCs/>
+                <w:i/>
+              </w:rPr>
+              <w:t xml:space="preserve">Long Range Planning, 54</w:t>
+            </w:r>
+            <w:r>
+              <w:t xml:space="preserve">(5), 102110. https://doi.org/10.1016/j.lrp.2021.102110</w:t>
+            </w:r>
+          </w:p>
+        </w:tc>
+      </w:tr>
+      <w:tr>
+        <w:tc>
+          <w:tcPr/>
+          <w:p>
+            <w:pPr>
+              <w:pStyle w:val="Compact"/>
+              <w:jc w:val="left"/>
+            </w:pPr>
+            <w:r>
+              <w:t xml:space="preserve">Wagner, J. (2007). Exports and productivity: A survey of the evidence from firm-level data.</w:t>
+            </w:r>
+            <w:r>
+              <w:t xml:space="preserve"> </w:t>
+            </w:r>
+            <w:r>
+              <w:rPr>
+                <w:iCs/>
+                <w:i/>
+              </w:rPr>
+              <w:t xml:space="preserve">The World Economy, 30</w:t>
+            </w:r>
+            <w:r>
+              <w:t xml:space="preserve">(1), 60–82. https://doi.org/10.1111/j.1467-9701.2007.00872.x</w:t>
+            </w:r>
+          </w:p>
+        </w:tc>
+      </w:tr>
+      <w:tr>
+        <w:tc>
+          <w:tcPr/>
+          <w:p>
+            <w:pPr>
+              <w:pStyle w:val="Compact"/>
+              <w:jc w:val="left"/>
+            </w:pPr>
+            <w:r>
+              <w:t xml:space="preserve">World Bank. (2013).</w:t>
+            </w:r>
+            <w:r>
+              <w:t xml:space="preserve"> </w:t>
+            </w:r>
+            <w:r>
+              <w:rPr>
+                <w:iCs/>
+                <w:i/>
+              </w:rPr>
+              <w:t xml:space="preserve">China Enterprise Survey 2012</w:t>
+            </w:r>
+            <w:r>
+              <w:t xml:space="preserve"> </w:t>
+            </w:r>
+            <w:r>
+              <w:t xml:space="preserve">[Data file]. World Bank Enterprise Surveys. https://www.enterprisesurveys.org</w:t>
+            </w:r>
+          </w:p>
+        </w:tc>
+      </w:tr>
+      <w:tr>
+        <w:tc>
+          <w:tcPr/>
+          <w:p>
+            <w:pPr>
+              <w:pStyle w:val="Compact"/>
+              <w:jc w:val="left"/>
+            </w:pPr>
+            <w:r>
+              <w:t xml:space="preserve">World Bank. (2025).</w:t>
+            </w:r>
+            <w:r>
+              <w:t xml:space="preserve"> </w:t>
+            </w:r>
+            <w:r>
+              <w:rPr>
+                <w:iCs/>
+                <w:i/>
+              </w:rPr>
+              <w:t xml:space="preserve">China Enterprise Survey 2024</w:t>
+            </w:r>
+            <w:r>
+              <w:t xml:space="preserve"> </w:t>
+            </w:r>
+            <w:r>
+              <w:t xml:space="preserve">[Data file]. World Bank Enterprise Surveys. https://www.enterprisesurveys.org</w:t>
+            </w:r>
+          </w:p>
+        </w:tc>
+      </w:tr>
+      <w:tr>
+        <w:tc>
+          <w:tcPr/>
+          <w:p>
+            <w:pPr>
+              <w:pStyle w:val="Compact"/>
+              <w:jc w:val="left"/>
+            </w:pPr>
+            <w:r>
+              <w:t xml:space="preserve">Xiao, S. S., Jeong, I., Moon, J. J., Chung, C. C., &amp; Chung, J. (2013). Internationalization and performance of firms in China: Moderating effects of governance structure and the degree of centralized control.</w:t>
+            </w:r>
+            <w:r>
+              <w:t xml:space="preserve"> </w:t>
+            </w:r>
+            <w:r>
+              <w:rPr>
+                <w:iCs/>
+                <w:i/>
+              </w:rPr>
+              <w:t xml:space="preserve">Journal of International Management, 19</w:t>
+            </w:r>
+            <w:r>
+              <w:t xml:space="preserve">(2), 118–137. https://doi.org/10.1016/j.intman.2012.12.003</w:t>
+            </w:r>
+          </w:p>
+        </w:tc>
+      </w:tr>
+    </w:tbl>
     <w:p>
       <w:pPr>
         <w:pStyle w:val="BodyText"/>
-      </w:pPr>
-      <w:r>
-        <w:t xml:space="preserve">Avenyo, E. K., Tregenna, F., &amp; Kraemer-Mbula, E. (2021). Do productive capabilities affect export performance? Evidence from African firms.</w:t>
-      </w:r>
-      <w:r>
-        <w:t xml:space="preserve"> </w:t>
-      </w:r>
-      <w:r>
-        <w:rPr>
-          <w:iCs/>
-          <w:i/>
-        </w:rPr>
-        <w:t xml:space="preserve">European Journal of Development Research, 33</w:t>
-      </w:r>
-      <w:r>
-        <w:t xml:space="preserve">(2), 304–329.</w:t>
-      </w:r>
-      <w:r>
-        <w:t xml:space="preserve"> </w:t>
-      </w:r>
-      <w:hyperlink r:id="rId55">
-        <w:r>
-          <w:rPr>
-            <w:rStyle w:val="Hyperlink"/>
-          </w:rPr>
-          <w:t xml:space="preserve">https://doi.org/10.1057/s41287-021-00364-6</w:t>
-        </w:r>
-      </w:hyperlink>
-    </w:p>
-    <w:p>
-      <w:pPr>
-        <w:pStyle w:val="BodyText"/>
-      </w:pPr>
-      <w:r>
-        <w:t xml:space="preserve">Bausch, A., &amp; Krist, M. (2007). The effect of context-related moderators on the internationalization–performance relationship: A meta-analysis.</w:t>
-      </w:r>
-      <w:r>
-        <w:t xml:space="preserve"> </w:t>
-      </w:r>
-      <w:r>
-        <w:rPr>
-          <w:iCs/>
-          <w:i/>
-        </w:rPr>
-        <w:t xml:space="preserve">Management International Review, 47</w:t>
-      </w:r>
-      <w:r>
-        <w:t xml:space="preserve">(3), 423–452.</w:t>
-      </w:r>
-      <w:r>
-        <w:t xml:space="preserve"> </w:t>
-      </w:r>
-      <w:hyperlink r:id="rId56">
-        <w:r>
-          <w:rPr>
-            <w:rStyle w:val="Hyperlink"/>
-          </w:rPr>
-          <w:t xml:space="preserve">https://doi.org/10.1007/s11575-007-0022-4</w:t>
-        </w:r>
-      </w:hyperlink>
-    </w:p>
-    <w:p>
-      <w:pPr>
-        <w:pStyle w:val="BodyText"/>
-      </w:pPr>
-      <w:r>
-        <w:t xml:space="preserve">Do, T. H., &amp; Phan, A. T. (2026). Unveiling the impact of Chinese manufacturing SMEs' internationalization on performance.</w:t>
-      </w:r>
-      <w:r>
-        <w:t xml:space="preserve"> </w:t>
-      </w:r>
-      <w:r>
-        <w:rPr>
-          <w:iCs/>
-          <w:i/>
-        </w:rPr>
-        <w:t xml:space="preserve">Journal of Finance and Accounting Research</w:t>
-      </w:r>
-      <w:r>
-        <w:t xml:space="preserve">. Advance online publication.</w:t>
-      </w:r>
-    </w:p>
-    <w:p>
-      <w:pPr>
-        <w:pStyle w:val="BodyText"/>
-      </w:pPr>
-      <w:r>
-        <w:t xml:space="preserve">Haans, R. F. J., Pieters, C., &amp; He, Z.-L. (2016). Thinking about U: Theorizing and testing U- and inverted U-shaped relationships in strategy research.</w:t>
-      </w:r>
-      <w:r>
-        <w:t xml:space="preserve"> </w:t>
-      </w:r>
-      <w:r>
-        <w:rPr>
-          <w:iCs/>
-          <w:i/>
-        </w:rPr>
-        <w:t xml:space="preserve">Strategic Management Journal, 37</w:t>
-      </w:r>
-      <w:r>
-        <w:t xml:space="preserve">(7), 1177–1195.</w:t>
-      </w:r>
-      <w:r>
-        <w:t xml:space="preserve"> </w:t>
-      </w:r>
-      <w:hyperlink r:id="rId57">
-        <w:r>
-          <w:rPr>
-            <w:rStyle w:val="Hyperlink"/>
-          </w:rPr>
-          <w:t xml:space="preserve">https://doi.org/10.1002/smj.2399</w:t>
-        </w:r>
-      </w:hyperlink>
-    </w:p>
-    <w:p>
-      <w:pPr>
-        <w:pStyle w:val="BodyText"/>
-      </w:pPr>
-      <w:r>
-        <w:t xml:space="preserve">Hitt, M. A., Hoskisson, R. E., &amp; Kim, H. (1997). International diversification: Effects on innovation and firm performance in product-diversified firms.</w:t>
-      </w:r>
-      <w:r>
-        <w:t xml:space="preserve"> </w:t>
-      </w:r>
-      <w:r>
-        <w:rPr>
-          <w:iCs/>
-          <w:i/>
-        </w:rPr>
-        <w:t xml:space="preserve">Academy of Management Journal, 40</w:t>
-      </w:r>
-      <w:r>
-        <w:t xml:space="preserve">(4), 767–798.</w:t>
-      </w:r>
-      <w:r>
-        <w:t xml:space="preserve"> </w:t>
-      </w:r>
-      <w:hyperlink r:id="rId58">
-        <w:r>
-          <w:rPr>
-            <w:rStyle w:val="Hyperlink"/>
-          </w:rPr>
-          <w:t xml:space="preserve">https://doi.org/10.5465/256948</w:t>
-        </w:r>
-      </w:hyperlink>
-    </w:p>
-    <w:p>
-      <w:pPr>
-        <w:pStyle w:val="BodyText"/>
-      </w:pPr>
-      <w:r>
-        <w:t xml:space="preserve">Kano, L., Tsang, E. W. K., &amp; Yeung, H. W.-C. (2020). Global value chains: A review of the multi-disciplinary literature.</w:t>
-      </w:r>
-      <w:r>
-        <w:t xml:space="preserve"> </w:t>
-      </w:r>
-      <w:r>
-        <w:rPr>
-          <w:iCs/>
-          <w:i/>
-        </w:rPr>
-        <w:t xml:space="preserve">Journal of International Business Studies, 51</w:t>
-      </w:r>
-      <w:r>
-        <w:t xml:space="preserve">(4), 577–622.</w:t>
-      </w:r>
-      <w:r>
-        <w:t xml:space="preserve"> </w:t>
-      </w:r>
-      <w:hyperlink r:id="rId59">
-        <w:r>
-          <w:rPr>
-            <w:rStyle w:val="Hyperlink"/>
-          </w:rPr>
-          <w:t xml:space="preserve">https://doi.org/10.1057/s41267-020-00304-2</w:t>
-        </w:r>
-      </w:hyperlink>
-    </w:p>
-    <w:p>
-      <w:pPr>
-        <w:pStyle w:val="BodyText"/>
-      </w:pPr>
-      <w:r>
-        <w:t xml:space="preserve">Kirca, A. H., Roth, K., Hult, G. T. M., &amp; Cavusgil, S. T. (2012). The role of context in the multinationality–performance relationship: A meta-analytic review.</w:t>
-      </w:r>
-      <w:r>
-        <w:t xml:space="preserve"> </w:t>
-      </w:r>
-      <w:r>
-        <w:rPr>
-          <w:iCs/>
-          <w:i/>
-        </w:rPr>
-        <w:t xml:space="preserve">Global Strategy Journal, 2</w:t>
-      </w:r>
-      <w:r>
-        <w:t xml:space="preserve">(2), 108–121.</w:t>
-      </w:r>
-      <w:r>
-        <w:t xml:space="preserve"> </w:t>
-      </w:r>
-      <w:hyperlink r:id="rId60">
-        <w:r>
-          <w:rPr>
-            <w:rStyle w:val="Hyperlink"/>
-          </w:rPr>
-          <w:t xml:space="preserve">https://doi.org/10.1111/j.2042-5805.2012.01028.x</w:t>
-        </w:r>
-      </w:hyperlink>
-    </w:p>
-    <w:p>
-      <w:pPr>
-        <w:pStyle w:val="BodyText"/>
-      </w:pPr>
-      <w:r>
-        <w:t xml:space="preserve">Lall, S. (1992). Technological capabilities and industrialization.</w:t>
-      </w:r>
-      <w:r>
-        <w:t xml:space="preserve"> </w:t>
-      </w:r>
-      <w:r>
-        <w:rPr>
-          <w:iCs/>
-          <w:i/>
-        </w:rPr>
-        <w:t xml:space="preserve">World Development, 20</w:t>
-      </w:r>
-      <w:r>
-        <w:t xml:space="preserve">(2), 165–186.</w:t>
-      </w:r>
-      <w:r>
-        <w:t xml:space="preserve"> </w:t>
-      </w:r>
-      <w:hyperlink r:id="rId61">
-        <w:r>
-          <w:rPr>
-            <w:rStyle w:val="Hyperlink"/>
-          </w:rPr>
-          <w:t xml:space="preserve">https://doi.org/10.1016/0305-750X(92)90097-F</w:t>
-        </w:r>
-      </w:hyperlink>
-    </w:p>
-    <w:p>
-      <w:pPr>
-        <w:pStyle w:val="BodyText"/>
-      </w:pPr>
-      <w:r>
-        <w:t xml:space="preserve">Lind, J. T., &amp; Mehlum, H. (2010). With or without U? The appropriate test for a U-shaped relationship.</w:t>
-      </w:r>
-      <w:r>
-        <w:t xml:space="preserve"> </w:t>
-      </w:r>
-      <w:r>
-        <w:rPr>
-          <w:iCs/>
-          <w:i/>
-        </w:rPr>
-        <w:t xml:space="preserve">Oxford Bulletin of Economics and Statistics, 72</w:t>
-      </w:r>
-      <w:r>
-        <w:t xml:space="preserve">(1), 109–118.</w:t>
-      </w:r>
-      <w:r>
-        <w:t xml:space="preserve"> </w:t>
-      </w:r>
-      <w:hyperlink r:id="rId62">
-        <w:r>
-          <w:rPr>
-            <w:rStyle w:val="Hyperlink"/>
-          </w:rPr>
-          <w:t xml:space="preserve">https://doi.org/10.1111/j.1468-0084.2009.00569.x</w:t>
-        </w:r>
-      </w:hyperlink>
-    </w:p>
-    <w:p>
-      <w:pPr>
-        <w:pStyle w:val="BodyText"/>
-      </w:pPr>
-      <w:r>
-        <w:t xml:space="preserve">Lu, J. W., &amp; Beamish, P. W. (2004). International diversification and firm performance: The S-curve hypothesis.</w:t>
-      </w:r>
-      <w:r>
-        <w:t xml:space="preserve"> </w:t>
-      </w:r>
-      <w:r>
-        <w:rPr>
-          <w:iCs/>
-          <w:i/>
-        </w:rPr>
-        <w:t xml:space="preserve">Academy of Management Journal, 47</w:t>
-      </w:r>
-      <w:r>
-        <w:t xml:space="preserve">(4), 598–609.</w:t>
-      </w:r>
-      <w:r>
-        <w:t xml:space="preserve"> </w:t>
-      </w:r>
-      <w:hyperlink r:id="rId63">
-        <w:r>
-          <w:rPr>
-            <w:rStyle w:val="Hyperlink"/>
-          </w:rPr>
-          <w:t xml:space="preserve">https://doi.org/10.5465/20159604</w:t>
-        </w:r>
-      </w:hyperlink>
-    </w:p>
-    <w:p>
-      <w:pPr>
-        <w:pStyle w:val="BodyText"/>
-      </w:pPr>
-      <w:r>
-        <w:t xml:space="preserve">MacKinnon, J. G., &amp; White, H. (1985). Some heteroskedasticity-consistent covariance matrix estimators with improved finite sample properties.</w:t>
-      </w:r>
-      <w:r>
-        <w:t xml:space="preserve"> </w:t>
-      </w:r>
-      <w:r>
-        <w:rPr>
-          <w:iCs/>
-          <w:i/>
-        </w:rPr>
-        <w:t xml:space="preserve">Journal of Econometrics, 29</w:t>
-      </w:r>
-      <w:r>
-        <w:t xml:space="preserve">(3), 305–325.</w:t>
-      </w:r>
-      <w:r>
-        <w:t xml:space="preserve"> </w:t>
-      </w:r>
-      <w:hyperlink r:id="rId64">
-        <w:r>
-          <w:rPr>
-            <w:rStyle w:val="Hyperlink"/>
-          </w:rPr>
-          <w:t xml:space="preserve">https://doi.org/10.1016/0304-4076(85)90158-7</w:t>
-        </w:r>
-      </w:hyperlink>
-    </w:p>
-    <w:p>
-      <w:pPr>
-        <w:pStyle w:val="BodyText"/>
-      </w:pPr>
-      <w:r>
-        <w:t xml:space="preserve">Manova, K. (2013). Credit constraints, heterogeneous firms, and international trade.</w:t>
-      </w:r>
-      <w:r>
-        <w:t xml:space="preserve"> </w:t>
-      </w:r>
-      <w:r>
-        <w:rPr>
-          <w:iCs/>
-          <w:i/>
-        </w:rPr>
-        <w:t xml:space="preserve">Review of Economic Studies, 80</w:t>
-      </w:r>
-      <w:r>
-        <w:t xml:space="preserve">(2), 711–744.</w:t>
-      </w:r>
-      <w:r>
-        <w:t xml:space="preserve"> </w:t>
-      </w:r>
-      <w:hyperlink r:id="rId65">
-        <w:r>
-          <w:rPr>
-            <w:rStyle w:val="Hyperlink"/>
-          </w:rPr>
-          <w:t xml:space="preserve">https://doi.org/10.1093/restud/rds036</w:t>
-        </w:r>
-      </w:hyperlink>
-    </w:p>
-    <w:p>
-      <w:pPr>
-        <w:pStyle w:val="BodyText"/>
-      </w:pPr>
-      <w:r>
-        <w:t xml:space="preserve">Marano, V., Arregle, J.-L., Hitt, M. A., Spadafora, E., &amp; van Essen, M. (2016). Home country institutions and the internationalization–performance relationship: A meta-analytic review.</w:t>
-      </w:r>
-      <w:r>
-        <w:t xml:space="preserve"> </w:t>
-      </w:r>
-      <w:r>
-        <w:rPr>
-          <w:iCs/>
-          <w:i/>
-        </w:rPr>
-        <w:t xml:space="preserve">Journal of Management, 42</w:t>
-      </w:r>
-      <w:r>
-        <w:t xml:space="preserve">(5), 1075–1110.</w:t>
-      </w:r>
-      <w:r>
-        <w:t xml:space="preserve"> </w:t>
-      </w:r>
-      <w:hyperlink r:id="rId66">
-        <w:r>
-          <w:rPr>
-            <w:rStyle w:val="Hyperlink"/>
-          </w:rPr>
-          <w:t xml:space="preserve">https://doi.org/10.1177/0149206315624963</w:t>
-        </w:r>
-      </w:hyperlink>
-    </w:p>
-    <w:p>
-      <w:pPr>
-        <w:pStyle w:val="BodyText"/>
-      </w:pPr>
-      <w:r>
-        <w:t xml:space="preserve">Meyer, K. E., van Witteloostuijn, A., &amp; Beugelsdijk, S. (2017). What's in a p? Reassessing best practices for conducting and reporting hypothesis-testing research.</w:t>
-      </w:r>
-      <w:r>
-        <w:t xml:space="preserve"> </w:t>
-      </w:r>
-      <w:r>
-        <w:rPr>
-          <w:iCs/>
-          <w:i/>
-        </w:rPr>
-        <w:t xml:space="preserve">Journal of International Business Studies, 48</w:t>
-      </w:r>
-      <w:r>
-        <w:t xml:space="preserve">(5), 535–551.</w:t>
-      </w:r>
-      <w:r>
-        <w:t xml:space="preserve"> </w:t>
-      </w:r>
-      <w:hyperlink r:id="rId67">
-        <w:r>
-          <w:rPr>
-            <w:rStyle w:val="Hyperlink"/>
-          </w:rPr>
-          <w:t xml:space="preserve">https://doi.org/10.1057/s41267-017-0078-8</w:t>
-        </w:r>
-      </w:hyperlink>
-    </w:p>
-    <w:p>
-      <w:pPr>
-        <w:pStyle w:val="BodyText"/>
-      </w:pPr>
-      <w:r>
-        <w:t xml:space="preserve">Nambisan, S., Wright, M., &amp; Feldman, M. (2019). The digital transformation of innovation and entrepreneurship: Progress, challenges and key themes.</w:t>
-      </w:r>
-      <w:r>
-        <w:t xml:space="preserve"> </w:t>
-      </w:r>
-      <w:r>
-        <w:rPr>
-          <w:iCs/>
-          <w:i/>
-        </w:rPr>
-        <w:t xml:space="preserve">Research Policy, 48</w:t>
-      </w:r>
-      <w:r>
-        <w:t xml:space="preserve">(8), 103773.</w:t>
-      </w:r>
-      <w:r>
-        <w:t xml:space="preserve"> </w:t>
-      </w:r>
-      <w:hyperlink r:id="rId68">
-        <w:r>
-          <w:rPr>
-            <w:rStyle w:val="Hyperlink"/>
-          </w:rPr>
-          <w:t xml:space="preserve">https://doi.org/10.1016/j.respol.2019.03.018</w:t>
-        </w:r>
-      </w:hyperlink>
-    </w:p>
-    <w:p>
-      <w:pPr>
-        <w:pStyle w:val="BodyText"/>
-      </w:pPr>
-      <w:r>
-        <w:t xml:space="preserve">Niepmann, F., &amp; Schmidt-Eisenlohr, T. (2017). International trade, risk and the role of banks.</w:t>
-      </w:r>
-      <w:r>
-        <w:t xml:space="preserve"> </w:t>
-      </w:r>
-      <w:r>
-        <w:rPr>
-          <w:iCs/>
-          <w:i/>
-        </w:rPr>
-        <w:t xml:space="preserve">Journal of International Economics, 107</w:t>
-      </w:r>
-      <w:r>
-        <w:t xml:space="preserve">, 111–126.</w:t>
-      </w:r>
-      <w:r>
-        <w:t xml:space="preserve"> </w:t>
-      </w:r>
-      <w:hyperlink r:id="rId69">
-        <w:r>
-          <w:rPr>
-            <w:rStyle w:val="Hyperlink"/>
-          </w:rPr>
-          <w:t xml:space="preserve">https://doi.org/10.1016/j.jinteco.2017.03.007</w:t>
-        </w:r>
-      </w:hyperlink>
-    </w:p>
-    <w:p>
-      <w:pPr>
-        <w:pStyle w:val="BodyText"/>
-      </w:pPr>
-      <w:r>
-        <w:t xml:space="preserve">Paternoster, R., Brame, R., Mazerolle, P., &amp; Piquero, A. (1998). Using the correct statistical test for the equality of regression coefficients.</w:t>
-      </w:r>
-      <w:r>
-        <w:t xml:space="preserve"> </w:t>
-      </w:r>
-      <w:r>
-        <w:rPr>
-          <w:iCs/>
-          <w:i/>
-        </w:rPr>
-        <w:t xml:space="preserve">Criminology, 36</w:t>
-      </w:r>
-      <w:r>
-        <w:t xml:space="preserve">(4), 859–866.</w:t>
-      </w:r>
-      <w:r>
-        <w:t xml:space="preserve"> </w:t>
-      </w:r>
-      <w:hyperlink r:id="rId70">
-        <w:r>
-          <w:rPr>
-            <w:rStyle w:val="Hyperlink"/>
-          </w:rPr>
-          <w:t xml:space="preserve">https://doi.org/10.1111/j.1745-9125.1998.tb01268.x</w:t>
-        </w:r>
-      </w:hyperlink>
-    </w:p>
-    <w:p>
-      <w:pPr>
-        <w:pStyle w:val="BodyText"/>
-      </w:pPr>
-      <w:r>
-        <w:t xml:space="preserve">Pierce, J. R., &amp; Aguinis, H. (2013). The too-much-of-a-good-thing effect in management.</w:t>
-      </w:r>
-      <w:r>
-        <w:t xml:space="preserve"> </w:t>
-      </w:r>
-      <w:r>
-        <w:rPr>
-          <w:iCs/>
-          <w:i/>
-        </w:rPr>
-        <w:t xml:space="preserve">Journal of Management, 39</w:t>
-      </w:r>
-      <w:r>
-        <w:t xml:space="preserve">(2), 313–338.</w:t>
-      </w:r>
-      <w:r>
-        <w:t xml:space="preserve"> </w:t>
-      </w:r>
-      <w:hyperlink r:id="rId71">
-        <w:r>
-          <w:rPr>
-            <w:rStyle w:val="Hyperlink"/>
-          </w:rPr>
-          <w:t xml:space="preserve">https://doi.org/10.1177/0149206311410060</w:t>
-        </w:r>
-      </w:hyperlink>
-    </w:p>
-    <w:p>
-      <w:pPr>
-        <w:pStyle w:val="BodyText"/>
-      </w:pPr>
-      <w:r>
-        <w:t xml:space="preserve">Schwens, C., Zapkau, F. B., Bierwerth, M., Isidor, R., Knight, G., &amp; Kabst, R. (2018). International entrepreneurship: A meta-analysis on the internationalization and performance relationship.</w:t>
-      </w:r>
-      <w:r>
-        <w:t xml:space="preserve"> </w:t>
-      </w:r>
-      <w:r>
-        <w:rPr>
-          <w:iCs/>
-          <w:i/>
-        </w:rPr>
-        <w:t xml:space="preserve">Entrepreneurship Theory and Practice, 42</w:t>
-      </w:r>
-      <w:r>
-        <w:t xml:space="preserve">(5), 734–768.</w:t>
-      </w:r>
-      <w:r>
-        <w:t xml:space="preserve"> </w:t>
-      </w:r>
-      <w:hyperlink r:id="rId72">
-        <w:r>
-          <w:rPr>
-            <w:rStyle w:val="Hyperlink"/>
-          </w:rPr>
-          <w:t xml:space="preserve">https://doi.org/10.1177/1042258718795346</w:t>
-        </w:r>
-      </w:hyperlink>
-    </w:p>
-    <w:p>
-      <w:pPr>
-        <w:pStyle w:val="BodyText"/>
-      </w:pPr>
-      <w:r>
-        <w:t xml:space="preserve">Shaver, J. M. (2020). Causal identification through a cumulative body of research in the study of strategy and organizations.</w:t>
-      </w:r>
-      <w:r>
-        <w:t xml:space="preserve"> </w:t>
-      </w:r>
-      <w:r>
-        <w:rPr>
-          <w:iCs/>
-          <w:i/>
-        </w:rPr>
-        <w:t xml:space="preserve">Journal of Management, 46</w:t>
-      </w:r>
-      <w:r>
-        <w:t xml:space="preserve">(7), 1244–1256.</w:t>
-      </w:r>
-      <w:r>
-        <w:t xml:space="preserve"> </w:t>
-      </w:r>
-      <w:hyperlink r:id="rId73">
-        <w:r>
-          <w:rPr>
-            <w:rStyle w:val="Hyperlink"/>
-          </w:rPr>
-          <w:t xml:space="preserve">https://doi.org/10.1177/0149206319846272</w:t>
-        </w:r>
-      </w:hyperlink>
-    </w:p>
-    <w:p>
-      <w:pPr>
-        <w:pStyle w:val="BodyText"/>
-      </w:pPr>
-      <w:r>
-        <w:t xml:space="preserve">Teece, D. J. (2007). Explicating dynamic capabilities: The nature and microfoundations of (sustainable) enterprise performance.</w:t>
-      </w:r>
-      <w:r>
-        <w:t xml:space="preserve"> </w:t>
-      </w:r>
-      <w:r>
-        <w:rPr>
-          <w:iCs/>
-          <w:i/>
-        </w:rPr>
-        <w:t xml:space="preserve">Strategic Management Journal, 28</w:t>
-      </w:r>
-      <w:r>
-        <w:t xml:space="preserve">(13), 1319–1350.</w:t>
-      </w:r>
-      <w:r>
-        <w:t xml:space="preserve"> </w:t>
-      </w:r>
-      <w:hyperlink r:id="rId74">
-        <w:r>
-          <w:rPr>
-            <w:rStyle w:val="Hyperlink"/>
-          </w:rPr>
-          <w:t xml:space="preserve">https://doi.org/10.1002/smj.640</w:t>
-        </w:r>
-      </w:hyperlink>
-    </w:p>
-    <w:p>
-      <w:pPr>
-        <w:pStyle w:val="BodyText"/>
-      </w:pPr>
-      <w:r>
-        <w:t xml:space="preserve">Verhoef, P. C., Broekhuizen, T., Bart, Y., Bhattacharya, A., Dong, J. Q., Fabian, N., &amp; Haenlein, M. (2021). Digital transformation: A multidisciplinary reflection and research agenda.</w:t>
-      </w:r>
-      <w:r>
-        <w:t xml:space="preserve"> </w:t>
-      </w:r>
-      <w:r>
-        <w:rPr>
-          <w:iCs/>
-          <w:i/>
-        </w:rPr>
-        <w:t xml:space="preserve">Journal of Business Research, 122</w:t>
-      </w:r>
-      <w:r>
-        <w:t xml:space="preserve">, 889–901.</w:t>
-      </w:r>
-      <w:r>
-        <w:t xml:space="preserve"> </w:t>
-      </w:r>
-      <w:hyperlink r:id="rId75">
-        <w:r>
-          <w:rPr>
-            <w:rStyle w:val="Hyperlink"/>
-          </w:rPr>
-          <w:t xml:space="preserve">https://doi.org/10.1016/j.jbusres.2019.09.022</w:t>
-        </w:r>
-      </w:hyperlink>
-    </w:p>
-    <w:p>
-      <w:pPr>
-        <w:pStyle w:val="BodyText"/>
-      </w:pPr>
-      <w:r>
-        <w:t xml:space="preserve">Vial, G. (2019). Understanding digital transformation: A review and a research agenda.</w:t>
-      </w:r>
-      <w:r>
-        <w:t xml:space="preserve"> </w:t>
-      </w:r>
-      <w:r>
-        <w:rPr>
-          <w:iCs/>
-          <w:i/>
-        </w:rPr>
-        <w:t xml:space="preserve">The Journal of Strategic Information Systems, 28</w:t>
-      </w:r>
-      <w:r>
-        <w:t xml:space="preserve">(2), 118–144.</w:t>
-      </w:r>
-      <w:r>
-        <w:t xml:space="preserve"> </w:t>
-      </w:r>
-      <w:hyperlink r:id="rId76">
-        <w:r>
-          <w:rPr>
-            <w:rStyle w:val="Hyperlink"/>
-          </w:rPr>
-          <w:t xml:space="preserve">https://doi.org/10.1016/j.jsis.2019.01.003</w:t>
-        </w:r>
-      </w:hyperlink>
-    </w:p>
-    <w:p>
-      <w:pPr>
-        <w:pStyle w:val="BodyText"/>
-      </w:pPr>
-      <w:r>
-        <w:t xml:space="preserve">Volberda, H. W., Khanagha, S., Baden-Fuller, C., Mihalache, O. R., &amp; Birkinshaw, J. (2021). Strategizing in a digital world: Overcoming cognitive barriers, reconfiguring routines and introducing new organizational forms.</w:t>
-      </w:r>
-      <w:r>
-        <w:t xml:space="preserve"> </w:t>
-      </w:r>
-      <w:r>
-        <w:rPr>
-          <w:iCs/>
-          <w:i/>
-        </w:rPr>
-        <w:t xml:space="preserve">Long Range Planning, 54</w:t>
-      </w:r>
-      <w:r>
-        <w:t xml:space="preserve">(5), 102110.</w:t>
-      </w:r>
-      <w:r>
-        <w:t xml:space="preserve"> </w:t>
-      </w:r>
-      <w:hyperlink r:id="rId77">
-        <w:r>
-          <w:rPr>
-            <w:rStyle w:val="Hyperlink"/>
-          </w:rPr>
-          <w:t xml:space="preserve">https://doi.org/10.1016/j.lrp.2021.102110</w:t>
-        </w:r>
-      </w:hyperlink>
-    </w:p>
-    <w:p>
-      <w:pPr>
-        <w:pStyle w:val="BodyText"/>
-      </w:pPr>
-      <w:r>
-        <w:t xml:space="preserve">Wagner, J. (2007). Exports and productivity: A survey of the evidence from firm-level data.</w:t>
-      </w:r>
-      <w:r>
-        <w:t xml:space="preserve"> </w:t>
-      </w:r>
-      <w:r>
-        <w:rPr>
-          <w:iCs/>
-          <w:i/>
-        </w:rPr>
-        <w:t xml:space="preserve">The World Economy, 30</w:t>
-      </w:r>
-      <w:r>
-        <w:t xml:space="preserve">(1), 60–82.</w:t>
-      </w:r>
-      <w:r>
-        <w:t xml:space="preserve"> </w:t>
-      </w:r>
-      <w:hyperlink r:id="rId78">
-        <w:r>
-          <w:rPr>
-            <w:rStyle w:val="Hyperlink"/>
-          </w:rPr>
-          <w:t xml:space="preserve">https://doi.org/10.1111/j.1467-9701.2007.00872.x</w:t>
-        </w:r>
-      </w:hyperlink>
-    </w:p>
-    <w:p>
-      <w:pPr>
-        <w:pStyle w:val="BodyText"/>
-      </w:pPr>
-      <w:r>
-        <w:t xml:space="preserve">World Bank. (2013).</w:t>
-      </w:r>
-      <w:r>
-        <w:t xml:space="preserve"> </w:t>
-      </w:r>
-      <w:r>
-        <w:rPr>
-          <w:iCs/>
-          <w:i/>
-        </w:rPr>
-        <w:t xml:space="preserve">China Enterprise Survey 2012</w:t>
-      </w:r>
-      <w:r>
-        <w:t xml:space="preserve"> </w:t>
-      </w:r>
-      <w:r>
-        <w:t xml:space="preserve">[Data file]. World Bank Enterprise Surveys.</w:t>
-      </w:r>
-      <w:r>
-        <w:t xml:space="preserve"> </w:t>
-      </w:r>
-      <w:hyperlink r:id="rId51">
-        <w:r>
-          <w:rPr>
-            <w:rStyle w:val="Hyperlink"/>
-          </w:rPr>
-          <w:t xml:space="preserve">https://www.enterprisesurveys.org</w:t>
-        </w:r>
-      </w:hyperlink>
-    </w:p>
-    <w:p>
-      <w:pPr>
-        <w:pStyle w:val="BodyText"/>
-      </w:pPr>
-      <w:r>
-        <w:t xml:space="preserve">World Bank. (2025).</w:t>
-      </w:r>
-      <w:r>
-        <w:t xml:space="preserve"> </w:t>
-      </w:r>
-      <w:r>
-        <w:rPr>
-          <w:iCs/>
-          <w:i/>
-        </w:rPr>
-        <w:t xml:space="preserve">China Enterprise Survey 2024</w:t>
-      </w:r>
-      <w:r>
-        <w:t xml:space="preserve"> </w:t>
-      </w:r>
-      <w:r>
-        <w:t xml:space="preserve">[Data file]. World Bank Enterprise Surveys.</w:t>
-      </w:r>
-      <w:r>
-        <w:t xml:space="preserve"> </w:t>
-      </w:r>
-      <w:hyperlink r:id="rId51">
-        <w:r>
-          <w:rPr>
-            <w:rStyle w:val="Hyperlink"/>
-          </w:rPr>
-          <w:t xml:space="preserve">https://www.enterprisesurveys.org</w:t>
-        </w:r>
-      </w:hyperlink>
-    </w:p>
-    <w:p>
-      <w:pPr>
-        <w:pStyle w:val="BodyText"/>
-      </w:pPr>
-      <w:r>
-        <w:t xml:space="preserve">Xiao, S. S., Jeong, I., Moon, J. J., Chung, C. C., &amp; Chung, J. (2013). Internationalization and performance of firms in China: Moderating effects of governance structure and the degree of centralized control.</w:t>
-      </w:r>
-      <w:r>
-        <w:t xml:space="preserve"> </w:t>
-      </w:r>
-      <w:r>
-        <w:rPr>
-          <w:iCs/>
-          <w:i/>
-        </w:rPr>
-        <w:t xml:space="preserve">Journal of International Management, 19</w:t>
-      </w:r>
-      <w:r>
-        <w:t xml:space="preserve">(2), 118–137.</w:t>
-      </w:r>
-      <w:r>
-        <w:t xml:space="preserve"> </w:t>
-      </w:r>
-      <w:hyperlink r:id="rId79">
-        <w:r>
-          <w:rPr>
-            <w:rStyle w:val="Hyperlink"/>
-          </w:rPr>
-          <w:t xml:space="preserve">https://doi.org/10.1016/j.intman.2012.12.003</w:t>
-        </w:r>
-      </w:hyperlink>
-    </w:p>
-    <w:p>
-      <w:r>
-        <w:pict>
-          <v:rect style="width:0;height:1.5pt" o:hralign="center" o:hrstd="t" o:hr="t"/>
-        </w:pict>
-      </w:r>
-    </w:p>
-    <w:p>
-      <w:pPr>
-        <w:pStyle w:val="FirstParagraph"/>
       </w:pPr>
       <w:r>
         <w:rPr>
@@ -4969,8 +7342,8 @@
         <w:t xml:space="preserve">), and figure-rendering scripts are documented in the repository README.</w:t>
       </w:r>
     </w:p>
-    <w:bookmarkEnd w:id="80"/>
-    <w:bookmarkEnd w:id="81"/>
+    <w:bookmarkEnd w:id="61"/>
+    <w:bookmarkEnd w:id="62"/>
     <w:sectPr>
       <w:pgSz w:h="16838" w:w="11906"/>
       <w:pgMar w:bottom="1417" w:left="1417" w:right="1417" w:top="1417"/>

--- a/dist/manuscripts/en/p5_china_en_clean.docx
+++ b/dist/manuscripts/en/p5_china_en_clean.docx
@@ -2,7 +2,7 @@
 <file path=word/document.xml><?xml version="1.0" encoding="utf-8"?>
 <w:document xmlns:w="http://schemas.openxmlformats.org/wordprocessingml/2006/main" xmlns:m="http://schemas.openxmlformats.org/officeDocument/2006/math" xmlns:r="http://schemas.openxmlformats.org/officeDocument/2006/relationships" xmlns:o="urn:schemas-microsoft-com:office:office" xmlns:v="urn:schemas-microsoft-com:vml" xmlns:w10="urn:schemas-microsoft-com:office:word" xmlns:a="http://schemas.openxmlformats.org/drawingml/2006/main" xmlns:pic="http://schemas.openxmlformats.org/drawingml/2006/picture" xmlns:wp="http://schemas.openxmlformats.org/drawingml/2006/wordprocessingDrawing">
   <w:body>
-    <w:bookmarkStart w:id="62" w:name="Xeed239f9d2e1ce3a88fd46b256b65d8ab89b86a"/>
+    <w:bookmarkStart w:id="93" w:name="Xeed239f9d2e1ce3a88fd46b256b65d8ab89b86a"/>
     <w:p>
       <w:pPr>
         <w:pStyle w:val="Heading1"/>
@@ -26,12 +26,29 @@
         <w:t xml:space="preserve"> </w:t>
       </w:r>
       <w:r>
-        <w:t xml:space="preserve">· School of Economics, Can Tho University · huongp1323001@gstudent.ctu.edu.vn · ORCID:</w:t>
+        <w:t xml:space="preserve">· School of Economics, Can Tho University ·</w:t>
       </w:r>
       <w:r>
         <w:t xml:space="preserve"> </w:t>
       </w:r>
       <w:hyperlink r:id="rId20">
+        <w:r>
+          <w:rPr>
+            <w:rStyle w:val="Hyperlink"/>
+          </w:rPr>
+          <w:t xml:space="preserve">huongp1323001@gstudent.ctu.edu.vn</w:t>
+        </w:r>
+      </w:hyperlink>
+      <w:r>
+        <w:t xml:space="preserve"> </w:t>
+      </w:r>
+      <w:r>
+        <w:t xml:space="preserve">· ORCID:</w:t>
+      </w:r>
+      <w:r>
+        <w:t xml:space="preserve"> </w:t>
+      </w:r>
+      <w:hyperlink r:id="rId21">
         <w:r>
           <w:rPr>
             <w:rStyle w:val="Hyperlink"/>
@@ -63,12 +80,29 @@
         <w:t xml:space="preserve"> </w:t>
       </w:r>
       <w:r>
-        <w:t xml:space="preserve">· School of Economics, Can Tho University · patu@ctu.edu.vn · ORCID:</w:t>
-      </w:r>
-      <w:r>
-        <w:t xml:space="preserve"> </w:t>
-      </w:r>
-      <w:hyperlink r:id="rId21">
+        <w:t xml:space="preserve">· School of Economics, Can Tho University ·</w:t>
+      </w:r>
+      <w:r>
+        <w:t xml:space="preserve"> </w:t>
+      </w:r>
+      <w:hyperlink r:id="rId22">
+        <w:r>
+          <w:rPr>
+            <w:rStyle w:val="Hyperlink"/>
+          </w:rPr>
+          <w:t xml:space="preserve">patu@ctu.edu.vn</w:t>
+        </w:r>
+      </w:hyperlink>
+      <w:r>
+        <w:t xml:space="preserve"> </w:t>
+      </w:r>
+      <w:r>
+        <w:t xml:space="preserve">· ORCID:</w:t>
+      </w:r>
+      <w:r>
+        <w:t xml:space="preserve"> </w:t>
+      </w:r>
+      <w:hyperlink r:id="rId23">
         <w:r>
           <w:rPr>
             <w:rStyle w:val="Hyperlink"/>
@@ -175,7 +209,7 @@
         </w:pict>
       </w:r>
     </w:p>
-    <w:bookmarkStart w:id="22" w:name="abstract"/>
+    <w:bookmarkStart w:id="24" w:name="abstract"/>
     <w:p>
       <w:pPr>
         <w:pStyle w:val="Heading2"/>
@@ -196,10 +230,7 @@
         <w:t xml:space="preserve">Purpose</w:t>
       </w:r>
       <w:r>
-        <w:t xml:space="preserve"> </w:t>
-      </w:r>
-      <w:r>
-        <w:t xml:space="preserve">— This study examines whether the inverted-U relationship between export intensity and firm performance among Chinese private firms is structurally durable or wave-specific, and tests how technological capability shapes this relationship across a decade of structural change.</w:t>
+        <w:t xml:space="preserve">: This study examines whether the inverted-U relationship between export intensity and firm performance among Chinese private firms is structurally durable or wave-specific, and tests how technological capability shapes this relationship across a decade of structural change.</w:t>
       </w:r>
     </w:p>
     <w:p>
@@ -214,10 +245,7 @@
         <w:t xml:space="preserve">Design/methodology/approach</w:t>
       </w:r>
       <w:r>
-        <w:t xml:space="preserve"> </w:t>
-      </w:r>
-      <w:r>
-        <w:t xml:space="preserve">— World Bank Enterprise Survey microdata for China (2012, N = 2,610; 2024, N = 1,934; pooled N = 4,544; complete-case sample after listwise deletion on control variables) are used to estimate quadratic models with cross-wave and capability interactions; Paternoster (1998) z-tests and joint F-tests assess temporal stability.</w:t>
+        <w:t xml:space="preserve">: World Bank Enterprise Survey microdata for China (2012, N = 2,610; 2024, N = 1,934; pooled N = 4,544; complete-case sample after listwise deletion on control variables) are used to estimate quadratic models with cross-wave and capability interactions; Paternoster (1998) z-tests and joint F-tests assess temporal stability.</w:t>
       </w:r>
     </w:p>
     <w:p>
@@ -232,10 +260,7 @@
         <w:t xml:space="preserve">Findings</w:t>
       </w:r>
       <w:r>
-        <w:t xml:space="preserve"> </w:t>
-      </w:r>
-      <w:r>
-        <w:t xml:space="preserve">— Turning points remain within a tight range (49.4% in 2012, 47.2% in 2024, 48.8% pooled) with overlapping confidence intervals. Paternoster tests do not reject coefficient equality across waves (FSTS z = +0.82, p = .412; FSTS² z = −0.61, p = .545), supporting H2b (structural durability) over H2a (environmental shift). Technological capability is robustly associated with productivity in both waves (β_z = +0.28 in 2012, +0.43 in 2024; both p &lt; .001) but does not robustly moderate the I–P curvature. A single-item digital-presence proxy is positively associated with productivity but is retained as a baseline control, not a capability construct.</w:t>
+        <w:t xml:space="preserve">: Turning points remain within a tight range (49.4% in 2012, 47.2% in 2024, 48.8% pooled) with overlapping confidence intervals. Paternoster tests do not reject coefficient equality across waves (FSTS z = +0.82, p = .412; FSTS² z = −0.61, p = .545), supporting H2b (structural durability) over H2a (environmental shift). Technological capability is robustly associated with productivity in both waves (β_z = +0.28 in 2012, +0.43 in 2024; both p &lt; .001) but does not robustly moderate the I–P curvature. A single-item digital-presence proxy is positively associated with productivity but is retained as a baseline control, not a capability construct.</w:t>
       </w:r>
     </w:p>
     <w:p>
@@ -250,10 +275,7 @@
         <w:t xml:space="preserve">Originality/value</w:t>
       </w:r>
       <w:r>
-        <w:t xml:space="preserve"> </w:t>
-      </w:r>
-      <w:r>
-        <w:t xml:space="preserve">— Despite substantial structural change between 2012 and 2024, the Chinese I–P trade-off is durably structural rather than wave-specific. The study recasts the inverted-U threshold from a sample-specific regularity into an enduring structural feature, reinforced by null capability-curvature moderation. The within-country temporal-stability evidence complements broader meta-analytic literature on emerging-Asia I–P heterogeneity by holding institutional context constant while varying time.</w:t>
+        <w:t xml:space="preserve">: Despite substantial structural change between 2012 and 2024, the Chinese I–P trade-off is durably structural rather than wave-specific. The study recasts the inverted-U threshold from a sample-specific regularity into an enduring structural feature, reinforced by null capability-curvature moderation. The within-country temporal-stability evidence complements broader meta-analytic literature on emerging-Asia I–P heterogeneity by holding institutional context constant while varying time.</w:t>
       </w:r>
     </w:p>
     <w:p>
@@ -317,8 +339,8 @@
         </w:pict>
       </w:r>
     </w:p>
-    <w:bookmarkEnd w:id="22"/>
-    <w:bookmarkStart w:id="23" w:name="highlights"/>
+    <w:bookmarkEnd w:id="24"/>
+    <w:bookmarkStart w:id="25" w:name="highlights"/>
     <w:p>
       <w:pPr>
         <w:pStyle w:val="Heading2"/>
@@ -462,8 +484,8 @@
         </w:pict>
       </w:r>
     </w:p>
-    <w:bookmarkEnd w:id="23"/>
-    <w:bookmarkStart w:id="24" w:name="introduction"/>
+    <w:bookmarkEnd w:id="25"/>
+    <w:bookmarkStart w:id="26" w:name="Xe3d0fc0bea9a42ce7605565d0964033d7f6ee47"/>
     <w:p>
       <w:pPr>
         <w:pStyle w:val="Heading2"/>
@@ -547,8 +569,8 @@
         </w:pict>
       </w:r>
     </w:p>
-    <w:bookmarkEnd w:id="24"/>
-    <w:bookmarkStart w:id="31" w:name="theory-and-hypotheses"/>
+    <w:bookmarkEnd w:id="26"/>
+    <w:bookmarkStart w:id="33" w:name="X8bf20a63f0decf7b16e99d564b9958ec4fbbb23"/>
     <w:p>
       <w:pPr>
         <w:pStyle w:val="Heading2"/>
@@ -557,7 +579,7 @@
         <w:t xml:space="preserve">2. Theory and Hypotheses</w:t>
       </w:r>
     </w:p>
-    <w:bookmarkStart w:id="25" w:name="X80f1b9a6838da6506200db77e2279c8969787f1"/>
+    <w:bookmarkStart w:id="27" w:name="Xe089a51cf00ad631dbcdfa837bfcf2befbbb388"/>
     <w:p>
       <w:pPr>
         <w:pStyle w:val="Heading3"/>
@@ -589,11 +611,11 @@
         <w:t xml:space="preserve"> </w:t>
       </w:r>
       <w:r>
-        <w:t xml:space="preserve">In the Chinese private-firm context, when export intensity increases from zero, firm performance (log labour productivity) first rises and then falls — because early export exposure generates learning, scale, and diversification gains (Johanson and Vahlne, 1977; Wagner, 2007), while beyond a threshold, coordination costs and resource diversion erode net returns (Hitt et al., 1997; Pierce and Aguinis, 2013) — such that the FSTS–lnLP relationship follows an inverted-U (quadratic) form before export intensity exceeds the cost-benefit inflection point.</w:t>
-      </w:r>
-    </w:p>
-    <w:bookmarkEnd w:id="25"/>
-    <w:bookmarkStart w:id="26" w:name="temporal-stability-of-the-ip-curvature"/>
+        <w:t xml:space="preserve">In the Chinese private-firm context, when export intensity increases from zero, firm performance (log labour productivity) first rises and then falls, because early export exposure generates learning, scale, and diversification gains (Johanson and Vahlne, 1977; Wagner, 2007), while beyond a threshold, coordination costs and resource diversion erode net returns (Hitt et al., 1997; Pierce and Aguinis, 2013), such that the FSTS–lnLP relationship follows an inverted-U (quadratic) form before export intensity exceeds the cost-benefit inflection point.</w:t>
+      </w:r>
+    </w:p>
+    <w:bookmarkEnd w:id="27"/>
+    <w:bookmarkStart w:id="28" w:name="Xf1c81d13fe998b882da119ca3ec3b3d40ce5a1b"/>
     <w:p>
       <w:pPr>
         <w:pStyle w:val="Heading3"/>
@@ -607,25 +629,7 @@
         <w:pStyle w:val="FirstParagraph"/>
       </w:pPr>
       <w:r>
-        <w:t xml:space="preserve">Between 2012 and 2024, China’s export environment shifted substantially: bilateral trade friction with advanced economies, BRI-driven diversification toward emerging markets, and COVID-19 disruption. Environmental-shift arguments (Hitt et al., 1997; Xiao et al., 2013) predict that the inverted-U threshold’s position and curvature will be sensitive to structural context, generating a</w:t>
-      </w:r>
-      <w:r>
-        <w:t xml:space="preserve"> </w:t>
-      </w:r>
-      <w:r>
-        <w:t xml:space="preserve">“</w:t>
-      </w:r>
-      <w:r>
-        <w:t xml:space="preserve">wave-specific</w:t>
-      </w:r>
-      <w:r>
-        <w:t xml:space="preserve">”</w:t>
-      </w:r>
-      <w:r>
-        <w:t xml:space="preserve"> </w:t>
-      </w:r>
-      <w:r>
-        <w:t xml:space="preserve">pattern (H2a). Structural-durability arguments (Bausch and Krist, 2007; Marano et al., 2016) suggest that the β₁ (FSTS) and β₂ (FSTS²) coefficients will remain statistically indistinguishable across waves (H2b).</w:t>
+        <w:t xml:space="preserve">Between 2012 and 2024, China’s export environment shifted substantially: bilateral trade friction with advanced economies, BRI-driven diversification toward emerging markets, and COVID-19 disruption. Environmental-shift arguments (Hitt et al., 1997; Xiao et al., 2013) predict that the inverted-U threshold’s position and curvature will be sensitive to structural context, generating a “wave-specific” pattern (H2a). Structural-durability arguments (Bausch and Krist, 2007; Marano et al., 2016) suggest that the β₁ (FSTS) and β₂ (FSTS²) coefficients will remain statistically indistinguishable across waves (H2b).</w:t>
       </w:r>
     </w:p>
     <w:p>
@@ -643,7 +647,7 @@
         <w:t xml:space="preserve"> </w:t>
       </w:r>
       <w:r>
-        <w:t xml:space="preserve">When China’s export environment shifts substantially between 2012 and 2024, the I–P curvature coefficients (β₁, β₂) will differ significantly across waves — because structural shocks such as trade friction, BRI reorientation, and COVID-19 alter the cost-benefit calculus of internationalisation (Hitt et al., 1997; Xiao et al., 2013) — until the turning-point location and curvature reflect the prevailing macroeconomic and institutional regime (environmental-shift prediction).</w:t>
+        <w:t xml:space="preserve">When China's export environment shifts substantially between 2012 and 2024, the I–P curvature coefficients (β₁, β₂) will differ significantly across waves, because structural shocks such as trade friction, BRI reorientation, and COVID-19 alter the cost-benefit calculus of internationalisation (Hitt et al., 1997; Xiao et al., 2013), until the turning-point location and curvature reflect the prevailing macroeconomic and institutional regime (environmental-shift prediction).</w:t>
       </w:r>
     </w:p>
     <w:p>
@@ -661,11 +665,11 @@
         <w:t xml:space="preserve"> </w:t>
       </w:r>
       <w:r>
-        <w:t xml:space="preserve">When China’s institutional framework governing export costs and coordination remains structurally intact across decades, the I–P curvature coefficients (β₁, β₂) will not differ significantly across waves — because the fundamental tension between learning-by-exporting gains and coordination-cost escalation is anchored to firm-level resource constraints rather than the macro environment (Bausch and Krist, 2007; Marano et al., 2016) — so that the turning-point remains within a stable range regardless of the wave (structural-durability prediction).</w:t>
-      </w:r>
-    </w:p>
-    <w:bookmarkEnd w:id="26"/>
-    <w:bookmarkStart w:id="30" w:name="technological-capability-as-a-moderator"/>
+        <w:t xml:space="preserve">When China's institutional framework governing export costs and coordination remains structurally intact across decades, the I–P curvature coefficients (β₁, β₂) will not differ significantly across waves, because the fundamental tension between learning-by-exporting gains and coordination-cost escalation is anchored to firm-level resource constraints rather than the macro environment (Bausch and Krist, 2007; Marano et al., 2016), so that the turning-point remains within a stable range regardless of the wave (structural-durability prediction).</w:t>
+      </w:r>
+    </w:p>
+    <w:bookmarkEnd w:id="28"/>
+    <w:bookmarkStart w:id="32" w:name="X505f50cd1f9abb1ab06672992aff36a1dc7f136"/>
     <w:p>
       <w:pPr>
         <w:pStyle w:val="Heading3"/>
@@ -697,7 +701,7 @@
         <w:t xml:space="preserve"> </w:t>
       </w:r>
       <w:r>
-        <w:t xml:space="preserve">In Chinese private firms with above-median technological capability, when export intensity increases, the performance-enhancing range of internationalisation extends further — because superior internal competencies reduce the coordination costs that normally truncate returns at moderate export intensity (Teece, 2007; Lall, 1992) — so that the turning-point shifts rightward relative to firms with weaker capability.</w:t>
+        <w:t xml:space="preserve">In Chinese private firms with above-median technological capability, when export intensity increases, the performance-enhancing range of internationalisation extends further, because superior internal competencies reduce the coordination costs that normally truncate returns at moderate export intensity (Teece, 2007; Lall, 1992), so that the turning-point shifts rightward relative to firms with weaker capability.</w:t>
       </w:r>
     </w:p>
     <w:p>
@@ -715,7 +719,7 @@
         <w:t xml:space="preserve"> </w:t>
       </w:r>
       <w:r>
-        <w:t xml:space="preserve">Within a single WBES wave, when technological capability varies across firms, it moderates the I–P curvature cross-sectionally — because capability may either extend or attenuate export-learning returns depending on the absorptive-capacity level of each firm (Lall, 1992; Avenyo et al., 2021) — before that cross-sectional moderation effect dissipates in the pooled specification.</w:t>
+        <w:t xml:space="preserve">Within a single WBES wave, when technological capability varies across firms, it moderates the I–P curvature cross-sectionally, because capability may either extend or attenuate export-learning returns depending on the absorptive-capacity level of each firm (Lall, 1992; Avenyo et al., 2021), before that cross-sectional moderation effect dissipates in the pooled specification.</w:t>
       </w:r>
     </w:p>
     <w:p>
@@ -733,30 +737,30 @@
         <w:t xml:space="preserve"> </w:t>
       </w:r>
       <w:r>
-        <w:t xml:space="preserve">When technological capability is examined across both waves and in the pooled specification, it does not significantly moderate the I–P curvature — because capability operates primarily as a level-shifter of productivity rather than a curvature-moderator (Avenyo et al., 2021) — such that neither the turning-point location nor the slope coefficients vary systematically with TCI_full in either wave or the pooled model.</w:t>
-      </w:r>
-    </w:p>
-    <w:p>
-      <w:pPr>
-        <w:pStyle w:val="CaptionedFigure"/>
+        <w:t xml:space="preserve">When technological capability is examined across both waves and in the pooled specification, it does not significantly moderate the I–P curvature, because capability operates primarily as a level-shifter of productivity rather than a curvature-moderator (Avenyo et al., 2021), such that neither the turning-point location nor the slope coefficients vary systematically with TCI_full in either wave or the pooled model.</w:t>
+      </w:r>
+    </w:p>
+    <w:p>
+      <w:pPr>
+        <w:pStyle w:val="FirstParagraph"/>
       </w:pPr>
       <w:r>
         <w:drawing>
           <wp:inline>
             <wp:extent cx="5753100" cy="3764110"/>
             <wp:effectExtent b="0" l="0" r="0" t="0"/>
-            <wp:docPr descr="Figure 1: Conceptual model" title="" id="28" name="Picture"/>
+            <wp:docPr descr="Figure 1: Conceptual model" title="" id="30" name="Picture"/>
             <a:graphic>
               <a:graphicData uri="http://schemas.openxmlformats.org/drawingml/2006/picture">
                 <pic:pic>
                   <pic:nvPicPr>
-                    <pic:cNvPr descr="figures/p5_china/figure_1_conceptual_model.png" id="29" name="Picture"/>
+                    <pic:cNvPr descr="figures/p5_china/figure_1_conceptual_model.png" id="31" name="Picture"/>
                     <pic:cNvPicPr>
                       <a:picLocks noChangeArrowheads="1" noChangeAspect="1"/>
                     </pic:cNvPicPr>
                   </pic:nvPicPr>
                   <pic:blipFill>
-                    <a:blip r:embed="rId27"/>
+                    <a:blip r:embed="rId29"/>
                     <a:stretch>
                       <a:fillRect/>
                     </a:stretch>
@@ -785,14 +789,6 @@
     </w:p>
     <w:p>
       <w:pPr>
-        <w:pStyle w:val="ImageCaption"/>
-      </w:pPr>
-      <w:r>
-        <w:t xml:space="preserve">Figure 1: Conceptual model</w:t>
-      </w:r>
-    </w:p>
-    <w:p>
-      <w:pPr>
         <w:pStyle w:val="BlockText"/>
       </w:pPr>
       <w:r>
@@ -816,9 +812,9 @@
         </w:pict>
       </w:r>
     </w:p>
-    <w:bookmarkEnd w:id="30"/>
-    <w:bookmarkEnd w:id="31"/>
-    <w:bookmarkStart w:id="35" w:name="data-and-methods"/>
+    <w:bookmarkEnd w:id="32"/>
+    <w:bookmarkEnd w:id="33"/>
+    <w:bookmarkStart w:id="37" w:name="X5eb800a903106e48a684e9ea9de39ed619b9df8"/>
     <w:p>
       <w:pPr>
         <w:pStyle w:val="Heading2"/>
@@ -827,7 +823,7 @@
         <w:t xml:space="preserve">3. Data and Methods</w:t>
       </w:r>
     </w:p>
-    <w:bookmarkStart w:id="32" w:name="data"/>
+    <w:bookmarkStart w:id="34" w:name="X7539fb3dc2f98232f41138bc75cab658563f4ee"/>
     <w:p>
       <w:pPr>
         <w:pStyle w:val="Heading3"/>
@@ -841,7 +837,7 @@
         <w:pStyle w:val="FirstParagraph"/>
       </w:pPr>
       <w:r>
-        <w:t xml:space="preserve">The analytic dataset combines two waves of the World Bank Enterprise Survey for China: 2012 (full release, 2,700 firms; World Bank, 2013) and 2024 (2,189 firms; World Bank, 2025). After listwise deletion on the focal set (sales, employees, export intensity) and treatment of WBES non‑response codes -9 and -7 as missing (and the additional 2024 refusal code -8), the analytic samples are 2,619 firms in 2012, 1,940 firms in 2024, and 4,559 firm‑year observations in the pooled sample. The 2024 sample is smaller than 2012 (focal-set N = 1,940 vs N = 2,619, −26%; regression-sample N = 1,934 vs 2,610, also −26%) due to a combination of: (i) WBES sampling redesign between waves; (ii) systematic exclusion of state-owned enterprises in the 2024 instrument; and (iii) potential market exit among firms surveyed in 2012. This attrition is not random in direction — WBES 2024 overshoots private manufacturing SMEs — and our analysis is explicitly restricted to private firms, mitigating compositional bias.</w:t>
+        <w:t xml:space="preserve">The analytic dataset combines two waves of the World Bank Enterprise Survey for China: 2012 (full release, 2,700 firms; World Bank, 2013) and 2024 (2,189 firms; World Bank, 2025). After listwise deletion on the focal set (sales, employees, export intensity) and treatment of WBES non‑response codes -9 and -7 as missing (and the additional 2024 refusal code -8), the analytic samples are 2,619 firms in 2012, 1,940 firms in 2024, and 4,559 firm‑year observations in the pooled sample. The 2024 sample is smaller than 2012 (focal-set N = 1,940 vs N = 2,619, −26%; regression-sample N = 1,934 vs 2,610, also −26%) due to a combination of: (i) WBES sampling redesign between waves; (ii) systematic exclusion of state-owned enterprises in the 2024 instrument; and (iii) potential market exit among firms surveyed in 2012. This attrition is not random in direction, WBES 2024 overshoots private manufacturing SMEs, and our analysis is explicitly restricted to private firms, mitigating compositional bias.</w:t>
       </w:r>
     </w:p>
     <w:p>
@@ -876,7 +872,7 @@
         <w:t xml:space="preserve"> </w:t>
       </w:r>
       <w:r>
-        <w:t xml:space="preserve">The focal-set samples — retaining only firms with non-missing sales, employees, and export intensity (</w:t>
+        <w:t xml:space="preserve">The focal-set samples, retaining only firms with non-missing sales, employees, and export intensity (</w:t>
       </w:r>
       <w:r>
         <w:rPr>
@@ -909,7 +905,7 @@
         <w:t xml:space="preserve">FSTS²</w:t>
       </w:r>
       <w:r>
-        <w:t xml:space="preserve">) — are 2,619 firms in 2012, 1,940 firms in 2024, and 4,559 firm-year observations in the pooled dataset. The regression samples (</w:t>
+        <w:t xml:space="preserve">), are 2,619 firms in 2012, 1,940 firms in 2024, and 4,559 firm-year observations in the pooled dataset. The regression samples (</w:t>
       </w:r>
       <w:r>
         <w:rPr>
@@ -944,10 +940,7 @@
         <w:t xml:space="preserve">2,610 (2012), 1,934 (2024), and 4,544 (pooled)</w:t>
       </w:r>
       <w:r>
-        <w:t xml:space="preserve"> </w:t>
-      </w:r>
-      <w:r>
-        <w:t xml:space="preserve">— these are the N reported throughout the paper (abstract, Table 1, Table 2). World Bank nonresponse codes (−9 and −7 in 2012; −9, −8, and −7 in 2024) are recoded as missing on all focal variables. Composite indices</w:t>
+        <w:t xml:space="preserve">: these are the N reported throughout the paper (abstract, Table 1, Table 2). World Bank nonresponse codes (−9 and −7 in 2012; −9, −8, and −7 in 2024) are recoded as missing on all focal variables. Composite indices</w:t>
       </w:r>
       <w:r>
         <w:t xml:space="preserve"> </w:t>
@@ -998,8 +991,8 @@
         <w:t xml:space="preserve">The 2024 analytic sample (N = 1,940) is constructed from the full WBES private-firm frame with stricter non-response filtering than the 2012 wave. In 2024, WBES introduced a new non-response code −8 (refusal) in addition to the standard −9 (don’t know) and −7 (not applicable) codes used in 2012. The focal-set listwise deletion (sales + employees + export intensity non-missing) retains 1,940 of 2,189 firms (88.6 %). By contrast, the controls-inclusive listwise deletion used in the regression models (sample_base: additionally requiring non-missing lnEmp, firmage, foreigndummy) reduces the 2024 wave to 1,934 observations and the pooled sample to 4,544. Turning-point estimates (47.2 % in 2024) and Paternoster z-tests are invariant across the two sample definitions.</w:t>
       </w:r>
     </w:p>
-    <w:bookmarkEnd w:id="32"/>
-    <w:bookmarkStart w:id="33" w:name="measures"/>
+    <w:bookmarkEnd w:id="34"/>
+    <w:bookmarkStart w:id="35" w:name="X431a8b355211b47c6e494a5f659051454df4ed1"/>
     <w:p>
       <w:pPr>
         <w:pStyle w:val="Heading3"/>
@@ -1273,13 +1266,13 @@
           <w:iCs/>
           <w:i/>
         </w:rPr>
-        <w:t xml:space="preserve">Variable definitions and WBES item sources — China 2012 and 2024.</w:t>
+        <w:t xml:space="preserve">Variable definitions and WBES item sources, China 2012 and 2024.</w:t>
       </w:r>
     </w:p>
     <w:tbl>
       <w:tblPr>
         <w:tblStyle w:val="Table"/>
-        <w:tblW w:type="pct" w:w="5000"/>
+        <w:tblW w:type="auto" w:w="0"/>
         <w:tblLook w:firstRow="1" w:lastRow="0" w:firstColumn="0" w:lastColumn="0" w:noHBand="0" w:noVBand="0" w:val="0020"/>
         <w:jc w:val="start"/>
       </w:tblPr>
@@ -1861,8 +1854,8 @@
         <w:t xml:space="preserve">TCI_full uses a richer 4-item composite than TCI_z in P3/P4 (2-item: quality cert + foreign technology adoption). DAI_core = Tier-1 proxy (website binary c22b), equivalent to DAI_z in P3. FSTS is not mean-centred (unlike FSTS_c in P3/P4); the turning-point formula TP = −β₁/(2β₂) is invariant to centring.</w:t>
       </w:r>
     </w:p>
-    <w:bookmarkEnd w:id="33"/>
-    <w:bookmarkStart w:id="34" w:name="estimation-strategy"/>
+    <w:bookmarkEnd w:id="35"/>
+    <w:bookmarkStart w:id="36" w:name="X88d3b635b18ee197bee6ec760e4576787847be1"/>
     <w:p>
       <w:pPr>
         <w:pStyle w:val="Heading3"/>
@@ -1885,22 +1878,7 @@
         <w:t xml:space="preserve">idstd</w:t>
       </w:r>
       <w:r>
-        <w:t xml:space="preserve">) in the pooled specification. Among the pooled 4,559 observations, 217 firms appear in both the 2012 and 2024 waves (the</w:t>
-      </w:r>
-      <w:r>
-        <w:t xml:space="preserve"> </w:t>
-      </w:r>
-      <w:r>
-        <w:t xml:space="preserve">‘</w:t>
-      </w:r>
-      <w:r>
-        <w:t xml:space="preserve">panel core</w:t>
-      </w:r>
-      <w:r>
-        <w:t xml:space="preserve">’</w:t>
-      </w:r>
-      <w:r>
-        <w:t xml:space="preserve">), enabling within-firm variation estimates via cluster-robust standard errors on firm identifiers. This panel core, though modest in size relative to the full sample, provides additional identification leverage unavailable in single-wave studies. The main specification (M2) includes FSTS, FSTS², lnEmp, firmage, and foreigndummy.</w:t>
+        <w:t xml:space="preserve">) in the pooled specification. Among the pooled 4,559 observations, 217 firms appear in both the 2012 and 2024 waves (the 'panel core'), enabling within-firm variation estimates via cluster-robust standard errors on firm identifiers. This panel core, though modest in size relative to the full sample, provides additional identification leverage unavailable in single-wave studies. The main specification (M2) includes FSTS, FSTS², lnEmp, firmage, and foreigndummy.</w:t>
       </w:r>
     </w:p>
     <w:p>
@@ -2394,7 +2372,7 @@
         <w:t xml:space="preserve"> </w:t>
       </w:r>
       <w:r>
-        <w:t xml:space="preserve">(quadratic FSTS — tests H1, inverted-U):</w:t>
+        <w:t xml:space="preserve">(quadratic FSTS, tests H1, inverted-U):</w:t>
       </w:r>
     </w:p>
     <w:p>
@@ -2605,7 +2583,7 @@
         <w:t xml:space="preserve"> </w:t>
       </w:r>
       <w:r>
-        <w:t xml:space="preserve">(TCI_full level effect — tests H3 direct):</w:t>
+        <w:t xml:space="preserve">(TCI_full level effect, tests H3 direct):</w:t>
       </w:r>
     </w:p>
     <w:p>
@@ -2865,7 +2843,7 @@
         <w:t xml:space="preserve"> </w:t>
       </w:r>
       <w:r>
-        <w:t xml:space="preserve">(TCI_full curvature moderation — tests H3 interaction):</w:t>
+        <w:t xml:space="preserve">(TCI_full curvature moderation, tests H3 interaction):</w:t>
       </w:r>
     </w:p>
     <w:p>
@@ -3304,7 +3282,7 @@
         <w:t xml:space="preserve"> </w:t>
       </w:r>
       <w:r>
-        <w:t xml:space="preserve">(DAI_core direct — tests H4 digital baseline):</w:t>
+        <w:t xml:space="preserve">(DAI_core direct, tests H4 digital baseline):</w:t>
       </w:r>
     </w:p>
     <w:p>
@@ -3629,7 +3607,7 @@
         <w:t xml:space="preserve"> </w:t>
       </w:r>
       <w:r>
-        <w:t xml:space="preserve">Exporters self-select — firms with higher productivity are more likely to begin exporting (Melitz, 2003). WBES cross-sectional waves preclude within-firm IV identification; no valid exclusion restriction was found at the aggregate China-wave level. Following Wolfolds and Siegel (2019), OLS is retained as the primary estimator because an invalid instrument induces more bias than no correction. Reverse causality would bias β₁ upward (superior performers choose more exports), making the estimated positive FSTS slope an upper bound. The primary robustness against this concern is that (a) the turning-point estimate depends on the sign and magnitude of β₂, which is less susceptible to selection-direction bias than β₁, and (b) the structural stability of the inverted-U across two independent waves with distinct selection contexts (Paternoster z = +0.82, p = .412) supports the robustness of the shape estimate. Future work using Heckman two-step correction with industry-level export participation rates as exclusion restrictions (Shaver, 2020) would strengthen causal identification.</w:t>
+        <w:t xml:space="preserve">Exporters self-select, firms with higher productivity are more likely to begin exporting (Melitz, 2003). WBES cross-sectional waves preclude within-firm IV identification; no valid exclusion restriction was found at the aggregate China-wave level. Following Wolfolds and Siegel (2019), OLS is retained as the primary estimator because an invalid instrument induces more bias than no correction. Reverse causality would bias β₁ upward (superior performers choose more exports), making the estimated positive FSTS slope an upper bound. The primary robustness against this concern is that (a) the turning-point estimate depends on the sign and magnitude of β₂, which is less susceptible to selection-direction bias than β₁, and (b) the structural stability of the inverted-U across two independent waves with distinct selection contexts (Paternoster z = +0.82, p = .412) supports the robustness of the shape estimate. Future work using Heckman two-step correction with industry-level export participation rates as exclusion restrictions (Shaver, 2020) would strengthen causal identification.</w:t>
       </w:r>
     </w:p>
     <w:p>
@@ -3649,7 +3627,7 @@
           <w:bCs/>
           <w:b/>
         </w:rPr>
-        <w:t xml:space="preserve">M6 (Three-way moderation — capability-conditioned cross-wave shift):</w:t>
+        <w:t xml:space="preserve">M6 (Three-way moderation, capability-conditioned cross-wave shift):</w:t>
       </w:r>
     </w:p>
     <w:p>
@@ -3707,15 +3685,15 @@
       <w:r>
         <w:t xml:space="preserve">Three joint F-tests map onto H2a/H2b, H3, and H4a/H4b:</w:t>
       </w:r>
-      <w:r>
-        <w:t xml:space="preserve"> </w:t>
-      </w:r>
-      <w:r>
-        <w:t xml:space="preserve">-</w:t>
-      </w:r>
-      <w:r>
-        <w:t xml:space="preserve"> </w:t>
-      </w:r>
+    </w:p>
+    <w:p>
+      <w:pPr>
+        <w:numPr>
+          <w:ilvl w:val="0"/>
+          <w:numId w:val="1002"/>
+        </w:numPr>
+        <w:pStyle w:val="Compact"/>
+      </w:pPr>
       <w:r>
         <w:rPr>
           <w:bCs/>
@@ -3727,17 +3705,17 @@
         <w:t xml:space="preserve"> </w:t>
       </w:r>
       <w:r>
-        <w:t xml:space="preserve">(cross-wave curvature shift): H₀: β₇ = β₈ = 0 [H2b null — turning point stable across waves]</w:t>
-      </w:r>
-      <w:r>
-        <w:t xml:space="preserve"> </w:t>
-      </w:r>
-      <w:r>
-        <w:t xml:space="preserve">-</w:t>
-      </w:r>
-      <w:r>
-        <w:t xml:space="preserve"> </w:t>
-      </w:r>
+        <w:t xml:space="preserve">(cross-wave curvature shift): H₀: β₇ = β₈ = 0 [H2b null, turning point stable across waves]</w:t>
+      </w:r>
+    </w:p>
+    <w:p>
+      <w:pPr>
+        <w:numPr>
+          <w:ilvl w:val="0"/>
+          <w:numId w:val="1002"/>
+        </w:numPr>
+        <w:pStyle w:val="Compact"/>
+      </w:pPr>
       <w:r>
         <w:rPr>
           <w:bCs/>
@@ -3749,17 +3727,17 @@
         <w:t xml:space="preserve"> </w:t>
       </w:r>
       <w:r>
-        <w:t xml:space="preserve">(within-wave capability moderation): H₀: β₅ = β₆ = 0 [H3 null — TCI does not moderate I–P curve shape]</w:t>
-      </w:r>
-      <w:r>
-        <w:t xml:space="preserve"> </w:t>
-      </w:r>
-      <w:r>
-        <w:t xml:space="preserve">-</w:t>
-      </w:r>
-      <w:r>
-        <w:t xml:space="preserve"> </w:t>
-      </w:r>
+        <w:t xml:space="preserve">(within-wave capability moderation): H₀: β₅ = β₆ = 0 [H3 null, TCI does not moderate I–P curve shape]</w:t>
+      </w:r>
+    </w:p>
+    <w:p>
+      <w:pPr>
+        <w:numPr>
+          <w:ilvl w:val="0"/>
+          <w:numId w:val="1002"/>
+        </w:numPr>
+        <w:pStyle w:val="Compact"/>
+      </w:pPr>
       <w:r>
         <w:rPr>
           <w:bCs/>
@@ -3771,12 +3749,12 @@
         <w:t xml:space="preserve"> </w:t>
       </w:r>
       <w:r>
-        <w:t xml:space="preserve">(capability-conditioned cross-wave shift): H₀: β₉ = β₁₀ = 0 [H4b null — TCI × wave shift is zero]</w:t>
-      </w:r>
-    </w:p>
-    <w:p>
-      <w:pPr>
-        <w:pStyle w:val="BodyText"/>
+        <w:t xml:space="preserve">(capability-conditioned cross-wave shift): H₀: β₉ = β₁₀ = 0 [H4b null, TCI × wave shift is zero]</w:t>
+      </w:r>
+    </w:p>
+    <w:p>
+      <w:pPr>
+        <w:pStyle w:val="FirstParagraph"/>
       </w:pPr>
       <w:r>
         <w:t xml:space="preserve">Results: F1 = 2.24, p = .107 (NOT rejected); F2 = 3.26, p = .039 (marginal; does not survive Bonferroni α* = .017); F3 = 0.27, p = .760 (NOT rejected). Consistent with H2b (structural durability) and H4b (null capability-curvature moderation).</w:t>
@@ -3789,9 +3767,9 @@
         </w:pict>
       </w:r>
     </w:p>
-    <w:bookmarkEnd w:id="34"/>
-    <w:bookmarkEnd w:id="35"/>
-    <w:bookmarkStart w:id="51" w:name="results"/>
+    <w:bookmarkEnd w:id="36"/>
+    <w:bookmarkEnd w:id="37"/>
+    <w:bookmarkStart w:id="53" w:name="X121719332867ee227f0a04b486098cee978c6e6"/>
     <w:p>
       <w:pPr>
         <w:pStyle w:val="Heading2"/>
@@ -3800,7 +3778,7 @@
         <w:t xml:space="preserve">4. Results</w:t>
       </w:r>
     </w:p>
-    <w:bookmarkStart w:id="36" w:name="descriptive-statistics"/>
+    <w:bookmarkStart w:id="38" w:name="Xcfcbc1028680fbd618b9b585dd17cf608861803"/>
     <w:p>
       <w:pPr>
         <w:pStyle w:val="Heading3"/>
@@ -4201,8 +4179,8 @@
         <w:t xml:space="preserve">Means with standard deviations in parentheses. Conditional on FSTS &gt; 0, mean FSTS is 0.269 in 2012 and 0.289 in 2024, indicating that conditional intensity is slightly higher in 2024 despite a lower share of exporters.</w:t>
       </w:r>
     </w:p>
-    <w:bookmarkEnd w:id="36"/>
-    <w:bookmarkStart w:id="40" w:name="main-threshold-results"/>
+    <w:bookmarkEnd w:id="38"/>
+    <w:bookmarkStart w:id="42" w:name="X34b83cd764295e21fd4e71e3151b388b8f2159e"/>
     <w:p>
       <w:pPr>
         <w:pStyle w:val="Heading3"/>
@@ -4224,7 +4202,7 @@
         <w:pStyle w:val="BodyText"/>
       </w:pPr>
       <w:r>
-        <w:t xml:space="preserve">Turning-point estimates are 49.4 % (95 % CI: 43.1–55.7 %) in 2012 and 47.2 % (95 % CI: 40.8–53.6 %) in 2024. The CIs overlap substantially, consistent with temporal stability. The equality of FSTS coefficients across waves is not rejected (Paternoster z = +0.82, p = .412), and similarly for FSTS² (z = −0.61, p = .545); neither linear nor quadratic coefficient differs significantly between waves. These estimates are consistent with the interpretation that the inverted-U curvature is structurally durable: the 12-year interval spanning China’s WTO consolidation and digital transformation does not appear to shift the underlying cost-benefit inflection in internationalisation–productivity returns. The non-significant Paternoster z-statistics for both FSTS (β₁ shift: z = +0.82, p = .412) and FSTS² (β₂ shift: z = −0.61, p = .545) are consistent with H2b (structural durability) over H2a (environmental shift), indicating that neither the linear nor the quadratic coefficient differs significantly between waves at the 0.05 level.</w:t>
+        <w:t xml:space="preserve">Turning-point estimates are 49.4 % (95 % CI: 43.1–55.7 %) in 2012 and 47.2 % (95 % CI: 40.8–53.6 %) in 2024. The CIs overlap substantially, consistent with temporal stability. The equality of FSTS coefficients across waves is not rejected (Paternoster z = +0.82, p = .412), and similarly for FSTS² (z = −0.61, p = .545); neither linear nor quadratic coefficient differs significantly between waves. These estimates are consistent with the interpretation that the inverted-U curvature is structurally durable: the 12-year interval spanning China's WTO consolidation and digital transformation does not appear to shift the underlying cost-benefit inflection in internationalisation–productivity returns. The non-significant Paternoster z-statistics for both FSTS (β₁ shift: z = +0.82, p = .412) and FSTS² (β₂ shift: z = −0.61, p = .545) are consistent with H2b (structural durability) over H2a (environmental shift), indicating that neither the linear nor the quadratic coefficient differs significantly between waves at the 0.05 level.</w:t>
       </w:r>
     </w:p>
     <w:p>
@@ -4256,7 +4234,7 @@
     <w:tbl>
       <w:tblPr>
         <w:tblStyle w:val="Table"/>
-        <w:tblW w:type="pct" w:w="5000"/>
+        <w:tblW w:type="auto" w:w="0"/>
         <w:tblLook w:firstRow="1" w:lastRow="0" w:firstColumn="0" w:lastColumn="0" w:noHBand="0" w:noVBand="0" w:val="0020"/>
         <w:jc w:val="start"/>
       </w:tblPr>
@@ -4852,25 +4830,25 @@
     </w:p>
     <w:p>
       <w:pPr>
-        <w:pStyle w:val="CaptionedFigure"/>
+        <w:pStyle w:val="BodyText"/>
       </w:pPr>
       <w:r>
         <w:drawing>
           <wp:inline>
             <wp:extent cx="5753100" cy="3010157"/>
             <wp:effectExtent b="0" l="0" r="0" t="0"/>
-            <wp:docPr descr="Figure 2: Turning-point estimates with 95% CIs by wave (China)" title="" id="38" name="Picture"/>
+            <wp:docPr descr="Figure 2: Turning-point estimates with 95% CIs by wave (China)" title="" id="40" name="Picture"/>
             <a:graphic>
               <a:graphicData uri="http://schemas.openxmlformats.org/drawingml/2006/picture">
                 <pic:pic>
                   <pic:nvPicPr>
-                    <pic:cNvPr descr="figures/p5_china/figure_2_turning_points.png" id="39" name="Picture"/>
+                    <pic:cNvPr descr="figures/p5_china/figure_2_turning_points.png" id="41" name="Picture"/>
                     <pic:cNvPicPr>
                       <a:picLocks noChangeArrowheads="1" noChangeAspect="1"/>
                     </pic:cNvPicPr>
                   </pic:nvPicPr>
                   <pic:blipFill>
-                    <a:blip r:embed="rId37"/>
+                    <a:blip r:embed="rId39"/>
                     <a:stretch>
                       <a:fillRect/>
                     </a:stretch>
@@ -4899,14 +4877,6 @@
     </w:p>
     <w:p>
       <w:pPr>
-        <w:pStyle w:val="ImageCaption"/>
-      </w:pPr>
-      <w:r>
-        <w:t xml:space="preserve">Figure 2: Turning-point estimates with 95% CIs by wave (China)</w:t>
-      </w:r>
-    </w:p>
-    <w:p>
-      <w:pPr>
         <w:pStyle w:val="BlockText"/>
       </w:pPr>
       <w:r>
@@ -4923,8 +4893,8 @@
         <w:t xml:space="preserve">Delta-method 95 % confidence intervals for the turning-point estimates in 2012 (49.4 %) and 2024 (47.2 %). The substantial overlap is consistent with structural durability (H2b).</w:t>
       </w:r>
     </w:p>
-    <w:bookmarkEnd w:id="40"/>
-    <w:bookmarkStart w:id="44" w:name="predicted-ip-curves"/>
+    <w:bookmarkEnd w:id="42"/>
+    <w:bookmarkStart w:id="46" w:name="Xfe3c331420c241aa73c6296372277a6d3f913cb"/>
     <w:p>
       <w:pPr>
         <w:pStyle w:val="Heading3"/>
@@ -4943,25 +4913,25 @@
     </w:p>
     <w:p>
       <w:pPr>
-        <w:pStyle w:val="CaptionedFigure"/>
+        <w:pStyle w:val="BodyText"/>
       </w:pPr>
       <w:r>
         <w:drawing>
           <wp:inline>
             <wp:extent cx="5753100" cy="3330862"/>
             <wp:effectExtent b="0" l="0" r="0" t="0"/>
-            <wp:docPr descr="Figure 3: Predicted I–P curves by wave (China)" title="" id="42" name="Picture"/>
+            <wp:docPr descr="Figure 3: Predicted I–P curves by wave (China)" title="" id="44" name="Picture"/>
             <a:graphic>
               <a:graphicData uri="http://schemas.openxmlformats.org/drawingml/2006/picture">
                 <pic:pic>
                   <pic:nvPicPr>
-                    <pic:cNvPr descr="figures/p5_china/figure_3_predicted_curves.png" id="43" name="Picture"/>
+                    <pic:cNvPr descr="figures/p5_china/figure_3_predicted_curves.png" id="45" name="Picture"/>
                     <pic:cNvPicPr>
                       <a:picLocks noChangeArrowheads="1" noChangeAspect="1"/>
                     </pic:cNvPicPr>
                   </pic:nvPicPr>
                   <pic:blipFill>
-                    <a:blip r:embed="rId41"/>
+                    <a:blip r:embed="rId43"/>
                     <a:stretch>
                       <a:fillRect/>
                     </a:stretch>
@@ -4990,14 +4960,6 @@
     </w:p>
     <w:p>
       <w:pPr>
-        <w:pStyle w:val="ImageCaption"/>
-      </w:pPr>
-      <w:r>
-        <w:t xml:space="preserve">Figure 3: Predicted I–P curves by wave (China)</w:t>
-      </w:r>
-    </w:p>
-    <w:p>
-      <w:pPr>
         <w:pStyle w:val="BlockText"/>
       </w:pPr>
       <w:r>
@@ -5014,8 +4976,8 @@
         <w:t xml:space="preserve">Predicted log labour productivity as a function of export intensity (FSTS) for each wave, with controls held at wave-specific means. Dashed lines indicate turning-point locations; shaded bands are 95 % pointwise CIs.</w:t>
       </w:r>
     </w:p>
-    <w:bookmarkEnd w:id="44"/>
-    <w:bookmarkStart w:id="48" w:name="capability-moderation"/>
+    <w:bookmarkEnd w:id="46"/>
+    <w:bookmarkStart w:id="50" w:name="X86f6006676d1e9a822b51b562b1655386d9e86b"/>
     <w:p>
       <w:pPr>
         <w:pStyle w:val="Heading3"/>
@@ -5061,7 +5023,7 @@
     <w:tbl>
       <w:tblPr>
         <w:tblStyle w:val="Table"/>
-        <w:tblW w:type="pct" w:w="5000"/>
+        <w:tblW w:type="auto" w:w="0"/>
         <w:tblLook w:firstRow="1" w:lastRow="0" w:firstColumn="0" w:lastColumn="0" w:noHBand="0" w:noVBand="0" w:val="0020"/>
         <w:jc w:val="start"/>
       </w:tblPr>
@@ -5821,25 +5783,25 @@
     </w:p>
     <w:p>
       <w:pPr>
-        <w:pStyle w:val="CaptionedFigure"/>
+        <w:pStyle w:val="BodyText"/>
       </w:pPr>
       <w:r>
         <w:drawing>
           <wp:inline>
             <wp:extent cx="5753100" cy="2591800"/>
             <wp:effectExtent b="0" l="0" r="0" t="0"/>
-            <wp:docPr descr="Figure 4: TCI and DAI direct-effect coefficients by wave (China, standardised OLS)" title="" id="46" name="Picture"/>
+            <wp:docPr descr="Figure 4: TCI and DAI direct-effect coefficients by wave (China, standardised OLS)" title="" id="48" name="Picture"/>
             <a:graphic>
               <a:graphicData uri="http://schemas.openxmlformats.org/drawingml/2006/picture">
                 <pic:pic>
                   <pic:nvPicPr>
-                    <pic:cNvPr descr="figures/p5_china/figure_4_level_shifts.png" id="47" name="Picture"/>
+                    <pic:cNvPr descr="figures/p5_china/figure_4_level_shifts.png" id="49" name="Picture"/>
                     <pic:cNvPicPr>
                       <a:picLocks noChangeArrowheads="1" noChangeAspect="1"/>
                     </pic:cNvPicPr>
                   </pic:nvPicPr>
                   <pic:blipFill>
-                    <a:blip r:embed="rId45"/>
+                    <a:blip r:embed="rId47"/>
                     <a:stretch>
                       <a:fillRect/>
                     </a:stretch>
@@ -5868,14 +5830,6 @@
     </w:p>
     <w:p>
       <w:pPr>
-        <w:pStyle w:val="ImageCaption"/>
-      </w:pPr>
-      <w:r>
-        <w:t xml:space="preserve">Figure 4: TCI and DAI direct-effect coefficients by wave (China, standardised OLS)</w:t>
-      </w:r>
-    </w:p>
-    <w:p>
-      <w:pPr>
         <w:pStyle w:val="BlockText"/>
       </w:pPr>
       <w:r>
@@ -5892,8 +5846,8 @@
         <w:t xml:space="preserve">Direct level‑shift coefficients of technological capability (TCI_full) and digital adoption (DAI_core) by wave for Chinese private firms. Error bars are 95 % HC1-robust confidence intervals. Both TCI_full and DAI_core show positive and significant associations in both waves.</w:t>
       </w:r>
     </w:p>
-    <w:bookmarkEnd w:id="48"/>
-    <w:bookmarkStart w:id="49" w:name="mechanism-analysis-digital-adoption"/>
+    <w:bookmarkEnd w:id="50"/>
+    <w:bookmarkStart w:id="51" w:name="Xdf31b4a83ae47f030a08265332b3138989411fc"/>
     <w:p>
       <w:pPr>
         <w:pStyle w:val="Heading3"/>
@@ -5907,29 +5861,11 @@
         <w:pStyle w:val="FirstParagraph"/>
       </w:pPr>
       <w:r>
-        <w:t xml:space="preserve">DAI_core (own-website) is positive and significant in both waves (β_z ≈ +0.10 in 2012, p = .002; +0.12 in 2024, p &lt; .001) when entered as a control in M2. A separate mechanism-exploration model (M7) tests whether DAI_core mediates the TCI_full-to-lnLP relationship via a sequential mediation path (TCI_full to DAI_core to lnLP). Bootstrap indirect-effect estimates (n = 1,000 draws) yield small but positive indirect effects (2012: +0.018, 95 % CI [0.004, 0.039]; 2024: +0.022, 95 % CI [0.007, 0.043]), consistent with a partial-mediation reading. However, because DAI_core is a single-item binary proxy and because the WBES does not allow attribution of causality, this analysis is exploratory and reported as a</w:t>
-      </w:r>
-      <w:r>
-        <w:t xml:space="preserve"> </w:t>
-      </w:r>
-      <w:r>
-        <w:t xml:space="preserve">“</w:t>
-      </w:r>
-      <w:r>
-        <w:t xml:space="preserve">descriptive mechanism sketch</w:t>
-      </w:r>
-      <w:r>
-        <w:t xml:space="preserve">”</w:t>
-      </w:r>
-      <w:r>
-        <w:t xml:space="preserve"> </w:t>
-      </w:r>
-      <w:r>
-        <w:t xml:space="preserve">rather than a causal identification claim (Antonakis et al., 2010; Shaver, 2020).</w:t>
-      </w:r>
-    </w:p>
-    <w:bookmarkEnd w:id="49"/>
-    <w:bookmarkStart w:id="50" w:name="robustness-checks"/>
+        <w:t xml:space="preserve">DAI_core (own-website) is positive and significant in both waves (β_z ≈ +0.10 in 2012, p = .002; +0.12 in 2024, p &lt; .001) when entered as a control in M2. A separate mechanism-exploration model (M7) tests whether DAI_core mediates the TCI_full-to-lnLP relationship via a sequential mediation path (TCI_full to DAI_core to lnLP). Bootstrap indirect-effect estimates (n = 1,000 draws) yield small but positive indirect effects (2012: +0.018, 95 % CI [0.004, 0.039]; 2024: +0.022, 95 % CI [0.007, 0.043]), consistent with a partial-mediation reading. However, because DAI_core is a single-item binary proxy and because the WBES does not allow attribution of causality, this analysis is exploratory and reported as a “descriptive mechanism sketch” rather than a causal identification claim (Antonakis et al., 2010; Shaver, 2020).</w:t>
+      </w:r>
+    </w:p>
+    <w:bookmarkEnd w:id="51"/>
+    <w:bookmarkStart w:id="52" w:name="X7b68f907ed55e65a2ee44288bf21fafeaedb955"/>
     <w:p>
       <w:pPr>
         <w:pStyle w:val="Heading3"/>
@@ -6035,9 +5971,9 @@
         </w:pict>
       </w:r>
     </w:p>
-    <w:bookmarkEnd w:id="50"/>
-    <w:bookmarkEnd w:id="51"/>
-    <w:bookmarkStart w:id="57" w:name="discussion"/>
+    <w:bookmarkEnd w:id="52"/>
+    <w:bookmarkEnd w:id="53"/>
+    <w:bookmarkStart w:id="59" w:name="X735612638e4e736e4693e459c258977262c0dfc"/>
     <w:p>
       <w:pPr>
         <w:pStyle w:val="Heading2"/>
@@ -6046,7 +5982,7 @@
         <w:t xml:space="preserve">5. Discussion</w:t>
       </w:r>
     </w:p>
-    <w:bookmarkStart w:id="52" w:name="temporal-stability-of-the-ip-threshold"/>
+    <w:bookmarkStart w:id="54" w:name="Xa0c03496b4c04a1649263a3e01d0b00bd039955"/>
     <w:p>
       <w:pPr>
         <w:pStyle w:val="Heading3"/>
@@ -6060,7 +5996,7 @@
         <w:pStyle w:val="FirstParagraph"/>
       </w:pPr>
       <w:r>
-        <w:t xml:space="preserve">The central finding is that the inverted-U I–P threshold in Chinese private firms is structurally durable. Turning points of 49.4 % (2012) and 47.2 % (2024) are statistically indistinguishable by the Paternoster test, and the pooled estimate (48.8 %) sits within both wave-specific confidence intervals. This durability is notable given the scale of structural change between the two survey waves, including BRI reorientation, trade friction, and the COVID-19 shock, and it challenges the environmental-determinism reading of I–P curvature (H2a). The result is consistent with the meta-analytic evidence of Bausch and Krist (2007) and the institutional-moderator synthesis of Marano et al. (2016), which together suggest that inverted-U curvature is a robust cross-context regularity rather than a sample-specific artifact.</w:t>
+        <w:t xml:space="preserve">The central finding is that the inverted-U I–P threshold in Chinese private firms is structurally durable. Turning points of 49.4 % (2012) and 47.2 % (2024) are statistically indistinguishable by the Paternoster test, and the pooled estimate (48.8 %) sits within both wave-specific confidence intervals. This durability is notable given the scale of structural change between the two survey waves, including BRI reorientation, trade friction, and the COVID-19 shock, and it challenges the environmental-determinism reading of I–P curvature (H2a). The result is consistent with the meta-analytic evidence of Bausch and Krist (2007) and the institutional-moderator synthesis of Marano et al. (2016), which together suggest that inverted-U curvature is a robust cross-context regularity rather than a sample-specific artifact.</w:t>
       </w:r>
     </w:p>
     <w:p>
@@ -6110,11 +6046,11 @@
         <w:t xml:space="preserve">working-capital constraints</w:t>
       </w:r>
       <w:r>
-        <w:t xml:space="preserve">: beyond the threshold, firms become over-dependent on international customers and value chains and face severe working-capital pressure from cross-border payment terms (extended receivables, international logistics costs, currency risk — Manova, 2013), so productivity erodes regardless of the macro environment. The implication for managers is that allocating more than roughly half of sales to direct exports tends to erode productivity regardless of decade or external environment.</w:t>
-      </w:r>
-    </w:p>
-    <w:bookmarkEnd w:id="52"/>
-    <w:bookmarkStart w:id="53" w:name="X433fb1e034c39d563b08fc3391a6162a4e2331e"/>
+        <w:t xml:space="preserve">: beyond the threshold, firms become over-dependent on international customers and value chains and face severe working-capital pressure from cross-border payment terms (extended receivables, international logistics costs, currency risk, Manova, 2013), so productivity erodes regardless of the macro environment. The implication for managers is that allocating more than roughly half of sales to direct exports tends to erode productivity regardless of decade or external environment.</w:t>
+      </w:r>
+    </w:p>
+    <w:bookmarkEnd w:id="54"/>
+    <w:bookmarkStart w:id="55" w:name="X662147d669ae611953db259d7b4d93f76a97e61"/>
     <w:p>
       <w:pPr>
         <w:pStyle w:val="Heading3"/>
@@ -6128,22 +6064,7 @@
         <w:pStyle w:val="FirstParagraph"/>
       </w:pPr>
       <w:r>
-        <w:t xml:space="preserve">The null moderation finding (F2 = 3.26, p = .039, which does not survive Bonferroni correction at α* = .017, and is consistent with H4b) has a precise interpretation. TCI_full raises the productivity intercept in both waves (β_z = +0.28 in 2012, +0.43 in 2024) but does not shift the turning-point location or change the curvature. This pattern is inconsistent with H3 (rightward turning-point shift for high-capability firms) and marginally consistent with H4a only under a non-Bonferroni threshold (F2 p = .039). The finding recasts the role of technological capability from a curvature-moderator to a</w:t>
-      </w:r>
-      <w:r>
-        <w:t xml:space="preserve"> </w:t>
-      </w:r>
-      <w:r>
-        <w:t xml:space="preserve">“</w:t>
-      </w:r>
-      <w:r>
-        <w:t xml:space="preserve">level-shifter</w:t>
-      </w:r>
-      <w:r>
-        <w:t xml:space="preserve">”</w:t>
-      </w:r>
-      <w:r>
-        <w:t xml:space="preserve">: capability elevates performance at every export-intensity level but does not allow firms to safely exceed the threshold. The direct-effect strengthening from +0.28 to +0.43 (standardised) between 2012 and 2024 is consistent with the hypothesis that digital and knowledge capital became more complementary to productivity during this period (Nambisan et al., 2019; Volberda et al., 2021), but the mechanism remains exploratory.</w:t>
+        <w:t xml:space="preserve">The null moderation finding (F2 = 3.26, p = .039, which does not survive Bonferroni correction at α* = .017, and is consistent with H4b) has a precise interpretation. TCI_full raises the productivity intercept in both waves (β_z = +0.28 in 2012, +0.43 in 2024) but does not shift the turning-point location or change the curvature. This pattern is inconsistent with H3 (rightward turning-point shift for high-capability firms) and marginally consistent with H4a only under a non-Bonferroni threshold (F2 p = .039). The finding recasts the role of technological capability from a curvature-moderator to a “level-shifter”: capability elevates performance at every export-intensity level but does not allow firms to safely exceed the threshold. The direct-effect strengthening from +0.28 to +0.43 (standardised) between 2012 and 2024 is consistent with the hypothesis that digital and knowledge capital became more complementary to productivity during this period (Nambisan et al., 2019; Volberda et al., 2021), but the mechanism remains exploratory.</w:t>
       </w:r>
     </w:p>
     <w:p>
@@ -6151,7 +6072,7 @@
         <w:pStyle w:val="BodyText"/>
       </w:pPr>
       <w:r>
-        <w:t xml:space="preserve">This finding is consistent with Avenyo et al. (2021), who find that productive capabilities affect export performance levels but not the shape of the export–productivity curve in African manufacturing firms. The parallel is noteworthy: capability may be a universal level-shifter but not a universal curvature-moderator across emerging economy contexts.</w:t>
+        <w:t xml:space="preserve">This finding is consistent with Avenyo et al. (2021), who find that productive capabilities affect export performance levels but not the shape of the export–productivity curve in African manufacturing firms. The parallel is noteworthy: capability may be a universal level-shifter but not a universal curvature-moderator across emerging economy contexts.</w:t>
       </w:r>
     </w:p>
     <w:p>
@@ -6162,8 +6083,8 @@
         <w:t xml:space="preserve">The null TCI moderation of curvature in China is consistent with P4 Singapore (where TCI operates only as a direct productivity enhancer without moderating the I–P slope). This pattern emerges across two institutionally distinct economies: China (Emerging/Upper-middle transition) and Singapore (Advanced innovation-driven). The ICRV-contingency interpretation suggests that TCI moderation of curvature may be concentrated in transitional economies with fragmented markets (P3 Vietnam: significant; Institutional voids create heterogeneous absorption of TCI rents). The finding constitutes an institutional specification that identifies when TCI matters for the slope versus the intercept.</w:t>
       </w:r>
     </w:p>
-    <w:bookmarkEnd w:id="53"/>
-    <w:bookmarkStart w:id="54" w:name="digital-adoption-as-baseline-control"/>
+    <w:bookmarkEnd w:id="55"/>
+    <w:bookmarkStart w:id="56" w:name="Xeab358fda242154d2e818677c8845f988021d48"/>
     <w:p>
       <w:pPr>
         <w:pStyle w:val="Heading3"/>
@@ -6180,8 +6101,8 @@
         <w:t xml:space="preserve">DAI_core (own-website) enters positively and significantly in both waves but does not add explanatory power to the inverted-U curvature beyond TCI_full. The mechanism sketch (Section 4.5) suggests a partial mediation pathway (TCI to DAI to lnLP), but the effect is small and the identification assumptions are not fully met with a single-wave cross-section. The correct interpretation is that digital presence is a complement to productivity rather than a capability construct in this setting. Researchers seeking to operationalise digital capability in future WBES-based work should consider a richer composite (Verhoef et al., 2021; Vial, 2019) once multi-item digital items become available across waves.</w:t>
       </w:r>
     </w:p>
-    <w:bookmarkEnd w:id="54"/>
-    <w:bookmarkStart w:id="55" w:name="limitations"/>
+    <w:bookmarkEnd w:id="56"/>
+    <w:bookmarkStart w:id="57" w:name="X47b33dbf897054d79ce3d759da46f0a1ef21be8"/>
     <w:p>
       <w:pPr>
         <w:pStyle w:val="Heading3"/>
@@ -6198,8 +6119,8 @@
         <w:t xml:space="preserve">Four inferential bounds apply. Because WBES data are cross-sectional within each wave and panel matching across 2012 and 2024 is not possible due to WBES anonymisation, the temporal stability analysis cannot be interpreted as within-firm change; it compares population-representative cross-sections, and longitudinal causal claims require matched-panel designs such as those available in some country-specific WBES supplements (Hitt et al., 1997). Labour productivity (log sales/employees) further conflates wage trends and capital deepening, so conclusions about productive efficiency rather than revenue-per-employee ratios remain tentative; the Levinsohn–Petrin TFP robustness check (Section 4.6) partially addresses this concern, though it introduces its own production-function assumptions (Shaver, 2020). A third bound is that the TCI_full composite relies on self-reported WBES items, which introduces common-method bias within each wave; future work could triangulate with administrative patent or certification registry data to validate the composite. The single-item DAI_core binary proxy, finally, cannot support strong conclusions about digital capability as a construct; a multi-item composite (Verhoef et al., 2021) would be needed to test the TCI–DAI mediation pathway rigorously.</w:t>
       </w:r>
     </w:p>
-    <w:bookmarkEnd w:id="55"/>
-    <w:bookmarkStart w:id="56" w:name="future-research"/>
+    <w:bookmarkEnd w:id="57"/>
+    <w:bookmarkStart w:id="58" w:name="X6239b91c09f491af0efd332004cb71e9de7a16c"/>
     <w:p>
       <w:pPr>
         <w:pStyle w:val="Heading3"/>
@@ -6223,9 +6144,9 @@
         </w:pict>
       </w:r>
     </w:p>
-    <w:bookmarkEnd w:id="56"/>
-    <w:bookmarkEnd w:id="57"/>
-    <w:bookmarkStart w:id="58" w:name="conclusion"/>
+    <w:bookmarkEnd w:id="58"/>
+    <w:bookmarkEnd w:id="59"/>
+    <w:bookmarkStart w:id="60" w:name="X6b297cc947e0db5526be369b1f0f4ddc67b2415"/>
     <w:p>
       <w:pPr>
         <w:pStyle w:val="Heading2"/>
@@ -6249,8 +6170,8 @@
         </w:pict>
       </w:r>
     </w:p>
-    <w:bookmarkEnd w:id="58"/>
-    <w:bookmarkStart w:id="59" w:name="acknowledgements"/>
+    <w:bookmarkEnd w:id="60"/>
+    <w:bookmarkStart w:id="62" w:name="acknowledgements"/>
     <w:p>
       <w:pPr>
         <w:pStyle w:val="Heading2"/>
@@ -6264,7 +6185,21 @@
         <w:pStyle w:val="FirstParagraph"/>
       </w:pPr>
       <w:r>
-        <w:t xml:space="preserve">Source: World Bank Enterprise Surveys, www.enterprisesurveys.org. We thank the Enterprise Analysis Unit of the Development Economics Global Indicators Group of the World Bank for the data. The user of the data acknowledges that the original collector of the data, the authorised distributor of the data, and the relevant funding agency bear no responsibility for use of the data or for interpretations or inferences based upon such uses. The findings, interpretations, and conclusions expressed in this paper are entirely those of the authors and do not necessarily represent the views of the World Bank Group, its Executive Directors, or the governments they represent.</w:t>
+        <w:t xml:space="preserve">Source: World Bank Enterprise Surveys,</w:t>
+      </w:r>
+      <w:r>
+        <w:t xml:space="preserve"> </w:t>
+      </w:r>
+      <w:hyperlink r:id="rId61">
+        <w:r>
+          <w:rPr>
+            <w:rStyle w:val="Hyperlink"/>
+          </w:rPr>
+          <w:t xml:space="preserve">www.enterprisesurveys.org</w:t>
+        </w:r>
+      </w:hyperlink>
+      <w:r>
+        <w:t xml:space="preserve">. We thank the Enterprise Analysis Unit of the Development Economics Global Indicators Group of the World Bank for the data. The user of the data acknowledges that the original collector of the data, the authorised distributor of the data, and the relevant funding agency bear no responsibility for use of the data or for interpretations or inferences based upon such uses. The findings, interpretations, and conclusions expressed in this paper are entirely those of the authors and do not necessarily represent the views of the World Bank Group, its Executive Directors, or the governments they represent.</w:t>
       </w:r>
     </w:p>
     <w:p>
@@ -6282,8 +6217,8 @@
         </w:pict>
       </w:r>
     </w:p>
-    <w:bookmarkEnd w:id="59"/>
-    <w:bookmarkStart w:id="60" w:name="data-availability"/>
+    <w:bookmarkEnd w:id="62"/>
+    <w:bookmarkStart w:id="64" w:name="data-availability"/>
     <w:p>
       <w:pPr>
         <w:pStyle w:val="Heading2"/>
@@ -6297,11 +6232,25 @@
         <w:pStyle w:val="FirstParagraph"/>
       </w:pPr>
       <w:r>
-        <w:t xml:space="preserve">The data used in this study are from the World Bank Enterprise Surveys (WBES): China 2012 and China 2024 waves, publicly available at https://www.enterprisesurveys.org. Variable construction code and processed datasets are available from the corresponding author upon reasonable request.</w:t>
-      </w:r>
-    </w:p>
-    <w:bookmarkEnd w:id="60"/>
-    <w:bookmarkStart w:id="61" w:name="ai-use-disclosure"/>
+        <w:t xml:space="preserve">The data used in this study are from the World Bank Enterprise Surveys (WBES): China 2012 and China 2024 waves, publicly available at</w:t>
+      </w:r>
+      <w:r>
+        <w:t xml:space="preserve"> </w:t>
+      </w:r>
+      <w:hyperlink r:id="rId63">
+        <w:r>
+          <w:rPr>
+            <w:rStyle w:val="Hyperlink"/>
+          </w:rPr>
+          <w:t xml:space="preserve">https://www.enterprisesurveys.org</w:t>
+        </w:r>
+      </w:hyperlink>
+      <w:r>
+        <w:t xml:space="preserve">. Variable construction code and processed datasets are available from the corresponding author upon reasonable request.</w:t>
+      </w:r>
+    </w:p>
+    <w:bookmarkEnd w:id="64"/>
+    <w:bookmarkStart w:id="65" w:name="ai-use-disclosure"/>
     <w:p>
       <w:pPr>
         <w:pStyle w:val="Heading2"/>
@@ -6318,823 +6267,956 @@
         <w:t xml:space="preserve">Grammarly was used for grammar and spelling corrections only. No AI tools were used for idea generation, literature synthesis, data analysis, or manuscript content creation.</w:t>
       </w:r>
     </w:p>
-    <w:tbl>
-      <w:tblPr>
-        <w:tblStyle w:val="Table"/>
-        <w:tblW w:type="pct" w:w="278"/>
-        <w:tblLook w:firstRow="0" w:lastRow="0" w:firstColumn="0" w:lastColumn="0" w:noHBand="0" w:noVBand="0" w:val="0000"/>
-        <w:jc w:val="start"/>
-      </w:tblPr>
-      <w:tblGrid>
-        <w:gridCol w:w="440"/>
-      </w:tblGrid>
-      <w:tr>
-        <w:tc>
-          <w:tcPr/>
-          <w:p>
-            <w:pPr>
-              <w:pStyle w:val="Compact"/>
-              <w:jc w:val="left"/>
-            </w:pPr>
-            <w:r>
-              <w:t xml:space="preserve">## References</w:t>
-            </w:r>
-          </w:p>
-        </w:tc>
-      </w:tr>
-      <w:tr>
-        <w:tc>
-          <w:tcPr/>
-          <w:p>
-            <w:pPr>
-              <w:pStyle w:val="Compact"/>
-              <w:jc w:val="left"/>
-            </w:pPr>
-            <w:r>
-              <w:t xml:space="preserve">Antonakis, J., Bendahan, S., Jacquart, P., &amp; Lalive, R. (2010). On making causal claims: A review and recommendations.</w:t>
-            </w:r>
-            <w:r>
-              <w:t xml:space="preserve"> </w:t>
-            </w:r>
-            <w:r>
-              <w:rPr>
-                <w:iCs/>
-                <w:i/>
-              </w:rPr>
-              <w:t xml:space="preserve">The Leadership Quarterly, 21</w:t>
-            </w:r>
-            <w:r>
-              <w:t xml:space="preserve">(6), 1086–1120. https://doi.org/10.1016/j.leaqua.2010.10.010</w:t>
-            </w:r>
-          </w:p>
-        </w:tc>
-      </w:tr>
-      <w:tr>
-        <w:tc>
-          <w:tcPr/>
-          <w:p>
-            <w:pPr>
-              <w:pStyle w:val="Compact"/>
-              <w:jc w:val="left"/>
-            </w:pPr>
-            <w:r>
-              <w:t xml:space="preserve">Avenyo, E. K., Tregenna, F., &amp; Kraemer-Mbula, E. (2021). Do productive capabilities affect export performance? Evidence from African firms.</w:t>
-            </w:r>
-            <w:r>
-              <w:t xml:space="preserve"> </w:t>
-            </w:r>
-            <w:r>
-              <w:rPr>
-                <w:iCs/>
-                <w:i/>
-              </w:rPr>
-              <w:t xml:space="preserve">European Journal of Development Research, 33</w:t>
-            </w:r>
-            <w:r>
-              <w:t xml:space="preserve">(2), 304–329. https://doi.org/10.1057/s41287-021-00364-6</w:t>
-            </w:r>
-          </w:p>
-        </w:tc>
-      </w:tr>
-      <w:tr>
-        <w:tc>
-          <w:tcPr/>
-          <w:p>
-            <w:pPr>
-              <w:pStyle w:val="Compact"/>
-              <w:jc w:val="left"/>
-            </w:pPr>
-            <w:r>
-              <w:t xml:space="preserve">Bausch, A., &amp; Krist, M. (2007). The effect of context-related moderators on the internationalization–performance relationship: A meta-analysis.</w:t>
-            </w:r>
-            <w:r>
-              <w:t xml:space="preserve"> </w:t>
-            </w:r>
-            <w:r>
-              <w:rPr>
-                <w:iCs/>
-                <w:i/>
-              </w:rPr>
-              <w:t xml:space="preserve">Management International Review, 47</w:t>
-            </w:r>
-            <w:r>
-              <w:t xml:space="preserve">(3), 423–452. https://doi.org/10.1007/s11575-007-0022-4</w:t>
-            </w:r>
-          </w:p>
-        </w:tc>
-      </w:tr>
-      <w:tr>
-        <w:tc>
-          <w:tcPr/>
-          <w:p>
-            <w:pPr>
-              <w:pStyle w:val="Compact"/>
-              <w:jc w:val="left"/>
-            </w:pPr>
-            <w:r>
-              <w:t xml:space="preserve">Do, T. H., &amp; Phan, A. T. (2026). Unveiling the impact of Chinese manufacturing SMEs’ internationalization on performance.</w:t>
-            </w:r>
-            <w:r>
-              <w:t xml:space="preserve"> </w:t>
-            </w:r>
-            <w:r>
-              <w:rPr>
-                <w:iCs/>
-                <w:i/>
-              </w:rPr>
-              <w:t xml:space="preserve">Journal of Finance and Accounting Research</w:t>
-            </w:r>
-            <w:r>
-              <w:t xml:space="preserve">. Advance online publication. [DOI pending; add upon assignment]</w:t>
-            </w:r>
-          </w:p>
-        </w:tc>
-      </w:tr>
-      <w:tr>
-        <w:tc>
-          <w:tcPr/>
-          <w:p>
-            <w:pPr>
-              <w:pStyle w:val="Compact"/>
-              <w:jc w:val="left"/>
-            </w:pPr>
-            <w:r>
-              <w:t xml:space="preserve">Haans, R. F. J., Pieters, C., &amp; He, Z.-L. (2016). Thinking about U: Theorizing and testing U- and inverted U-shaped relationships in strategy research.</w:t>
-            </w:r>
-            <w:r>
-              <w:t xml:space="preserve"> </w:t>
-            </w:r>
-            <w:r>
-              <w:rPr>
-                <w:iCs/>
-                <w:i/>
-              </w:rPr>
-              <w:t xml:space="preserve">Strategic Management Journal, 37</w:t>
-            </w:r>
-            <w:r>
-              <w:t xml:space="preserve">(7), 1177–1195. https://doi.org/10.1002/smj.2399</w:t>
-            </w:r>
-          </w:p>
-        </w:tc>
-      </w:tr>
-      <w:tr>
-        <w:tc>
-          <w:tcPr/>
-          <w:p>
-            <w:pPr>
-              <w:pStyle w:val="Compact"/>
-              <w:jc w:val="left"/>
-            </w:pPr>
-            <w:r>
-              <w:t xml:space="preserve">Hitt, M. A., Hoskisson, R. E., &amp; Kim, H. (1997). International diversification: Effects on innovation and firm performance in product-diversified firms.</w:t>
-            </w:r>
-            <w:r>
-              <w:t xml:space="preserve"> </w:t>
-            </w:r>
-            <w:r>
-              <w:rPr>
-                <w:iCs/>
-                <w:i/>
-              </w:rPr>
-              <w:t xml:space="preserve">Academy of Management Journal, 40</w:t>
-            </w:r>
-            <w:r>
-              <w:t xml:space="preserve">(4), 767–798. https://doi.org/10.5465/256948</w:t>
-            </w:r>
-          </w:p>
-        </w:tc>
-      </w:tr>
-      <w:tr>
-        <w:tc>
-          <w:tcPr/>
-          <w:p>
-            <w:pPr>
-              <w:pStyle w:val="Compact"/>
-              <w:jc w:val="left"/>
-            </w:pPr>
-            <w:r>
-              <w:t xml:space="preserve">Kano, L., Tsang, E. W. K., &amp; Yeung, H. W.-C. (2020). Global value chains: A review of the multi-disciplinary literature.</w:t>
-            </w:r>
-            <w:r>
-              <w:t xml:space="preserve"> </w:t>
-            </w:r>
-            <w:r>
-              <w:rPr>
-                <w:iCs/>
-                <w:i/>
-              </w:rPr>
-              <w:t xml:space="preserve">Journal of International Business Studies, 51</w:t>
-            </w:r>
-            <w:r>
-              <w:t xml:space="preserve">(4), 577–622. https://doi.org/10.1057/s41267-020-00304-2</w:t>
-            </w:r>
-          </w:p>
-        </w:tc>
-      </w:tr>
-      <w:tr>
-        <w:tc>
-          <w:tcPr/>
-          <w:p>
-            <w:pPr>
-              <w:pStyle w:val="Compact"/>
-              <w:jc w:val="left"/>
-            </w:pPr>
-            <w:r>
-              <w:t xml:space="preserve">Kirca, A. H., Roth, K., Hult, G. T. M., &amp; Cavusgil, S. T. (2012). The role of context in the multinationality–performance relationship: A meta-analytic review.</w:t>
-            </w:r>
-            <w:r>
-              <w:t xml:space="preserve"> </w:t>
-            </w:r>
-            <w:r>
-              <w:rPr>
-                <w:iCs/>
-                <w:i/>
-              </w:rPr>
-              <w:t xml:space="preserve">Global Strategy Journal, 2</w:t>
-            </w:r>
-            <w:r>
-              <w:t xml:space="preserve">(2), 108–121. https://doi.org/10.1111/j.2042-5805.2012.01028.x</w:t>
-            </w:r>
-          </w:p>
-        </w:tc>
-      </w:tr>
-      <w:tr>
-        <w:tc>
-          <w:tcPr/>
-          <w:p>
-            <w:pPr>
-              <w:pStyle w:val="Compact"/>
-              <w:jc w:val="left"/>
-            </w:pPr>
-            <w:r>
-              <w:t xml:space="preserve">Lall, S. (1992). Technological capabilities and industrialization.</w:t>
-            </w:r>
-            <w:r>
-              <w:t xml:space="preserve"> </w:t>
-            </w:r>
-            <w:r>
-              <w:rPr>
-                <w:iCs/>
-                <w:i/>
-              </w:rPr>
-              <w:t xml:space="preserve">World Development, 20</w:t>
-            </w:r>
-            <w:r>
-              <w:t xml:space="preserve">(2), 165–186. https://doi.org/10.1016/0305-750X(92)90097-F</w:t>
-            </w:r>
-          </w:p>
-        </w:tc>
-      </w:tr>
-      <w:tr>
-        <w:tc>
-          <w:tcPr/>
-          <w:p>
-            <w:pPr>
-              <w:pStyle w:val="Compact"/>
-              <w:jc w:val="left"/>
-            </w:pPr>
-            <w:r>
-              <w:t xml:space="preserve">Lind, J. T., &amp; Mehlum, H. (2010). With or without U? The appropriate test for a U-shaped relationship.</w:t>
-            </w:r>
-            <w:r>
-              <w:t xml:space="preserve"> </w:t>
-            </w:r>
-            <w:r>
-              <w:rPr>
-                <w:iCs/>
-                <w:i/>
-              </w:rPr>
-              <w:t xml:space="preserve">Oxford Bulletin of Economics and Statistics, 72</w:t>
-            </w:r>
-            <w:r>
-              <w:t xml:space="preserve">(1), 109–118. https://doi.org/10.1111/j.1468-0084.2009.00569.x</w:t>
-            </w:r>
-          </w:p>
-        </w:tc>
-      </w:tr>
-      <w:tr>
-        <w:tc>
-          <w:tcPr/>
-          <w:p>
-            <w:pPr>
-              <w:pStyle w:val="Compact"/>
-              <w:jc w:val="left"/>
-            </w:pPr>
-            <w:r>
-              <w:t xml:space="preserve">Lu, J. W., &amp; Beamish, P. W. (2004). International diversification and firm performance: The S-curve hypothesis.</w:t>
-            </w:r>
-            <w:r>
-              <w:t xml:space="preserve"> </w:t>
-            </w:r>
-            <w:r>
-              <w:rPr>
-                <w:iCs/>
-                <w:i/>
-              </w:rPr>
-              <w:t xml:space="preserve">Academy of Management Journal, 47</w:t>
-            </w:r>
-            <w:r>
-              <w:t xml:space="preserve">(4), 598–609. https://doi.org/10.5465/20159604</w:t>
-            </w:r>
-          </w:p>
-        </w:tc>
-      </w:tr>
-      <w:tr>
-        <w:tc>
-          <w:tcPr/>
-          <w:p>
-            <w:pPr>
-              <w:pStyle w:val="Compact"/>
-              <w:jc w:val="left"/>
-            </w:pPr>
-            <w:r>
-              <w:t xml:space="preserve">MacKinnon, J. G., &amp; White, H. (1985). Some heteroskedasticity-consistent covariance matrix estimators with improved finite sample properties.</w:t>
-            </w:r>
-            <w:r>
-              <w:t xml:space="preserve"> </w:t>
-            </w:r>
-            <w:r>
-              <w:rPr>
-                <w:iCs/>
-                <w:i/>
-              </w:rPr>
-              <w:t xml:space="preserve">Journal of Econometrics, 29</w:t>
-            </w:r>
-            <w:r>
-              <w:t xml:space="preserve">(3), 305–325. https://doi.org/10.1016/0304-4076(85)90158-7</w:t>
-            </w:r>
-          </w:p>
-        </w:tc>
-      </w:tr>
-      <w:tr>
-        <w:tc>
-          <w:tcPr/>
-          <w:p>
-            <w:pPr>
-              <w:pStyle w:val="Compact"/>
-              <w:jc w:val="left"/>
-            </w:pPr>
-            <w:r>
-              <w:t xml:space="preserve">Manova, K. (2013). Credit constraints, heterogeneous firms, and international trade.</w:t>
-            </w:r>
-            <w:r>
-              <w:t xml:space="preserve"> </w:t>
-            </w:r>
-            <w:r>
-              <w:rPr>
-                <w:iCs/>
-                <w:i/>
-              </w:rPr>
-              <w:t xml:space="preserve">Review of Economic Studies, 80</w:t>
-            </w:r>
-            <w:r>
-              <w:t xml:space="preserve">(2), 711–744. https://doi.org/10.1093/restud/rds036</w:t>
-            </w:r>
-          </w:p>
-        </w:tc>
-      </w:tr>
-      <w:tr>
-        <w:tc>
-          <w:tcPr/>
-          <w:p>
-            <w:pPr>
-              <w:pStyle w:val="Compact"/>
-              <w:jc w:val="left"/>
-            </w:pPr>
-            <w:r>
-              <w:t xml:space="preserve">Marano, V., Arregle, J.-L., Hitt, M. A., Spadafora, E., &amp; van Essen, M. (2016). Home country institutions and the internationalization–performance relationship: A meta-analytic review.</w:t>
-            </w:r>
-            <w:r>
-              <w:t xml:space="preserve"> </w:t>
-            </w:r>
-            <w:r>
-              <w:rPr>
-                <w:iCs/>
-                <w:i/>
-              </w:rPr>
-              <w:t xml:space="preserve">Journal of Management, 42</w:t>
-            </w:r>
-            <w:r>
-              <w:t xml:space="preserve">(5), 1075–1110. https://doi.org/10.1177/0149206315624963</w:t>
-            </w:r>
-          </w:p>
-        </w:tc>
-      </w:tr>
-      <w:tr>
-        <w:tc>
-          <w:tcPr/>
-          <w:p>
-            <w:pPr>
-              <w:pStyle w:val="Compact"/>
-              <w:jc w:val="left"/>
-            </w:pPr>
-            <w:r>
-              <w:t xml:space="preserve">Meyer, K. E., van Witteloostuijn, A., &amp; Beugelsdijk, S. (2017). What’s in a p? Reassessing best practices for conducting and reporting hypothesis-testing research.</w:t>
-            </w:r>
-            <w:r>
-              <w:t xml:space="preserve"> </w:t>
-            </w:r>
-            <w:r>
-              <w:rPr>
-                <w:iCs/>
-                <w:i/>
-              </w:rPr>
-              <w:t xml:space="preserve">Journal of International Business Studies, 48</w:t>
-            </w:r>
-            <w:r>
-              <w:t xml:space="preserve">(5), 535–551. https://doi.org/10.1057/s41267-017-0078-8</w:t>
-            </w:r>
-          </w:p>
-        </w:tc>
-      </w:tr>
-      <w:tr>
-        <w:tc>
-          <w:tcPr/>
-          <w:p>
-            <w:pPr>
-              <w:pStyle w:val="Compact"/>
-              <w:jc w:val="left"/>
-            </w:pPr>
-            <w:r>
-              <w:t xml:space="preserve">Nambisan, S., Wright, M., &amp; Feldman, M. (2019). The digital transformation of innovation and entrepreneurship: Progress, challenges and key themes.</w:t>
-            </w:r>
-            <w:r>
-              <w:t xml:space="preserve"> </w:t>
-            </w:r>
-            <w:r>
-              <w:rPr>
-                <w:iCs/>
-                <w:i/>
-              </w:rPr>
-              <w:t xml:space="preserve">Research Policy, 48</w:t>
-            </w:r>
-            <w:r>
-              <w:t xml:space="preserve">(8), 103773. https://doi.org/10.1016/j.respol.2019.03.018</w:t>
-            </w:r>
-          </w:p>
-        </w:tc>
-      </w:tr>
-      <w:tr>
-        <w:tc>
-          <w:tcPr/>
-          <w:p>
-            <w:pPr>
-              <w:pStyle w:val="Compact"/>
-              <w:jc w:val="left"/>
-            </w:pPr>
-            <w:r>
-              <w:t xml:space="preserve">Niepmann, F., &amp; Schmidt-Eisenlohr, T. (2017). International trade, risk and the role of banks.</w:t>
-            </w:r>
-            <w:r>
-              <w:t xml:space="preserve"> </w:t>
-            </w:r>
-            <w:r>
-              <w:rPr>
-                <w:iCs/>
-                <w:i/>
-              </w:rPr>
-              <w:t xml:space="preserve">Journal of International Economics, 107</w:t>
-            </w:r>
-            <w:r>
-              <w:t xml:space="preserve">, 111–126. https://doi.org/10.1016/j.jinteco.2017.03.007</w:t>
-            </w:r>
-          </w:p>
-        </w:tc>
-      </w:tr>
-      <w:tr>
-        <w:tc>
-          <w:tcPr/>
-          <w:p>
-            <w:pPr>
-              <w:pStyle w:val="Compact"/>
-              <w:jc w:val="left"/>
-            </w:pPr>
-            <w:r>
-              <w:t xml:space="preserve">Paternoster, R., Brame, R., Mazerolle, P., &amp; Piquero, A. (1998). Using the correct statistical test for the equality of regression coefficients.</w:t>
-            </w:r>
-            <w:r>
-              <w:t xml:space="preserve"> </w:t>
-            </w:r>
-            <w:r>
-              <w:rPr>
-                <w:iCs/>
-                <w:i/>
-              </w:rPr>
-              <w:t xml:space="preserve">Criminology, 36</w:t>
-            </w:r>
-            <w:r>
-              <w:t xml:space="preserve">(4), 859–866. https://doi.org/10.1111/j.1745-9125.1998.tb01268.x</w:t>
-            </w:r>
-          </w:p>
-        </w:tc>
-      </w:tr>
-      <w:tr>
-        <w:tc>
-          <w:tcPr/>
-          <w:p>
-            <w:pPr>
-              <w:pStyle w:val="Compact"/>
-              <w:jc w:val="left"/>
-            </w:pPr>
-            <w:r>
-              <w:t xml:space="preserve">Pierce, J. R., &amp; Aguinis, H. (2013). The too-much-of-a-good-thing effect in management.</w:t>
-            </w:r>
-            <w:r>
-              <w:t xml:space="preserve"> </w:t>
-            </w:r>
-            <w:r>
-              <w:rPr>
-                <w:iCs/>
-                <w:i/>
-              </w:rPr>
-              <w:t xml:space="preserve">Journal of Management, 39</w:t>
-            </w:r>
-            <w:r>
-              <w:t xml:space="preserve">(2), 313–338. https://doi.org/10.1177/0149206311410060</w:t>
-            </w:r>
-          </w:p>
-        </w:tc>
-      </w:tr>
-      <w:tr>
-        <w:tc>
-          <w:tcPr/>
-          <w:p>
-            <w:pPr>
-              <w:pStyle w:val="Compact"/>
-              <w:jc w:val="left"/>
-            </w:pPr>
-            <w:r>
-              <w:t xml:space="preserve">Schwens, C., Zapkau, F. B., Bierwerth, M., Isidor, R., Knight, G., &amp; Kabst, R. (2018). International entrepreneurship: A meta-analysis on the internationalization and performance relationship.</w:t>
-            </w:r>
-            <w:r>
-              <w:t xml:space="preserve"> </w:t>
-            </w:r>
-            <w:r>
-              <w:rPr>
-                <w:iCs/>
-                <w:i/>
-              </w:rPr>
-              <w:t xml:space="preserve">Entrepreneurship Theory and Practice, 42</w:t>
-            </w:r>
-            <w:r>
-              <w:t xml:space="preserve">(5), 734–768. https://doi.org/10.1177/1042258718795346</w:t>
-            </w:r>
-          </w:p>
-        </w:tc>
-      </w:tr>
-      <w:tr>
-        <w:tc>
-          <w:tcPr/>
-          <w:p>
-            <w:pPr>
-              <w:pStyle w:val="Compact"/>
-              <w:jc w:val="left"/>
-            </w:pPr>
-            <w:r>
-              <w:t xml:space="preserve">Shaver, J. M. (2020). Causal identification through a cumulative body of research in the study of strategy and organizations.</w:t>
-            </w:r>
-            <w:r>
-              <w:t xml:space="preserve"> </w:t>
-            </w:r>
-            <w:r>
-              <w:rPr>
-                <w:iCs/>
-                <w:i/>
-              </w:rPr>
-              <w:t xml:space="preserve">Journal of Management, 46</w:t>
-            </w:r>
-            <w:r>
-              <w:t xml:space="preserve">(7), 1244–1256. https://doi.org/10.1177/0149206319846272</w:t>
-            </w:r>
-          </w:p>
-        </w:tc>
-      </w:tr>
-      <w:tr>
-        <w:tc>
-          <w:tcPr/>
-          <w:p>
-            <w:pPr>
-              <w:pStyle w:val="Compact"/>
-              <w:jc w:val="left"/>
-            </w:pPr>
-            <w:r>
-              <w:t xml:space="preserve">Teece, D. J. (2007). Explicating dynamic capabilities: The nature and microfoundations of (sustainable) enterprise performance.</w:t>
-            </w:r>
-            <w:r>
-              <w:t xml:space="preserve"> </w:t>
-            </w:r>
-            <w:r>
-              <w:rPr>
-                <w:iCs/>
-                <w:i/>
-              </w:rPr>
-              <w:t xml:space="preserve">Strategic Management Journal, 28</w:t>
-            </w:r>
-            <w:r>
-              <w:t xml:space="preserve">(13), 1319–1350. https://doi.org/10.1002/smj.640</w:t>
-            </w:r>
-          </w:p>
-        </w:tc>
-      </w:tr>
-      <w:tr>
-        <w:tc>
-          <w:tcPr/>
-          <w:p>
-            <w:pPr>
-              <w:pStyle w:val="Compact"/>
-              <w:jc w:val="left"/>
-            </w:pPr>
-            <w:r>
-              <w:t xml:space="preserve">Verhoef, P. C., Broekhuizen, T., Bart, Y., Bhattacharya, A., Dong, J. Q., Fabian, N., &amp; Haenlein, M. (2021). Digital transformation: A multidisciplinary reflection and research agenda.</w:t>
-            </w:r>
-            <w:r>
-              <w:t xml:space="preserve"> </w:t>
-            </w:r>
-            <w:r>
-              <w:rPr>
-                <w:iCs/>
-                <w:i/>
-              </w:rPr>
-              <w:t xml:space="preserve">Journal of Business Research, 122</w:t>
-            </w:r>
-            <w:r>
-              <w:t xml:space="preserve">, 889–901. https://doi.org/10.1016/j.jbusres.2019.09.022</w:t>
-            </w:r>
-          </w:p>
-        </w:tc>
-      </w:tr>
-      <w:tr>
-        <w:tc>
-          <w:tcPr/>
-          <w:p>
-            <w:pPr>
-              <w:pStyle w:val="Compact"/>
-              <w:jc w:val="left"/>
-            </w:pPr>
-            <w:r>
-              <w:t xml:space="preserve">Vial, G. (2019). Understanding digital transformation: A review and a research agenda.</w:t>
-            </w:r>
-            <w:r>
-              <w:t xml:space="preserve"> </w:t>
-            </w:r>
-            <w:r>
-              <w:rPr>
-                <w:iCs/>
-                <w:i/>
-              </w:rPr>
-              <w:t xml:space="preserve">The Journal of Strategic Information Systems, 28</w:t>
-            </w:r>
-            <w:r>
-              <w:t xml:space="preserve">(2), 118–144. https://doi.org/10.1016/j.jsis.2019.01.003</w:t>
-            </w:r>
-          </w:p>
-        </w:tc>
-      </w:tr>
-      <w:tr>
-        <w:tc>
-          <w:tcPr/>
-          <w:p>
-            <w:pPr>
-              <w:pStyle w:val="Compact"/>
-              <w:jc w:val="left"/>
-            </w:pPr>
-            <w:r>
-              <w:t xml:space="preserve">Volberda, H. W., Khanagha, S., Baden-Fuller, C., Mihalache, O. R., &amp; Birkinshaw, J. (2021). Strategizing in a digital world: Overcoming cognitive barriers, reconfiguring routines and introducing new organizational forms.</w:t>
-            </w:r>
-            <w:r>
-              <w:t xml:space="preserve"> </w:t>
-            </w:r>
-            <w:r>
-              <w:rPr>
-                <w:iCs/>
-                <w:i/>
-              </w:rPr>
-              <w:t xml:space="preserve">Long Range Planning, 54</w:t>
-            </w:r>
-            <w:r>
-              <w:t xml:space="preserve">(5), 102110. https://doi.org/10.1016/j.lrp.2021.102110</w:t>
-            </w:r>
-          </w:p>
-        </w:tc>
-      </w:tr>
-      <w:tr>
-        <w:tc>
-          <w:tcPr/>
-          <w:p>
-            <w:pPr>
-              <w:pStyle w:val="Compact"/>
-              <w:jc w:val="left"/>
-            </w:pPr>
-            <w:r>
-              <w:t xml:space="preserve">Wagner, J. (2007). Exports and productivity: A survey of the evidence from firm-level data.</w:t>
-            </w:r>
-            <w:r>
-              <w:t xml:space="preserve"> </w:t>
-            </w:r>
-            <w:r>
-              <w:rPr>
-                <w:iCs/>
-                <w:i/>
-              </w:rPr>
-              <w:t xml:space="preserve">The World Economy, 30</w:t>
-            </w:r>
-            <w:r>
-              <w:t xml:space="preserve">(1), 60–82. https://doi.org/10.1111/j.1467-9701.2007.00872.x</w:t>
-            </w:r>
-          </w:p>
-        </w:tc>
-      </w:tr>
-      <w:tr>
-        <w:tc>
-          <w:tcPr/>
-          <w:p>
-            <w:pPr>
-              <w:pStyle w:val="Compact"/>
-              <w:jc w:val="left"/>
-            </w:pPr>
-            <w:r>
-              <w:t xml:space="preserve">World Bank. (2013).</w:t>
-            </w:r>
-            <w:r>
-              <w:t xml:space="preserve"> </w:t>
-            </w:r>
-            <w:r>
-              <w:rPr>
-                <w:iCs/>
-                <w:i/>
-              </w:rPr>
-              <w:t xml:space="preserve">China Enterprise Survey 2012</w:t>
-            </w:r>
-            <w:r>
-              <w:t xml:space="preserve"> </w:t>
-            </w:r>
-            <w:r>
-              <w:t xml:space="preserve">[Data file]. World Bank Enterprise Surveys. https://www.enterprisesurveys.org</w:t>
-            </w:r>
-          </w:p>
-        </w:tc>
-      </w:tr>
-      <w:tr>
-        <w:tc>
-          <w:tcPr/>
-          <w:p>
-            <w:pPr>
-              <w:pStyle w:val="Compact"/>
-              <w:jc w:val="left"/>
-            </w:pPr>
-            <w:r>
-              <w:t xml:space="preserve">World Bank. (2025).</w:t>
-            </w:r>
-            <w:r>
-              <w:t xml:space="preserve"> </w:t>
-            </w:r>
-            <w:r>
-              <w:rPr>
-                <w:iCs/>
-                <w:i/>
-              </w:rPr>
-              <w:t xml:space="preserve">China Enterprise Survey 2024</w:t>
-            </w:r>
-            <w:r>
-              <w:t xml:space="preserve"> </w:t>
-            </w:r>
-            <w:r>
-              <w:t xml:space="preserve">[Data file]. World Bank Enterprise Surveys. https://www.enterprisesurveys.org</w:t>
-            </w:r>
-          </w:p>
-        </w:tc>
-      </w:tr>
-      <w:tr>
-        <w:tc>
-          <w:tcPr/>
-          <w:p>
-            <w:pPr>
-              <w:pStyle w:val="Compact"/>
-              <w:jc w:val="left"/>
-            </w:pPr>
-            <w:r>
-              <w:t xml:space="preserve">Xiao, S. S., Jeong, I., Moon, J. J., Chung, C. C., &amp; Chung, J. (2013). Internationalization and performance of firms in China: Moderating effects of governance structure and the degree of centralized control.</w:t>
-            </w:r>
-            <w:r>
-              <w:t xml:space="preserve"> </w:t>
-            </w:r>
-            <w:r>
-              <w:rPr>
-                <w:iCs/>
-                <w:i/>
-              </w:rPr>
-              <w:t xml:space="preserve">Journal of International Management, 19</w:t>
-            </w:r>
-            <w:r>
-              <w:t xml:space="preserve">(2), 118–137. https://doi.org/10.1016/j.intman.2012.12.003</w:t>
-            </w:r>
-          </w:p>
-        </w:tc>
-      </w:tr>
-    </w:tbl>
+    <w:p>
+      <w:r>
+        <w:pict>
+          <v:rect style="width:0;height:1.5pt" o:hralign="center" o:hrstd="t" o:hr="t"/>
+        </w:pict>
+      </w:r>
+    </w:p>
+    <w:bookmarkEnd w:id="65"/>
+    <w:bookmarkStart w:id="92" w:name="references"/>
+    <w:p>
+      <w:pPr>
+        <w:pStyle w:val="Heading2"/>
+      </w:pPr>
+      <w:r>
+        <w:t xml:space="preserve">References</w:t>
+      </w:r>
+    </w:p>
+    <w:p>
+      <w:pPr>
+        <w:pStyle w:val="FirstParagraph"/>
+      </w:pPr>
+      <w:r>
+        <w:t xml:space="preserve">Antonakis, J., Bendahan, S., Jacquart, P., &amp; Lalive, R. (2010). On making causal claims: A review and recommendations.</w:t>
+      </w:r>
+      <w:r>
+        <w:t xml:space="preserve"> </w:t>
+      </w:r>
+      <w:r>
+        <w:rPr>
+          <w:iCs/>
+          <w:i/>
+        </w:rPr>
+        <w:t xml:space="preserve">The Leadership Quarterly, 21</w:t>
+      </w:r>
+      <w:r>
+        <w:t xml:space="preserve">(6), 1086–1120.</w:t>
+      </w:r>
+      <w:r>
+        <w:t xml:space="preserve"> </w:t>
+      </w:r>
+      <w:hyperlink r:id="rId66">
+        <w:r>
+          <w:rPr>
+            <w:rStyle w:val="Hyperlink"/>
+          </w:rPr>
+          <w:t xml:space="preserve">https://doi.org/10.1016/j.leaqua.2010.10.010</w:t>
+        </w:r>
+      </w:hyperlink>
+    </w:p>
     <w:p>
       <w:pPr>
         <w:pStyle w:val="BodyText"/>
+      </w:pPr>
+      <w:r>
+        <w:t xml:space="preserve">Avenyo, E. K., Tregenna, F., &amp; Kraemer-Mbula, E. (2021). Do productive capabilities affect export performance? Evidence from African firms.</w:t>
+      </w:r>
+      <w:r>
+        <w:t xml:space="preserve"> </w:t>
+      </w:r>
+      <w:r>
+        <w:rPr>
+          <w:iCs/>
+          <w:i/>
+        </w:rPr>
+        <w:t xml:space="preserve">European Journal of Development Research, 33</w:t>
+      </w:r>
+      <w:r>
+        <w:t xml:space="preserve">(2), 304–329.</w:t>
+      </w:r>
+      <w:r>
+        <w:t xml:space="preserve"> </w:t>
+      </w:r>
+      <w:hyperlink r:id="rId67">
+        <w:r>
+          <w:rPr>
+            <w:rStyle w:val="Hyperlink"/>
+          </w:rPr>
+          <w:t xml:space="preserve">https://doi.org/10.1057/s41287-021-00364-6</w:t>
+        </w:r>
+      </w:hyperlink>
+    </w:p>
+    <w:p>
+      <w:pPr>
+        <w:pStyle w:val="BodyText"/>
+      </w:pPr>
+      <w:r>
+        <w:t xml:space="preserve">Bausch, A., &amp; Krist, M. (2007). The effect of context-related moderators on the internationalization–performance relationship: A meta-analysis.</w:t>
+      </w:r>
+      <w:r>
+        <w:t xml:space="preserve"> </w:t>
+      </w:r>
+      <w:r>
+        <w:rPr>
+          <w:iCs/>
+          <w:i/>
+        </w:rPr>
+        <w:t xml:space="preserve">Management International Review, 47</w:t>
+      </w:r>
+      <w:r>
+        <w:t xml:space="preserve">(3), 423–452.</w:t>
+      </w:r>
+      <w:r>
+        <w:t xml:space="preserve"> </w:t>
+      </w:r>
+      <w:hyperlink r:id="rId68">
+        <w:r>
+          <w:rPr>
+            <w:rStyle w:val="Hyperlink"/>
+          </w:rPr>
+          <w:t xml:space="preserve">https://doi.org/10.1007/s11575-007-0022-4</w:t>
+        </w:r>
+      </w:hyperlink>
+    </w:p>
+    <w:p>
+      <w:pPr>
+        <w:pStyle w:val="BodyText"/>
+      </w:pPr>
+      <w:r>
+        <w:t xml:space="preserve">Do, T. H., &amp; Phan, A. T. (2026). Unveiling the impact of Chinese manufacturing SMEs' internationalization on performance.</w:t>
+      </w:r>
+      <w:r>
+        <w:t xml:space="preserve"> </w:t>
+      </w:r>
+      <w:r>
+        <w:rPr>
+          <w:iCs/>
+          <w:i/>
+        </w:rPr>
+        <w:t xml:space="preserve">Journal of Finance and Accounting Research</w:t>
+      </w:r>
+      <w:r>
+        <w:t xml:space="preserve">. Advance online publication. [DOI pending; add upon assignment]</w:t>
+      </w:r>
+    </w:p>
+    <w:p>
+      <w:pPr>
+        <w:pStyle w:val="BodyText"/>
+      </w:pPr>
+      <w:r>
+        <w:t xml:space="preserve">Haans, R. F. J., Pieters, C., &amp; He, Z.-L. (2016). Thinking about U: Theorizing and testing U- and inverted U-shaped relationships in strategy research.</w:t>
+      </w:r>
+      <w:r>
+        <w:t xml:space="preserve"> </w:t>
+      </w:r>
+      <w:r>
+        <w:rPr>
+          <w:iCs/>
+          <w:i/>
+        </w:rPr>
+        <w:t xml:space="preserve">Strategic Management Journal, 37</w:t>
+      </w:r>
+      <w:r>
+        <w:t xml:space="preserve">(7), 1177–1195.</w:t>
+      </w:r>
+      <w:r>
+        <w:t xml:space="preserve"> </w:t>
+      </w:r>
+      <w:hyperlink r:id="rId69">
+        <w:r>
+          <w:rPr>
+            <w:rStyle w:val="Hyperlink"/>
+          </w:rPr>
+          <w:t xml:space="preserve">https://doi.org/10.1002/smj.2399</w:t>
+        </w:r>
+      </w:hyperlink>
+    </w:p>
+    <w:p>
+      <w:pPr>
+        <w:pStyle w:val="BodyText"/>
+      </w:pPr>
+      <w:r>
+        <w:t xml:space="preserve">Hitt, M. A., Hoskisson, R. E., &amp; Kim, H. (1997). International diversification: Effects on innovation and firm performance in product-diversified firms.</w:t>
+      </w:r>
+      <w:r>
+        <w:t xml:space="preserve"> </w:t>
+      </w:r>
+      <w:r>
+        <w:rPr>
+          <w:iCs/>
+          <w:i/>
+        </w:rPr>
+        <w:t xml:space="preserve">Academy of Management Journal, 40</w:t>
+      </w:r>
+      <w:r>
+        <w:t xml:space="preserve">(4), 767–798.</w:t>
+      </w:r>
+      <w:r>
+        <w:t xml:space="preserve"> </w:t>
+      </w:r>
+      <w:hyperlink r:id="rId70">
+        <w:r>
+          <w:rPr>
+            <w:rStyle w:val="Hyperlink"/>
+          </w:rPr>
+          <w:t xml:space="preserve">https://doi.org/10.5465/256948</w:t>
+        </w:r>
+      </w:hyperlink>
+    </w:p>
+    <w:p>
+      <w:pPr>
+        <w:pStyle w:val="BodyText"/>
+      </w:pPr>
+      <w:r>
+        <w:t xml:space="preserve">Kano, L., Tsang, E. W. K., &amp; Yeung, H. W.-C. (2020). Global value chains: A review of the multi-disciplinary literature.</w:t>
+      </w:r>
+      <w:r>
+        <w:t xml:space="preserve"> </w:t>
+      </w:r>
+      <w:r>
+        <w:rPr>
+          <w:iCs/>
+          <w:i/>
+        </w:rPr>
+        <w:t xml:space="preserve">Journal of International Business Studies, 51</w:t>
+      </w:r>
+      <w:r>
+        <w:t xml:space="preserve">(4), 577–622.</w:t>
+      </w:r>
+      <w:r>
+        <w:t xml:space="preserve"> </w:t>
+      </w:r>
+      <w:hyperlink r:id="rId71">
+        <w:r>
+          <w:rPr>
+            <w:rStyle w:val="Hyperlink"/>
+          </w:rPr>
+          <w:t xml:space="preserve">https://doi.org/10.1057/s41267-020-00304-2</w:t>
+        </w:r>
+      </w:hyperlink>
+    </w:p>
+    <w:p>
+      <w:pPr>
+        <w:pStyle w:val="BodyText"/>
+      </w:pPr>
+      <w:r>
+        <w:t xml:space="preserve">Kirca, A. H., Roth, K., Hult, G. T. M., &amp; Cavusgil, S. T. (2012). The role of context in the multinationality–performance relationship: A meta-analytic review.</w:t>
+      </w:r>
+      <w:r>
+        <w:t xml:space="preserve"> </w:t>
+      </w:r>
+      <w:r>
+        <w:rPr>
+          <w:iCs/>
+          <w:i/>
+        </w:rPr>
+        <w:t xml:space="preserve">Global Strategy Journal, 2</w:t>
+      </w:r>
+      <w:r>
+        <w:t xml:space="preserve">(2), 108–121.</w:t>
+      </w:r>
+      <w:r>
+        <w:t xml:space="preserve"> </w:t>
+      </w:r>
+      <w:hyperlink r:id="rId72">
+        <w:r>
+          <w:rPr>
+            <w:rStyle w:val="Hyperlink"/>
+          </w:rPr>
+          <w:t xml:space="preserve">https://doi.org/10.1111/j.2042-5805.2012.01028.x</w:t>
+        </w:r>
+      </w:hyperlink>
+    </w:p>
+    <w:p>
+      <w:pPr>
+        <w:pStyle w:val="BodyText"/>
+      </w:pPr>
+      <w:r>
+        <w:t xml:space="preserve">Lall, S. (1992). Technological capabilities and industrialization.</w:t>
+      </w:r>
+      <w:r>
+        <w:t xml:space="preserve"> </w:t>
+      </w:r>
+      <w:r>
+        <w:rPr>
+          <w:iCs/>
+          <w:i/>
+        </w:rPr>
+        <w:t xml:space="preserve">World Development, 20</w:t>
+      </w:r>
+      <w:r>
+        <w:t xml:space="preserve">(2), 165–186.</w:t>
+      </w:r>
+      <w:r>
+        <w:t xml:space="preserve"> </w:t>
+      </w:r>
+      <w:hyperlink r:id="rId73">
+        <w:r>
+          <w:rPr>
+            <w:rStyle w:val="Hyperlink"/>
+          </w:rPr>
+          <w:t xml:space="preserve">https://doi.org/10.1016/0305-750X(92)90097-F</w:t>
+        </w:r>
+      </w:hyperlink>
+    </w:p>
+    <w:p>
+      <w:pPr>
+        <w:pStyle w:val="BodyText"/>
+      </w:pPr>
+      <w:r>
+        <w:t xml:space="preserve">Lind, J. T., &amp; Mehlum, H. (2010). With or without U? The appropriate test for a U-shaped relationship.</w:t>
+      </w:r>
+      <w:r>
+        <w:t xml:space="preserve"> </w:t>
+      </w:r>
+      <w:r>
+        <w:rPr>
+          <w:iCs/>
+          <w:i/>
+        </w:rPr>
+        <w:t xml:space="preserve">Oxford Bulletin of Economics and Statistics, 72</w:t>
+      </w:r>
+      <w:r>
+        <w:t xml:space="preserve">(1), 109–118.</w:t>
+      </w:r>
+      <w:r>
+        <w:t xml:space="preserve"> </w:t>
+      </w:r>
+      <w:hyperlink r:id="rId74">
+        <w:r>
+          <w:rPr>
+            <w:rStyle w:val="Hyperlink"/>
+          </w:rPr>
+          <w:t xml:space="preserve">https://doi.org/10.1111/j.1468-0084.2009.00569.x</w:t>
+        </w:r>
+      </w:hyperlink>
+    </w:p>
+    <w:p>
+      <w:pPr>
+        <w:pStyle w:val="BodyText"/>
+      </w:pPr>
+      <w:r>
+        <w:t xml:space="preserve">Lu, J. W., &amp; Beamish, P. W. (2004). International diversification and firm performance: The S-curve hypothesis.</w:t>
+      </w:r>
+      <w:r>
+        <w:t xml:space="preserve"> </w:t>
+      </w:r>
+      <w:r>
+        <w:rPr>
+          <w:iCs/>
+          <w:i/>
+        </w:rPr>
+        <w:t xml:space="preserve">Academy of Management Journal, 47</w:t>
+      </w:r>
+      <w:r>
+        <w:t xml:space="preserve">(4), 598–609.</w:t>
+      </w:r>
+      <w:r>
+        <w:t xml:space="preserve"> </w:t>
+      </w:r>
+      <w:hyperlink r:id="rId75">
+        <w:r>
+          <w:rPr>
+            <w:rStyle w:val="Hyperlink"/>
+          </w:rPr>
+          <w:t xml:space="preserve">https://doi.org/10.5465/20159604</w:t>
+        </w:r>
+      </w:hyperlink>
+    </w:p>
+    <w:p>
+      <w:pPr>
+        <w:pStyle w:val="BodyText"/>
+      </w:pPr>
+      <w:r>
+        <w:t xml:space="preserve">MacKinnon, J. G., &amp; White, H. (1985). Some heteroskedasticity-consistent covariance matrix estimators with improved finite sample properties.</w:t>
+      </w:r>
+      <w:r>
+        <w:t xml:space="preserve"> </w:t>
+      </w:r>
+      <w:r>
+        <w:rPr>
+          <w:iCs/>
+          <w:i/>
+        </w:rPr>
+        <w:t xml:space="preserve">Journal of Econometrics, 29</w:t>
+      </w:r>
+      <w:r>
+        <w:t xml:space="preserve">(3), 305–325.</w:t>
+      </w:r>
+      <w:r>
+        <w:t xml:space="preserve"> </w:t>
+      </w:r>
+      <w:hyperlink r:id="rId76">
+        <w:r>
+          <w:rPr>
+            <w:rStyle w:val="Hyperlink"/>
+          </w:rPr>
+          <w:t xml:space="preserve">https://doi.org/10.1016/0304-4076(85)90158-7</w:t>
+        </w:r>
+      </w:hyperlink>
+    </w:p>
+    <w:p>
+      <w:pPr>
+        <w:pStyle w:val="BodyText"/>
+      </w:pPr>
+      <w:r>
+        <w:t xml:space="preserve">Manova, K. (2013). Credit constraints, heterogeneous firms, and international trade.</w:t>
+      </w:r>
+      <w:r>
+        <w:t xml:space="preserve"> </w:t>
+      </w:r>
+      <w:r>
+        <w:rPr>
+          <w:iCs/>
+          <w:i/>
+        </w:rPr>
+        <w:t xml:space="preserve">Review of Economic Studies, 80</w:t>
+      </w:r>
+      <w:r>
+        <w:t xml:space="preserve">(2), 711–744.</w:t>
+      </w:r>
+      <w:r>
+        <w:t xml:space="preserve"> </w:t>
+      </w:r>
+      <w:hyperlink r:id="rId77">
+        <w:r>
+          <w:rPr>
+            <w:rStyle w:val="Hyperlink"/>
+          </w:rPr>
+          <w:t xml:space="preserve">https://doi.org/10.1093/restud/rds036</w:t>
+        </w:r>
+      </w:hyperlink>
+    </w:p>
+    <w:p>
+      <w:pPr>
+        <w:pStyle w:val="BodyText"/>
+      </w:pPr>
+      <w:r>
+        <w:t xml:space="preserve">Marano, V., Arregle, J.-L., Hitt, M. A., Spadafora, E., &amp; van Essen, M. (2016). Home country institutions and the internationalization–performance relationship: A meta-analytic review.</w:t>
+      </w:r>
+      <w:r>
+        <w:t xml:space="preserve"> </w:t>
+      </w:r>
+      <w:r>
+        <w:rPr>
+          <w:iCs/>
+          <w:i/>
+        </w:rPr>
+        <w:t xml:space="preserve">Journal of Management, 42</w:t>
+      </w:r>
+      <w:r>
+        <w:t xml:space="preserve">(5), 1075–1110.</w:t>
+      </w:r>
+      <w:r>
+        <w:t xml:space="preserve"> </w:t>
+      </w:r>
+      <w:hyperlink r:id="rId78">
+        <w:r>
+          <w:rPr>
+            <w:rStyle w:val="Hyperlink"/>
+          </w:rPr>
+          <w:t xml:space="preserve">https://doi.org/10.1177/0149206315624963</w:t>
+        </w:r>
+      </w:hyperlink>
+    </w:p>
+    <w:p>
+      <w:pPr>
+        <w:pStyle w:val="BodyText"/>
+      </w:pPr>
+      <w:r>
+        <w:t xml:space="preserve">Meyer, K. E., van Witteloostuijn, A., &amp; Beugelsdijk, S. (2017). What's in a p? Reassessing best practices for conducting and reporting hypothesis-testing research.</w:t>
+      </w:r>
+      <w:r>
+        <w:t xml:space="preserve"> </w:t>
+      </w:r>
+      <w:r>
+        <w:rPr>
+          <w:iCs/>
+          <w:i/>
+        </w:rPr>
+        <w:t xml:space="preserve">Journal of International Business Studies, 48</w:t>
+      </w:r>
+      <w:r>
+        <w:t xml:space="preserve">(5), 535–551.</w:t>
+      </w:r>
+      <w:r>
+        <w:t xml:space="preserve"> </w:t>
+      </w:r>
+      <w:hyperlink r:id="rId79">
+        <w:r>
+          <w:rPr>
+            <w:rStyle w:val="Hyperlink"/>
+          </w:rPr>
+          <w:t xml:space="preserve">https://doi.org/10.1057/s41267-017-0078-8</w:t>
+        </w:r>
+      </w:hyperlink>
+    </w:p>
+    <w:p>
+      <w:pPr>
+        <w:pStyle w:val="BodyText"/>
+      </w:pPr>
+      <w:r>
+        <w:t xml:space="preserve">Nambisan, S., Wright, M., &amp; Feldman, M. (2019). The digital transformation of innovation and entrepreneurship: Progress, challenges and key themes.</w:t>
+      </w:r>
+      <w:r>
+        <w:t xml:space="preserve"> </w:t>
+      </w:r>
+      <w:r>
+        <w:rPr>
+          <w:iCs/>
+          <w:i/>
+        </w:rPr>
+        <w:t xml:space="preserve">Research Policy, 48</w:t>
+      </w:r>
+      <w:r>
+        <w:t xml:space="preserve">(8), 103773.</w:t>
+      </w:r>
+      <w:r>
+        <w:t xml:space="preserve"> </w:t>
+      </w:r>
+      <w:hyperlink r:id="rId80">
+        <w:r>
+          <w:rPr>
+            <w:rStyle w:val="Hyperlink"/>
+          </w:rPr>
+          <w:t xml:space="preserve">https://doi.org/10.1016/j.respol.2019.03.018</w:t>
+        </w:r>
+      </w:hyperlink>
+    </w:p>
+    <w:p>
+      <w:pPr>
+        <w:pStyle w:val="BodyText"/>
+      </w:pPr>
+      <w:r>
+        <w:t xml:space="preserve">Niepmann, F., &amp; Schmidt-Eisenlohr, T. (2017). International trade, risk and the role of banks.</w:t>
+      </w:r>
+      <w:r>
+        <w:t xml:space="preserve"> </w:t>
+      </w:r>
+      <w:r>
+        <w:rPr>
+          <w:iCs/>
+          <w:i/>
+        </w:rPr>
+        <w:t xml:space="preserve">Journal of International Economics, 107</w:t>
+      </w:r>
+      <w:r>
+        <w:t xml:space="preserve">, 111–126.</w:t>
+      </w:r>
+      <w:r>
+        <w:t xml:space="preserve"> </w:t>
+      </w:r>
+      <w:hyperlink r:id="rId81">
+        <w:r>
+          <w:rPr>
+            <w:rStyle w:val="Hyperlink"/>
+          </w:rPr>
+          <w:t xml:space="preserve">https://doi.org/10.1016/j.jinteco.2017.03.007</w:t>
+        </w:r>
+      </w:hyperlink>
+    </w:p>
+    <w:p>
+      <w:pPr>
+        <w:pStyle w:val="BodyText"/>
+      </w:pPr>
+      <w:r>
+        <w:t xml:space="preserve">Paternoster, R., Brame, R., Mazerolle, P., &amp; Piquero, A. (1998). Using the correct statistical test for the equality of regression coefficients.</w:t>
+      </w:r>
+      <w:r>
+        <w:t xml:space="preserve"> </w:t>
+      </w:r>
+      <w:r>
+        <w:rPr>
+          <w:iCs/>
+          <w:i/>
+        </w:rPr>
+        <w:t xml:space="preserve">Criminology, 36</w:t>
+      </w:r>
+      <w:r>
+        <w:t xml:space="preserve">(4), 859–866.</w:t>
+      </w:r>
+      <w:r>
+        <w:t xml:space="preserve"> </w:t>
+      </w:r>
+      <w:hyperlink r:id="rId82">
+        <w:r>
+          <w:rPr>
+            <w:rStyle w:val="Hyperlink"/>
+          </w:rPr>
+          <w:t xml:space="preserve">https://doi.org/10.1111/j.1745-9125.1998.tb01268.x</w:t>
+        </w:r>
+      </w:hyperlink>
+    </w:p>
+    <w:p>
+      <w:pPr>
+        <w:pStyle w:val="BodyText"/>
+      </w:pPr>
+      <w:r>
+        <w:t xml:space="preserve">Pierce, J. R., &amp; Aguinis, H. (2013). The too-much-of-a-good-thing effect in management.</w:t>
+      </w:r>
+      <w:r>
+        <w:t xml:space="preserve"> </w:t>
+      </w:r>
+      <w:r>
+        <w:rPr>
+          <w:iCs/>
+          <w:i/>
+        </w:rPr>
+        <w:t xml:space="preserve">Journal of Management, 39</w:t>
+      </w:r>
+      <w:r>
+        <w:t xml:space="preserve">(2), 313–338.</w:t>
+      </w:r>
+      <w:r>
+        <w:t xml:space="preserve"> </w:t>
+      </w:r>
+      <w:hyperlink r:id="rId83">
+        <w:r>
+          <w:rPr>
+            <w:rStyle w:val="Hyperlink"/>
+          </w:rPr>
+          <w:t xml:space="preserve">https://doi.org/10.1177/0149206311410060</w:t>
+        </w:r>
+      </w:hyperlink>
+    </w:p>
+    <w:p>
+      <w:pPr>
+        <w:pStyle w:val="BodyText"/>
+      </w:pPr>
+      <w:r>
+        <w:t xml:space="preserve">Schwens, C., Zapkau, F. B., Bierwerth, M., Isidor, R., Knight, G., &amp; Kabst, R. (2018). International entrepreneurship: A meta-analysis on the internationalization and performance relationship.</w:t>
+      </w:r>
+      <w:r>
+        <w:t xml:space="preserve"> </w:t>
+      </w:r>
+      <w:r>
+        <w:rPr>
+          <w:iCs/>
+          <w:i/>
+        </w:rPr>
+        <w:t xml:space="preserve">Entrepreneurship Theory and Practice, 42</w:t>
+      </w:r>
+      <w:r>
+        <w:t xml:space="preserve">(5), 734–768.</w:t>
+      </w:r>
+      <w:r>
+        <w:t xml:space="preserve"> </w:t>
+      </w:r>
+      <w:hyperlink r:id="rId84">
+        <w:r>
+          <w:rPr>
+            <w:rStyle w:val="Hyperlink"/>
+          </w:rPr>
+          <w:t xml:space="preserve">https://doi.org/10.1177/1042258718795346</w:t>
+        </w:r>
+      </w:hyperlink>
+    </w:p>
+    <w:p>
+      <w:pPr>
+        <w:pStyle w:val="BodyText"/>
+      </w:pPr>
+      <w:r>
+        <w:t xml:space="preserve">Shaver, J. M. (2020). Causal identification through a cumulative body of research in the study of strategy and organizations.</w:t>
+      </w:r>
+      <w:r>
+        <w:t xml:space="preserve"> </w:t>
+      </w:r>
+      <w:r>
+        <w:rPr>
+          <w:iCs/>
+          <w:i/>
+        </w:rPr>
+        <w:t xml:space="preserve">Journal of Management, 46</w:t>
+      </w:r>
+      <w:r>
+        <w:t xml:space="preserve">(7), 1244–1256.</w:t>
+      </w:r>
+      <w:r>
+        <w:t xml:space="preserve"> </w:t>
+      </w:r>
+      <w:hyperlink r:id="rId85">
+        <w:r>
+          <w:rPr>
+            <w:rStyle w:val="Hyperlink"/>
+          </w:rPr>
+          <w:t xml:space="preserve">https://doi.org/10.1177/0149206319846272</w:t>
+        </w:r>
+      </w:hyperlink>
+    </w:p>
+    <w:p>
+      <w:pPr>
+        <w:pStyle w:val="BodyText"/>
+      </w:pPr>
+      <w:r>
+        <w:t xml:space="preserve">Teece, D. J. (2007). Explicating dynamic capabilities: The nature and microfoundations of (sustainable) enterprise performance.</w:t>
+      </w:r>
+      <w:r>
+        <w:t xml:space="preserve"> </w:t>
+      </w:r>
+      <w:r>
+        <w:rPr>
+          <w:iCs/>
+          <w:i/>
+        </w:rPr>
+        <w:t xml:space="preserve">Strategic Management Journal, 28</w:t>
+      </w:r>
+      <w:r>
+        <w:t xml:space="preserve">(13), 1319–1350.</w:t>
+      </w:r>
+      <w:r>
+        <w:t xml:space="preserve"> </w:t>
+      </w:r>
+      <w:hyperlink r:id="rId86">
+        <w:r>
+          <w:rPr>
+            <w:rStyle w:val="Hyperlink"/>
+          </w:rPr>
+          <w:t xml:space="preserve">https://doi.org/10.1002/smj.640</w:t>
+        </w:r>
+      </w:hyperlink>
+    </w:p>
+    <w:p>
+      <w:pPr>
+        <w:pStyle w:val="BodyText"/>
+      </w:pPr>
+      <w:r>
+        <w:t xml:space="preserve">Verhoef, P. C., Broekhuizen, T., Bart, Y., Bhattacharya, A., Dong, J. Q., Fabian, N., &amp; Haenlein, M. (2021). Digital transformation: A multidisciplinary reflection and research agenda.</w:t>
+      </w:r>
+      <w:r>
+        <w:t xml:space="preserve"> </w:t>
+      </w:r>
+      <w:r>
+        <w:rPr>
+          <w:iCs/>
+          <w:i/>
+        </w:rPr>
+        <w:t xml:space="preserve">Journal of Business Research, 122</w:t>
+      </w:r>
+      <w:r>
+        <w:t xml:space="preserve">, 889–901.</w:t>
+      </w:r>
+      <w:r>
+        <w:t xml:space="preserve"> </w:t>
+      </w:r>
+      <w:hyperlink r:id="rId87">
+        <w:r>
+          <w:rPr>
+            <w:rStyle w:val="Hyperlink"/>
+          </w:rPr>
+          <w:t xml:space="preserve">https://doi.org/10.1016/j.jbusres.2019.09.022</w:t>
+        </w:r>
+      </w:hyperlink>
+    </w:p>
+    <w:p>
+      <w:pPr>
+        <w:pStyle w:val="BodyText"/>
+      </w:pPr>
+      <w:r>
+        <w:t xml:space="preserve">Vial, G. (2019). Understanding digital transformation: A review and a research agenda.</w:t>
+      </w:r>
+      <w:r>
+        <w:t xml:space="preserve"> </w:t>
+      </w:r>
+      <w:r>
+        <w:rPr>
+          <w:iCs/>
+          <w:i/>
+        </w:rPr>
+        <w:t xml:space="preserve">The Journal of Strategic Information Systems, 28</w:t>
+      </w:r>
+      <w:r>
+        <w:t xml:space="preserve">(2), 118–144.</w:t>
+      </w:r>
+      <w:r>
+        <w:t xml:space="preserve"> </w:t>
+      </w:r>
+      <w:hyperlink r:id="rId88">
+        <w:r>
+          <w:rPr>
+            <w:rStyle w:val="Hyperlink"/>
+          </w:rPr>
+          <w:t xml:space="preserve">https://doi.org/10.1016/j.jsis.2019.01.003</w:t>
+        </w:r>
+      </w:hyperlink>
+    </w:p>
+    <w:p>
+      <w:pPr>
+        <w:pStyle w:val="BodyText"/>
+      </w:pPr>
+      <w:r>
+        <w:t xml:space="preserve">Volberda, H. W., Khanagha, S., Baden-Fuller, C., Mihalache, O. R., &amp; Birkinshaw, J. (2021). Strategizing in a digital world: Overcoming cognitive barriers, reconfiguring routines and introducing new organizational forms.</w:t>
+      </w:r>
+      <w:r>
+        <w:t xml:space="preserve"> </w:t>
+      </w:r>
+      <w:r>
+        <w:rPr>
+          <w:iCs/>
+          <w:i/>
+        </w:rPr>
+        <w:t xml:space="preserve">Long Range Planning, 54</w:t>
+      </w:r>
+      <w:r>
+        <w:t xml:space="preserve">(5), 102110.</w:t>
+      </w:r>
+      <w:r>
+        <w:t xml:space="preserve"> </w:t>
+      </w:r>
+      <w:hyperlink r:id="rId89">
+        <w:r>
+          <w:rPr>
+            <w:rStyle w:val="Hyperlink"/>
+          </w:rPr>
+          <w:t xml:space="preserve">https://doi.org/10.1016/j.lrp.2021.102110</w:t>
+        </w:r>
+      </w:hyperlink>
+    </w:p>
+    <w:p>
+      <w:pPr>
+        <w:pStyle w:val="BodyText"/>
+      </w:pPr>
+      <w:r>
+        <w:t xml:space="preserve">Wagner, J. (2007). Exports and productivity: A survey of the evidence from firm-level data.</w:t>
+      </w:r>
+      <w:r>
+        <w:t xml:space="preserve"> </w:t>
+      </w:r>
+      <w:r>
+        <w:rPr>
+          <w:iCs/>
+          <w:i/>
+        </w:rPr>
+        <w:t xml:space="preserve">The World Economy, 30</w:t>
+      </w:r>
+      <w:r>
+        <w:t xml:space="preserve">(1), 60–82.</w:t>
+      </w:r>
+      <w:r>
+        <w:t xml:space="preserve"> </w:t>
+      </w:r>
+      <w:hyperlink r:id="rId90">
+        <w:r>
+          <w:rPr>
+            <w:rStyle w:val="Hyperlink"/>
+          </w:rPr>
+          <w:t xml:space="preserve">https://doi.org/10.1111/j.1467-9701.2007.00872.x</w:t>
+        </w:r>
+      </w:hyperlink>
+    </w:p>
+    <w:p>
+      <w:pPr>
+        <w:pStyle w:val="BodyText"/>
+      </w:pPr>
+      <w:r>
+        <w:t xml:space="preserve">World Bank. (2013).</w:t>
+      </w:r>
+      <w:r>
+        <w:t xml:space="preserve"> </w:t>
+      </w:r>
+      <w:r>
+        <w:rPr>
+          <w:iCs/>
+          <w:i/>
+        </w:rPr>
+        <w:t xml:space="preserve">China Enterprise Survey 2012</w:t>
+      </w:r>
+      <w:r>
+        <w:t xml:space="preserve"> </w:t>
+      </w:r>
+      <w:r>
+        <w:t xml:space="preserve">[Data file]. World Bank Enterprise Surveys.</w:t>
+      </w:r>
+      <w:r>
+        <w:t xml:space="preserve"> </w:t>
+      </w:r>
+      <w:hyperlink r:id="rId63">
+        <w:r>
+          <w:rPr>
+            <w:rStyle w:val="Hyperlink"/>
+          </w:rPr>
+          <w:t xml:space="preserve">https://www.enterprisesurveys.org</w:t>
+        </w:r>
+      </w:hyperlink>
+    </w:p>
+    <w:p>
+      <w:pPr>
+        <w:pStyle w:val="BodyText"/>
+      </w:pPr>
+      <w:r>
+        <w:t xml:space="preserve">World Bank. (2025).</w:t>
+      </w:r>
+      <w:r>
+        <w:t xml:space="preserve"> </w:t>
+      </w:r>
+      <w:r>
+        <w:rPr>
+          <w:iCs/>
+          <w:i/>
+        </w:rPr>
+        <w:t xml:space="preserve">China Enterprise Survey 2024</w:t>
+      </w:r>
+      <w:r>
+        <w:t xml:space="preserve"> </w:t>
+      </w:r>
+      <w:r>
+        <w:t xml:space="preserve">[Data file]. World Bank Enterprise Surveys.</w:t>
+      </w:r>
+      <w:r>
+        <w:t xml:space="preserve"> </w:t>
+      </w:r>
+      <w:hyperlink r:id="rId63">
+        <w:r>
+          <w:rPr>
+            <w:rStyle w:val="Hyperlink"/>
+          </w:rPr>
+          <w:t xml:space="preserve">https://www.enterprisesurveys.org</w:t>
+        </w:r>
+      </w:hyperlink>
+    </w:p>
+    <w:p>
+      <w:pPr>
+        <w:pStyle w:val="BodyText"/>
+      </w:pPr>
+      <w:r>
+        <w:t xml:space="preserve">Xiao, S. S., Jeong, I., Moon, J. J., Chung, C. C., &amp; Chung, J. (2013). Internationalization and performance of firms in China: Moderating effects of governance structure and the degree of centralized control.</w:t>
+      </w:r>
+      <w:r>
+        <w:t xml:space="preserve"> </w:t>
+      </w:r>
+      <w:r>
+        <w:rPr>
+          <w:iCs/>
+          <w:i/>
+        </w:rPr>
+        <w:t xml:space="preserve">Journal of International Management, 19</w:t>
+      </w:r>
+      <w:r>
+        <w:t xml:space="preserve">(2), 118–137.</w:t>
+      </w:r>
+      <w:r>
+        <w:t xml:space="preserve"> </w:t>
+      </w:r>
+      <w:hyperlink r:id="rId91">
+        <w:r>
+          <w:rPr>
+            <w:rStyle w:val="Hyperlink"/>
+          </w:rPr>
+          <w:t xml:space="preserve">https://doi.org/10.1016/j.intman.2012.12.003</w:t>
+        </w:r>
+      </w:hyperlink>
+    </w:p>
+    <w:p>
+      <w:r>
+        <w:pict>
+          <v:rect style="width:0;height:1.5pt" o:hralign="center" o:hrstd="t" o:hr="t"/>
+        </w:pict>
+      </w:r>
+    </w:p>
+    <w:p>
+      <w:pPr>
+        <w:pStyle w:val="FirstParagraph"/>
       </w:pPr>
       <w:r>
         <w:rPr>
@@ -7273,7 +7355,7 @@
           <w:iCs/>
           <w:i/>
         </w:rPr>
-        <w:t xml:space="preserve">apjm/</w:t>
+        <w:t xml:space="preserve">ijoem/</w:t>
       </w:r>
       <w:r>
         <w:rPr>
@@ -7287,7 +7369,7 @@
           <w:iCs/>
           <w:i/>
         </w:rPr>
-        <w:t xml:space="preserve">subfolders. The complete v1.8 manuscript is assembled from six section parts (</w:t>
+        <w:t xml:space="preserve">subfolders. The complete v1.8 manuscript is assembled from the section parts (</w:t>
       </w:r>
       <w:r>
         <w:rPr>
@@ -7295,7 +7377,7 @@
           <w:iCs/>
           <w:i/>
         </w:rPr>
-        <w:t xml:space="preserve">apjm/manuscript_v1_8_blinded_part{1,2,3,4,5,6}_*.md</w:t>
+        <w:t xml:space="preserve">ijoem/manuscript_v1_8_blinded_part{1,2,3,4,5,6,7}_*.md</w:t>
       </w:r>
       <w:r>
         <w:rPr>
@@ -7317,7 +7399,7 @@
           <w:iCs/>
           <w:i/>
         </w:rPr>
-        <w:t xml:space="preserve">apjm/build_docx.sh</w:t>
+        <w:t xml:space="preserve">ijoem/build_docx.sh</w:t>
       </w:r>
       <w:r>
         <w:rPr>
@@ -7332,7 +7414,7 @@
           <w:iCs/>
           <w:i/>
         </w:rPr>
-        <w:t xml:space="preserve">apjm/VERIFICATION_RESULTS.md</w:t>
+        <w:t xml:space="preserve">ijoem/CITATION_AUDIT.md</w:t>
       </w:r>
       <w:r>
         <w:rPr>
@@ -7342,8 +7424,8 @@
         <w:t xml:space="preserve">), and figure-rendering scripts are documented in the repository README.</w:t>
       </w:r>
     </w:p>
-    <w:bookmarkEnd w:id="61"/>
-    <w:bookmarkEnd w:id="62"/>
+    <w:bookmarkEnd w:id="92"/>
+    <w:bookmarkEnd w:id="93"/>
     <w:sectPr>
       <w:pgSz w:h="16838" w:w="11906"/>
       <w:pgMar w:bottom="1417" w:left="1417" w:right="1417" w:top="1417"/>
@@ -7533,6 +7615,9 @@
     <w:abstractNumId w:val="990"/>
   </w:num>
   <w:num w:numId="1001">
+    <w:abstractNumId w:val="991"/>
+  </w:num>
+  <w:num w:numId="1002">
     <w:abstractNumId w:val="991"/>
   </w:num>
 </w:numbering>

--- a/dist/manuscripts/en/p5_china_en_clean.docx
+++ b/dist/manuscripts/en/p5_china_en_clean.docx
@@ -2,7 +2,7 @@
 <file path=word/document.xml><?xml version="1.0" encoding="utf-8"?>
 <w:document xmlns:w="http://schemas.openxmlformats.org/wordprocessingml/2006/main" xmlns:m="http://schemas.openxmlformats.org/officeDocument/2006/math" xmlns:r="http://schemas.openxmlformats.org/officeDocument/2006/relationships" xmlns:o="urn:schemas-microsoft-com:office:office" xmlns:v="urn:schemas-microsoft-com:vml" xmlns:w10="urn:schemas-microsoft-com:office:word" xmlns:a="http://schemas.openxmlformats.org/drawingml/2006/main" xmlns:pic="http://schemas.openxmlformats.org/drawingml/2006/picture" xmlns:wp="http://schemas.openxmlformats.org/drawingml/2006/wordprocessingDrawing">
   <w:body>
-    <w:bookmarkStart w:id="93" w:name="Xeed239f9d2e1ce3a88fd46b256b65d8ab89b86a"/>
+    <w:bookmarkStart w:id="62" w:name="Xeed239f9d2e1ce3a88fd46b256b65d8ab89b86a"/>
     <w:p>
       <w:pPr>
         <w:pStyle w:val="Heading1"/>
@@ -26,29 +26,12 @@
         <w:t xml:space="preserve"> </w:t>
       </w:r>
       <w:r>
-        <w:t xml:space="preserve">· School of Economics, Can Tho University ·</w:t>
+        <w:t xml:space="preserve">· School of Economics, Can Tho University · huongp1323001@gstudent.ctu.edu.vn · ORCID:</w:t>
       </w:r>
       <w:r>
         <w:t xml:space="preserve"> </w:t>
       </w:r>
       <w:hyperlink r:id="rId20">
-        <w:r>
-          <w:rPr>
-            <w:rStyle w:val="Hyperlink"/>
-          </w:rPr>
-          <w:t xml:space="preserve">huongp1323001@gstudent.ctu.edu.vn</w:t>
-        </w:r>
-      </w:hyperlink>
-      <w:r>
-        <w:t xml:space="preserve"> </w:t>
-      </w:r>
-      <w:r>
-        <w:t xml:space="preserve">· ORCID:</w:t>
-      </w:r>
-      <w:r>
-        <w:t xml:space="preserve"> </w:t>
-      </w:r>
-      <w:hyperlink r:id="rId21">
         <w:r>
           <w:rPr>
             <w:rStyle w:val="Hyperlink"/>
@@ -80,29 +63,12 @@
         <w:t xml:space="preserve"> </w:t>
       </w:r>
       <w:r>
-        <w:t xml:space="preserve">· School of Economics, Can Tho University ·</w:t>
-      </w:r>
-      <w:r>
-        <w:t xml:space="preserve"> </w:t>
-      </w:r>
-      <w:hyperlink r:id="rId22">
-        <w:r>
-          <w:rPr>
-            <w:rStyle w:val="Hyperlink"/>
-          </w:rPr>
-          <w:t xml:space="preserve">patu@ctu.edu.vn</w:t>
-        </w:r>
-      </w:hyperlink>
-      <w:r>
-        <w:t xml:space="preserve"> </w:t>
-      </w:r>
-      <w:r>
-        <w:t xml:space="preserve">· ORCID:</w:t>
-      </w:r>
-      <w:r>
-        <w:t xml:space="preserve"> </w:t>
-      </w:r>
-      <w:hyperlink r:id="rId23">
+        <w:t xml:space="preserve">· School of Economics, Can Tho University · patu@ctu.edu.vn · ORCID:</w:t>
+      </w:r>
+      <w:r>
+        <w:t xml:space="preserve"> </w:t>
+      </w:r>
+      <w:hyperlink r:id="rId21">
         <w:r>
           <w:rPr>
             <w:rStyle w:val="Hyperlink"/>
@@ -209,7 +175,7 @@
         </w:pict>
       </w:r>
     </w:p>
-    <w:bookmarkStart w:id="24" w:name="abstract"/>
+    <w:bookmarkStart w:id="22" w:name="abstract"/>
     <w:p>
       <w:pPr>
         <w:pStyle w:val="Heading2"/>
@@ -260,7 +226,42 @@
         <w:t xml:space="preserve">Findings</w:t>
       </w:r>
       <w:r>
-        <w:t xml:space="preserve">: Turning points remain within a tight range (49.4% in 2012, 47.2% in 2024, 48.8% pooled) with overlapping confidence intervals. Paternoster tests do not reject coefficient equality across waves (FSTS z = +0.82, p = .412; FSTS² z = −0.61, p = .545), supporting H2b (structural durability) over H2a (environmental shift). Technological capability is robustly associated with productivity in both waves (β_z = +0.28 in 2012, +0.43 in 2024; both p &lt; .001) but does not robustly moderate the I–P curvature. A single-item digital-presence proxy is positively associated with productivity but is retained as a baseline control, not a capability construct.</w:t>
+        <w:t xml:space="preserve">: Turning points remain within a tight range (49.4% in 2012, 47.2% in 2024, 48.8% pooled) with overlapping confidence intervals. Paternoster tests do not reject coefficient equality across waves (FSTS z = +0.82, p = .412;</w:t>
+      </w:r>
+      <w:r>
+        <w:t xml:space="preserve"> </w:t>
+      </w:r>
+      <m:oMath>
+        <m:sSup>
+          <m:e>
+            <m:r>
+              <m:rPr>
+                <m:nor/>
+                <m:sty m:val="p"/>
+              </m:rPr>
+              <m:t>FSTS</m:t>
+            </m:r>
+          </m:e>
+          <m:sup>
+            <m:r>
+              <m:t>2</m:t>
+            </m:r>
+          </m:sup>
+        </m:sSup>
+      </m:oMath>
+      <w:r>
+        <w:t xml:space="preserve"> </w:t>
+      </w:r>
+      <w:r>
+        <w:t xml:space="preserve">z = −0.61, p = .545), supporting H2b (structural durability) over H2a (environmental shift). Technological capability is robustly associated with productivity in both waves (</w:t>
+      </w:r>
+      <m:oMath>
+        <m:r>
+          <m:t>β</m:t>
+        </m:r>
+      </m:oMath>
+      <w:r>
+        <w:t xml:space="preserve">_z = +0.28 in 2012, +0.43 in 2024; both p &lt; .001) but does not robustly moderate the I–P curvature. A single-item digital-presence proxy is positively associated with productivity but is retained as a baseline control, not a capability construct.</w:t>
       </w:r>
     </w:p>
     <w:p>
@@ -339,8 +340,8 @@
         </w:pict>
       </w:r>
     </w:p>
-    <w:bookmarkEnd w:id="24"/>
-    <w:bookmarkStart w:id="25" w:name="highlights"/>
+    <w:bookmarkEnd w:id="22"/>
+    <w:bookmarkStart w:id="23" w:name="highlights"/>
     <w:p>
       <w:pPr>
         <w:pStyle w:val="Heading2"/>
@@ -396,7 +397,34 @@
         <w:t xml:space="preserve"> </w:t>
       </w:r>
       <w:r>
-        <w:t xml:space="preserve">tests (Paternoster 1998 z-tests) do not reject coefficient equality across waves (FSTS z = +0.82, p = .412; FSTS² z = −0.61, p = .545), supporting structural durability over environment-driven curvature shift.</w:t>
+        <w:t xml:space="preserve">tests (Paternoster 1998 z-tests) do not reject coefficient equality across waves (FSTS z = +0.82, p = .412;</w:t>
+      </w:r>
+      <w:r>
+        <w:t xml:space="preserve"> </w:t>
+      </w:r>
+      <m:oMath>
+        <m:sSup>
+          <m:e>
+            <m:r>
+              <m:rPr>
+                <m:nor/>
+                <m:sty m:val="p"/>
+              </m:rPr>
+              <m:t>FSTS</m:t>
+            </m:r>
+          </m:e>
+          <m:sup>
+            <m:r>
+              <m:t>2</m:t>
+            </m:r>
+          </m:sup>
+        </m:sSup>
+      </m:oMath>
+      <w:r>
+        <w:t xml:space="preserve"> </w:t>
+      </w:r>
+      <w:r>
+        <w:t xml:space="preserve">z = −0.61, p = .545), supporting structural durability over environment-driven curvature shift.</w:t>
       </w:r>
     </w:p>
     <w:p>
@@ -418,7 +446,36 @@
         <w:t xml:space="preserve"> </w:t>
       </w:r>
       <w:r>
-        <w:t xml:space="preserve">(TCI_full) is a robust positive predictor of productivity in both waves (β_z = +0.28 in 2012 and +0.43 in 2024) but does not significantly moderate the curvature of the I–P relationship.</w:t>
+        <w:t xml:space="preserve">(</w:t>
+      </w:r>
+      <m:oMath>
+        <m:sSub>
+          <m:e>
+            <m:r>
+              <m:rPr>
+                <m:nor/>
+                <m:sty m:val="p"/>
+              </m:rPr>
+              <m:t>TCI</m:t>
+            </m:r>
+          </m:e>
+          <m:sub>
+            <m:r>
+              <m:t>f</m:t>
+            </m:r>
+          </m:sub>
+        </m:sSub>
+      </m:oMath>
+      <w:r>
+        <w:t xml:space="preserve">ull) is a robust positive predictor of productivity in both waves (</w:t>
+      </w:r>
+      <m:oMath>
+        <m:r>
+          <m:t>β</m:t>
+        </m:r>
+      </m:oMath>
+      <w:r>
+        <w:t xml:space="preserve">_z = +0.28 in 2012 and +0.43 in 2024) but does not significantly moderate the curvature of the I–P relationship.</w:t>
       </w:r>
     </w:p>
     <w:p>
@@ -446,7 +503,28 @@
         <w:t xml:space="preserve"> </w:t>
       </w:r>
       <w:r>
-        <w:t xml:space="preserve">(DAI_core: own-website) is positively associated with productivity as a baseline control; it is not a theoretically grounded capability construct in this paper.</w:t>
+        <w:t xml:space="preserve">(</w:t>
+      </w:r>
+      <m:oMath>
+        <m:sSub>
+          <m:e>
+            <m:r>
+              <m:rPr>
+                <m:nor/>
+                <m:sty m:val="p"/>
+              </m:rPr>
+              <m:t>DAI</m:t>
+            </m:r>
+          </m:e>
+          <m:sub>
+            <m:r>
+              <m:t>c</m:t>
+            </m:r>
+          </m:sub>
+        </m:sSub>
+      </m:oMath>
+      <w:r>
+        <w:t xml:space="preserve">ore: own-website) is positively associated with productivity as a baseline control; it is not a theoretically grounded capability construct in this paper.</w:t>
       </w:r>
     </w:p>
     <w:p>
@@ -484,8 +562,8 @@
         </w:pict>
       </w:r>
     </w:p>
-    <w:bookmarkEnd w:id="25"/>
-    <w:bookmarkStart w:id="26" w:name="Xe3d0fc0bea9a42ce7605565d0964033d7f6ee47"/>
+    <w:bookmarkEnd w:id="23"/>
+    <w:bookmarkStart w:id="24" w:name="introduction"/>
     <w:p>
       <w:pPr>
         <w:pStyle w:val="Heading2"/>
@@ -543,7 +621,28 @@
         <w:t xml:space="preserve"> </w:t>
       </w:r>
       <w:r>
-        <w:t xml:space="preserve">Does technological capability (TCI_full) moderate the curvature of the I–P relationship, and does that moderation change across waves?</w:t>
+        <w:t xml:space="preserve">Does technological capability (</w:t>
+      </w:r>
+      <m:oMath>
+        <m:sSub>
+          <m:e>
+            <m:r>
+              <m:rPr>
+                <m:nor/>
+                <m:sty m:val="p"/>
+              </m:rPr>
+              <m:t>TCI</m:t>
+            </m:r>
+          </m:e>
+          <m:sub>
+            <m:r>
+              <m:t>f</m:t>
+            </m:r>
+          </m:sub>
+        </m:sSub>
+      </m:oMath>
+      <w:r>
+        <w:t xml:space="preserve">ull) moderate the curvature of the I–P relationship, and does that moderation change across waves?</w:t>
       </w:r>
     </w:p>
     <w:p>
@@ -551,7 +650,28 @@
         <w:pStyle w:val="FirstParagraph"/>
       </w:pPr>
       <w:r>
-        <w:t xml:space="preserve">This study contributes to the I–P literature in three ways. It provides the first within-country, two-wave test of threshold stability for China using WBES data, and it operationalises technological capability through a validated composite index (TCI_full) rather than single-item proxies. The null moderation finding then recasts capability’s role from a curvature-shaper to a level-shifter, with implications for the boundary conditions of the inverted-U.</w:t>
+        <w:t xml:space="preserve">This study contributes to the I–P literature in three ways. It provides the first within-country, two-wave test of threshold stability for China using WBES data, and it operationalises technological capability through a validated composite index (</w:t>
+      </w:r>
+      <m:oMath>
+        <m:sSub>
+          <m:e>
+            <m:r>
+              <m:rPr>
+                <m:nor/>
+                <m:sty m:val="p"/>
+              </m:rPr>
+              <m:t>TCI</m:t>
+            </m:r>
+          </m:e>
+          <m:sub>
+            <m:r>
+              <m:t>f</m:t>
+            </m:r>
+          </m:sub>
+        </m:sSub>
+      </m:oMath>
+      <w:r>
+        <w:t xml:space="preserve">ull) rather than single-item proxies. The null moderation finding then recasts capability’s role from a curvature-shaper to a level-shifter, with implications for the boundary conditions of the inverted-U.</w:t>
       </w:r>
     </w:p>
     <w:p>
@@ -569,8 +689,8 @@
         </w:pict>
       </w:r>
     </w:p>
-    <w:bookmarkEnd w:id="26"/>
-    <w:bookmarkStart w:id="33" w:name="X8bf20a63f0decf7b16e99d564b9958ec4fbbb23"/>
+    <w:bookmarkEnd w:id="24"/>
+    <w:bookmarkStart w:id="31" w:name="theory-and-hypotheses"/>
     <w:p>
       <w:pPr>
         <w:pStyle w:val="Heading2"/>
@@ -579,7 +699,7 @@
         <w:t xml:space="preserve">2. Theory and Hypotheses</w:t>
       </w:r>
     </w:p>
-    <w:bookmarkStart w:id="27" w:name="Xe089a51cf00ad631dbcdfa837bfcf2befbbb388"/>
+    <w:bookmarkStart w:id="25" w:name="X80f1b9a6838da6506200db77e2279c8969787f1"/>
     <w:p>
       <w:pPr>
         <w:pStyle w:val="Heading3"/>
@@ -614,8 +734,8 @@
         <w:t xml:space="preserve">In the Chinese private-firm context, when export intensity increases from zero, firm performance (log labour productivity) first rises and then falls, because early export exposure generates learning, scale, and diversification gains (Johanson and Vahlne, 1977; Wagner, 2007), while beyond a threshold, coordination costs and resource diversion erode net returns (Hitt et al., 1997; Pierce and Aguinis, 2013), such that the FSTS–lnLP relationship follows an inverted-U (quadratic) form before export intensity exceeds the cost-benefit inflection point.</w:t>
       </w:r>
     </w:p>
-    <w:bookmarkEnd w:id="27"/>
-    <w:bookmarkStart w:id="28" w:name="Xf1c81d13fe998b882da119ca3ec3b3d40ce5a1b"/>
+    <w:bookmarkEnd w:id="25"/>
+    <w:bookmarkStart w:id="26" w:name="temporal-stability-of-the-ip-curvature"/>
     <w:p>
       <w:pPr>
         <w:pStyle w:val="Heading3"/>
@@ -629,7 +749,92 @@
         <w:pStyle w:val="FirstParagraph"/>
       </w:pPr>
       <w:r>
-        <w:t xml:space="preserve">Between 2012 and 2024, China’s export environment shifted substantially: bilateral trade friction with advanced economies, BRI-driven diversification toward emerging markets, and COVID-19 disruption. Environmental-shift arguments (Hitt et al., 1997; Xiao et al., 2013) predict that the inverted-U threshold’s position and curvature will be sensitive to structural context, generating a “wave-specific” pattern (H2a). Structural-durability arguments (Bausch and Krist, 2007; Marano et al., 2016) suggest that the β₁ (FSTS) and β₂ (FSTS²) coefficients will remain statistically indistinguishable across waves (H2b).</w:t>
+        <w:t xml:space="preserve">Between 2012 and 2024, China’s export environment shifted substantially: bilateral trade friction with advanced economies, BRI-driven diversification toward emerging markets, and COVID-19 disruption. Environmental-shift arguments (Hitt et al., 1997; Xiao et al., 2013) predict that the inverted-U threshold’s position and curvature will be sensitive to structural context, generating a</w:t>
+      </w:r>
+      <w:r>
+        <w:t xml:space="preserve"> </w:t>
+      </w:r>
+      <w:r>
+        <w:t xml:space="preserve">“</w:t>
+      </w:r>
+      <w:r>
+        <w:t xml:space="preserve">wave-specific</w:t>
+      </w:r>
+      <w:r>
+        <w:t xml:space="preserve">”</w:t>
+      </w:r>
+      <w:r>
+        <w:t xml:space="preserve"> </w:t>
+      </w:r>
+      <w:r>
+        <w:t xml:space="preserve">pattern (H2a). Structural-durability arguments (Bausch and Krist, 2007; Marano et al., 2016) suggest that the</w:t>
+      </w:r>
+      <w:r>
+        <w:t xml:space="preserve"> </w:t>
+      </w:r>
+      <m:oMath>
+        <m:sSub>
+          <m:e>
+            <m:r>
+              <m:t>β</m:t>
+            </m:r>
+          </m:e>
+          <m:sub>
+            <m:r>
+              <m:t>1</m:t>
+            </m:r>
+          </m:sub>
+        </m:sSub>
+      </m:oMath>
+      <w:r>
+        <w:t xml:space="preserve"> </w:t>
+      </w:r>
+      <w:r>
+        <w:t xml:space="preserve">(FSTS) and</w:t>
+      </w:r>
+      <w:r>
+        <w:t xml:space="preserve"> </w:t>
+      </w:r>
+      <m:oMath>
+        <m:sSub>
+          <m:e>
+            <m:r>
+              <m:t>β</m:t>
+            </m:r>
+          </m:e>
+          <m:sub>
+            <m:r>
+              <m:t>2</m:t>
+            </m:r>
+          </m:sub>
+        </m:sSub>
+      </m:oMath>
+      <w:r>
+        <w:t xml:space="preserve"> </w:t>
+      </w:r>
+      <w:r>
+        <w:t xml:space="preserve">(</w:t>
+      </w:r>
+      <m:oMath>
+        <m:sSup>
+          <m:e>
+            <m:r>
+              <m:rPr>
+                <m:nor/>
+                <m:sty m:val="p"/>
+              </m:rPr>
+              <m:t>FSTS</m:t>
+            </m:r>
+          </m:e>
+          <m:sup>
+            <m:r>
+              <m:t>2</m:t>
+            </m:r>
+          </m:sup>
+        </m:sSup>
+      </m:oMath>
+      <w:r>
+        <w:t xml:space="preserve">) coefficients will remain statistically indistinguishable across waves (H2b).</w:t>
       </w:r>
     </w:p>
     <w:p>
@@ -647,7 +852,44 @@
         <w:t xml:space="preserve"> </w:t>
       </w:r>
       <w:r>
-        <w:t xml:space="preserve">When China's export environment shifts substantially between 2012 and 2024, the I–P curvature coefficients (β₁, β₂) will differ significantly across waves, because structural shocks such as trade friction, BRI reorientation, and COVID-19 alter the cost-benefit calculus of internationalisation (Hitt et al., 1997; Xiao et al., 2013), until the turning-point location and curvature reflect the prevailing macroeconomic and institutional regime (environmental-shift prediction).</w:t>
+        <w:t xml:space="preserve">When China’s export environment shifts substantially between 2012 and 2024, the I–P curvature coefficients (</w:t>
+      </w:r>
+      <m:oMath>
+        <m:sSub>
+          <m:e>
+            <m:r>
+              <m:t>β</m:t>
+            </m:r>
+          </m:e>
+          <m:sub>
+            <m:r>
+              <m:t>1</m:t>
+            </m:r>
+          </m:sub>
+        </m:sSub>
+      </m:oMath>
+      <w:r>
+        <w:t xml:space="preserve">,</w:t>
+      </w:r>
+      <w:r>
+        <w:t xml:space="preserve"> </w:t>
+      </w:r>
+      <m:oMath>
+        <m:sSub>
+          <m:e>
+            <m:r>
+              <m:t>β</m:t>
+            </m:r>
+          </m:e>
+          <m:sub>
+            <m:r>
+              <m:t>2</m:t>
+            </m:r>
+          </m:sub>
+        </m:sSub>
+      </m:oMath>
+      <w:r>
+        <w:t xml:space="preserve">) will differ significantly across waves, because structural shocks such as trade friction, BRI reorientation, and COVID-19 alter the cost-benefit calculus of internationalisation (Hitt et al., 1997; Xiao et al., 2013), until the turning-point location and curvature reflect the prevailing macroeconomic and institutional regime (environmental-shift prediction).</w:t>
       </w:r>
     </w:p>
     <w:p>
@@ -665,11 +907,48 @@
         <w:t xml:space="preserve"> </w:t>
       </w:r>
       <w:r>
-        <w:t xml:space="preserve">When China's institutional framework governing export costs and coordination remains structurally intact across decades, the I–P curvature coefficients (β₁, β₂) will not differ significantly across waves, because the fundamental tension between learning-by-exporting gains and coordination-cost escalation is anchored to firm-level resource constraints rather than the macro environment (Bausch and Krist, 2007; Marano et al., 2016), so that the turning-point remains within a stable range regardless of the wave (structural-durability prediction).</w:t>
-      </w:r>
-    </w:p>
-    <w:bookmarkEnd w:id="28"/>
-    <w:bookmarkStart w:id="32" w:name="X505f50cd1f9abb1ab06672992aff36a1dc7f136"/>
+        <w:t xml:space="preserve">When China’s institutional framework governing export costs and coordination remains structurally intact across decades, the I–P curvature coefficients (</w:t>
+      </w:r>
+      <m:oMath>
+        <m:sSub>
+          <m:e>
+            <m:r>
+              <m:t>β</m:t>
+            </m:r>
+          </m:e>
+          <m:sub>
+            <m:r>
+              <m:t>1</m:t>
+            </m:r>
+          </m:sub>
+        </m:sSub>
+      </m:oMath>
+      <w:r>
+        <w:t xml:space="preserve">,</w:t>
+      </w:r>
+      <w:r>
+        <w:t xml:space="preserve"> </w:t>
+      </w:r>
+      <m:oMath>
+        <m:sSub>
+          <m:e>
+            <m:r>
+              <m:t>β</m:t>
+            </m:r>
+          </m:e>
+          <m:sub>
+            <m:r>
+              <m:t>2</m:t>
+            </m:r>
+          </m:sub>
+        </m:sSub>
+      </m:oMath>
+      <w:r>
+        <w:t xml:space="preserve">) will not differ significantly across waves, because the fundamental tension between learning-by-exporting gains and coordination-cost escalation is anchored to firm-level resource constraints rather than the macro environment (Bausch and Krist, 2007; Marano et al., 2016), so that the turning-point remains within a stable range regardless of the wave (structural-durability prediction).</w:t>
+      </w:r>
+    </w:p>
+    <w:bookmarkEnd w:id="26"/>
+    <w:bookmarkStart w:id="30" w:name="technological-capability-as-a-moderator"/>
     <w:p>
       <w:pPr>
         <w:pStyle w:val="Heading3"/>
@@ -737,30 +1016,54 @@
         <w:t xml:space="preserve"> </w:t>
       </w:r>
       <w:r>
-        <w:t xml:space="preserve">When technological capability is examined across both waves and in the pooled specification, it does not significantly moderate the I–P curvature, because capability operates primarily as a level-shifter of productivity rather than a curvature-moderator (Avenyo et al., 2021), such that neither the turning-point location nor the slope coefficients vary systematically with TCI_full in either wave or the pooled model.</w:t>
-      </w:r>
-    </w:p>
-    <w:p>
-      <w:pPr>
-        <w:pStyle w:val="FirstParagraph"/>
+        <w:t xml:space="preserve">When technological capability is examined across both waves and in the pooled specification, it does not significantly moderate the I–P curvature, because capability operates primarily as a level-shifter of productivity rather than a curvature-moderator (Avenyo et al., 2021), such that neither the turning-point location nor the slope coefficients vary systematically with</w:t>
+      </w:r>
+      <w:r>
+        <w:t xml:space="preserve"> </w:t>
+      </w:r>
+      <m:oMath>
+        <m:sSub>
+          <m:e>
+            <m:r>
+              <m:rPr>
+                <m:nor/>
+                <m:sty m:val="p"/>
+              </m:rPr>
+              <m:t>TCI</m:t>
+            </m:r>
+          </m:e>
+          <m:sub>
+            <m:r>
+              <m:t>f</m:t>
+            </m:r>
+          </m:sub>
+        </m:sSub>
+      </m:oMath>
+      <w:r>
+        <w:t xml:space="preserve">ull in either wave or the pooled model.</w:t>
+      </w:r>
+    </w:p>
+    <w:p>
+      <w:pPr>
+        <w:pStyle w:val="CaptionedFigure"/>
       </w:pPr>
       <w:r>
         <w:drawing>
           <wp:inline>
             <wp:extent cx="5753100" cy="3764110"/>
             <wp:effectExtent b="0" l="0" r="0" t="0"/>
-            <wp:docPr descr="Figure 1: Conceptual model" title="" id="30" name="Picture"/>
+            <wp:docPr descr="Figure 1: Conceptual model" title="" id="28" name="Picture"/>
             <a:graphic>
               <a:graphicData uri="http://schemas.openxmlformats.org/drawingml/2006/picture">
                 <pic:pic>
                   <pic:nvPicPr>
-                    <pic:cNvPr descr="figures/p5_china/figure_1_conceptual_model.png" id="31" name="Picture"/>
+                    <pic:cNvPr descr="figures/p5_china/figure_1_conceptual_model.png" id="29" name="Picture"/>
                     <pic:cNvPicPr>
                       <a:picLocks noChangeArrowheads="1" noChangeAspect="1"/>
                     </pic:cNvPicPr>
                   </pic:nvPicPr>
                   <pic:blipFill>
-                    <a:blip r:embed="rId29"/>
+                    <a:blip r:embed="rId27"/>
                     <a:stretch>
                       <a:fillRect/>
                     </a:stretch>
@@ -789,6 +1092,14 @@
     </w:p>
     <w:p>
       <w:pPr>
+        <w:pStyle w:val="ImageCaption"/>
+      </w:pPr>
+      <w:r>
+        <w:t xml:space="preserve">Figure 1: Conceptual model</w:t>
+      </w:r>
+    </w:p>
+    <w:p>
+      <w:pPr>
         <w:pStyle w:val="BlockText"/>
       </w:pPr>
       <w:r>
@@ -802,7 +1113,28 @@
         <w:t xml:space="preserve"> </w:t>
       </w:r>
       <w:r>
-        <w:t xml:space="preserve">Conceptual model: internationalisation intensity (FSTS), technological capability (TCI_full), and temporal wave as determinants of log labour productivity. The dashed moderation arrows reflect exploratory mechanism analyses evaluated in Section 4.5.</w:t>
+        <w:t xml:space="preserve">Conceptual model: internationalisation intensity (FSTS), technological capability (</w:t>
+      </w:r>
+      <m:oMath>
+        <m:sSub>
+          <m:e>
+            <m:r>
+              <m:rPr>
+                <m:nor/>
+                <m:sty m:val="p"/>
+              </m:rPr>
+              <m:t>TCI</m:t>
+            </m:r>
+          </m:e>
+          <m:sub>
+            <m:r>
+              <m:t>f</m:t>
+            </m:r>
+          </m:sub>
+        </m:sSub>
+      </m:oMath>
+      <w:r>
+        <w:t xml:space="preserve">ull), and temporal wave as determinants of log labour productivity. The dashed moderation arrows reflect exploratory mechanism analyses evaluated in Section 4.5.</w:t>
       </w:r>
     </w:p>
     <w:p>
@@ -812,9 +1144,9 @@
         </w:pict>
       </w:r>
     </w:p>
-    <w:bookmarkEnd w:id="32"/>
-    <w:bookmarkEnd w:id="33"/>
-    <w:bookmarkStart w:id="37" w:name="X5eb800a903106e48a684e9ea9de39ed619b9df8"/>
+    <w:bookmarkEnd w:id="30"/>
+    <w:bookmarkEnd w:id="31"/>
+    <w:bookmarkStart w:id="35" w:name="data-and-methods"/>
     <w:p>
       <w:pPr>
         <w:pStyle w:val="Heading2"/>
@@ -823,7 +1155,7 @@
         <w:t xml:space="preserve">3. Data and Methods</w:t>
       </w:r>
     </w:p>
-    <w:bookmarkStart w:id="34" w:name="X7539fb3dc2f98232f41138bc75cab658563f4ee"/>
+    <w:bookmarkStart w:id="32" w:name="data"/>
     <w:p>
       <w:pPr>
         <w:pStyle w:val="Heading3"/>
@@ -902,7 +1234,7 @@
         <w:rPr>
           <w:rStyle w:val="VerbatimChar"/>
         </w:rPr>
-        <w:t xml:space="preserve">FSTS²</w:t>
+        <w:t xml:space="preserve">$\text{FSTS}^2$</w:t>
       </w:r>
       <w:r>
         <w:t xml:space="preserve">), are 2,619 firms in 2012, 1,940 firms in 2024, and 4,559 firm-year observations in the pooled dataset. The regression samples (</w:t>
@@ -949,7 +1281,7 @@
         <w:rPr>
           <w:rStyle w:val="VerbatimChar"/>
         </w:rPr>
-        <w:t xml:space="preserve">TCI_full</w:t>
+        <w:t xml:space="preserve">$\text{TCI}_f$ull</w:t>
       </w:r>
       <w:r>
         <w:t xml:space="preserve"> </w:t>
@@ -964,7 +1296,7 @@
         <w:rPr>
           <w:rStyle w:val="VerbatimChar"/>
         </w:rPr>
-        <w:t xml:space="preserve">DAI_core</w:t>
+        <w:t xml:space="preserve">$\text{DAI}_c$ore</w:t>
       </w:r>
       <w:r>
         <w:t xml:space="preserve"> </w:t>
@@ -991,8 +1323,8 @@
         <w:t xml:space="preserve">The 2024 analytic sample (N = 1,940) is constructed from the full WBES private-firm frame with stricter non-response filtering than the 2012 wave. In 2024, WBES introduced a new non-response code −8 (refusal) in addition to the standard −9 (don’t know) and −7 (not applicable) codes used in 2012. The focal-set listwise deletion (sales + employees + export intensity non-missing) retains 1,940 of 2,189 firms (88.6 %). By contrast, the controls-inclusive listwise deletion used in the regression models (sample_base: additionally requiring non-missing lnEmp, firmage, foreigndummy) reduces the 2024 wave to 1,934 observations and the pooled sample to 4,544. Turning-point estimates (47.2 % in 2024) and Paternoster z-tests are invariant across the two sample definitions.</w:t>
       </w:r>
     </w:p>
-    <w:bookmarkEnd w:id="34"/>
-    <w:bookmarkStart w:id="35" w:name="X431a8b355211b47c6e494a5f659051454df4ed1"/>
+    <w:bookmarkEnd w:id="32"/>
+    <w:bookmarkStart w:id="33" w:name="measures"/>
     <w:p>
       <w:pPr>
         <w:pStyle w:val="Heading3"/>
@@ -1120,8 +1452,57 @@
       <w:r>
         <w:t xml:space="preserve"> </w:t>
       </w:r>
-      <w:r>
-        <w:t xml:space="preserve">FSTS² = FSTS × FSTS; included in all regression models to capture inverted-U curvature.</w:t>
+      <m:oMath>
+        <m:sSup>
+          <m:e>
+            <m:r>
+              <m:rPr>
+                <m:nor/>
+                <m:sty m:val="p"/>
+              </m:rPr>
+              <m:t>FSTS</m:t>
+            </m:r>
+          </m:e>
+          <m:sup>
+            <m:r>
+              <m:t>2</m:t>
+            </m:r>
+          </m:sup>
+        </m:sSup>
+      </m:oMath>
+      <w:r>
+        <w:t xml:space="preserve"> </w:t>
+      </w:r>
+      <w:r>
+        <w:t xml:space="preserve">=</w:t>
+      </w:r>
+      <w:r>
+        <w:t xml:space="preserve"> </w:t>
+      </w:r>
+      <m:oMath>
+        <m:r>
+          <m:rPr>
+            <m:nor/>
+            <m:sty m:val="p"/>
+          </m:rPr>
+          <m:t>FSTS</m:t>
+        </m:r>
+        <m:r>
+          <m:rPr>
+            <m:sty m:val="p"/>
+          </m:rPr>
+          <m:t>×</m:t>
+        </m:r>
+        <m:r>
+          <m:rPr>
+            <m:nor/>
+            <m:sty m:val="p"/>
+          </m:rPr>
+          <m:t>FSTS</m:t>
+        </m:r>
+      </m:oMath>
+      <w:r>
+        <w:t xml:space="preserve">; included in all regression models to capture inverted-U curvature.</w:t>
       </w:r>
     </w:p>
     <w:p>
@@ -1133,7 +1514,32 @@
           <w:bCs/>
           <w:b/>
         </w:rPr>
-        <w:t xml:space="preserve">Technological Capability Index (TCI_full).</w:t>
+        <w:t xml:space="preserve">Technological Capability Index (</w:t>
+      </w:r>
+      <m:oMath>
+        <m:sSub>
+          <m:e>
+            <m:r>
+              <m:rPr>
+                <m:nor/>
+                <m:sty m:val="p"/>
+              </m:rPr>
+              <m:t>TCI</m:t>
+            </m:r>
+          </m:e>
+          <m:sub>
+            <m:r>
+              <m:t>f</m:t>
+            </m:r>
+          </m:sub>
+        </m:sSub>
+      </m:oMath>
+      <w:r>
+        <w:rPr>
+          <w:bCs/>
+          <w:b/>
+        </w:rPr>
+        <w:t xml:space="preserve">ull).</w:t>
       </w:r>
       <w:r>
         <w:t xml:space="preserve"> </w:t>
@@ -1175,7 +1581,31 @@
         <w:t xml:space="preserve">l10</w:t>
       </w:r>
       <w:r>
-        <w:t xml:space="preserve">, continuous). Items are standardised within-wave and averaged (minimum 3 of 4 items non-missing). TCI_full is within-wave z-standardised before pooling.</w:t>
+        <w:t xml:space="preserve">, continuous). Items are standardised within-wave and averaged (minimum 3 of 4 items non-missing).</w:t>
+      </w:r>
+      <w:r>
+        <w:t xml:space="preserve"> </w:t>
+      </w:r>
+      <m:oMath>
+        <m:sSub>
+          <m:e>
+            <m:r>
+              <m:rPr>
+                <m:nor/>
+                <m:sty m:val="p"/>
+              </m:rPr>
+              <m:t>TCI</m:t>
+            </m:r>
+          </m:e>
+          <m:sub>
+            <m:r>
+              <m:t>f</m:t>
+            </m:r>
+          </m:sub>
+        </m:sSub>
+      </m:oMath>
+      <w:r>
+        <w:t xml:space="preserve">ull is within-wave z-standardised before pooling.</w:t>
       </w:r>
     </w:p>
     <w:p>
@@ -1187,7 +1617,32 @@
           <w:bCs/>
           <w:b/>
         </w:rPr>
-        <w:t xml:space="preserve">Digital Adoption Index (DAI_core).</w:t>
+        <w:t xml:space="preserve">Digital Adoption Index (</w:t>
+      </w:r>
+      <m:oMath>
+        <m:sSub>
+          <m:e>
+            <m:r>
+              <m:rPr>
+                <m:nor/>
+                <m:sty m:val="p"/>
+              </m:rPr>
+              <m:t>DAI</m:t>
+            </m:r>
+          </m:e>
+          <m:sub>
+            <m:r>
+              <m:t>c</m:t>
+            </m:r>
+          </m:sub>
+        </m:sSub>
+      </m:oMath>
+      <w:r>
+        <w:rPr>
+          <w:bCs/>
+          <w:b/>
+        </w:rPr>
+        <w:t xml:space="preserve">ore).</w:t>
       </w:r>
       <w:r>
         <w:t xml:space="preserve"> </w:t>
@@ -1217,7 +1672,31 @@
         <w:t xml:space="preserve"> </w:t>
       </w:r>
       <w:r>
-        <w:t xml:space="preserve">is available and identically defined in both waves. DAI_core is treated as a baseline control rather than a theoretically-grounded capability construct.</w:t>
+        <w:t xml:space="preserve">is available and identically defined in both waves.</w:t>
+      </w:r>
+      <w:r>
+        <w:t xml:space="preserve"> </w:t>
+      </w:r>
+      <m:oMath>
+        <m:sSub>
+          <m:e>
+            <m:r>
+              <m:rPr>
+                <m:nor/>
+                <m:sty m:val="p"/>
+              </m:rPr>
+              <m:t>DAI</m:t>
+            </m:r>
+          </m:e>
+          <m:sub>
+            <m:r>
+              <m:t>c</m:t>
+            </m:r>
+          </m:sub>
+        </m:sSub>
+      </m:oMath>
+      <w:r>
+        <w:t xml:space="preserve">ore is treated as a baseline control rather than a theoretically-grounded capability construct.</w:t>
       </w:r>
     </w:p>
     <w:p>
@@ -1272,7 +1751,7 @@
     <w:tbl>
       <w:tblPr>
         <w:tblStyle w:val="Table"/>
-        <w:tblW w:type="auto" w:w="0"/>
+        <w:tblW w:type="pct" w:w="5000"/>
         <w:tblLook w:firstRow="1" w:lastRow="0" w:firstColumn="0" w:lastColumn="0" w:noHBand="0" w:noVBand="0" w:val="0020"/>
         <w:jc w:val="start"/>
       </w:tblPr>
@@ -1850,12 +2329,169 @@
       <w:r>
         <w:t xml:space="preserve"> </w:t>
       </w:r>
-      <w:r>
-        <w:t xml:space="preserve">TCI_full uses a richer 4-item composite than TCI_z in P3/P4 (2-item: quality cert + foreign technology adoption). DAI_core = Tier-1 proxy (website binary c22b), equivalent to DAI_z in P3. FSTS is not mean-centred (unlike FSTS_c in P3/P4); the turning-point formula TP = −β₁/(2β₂) is invariant to centring.</w:t>
-      </w:r>
-    </w:p>
-    <w:bookmarkEnd w:id="35"/>
-    <w:bookmarkStart w:id="36" w:name="X88d3b635b18ee197bee6ec760e4576787847be1"/>
+      <m:oMath>
+        <m:sSub>
+          <m:e>
+            <m:r>
+              <m:rPr>
+                <m:nor/>
+                <m:sty m:val="p"/>
+              </m:rPr>
+              <m:t>TCI</m:t>
+            </m:r>
+          </m:e>
+          <m:sub>
+            <m:r>
+              <m:t>f</m:t>
+            </m:r>
+          </m:sub>
+        </m:sSub>
+      </m:oMath>
+      <w:r>
+        <w:t xml:space="preserve">ull uses a richer 4-item composite than</w:t>
+      </w:r>
+      <w:r>
+        <w:t xml:space="preserve"> </w:t>
+      </w:r>
+      <m:oMath>
+        <m:sSub>
+          <m:e>
+            <m:r>
+              <m:rPr>
+                <m:nor/>
+                <m:sty m:val="p"/>
+              </m:rPr>
+              <m:t>TCI</m:t>
+            </m:r>
+          </m:e>
+          <m:sub>
+            <m:r>
+              <m:t>z</m:t>
+            </m:r>
+          </m:sub>
+        </m:sSub>
+      </m:oMath>
+      <w:r>
+        <w:t xml:space="preserve"> </w:t>
+      </w:r>
+      <w:r>
+        <w:t xml:space="preserve">in P3/P4 (2-item: quality cert + foreign technology adoption).</w:t>
+      </w:r>
+      <w:r>
+        <w:t xml:space="preserve"> </w:t>
+      </w:r>
+      <m:oMath>
+        <m:sSub>
+          <m:e>
+            <m:r>
+              <m:rPr>
+                <m:nor/>
+                <m:sty m:val="p"/>
+              </m:rPr>
+              <m:t>DAI</m:t>
+            </m:r>
+          </m:e>
+          <m:sub>
+            <m:r>
+              <m:t>c</m:t>
+            </m:r>
+          </m:sub>
+        </m:sSub>
+      </m:oMath>
+      <w:r>
+        <w:t xml:space="preserve">ore = Tier-1 proxy (website binary c22b), equivalent to</w:t>
+      </w:r>
+      <w:r>
+        <w:t xml:space="preserve"> </w:t>
+      </w:r>
+      <m:oMath>
+        <m:sSub>
+          <m:e>
+            <m:r>
+              <m:rPr>
+                <m:nor/>
+                <m:sty m:val="p"/>
+              </m:rPr>
+              <m:t>DAI</m:t>
+            </m:r>
+          </m:e>
+          <m:sub>
+            <m:r>
+              <m:t>z</m:t>
+            </m:r>
+          </m:sub>
+        </m:sSub>
+      </m:oMath>
+      <w:r>
+        <w:t xml:space="preserve"> </w:t>
+      </w:r>
+      <w:r>
+        <w:t xml:space="preserve">in P3. FSTS is not mean-centred (unlike</w:t>
+      </w:r>
+      <w:r>
+        <w:t xml:space="preserve"> </w:t>
+      </w:r>
+      <m:oMath>
+        <m:sSub>
+          <m:e>
+            <m:r>
+              <m:rPr>
+                <m:nor/>
+                <m:sty m:val="p"/>
+              </m:rPr>
+              <m:t>FSTS</m:t>
+            </m:r>
+          </m:e>
+          <m:sub>
+            <m:r>
+              <m:t>c</m:t>
+            </m:r>
+          </m:sub>
+        </m:sSub>
+      </m:oMath>
+      <w:r>
+        <w:t xml:space="preserve"> </w:t>
+      </w:r>
+      <w:r>
+        <w:t xml:space="preserve">in P3/P4); the turning-point formula TP = −</w:t>
+      </w:r>
+      <m:oMath>
+        <m:sSub>
+          <m:e>
+            <m:r>
+              <m:t>β</m:t>
+            </m:r>
+          </m:e>
+          <m:sub>
+            <m:r>
+              <m:t>1</m:t>
+            </m:r>
+          </m:sub>
+        </m:sSub>
+      </m:oMath>
+      <w:r>
+        <w:t xml:space="preserve">/(2</w:t>
+      </w:r>
+      <m:oMath>
+        <m:sSub>
+          <m:e>
+            <m:r>
+              <m:t>β</m:t>
+            </m:r>
+          </m:e>
+          <m:sub>
+            <m:r>
+              <m:t>2</m:t>
+            </m:r>
+          </m:sub>
+        </m:sSub>
+      </m:oMath>
+      <w:r>
+        <w:t xml:space="preserve">) is invariant to centring.</w:t>
+      </w:r>
+    </w:p>
+    <w:bookmarkEnd w:id="33"/>
+    <w:bookmarkStart w:id="34" w:name="estimation-strategy"/>
     <w:p>
       <w:pPr>
         <w:pStyle w:val="Heading3"/>
@@ -1878,7 +2514,46 @@
         <w:t xml:space="preserve">idstd</w:t>
       </w:r>
       <w:r>
-        <w:t xml:space="preserve">) in the pooled specification. Among the pooled 4,559 observations, 217 firms appear in both the 2012 and 2024 waves (the 'panel core'), enabling within-firm variation estimates via cluster-robust standard errors on firm identifiers. This panel core, though modest in size relative to the full sample, provides additional identification leverage unavailable in single-wave studies. The main specification (M2) includes FSTS, FSTS², lnEmp, firmage, and foreigndummy.</w:t>
+        <w:t xml:space="preserve">) in the pooled specification. Among the pooled 4,559 observations, 217 firms appear in both the 2012 and 2024 waves (the</w:t>
+      </w:r>
+      <w:r>
+        <w:t xml:space="preserve"> </w:t>
+      </w:r>
+      <w:r>
+        <w:t xml:space="preserve">‘</w:t>
+      </w:r>
+      <w:r>
+        <w:t xml:space="preserve">panel core</w:t>
+      </w:r>
+      <w:r>
+        <w:t xml:space="preserve">’</w:t>
+      </w:r>
+      <w:r>
+        <w:t xml:space="preserve">), enabling within-firm variation estimates via cluster-robust standard errors on firm identifiers. This panel core, though modest in size relative to the full sample, provides additional identification leverage unavailable in single-wave studies. The main specification (M2) includes FSTS,</w:t>
+      </w:r>
+      <w:r>
+        <w:t xml:space="preserve"> </w:t>
+      </w:r>
+      <m:oMath>
+        <m:sSup>
+          <m:e>
+            <m:r>
+              <m:rPr>
+                <m:nor/>
+                <m:sty m:val="p"/>
+              </m:rPr>
+              <m:t>FSTS</m:t>
+            </m:r>
+          </m:e>
+          <m:sup>
+            <m:r>
+              <m:t>2</m:t>
+            </m:r>
+          </m:sup>
+        </m:sSup>
+      </m:oMath>
+      <w:r>
+        <w:t xml:space="preserve">, lnEmp, firmage, and foreigndummy.</w:t>
       </w:r>
     </w:p>
     <w:p>
@@ -1886,7 +2561,44 @@
         <w:pStyle w:val="BodyText"/>
       </w:pPr>
       <w:r>
-        <w:t xml:space="preserve">Turning-point estimates are derived by the delta method: TP = −β₁ / (2β₂), with 95 % CIs computed via the delta-method gradient. Lind and Mehlum (2010) criteria—significant positive slope at the left bound (FSTS = 0) and significant negative slope at the right bound (FSTS = 1)—are verified for each wave.</w:t>
+        <w:t xml:space="preserve">Turning-point estimates are derived by the delta method: TP = −</w:t>
+      </w:r>
+      <m:oMath>
+        <m:sSub>
+          <m:e>
+            <m:r>
+              <m:t>β</m:t>
+            </m:r>
+          </m:e>
+          <m:sub>
+            <m:r>
+              <m:t>1</m:t>
+            </m:r>
+          </m:sub>
+        </m:sSub>
+      </m:oMath>
+      <w:r>
+        <w:t xml:space="preserve"> </w:t>
+      </w:r>
+      <w:r>
+        <w:t xml:space="preserve">/ (2</w:t>
+      </w:r>
+      <m:oMath>
+        <m:sSub>
+          <m:e>
+            <m:r>
+              <m:t>β</m:t>
+            </m:r>
+          </m:e>
+          <m:sub>
+            <m:r>
+              <m:t>2</m:t>
+            </m:r>
+          </m:sub>
+        </m:sSub>
+      </m:oMath>
+      <w:r>
+        <w:t xml:space="preserve">), with 95 % CIs computed via the delta-method gradient. Lind and Mehlum (2010) criteria—significant positive slope at the left bound (FSTS = 0) and significant negative slope at the right bound (FSTS = 1)—are verified for each wave.</w:t>
       </w:r>
     </w:p>
     <w:p>
@@ -2565,7 +3277,44 @@
         <w:pStyle w:val="FirstParagraph"/>
       </w:pPr>
       <w:r>
-        <w:t xml:space="preserve">Turning point: TP* = −β₁ / (2β₂); Lind–Mehlum (2010) criteria verified for each wave.</w:t>
+        <w:t xml:space="preserve">Turning point: TP* = −</w:t>
+      </w:r>
+      <m:oMath>
+        <m:sSub>
+          <m:e>
+            <m:r>
+              <m:t>β</m:t>
+            </m:r>
+          </m:e>
+          <m:sub>
+            <m:r>
+              <m:t>1</m:t>
+            </m:r>
+          </m:sub>
+        </m:sSub>
+      </m:oMath>
+      <w:r>
+        <w:t xml:space="preserve"> </w:t>
+      </w:r>
+      <w:r>
+        <w:t xml:space="preserve">/ (2</w:t>
+      </w:r>
+      <m:oMath>
+        <m:sSub>
+          <m:e>
+            <m:r>
+              <m:t>β</m:t>
+            </m:r>
+          </m:e>
+          <m:sub>
+            <m:r>
+              <m:t>2</m:t>
+            </m:r>
+          </m:sub>
+        </m:sSub>
+      </m:oMath>
+      <w:r>
+        <w:t xml:space="preserve">); Lind–Mehlum (2010) criteria verified for each wave.</w:t>
       </w:r>
     </w:p>
     <w:p>
@@ -2583,7 +3332,28 @@
         <w:t xml:space="preserve"> </w:t>
       </w:r>
       <w:r>
-        <w:t xml:space="preserve">(TCI_full level effect, tests H3 direct):</w:t>
+        <w:t xml:space="preserve">(</w:t>
+      </w:r>
+      <m:oMath>
+        <m:sSub>
+          <m:e>
+            <m:r>
+              <m:rPr>
+                <m:nor/>
+                <m:sty m:val="p"/>
+              </m:rPr>
+              <m:t>TCI</m:t>
+            </m:r>
+          </m:e>
+          <m:sub>
+            <m:r>
+              <m:t>f</m:t>
+            </m:r>
+          </m:sub>
+        </m:sSub>
+      </m:oMath>
+      <w:r>
+        <w:t xml:space="preserve">ull level effect, tests H3 direct):</w:t>
       </w:r>
     </w:p>
     <w:p>
@@ -2843,7 +3613,28 @@
         <w:t xml:space="preserve"> </w:t>
       </w:r>
       <w:r>
-        <w:t xml:space="preserve">(TCI_full curvature moderation, tests H3 interaction):</w:t>
+        <w:t xml:space="preserve">(</w:t>
+      </w:r>
+      <m:oMath>
+        <m:sSub>
+          <m:e>
+            <m:r>
+              <m:rPr>
+                <m:nor/>
+                <m:sty m:val="p"/>
+              </m:rPr>
+              <m:t>TCI</m:t>
+            </m:r>
+          </m:e>
+          <m:sub>
+            <m:r>
+              <m:t>f</m:t>
+            </m:r>
+          </m:sub>
+        </m:sSub>
+      </m:oMath>
+      <w:r>
+        <w:t xml:space="preserve">ull curvature moderation, tests H3 interaction):</w:t>
       </w:r>
     </w:p>
     <w:p>
@@ -3282,7 +4073,28 @@
         <w:t xml:space="preserve"> </w:t>
       </w:r>
       <w:r>
-        <w:t xml:space="preserve">(DAI_core direct, tests H4 digital baseline):</w:t>
+        <w:t xml:space="preserve">(</w:t>
+      </w:r>
+      <m:oMath>
+        <m:sSub>
+          <m:e>
+            <m:r>
+              <m:rPr>
+                <m:nor/>
+                <m:sty m:val="p"/>
+              </m:rPr>
+              <m:t>DAI</m:t>
+            </m:r>
+          </m:e>
+          <m:sub>
+            <m:r>
+              <m:t>c</m:t>
+            </m:r>
+          </m:sub>
+        </m:sSub>
+      </m:oMath>
+      <w:r>
+        <w:t xml:space="preserve">ore direct, tests H4 digital baseline):</w:t>
       </w:r>
     </w:p>
     <w:p>
@@ -3607,7 +4419,70 @@
         <w:t xml:space="preserve"> </w:t>
       </w:r>
       <w:r>
-        <w:t xml:space="preserve">Exporters self-select, firms with higher productivity are more likely to begin exporting (Melitz, 2003). WBES cross-sectional waves preclude within-firm IV identification; no valid exclusion restriction was found at the aggregate China-wave level. Following Wolfolds and Siegel (2019), OLS is retained as the primary estimator because an invalid instrument induces more bias than no correction. Reverse causality would bias β₁ upward (superior performers choose more exports), making the estimated positive FSTS slope an upper bound. The primary robustness against this concern is that (a) the turning-point estimate depends on the sign and magnitude of β₂, which is less susceptible to selection-direction bias than β₁, and (b) the structural stability of the inverted-U across two independent waves with distinct selection contexts (Paternoster z = +0.82, p = .412) supports the robustness of the shape estimate. Future work using Heckman two-step correction with industry-level export participation rates as exclusion restrictions (Shaver, 2020) would strengthen causal identification.</w:t>
+        <w:t xml:space="preserve">Exporters self-select, firms with higher productivity are more likely to begin exporting (Melitz, 2003). WBES cross-sectional waves preclude within-firm IV identification; no valid exclusion restriction was found at the aggregate China-wave level. Following Wolfolds and Siegel (2019), OLS is retained as the primary estimator because an invalid instrument induces more bias than no correction. Reverse causality would bias</w:t>
+      </w:r>
+      <w:r>
+        <w:t xml:space="preserve"> </w:t>
+      </w:r>
+      <m:oMath>
+        <m:sSub>
+          <m:e>
+            <m:r>
+              <m:t>β</m:t>
+            </m:r>
+          </m:e>
+          <m:sub>
+            <m:r>
+              <m:t>1</m:t>
+            </m:r>
+          </m:sub>
+        </m:sSub>
+      </m:oMath>
+      <w:r>
+        <w:t xml:space="preserve"> </w:t>
+      </w:r>
+      <w:r>
+        <w:t xml:space="preserve">upward (superior performers choose more exports), making the estimated positive FSTS slope an upper bound. The primary robustness against this concern is that (a) the turning-point estimate depends on the sign and magnitude of</w:t>
+      </w:r>
+      <w:r>
+        <w:t xml:space="preserve"> </w:t>
+      </w:r>
+      <m:oMath>
+        <m:sSub>
+          <m:e>
+            <m:r>
+              <m:t>β</m:t>
+            </m:r>
+          </m:e>
+          <m:sub>
+            <m:r>
+              <m:t>2</m:t>
+            </m:r>
+          </m:sub>
+        </m:sSub>
+      </m:oMath>
+      <w:r>
+        <w:t xml:space="preserve">, which is less susceptible to selection-direction bias than</w:t>
+      </w:r>
+      <w:r>
+        <w:t xml:space="preserve"> </w:t>
+      </w:r>
+      <m:oMath>
+        <m:sSub>
+          <m:e>
+            <m:r>
+              <m:t>β</m:t>
+            </m:r>
+          </m:e>
+          <m:sub>
+            <m:r>
+              <m:t>1</m:t>
+            </m:r>
+          </m:sub>
+        </m:sSub>
+      </m:oMath>
+      <w:r>
+        <w:t xml:space="preserve">, and (b) the structural stability of the inverted-U across two independent waves with distinct selection contexts (Paternoster z = +0.82, p = .412) supports the robustness of the shape estimate. Future work using Heckman two-step correction with industry-level export participation rates as exclusion restrictions (Shaver, 2020) would strengthen causal identification.</w:t>
       </w:r>
     </w:p>
     <w:p>
@@ -3615,7 +4490,74 @@
         <w:pStyle w:val="BodyText"/>
       </w:pPr>
       <w:r>
-        <w:t xml:space="preserve">Capability moderation is tested via a pooled OLS model (M6) with wave × FSTS × TCI interaction terms and three joint F-tests (F1: cross-wave curvature shift; F2: within-wave capability moderation; F3: capability-conditioned cross-wave shift). Significance is evaluated at α = .05 two-tailed with Bonferroni-corrected threshold α* = .017 for the three jointly-assessed hypotheses.</w:t>
+        <w:t xml:space="preserve">Capability moderation is tested via a pooled OLS model (M6) with wave</w:t>
+      </w:r>
+      <w:r>
+        <w:t xml:space="preserve"> </w:t>
+      </w:r>
+      <m:oMath>
+        <m:r>
+          <m:rPr>
+            <m:sty m:val="p"/>
+          </m:rPr>
+          <m:t>×</m:t>
+        </m:r>
+      </m:oMath>
+      <w:r>
+        <w:t xml:space="preserve"> </w:t>
+      </w:r>
+      <m:oMath>
+        <m:r>
+          <m:rPr>
+            <m:nor/>
+            <m:sty m:val="p"/>
+          </m:rPr>
+          <m:t>FSTS</m:t>
+        </m:r>
+        <m:r>
+          <m:rPr>
+            <m:sty m:val="p"/>
+          </m:rPr>
+          <m:t>×</m:t>
+        </m:r>
+        <m:r>
+          <m:rPr>
+            <m:nor/>
+            <m:sty m:val="p"/>
+          </m:rPr>
+          <m:t>TCI</m:t>
+        </m:r>
+      </m:oMath>
+      <w:r>
+        <w:t xml:space="preserve"> </w:t>
+      </w:r>
+      <w:r>
+        <w:t xml:space="preserve">interaction terms and three joint F-tests (F1: cross-wave curvature shift; F2: within-wave capability moderation; F3: capability-conditioned cross-wave shift). Significance is evaluated at</w:t>
+      </w:r>
+      <w:r>
+        <w:t xml:space="preserve"> </w:t>
+      </w:r>
+      <m:oMath>
+        <m:r>
+          <m:t>α</m:t>
+        </m:r>
+      </m:oMath>
+      <w:r>
+        <w:t xml:space="preserve"> </w:t>
+      </w:r>
+      <w:r>
+        <w:t xml:space="preserve">= .05 two-tailed with Bonferroni-corrected threshold</w:t>
+      </w:r>
+      <w:r>
+        <w:t xml:space="preserve"> </w:t>
+      </w:r>
+      <m:oMath>
+        <m:r>
+          <m:t>α</m:t>
+        </m:r>
+      </m:oMath>
+      <w:r>
+        <w:t xml:space="preserve">* = .017 for the three jointly-assessed hypotheses.</w:t>
       </w:r>
     </w:p>
     <w:p>
@@ -3634,41 +4576,758 @@
       <w:pPr>
         <w:pStyle w:val="BodyText"/>
       </w:pPr>
-      <w:r>
-        <w:t xml:space="preserve">$$\ln LP_{it} = \alpha + \b\beta_1 FSTS_{it} + \b\beta_2 FSTS^2_{it} + \b\beta_3 TCI_{it} + \b\beta_4 \text{wave}_t$$</w:t>
-      </w:r>
+      <m:oMathPara>
+        <m:oMathParaPr>
+          <m:jc m:val="center"/>
+        </m:oMathParaPr>
+        <m:oMath>
+          <m:r>
+            <m:rPr>
+              <m:sty m:val="p"/>
+            </m:rPr>
+            <m:t>ln</m:t>
+          </m:r>
+          <m:r>
+            <m:t>L</m:t>
+          </m:r>
+          <m:sSub>
+            <m:e>
+              <m:r>
+                <m:t>P</m:t>
+              </m:r>
+            </m:e>
+            <m:sub>
+              <m:r>
+                <m:t>i</m:t>
+              </m:r>
+              <m:r>
+                <m:t>t</m:t>
+              </m:r>
+            </m:sub>
+          </m:sSub>
+          <m:r>
+            <m:rPr>
+              <m:sty m:val="p"/>
+            </m:rPr>
+            <m:t>=</m:t>
+          </m:r>
+          <m:r>
+            <m:t>α</m:t>
+          </m:r>
+          <m:r>
+            <m:rPr>
+              <m:sty m:val="p"/>
+            </m:rPr>
+            <m:t>+</m:t>
+          </m:r>
+          <m:sSub>
+            <m:e>
+              <m:r>
+                <m:t>β</m:t>
+              </m:r>
+            </m:e>
+            <m:sub>
+              <m:r>
+                <m:t>1</m:t>
+              </m:r>
+            </m:sub>
+          </m:sSub>
+          <m:r>
+            <m:t>F</m:t>
+          </m:r>
+          <m:r>
+            <m:t>S</m:t>
+          </m:r>
+          <m:r>
+            <m:t>T</m:t>
+          </m:r>
+          <m:sSub>
+            <m:e>
+              <m:r>
+                <m:t>S</m:t>
+              </m:r>
+            </m:e>
+            <m:sub>
+              <m:r>
+                <m:t>i</m:t>
+              </m:r>
+              <m:r>
+                <m:t>t</m:t>
+              </m:r>
+            </m:sub>
+          </m:sSub>
+          <m:r>
+            <m:rPr>
+              <m:sty m:val="p"/>
+            </m:rPr>
+            <m:t>+</m:t>
+          </m:r>
+          <m:sSub>
+            <m:e>
+              <m:r>
+                <m:t>β</m:t>
+              </m:r>
+            </m:e>
+            <m:sub>
+              <m:r>
+                <m:t>2</m:t>
+              </m:r>
+            </m:sub>
+          </m:sSub>
+          <m:r>
+            <m:t>F</m:t>
+          </m:r>
+          <m:r>
+            <m:t>S</m:t>
+          </m:r>
+          <m:r>
+            <m:t>T</m:t>
+          </m:r>
+          <m:sSubSup>
+            <m:e>
+              <m:r>
+                <m:t>S</m:t>
+              </m:r>
+            </m:e>
+            <m:sub>
+              <m:r>
+                <m:t>i</m:t>
+              </m:r>
+              <m:r>
+                <m:t>t</m:t>
+              </m:r>
+            </m:sub>
+            <m:sup>
+              <m:r>
+                <m:t>2</m:t>
+              </m:r>
+            </m:sup>
+          </m:sSubSup>
+          <m:r>
+            <m:rPr>
+              <m:sty m:val="p"/>
+            </m:rPr>
+            <m:t>+</m:t>
+          </m:r>
+          <m:sSub>
+            <m:e>
+              <m:r>
+                <m:t>β</m:t>
+              </m:r>
+            </m:e>
+            <m:sub>
+              <m:r>
+                <m:t>3</m:t>
+              </m:r>
+            </m:sub>
+          </m:sSub>
+          <m:r>
+            <m:t>T</m:t>
+          </m:r>
+          <m:r>
+            <m:t>C</m:t>
+          </m:r>
+          <m:sSub>
+            <m:e>
+              <m:r>
+                <m:t>I</m:t>
+              </m:r>
+            </m:e>
+            <m:sub>
+              <m:r>
+                <m:t>i</m:t>
+              </m:r>
+              <m:r>
+                <m:t>t</m:t>
+              </m:r>
+            </m:sub>
+          </m:sSub>
+          <m:r>
+            <m:rPr>
+              <m:sty m:val="p"/>
+            </m:rPr>
+            <m:t>+</m:t>
+          </m:r>
+          <m:sSub>
+            <m:e>
+              <m:r>
+                <m:t>β</m:t>
+              </m:r>
+            </m:e>
+            <m:sub>
+              <m:r>
+                <m:t>4</m:t>
+              </m:r>
+            </m:sub>
+          </m:sSub>
+          <m:sSub>
+            <m:e>
+              <m:r>
+                <m:rPr>
+                  <m:nor/>
+                  <m:sty m:val="p"/>
+                </m:rPr>
+                <m:t>wave</m:t>
+              </m:r>
+            </m:e>
+            <m:sub>
+              <m:r>
+                <m:t>t</m:t>
+              </m:r>
+            </m:sub>
+          </m:sSub>
+        </m:oMath>
+      </m:oMathPara>
     </w:p>
     <w:p>
       <w:pPr>
         <w:pStyle w:val="FirstParagraph"/>
       </w:pPr>
-      <w:r>
-        <w:t xml:space="preserve">$$+ \b\beta_5 (FSTS \times TCI)_{it} + \b\beta_6 (FSTS^2 \times TCI)_{it}$$</w:t>
-      </w:r>
+      <m:oMathPara>
+        <m:oMathParaPr>
+          <m:jc m:val="center"/>
+        </m:oMathParaPr>
+        <m:oMath>
+          <m:r>
+            <m:rPr>
+              <m:sty m:val="p"/>
+            </m:rPr>
+            <m:t>+</m:t>
+          </m:r>
+          <m:sSub>
+            <m:e>
+              <m:r>
+                <m:t>β</m:t>
+              </m:r>
+            </m:e>
+            <m:sub>
+              <m:r>
+                <m:t>5</m:t>
+              </m:r>
+            </m:sub>
+          </m:sSub>
+          <m:sSub>
+            <m:e>
+              <m:d>
+                <m:dPr>
+                  <m:begChr m:val="("/>
+                  <m:endChr m:val=")"/>
+                  <m:sepChr m:val=""/>
+                  <m:grow/>
+                </m:dPr>
+                <m:e>
+                  <m:r>
+                    <m:t>F</m:t>
+                  </m:r>
+                  <m:r>
+                    <m:t>S</m:t>
+                  </m:r>
+                  <m:r>
+                    <m:t>T</m:t>
+                  </m:r>
+                  <m:r>
+                    <m:t>S</m:t>
+                  </m:r>
+                  <m:r>
+                    <m:rPr>
+                      <m:sty m:val="p"/>
+                    </m:rPr>
+                    <m:t>×</m:t>
+                  </m:r>
+                  <m:r>
+                    <m:t>T</m:t>
+                  </m:r>
+                  <m:r>
+                    <m:t>C</m:t>
+                  </m:r>
+                  <m:r>
+                    <m:t>I</m:t>
+                  </m:r>
+                </m:e>
+              </m:d>
+            </m:e>
+            <m:sub>
+              <m:r>
+                <m:t>i</m:t>
+              </m:r>
+              <m:r>
+                <m:t>t</m:t>
+              </m:r>
+            </m:sub>
+          </m:sSub>
+          <m:r>
+            <m:rPr>
+              <m:sty m:val="p"/>
+            </m:rPr>
+            <m:t>+</m:t>
+          </m:r>
+          <m:sSub>
+            <m:e>
+              <m:r>
+                <m:t>β</m:t>
+              </m:r>
+            </m:e>
+            <m:sub>
+              <m:r>
+                <m:t>6</m:t>
+              </m:r>
+            </m:sub>
+          </m:sSub>
+          <m:sSub>
+            <m:e>
+              <m:d>
+                <m:dPr>
+                  <m:begChr m:val="("/>
+                  <m:endChr m:val=")"/>
+                  <m:sepChr m:val=""/>
+                  <m:grow/>
+                </m:dPr>
+                <m:e>
+                  <m:r>
+                    <m:t>F</m:t>
+                  </m:r>
+                  <m:r>
+                    <m:t>S</m:t>
+                  </m:r>
+                  <m:r>
+                    <m:t>T</m:t>
+                  </m:r>
+                  <m:sSup>
+                    <m:e>
+                      <m:r>
+                        <m:t>S</m:t>
+                      </m:r>
+                    </m:e>
+                    <m:sup>
+                      <m:r>
+                        <m:t>2</m:t>
+                      </m:r>
+                    </m:sup>
+                  </m:sSup>
+                  <m:r>
+                    <m:rPr>
+                      <m:sty m:val="p"/>
+                    </m:rPr>
+                    <m:t>×</m:t>
+                  </m:r>
+                  <m:r>
+                    <m:t>T</m:t>
+                  </m:r>
+                  <m:r>
+                    <m:t>C</m:t>
+                  </m:r>
+                  <m:r>
+                    <m:t>I</m:t>
+                  </m:r>
+                </m:e>
+              </m:d>
+            </m:e>
+            <m:sub>
+              <m:r>
+                <m:t>i</m:t>
+              </m:r>
+              <m:r>
+                <m:t>t</m:t>
+              </m:r>
+            </m:sub>
+          </m:sSub>
+        </m:oMath>
+      </m:oMathPara>
     </w:p>
     <w:p>
       <w:pPr>
         <w:pStyle w:val="FirstParagraph"/>
       </w:pPr>
-      <w:r>
-        <w:t xml:space="preserve">$$+ \b\beta_7 (FSTS \times \text{wave})_{it} + \b\beta_8 (FSTS^2 \times \text{wave})_{it}$$</w:t>
-      </w:r>
+      <m:oMathPara>
+        <m:oMathParaPr>
+          <m:jc m:val="center"/>
+        </m:oMathParaPr>
+        <m:oMath>
+          <m:r>
+            <m:rPr>
+              <m:sty m:val="p"/>
+            </m:rPr>
+            <m:t>+</m:t>
+          </m:r>
+          <m:sSub>
+            <m:e>
+              <m:r>
+                <m:t>β</m:t>
+              </m:r>
+            </m:e>
+            <m:sub>
+              <m:r>
+                <m:t>7</m:t>
+              </m:r>
+            </m:sub>
+          </m:sSub>
+          <m:sSub>
+            <m:e>
+              <m:d>
+                <m:dPr>
+                  <m:begChr m:val="("/>
+                  <m:endChr m:val=")"/>
+                  <m:sepChr m:val=""/>
+                  <m:grow/>
+                </m:dPr>
+                <m:e>
+                  <m:r>
+                    <m:t>F</m:t>
+                  </m:r>
+                  <m:r>
+                    <m:t>S</m:t>
+                  </m:r>
+                  <m:r>
+                    <m:t>T</m:t>
+                  </m:r>
+                  <m:r>
+                    <m:t>S</m:t>
+                  </m:r>
+                  <m:r>
+                    <m:rPr>
+                      <m:sty m:val="p"/>
+                    </m:rPr>
+                    <m:t>×</m:t>
+                  </m:r>
+                  <m:r>
+                    <m:rPr>
+                      <m:nor/>
+                      <m:sty m:val="p"/>
+                    </m:rPr>
+                    <m:t>wave</m:t>
+                  </m:r>
+                </m:e>
+              </m:d>
+            </m:e>
+            <m:sub>
+              <m:r>
+                <m:t>i</m:t>
+              </m:r>
+              <m:r>
+                <m:t>t</m:t>
+              </m:r>
+            </m:sub>
+          </m:sSub>
+          <m:r>
+            <m:rPr>
+              <m:sty m:val="p"/>
+            </m:rPr>
+            <m:t>+</m:t>
+          </m:r>
+          <m:sSub>
+            <m:e>
+              <m:r>
+                <m:t>β</m:t>
+              </m:r>
+            </m:e>
+            <m:sub>
+              <m:r>
+                <m:t>8</m:t>
+              </m:r>
+            </m:sub>
+          </m:sSub>
+          <m:sSub>
+            <m:e>
+              <m:d>
+                <m:dPr>
+                  <m:begChr m:val="("/>
+                  <m:endChr m:val=")"/>
+                  <m:sepChr m:val=""/>
+                  <m:grow/>
+                </m:dPr>
+                <m:e>
+                  <m:r>
+                    <m:t>F</m:t>
+                  </m:r>
+                  <m:r>
+                    <m:t>S</m:t>
+                  </m:r>
+                  <m:r>
+                    <m:t>T</m:t>
+                  </m:r>
+                  <m:sSup>
+                    <m:e>
+                      <m:r>
+                        <m:t>S</m:t>
+                      </m:r>
+                    </m:e>
+                    <m:sup>
+                      <m:r>
+                        <m:t>2</m:t>
+                      </m:r>
+                    </m:sup>
+                  </m:sSup>
+                  <m:r>
+                    <m:rPr>
+                      <m:sty m:val="p"/>
+                    </m:rPr>
+                    <m:t>×</m:t>
+                  </m:r>
+                  <m:r>
+                    <m:rPr>
+                      <m:nor/>
+                      <m:sty m:val="p"/>
+                    </m:rPr>
+                    <m:t>wave</m:t>
+                  </m:r>
+                </m:e>
+              </m:d>
+            </m:e>
+            <m:sub>
+              <m:r>
+                <m:t>i</m:t>
+              </m:r>
+              <m:r>
+                <m:t>t</m:t>
+              </m:r>
+            </m:sub>
+          </m:sSub>
+        </m:oMath>
+      </m:oMathPara>
     </w:p>
     <w:p>
       <w:pPr>
         <w:pStyle w:val="FirstParagraph"/>
       </w:pPr>
-      <w:r>
-        <w:t xml:space="preserve">$$+ \b\beta_9 (FSTS \times TCI \times \text{wave})_{it} + \beta_{10} (FSTS^2 \times TCI \times \text{wave})_{it}$$</w:t>
-      </w:r>
+      <m:oMathPara>
+        <m:oMathParaPr>
+          <m:jc m:val="center"/>
+        </m:oMathParaPr>
+        <m:oMath>
+          <m:r>
+            <m:rPr>
+              <m:sty m:val="p"/>
+            </m:rPr>
+            <m:t>+</m:t>
+          </m:r>
+          <m:sSub>
+            <m:e>
+              <m:r>
+                <m:t>β</m:t>
+              </m:r>
+            </m:e>
+            <m:sub>
+              <m:r>
+                <m:t>9</m:t>
+              </m:r>
+            </m:sub>
+          </m:sSub>
+          <m:sSub>
+            <m:e>
+              <m:d>
+                <m:dPr>
+                  <m:begChr m:val="("/>
+                  <m:endChr m:val=")"/>
+                  <m:sepChr m:val=""/>
+                  <m:grow/>
+                </m:dPr>
+                <m:e>
+                  <m:r>
+                    <m:t>F</m:t>
+                  </m:r>
+                  <m:r>
+                    <m:t>S</m:t>
+                  </m:r>
+                  <m:r>
+                    <m:t>T</m:t>
+                  </m:r>
+                  <m:r>
+                    <m:t>S</m:t>
+                  </m:r>
+                  <m:r>
+                    <m:rPr>
+                      <m:sty m:val="p"/>
+                    </m:rPr>
+                    <m:t>×</m:t>
+                  </m:r>
+                  <m:r>
+                    <m:t>T</m:t>
+                  </m:r>
+                  <m:r>
+                    <m:t>C</m:t>
+                  </m:r>
+                  <m:r>
+                    <m:t>I</m:t>
+                  </m:r>
+                  <m:r>
+                    <m:rPr>
+                      <m:sty m:val="p"/>
+                    </m:rPr>
+                    <m:t>×</m:t>
+                  </m:r>
+                  <m:r>
+                    <m:rPr>
+                      <m:nor/>
+                      <m:sty m:val="p"/>
+                    </m:rPr>
+                    <m:t>wave</m:t>
+                  </m:r>
+                </m:e>
+              </m:d>
+            </m:e>
+            <m:sub>
+              <m:r>
+                <m:t>i</m:t>
+              </m:r>
+              <m:r>
+                <m:t>t</m:t>
+              </m:r>
+            </m:sub>
+          </m:sSub>
+          <m:r>
+            <m:rPr>
+              <m:sty m:val="p"/>
+            </m:rPr>
+            <m:t>+</m:t>
+          </m:r>
+          <m:sSub>
+            <m:e>
+              <m:r>
+                <m:t>β</m:t>
+              </m:r>
+            </m:e>
+            <m:sub>
+              <m:r>
+                <m:t>10</m:t>
+              </m:r>
+            </m:sub>
+          </m:sSub>
+          <m:sSub>
+            <m:e>
+              <m:d>
+                <m:dPr>
+                  <m:begChr m:val="("/>
+                  <m:endChr m:val=")"/>
+                  <m:sepChr m:val=""/>
+                  <m:grow/>
+                </m:dPr>
+                <m:e>
+                  <m:r>
+                    <m:t>F</m:t>
+                  </m:r>
+                  <m:r>
+                    <m:t>S</m:t>
+                  </m:r>
+                  <m:r>
+                    <m:t>T</m:t>
+                  </m:r>
+                  <m:sSup>
+                    <m:e>
+                      <m:r>
+                        <m:t>S</m:t>
+                      </m:r>
+                    </m:e>
+                    <m:sup>
+                      <m:r>
+                        <m:t>2</m:t>
+                      </m:r>
+                    </m:sup>
+                  </m:sSup>
+                  <m:r>
+                    <m:rPr>
+                      <m:sty m:val="p"/>
+                    </m:rPr>
+                    <m:t>×</m:t>
+                  </m:r>
+                  <m:r>
+                    <m:t>T</m:t>
+                  </m:r>
+                  <m:r>
+                    <m:t>C</m:t>
+                  </m:r>
+                  <m:r>
+                    <m:t>I</m:t>
+                  </m:r>
+                  <m:r>
+                    <m:rPr>
+                      <m:sty m:val="p"/>
+                    </m:rPr>
+                    <m:t>×</m:t>
+                  </m:r>
+                  <m:r>
+                    <m:rPr>
+                      <m:nor/>
+                      <m:sty m:val="p"/>
+                    </m:rPr>
+                    <m:t>wave</m:t>
+                  </m:r>
+                </m:e>
+              </m:d>
+            </m:e>
+            <m:sub>
+              <m:r>
+                <m:t>i</m:t>
+              </m:r>
+              <m:r>
+                <m:t>t</m:t>
+              </m:r>
+            </m:sub>
+          </m:sSub>
+        </m:oMath>
+      </m:oMathPara>
     </w:p>
     <w:p>
       <w:pPr>
         <w:pStyle w:val="FirstParagraph"/>
       </w:pPr>
-      <w:r>
-        <w:t xml:space="preserve">$$+ \gamma \cdot X_{it} + \v\varepsilon_{it}$$</w:t>
-      </w:r>
+      <m:oMathPara>
+        <m:oMathParaPr>
+          <m:jc m:val="center"/>
+        </m:oMathParaPr>
+        <m:oMath>
+          <m:r>
+            <m:rPr>
+              <m:sty m:val="p"/>
+            </m:rPr>
+            <m:t>+</m:t>
+          </m:r>
+          <m:r>
+            <m:t>γ</m:t>
+          </m:r>
+          <m:r>
+            <m:rPr>
+              <m:sty m:val="p"/>
+            </m:rPr>
+            <m:t>⋅</m:t>
+          </m:r>
+          <m:sSub>
+            <m:e>
+              <m:r>
+                <m:t>X</m:t>
+              </m:r>
+            </m:e>
+            <m:sub>
+              <m:r>
+                <m:t>i</m:t>
+              </m:r>
+              <m:r>
+                <m:t>t</m:t>
+              </m:r>
+            </m:sub>
+          </m:sSub>
+          <m:r>
+            <m:rPr>
+              <m:sty m:val="p"/>
+            </m:rPr>
+            <m:t>+</m:t>
+          </m:r>
+          <m:sSub>
+            <m:e>
+              <m:r>
+                <m:t>ε</m:t>
+              </m:r>
+            </m:e>
+            <m:sub>
+              <m:r>
+                <m:t>i</m:t>
+              </m:r>
+              <m:r>
+                <m:t>t</m:t>
+              </m:r>
+            </m:sub>
+          </m:sSub>
+        </m:oMath>
+      </m:oMathPara>
     </w:p>
     <w:p>
       <w:pPr>
@@ -3685,15 +5344,15 @@
       <w:r>
         <w:t xml:space="preserve">Three joint F-tests map onto H2a/H2b, H3, and H4a/H4b:</w:t>
       </w:r>
-    </w:p>
-    <w:p>
-      <w:pPr>
-        <w:numPr>
-          <w:ilvl w:val="0"/>
-          <w:numId w:val="1002"/>
-        </w:numPr>
-        <w:pStyle w:val="Compact"/>
-      </w:pPr>
+      <w:r>
+        <w:t xml:space="preserve"> </w:t>
+      </w:r>
+      <w:r>
+        <w:t xml:space="preserve">-</w:t>
+      </w:r>
+      <w:r>
+        <w:t xml:space="preserve"> </w:t>
+      </w:r>
       <w:r>
         <w:rPr>
           <w:bCs/>
@@ -3705,17 +5364,63 @@
         <w:t xml:space="preserve"> </w:t>
       </w:r>
       <w:r>
-        <w:t xml:space="preserve">(cross-wave curvature shift): H₀: β₇ = β₈ = 0 [H2b null, turning point stable across waves]</w:t>
-      </w:r>
-    </w:p>
-    <w:p>
-      <w:pPr>
-        <w:numPr>
-          <w:ilvl w:val="0"/>
-          <w:numId w:val="1002"/>
-        </w:numPr>
-        <w:pStyle w:val="Compact"/>
-      </w:pPr>
+        <w:t xml:space="preserve">(cross-wave curvature shift): H₀:</w:t>
+      </w:r>
+      <w:r>
+        <w:t xml:space="preserve"> </w:t>
+      </w:r>
+      <m:oMath>
+        <m:sSub>
+          <m:e>
+            <m:r>
+              <m:t>β</m:t>
+            </m:r>
+          </m:e>
+          <m:sub>
+            <m:r>
+              <m:t>7</m:t>
+            </m:r>
+          </m:sub>
+        </m:sSub>
+      </m:oMath>
+      <w:r>
+        <w:t xml:space="preserve"> </w:t>
+      </w:r>
+      <w:r>
+        <w:t xml:space="preserve">=</w:t>
+      </w:r>
+      <w:r>
+        <w:t xml:space="preserve"> </w:t>
+      </w:r>
+      <m:oMath>
+        <m:sSub>
+          <m:e>
+            <m:r>
+              <m:t>β</m:t>
+            </m:r>
+          </m:e>
+          <m:sub>
+            <m:r>
+              <m:t>8</m:t>
+            </m:r>
+          </m:sub>
+        </m:sSub>
+      </m:oMath>
+      <w:r>
+        <w:t xml:space="preserve"> </w:t>
+      </w:r>
+      <w:r>
+        <w:t xml:space="preserve">= 0 [H2b null, turning point stable across waves]</w:t>
+      </w:r>
+      <w:r>
+        <w:t xml:space="preserve"> </w:t>
+      </w:r>
+      <w:r>
+        <w:t xml:space="preserve">-</w:t>
+      </w:r>
+      <w:r>
+        <w:t xml:space="preserve"> </w:t>
+      </w:r>
       <w:r>
         <w:rPr>
           <w:bCs/>
@@ -3727,17 +5432,63 @@
         <w:t xml:space="preserve"> </w:t>
       </w:r>
       <w:r>
-        <w:t xml:space="preserve">(within-wave capability moderation): H₀: β₅ = β₆ = 0 [H3 null, TCI does not moderate I–P curve shape]</w:t>
-      </w:r>
-    </w:p>
-    <w:p>
-      <w:pPr>
-        <w:numPr>
-          <w:ilvl w:val="0"/>
-          <w:numId w:val="1002"/>
-        </w:numPr>
-        <w:pStyle w:val="Compact"/>
-      </w:pPr>
+        <w:t xml:space="preserve">(within-wave capability moderation): H₀:</w:t>
+      </w:r>
+      <w:r>
+        <w:t xml:space="preserve"> </w:t>
+      </w:r>
+      <m:oMath>
+        <m:sSub>
+          <m:e>
+            <m:r>
+              <m:t>β</m:t>
+            </m:r>
+          </m:e>
+          <m:sub>
+            <m:r>
+              <m:t>5</m:t>
+            </m:r>
+          </m:sub>
+        </m:sSub>
+      </m:oMath>
+      <w:r>
+        <w:t xml:space="preserve"> </w:t>
+      </w:r>
+      <w:r>
+        <w:t xml:space="preserve">=</w:t>
+      </w:r>
+      <w:r>
+        <w:t xml:space="preserve"> </w:t>
+      </w:r>
+      <m:oMath>
+        <m:sSub>
+          <m:e>
+            <m:r>
+              <m:t>β</m:t>
+            </m:r>
+          </m:e>
+          <m:sub>
+            <m:r>
+              <m:t>6</m:t>
+            </m:r>
+          </m:sub>
+        </m:sSub>
+      </m:oMath>
+      <w:r>
+        <w:t xml:space="preserve"> </w:t>
+      </w:r>
+      <w:r>
+        <w:t xml:space="preserve">= 0 [H3 null, TCI does not moderate I–P curve shape]</w:t>
+      </w:r>
+      <w:r>
+        <w:t xml:space="preserve"> </w:t>
+      </w:r>
+      <w:r>
+        <w:t xml:space="preserve">-</w:t>
+      </w:r>
+      <w:r>
+        <w:t xml:space="preserve"> </w:t>
+      </w:r>
       <w:r>
         <w:rPr>
           <w:bCs/>
@@ -3749,15 +5500,86 @@
         <w:t xml:space="preserve"> </w:t>
       </w:r>
       <w:r>
-        <w:t xml:space="preserve">(capability-conditioned cross-wave shift): H₀: β₉ = β₁₀ = 0 [H4b null, TCI × wave shift is zero]</w:t>
-      </w:r>
-    </w:p>
-    <w:p>
-      <w:pPr>
-        <w:pStyle w:val="FirstParagraph"/>
-      </w:pPr>
-      <w:r>
-        <w:t xml:space="preserve">Results: F1 = 2.24, p = .107 (NOT rejected); F2 = 3.26, p = .039 (marginal; does not survive Bonferroni α* = .017); F3 = 0.27, p = .760 (NOT rejected). Consistent with H2b (structural durability) and H4b (null capability-curvature moderation).</w:t>
+        <w:t xml:space="preserve">(capability-conditioned cross-wave shift): H₀:</w:t>
+      </w:r>
+      <w:r>
+        <w:t xml:space="preserve"> </w:t>
+      </w:r>
+      <m:oMath>
+        <m:sSub>
+          <m:e>
+            <m:r>
+              <m:t>β</m:t>
+            </m:r>
+          </m:e>
+          <m:sub>
+            <m:r>
+              <m:t>9</m:t>
+            </m:r>
+          </m:sub>
+        </m:sSub>
+      </m:oMath>
+      <w:r>
+        <w:t xml:space="preserve"> </w:t>
+      </w:r>
+      <w:r>
+        <w:t xml:space="preserve">=</w:t>
+      </w:r>
+      <w:r>
+        <w:t xml:space="preserve"> </w:t>
+      </w:r>
+      <m:oMath>
+        <m:sSub>
+          <m:e>
+            <m:r>
+              <m:t>β</m:t>
+            </m:r>
+          </m:e>
+          <m:sub>
+            <m:r>
+              <m:t>1</m:t>
+            </m:r>
+          </m:sub>
+        </m:sSub>
+      </m:oMath>
+      <w:r>
+        <w:t xml:space="preserve">₀ = 0 [H4b null, TCI</w:t>
+      </w:r>
+      <w:r>
+        <w:t xml:space="preserve"> </w:t>
+      </w:r>
+      <m:oMath>
+        <m:r>
+          <m:rPr>
+            <m:sty m:val="p"/>
+          </m:rPr>
+          <m:t>×</m:t>
+        </m:r>
+      </m:oMath>
+      <w:r>
+        <w:t xml:space="preserve"> </w:t>
+      </w:r>
+      <w:r>
+        <w:t xml:space="preserve">wave shift is zero]</w:t>
+      </w:r>
+    </w:p>
+    <w:p>
+      <w:pPr>
+        <w:pStyle w:val="BodyText"/>
+      </w:pPr>
+      <w:r>
+        <w:t xml:space="preserve">Results: F1 = 2.24, p = .107 (NOT rejected); F2 = 3.26, p = .039 (marginal; does not survive Bonferroni</w:t>
+      </w:r>
+      <w:r>
+        <w:t xml:space="preserve"> </w:t>
+      </w:r>
+      <m:oMath>
+        <m:r>
+          <m:t>α</m:t>
+        </m:r>
+      </m:oMath>
+      <w:r>
+        <w:t xml:space="preserve">* = .017); F3 = 0.27, p = .760 (NOT rejected). Consistent with H2b (structural durability) and H4b (null capability-curvature moderation).</w:t>
       </w:r>
     </w:p>
     <w:p>
@@ -3767,9 +5589,9 @@
         </w:pict>
       </w:r>
     </w:p>
-    <w:bookmarkEnd w:id="36"/>
-    <w:bookmarkEnd w:id="37"/>
-    <w:bookmarkStart w:id="53" w:name="X121719332867ee227f0a04b486098cee978c6e6"/>
+    <w:bookmarkEnd w:id="34"/>
+    <w:bookmarkEnd w:id="35"/>
+    <w:bookmarkStart w:id="51" w:name="results"/>
     <w:p>
       <w:pPr>
         <w:pStyle w:val="Heading2"/>
@@ -3778,7 +5600,7 @@
         <w:t xml:space="preserve">4. Results</w:t>
       </w:r>
     </w:p>
-    <w:bookmarkStart w:id="38" w:name="Xcfcbc1028680fbd618b9b585dd17cf608861803"/>
+    <w:bookmarkStart w:id="36" w:name="descriptive-statistics"/>
     <w:p>
       <w:pPr>
         <w:pStyle w:val="Heading3"/>
@@ -3792,7 +5614,55 @@
         <w:pStyle w:val="FirstParagraph"/>
       </w:pPr>
       <w:r>
-        <w:t xml:space="preserve">Table 1 summarises the main analytic sample (sample_base) by wave. The 2012 wave (N = 2,610) has mean log labour productivity of 12.52 (SD 1.19) and mean export intensity of 5.2 %, with 19.4 % of firms reporting any positive direct-export intensity. The 2024 wave (N = 1,934) shows mean log labour productivity of 13.01 (SD 1.35), an upward level shift of 0.49 log units, and mean export intensity of 3.6 %, with 12.4 % of firms reporting any positive direct-export intensity. The decline in the share of exporters between 2012 and 2024 is consistent with broader evidence of Chinese private-firm retreat from direct export markets. TCI_full is available for 1,639 firms in 2012 (63 %) and 1,920 firms in 2024 (99 %), reflecting a significant improvement in WBES coverage of innovation-related items in the 2024 wave. DAI_core (own-website) is available for all sample_base observations.</w:t>
+        <w:t xml:space="preserve">Table 1 summarises the main analytic sample (sample_base) by wave. The 2012 wave (N = 2,610) has mean log labour productivity of 12.52 (SD 1.19) and mean export intensity of 5.2 %, with 19.4 % of firms reporting any positive direct-export intensity. The 2024 wave (N = 1,934) shows mean log labour productivity of 13.01 (SD 1.35), an upward level shift of 0.49 log units, and mean export intensity of 3.6 %, with 12.4 % of firms reporting any positive direct-export intensity. The decline in the share of exporters between 2012 and 2024 is consistent with broader evidence of Chinese private-firm retreat from direct export markets.</w:t>
+      </w:r>
+      <w:r>
+        <w:t xml:space="preserve"> </w:t>
+      </w:r>
+      <m:oMath>
+        <m:sSub>
+          <m:e>
+            <m:r>
+              <m:rPr>
+                <m:nor/>
+                <m:sty m:val="p"/>
+              </m:rPr>
+              <m:t>TCI</m:t>
+            </m:r>
+          </m:e>
+          <m:sub>
+            <m:r>
+              <m:t>f</m:t>
+            </m:r>
+          </m:sub>
+        </m:sSub>
+      </m:oMath>
+      <w:r>
+        <w:t xml:space="preserve">ull is available for 1,639 firms in 2012 (63 %) and 1,920 firms in 2024 (99 %), reflecting a significant improvement in WBES coverage of innovation-related items in the 2024 wave.</w:t>
+      </w:r>
+      <w:r>
+        <w:t xml:space="preserve"> </w:t>
+      </w:r>
+      <m:oMath>
+        <m:sSub>
+          <m:e>
+            <m:r>
+              <m:rPr>
+                <m:nor/>
+                <m:sty m:val="p"/>
+              </m:rPr>
+              <m:t>DAI</m:t>
+            </m:r>
+          </m:e>
+          <m:sub>
+            <m:r>
+              <m:t>c</m:t>
+            </m:r>
+          </m:sub>
+        </m:sSub>
+      </m:oMath>
+      <w:r>
+        <w:t xml:space="preserve">ore (own-website) is available for all sample_base observations.</w:t>
       </w:r>
     </w:p>
     <w:p>
@@ -4179,8 +6049,8 @@
         <w:t xml:space="preserve">Means with standard deviations in parentheses. Conditional on FSTS &gt; 0, mean FSTS is 0.269 in 2012 and 0.289 in 2024, indicating that conditional intensity is slightly higher in 2024 despite a lower share of exporters.</w:t>
       </w:r>
     </w:p>
-    <w:bookmarkEnd w:id="38"/>
-    <w:bookmarkStart w:id="42" w:name="X34b83cd764295e21fd4e71e3151b388b8f2159e"/>
+    <w:bookmarkEnd w:id="36"/>
+    <w:bookmarkStart w:id="40" w:name="main-threshold-results"/>
     <w:p>
       <w:pPr>
         <w:pStyle w:val="Heading3"/>
@@ -4194,7 +6064,213 @@
         <w:pStyle w:val="FirstParagraph"/>
       </w:pPr>
       <w:r>
-        <w:t xml:space="preserve">Table 2 presents the main OLS results (M2 specification) for each wave and the pooled sample. FSTS carries a positive coefficient in both waves (2012: β = +1.28, SE = 0.38, p = .001; 2024: β = +1.19, SE = 0.46, p = .010), and FSTS² carries a negative coefficient in both waves (2012: β = −1.53, SE = 0.42, p &lt; .001; 2024: β = −1.58, SE = 0.50, p = .002); this positive linear and negative quadratic pattern is consistent with an inverted-U relationship in both waves, consistent with H1. Following Haans, Pieters, and He (2016), all four formal conditions for a genuine inverted-U are satisfied in both waves. For the 2012 wave: (C1) β₁ = +1.28 (p = .001), confirming a positive ascending limb; (C2) β₂ = −1.53 (p &lt; .001), confirming concavity; (C3) the turning point TP* = 49.4% lies within the observed FSTS range [0%, 100%]; and (C4) the marginal effect is positive at the lower data bound (FSTS ≈ 0%) and negative at the upper bound (FSTS ≈ 100%), with opposite signs confirmed by the Lind–Mehlum (2010) u-test. These four conditions hold equivalently for the 2024 wave (β₁ = +1.19, β₂ = −1.58, TP* = 47.2%, LM p &lt; .001) and the pooled specification.</w:t>
+        <w:t xml:space="preserve">Table 2 presents the main OLS results (M2 specification) for each wave and the pooled sample. FSTS carries a positive coefficient in both waves (2012:</w:t>
+      </w:r>
+      <w:r>
+        <w:t xml:space="preserve"> </w:t>
+      </w:r>
+      <m:oMath>
+        <m:r>
+          <m:t>β</m:t>
+        </m:r>
+      </m:oMath>
+      <w:r>
+        <w:t xml:space="preserve"> </w:t>
+      </w:r>
+      <w:r>
+        <w:t xml:space="preserve">= +1.28, SE = 0.38, p = .001; 2024:</w:t>
+      </w:r>
+      <w:r>
+        <w:t xml:space="preserve"> </w:t>
+      </w:r>
+      <m:oMath>
+        <m:r>
+          <m:t>β</m:t>
+        </m:r>
+      </m:oMath>
+      <w:r>
+        <w:t xml:space="preserve"> </w:t>
+      </w:r>
+      <w:r>
+        <w:t xml:space="preserve">= +1.19, SE = 0.46, p = .010), and</w:t>
+      </w:r>
+      <w:r>
+        <w:t xml:space="preserve"> </w:t>
+      </w:r>
+      <m:oMath>
+        <m:sSup>
+          <m:e>
+            <m:r>
+              <m:rPr>
+                <m:nor/>
+                <m:sty m:val="p"/>
+              </m:rPr>
+              <m:t>FSTS</m:t>
+            </m:r>
+          </m:e>
+          <m:sup>
+            <m:r>
+              <m:t>2</m:t>
+            </m:r>
+          </m:sup>
+        </m:sSup>
+      </m:oMath>
+      <w:r>
+        <w:t xml:space="preserve"> </w:t>
+      </w:r>
+      <w:r>
+        <w:t xml:space="preserve">carries a negative coefficient in both waves (2012:</w:t>
+      </w:r>
+      <w:r>
+        <w:t xml:space="preserve"> </w:t>
+      </w:r>
+      <m:oMath>
+        <m:r>
+          <m:t>β</m:t>
+        </m:r>
+      </m:oMath>
+      <w:r>
+        <w:t xml:space="preserve"> </w:t>
+      </w:r>
+      <w:r>
+        <w:t xml:space="preserve">= −1.53, SE = 0.42, p &lt; .001; 2024:</w:t>
+      </w:r>
+      <w:r>
+        <w:t xml:space="preserve"> </w:t>
+      </w:r>
+      <m:oMath>
+        <m:r>
+          <m:t>β</m:t>
+        </m:r>
+      </m:oMath>
+      <w:r>
+        <w:t xml:space="preserve"> </w:t>
+      </w:r>
+      <w:r>
+        <w:t xml:space="preserve">= −1.58, SE = 0.50, p = .002); this positive linear and negative quadratic pattern is consistent with an inverted-U relationship in both waves, consistent with H1. Following Haans, Pieters, and He (2016), all four formal conditions for a genuine inverted-U are satisfied in both waves. For the 2012 wave: (C1)</w:t>
+      </w:r>
+      <w:r>
+        <w:t xml:space="preserve"> </w:t>
+      </w:r>
+      <m:oMath>
+        <m:sSub>
+          <m:e>
+            <m:r>
+              <m:t>β</m:t>
+            </m:r>
+          </m:e>
+          <m:sub>
+            <m:r>
+              <m:t>1</m:t>
+            </m:r>
+          </m:sub>
+        </m:sSub>
+      </m:oMath>
+      <w:r>
+        <w:t xml:space="preserve"> </w:t>
+      </w:r>
+      <w:r>
+        <w:t xml:space="preserve">= +1.28 (p = .001), confirming a positive ascending limb; (C2)</w:t>
+      </w:r>
+      <w:r>
+        <w:t xml:space="preserve"> </w:t>
+      </w:r>
+      <m:oMath>
+        <m:sSub>
+          <m:e>
+            <m:r>
+              <m:t>β</m:t>
+            </m:r>
+          </m:e>
+          <m:sub>
+            <m:r>
+              <m:t>2</m:t>
+            </m:r>
+          </m:sub>
+        </m:sSub>
+      </m:oMath>
+      <w:r>
+        <w:t xml:space="preserve"> </w:t>
+      </w:r>
+      <w:r>
+        <w:t xml:space="preserve">= −1.53 (p &lt; .001), confirming concavity; (C3) the turning point TP* = 49.4% lies within the observed FSTS range [0%, 100%]; and (C4) the marginal effect is positive at the lower data bound (FSTS</w:t>
+      </w:r>
+      <w:r>
+        <w:t xml:space="preserve"> </w:t>
+      </w:r>
+      <m:oMath>
+        <m:r>
+          <m:rPr>
+            <m:sty m:val="p"/>
+          </m:rPr>
+          <m:t>≈</m:t>
+        </m:r>
+      </m:oMath>
+      <w:r>
+        <w:t xml:space="preserve"> </w:t>
+      </w:r>
+      <w:r>
+        <w:t xml:space="preserve">0%) and negative at the upper bound (FSTS</w:t>
+      </w:r>
+      <w:r>
+        <w:t xml:space="preserve"> </w:t>
+      </w:r>
+      <m:oMath>
+        <m:r>
+          <m:rPr>
+            <m:sty m:val="p"/>
+          </m:rPr>
+          <m:t>≈</m:t>
+        </m:r>
+      </m:oMath>
+      <w:r>
+        <w:t xml:space="preserve"> </w:t>
+      </w:r>
+      <w:r>
+        <w:t xml:space="preserve">100%), with opposite signs confirmed by the Lind–Mehlum (2010) u-test. These four conditions hold equivalently for the 2024 wave (</w:t>
+      </w:r>
+      <m:oMath>
+        <m:sSub>
+          <m:e>
+            <m:r>
+              <m:t>β</m:t>
+            </m:r>
+          </m:e>
+          <m:sub>
+            <m:r>
+              <m:t>1</m:t>
+            </m:r>
+          </m:sub>
+        </m:sSub>
+      </m:oMath>
+      <w:r>
+        <w:t xml:space="preserve"> </w:t>
+      </w:r>
+      <w:r>
+        <w:t xml:space="preserve">= +1.19,</w:t>
+      </w:r>
+      <w:r>
+        <w:t xml:space="preserve"> </w:t>
+      </w:r>
+      <m:oMath>
+        <m:sSub>
+          <m:e>
+            <m:r>
+              <m:t>β</m:t>
+            </m:r>
+          </m:e>
+          <m:sub>
+            <m:r>
+              <m:t>2</m:t>
+            </m:r>
+          </m:sub>
+        </m:sSub>
+      </m:oMath>
+      <w:r>
+        <w:t xml:space="preserve"> </w:t>
+      </w:r>
+      <w:r>
+        <w:t xml:space="preserve">= −1.58, TP* = 47.2%, LM p &lt; .001) and the pooled specification.</w:t>
       </w:r>
     </w:p>
     <w:p>
@@ -4202,7 +6278,101 @@
         <w:pStyle w:val="BodyText"/>
       </w:pPr>
       <w:r>
-        <w:t xml:space="preserve">Turning-point estimates are 49.4 % (95 % CI: 43.1–55.7 %) in 2012 and 47.2 % (95 % CI: 40.8–53.6 %) in 2024. The CIs overlap substantially, consistent with temporal stability. The equality of FSTS coefficients across waves is not rejected (Paternoster z = +0.82, p = .412), and similarly for FSTS² (z = −0.61, p = .545); neither linear nor quadratic coefficient differs significantly between waves. These estimates are consistent with the interpretation that the inverted-U curvature is structurally durable: the 12-year interval spanning China's WTO consolidation and digital transformation does not appear to shift the underlying cost-benefit inflection in internationalisation–productivity returns. The non-significant Paternoster z-statistics for both FSTS (β₁ shift: z = +0.82, p = .412) and FSTS² (β₂ shift: z = −0.61, p = .545) are consistent with H2b (structural durability) over H2a (environmental shift), indicating that neither the linear nor the quadratic coefficient differs significantly between waves at the 0.05 level.</w:t>
+        <w:t xml:space="preserve">Turning-point estimates are 49.4 % (95 % CI: 43.1–55.7 %) in 2012 and 47.2 % (95 % CI: 40.8–53.6 %) in 2024. The CIs overlap substantially, consistent with temporal stability. The equality of FSTS coefficients across waves is not rejected (Paternoster z = +0.82, p = .412), and similarly for</w:t>
+      </w:r>
+      <w:r>
+        <w:t xml:space="preserve"> </w:t>
+      </w:r>
+      <m:oMath>
+        <m:sSup>
+          <m:e>
+            <m:r>
+              <m:rPr>
+                <m:nor/>
+                <m:sty m:val="p"/>
+              </m:rPr>
+              <m:t>FSTS</m:t>
+            </m:r>
+          </m:e>
+          <m:sup>
+            <m:r>
+              <m:t>2</m:t>
+            </m:r>
+          </m:sup>
+        </m:sSup>
+      </m:oMath>
+      <w:r>
+        <w:t xml:space="preserve"> </w:t>
+      </w:r>
+      <w:r>
+        <w:t xml:space="preserve">(z = −0.61, p = .545); neither linear nor quadratic coefficient differs significantly between waves. These estimates are consistent with the interpretation that the inverted-U curvature is structurally durable: the 12-year interval spanning China’s WTO consolidation and digital transformation does not appear to shift the underlying cost-benefit inflection in internationalisation–productivity returns. The non-significant Paternoster z-statistics for both FSTS (</w:t>
+      </w:r>
+      <m:oMath>
+        <m:sSub>
+          <m:e>
+            <m:r>
+              <m:t>β</m:t>
+            </m:r>
+          </m:e>
+          <m:sub>
+            <m:r>
+              <m:t>1</m:t>
+            </m:r>
+          </m:sub>
+        </m:sSub>
+      </m:oMath>
+      <w:r>
+        <w:t xml:space="preserve"> </w:t>
+      </w:r>
+      <w:r>
+        <w:t xml:space="preserve">shift: z = +0.82, p = .412) and</w:t>
+      </w:r>
+      <w:r>
+        <w:t xml:space="preserve"> </w:t>
+      </w:r>
+      <m:oMath>
+        <m:sSup>
+          <m:e>
+            <m:r>
+              <m:rPr>
+                <m:nor/>
+                <m:sty m:val="p"/>
+              </m:rPr>
+              <m:t>FSTS</m:t>
+            </m:r>
+          </m:e>
+          <m:sup>
+            <m:r>
+              <m:t>2</m:t>
+            </m:r>
+          </m:sup>
+        </m:sSup>
+      </m:oMath>
+      <w:r>
+        <w:t xml:space="preserve"> </w:t>
+      </w:r>
+      <w:r>
+        <w:t xml:space="preserve">(</w:t>
+      </w:r>
+      <m:oMath>
+        <m:sSub>
+          <m:e>
+            <m:r>
+              <m:t>β</m:t>
+            </m:r>
+          </m:e>
+          <m:sub>
+            <m:r>
+              <m:t>2</m:t>
+            </m:r>
+          </m:sub>
+        </m:sSub>
+      </m:oMath>
+      <w:r>
+        <w:t xml:space="preserve"> </w:t>
+      </w:r>
+      <w:r>
+        <w:t xml:space="preserve">shift: z = −0.61, p = .545) are consistent with H2b (structural durability) over H2a (environmental shift), indicating that neither the linear nor the quadratic coefficient differs significantly between waves at the 0.05 level.</w:t>
       </w:r>
     </w:p>
     <w:p>
@@ -4210,7 +6380,56 @@
         <w:pStyle w:val="BodyText"/>
       </w:pPr>
       <w:r>
-        <w:t xml:space="preserve">The pooled model (N = 4,544) yields FSTS β = +1.24 (p &lt; .001) and FSTS² β = −1.55 (p &lt; .001), with turning point at 48.8 % (95 % CI: 44.2–53.4 %).</w:t>
+        <w:t xml:space="preserve">The pooled model (N = 4,544) yields FSTS</w:t>
+      </w:r>
+      <w:r>
+        <w:t xml:space="preserve"> </w:t>
+      </w:r>
+      <m:oMath>
+        <m:r>
+          <m:t>β</m:t>
+        </m:r>
+      </m:oMath>
+      <w:r>
+        <w:t xml:space="preserve"> </w:t>
+      </w:r>
+      <w:r>
+        <w:t xml:space="preserve">= +1.24 (p &lt; .001) and</w:t>
+      </w:r>
+      <w:r>
+        <w:t xml:space="preserve"> </w:t>
+      </w:r>
+      <m:oMath>
+        <m:sSup>
+          <m:e>
+            <m:r>
+              <m:rPr>
+                <m:nor/>
+                <m:sty m:val="p"/>
+              </m:rPr>
+              <m:t>FSTS</m:t>
+            </m:r>
+          </m:e>
+          <m:sup>
+            <m:r>
+              <m:t>2</m:t>
+            </m:r>
+          </m:sup>
+        </m:sSup>
+      </m:oMath>
+      <w:r>
+        <w:t xml:space="preserve"> </w:t>
+      </w:r>
+      <m:oMath>
+        <m:r>
+          <m:t>β</m:t>
+        </m:r>
+      </m:oMath>
+      <w:r>
+        <w:t xml:space="preserve"> </w:t>
+      </w:r>
+      <w:r>
+        <w:t xml:space="preserve">= −1.55 (p &lt; .001), with turning point at 48.8 % (95 % CI: 44.2–53.4 %).</w:t>
       </w:r>
     </w:p>
     <w:p>
@@ -4228,13 +6447,40 @@
         <w:t xml:space="preserve"> </w:t>
       </w:r>
       <w:r>
-        <w:t xml:space="preserve">Main OLS results: M2 specification (lnLP ~ FSTS + FSTS² + lnEmp + firmage + foreigndummy)</w:t>
+        <w:t xml:space="preserve">Main OLS results: M2 specification (lnLP ~ FSTS +</w:t>
+      </w:r>
+      <w:r>
+        <w:t xml:space="preserve"> </w:t>
+      </w:r>
+      <m:oMath>
+        <m:sSup>
+          <m:e>
+            <m:r>
+              <m:rPr>
+                <m:nor/>
+                <m:sty m:val="p"/>
+              </m:rPr>
+              <m:t>FSTS</m:t>
+            </m:r>
+          </m:e>
+          <m:sup>
+            <m:r>
+              <m:t>2</m:t>
+            </m:r>
+          </m:sup>
+        </m:sSup>
+      </m:oMath>
+      <w:r>
+        <w:t xml:space="preserve"> </w:t>
+      </w:r>
+      <w:r>
+        <w:t xml:space="preserve">+ lnEmp + firmage + foreigndummy)</w:t>
       </w:r>
     </w:p>
     <w:tbl>
       <w:tblPr>
         <w:tblStyle w:val="Table"/>
-        <w:tblW w:type="auto" w:w="0"/>
+        <w:tblW w:type="pct" w:w="5000"/>
         <w:tblLook w:firstRow="1" w:lastRow="0" w:firstColumn="0" w:lastColumn="0" w:noHBand="0" w:noVBand="0" w:val="0020"/>
         <w:jc w:val="start"/>
       </w:tblPr>
@@ -4825,30 +7071,274 @@
         <w:t xml:space="preserve"> </w:t>
       </w:r>
       <w:r>
-        <w:t xml:space="preserve">PATERNOSTER TESTS (FSTS): z = +0.82, p = .412; (FSTS²): z = −0.61, p = .545. Approximate 95% CIs for cross-wave coefficient differences (Δβ ± 1.96 × |Δβ|/|z|, using rounded table values as proxy): FSTS Δβ₁ ≈ +0.09, 95% CI ≈ [−0.13, +0.31]; FSTS² Δβ₂ ≈ −0.05, 95% CI ≈ [−0.21, +0.11]. Both CIs include zero, consistent with non-rejection at α = .05. Exact Δβ and SE values available in replication materials.</w:t>
-      </w:r>
-    </w:p>
-    <w:p>
-      <w:pPr>
-        <w:pStyle w:val="BodyText"/>
+        <w:t xml:space="preserve">PATERNOSTER TESTS (FSTS): z = +0.82, p = .412; (</w:t>
+      </w:r>
+      <m:oMath>
+        <m:sSup>
+          <m:e>
+            <m:r>
+              <m:rPr>
+                <m:nor/>
+                <m:sty m:val="p"/>
+              </m:rPr>
+              <m:t>FSTS</m:t>
+            </m:r>
+          </m:e>
+          <m:sup>
+            <m:r>
+              <m:t>2</m:t>
+            </m:r>
+          </m:sup>
+        </m:sSup>
+      </m:oMath>
+      <w:r>
+        <w:t xml:space="preserve">): z = −0.61, p = .545. Approximate 95% CIs for cross-wave coefficient differences (</w:t>
+      </w:r>
+      <m:oMath>
+        <m:r>
+          <m:t>Δ</m:t>
+        </m:r>
+      </m:oMath>
+      <m:oMath>
+        <m:r>
+          <m:t>β</m:t>
+        </m:r>
+      </m:oMath>
+      <w:r>
+        <w:t xml:space="preserve"> </w:t>
+      </w:r>
+      <m:oMath>
+        <m:r>
+          <m:rPr>
+            <m:sty m:val="p"/>
+          </m:rPr>
+          <m:t>±</m:t>
+        </m:r>
+      </m:oMath>
+      <w:r>
+        <w:t xml:space="preserve"> </w:t>
+      </w:r>
+      <w:r>
+        <w:t xml:space="preserve">1.96</w:t>
+      </w:r>
+      <w:r>
+        <w:t xml:space="preserve"> </w:t>
+      </w:r>
+      <m:oMath>
+        <m:r>
+          <m:rPr>
+            <m:sty m:val="p"/>
+          </m:rPr>
+          <m:t>×</m:t>
+        </m:r>
+      </m:oMath>
+      <w:r>
+        <w:t xml:space="preserve"> </w:t>
+      </w:r>
+      <w:r>
+        <w:t xml:space="preserve">|</w:t>
+      </w:r>
+      <m:oMath>
+        <m:r>
+          <m:t>Δ</m:t>
+        </m:r>
+      </m:oMath>
+      <m:oMath>
+        <m:r>
+          <m:t>β</m:t>
+        </m:r>
+      </m:oMath>
+      <w:r>
+        <w:t xml:space="preserve">|/|z|, using rounded table values as proxy): FSTS</w:t>
+      </w:r>
+      <w:r>
+        <w:t xml:space="preserve"> </w:t>
+      </w:r>
+      <m:oMath>
+        <m:r>
+          <m:t>Δ</m:t>
+        </m:r>
+      </m:oMath>
+      <m:oMath>
+        <m:sSub>
+          <m:e>
+            <m:r>
+              <m:t>β</m:t>
+            </m:r>
+          </m:e>
+          <m:sub>
+            <m:r>
+              <m:t>1</m:t>
+            </m:r>
+          </m:sub>
+        </m:sSub>
+      </m:oMath>
+      <w:r>
+        <w:t xml:space="preserve"> </w:t>
+      </w:r>
+      <m:oMath>
+        <m:r>
+          <m:rPr>
+            <m:sty m:val="p"/>
+          </m:rPr>
+          <m:t>≈</m:t>
+        </m:r>
+      </m:oMath>
+      <w:r>
+        <w:t xml:space="preserve"> </w:t>
+      </w:r>
+      <w:r>
+        <w:t xml:space="preserve">+0.09, 95% CI</w:t>
+      </w:r>
+      <w:r>
+        <w:t xml:space="preserve"> </w:t>
+      </w:r>
+      <m:oMath>
+        <m:r>
+          <m:rPr>
+            <m:sty m:val="p"/>
+          </m:rPr>
+          <m:t>≈</m:t>
+        </m:r>
+      </m:oMath>
+      <w:r>
+        <w:t xml:space="preserve"> </w:t>
+      </w:r>
+      <w:r>
+        <w:t xml:space="preserve">[−0.13, +0.31];</w:t>
+      </w:r>
+      <w:r>
+        <w:t xml:space="preserve"> </w:t>
+      </w:r>
+      <m:oMath>
+        <m:sSup>
+          <m:e>
+            <m:r>
+              <m:rPr>
+                <m:nor/>
+                <m:sty m:val="p"/>
+              </m:rPr>
+              <m:t>FSTS</m:t>
+            </m:r>
+          </m:e>
+          <m:sup>
+            <m:r>
+              <m:t>2</m:t>
+            </m:r>
+          </m:sup>
+        </m:sSup>
+      </m:oMath>
+      <w:r>
+        <w:t xml:space="preserve"> </w:t>
+      </w:r>
+      <m:oMath>
+        <m:r>
+          <m:t>Δ</m:t>
+        </m:r>
+      </m:oMath>
+      <m:oMath>
+        <m:sSub>
+          <m:e>
+            <m:r>
+              <m:t>β</m:t>
+            </m:r>
+          </m:e>
+          <m:sub>
+            <m:r>
+              <m:t>2</m:t>
+            </m:r>
+          </m:sub>
+        </m:sSub>
+      </m:oMath>
+      <w:r>
+        <w:t xml:space="preserve"> </w:t>
+      </w:r>
+      <m:oMath>
+        <m:r>
+          <m:rPr>
+            <m:sty m:val="p"/>
+          </m:rPr>
+          <m:t>≈</m:t>
+        </m:r>
+      </m:oMath>
+      <w:r>
+        <w:t xml:space="preserve"> </w:t>
+      </w:r>
+      <w:r>
+        <w:t xml:space="preserve">−0.05, 95% CI</w:t>
+      </w:r>
+      <w:r>
+        <w:t xml:space="preserve"> </w:t>
+      </w:r>
+      <m:oMath>
+        <m:r>
+          <m:rPr>
+            <m:sty m:val="p"/>
+          </m:rPr>
+          <m:t>≈</m:t>
+        </m:r>
+      </m:oMath>
+      <w:r>
+        <w:t xml:space="preserve"> </w:t>
+      </w:r>
+      <w:r>
+        <w:t xml:space="preserve">[−0.21, +0.11]. Both CIs include zero, consistent with non-rejection at</w:t>
+      </w:r>
+      <w:r>
+        <w:t xml:space="preserve"> </w:t>
+      </w:r>
+      <m:oMath>
+        <m:r>
+          <m:t>α</m:t>
+        </m:r>
+      </m:oMath>
+      <w:r>
+        <w:t xml:space="preserve"> </w:t>
+      </w:r>
+      <w:r>
+        <w:t xml:space="preserve">= .05. Exact</w:t>
+      </w:r>
+      <w:r>
+        <w:t xml:space="preserve"> </w:t>
+      </w:r>
+      <m:oMath>
+        <m:r>
+          <m:t>Δ</m:t>
+        </m:r>
+      </m:oMath>
+      <m:oMath>
+        <m:r>
+          <m:t>β</m:t>
+        </m:r>
+      </m:oMath>
+      <w:r>
+        <w:t xml:space="preserve"> </w:t>
+      </w:r>
+      <w:r>
+        <w:t xml:space="preserve">and SE values available in replication materials.</w:t>
+      </w:r>
+    </w:p>
+    <w:p>
+      <w:pPr>
+        <w:pStyle w:val="CaptionedFigure"/>
       </w:pPr>
       <w:r>
         <w:drawing>
           <wp:inline>
             <wp:extent cx="5753100" cy="3010157"/>
             <wp:effectExtent b="0" l="0" r="0" t="0"/>
-            <wp:docPr descr="Figure 2: Turning-point estimates with 95% CIs by wave (China)" title="" id="40" name="Picture"/>
+            <wp:docPr descr="Figure 2: Turning-point estimates with 95% CIs by wave (China)" title="" id="38" name="Picture"/>
             <a:graphic>
               <a:graphicData uri="http://schemas.openxmlformats.org/drawingml/2006/picture">
                 <pic:pic>
                   <pic:nvPicPr>
-                    <pic:cNvPr descr="figures/p5_china/figure_2_turning_points.png" id="41" name="Picture"/>
+                    <pic:cNvPr descr="figures/p5_china/figure_2_turning_points.png" id="39" name="Picture"/>
                     <pic:cNvPicPr>
                       <a:picLocks noChangeArrowheads="1" noChangeAspect="1"/>
                     </pic:cNvPicPr>
                   </pic:nvPicPr>
                   <pic:blipFill>
-                    <a:blip r:embed="rId39"/>
+                    <a:blip r:embed="rId37"/>
                     <a:stretch>
                       <a:fillRect/>
                     </a:stretch>
@@ -4877,6 +7367,14 @@
     </w:p>
     <w:p>
       <w:pPr>
+        <w:pStyle w:val="ImageCaption"/>
+      </w:pPr>
+      <w:r>
+        <w:t xml:space="preserve">Figure 2: Turning-point estimates with 95% CIs by wave (China)</w:t>
+      </w:r>
+    </w:p>
+    <w:p>
+      <w:pPr>
         <w:pStyle w:val="BlockText"/>
       </w:pPr>
       <w:r>
@@ -4893,8 +7391,8 @@
         <w:t xml:space="preserve">Delta-method 95 % confidence intervals for the turning-point estimates in 2012 (49.4 %) and 2024 (47.2 %). The substantial overlap is consistent with structural durability (H2b).</w:t>
       </w:r>
     </w:p>
-    <w:bookmarkEnd w:id="42"/>
-    <w:bookmarkStart w:id="46" w:name="Xfe3c331420c241aa73c6296372277a6d3f913cb"/>
+    <w:bookmarkEnd w:id="40"/>
+    <w:bookmarkStart w:id="44" w:name="predicted-ip-curves"/>
     <w:p>
       <w:pPr>
         <w:pStyle w:val="Heading3"/>
@@ -4913,25 +7411,25 @@
     </w:p>
     <w:p>
       <w:pPr>
-        <w:pStyle w:val="BodyText"/>
+        <w:pStyle w:val="CaptionedFigure"/>
       </w:pPr>
       <w:r>
         <w:drawing>
           <wp:inline>
             <wp:extent cx="5753100" cy="3330862"/>
             <wp:effectExtent b="0" l="0" r="0" t="0"/>
-            <wp:docPr descr="Figure 3: Predicted I–P curves by wave (China)" title="" id="44" name="Picture"/>
+            <wp:docPr descr="Figure 3: Predicted I–P curves by wave (China)" title="" id="42" name="Picture"/>
             <a:graphic>
               <a:graphicData uri="http://schemas.openxmlformats.org/drawingml/2006/picture">
                 <pic:pic>
                   <pic:nvPicPr>
-                    <pic:cNvPr descr="figures/p5_china/figure_3_predicted_curves.png" id="45" name="Picture"/>
+                    <pic:cNvPr descr="figures/p5_china/figure_3_predicted_curves.png" id="43" name="Picture"/>
                     <pic:cNvPicPr>
                       <a:picLocks noChangeArrowheads="1" noChangeAspect="1"/>
                     </pic:cNvPicPr>
                   </pic:nvPicPr>
                   <pic:blipFill>
-                    <a:blip r:embed="rId43"/>
+                    <a:blip r:embed="rId41"/>
                     <a:stretch>
                       <a:fillRect/>
                     </a:stretch>
@@ -4960,6 +7458,14 @@
     </w:p>
     <w:p>
       <w:pPr>
+        <w:pStyle w:val="ImageCaption"/>
+      </w:pPr>
+      <w:r>
+        <w:t xml:space="preserve">Figure 3: Predicted I–P curves by wave (China)</w:t>
+      </w:r>
+    </w:p>
+    <w:p>
+      <w:pPr>
         <w:pStyle w:val="BlockText"/>
       </w:pPr>
       <w:r>
@@ -4976,8 +7482,8 @@
         <w:t xml:space="preserve">Predicted log labour productivity as a function of export intensity (FSTS) for each wave, with controls held at wave-specific means. Dashed lines indicate turning-point locations; shaded bands are 95 % pointwise CIs.</w:t>
       </w:r>
     </w:p>
-    <w:bookmarkEnd w:id="46"/>
-    <w:bookmarkStart w:id="50" w:name="X86f6006676d1e9a822b51b562b1655386d9e86b"/>
+    <w:bookmarkEnd w:id="44"/>
+    <w:bookmarkStart w:id="48" w:name="capability-moderation"/>
     <w:p>
       <w:pPr>
         <w:pStyle w:val="Heading3"/>
@@ -4991,7 +7497,32 @@
         <w:pStyle w:val="FirstParagraph"/>
       </w:pPr>
       <w:r>
-        <w:t xml:space="preserve">Table 3 presents the three-way moderation specification (M6) with joint F-tests. The F-tests yield: F1 (cross-wave curvature shift) = 2.24, p = .107 (NOT rejected at α = .05); F2 (capability moderation within-wave) = 3.26, p = .039 (marginal, not surviving Bonferroni correction at α* = .017); F3 (capability-conditioned cross-wave shift) = 0.27, p = .760 (NOT rejected). These results are more consistent with H4b (null capability-curvature moderation) than with H3 and H4a.</w:t>
+        <w:t xml:space="preserve">Table 3 presents the three-way moderation specification (M6) with joint F-tests. The F-tests yield: F1 (cross-wave curvature shift) = 2.24, p = .107 (NOT rejected at</w:t>
+      </w:r>
+      <w:r>
+        <w:t xml:space="preserve"> </w:t>
+      </w:r>
+      <m:oMath>
+        <m:r>
+          <m:t>α</m:t>
+        </m:r>
+      </m:oMath>
+      <w:r>
+        <w:t xml:space="preserve"> </w:t>
+      </w:r>
+      <w:r>
+        <w:t xml:space="preserve">= .05); F2 (capability moderation within-wave) = 3.26, p = .039 (marginal, not surviving Bonferroni correction at</w:t>
+      </w:r>
+      <w:r>
+        <w:t xml:space="preserve"> </w:t>
+      </w:r>
+      <m:oMath>
+        <m:r>
+          <m:t>α</m:t>
+        </m:r>
+      </m:oMath>
+      <w:r>
+        <w:t xml:space="preserve">* = .017); F3 (capability-conditioned cross-wave shift) = 0.27, p = .760 (NOT rejected). These results are more consistent with H4b (null capability-curvature moderation) than with H3 and H4a.</w:t>
       </w:r>
     </w:p>
     <w:p>
@@ -4999,7 +7530,39 @@
         <w:pStyle w:val="BodyText"/>
       </w:pPr>
       <w:r>
-        <w:t xml:space="preserve">However, the direct effects of TCI_full are positive and significant in both waves (β_z = +0.28 in 2012, p &lt; .001; +0.43 in 2024, p &lt; .001), indicating that technological capability is a robust level-shifter of productivity, not a curvature-moderator. Figure 4 summarises the direct-effect pattern.</w:t>
+        <w:t xml:space="preserve">However, the direct effects of</w:t>
+      </w:r>
+      <w:r>
+        <w:t xml:space="preserve"> </w:t>
+      </w:r>
+      <m:oMath>
+        <m:sSub>
+          <m:e>
+            <m:r>
+              <m:rPr>
+                <m:nor/>
+                <m:sty m:val="p"/>
+              </m:rPr>
+              <m:t>TCI</m:t>
+            </m:r>
+          </m:e>
+          <m:sub>
+            <m:r>
+              <m:t>f</m:t>
+            </m:r>
+          </m:sub>
+        </m:sSub>
+      </m:oMath>
+      <w:r>
+        <w:t xml:space="preserve">ull are positive and significant in both waves (</w:t>
+      </w:r>
+      <m:oMath>
+        <m:r>
+          <m:t>β</m:t>
+        </m:r>
+      </m:oMath>
+      <w:r>
+        <w:t xml:space="preserve">_z = +0.28 in 2012, p &lt; .001; +0.43 in 2024, p &lt; .001), indicating that technological capability is a robust level-shifter of productivity, not a curvature-moderator. Figure 4 summarises the direct-effect pattern.</w:t>
       </w:r>
     </w:p>
     <w:p>
@@ -5023,7 +7586,7 @@
     <w:tbl>
       <w:tblPr>
         <w:tblStyle w:val="Table"/>
-        <w:tblW w:type="auto" w:w="0"/>
+        <w:tblW w:type="pct" w:w="5000"/>
         <w:tblLook w:firstRow="1" w:lastRow="0" w:firstColumn="0" w:lastColumn="0" w:noHBand="0" w:noVBand="0" w:val="0020"/>
         <w:jc w:val="start"/>
       </w:tblPr>
@@ -5783,25 +8346,25 @@
     </w:p>
     <w:p>
       <w:pPr>
-        <w:pStyle w:val="BodyText"/>
+        <w:pStyle w:val="CaptionedFigure"/>
       </w:pPr>
       <w:r>
         <w:drawing>
           <wp:inline>
             <wp:extent cx="5753100" cy="2591800"/>
             <wp:effectExtent b="0" l="0" r="0" t="0"/>
-            <wp:docPr descr="Figure 4: TCI and DAI direct-effect coefficients by wave (China, standardised OLS)" title="" id="48" name="Picture"/>
+            <wp:docPr descr="Figure 4: TCI and DAI direct-effect coefficients by wave (China, standardised OLS)" title="" id="46" name="Picture"/>
             <a:graphic>
               <a:graphicData uri="http://schemas.openxmlformats.org/drawingml/2006/picture">
                 <pic:pic>
                   <pic:nvPicPr>
-                    <pic:cNvPr descr="figures/p5_china/figure_4_level_shifts.png" id="49" name="Picture"/>
+                    <pic:cNvPr descr="figures/p5_china/figure_4_level_shifts.png" id="47" name="Picture"/>
                     <pic:cNvPicPr>
                       <a:picLocks noChangeArrowheads="1" noChangeAspect="1"/>
                     </pic:cNvPicPr>
                   </pic:nvPicPr>
                   <pic:blipFill>
-                    <a:blip r:embed="rId47"/>
+                    <a:blip r:embed="rId45"/>
                     <a:stretch>
                       <a:fillRect/>
                     </a:stretch>
@@ -5830,6 +8393,14 @@
     </w:p>
     <w:p>
       <w:pPr>
+        <w:pStyle w:val="ImageCaption"/>
+      </w:pPr>
+      <w:r>
+        <w:t xml:space="preserve">Figure 4: TCI and DAI direct-effect coefficients by wave (China, standardised OLS)</w:t>
+      </w:r>
+    </w:p>
+    <w:p>
+      <w:pPr>
         <w:pStyle w:val="BlockText"/>
       </w:pPr>
       <w:r>
@@ -5843,11 +8414,101 @@
         <w:t xml:space="preserve"> </w:t>
       </w:r>
       <w:r>
-        <w:t xml:space="preserve">Direct level‑shift coefficients of technological capability (TCI_full) and digital adoption (DAI_core) by wave for Chinese private firms. Error bars are 95 % HC1-robust confidence intervals. Both TCI_full and DAI_core show positive and significant associations in both waves.</w:t>
-      </w:r>
-    </w:p>
-    <w:bookmarkEnd w:id="50"/>
-    <w:bookmarkStart w:id="51" w:name="Xdf31b4a83ae47f030a08265332b3138989411fc"/>
+        <w:t xml:space="preserve">Direct level‑shift coefficients of technological capability (</w:t>
+      </w:r>
+      <m:oMath>
+        <m:sSub>
+          <m:e>
+            <m:r>
+              <m:rPr>
+                <m:nor/>
+                <m:sty m:val="p"/>
+              </m:rPr>
+              <m:t>TCI</m:t>
+            </m:r>
+          </m:e>
+          <m:sub>
+            <m:r>
+              <m:t>f</m:t>
+            </m:r>
+          </m:sub>
+        </m:sSub>
+      </m:oMath>
+      <w:r>
+        <w:t xml:space="preserve">ull) and digital adoption (</w:t>
+      </w:r>
+      <m:oMath>
+        <m:sSub>
+          <m:e>
+            <m:r>
+              <m:rPr>
+                <m:nor/>
+                <m:sty m:val="p"/>
+              </m:rPr>
+              <m:t>DAI</m:t>
+            </m:r>
+          </m:e>
+          <m:sub>
+            <m:r>
+              <m:t>c</m:t>
+            </m:r>
+          </m:sub>
+        </m:sSub>
+      </m:oMath>
+      <w:r>
+        <w:t xml:space="preserve">ore) by wave for Chinese private firms. Error bars are 95 % HC1-robust confidence intervals. Both</w:t>
+      </w:r>
+      <w:r>
+        <w:t xml:space="preserve"> </w:t>
+      </w:r>
+      <m:oMath>
+        <m:sSub>
+          <m:e>
+            <m:r>
+              <m:rPr>
+                <m:nor/>
+                <m:sty m:val="p"/>
+              </m:rPr>
+              <m:t>TCI</m:t>
+            </m:r>
+          </m:e>
+          <m:sub>
+            <m:r>
+              <m:t>f</m:t>
+            </m:r>
+          </m:sub>
+        </m:sSub>
+      </m:oMath>
+      <w:r>
+        <w:t xml:space="preserve">ull and</w:t>
+      </w:r>
+      <w:r>
+        <w:t xml:space="preserve"> </w:t>
+      </w:r>
+      <m:oMath>
+        <m:sSub>
+          <m:e>
+            <m:r>
+              <m:rPr>
+                <m:nor/>
+                <m:sty m:val="p"/>
+              </m:rPr>
+              <m:t>DAI</m:t>
+            </m:r>
+          </m:e>
+          <m:sub>
+            <m:r>
+              <m:t>c</m:t>
+            </m:r>
+          </m:sub>
+        </m:sSub>
+      </m:oMath>
+      <w:r>
+        <w:t xml:space="preserve">ore show positive and significant associations in both waves.</w:t>
+      </w:r>
+    </w:p>
+    <w:bookmarkEnd w:id="48"/>
+    <w:bookmarkStart w:id="49" w:name="mechanism-analysis-digital-adoption"/>
     <w:p>
       <w:pPr>
         <w:pStyle w:val="Heading3"/>
@@ -5860,12 +8521,190 @@
       <w:pPr>
         <w:pStyle w:val="FirstParagraph"/>
       </w:pPr>
-      <w:r>
-        <w:t xml:space="preserve">DAI_core (own-website) is positive and significant in both waves (β_z ≈ +0.10 in 2012, p = .002; +0.12 in 2024, p &lt; .001) when entered as a control in M2. A separate mechanism-exploration model (M7) tests whether DAI_core mediates the TCI_full-to-lnLP relationship via a sequential mediation path (TCI_full to DAI_core to lnLP). Bootstrap indirect-effect estimates (n = 1,000 draws) yield small but positive indirect effects (2012: +0.018, 95 % CI [0.004, 0.039]; 2024: +0.022, 95 % CI [0.007, 0.043]), consistent with a partial-mediation reading. However, because DAI_core is a single-item binary proxy and because the WBES does not allow attribution of causality, this analysis is exploratory and reported as a “descriptive mechanism sketch” rather than a causal identification claim (Antonakis et al., 2010; Shaver, 2020).</w:t>
-      </w:r>
-    </w:p>
-    <w:bookmarkEnd w:id="51"/>
-    <w:bookmarkStart w:id="52" w:name="X7b68f907ed55e65a2ee44288bf21fafeaedb955"/>
+      <m:oMath>
+        <m:sSub>
+          <m:e>
+            <m:r>
+              <m:rPr>
+                <m:nor/>
+                <m:sty m:val="p"/>
+              </m:rPr>
+              <m:t>DAI</m:t>
+            </m:r>
+          </m:e>
+          <m:sub>
+            <m:r>
+              <m:t>c</m:t>
+            </m:r>
+          </m:sub>
+        </m:sSub>
+      </m:oMath>
+      <w:r>
+        <w:t xml:space="preserve">ore (own-website) is positive and significant in both waves (</w:t>
+      </w:r>
+      <m:oMath>
+        <m:r>
+          <m:t>β</m:t>
+        </m:r>
+      </m:oMath>
+      <w:r>
+        <w:t xml:space="preserve">_z</w:t>
+      </w:r>
+      <w:r>
+        <w:t xml:space="preserve"> </w:t>
+      </w:r>
+      <m:oMath>
+        <m:r>
+          <m:rPr>
+            <m:sty m:val="p"/>
+          </m:rPr>
+          <m:t>≈</m:t>
+        </m:r>
+      </m:oMath>
+      <w:r>
+        <w:t xml:space="preserve"> </w:t>
+      </w:r>
+      <w:r>
+        <w:t xml:space="preserve">+0.10 in 2012, p = .002; +0.12 in 2024, p &lt; .001) when entered as a control in M2. A separate mechanism-exploration model (M7) tests whether</w:t>
+      </w:r>
+      <w:r>
+        <w:t xml:space="preserve"> </w:t>
+      </w:r>
+      <m:oMath>
+        <m:sSub>
+          <m:e>
+            <m:r>
+              <m:rPr>
+                <m:nor/>
+                <m:sty m:val="p"/>
+              </m:rPr>
+              <m:t>DAI</m:t>
+            </m:r>
+          </m:e>
+          <m:sub>
+            <m:r>
+              <m:t>c</m:t>
+            </m:r>
+          </m:sub>
+        </m:sSub>
+      </m:oMath>
+      <w:r>
+        <w:t xml:space="preserve">ore mediates the</w:t>
+      </w:r>
+      <w:r>
+        <w:t xml:space="preserve"> </w:t>
+      </w:r>
+      <m:oMath>
+        <m:sSub>
+          <m:e>
+            <m:r>
+              <m:rPr>
+                <m:nor/>
+                <m:sty m:val="p"/>
+              </m:rPr>
+              <m:t>TCI</m:t>
+            </m:r>
+          </m:e>
+          <m:sub>
+            <m:r>
+              <m:t>f</m:t>
+            </m:r>
+          </m:sub>
+        </m:sSub>
+      </m:oMath>
+      <w:r>
+        <w:t xml:space="preserve">ull-to-lnLP relationship via a sequential mediation path (</w:t>
+      </w:r>
+      <m:oMath>
+        <m:sSub>
+          <m:e>
+            <m:r>
+              <m:rPr>
+                <m:nor/>
+                <m:sty m:val="p"/>
+              </m:rPr>
+              <m:t>TCI</m:t>
+            </m:r>
+          </m:e>
+          <m:sub>
+            <m:r>
+              <m:t>f</m:t>
+            </m:r>
+          </m:sub>
+        </m:sSub>
+      </m:oMath>
+      <w:r>
+        <w:t xml:space="preserve">ull to</w:t>
+      </w:r>
+      <w:r>
+        <w:t xml:space="preserve"> </w:t>
+      </w:r>
+      <m:oMath>
+        <m:sSub>
+          <m:e>
+            <m:r>
+              <m:rPr>
+                <m:nor/>
+                <m:sty m:val="p"/>
+              </m:rPr>
+              <m:t>DAI</m:t>
+            </m:r>
+          </m:e>
+          <m:sub>
+            <m:r>
+              <m:t>c</m:t>
+            </m:r>
+          </m:sub>
+        </m:sSub>
+      </m:oMath>
+      <w:r>
+        <w:t xml:space="preserve">ore to lnLP). Bootstrap indirect-effect estimates (n = 1,000 draws) yield small but positive indirect effects (2012: +0.018, 95 % CI [0.004, 0.039]; 2024: +0.022, 95 % CI [0.007, 0.043]), consistent with a partial-mediation reading. However, because</w:t>
+      </w:r>
+      <w:r>
+        <w:t xml:space="preserve"> </w:t>
+      </w:r>
+      <m:oMath>
+        <m:sSub>
+          <m:e>
+            <m:r>
+              <m:rPr>
+                <m:nor/>
+                <m:sty m:val="p"/>
+              </m:rPr>
+              <m:t>DAI</m:t>
+            </m:r>
+          </m:e>
+          <m:sub>
+            <m:r>
+              <m:t>c</m:t>
+            </m:r>
+          </m:sub>
+        </m:sSub>
+      </m:oMath>
+      <w:r>
+        <w:t xml:space="preserve">ore is a single-item binary proxy and because the WBES does not allow attribution of causality, this analysis is exploratory and reported as a</w:t>
+      </w:r>
+      <w:r>
+        <w:t xml:space="preserve"> </w:t>
+      </w:r>
+      <w:r>
+        <w:t xml:space="preserve">“</w:t>
+      </w:r>
+      <w:r>
+        <w:t xml:space="preserve">descriptive mechanism sketch</w:t>
+      </w:r>
+      <w:r>
+        <w:t xml:space="preserve">”</w:t>
+      </w:r>
+      <w:r>
+        <w:t xml:space="preserve"> </w:t>
+      </w:r>
+      <w:r>
+        <w:t xml:space="preserve">rather than a causal identification claim (Antonakis et al., 2010; Shaver, 2020).</w:t>
+      </w:r>
+    </w:p>
+    <w:bookmarkEnd w:id="49"/>
+    <w:bookmarkStart w:id="50" w:name="robustness-checks"/>
     <w:p>
       <w:pPr>
         <w:pStyle w:val="Heading3"/>
@@ -5889,7 +8728,34 @@
         <w:t xml:space="preserve"> </w:t>
       </w:r>
       <w:r>
-        <w:t xml:space="preserve">Restricting to manufacturing firms (ISIC Rev 3.1 codes 15–38 in 2012; ISIC Rev 4 codes 10–33 in 2024) yields turning points of 48.1 % (2012) and 46.4 % (2024), within the confidence intervals of the full-sample estimates. Paternoster z-tests remain non-significant (FSTS z = +0.61, p = .542; FSTS² z = −0.44, p = .660).</w:t>
+        <w:t xml:space="preserve">Restricting to manufacturing firms (ISIC Rev 3.1 codes 15–38 in 2012; ISIC Rev 4 codes 10–33 in 2024) yields turning points of 48.1 % (2012) and 46.4 % (2024), within the confidence intervals of the full-sample estimates. Paternoster z-tests remain non-significant (FSTS z = +0.61, p = .542;</w:t>
+      </w:r>
+      <w:r>
+        <w:t xml:space="preserve"> </w:t>
+      </w:r>
+      <m:oMath>
+        <m:sSup>
+          <m:e>
+            <m:r>
+              <m:rPr>
+                <m:nor/>
+                <m:sty m:val="p"/>
+              </m:rPr>
+              <m:t>FSTS</m:t>
+            </m:r>
+          </m:e>
+          <m:sup>
+            <m:r>
+              <m:t>2</m:t>
+            </m:r>
+          </m:sup>
+        </m:sSup>
+      </m:oMath>
+      <w:r>
+        <w:t xml:space="preserve"> </w:t>
+      </w:r>
+      <w:r>
+        <w:t xml:space="preserve">z = −0.44, p = .660).</w:t>
       </w:r>
     </w:p>
     <w:p>
@@ -5961,7 +8827,34 @@
         <w:t xml:space="preserve"> </w:t>
       </w:r>
       <w:r>
-        <w:t xml:space="preserve">Adding ISIC 2-digit industry fixed effects (not reported in Table 2 for parsimony) does not alter the main findings; FSTS and FSTS² remain significant with the same sign pattern.</w:t>
+        <w:t xml:space="preserve">Adding ISIC 2-digit industry fixed effects (not reported in Table 2 for parsimony) does not alter the main findings; FSTS and</w:t>
+      </w:r>
+      <w:r>
+        <w:t xml:space="preserve"> </w:t>
+      </w:r>
+      <m:oMath>
+        <m:sSup>
+          <m:e>
+            <m:r>
+              <m:rPr>
+                <m:nor/>
+                <m:sty m:val="p"/>
+              </m:rPr>
+              <m:t>FSTS</m:t>
+            </m:r>
+          </m:e>
+          <m:sup>
+            <m:r>
+              <m:t>2</m:t>
+            </m:r>
+          </m:sup>
+        </m:sSup>
+      </m:oMath>
+      <w:r>
+        <w:t xml:space="preserve"> </w:t>
+      </w:r>
+      <w:r>
+        <w:t xml:space="preserve">remain significant with the same sign pattern.</w:t>
       </w:r>
     </w:p>
     <w:p>
@@ -5971,9 +8864,9 @@
         </w:pict>
       </w:r>
     </w:p>
-    <w:bookmarkEnd w:id="52"/>
-    <w:bookmarkEnd w:id="53"/>
-    <w:bookmarkStart w:id="59" w:name="X735612638e4e736e4693e459c258977262c0dfc"/>
+    <w:bookmarkEnd w:id="50"/>
+    <w:bookmarkEnd w:id="51"/>
+    <w:bookmarkStart w:id="57" w:name="discussion"/>
     <w:p>
       <w:pPr>
         <w:pStyle w:val="Heading2"/>
@@ -5982,7 +8875,7 @@
         <w:t xml:space="preserve">5. Discussion</w:t>
       </w:r>
     </w:p>
-    <w:bookmarkStart w:id="54" w:name="Xa0c03496b4c04a1649263a3e01d0b00bd039955"/>
+    <w:bookmarkStart w:id="52" w:name="temporal-stability-of-the-ip-threshold"/>
     <w:p>
       <w:pPr>
         <w:pStyle w:val="Heading3"/>
@@ -5996,7 +8889,7 @@
         <w:pStyle w:val="FirstParagraph"/>
       </w:pPr>
       <w:r>
-        <w:t xml:space="preserve">The central finding is that the inverted-U I–P threshold in Chinese private firms is structurally durable. Turning points of 49.4 % (2012) and 47.2 % (2024) are statistically indistinguishable by the Paternoster test, and the pooled estimate (48.8 %) sits within both wave-specific confidence intervals. This durability is notable given the scale of structural change between the two survey waves, including BRI reorientation, trade friction, and the COVID-19 shock, and it challenges the environmental-determinism reading of I–P curvature (H2a). The result is consistent with the meta-analytic evidence of Bausch and Krist (2007) and the institutional-moderator synthesis of Marano et al. (2016), which together suggest that inverted-U curvature is a robust cross-context regularity rather than a sample-specific artifact.</w:t>
+        <w:t xml:space="preserve">The central finding is that the inverted-U I–P threshold in Chinese private firms is structurally durable. Turning points of 49.4 % (2012) and 47.2 % (2024) are statistically indistinguishable by the Paternoster test, and the pooled estimate (48.8 %) sits within both wave-specific confidence intervals. This durability is notable given the scale of structural change between the two survey waves, including BRI reorientation, trade friction, and the COVID-19 shock, and it challenges the environmental-determinism reading of I–P curvature (H2a). The result is consistent with the meta-analytic evidence of Bausch and Krist (2007) and the institutional-moderator synthesis of Marano et al. (2016), which together suggest that inverted-U curvature is a robust cross-context regularity rather than a sample-specific artifact.</w:t>
       </w:r>
     </w:p>
     <w:p>
@@ -6049,14 +8942,166 @@
         <w:t xml:space="preserve">: beyond the threshold, firms become over-dependent on international customers and value chains and face severe working-capital pressure from cross-border payment terms (extended receivables, international logistics costs, currency risk, Manova, 2013), so productivity erodes regardless of the macro environment. The implication for managers is that allocating more than roughly half of sales to direct exports tends to erode productivity regardless of decade or external environment.</w:t>
       </w:r>
     </w:p>
+    <w:bookmarkEnd w:id="52"/>
+    <w:bookmarkStart w:id="53" w:name="X433fb1e034c39d563b08fc3391a6162a4e2331e"/>
+    <w:p>
+      <w:pPr>
+        <w:pStyle w:val="Heading3"/>
+      </w:pPr>
+      <w:r>
+        <w:t xml:space="preserve">5.2 Technological Capability as Level-Shifter</w:t>
+      </w:r>
+    </w:p>
+    <w:p>
+      <w:pPr>
+        <w:pStyle w:val="FirstParagraph"/>
+      </w:pPr>
+      <w:r>
+        <w:t xml:space="preserve">The null moderation finding (F2 = 3.26, p = .039, which does not survive Bonferroni correction at</w:t>
+      </w:r>
+      <w:r>
+        <w:t xml:space="preserve"> </w:t>
+      </w:r>
+      <m:oMath>
+        <m:r>
+          <m:t>α</m:t>
+        </m:r>
+      </m:oMath>
+      <w:r>
+        <w:t xml:space="preserve">* = .017, and is consistent with H4b) has a precise interpretation.</w:t>
+      </w:r>
+      <w:r>
+        <w:t xml:space="preserve"> </w:t>
+      </w:r>
+      <m:oMath>
+        <m:sSub>
+          <m:e>
+            <m:r>
+              <m:rPr>
+                <m:nor/>
+                <m:sty m:val="p"/>
+              </m:rPr>
+              <m:t>TCI</m:t>
+            </m:r>
+          </m:e>
+          <m:sub>
+            <m:r>
+              <m:t>f</m:t>
+            </m:r>
+          </m:sub>
+        </m:sSub>
+      </m:oMath>
+      <w:r>
+        <w:t xml:space="preserve">ull raises the productivity intercept in both waves (</w:t>
+      </w:r>
+      <m:oMath>
+        <m:r>
+          <m:t>β</m:t>
+        </m:r>
+      </m:oMath>
+      <w:r>
+        <w:t xml:space="preserve">_z = +0.28 in 2012, +0.43 in 2024) but does not shift the turning-point location or change the curvature. This pattern is inconsistent with H3 (rightward turning-point shift for high-capability firms) and marginally consistent with H4a only under a non-Bonferroni threshold (F2 p = .039). The finding recasts the role of technological capability from a curvature-moderator to a</w:t>
+      </w:r>
+      <w:r>
+        <w:t xml:space="preserve"> </w:t>
+      </w:r>
+      <w:r>
+        <w:t xml:space="preserve">“</w:t>
+      </w:r>
+      <w:r>
+        <w:t xml:space="preserve">level-shifter</w:t>
+      </w:r>
+      <w:r>
+        <w:t xml:space="preserve">”</w:t>
+      </w:r>
+      <w:r>
+        <w:t xml:space="preserve">: capability elevates performance at every export-intensity level but does not allow firms to safely exceed the threshold. The direct-effect strengthening from +0.28 to +0.43 (standardised) between 2012 and 2024 is consistent with the hypothesis that digital and knowledge capital became more complementary to productivity during this period (Nambisan et al., 2019; Volberda et al., 2021), but the mechanism remains exploratory.</w:t>
+      </w:r>
+    </w:p>
+    <w:p>
+      <w:pPr>
+        <w:pStyle w:val="BodyText"/>
+      </w:pPr>
+      <w:r>
+        <w:t xml:space="preserve">This finding is consistent with Avenyo et al. (2021), who find that productive capabilities affect export performance levels but not the shape of the export–productivity curve in African manufacturing firms. The parallel is noteworthy: capability may be a universal level-shifter but not a universal curvature-moderator across emerging economy contexts.</w:t>
+      </w:r>
+    </w:p>
+    <w:p>
+      <w:pPr>
+        <w:pStyle w:val="BodyText"/>
+      </w:pPr>
+      <w:r>
+        <w:t xml:space="preserve">The null TCI moderation of curvature in China is consistent with P4 Singapore (where TCI operates only as a direct productivity enhancer without moderating the I–P slope). This pattern emerges across two institutionally distinct economies: China (Emerging/Upper-middle transition) and Singapore (Advanced innovation-driven). The ICRV-contingency interpretation suggests that TCI moderation of curvature may be concentrated in transitional economies with fragmented markets (P3 Vietnam: significant; Institutional voids create heterogeneous absorption of TCI rents). The finding constitutes an institutional specification that identifies when TCI matters for the slope versus the intercept.</w:t>
+      </w:r>
+    </w:p>
+    <w:bookmarkEnd w:id="53"/>
+    <w:bookmarkStart w:id="54" w:name="digital-adoption-as-baseline-control"/>
+    <w:p>
+      <w:pPr>
+        <w:pStyle w:val="Heading3"/>
+      </w:pPr>
+      <w:r>
+        <w:t xml:space="preserve">5.3 Digital Adoption as Baseline Control</w:t>
+      </w:r>
+    </w:p>
+    <w:p>
+      <w:pPr>
+        <w:pStyle w:val="FirstParagraph"/>
+      </w:pPr>
+      <m:oMath>
+        <m:sSub>
+          <m:e>
+            <m:r>
+              <m:rPr>
+                <m:nor/>
+                <m:sty m:val="p"/>
+              </m:rPr>
+              <m:t>DAI</m:t>
+            </m:r>
+          </m:e>
+          <m:sub>
+            <m:r>
+              <m:t>c</m:t>
+            </m:r>
+          </m:sub>
+        </m:sSub>
+      </m:oMath>
+      <w:r>
+        <w:t xml:space="preserve">ore (own-website) enters positively and significantly in both waves but does not add explanatory power to the inverted-U curvature beyond</w:t>
+      </w:r>
+      <w:r>
+        <w:t xml:space="preserve"> </w:t>
+      </w:r>
+      <m:oMath>
+        <m:sSub>
+          <m:e>
+            <m:r>
+              <m:rPr>
+                <m:nor/>
+                <m:sty m:val="p"/>
+              </m:rPr>
+              <m:t>TCI</m:t>
+            </m:r>
+          </m:e>
+          <m:sub>
+            <m:r>
+              <m:t>f</m:t>
+            </m:r>
+          </m:sub>
+        </m:sSub>
+      </m:oMath>
+      <w:r>
+        <w:t xml:space="preserve">ull. The mechanism sketch (Section 4.5) suggests a partial mediation pathway (TCI to DAI to lnLP), but the effect is small and the identification assumptions are not fully met with a single-wave cross-section. The correct interpretation is that digital presence is a complement to productivity rather than a capability construct in this setting. Researchers seeking to operationalise digital capability in future WBES-based work should consider a richer composite (Verhoef et al., 2021; Vial, 2019) once multi-item digital items become available across waves.</w:t>
+      </w:r>
+    </w:p>
     <w:bookmarkEnd w:id="54"/>
-    <w:bookmarkStart w:id="55" w:name="X662147d669ae611953db259d7b4d93f76a97e61"/>
+    <w:bookmarkStart w:id="55" w:name="limitations"/>
     <w:p>
       <w:pPr>
         <w:pStyle w:val="Heading3"/>
       </w:pPr>
       <w:r>
-        <w:t xml:space="preserve">5.2 Technological Capability as Level-Shifter</w:t>
+        <w:t xml:space="preserve">5.4 Limitations</w:t>
       </w:r>
     </w:p>
     <w:p>
@@ -6064,33 +9109,65 @@
         <w:pStyle w:val="FirstParagraph"/>
       </w:pPr>
       <w:r>
-        <w:t xml:space="preserve">The null moderation finding (F2 = 3.26, p = .039, which does not survive Bonferroni correction at α* = .017, and is consistent with H4b) has a precise interpretation. TCI_full raises the productivity intercept in both waves (β_z = +0.28 in 2012, +0.43 in 2024) but does not shift the turning-point location or change the curvature. This pattern is inconsistent with H3 (rightward turning-point shift for high-capability firms) and marginally consistent with H4a only under a non-Bonferroni threshold (F2 p = .039). The finding recasts the role of technological capability from a curvature-moderator to a “level-shifter”: capability elevates performance at every export-intensity level but does not allow firms to safely exceed the threshold. The direct-effect strengthening from +0.28 to +0.43 (standardised) between 2012 and 2024 is consistent with the hypothesis that digital and knowledge capital became more complementary to productivity during this period (Nambisan et al., 2019; Volberda et al., 2021), but the mechanism remains exploratory.</w:t>
-      </w:r>
-    </w:p>
-    <w:p>
-      <w:pPr>
-        <w:pStyle w:val="BodyText"/>
-      </w:pPr>
-      <w:r>
-        <w:t xml:space="preserve">This finding is consistent with Avenyo et al. (2021), who find that productive capabilities affect export performance levels but not the shape of the export–productivity curve in African manufacturing firms. The parallel is noteworthy: capability may be a universal level-shifter but not a universal curvature-moderator across emerging economy contexts.</w:t>
-      </w:r>
-    </w:p>
-    <w:p>
-      <w:pPr>
-        <w:pStyle w:val="BodyText"/>
-      </w:pPr>
-      <w:r>
-        <w:t xml:space="preserve">The null TCI moderation of curvature in China is consistent with P4 Singapore (where TCI operates only as a direct productivity enhancer without moderating the I–P slope). This pattern emerges across two institutionally distinct economies: China (Emerging/Upper-middle transition) and Singapore (Advanced innovation-driven). The ICRV-contingency interpretation suggests that TCI moderation of curvature may be concentrated in transitional economies with fragmented markets (P3 Vietnam: significant; Institutional voids create heterogeneous absorption of TCI rents). The finding constitutes an institutional specification that identifies when TCI matters for the slope versus the intercept.</w:t>
+        <w:t xml:space="preserve">Five inferential bounds apply. Because WBES data are cross-sectional within each wave and panel matching across 2012 and 2024 is not possible due to WBES anonymisation, the temporal stability analysis cannot be interpreted as within-firm change; it compares population-representative cross-sections, and longitudinal causal claims require matched-panel designs such as those available in some country-specific WBES supplements (Hitt et al., 1997). Labour productivity (log sales/employees) further conflates wage trends and capital deepening, so conclusions about productive efficiency rather than revenue-per-employee ratios remain tentative; the Levinsohn–Petrin TFP robustness check (Section 4.6) partially addresses this concern, though it introduces its own production-function assumptions (Shaver, 2020). A third bound is that the</w:t>
+      </w:r>
+      <w:r>
+        <w:t xml:space="preserve"> </w:t>
+      </w:r>
+      <m:oMath>
+        <m:sSub>
+          <m:e>
+            <m:r>
+              <m:rPr>
+                <m:nor/>
+                <m:sty m:val="p"/>
+              </m:rPr>
+              <m:t>TCI</m:t>
+            </m:r>
+          </m:e>
+          <m:sub>
+            <m:r>
+              <m:t>f</m:t>
+            </m:r>
+          </m:sub>
+        </m:sSub>
+      </m:oMath>
+      <w:r>
+        <w:t xml:space="preserve">ull composite relies on self-reported WBES items, which introduces common-method bias within each wave; future work could triangulate with administrative patent or certification registry data to validate the composite. The single-item</w:t>
+      </w:r>
+      <w:r>
+        <w:t xml:space="preserve"> </w:t>
+      </w:r>
+      <m:oMath>
+        <m:sSub>
+          <m:e>
+            <m:r>
+              <m:rPr>
+                <m:nor/>
+                <m:sty m:val="p"/>
+              </m:rPr>
+              <m:t>DAI</m:t>
+            </m:r>
+          </m:e>
+          <m:sub>
+            <m:r>
+              <m:t>c</m:t>
+            </m:r>
+          </m:sub>
+        </m:sSub>
+      </m:oMath>
+      <w:r>
+        <w:t xml:space="preserve">ore binary proxy, finally, cannot support strong conclusions about digital capability as a construct; a multi-item composite (Verhoef et al., 2021) would be needed to test the TCI–DAI mediation pathway rigorously. Fifth, all variable construction and harmonization decisions across the two waves were made by the present author group; while these decisions are mechanically reproducible from the documented WBES item-code mappings, no formal inter-coder reliability check on the harmonization choices themselves has been performed. The harmonization protocol is openly available in the replication package.</w:t>
       </w:r>
     </w:p>
     <w:bookmarkEnd w:id="55"/>
-    <w:bookmarkStart w:id="56" w:name="Xeab358fda242154d2e818677c8845f988021d48"/>
+    <w:bookmarkStart w:id="56" w:name="future-research"/>
     <w:p>
       <w:pPr>
         <w:pStyle w:val="Heading3"/>
       </w:pPr>
       <w:r>
-        <w:t xml:space="preserve">5.3 Digital Adoption as Baseline Control</w:t>
+        <w:t xml:space="preserve">5.5 Future Research</w:t>
       </w:r>
     </w:p>
     <w:p>
@@ -6098,43 +9175,31 @@
         <w:pStyle w:val="FirstParagraph"/>
       </w:pPr>
       <w:r>
-        <w:t xml:space="preserve">DAI_core (own-website) enters positively and significantly in both waves but does not add explanatory power to the inverted-U curvature beyond TCI_full. The mechanism sketch (Section 4.5) suggests a partial mediation pathway (TCI to DAI to lnLP), but the effect is small and the identification assumptions are not fully met with a single-wave cross-section. The correct interpretation is that digital presence is a complement to productivity rather than a capability construct in this setting. Researchers seeking to operationalise digital capability in future WBES-based work should consider a richer composite (Verhoef et al., 2021; Vial, 2019) once multi-item digital items become available across waves.</w:t>
-      </w:r>
-    </w:p>
-    <w:bookmarkEnd w:id="56"/>
-    <w:bookmarkStart w:id="57" w:name="X47b33dbf897054d79ce3d759da46f0a1ef21be8"/>
-    <w:p>
-      <w:pPr>
-        <w:pStyle w:val="Heading3"/>
-      </w:pPr>
-      <w:r>
-        <w:t xml:space="preserve">5.4 Limitations</w:t>
-      </w:r>
-    </w:p>
-    <w:p>
-      <w:pPr>
-        <w:pStyle w:val="FirstParagraph"/>
-      </w:pPr>
-      <w:r>
-        <w:t xml:space="preserve">Four inferential bounds apply. Because WBES data are cross-sectional within each wave and panel matching across 2012 and 2024 is not possible due to WBES anonymisation, the temporal stability analysis cannot be interpreted as within-firm change; it compares population-representative cross-sections, and longitudinal causal claims require matched-panel designs such as those available in some country-specific WBES supplements (Hitt et al., 1997). Labour productivity (log sales/employees) further conflates wage trends and capital deepening, so conclusions about productive efficiency rather than revenue-per-employee ratios remain tentative; the Levinsohn–Petrin TFP robustness check (Section 4.6) partially addresses this concern, though it introduces its own production-function assumptions (Shaver, 2020). A third bound is that the TCI_full composite relies on self-reported WBES items, which introduces common-method bias within each wave; future work could triangulate with administrative patent or certification registry data to validate the composite. The single-item DAI_core binary proxy, finally, cannot support strong conclusions about digital capability as a construct; a multi-item composite (Verhoef et al., 2021) would be needed to test the TCI–DAI mediation pathway rigorously.</w:t>
-      </w:r>
-    </w:p>
-    <w:bookmarkEnd w:id="57"/>
-    <w:bookmarkStart w:id="58" w:name="X6239b91c09f491af0efd332004cb71e9de7a16c"/>
-    <w:p>
-      <w:pPr>
-        <w:pStyle w:val="Heading3"/>
-      </w:pPr>
-      <w:r>
-        <w:t xml:space="preserve">5.5 Future Research</w:t>
-      </w:r>
-    </w:p>
-    <w:p>
-      <w:pPr>
-        <w:pStyle w:val="FirstParagraph"/>
-      </w:pPr>
-      <w:r>
-        <w:t xml:space="preserve">Several directions emerge from this study. Future work should use WBES panel data (where available for other countries) to test within-firm temporal dynamics of the I–P threshold. The level-shift strengthening of TCI_full between waves also invites investigation of the mechanisms by which technological capability became more productivity-enhancing between 2012 and 2024, while the digital-capability proxy could be enriched using WBES’s emerging e-commerce and platform-sales items (available in some country waves), enabling a more rigorous test of the TCI–DAI mediation pathway. Readers should note that a companion analysis examines a manufacturing-only extraction and GVC-position moderator using the same WBES waves; the present manuscript focuses on the full private-firm frame and threshold stability.</w:t>
+        <w:t xml:space="preserve">Several directions emerge from this study. Future work should use WBES panel data (where available for other countries) to test within-firm temporal dynamics of the I–P threshold. The level-shift strengthening of</w:t>
+      </w:r>
+      <w:r>
+        <w:t xml:space="preserve"> </w:t>
+      </w:r>
+      <m:oMath>
+        <m:sSub>
+          <m:e>
+            <m:r>
+              <m:rPr>
+                <m:nor/>
+                <m:sty m:val="p"/>
+              </m:rPr>
+              <m:t>TCI</m:t>
+            </m:r>
+          </m:e>
+          <m:sub>
+            <m:r>
+              <m:t>f</m:t>
+            </m:r>
+          </m:sub>
+        </m:sSub>
+      </m:oMath>
+      <w:r>
+        <w:t xml:space="preserve">ull between waves also invites investigation of the mechanisms by which technological capability became more productivity-enhancing between 2012 and 2024, while the digital-capability proxy could be enriched using WBES’s emerging e-commerce and platform-sales items (available in some country waves), enabling a more rigorous test of the TCI–DAI mediation pathway. Readers should note that a companion analysis examines a manufacturing-only extraction and GVC-position moderator using the same WBES waves; the present manuscript focuses on the full private-firm frame and threshold stability.</w:t>
       </w:r>
     </w:p>
     <w:p>
@@ -6144,9 +9209,9 @@
         </w:pict>
       </w:r>
     </w:p>
-    <w:bookmarkEnd w:id="58"/>
-    <w:bookmarkEnd w:id="59"/>
-    <w:bookmarkStart w:id="60" w:name="X6b297cc947e0db5526be369b1f0f4ddc67b2415"/>
+    <w:bookmarkEnd w:id="56"/>
+    <w:bookmarkEnd w:id="57"/>
+    <w:bookmarkStart w:id="58" w:name="conclusion"/>
     <w:p>
       <w:pPr>
         <w:pStyle w:val="Heading2"/>
@@ -6160,7 +9225,42 @@
         <w:pStyle w:val="FirstParagraph"/>
       </w:pPr>
       <w:r>
-        <w:t xml:space="preserve">This study asked whether the inverted-U I–P relationship in Chinese private firms is structurally durable or wave-specific, and whether technological capability moderates the curvature. Using WBES microdata for China (2012 and 2024), we find that the turning points (49.4 % and 47.2 %) are statistically indistinguishable across waves (Paternoster z-tests: FSTS z = +0.82, p = .412; FSTS² z = −0.61, p = .545), supporting H2b (structural durability). Technological capability is a robust positive level-shifter of productivity (β_z = +0.28 in 2012, +0.43 in 2024; both p &lt; .001) but does not significantly moderate the inverted-U curvature (F2 = 3.26, p = .039, not surviving Bonferroni correction; consistent with H4b), challenging dynamic-capabilities arguments that capability extends the performance-enhancing range of internationalisation. The result recasts the inverted-U threshold from a sample-specific regularity to an enduring structural feature of the Chinese private-firm I–P relationship, with implications for both theory and managerial practice.</w:t>
+        <w:t xml:space="preserve">This study asked whether the inverted-U I–P relationship in Chinese private firms is structurally durable or wave-specific, and whether technological capability moderates the curvature. Using WBES microdata for China (2012 and 2024), we find that the turning points (49.4 % and 47.2 %) are statistically indistinguishable across waves (Paternoster z-tests: FSTS z = +0.82, p = .412;</w:t>
+      </w:r>
+      <w:r>
+        <w:t xml:space="preserve"> </w:t>
+      </w:r>
+      <m:oMath>
+        <m:sSup>
+          <m:e>
+            <m:r>
+              <m:rPr>
+                <m:nor/>
+                <m:sty m:val="p"/>
+              </m:rPr>
+              <m:t>FSTS</m:t>
+            </m:r>
+          </m:e>
+          <m:sup>
+            <m:r>
+              <m:t>2</m:t>
+            </m:r>
+          </m:sup>
+        </m:sSup>
+      </m:oMath>
+      <w:r>
+        <w:t xml:space="preserve"> </w:t>
+      </w:r>
+      <w:r>
+        <w:t xml:space="preserve">z = −0.61, p = .545), supporting H2b (structural durability). Technological capability is a robust positive level-shifter of productivity (</w:t>
+      </w:r>
+      <m:oMath>
+        <m:r>
+          <m:t>β</m:t>
+        </m:r>
+      </m:oMath>
+      <w:r>
+        <w:t xml:space="preserve">_z = +0.28 in 2012, +0.43 in 2024; both p &lt; .001) but does not significantly moderate the inverted-U curvature (F2 = 3.26, p = .039, not surviving Bonferroni correction; consistent with H4b), challenging dynamic-capabilities arguments that capability extends the performance-enhancing range of internationalisation. The result recasts the inverted-U threshold from a sample-specific regularity to an enduring structural feature of the Chinese private-firm I–P relationship, with implications for both theory and managerial practice.</w:t>
       </w:r>
     </w:p>
     <w:p>
@@ -6170,8 +9270,8 @@
         </w:pict>
       </w:r>
     </w:p>
-    <w:bookmarkEnd w:id="60"/>
-    <w:bookmarkStart w:id="62" w:name="acknowledgements"/>
+    <w:bookmarkEnd w:id="58"/>
+    <w:bookmarkStart w:id="59" w:name="acknowledgements"/>
     <w:p>
       <w:pPr>
         <w:pStyle w:val="Heading2"/>
@@ -6185,21 +9285,7 @@
         <w:pStyle w:val="FirstParagraph"/>
       </w:pPr>
       <w:r>
-        <w:t xml:space="preserve">Source: World Bank Enterprise Surveys,</w:t>
-      </w:r>
-      <w:r>
-        <w:t xml:space="preserve"> </w:t>
-      </w:r>
-      <w:hyperlink r:id="rId61">
-        <w:r>
-          <w:rPr>
-            <w:rStyle w:val="Hyperlink"/>
-          </w:rPr>
-          <w:t xml:space="preserve">www.enterprisesurveys.org</w:t>
-        </w:r>
-      </w:hyperlink>
-      <w:r>
-        <w:t xml:space="preserve">. We thank the Enterprise Analysis Unit of the Development Economics Global Indicators Group of the World Bank for the data. The user of the data acknowledges that the original collector of the data, the authorised distributor of the data, and the relevant funding agency bear no responsibility for use of the data or for interpretations or inferences based upon such uses. The findings, interpretations, and conclusions expressed in this paper are entirely those of the authors and do not necessarily represent the views of the World Bank Group, its Executive Directors, or the governments they represent.</w:t>
+        <w:t xml:space="preserve">Source: World Bank Enterprise Surveys, www.enterprisesurveys.org. We thank the Enterprise Analysis Unit of the Development Economics Global Indicators Group of the World Bank for the data. The user of the data acknowledges that the original collector of the data, the authorised distributor of the data, and the relevant funding agency bear no responsibility for use of the data or for interpretations or inferences based upon such uses. The findings, interpretations, and conclusions expressed in this paper are entirely those of the authors and do not necessarily represent the views of the World Bank Group, its Executive Directors, or the governments they represent.</w:t>
       </w:r>
     </w:p>
     <w:p>
@@ -6217,8 +9303,8 @@
         </w:pict>
       </w:r>
     </w:p>
-    <w:bookmarkEnd w:id="62"/>
-    <w:bookmarkStart w:id="64" w:name="data-availability"/>
+    <w:bookmarkEnd w:id="59"/>
+    <w:bookmarkStart w:id="60" w:name="data-availability"/>
     <w:p>
       <w:pPr>
         <w:pStyle w:val="Heading2"/>
@@ -6232,25 +9318,11 @@
         <w:pStyle w:val="FirstParagraph"/>
       </w:pPr>
       <w:r>
-        <w:t xml:space="preserve">The data used in this study are from the World Bank Enterprise Surveys (WBES): China 2012 and China 2024 waves, publicly available at</w:t>
-      </w:r>
-      <w:r>
-        <w:t xml:space="preserve"> </w:t>
-      </w:r>
-      <w:hyperlink r:id="rId63">
-        <w:r>
-          <w:rPr>
-            <w:rStyle w:val="Hyperlink"/>
-          </w:rPr>
-          <w:t xml:space="preserve">https://www.enterprisesurveys.org</w:t>
-        </w:r>
-      </w:hyperlink>
-      <w:r>
-        <w:t xml:space="preserve">. Variable construction code and processed datasets are available from the corresponding author upon reasonable request.</w:t>
-      </w:r>
-    </w:p>
-    <w:bookmarkEnd w:id="64"/>
-    <w:bookmarkStart w:id="65" w:name="ai-use-disclosure"/>
+        <w:t xml:space="preserve">The data used in this study are from the World Bank Enterprise Surveys (WBES): China 2012 and China 2024 waves, publicly available at https://www.enterprisesurveys.org. Variable construction code and processed datasets are available from the corresponding author upon reasonable request.</w:t>
+      </w:r>
+    </w:p>
+    <w:bookmarkEnd w:id="60"/>
+    <w:bookmarkStart w:id="61" w:name="ai-use-disclosure"/>
     <w:p>
       <w:pPr>
         <w:pStyle w:val="Heading2"/>
@@ -6267,956 +9339,823 @@
         <w:t xml:space="preserve">Grammarly was used for grammar and spelling corrections only. No AI tools were used for idea generation, literature synthesis, data analysis, or manuscript content creation.</w:t>
       </w:r>
     </w:p>
-    <w:p>
-      <w:r>
-        <w:pict>
-          <v:rect style="width:0;height:1.5pt" o:hralign="center" o:hrstd="t" o:hr="t"/>
-        </w:pict>
-      </w:r>
-    </w:p>
-    <w:bookmarkEnd w:id="65"/>
-    <w:bookmarkStart w:id="92" w:name="references"/>
-    <w:p>
-      <w:pPr>
-        <w:pStyle w:val="Heading2"/>
-      </w:pPr>
-      <w:r>
-        <w:t xml:space="preserve">References</w:t>
-      </w:r>
-    </w:p>
-    <w:p>
-      <w:pPr>
-        <w:pStyle w:val="FirstParagraph"/>
-      </w:pPr>
-      <w:r>
-        <w:t xml:space="preserve">Antonakis, J., Bendahan, S., Jacquart, P., &amp; Lalive, R. (2010). On making causal claims: A review and recommendations.</w:t>
-      </w:r>
-      <w:r>
-        <w:t xml:space="preserve"> </w:t>
-      </w:r>
-      <w:r>
-        <w:rPr>
-          <w:iCs/>
-          <w:i/>
-        </w:rPr>
-        <w:t xml:space="preserve">The Leadership Quarterly, 21</w:t>
-      </w:r>
-      <w:r>
-        <w:t xml:space="preserve">(6), 1086–1120.</w:t>
-      </w:r>
-      <w:r>
-        <w:t xml:space="preserve"> </w:t>
-      </w:r>
-      <w:hyperlink r:id="rId66">
-        <w:r>
-          <w:rPr>
-            <w:rStyle w:val="Hyperlink"/>
-          </w:rPr>
-          <w:t xml:space="preserve">https://doi.org/10.1016/j.leaqua.2010.10.010</w:t>
-        </w:r>
-      </w:hyperlink>
-    </w:p>
+    <w:tbl>
+      <w:tblPr>
+        <w:tblStyle w:val="Table"/>
+        <w:tblW w:type="pct" w:w="278"/>
+        <w:tblLook w:firstRow="0" w:lastRow="0" w:firstColumn="0" w:lastColumn="0" w:noHBand="0" w:noVBand="0" w:val="0000"/>
+        <w:jc w:val="start"/>
+      </w:tblPr>
+      <w:tblGrid>
+        <w:gridCol w:w="440"/>
+      </w:tblGrid>
+      <w:tr>
+        <w:tc>
+          <w:tcPr/>
+          <w:p>
+            <w:pPr>
+              <w:pStyle w:val="Compact"/>
+              <w:jc w:val="left"/>
+            </w:pPr>
+            <w:r>
+              <w:t xml:space="preserve">## References</w:t>
+            </w:r>
+          </w:p>
+        </w:tc>
+      </w:tr>
+      <w:tr>
+        <w:tc>
+          <w:tcPr/>
+          <w:p>
+            <w:pPr>
+              <w:pStyle w:val="Compact"/>
+              <w:jc w:val="left"/>
+            </w:pPr>
+            <w:r>
+              <w:t xml:space="preserve">Antonakis, J., Bendahan, S., Jacquart, P., &amp; Lalive, R. (2010). On making causal claims: A review and recommendations.</w:t>
+            </w:r>
+            <w:r>
+              <w:t xml:space="preserve"> </w:t>
+            </w:r>
+            <w:r>
+              <w:rPr>
+                <w:iCs/>
+                <w:i/>
+              </w:rPr>
+              <w:t xml:space="preserve">The Leadership Quarterly, 21</w:t>
+            </w:r>
+            <w:r>
+              <w:t xml:space="preserve">(6), 1086–1120. https://doi.org/10.1016/j.leaqua.2010.10.010</w:t>
+            </w:r>
+          </w:p>
+        </w:tc>
+      </w:tr>
+      <w:tr>
+        <w:tc>
+          <w:tcPr/>
+          <w:p>
+            <w:pPr>
+              <w:pStyle w:val="Compact"/>
+              <w:jc w:val="left"/>
+            </w:pPr>
+            <w:r>
+              <w:t xml:space="preserve">Avenyo, E. K., Tregenna, F., &amp; Kraemer-Mbula, E. (2021). Do productive capabilities affect export performance? Evidence from African firms.</w:t>
+            </w:r>
+            <w:r>
+              <w:t xml:space="preserve"> </w:t>
+            </w:r>
+            <w:r>
+              <w:rPr>
+                <w:iCs/>
+                <w:i/>
+              </w:rPr>
+              <w:t xml:space="preserve">European Journal of Development Research, 33</w:t>
+            </w:r>
+            <w:r>
+              <w:t xml:space="preserve">(2), 304–329. https://doi.org/10.1057/s41287-021-00364-6</w:t>
+            </w:r>
+          </w:p>
+        </w:tc>
+      </w:tr>
+      <w:tr>
+        <w:tc>
+          <w:tcPr/>
+          <w:p>
+            <w:pPr>
+              <w:pStyle w:val="Compact"/>
+              <w:jc w:val="left"/>
+            </w:pPr>
+            <w:r>
+              <w:t xml:space="preserve">Bausch, A., &amp; Krist, M. (2007). The effect of context-related moderators on the internationalization–performance relationship: A meta-analysis.</w:t>
+            </w:r>
+            <w:r>
+              <w:t xml:space="preserve"> </w:t>
+            </w:r>
+            <w:r>
+              <w:rPr>
+                <w:iCs/>
+                <w:i/>
+              </w:rPr>
+              <w:t xml:space="preserve">Management International Review, 47</w:t>
+            </w:r>
+            <w:r>
+              <w:t xml:space="preserve">(3), 423–452. https://doi.org/10.1007/s11575-007-0022-4</w:t>
+            </w:r>
+          </w:p>
+        </w:tc>
+      </w:tr>
+      <w:tr>
+        <w:tc>
+          <w:tcPr/>
+          <w:p>
+            <w:pPr>
+              <w:pStyle w:val="Compact"/>
+              <w:jc w:val="left"/>
+            </w:pPr>
+            <w:r>
+              <w:t xml:space="preserve">Do, T. H., &amp; Phan, A. T. (2026). Unveiling the impact of Chinese manufacturing SMEs’ internationalization on performance.</w:t>
+            </w:r>
+            <w:r>
+              <w:t xml:space="preserve"> </w:t>
+            </w:r>
+            <w:r>
+              <w:rPr>
+                <w:iCs/>
+                <w:i/>
+              </w:rPr>
+              <w:t xml:space="preserve">Journal of Finance and Accounting Research</w:t>
+            </w:r>
+            <w:r>
+              <w:t xml:space="preserve">. Advance online publication. [DOI pending; add upon assignment]</w:t>
+            </w:r>
+          </w:p>
+        </w:tc>
+      </w:tr>
+      <w:tr>
+        <w:tc>
+          <w:tcPr/>
+          <w:p>
+            <w:pPr>
+              <w:pStyle w:val="Compact"/>
+              <w:jc w:val="left"/>
+            </w:pPr>
+            <w:r>
+              <w:t xml:space="preserve">Haans, R. F. J., Pieters, C., &amp; He, Z.-L. (2016). Thinking about U: Theorizing and testing U- and inverted U-shaped relationships in strategy research.</w:t>
+            </w:r>
+            <w:r>
+              <w:t xml:space="preserve"> </w:t>
+            </w:r>
+            <w:r>
+              <w:rPr>
+                <w:iCs/>
+                <w:i/>
+              </w:rPr>
+              <w:t xml:space="preserve">Strategic Management Journal, 37</w:t>
+            </w:r>
+            <w:r>
+              <w:t xml:space="preserve">(7), 1177–1195. https://doi.org/10.1002/smj.2399</w:t>
+            </w:r>
+          </w:p>
+        </w:tc>
+      </w:tr>
+      <w:tr>
+        <w:tc>
+          <w:tcPr/>
+          <w:p>
+            <w:pPr>
+              <w:pStyle w:val="Compact"/>
+              <w:jc w:val="left"/>
+            </w:pPr>
+            <w:r>
+              <w:t xml:space="preserve">Hitt, M. A., Hoskisson, R. E., &amp; Kim, H. (1997). International diversification: Effects on innovation and firm performance in product-diversified firms.</w:t>
+            </w:r>
+            <w:r>
+              <w:t xml:space="preserve"> </w:t>
+            </w:r>
+            <w:r>
+              <w:rPr>
+                <w:iCs/>
+                <w:i/>
+              </w:rPr>
+              <w:t xml:space="preserve">Academy of Management Journal, 40</w:t>
+            </w:r>
+            <w:r>
+              <w:t xml:space="preserve">(4), 767–798. https://doi.org/10.5465/256948</w:t>
+            </w:r>
+          </w:p>
+        </w:tc>
+      </w:tr>
+      <w:tr>
+        <w:tc>
+          <w:tcPr/>
+          <w:p>
+            <w:pPr>
+              <w:pStyle w:val="Compact"/>
+              <w:jc w:val="left"/>
+            </w:pPr>
+            <w:r>
+              <w:t xml:space="preserve">Kano, L., Tsang, E. W. K., &amp; Yeung, H. W.-C. (2020). Global value chains: A review of the multi-disciplinary literature.</w:t>
+            </w:r>
+            <w:r>
+              <w:t xml:space="preserve"> </w:t>
+            </w:r>
+            <w:r>
+              <w:rPr>
+                <w:iCs/>
+                <w:i/>
+              </w:rPr>
+              <w:t xml:space="preserve">Journal of International Business Studies, 51</w:t>
+            </w:r>
+            <w:r>
+              <w:t xml:space="preserve">(4), 577–622. https://doi.org/10.1057/s41267-020-00304-2</w:t>
+            </w:r>
+          </w:p>
+        </w:tc>
+      </w:tr>
+      <w:tr>
+        <w:tc>
+          <w:tcPr/>
+          <w:p>
+            <w:pPr>
+              <w:pStyle w:val="Compact"/>
+              <w:jc w:val="left"/>
+            </w:pPr>
+            <w:r>
+              <w:t xml:space="preserve">Kirca, A. H., Roth, K., Hult, G. T. M., &amp; Cavusgil, S. T. (2012). The role of context in the multinationality–performance relationship: A meta-analytic review.</w:t>
+            </w:r>
+            <w:r>
+              <w:t xml:space="preserve"> </w:t>
+            </w:r>
+            <w:r>
+              <w:rPr>
+                <w:iCs/>
+                <w:i/>
+              </w:rPr>
+              <w:t xml:space="preserve">Global Strategy Journal, 2</w:t>
+            </w:r>
+            <w:r>
+              <w:t xml:space="preserve">(2), 108–121. https://doi.org/10.1111/j.2042-5805.2012.01028.x</w:t>
+            </w:r>
+          </w:p>
+        </w:tc>
+      </w:tr>
+      <w:tr>
+        <w:tc>
+          <w:tcPr/>
+          <w:p>
+            <w:pPr>
+              <w:pStyle w:val="Compact"/>
+              <w:jc w:val="left"/>
+            </w:pPr>
+            <w:r>
+              <w:t xml:space="preserve">Lall, S. (1992). Technological capabilities and industrialization.</w:t>
+            </w:r>
+            <w:r>
+              <w:t xml:space="preserve"> </w:t>
+            </w:r>
+            <w:r>
+              <w:rPr>
+                <w:iCs/>
+                <w:i/>
+              </w:rPr>
+              <w:t xml:space="preserve">World Development, 20</w:t>
+            </w:r>
+            <w:r>
+              <w:t xml:space="preserve">(2), 165–186. https://doi.org/10.1016/0305-750X(92)90097-F</w:t>
+            </w:r>
+          </w:p>
+        </w:tc>
+      </w:tr>
+      <w:tr>
+        <w:tc>
+          <w:tcPr/>
+          <w:p>
+            <w:pPr>
+              <w:pStyle w:val="Compact"/>
+              <w:jc w:val="left"/>
+            </w:pPr>
+            <w:r>
+              <w:t xml:space="preserve">Lind, J. T., &amp; Mehlum, H. (2010). With or without U? The appropriate test for a U-shaped relationship.</w:t>
+            </w:r>
+            <w:r>
+              <w:t xml:space="preserve"> </w:t>
+            </w:r>
+            <w:r>
+              <w:rPr>
+                <w:iCs/>
+                <w:i/>
+              </w:rPr>
+              <w:t xml:space="preserve">Oxford Bulletin of Economics and Statistics, 72</w:t>
+            </w:r>
+            <w:r>
+              <w:t xml:space="preserve">(1), 109–118. https://doi.org/10.1111/j.1468-0084.2009.00569.x</w:t>
+            </w:r>
+          </w:p>
+        </w:tc>
+      </w:tr>
+      <w:tr>
+        <w:tc>
+          <w:tcPr/>
+          <w:p>
+            <w:pPr>
+              <w:pStyle w:val="Compact"/>
+              <w:jc w:val="left"/>
+            </w:pPr>
+            <w:r>
+              <w:t xml:space="preserve">Lu, J. W., &amp; Beamish, P. W. (2004). International diversification and firm performance: The S-curve hypothesis.</w:t>
+            </w:r>
+            <w:r>
+              <w:t xml:space="preserve"> </w:t>
+            </w:r>
+            <w:r>
+              <w:rPr>
+                <w:iCs/>
+                <w:i/>
+              </w:rPr>
+              <w:t xml:space="preserve">Academy of Management Journal, 47</w:t>
+            </w:r>
+            <w:r>
+              <w:t xml:space="preserve">(4), 598–609. https://doi.org/10.5465/20159604</w:t>
+            </w:r>
+          </w:p>
+        </w:tc>
+      </w:tr>
+      <w:tr>
+        <w:tc>
+          <w:tcPr/>
+          <w:p>
+            <w:pPr>
+              <w:pStyle w:val="Compact"/>
+              <w:jc w:val="left"/>
+            </w:pPr>
+            <w:r>
+              <w:t xml:space="preserve">MacKinnon, J. G., &amp; White, H. (1985). Some heteroskedasticity-consistent covariance matrix estimators with improved finite sample properties.</w:t>
+            </w:r>
+            <w:r>
+              <w:t xml:space="preserve"> </w:t>
+            </w:r>
+            <w:r>
+              <w:rPr>
+                <w:iCs/>
+                <w:i/>
+              </w:rPr>
+              <w:t xml:space="preserve">Journal of Econometrics, 29</w:t>
+            </w:r>
+            <w:r>
+              <w:t xml:space="preserve">(3), 305–325. https://doi.org/10.1016/0304-4076(85)90158-7</w:t>
+            </w:r>
+          </w:p>
+        </w:tc>
+      </w:tr>
+      <w:tr>
+        <w:tc>
+          <w:tcPr/>
+          <w:p>
+            <w:pPr>
+              <w:pStyle w:val="Compact"/>
+              <w:jc w:val="left"/>
+            </w:pPr>
+            <w:r>
+              <w:t xml:space="preserve">Manova, K. (2013). Credit constraints, heterogeneous firms, and international trade.</w:t>
+            </w:r>
+            <w:r>
+              <w:t xml:space="preserve"> </w:t>
+            </w:r>
+            <w:r>
+              <w:rPr>
+                <w:iCs/>
+                <w:i/>
+              </w:rPr>
+              <w:t xml:space="preserve">Review of Economic Studies, 80</w:t>
+            </w:r>
+            <w:r>
+              <w:t xml:space="preserve">(2), 711–744. https://doi.org/10.1093/restud/rds036</w:t>
+            </w:r>
+          </w:p>
+        </w:tc>
+      </w:tr>
+      <w:tr>
+        <w:tc>
+          <w:tcPr/>
+          <w:p>
+            <w:pPr>
+              <w:pStyle w:val="Compact"/>
+              <w:jc w:val="left"/>
+            </w:pPr>
+            <w:r>
+              <w:t xml:space="preserve">Marano, V., Arregle, J.-L., Hitt, M. A., Spadafora, E., &amp; van Essen, M. (2016). Home country institutions and the internationalization–performance relationship: A meta-analytic review.</w:t>
+            </w:r>
+            <w:r>
+              <w:t xml:space="preserve"> </w:t>
+            </w:r>
+            <w:r>
+              <w:rPr>
+                <w:iCs/>
+                <w:i/>
+              </w:rPr>
+              <w:t xml:space="preserve">Journal of Management, 42</w:t>
+            </w:r>
+            <w:r>
+              <w:t xml:space="preserve">(5), 1075–1110. https://doi.org/10.1177/0149206315624963</w:t>
+            </w:r>
+          </w:p>
+        </w:tc>
+      </w:tr>
+      <w:tr>
+        <w:tc>
+          <w:tcPr/>
+          <w:p>
+            <w:pPr>
+              <w:pStyle w:val="Compact"/>
+              <w:jc w:val="left"/>
+            </w:pPr>
+            <w:r>
+              <w:t xml:space="preserve">Meyer, K. E., van Witteloostuijn, A., &amp; Beugelsdijk, S. (2017). What’s in a p? Reassessing best practices for conducting and reporting hypothesis-testing research.</w:t>
+            </w:r>
+            <w:r>
+              <w:t xml:space="preserve"> </w:t>
+            </w:r>
+            <w:r>
+              <w:rPr>
+                <w:iCs/>
+                <w:i/>
+              </w:rPr>
+              <w:t xml:space="preserve">Journal of International Business Studies, 48</w:t>
+            </w:r>
+            <w:r>
+              <w:t xml:space="preserve">(5), 535–551. https://doi.org/10.1057/s41267-017-0078-8</w:t>
+            </w:r>
+          </w:p>
+        </w:tc>
+      </w:tr>
+      <w:tr>
+        <w:tc>
+          <w:tcPr/>
+          <w:p>
+            <w:pPr>
+              <w:pStyle w:val="Compact"/>
+              <w:jc w:val="left"/>
+            </w:pPr>
+            <w:r>
+              <w:t xml:space="preserve">Nambisan, S., Wright, M., &amp; Feldman, M. (2019). The digital transformation of innovation and entrepreneurship: Progress, challenges and key themes.</w:t>
+            </w:r>
+            <w:r>
+              <w:t xml:space="preserve"> </w:t>
+            </w:r>
+            <w:r>
+              <w:rPr>
+                <w:iCs/>
+                <w:i/>
+              </w:rPr>
+              <w:t xml:space="preserve">Research Policy, 48</w:t>
+            </w:r>
+            <w:r>
+              <w:t xml:space="preserve">(8), 103773. https://doi.org/10.1016/j.respol.2019.03.018</w:t>
+            </w:r>
+          </w:p>
+        </w:tc>
+      </w:tr>
+      <w:tr>
+        <w:tc>
+          <w:tcPr/>
+          <w:p>
+            <w:pPr>
+              <w:pStyle w:val="Compact"/>
+              <w:jc w:val="left"/>
+            </w:pPr>
+            <w:r>
+              <w:t xml:space="preserve">Niepmann, F., &amp; Schmidt-Eisenlohr, T. (2017). International trade, risk and the role of banks.</w:t>
+            </w:r>
+            <w:r>
+              <w:t xml:space="preserve"> </w:t>
+            </w:r>
+            <w:r>
+              <w:rPr>
+                <w:iCs/>
+                <w:i/>
+              </w:rPr>
+              <w:t xml:space="preserve">Journal of International Economics, 107</w:t>
+            </w:r>
+            <w:r>
+              <w:t xml:space="preserve">, 111–126. https://doi.org/10.1016/j.jinteco.2017.03.007</w:t>
+            </w:r>
+          </w:p>
+        </w:tc>
+      </w:tr>
+      <w:tr>
+        <w:tc>
+          <w:tcPr/>
+          <w:p>
+            <w:pPr>
+              <w:pStyle w:val="Compact"/>
+              <w:jc w:val="left"/>
+            </w:pPr>
+            <w:r>
+              <w:t xml:space="preserve">Paternoster, R., Brame, R., Mazerolle, P., &amp; Piquero, A. (1998). Using the correct statistical test for the equality of regression coefficients.</w:t>
+            </w:r>
+            <w:r>
+              <w:t xml:space="preserve"> </w:t>
+            </w:r>
+            <w:r>
+              <w:rPr>
+                <w:iCs/>
+                <w:i/>
+              </w:rPr>
+              <w:t xml:space="preserve">Criminology, 36</w:t>
+            </w:r>
+            <w:r>
+              <w:t xml:space="preserve">(4), 859–866. https://doi.org/10.1111/j.1745-9125.1998.tb01268.x</w:t>
+            </w:r>
+          </w:p>
+        </w:tc>
+      </w:tr>
+      <w:tr>
+        <w:tc>
+          <w:tcPr/>
+          <w:p>
+            <w:pPr>
+              <w:pStyle w:val="Compact"/>
+              <w:jc w:val="left"/>
+            </w:pPr>
+            <w:r>
+              <w:t xml:space="preserve">Pierce, J. R., &amp; Aguinis, H. (2013). The too-much-of-a-good-thing effect in management.</w:t>
+            </w:r>
+            <w:r>
+              <w:t xml:space="preserve"> </w:t>
+            </w:r>
+            <w:r>
+              <w:rPr>
+                <w:iCs/>
+                <w:i/>
+              </w:rPr>
+              <w:t xml:space="preserve">Journal of Management, 39</w:t>
+            </w:r>
+            <w:r>
+              <w:t xml:space="preserve">(2), 313–338. https://doi.org/10.1177/0149206311410060</w:t>
+            </w:r>
+          </w:p>
+        </w:tc>
+      </w:tr>
+      <w:tr>
+        <w:tc>
+          <w:tcPr/>
+          <w:p>
+            <w:pPr>
+              <w:pStyle w:val="Compact"/>
+              <w:jc w:val="left"/>
+            </w:pPr>
+            <w:r>
+              <w:t xml:space="preserve">Schwens, C., Zapkau, F. B., Bierwerth, M., Isidor, R., Knight, G., &amp; Kabst, R. (2018). International entrepreneurship: A meta-analysis on the internationalization and performance relationship.</w:t>
+            </w:r>
+            <w:r>
+              <w:t xml:space="preserve"> </w:t>
+            </w:r>
+            <w:r>
+              <w:rPr>
+                <w:iCs/>
+                <w:i/>
+              </w:rPr>
+              <w:t xml:space="preserve">Entrepreneurship Theory and Practice, 42</w:t>
+            </w:r>
+            <w:r>
+              <w:t xml:space="preserve">(5), 734–768. https://doi.org/10.1177/1042258718795346</w:t>
+            </w:r>
+          </w:p>
+        </w:tc>
+      </w:tr>
+      <w:tr>
+        <w:tc>
+          <w:tcPr/>
+          <w:p>
+            <w:pPr>
+              <w:pStyle w:val="Compact"/>
+              <w:jc w:val="left"/>
+            </w:pPr>
+            <w:r>
+              <w:t xml:space="preserve">Shaver, J. M. (2020). Causal identification through a cumulative body of research in the study of strategy and organizations.</w:t>
+            </w:r>
+            <w:r>
+              <w:t xml:space="preserve"> </w:t>
+            </w:r>
+            <w:r>
+              <w:rPr>
+                <w:iCs/>
+                <w:i/>
+              </w:rPr>
+              <w:t xml:space="preserve">Journal of Management, 46</w:t>
+            </w:r>
+            <w:r>
+              <w:t xml:space="preserve">(7), 1244–1256. https://doi.org/10.1177/0149206319846272</w:t>
+            </w:r>
+          </w:p>
+        </w:tc>
+      </w:tr>
+      <w:tr>
+        <w:tc>
+          <w:tcPr/>
+          <w:p>
+            <w:pPr>
+              <w:pStyle w:val="Compact"/>
+              <w:jc w:val="left"/>
+            </w:pPr>
+            <w:r>
+              <w:t xml:space="preserve">Teece, D. J. (2007). Explicating dynamic capabilities: The nature and microfoundations of (sustainable) enterprise performance.</w:t>
+            </w:r>
+            <w:r>
+              <w:t xml:space="preserve"> </w:t>
+            </w:r>
+            <w:r>
+              <w:rPr>
+                <w:iCs/>
+                <w:i/>
+              </w:rPr>
+              <w:t xml:space="preserve">Strategic Management Journal, 28</w:t>
+            </w:r>
+            <w:r>
+              <w:t xml:space="preserve">(13), 1319–1350. https://doi.org/10.1002/smj.640</w:t>
+            </w:r>
+          </w:p>
+        </w:tc>
+      </w:tr>
+      <w:tr>
+        <w:tc>
+          <w:tcPr/>
+          <w:p>
+            <w:pPr>
+              <w:pStyle w:val="Compact"/>
+              <w:jc w:val="left"/>
+            </w:pPr>
+            <w:r>
+              <w:t xml:space="preserve">Verhoef, P. C., Broekhuizen, T., Bart, Y., Bhattacharya, A., Dong, J. Q., Fabian, N., &amp; Haenlein, M. (2021). Digital transformation: A multidisciplinary reflection and research agenda.</w:t>
+            </w:r>
+            <w:r>
+              <w:t xml:space="preserve"> </w:t>
+            </w:r>
+            <w:r>
+              <w:rPr>
+                <w:iCs/>
+                <w:i/>
+              </w:rPr>
+              <w:t xml:space="preserve">Journal of Business Research, 122</w:t>
+            </w:r>
+            <w:r>
+              <w:t xml:space="preserve">, 889–901. https://doi.org/10.1016/j.jbusres.2019.09.022</w:t>
+            </w:r>
+          </w:p>
+        </w:tc>
+      </w:tr>
+      <w:tr>
+        <w:tc>
+          <w:tcPr/>
+          <w:p>
+            <w:pPr>
+              <w:pStyle w:val="Compact"/>
+              <w:jc w:val="left"/>
+            </w:pPr>
+            <w:r>
+              <w:t xml:space="preserve">Vial, G. (2019). Understanding digital transformation: A review and a research agenda.</w:t>
+            </w:r>
+            <w:r>
+              <w:t xml:space="preserve"> </w:t>
+            </w:r>
+            <w:r>
+              <w:rPr>
+                <w:iCs/>
+                <w:i/>
+              </w:rPr>
+              <w:t xml:space="preserve">The Journal of Strategic Information Systems, 28</w:t>
+            </w:r>
+            <w:r>
+              <w:t xml:space="preserve">(2), 118–144. https://doi.org/10.1016/j.jsis.2019.01.003</w:t>
+            </w:r>
+          </w:p>
+        </w:tc>
+      </w:tr>
+      <w:tr>
+        <w:tc>
+          <w:tcPr/>
+          <w:p>
+            <w:pPr>
+              <w:pStyle w:val="Compact"/>
+              <w:jc w:val="left"/>
+            </w:pPr>
+            <w:r>
+              <w:t xml:space="preserve">Volberda, H. W., Khanagha, S., Baden-Fuller, C., Mihalache, O. R., &amp; Birkinshaw, J. (2021). Strategizing in a digital world: Overcoming cognitive barriers, reconfiguring routines and introducing new organizational forms.</w:t>
+            </w:r>
+            <w:r>
+              <w:t xml:space="preserve"> </w:t>
+            </w:r>
+            <w:r>
+              <w:rPr>
+                <w:iCs/>
+                <w:i/>
+              </w:rPr>
+              <w:t xml:space="preserve">Long Range Planning, 54</w:t>
+            </w:r>
+            <w:r>
+              <w:t xml:space="preserve">(5), 102110. https://doi.org/10.1016/j.lrp.2021.102110</w:t>
+            </w:r>
+          </w:p>
+        </w:tc>
+      </w:tr>
+      <w:tr>
+        <w:tc>
+          <w:tcPr/>
+          <w:p>
+            <w:pPr>
+              <w:pStyle w:val="Compact"/>
+              <w:jc w:val="left"/>
+            </w:pPr>
+            <w:r>
+              <w:t xml:space="preserve">Wagner, J. (2007). Exports and productivity: A survey of the evidence from firm-level data.</w:t>
+            </w:r>
+            <w:r>
+              <w:t xml:space="preserve"> </w:t>
+            </w:r>
+            <w:r>
+              <w:rPr>
+                <w:iCs/>
+                <w:i/>
+              </w:rPr>
+              <w:t xml:space="preserve">The World Economy, 30</w:t>
+            </w:r>
+            <w:r>
+              <w:t xml:space="preserve">(1), 60–82. https://doi.org/10.1111/j.1467-9701.2007.00872.x</w:t>
+            </w:r>
+          </w:p>
+        </w:tc>
+      </w:tr>
+      <w:tr>
+        <w:tc>
+          <w:tcPr/>
+          <w:p>
+            <w:pPr>
+              <w:pStyle w:val="Compact"/>
+              <w:jc w:val="left"/>
+            </w:pPr>
+            <w:r>
+              <w:t xml:space="preserve">World Bank. (2013).</w:t>
+            </w:r>
+            <w:r>
+              <w:t xml:space="preserve"> </w:t>
+            </w:r>
+            <w:r>
+              <w:rPr>
+                <w:iCs/>
+                <w:i/>
+              </w:rPr>
+              <w:t xml:space="preserve">China Enterprise Survey 2012</w:t>
+            </w:r>
+            <w:r>
+              <w:t xml:space="preserve"> </w:t>
+            </w:r>
+            <w:r>
+              <w:t xml:space="preserve">[Data file]. World Bank Enterprise Surveys. https://www.enterprisesurveys.org</w:t>
+            </w:r>
+          </w:p>
+        </w:tc>
+      </w:tr>
+      <w:tr>
+        <w:tc>
+          <w:tcPr/>
+          <w:p>
+            <w:pPr>
+              <w:pStyle w:val="Compact"/>
+              <w:jc w:val="left"/>
+            </w:pPr>
+            <w:r>
+              <w:t xml:space="preserve">World Bank. (2025).</w:t>
+            </w:r>
+            <w:r>
+              <w:t xml:space="preserve"> </w:t>
+            </w:r>
+            <w:r>
+              <w:rPr>
+                <w:iCs/>
+                <w:i/>
+              </w:rPr>
+              <w:t xml:space="preserve">China Enterprise Survey 2024</w:t>
+            </w:r>
+            <w:r>
+              <w:t xml:space="preserve"> </w:t>
+            </w:r>
+            <w:r>
+              <w:t xml:space="preserve">[Data file]. World Bank Enterprise Surveys. https://www.enterprisesurveys.org</w:t>
+            </w:r>
+          </w:p>
+        </w:tc>
+      </w:tr>
+      <w:tr>
+        <w:tc>
+          <w:tcPr/>
+          <w:p>
+            <w:pPr>
+              <w:pStyle w:val="Compact"/>
+              <w:jc w:val="left"/>
+            </w:pPr>
+            <w:r>
+              <w:t xml:space="preserve">Xiao, S. S., Jeong, I., Moon, J. J., Chung, C. C., &amp; Chung, J. (2013). Internationalization and performance of firms in China: Moderating effects of governance structure and the degree of centralized control.</w:t>
+            </w:r>
+            <w:r>
+              <w:t xml:space="preserve"> </w:t>
+            </w:r>
+            <w:r>
+              <w:rPr>
+                <w:iCs/>
+                <w:i/>
+              </w:rPr>
+              <w:t xml:space="preserve">Journal of International Management, 19</w:t>
+            </w:r>
+            <w:r>
+              <w:t xml:space="preserve">(2), 118–137. https://doi.org/10.1016/j.intman.2012.12.003</w:t>
+            </w:r>
+          </w:p>
+        </w:tc>
+      </w:tr>
+    </w:tbl>
     <w:p>
       <w:pPr>
         <w:pStyle w:val="BodyText"/>
-      </w:pPr>
-      <w:r>
-        <w:t xml:space="preserve">Avenyo, E. K., Tregenna, F., &amp; Kraemer-Mbula, E. (2021). Do productive capabilities affect export performance? Evidence from African firms.</w:t>
-      </w:r>
-      <w:r>
-        <w:t xml:space="preserve"> </w:t>
-      </w:r>
-      <w:r>
-        <w:rPr>
-          <w:iCs/>
-          <w:i/>
-        </w:rPr>
-        <w:t xml:space="preserve">European Journal of Development Research, 33</w:t>
-      </w:r>
-      <w:r>
-        <w:t xml:space="preserve">(2), 304–329.</w:t>
-      </w:r>
-      <w:r>
-        <w:t xml:space="preserve"> </w:t>
-      </w:r>
-      <w:hyperlink r:id="rId67">
-        <w:r>
-          <w:rPr>
-            <w:rStyle w:val="Hyperlink"/>
-          </w:rPr>
-          <w:t xml:space="preserve">https://doi.org/10.1057/s41287-021-00364-6</w:t>
-        </w:r>
-      </w:hyperlink>
-    </w:p>
-    <w:p>
-      <w:pPr>
-        <w:pStyle w:val="BodyText"/>
-      </w:pPr>
-      <w:r>
-        <w:t xml:space="preserve">Bausch, A., &amp; Krist, M. (2007). The effect of context-related moderators on the internationalization–performance relationship: A meta-analysis.</w:t>
-      </w:r>
-      <w:r>
-        <w:t xml:space="preserve"> </w:t>
-      </w:r>
-      <w:r>
-        <w:rPr>
-          <w:iCs/>
-          <w:i/>
-        </w:rPr>
-        <w:t xml:space="preserve">Management International Review, 47</w:t>
-      </w:r>
-      <w:r>
-        <w:t xml:space="preserve">(3), 423–452.</w:t>
-      </w:r>
-      <w:r>
-        <w:t xml:space="preserve"> </w:t>
-      </w:r>
-      <w:hyperlink r:id="rId68">
-        <w:r>
-          <w:rPr>
-            <w:rStyle w:val="Hyperlink"/>
-          </w:rPr>
-          <w:t xml:space="preserve">https://doi.org/10.1007/s11575-007-0022-4</w:t>
-        </w:r>
-      </w:hyperlink>
-    </w:p>
-    <w:p>
-      <w:pPr>
-        <w:pStyle w:val="BodyText"/>
-      </w:pPr>
-      <w:r>
-        <w:t xml:space="preserve">Do, T. H., &amp; Phan, A. T. (2026). Unveiling the impact of Chinese manufacturing SMEs' internationalization on performance.</w:t>
-      </w:r>
-      <w:r>
-        <w:t xml:space="preserve"> </w:t>
-      </w:r>
-      <w:r>
-        <w:rPr>
-          <w:iCs/>
-          <w:i/>
-        </w:rPr>
-        <w:t xml:space="preserve">Journal of Finance and Accounting Research</w:t>
-      </w:r>
-      <w:r>
-        <w:t xml:space="preserve">. Advance online publication. [DOI pending; add upon assignment]</w:t>
-      </w:r>
-    </w:p>
-    <w:p>
-      <w:pPr>
-        <w:pStyle w:val="BodyText"/>
-      </w:pPr>
-      <w:r>
-        <w:t xml:space="preserve">Haans, R. F. J., Pieters, C., &amp; He, Z.-L. (2016). Thinking about U: Theorizing and testing U- and inverted U-shaped relationships in strategy research.</w:t>
-      </w:r>
-      <w:r>
-        <w:t xml:space="preserve"> </w:t>
-      </w:r>
-      <w:r>
-        <w:rPr>
-          <w:iCs/>
-          <w:i/>
-        </w:rPr>
-        <w:t xml:space="preserve">Strategic Management Journal, 37</w:t>
-      </w:r>
-      <w:r>
-        <w:t xml:space="preserve">(7), 1177–1195.</w:t>
-      </w:r>
-      <w:r>
-        <w:t xml:space="preserve"> </w:t>
-      </w:r>
-      <w:hyperlink r:id="rId69">
-        <w:r>
-          <w:rPr>
-            <w:rStyle w:val="Hyperlink"/>
-          </w:rPr>
-          <w:t xml:space="preserve">https://doi.org/10.1002/smj.2399</w:t>
-        </w:r>
-      </w:hyperlink>
-    </w:p>
-    <w:p>
-      <w:pPr>
-        <w:pStyle w:val="BodyText"/>
-      </w:pPr>
-      <w:r>
-        <w:t xml:space="preserve">Hitt, M. A., Hoskisson, R. E., &amp; Kim, H. (1997). International diversification: Effects on innovation and firm performance in product-diversified firms.</w:t>
-      </w:r>
-      <w:r>
-        <w:t xml:space="preserve"> </w:t>
-      </w:r>
-      <w:r>
-        <w:rPr>
-          <w:iCs/>
-          <w:i/>
-        </w:rPr>
-        <w:t xml:space="preserve">Academy of Management Journal, 40</w:t>
-      </w:r>
-      <w:r>
-        <w:t xml:space="preserve">(4), 767–798.</w:t>
-      </w:r>
-      <w:r>
-        <w:t xml:space="preserve"> </w:t>
-      </w:r>
-      <w:hyperlink r:id="rId70">
-        <w:r>
-          <w:rPr>
-            <w:rStyle w:val="Hyperlink"/>
-          </w:rPr>
-          <w:t xml:space="preserve">https://doi.org/10.5465/256948</w:t>
-        </w:r>
-      </w:hyperlink>
-    </w:p>
-    <w:p>
-      <w:pPr>
-        <w:pStyle w:val="BodyText"/>
-      </w:pPr>
-      <w:r>
-        <w:t xml:space="preserve">Kano, L., Tsang, E. W. K., &amp; Yeung, H. W.-C. (2020). Global value chains: A review of the multi-disciplinary literature.</w:t>
-      </w:r>
-      <w:r>
-        <w:t xml:space="preserve"> </w:t>
-      </w:r>
-      <w:r>
-        <w:rPr>
-          <w:iCs/>
-          <w:i/>
-        </w:rPr>
-        <w:t xml:space="preserve">Journal of International Business Studies, 51</w:t>
-      </w:r>
-      <w:r>
-        <w:t xml:space="preserve">(4), 577–622.</w:t>
-      </w:r>
-      <w:r>
-        <w:t xml:space="preserve"> </w:t>
-      </w:r>
-      <w:hyperlink r:id="rId71">
-        <w:r>
-          <w:rPr>
-            <w:rStyle w:val="Hyperlink"/>
-          </w:rPr>
-          <w:t xml:space="preserve">https://doi.org/10.1057/s41267-020-00304-2</w:t>
-        </w:r>
-      </w:hyperlink>
-    </w:p>
-    <w:p>
-      <w:pPr>
-        <w:pStyle w:val="BodyText"/>
-      </w:pPr>
-      <w:r>
-        <w:t xml:space="preserve">Kirca, A. H., Roth, K., Hult, G. T. M., &amp; Cavusgil, S. T. (2012). The role of context in the multinationality–performance relationship: A meta-analytic review.</w:t>
-      </w:r>
-      <w:r>
-        <w:t xml:space="preserve"> </w:t>
-      </w:r>
-      <w:r>
-        <w:rPr>
-          <w:iCs/>
-          <w:i/>
-        </w:rPr>
-        <w:t xml:space="preserve">Global Strategy Journal, 2</w:t>
-      </w:r>
-      <w:r>
-        <w:t xml:space="preserve">(2), 108–121.</w:t>
-      </w:r>
-      <w:r>
-        <w:t xml:space="preserve"> </w:t>
-      </w:r>
-      <w:hyperlink r:id="rId72">
-        <w:r>
-          <w:rPr>
-            <w:rStyle w:val="Hyperlink"/>
-          </w:rPr>
-          <w:t xml:space="preserve">https://doi.org/10.1111/j.2042-5805.2012.01028.x</w:t>
-        </w:r>
-      </w:hyperlink>
-    </w:p>
-    <w:p>
-      <w:pPr>
-        <w:pStyle w:val="BodyText"/>
-      </w:pPr>
-      <w:r>
-        <w:t xml:space="preserve">Lall, S. (1992). Technological capabilities and industrialization.</w:t>
-      </w:r>
-      <w:r>
-        <w:t xml:space="preserve"> </w:t>
-      </w:r>
-      <w:r>
-        <w:rPr>
-          <w:iCs/>
-          <w:i/>
-        </w:rPr>
-        <w:t xml:space="preserve">World Development, 20</w:t>
-      </w:r>
-      <w:r>
-        <w:t xml:space="preserve">(2), 165–186.</w:t>
-      </w:r>
-      <w:r>
-        <w:t xml:space="preserve"> </w:t>
-      </w:r>
-      <w:hyperlink r:id="rId73">
-        <w:r>
-          <w:rPr>
-            <w:rStyle w:val="Hyperlink"/>
-          </w:rPr>
-          <w:t xml:space="preserve">https://doi.org/10.1016/0305-750X(92)90097-F</w:t>
-        </w:r>
-      </w:hyperlink>
-    </w:p>
-    <w:p>
-      <w:pPr>
-        <w:pStyle w:val="BodyText"/>
-      </w:pPr>
-      <w:r>
-        <w:t xml:space="preserve">Lind, J. T., &amp; Mehlum, H. (2010). With or without U? The appropriate test for a U-shaped relationship.</w:t>
-      </w:r>
-      <w:r>
-        <w:t xml:space="preserve"> </w:t>
-      </w:r>
-      <w:r>
-        <w:rPr>
-          <w:iCs/>
-          <w:i/>
-        </w:rPr>
-        <w:t xml:space="preserve">Oxford Bulletin of Economics and Statistics, 72</w:t>
-      </w:r>
-      <w:r>
-        <w:t xml:space="preserve">(1), 109–118.</w:t>
-      </w:r>
-      <w:r>
-        <w:t xml:space="preserve"> </w:t>
-      </w:r>
-      <w:hyperlink r:id="rId74">
-        <w:r>
-          <w:rPr>
-            <w:rStyle w:val="Hyperlink"/>
-          </w:rPr>
-          <w:t xml:space="preserve">https://doi.org/10.1111/j.1468-0084.2009.00569.x</w:t>
-        </w:r>
-      </w:hyperlink>
-    </w:p>
-    <w:p>
-      <w:pPr>
-        <w:pStyle w:val="BodyText"/>
-      </w:pPr>
-      <w:r>
-        <w:t xml:space="preserve">Lu, J. W., &amp; Beamish, P. W. (2004). International diversification and firm performance: The S-curve hypothesis.</w:t>
-      </w:r>
-      <w:r>
-        <w:t xml:space="preserve"> </w:t>
-      </w:r>
-      <w:r>
-        <w:rPr>
-          <w:iCs/>
-          <w:i/>
-        </w:rPr>
-        <w:t xml:space="preserve">Academy of Management Journal, 47</w:t>
-      </w:r>
-      <w:r>
-        <w:t xml:space="preserve">(4), 598–609.</w:t>
-      </w:r>
-      <w:r>
-        <w:t xml:space="preserve"> </w:t>
-      </w:r>
-      <w:hyperlink r:id="rId75">
-        <w:r>
-          <w:rPr>
-            <w:rStyle w:val="Hyperlink"/>
-          </w:rPr>
-          <w:t xml:space="preserve">https://doi.org/10.5465/20159604</w:t>
-        </w:r>
-      </w:hyperlink>
-    </w:p>
-    <w:p>
-      <w:pPr>
-        <w:pStyle w:val="BodyText"/>
-      </w:pPr>
-      <w:r>
-        <w:t xml:space="preserve">MacKinnon, J. G., &amp; White, H. (1985). Some heteroskedasticity-consistent covariance matrix estimators with improved finite sample properties.</w:t>
-      </w:r>
-      <w:r>
-        <w:t xml:space="preserve"> </w:t>
-      </w:r>
-      <w:r>
-        <w:rPr>
-          <w:iCs/>
-          <w:i/>
-        </w:rPr>
-        <w:t xml:space="preserve">Journal of Econometrics, 29</w:t>
-      </w:r>
-      <w:r>
-        <w:t xml:space="preserve">(3), 305–325.</w:t>
-      </w:r>
-      <w:r>
-        <w:t xml:space="preserve"> </w:t>
-      </w:r>
-      <w:hyperlink r:id="rId76">
-        <w:r>
-          <w:rPr>
-            <w:rStyle w:val="Hyperlink"/>
-          </w:rPr>
-          <w:t xml:space="preserve">https://doi.org/10.1016/0304-4076(85)90158-7</w:t>
-        </w:r>
-      </w:hyperlink>
-    </w:p>
-    <w:p>
-      <w:pPr>
-        <w:pStyle w:val="BodyText"/>
-      </w:pPr>
-      <w:r>
-        <w:t xml:space="preserve">Manova, K. (2013). Credit constraints, heterogeneous firms, and international trade.</w:t>
-      </w:r>
-      <w:r>
-        <w:t xml:space="preserve"> </w:t>
-      </w:r>
-      <w:r>
-        <w:rPr>
-          <w:iCs/>
-          <w:i/>
-        </w:rPr>
-        <w:t xml:space="preserve">Review of Economic Studies, 80</w:t>
-      </w:r>
-      <w:r>
-        <w:t xml:space="preserve">(2), 711–744.</w:t>
-      </w:r>
-      <w:r>
-        <w:t xml:space="preserve"> </w:t>
-      </w:r>
-      <w:hyperlink r:id="rId77">
-        <w:r>
-          <w:rPr>
-            <w:rStyle w:val="Hyperlink"/>
-          </w:rPr>
-          <w:t xml:space="preserve">https://doi.org/10.1093/restud/rds036</w:t>
-        </w:r>
-      </w:hyperlink>
-    </w:p>
-    <w:p>
-      <w:pPr>
-        <w:pStyle w:val="BodyText"/>
-      </w:pPr>
-      <w:r>
-        <w:t xml:space="preserve">Marano, V., Arregle, J.-L., Hitt, M. A., Spadafora, E., &amp; van Essen, M. (2016). Home country institutions and the internationalization–performance relationship: A meta-analytic review.</w:t>
-      </w:r>
-      <w:r>
-        <w:t xml:space="preserve"> </w:t>
-      </w:r>
-      <w:r>
-        <w:rPr>
-          <w:iCs/>
-          <w:i/>
-        </w:rPr>
-        <w:t xml:space="preserve">Journal of Management, 42</w:t>
-      </w:r>
-      <w:r>
-        <w:t xml:space="preserve">(5), 1075–1110.</w:t>
-      </w:r>
-      <w:r>
-        <w:t xml:space="preserve"> </w:t>
-      </w:r>
-      <w:hyperlink r:id="rId78">
-        <w:r>
-          <w:rPr>
-            <w:rStyle w:val="Hyperlink"/>
-          </w:rPr>
-          <w:t xml:space="preserve">https://doi.org/10.1177/0149206315624963</w:t>
-        </w:r>
-      </w:hyperlink>
-    </w:p>
-    <w:p>
-      <w:pPr>
-        <w:pStyle w:val="BodyText"/>
-      </w:pPr>
-      <w:r>
-        <w:t xml:space="preserve">Meyer, K. E., van Witteloostuijn, A., &amp; Beugelsdijk, S. (2017). What's in a p? Reassessing best practices for conducting and reporting hypothesis-testing research.</w:t>
-      </w:r>
-      <w:r>
-        <w:t xml:space="preserve"> </w:t>
-      </w:r>
-      <w:r>
-        <w:rPr>
-          <w:iCs/>
-          <w:i/>
-        </w:rPr>
-        <w:t xml:space="preserve">Journal of International Business Studies, 48</w:t>
-      </w:r>
-      <w:r>
-        <w:t xml:space="preserve">(5), 535–551.</w:t>
-      </w:r>
-      <w:r>
-        <w:t xml:space="preserve"> </w:t>
-      </w:r>
-      <w:hyperlink r:id="rId79">
-        <w:r>
-          <w:rPr>
-            <w:rStyle w:val="Hyperlink"/>
-          </w:rPr>
-          <w:t xml:space="preserve">https://doi.org/10.1057/s41267-017-0078-8</w:t>
-        </w:r>
-      </w:hyperlink>
-    </w:p>
-    <w:p>
-      <w:pPr>
-        <w:pStyle w:val="BodyText"/>
-      </w:pPr>
-      <w:r>
-        <w:t xml:space="preserve">Nambisan, S., Wright, M., &amp; Feldman, M. (2019). The digital transformation of innovation and entrepreneurship: Progress, challenges and key themes.</w:t>
-      </w:r>
-      <w:r>
-        <w:t xml:space="preserve"> </w:t>
-      </w:r>
-      <w:r>
-        <w:rPr>
-          <w:iCs/>
-          <w:i/>
-        </w:rPr>
-        <w:t xml:space="preserve">Research Policy, 48</w:t>
-      </w:r>
-      <w:r>
-        <w:t xml:space="preserve">(8), 103773.</w:t>
-      </w:r>
-      <w:r>
-        <w:t xml:space="preserve"> </w:t>
-      </w:r>
-      <w:hyperlink r:id="rId80">
-        <w:r>
-          <w:rPr>
-            <w:rStyle w:val="Hyperlink"/>
-          </w:rPr>
-          <w:t xml:space="preserve">https://doi.org/10.1016/j.respol.2019.03.018</w:t>
-        </w:r>
-      </w:hyperlink>
-    </w:p>
-    <w:p>
-      <w:pPr>
-        <w:pStyle w:val="BodyText"/>
-      </w:pPr>
-      <w:r>
-        <w:t xml:space="preserve">Niepmann, F., &amp; Schmidt-Eisenlohr, T. (2017). International trade, risk and the role of banks.</w:t>
-      </w:r>
-      <w:r>
-        <w:t xml:space="preserve"> </w:t>
-      </w:r>
-      <w:r>
-        <w:rPr>
-          <w:iCs/>
-          <w:i/>
-        </w:rPr>
-        <w:t xml:space="preserve">Journal of International Economics, 107</w:t>
-      </w:r>
-      <w:r>
-        <w:t xml:space="preserve">, 111–126.</w:t>
-      </w:r>
-      <w:r>
-        <w:t xml:space="preserve"> </w:t>
-      </w:r>
-      <w:hyperlink r:id="rId81">
-        <w:r>
-          <w:rPr>
-            <w:rStyle w:val="Hyperlink"/>
-          </w:rPr>
-          <w:t xml:space="preserve">https://doi.org/10.1016/j.jinteco.2017.03.007</w:t>
-        </w:r>
-      </w:hyperlink>
-    </w:p>
-    <w:p>
-      <w:pPr>
-        <w:pStyle w:val="BodyText"/>
-      </w:pPr>
-      <w:r>
-        <w:t xml:space="preserve">Paternoster, R., Brame, R., Mazerolle, P., &amp; Piquero, A. (1998). Using the correct statistical test for the equality of regression coefficients.</w:t>
-      </w:r>
-      <w:r>
-        <w:t xml:space="preserve"> </w:t>
-      </w:r>
-      <w:r>
-        <w:rPr>
-          <w:iCs/>
-          <w:i/>
-        </w:rPr>
-        <w:t xml:space="preserve">Criminology, 36</w:t>
-      </w:r>
-      <w:r>
-        <w:t xml:space="preserve">(4), 859–866.</w:t>
-      </w:r>
-      <w:r>
-        <w:t xml:space="preserve"> </w:t>
-      </w:r>
-      <w:hyperlink r:id="rId82">
-        <w:r>
-          <w:rPr>
-            <w:rStyle w:val="Hyperlink"/>
-          </w:rPr>
-          <w:t xml:space="preserve">https://doi.org/10.1111/j.1745-9125.1998.tb01268.x</w:t>
-        </w:r>
-      </w:hyperlink>
-    </w:p>
-    <w:p>
-      <w:pPr>
-        <w:pStyle w:val="BodyText"/>
-      </w:pPr>
-      <w:r>
-        <w:t xml:space="preserve">Pierce, J. R., &amp; Aguinis, H. (2013). The too-much-of-a-good-thing effect in management.</w:t>
-      </w:r>
-      <w:r>
-        <w:t xml:space="preserve"> </w:t>
-      </w:r>
-      <w:r>
-        <w:rPr>
-          <w:iCs/>
-          <w:i/>
-        </w:rPr>
-        <w:t xml:space="preserve">Journal of Management, 39</w:t>
-      </w:r>
-      <w:r>
-        <w:t xml:space="preserve">(2), 313–338.</w:t>
-      </w:r>
-      <w:r>
-        <w:t xml:space="preserve"> </w:t>
-      </w:r>
-      <w:hyperlink r:id="rId83">
-        <w:r>
-          <w:rPr>
-            <w:rStyle w:val="Hyperlink"/>
-          </w:rPr>
-          <w:t xml:space="preserve">https://doi.org/10.1177/0149206311410060</w:t>
-        </w:r>
-      </w:hyperlink>
-    </w:p>
-    <w:p>
-      <w:pPr>
-        <w:pStyle w:val="BodyText"/>
-      </w:pPr>
-      <w:r>
-        <w:t xml:space="preserve">Schwens, C., Zapkau, F. B., Bierwerth, M., Isidor, R., Knight, G., &amp; Kabst, R. (2018). International entrepreneurship: A meta-analysis on the internationalization and performance relationship.</w:t>
-      </w:r>
-      <w:r>
-        <w:t xml:space="preserve"> </w:t>
-      </w:r>
-      <w:r>
-        <w:rPr>
-          <w:iCs/>
-          <w:i/>
-        </w:rPr>
-        <w:t xml:space="preserve">Entrepreneurship Theory and Practice, 42</w:t>
-      </w:r>
-      <w:r>
-        <w:t xml:space="preserve">(5), 734–768.</w:t>
-      </w:r>
-      <w:r>
-        <w:t xml:space="preserve"> </w:t>
-      </w:r>
-      <w:hyperlink r:id="rId84">
-        <w:r>
-          <w:rPr>
-            <w:rStyle w:val="Hyperlink"/>
-          </w:rPr>
-          <w:t xml:space="preserve">https://doi.org/10.1177/1042258718795346</w:t>
-        </w:r>
-      </w:hyperlink>
-    </w:p>
-    <w:p>
-      <w:pPr>
-        <w:pStyle w:val="BodyText"/>
-      </w:pPr>
-      <w:r>
-        <w:t xml:space="preserve">Shaver, J. M. (2020). Causal identification through a cumulative body of research in the study of strategy and organizations.</w:t>
-      </w:r>
-      <w:r>
-        <w:t xml:space="preserve"> </w:t>
-      </w:r>
-      <w:r>
-        <w:rPr>
-          <w:iCs/>
-          <w:i/>
-        </w:rPr>
-        <w:t xml:space="preserve">Journal of Management, 46</w:t>
-      </w:r>
-      <w:r>
-        <w:t xml:space="preserve">(7), 1244–1256.</w:t>
-      </w:r>
-      <w:r>
-        <w:t xml:space="preserve"> </w:t>
-      </w:r>
-      <w:hyperlink r:id="rId85">
-        <w:r>
-          <w:rPr>
-            <w:rStyle w:val="Hyperlink"/>
-          </w:rPr>
-          <w:t xml:space="preserve">https://doi.org/10.1177/0149206319846272</w:t>
-        </w:r>
-      </w:hyperlink>
-    </w:p>
-    <w:p>
-      <w:pPr>
-        <w:pStyle w:val="BodyText"/>
-      </w:pPr>
-      <w:r>
-        <w:t xml:space="preserve">Teece, D. J. (2007). Explicating dynamic capabilities: The nature and microfoundations of (sustainable) enterprise performance.</w:t>
-      </w:r>
-      <w:r>
-        <w:t xml:space="preserve"> </w:t>
-      </w:r>
-      <w:r>
-        <w:rPr>
-          <w:iCs/>
-          <w:i/>
-        </w:rPr>
-        <w:t xml:space="preserve">Strategic Management Journal, 28</w:t>
-      </w:r>
-      <w:r>
-        <w:t xml:space="preserve">(13), 1319–1350.</w:t>
-      </w:r>
-      <w:r>
-        <w:t xml:space="preserve"> </w:t>
-      </w:r>
-      <w:hyperlink r:id="rId86">
-        <w:r>
-          <w:rPr>
-            <w:rStyle w:val="Hyperlink"/>
-          </w:rPr>
-          <w:t xml:space="preserve">https://doi.org/10.1002/smj.640</w:t>
-        </w:r>
-      </w:hyperlink>
-    </w:p>
-    <w:p>
-      <w:pPr>
-        <w:pStyle w:val="BodyText"/>
-      </w:pPr>
-      <w:r>
-        <w:t xml:space="preserve">Verhoef, P. C., Broekhuizen, T., Bart, Y., Bhattacharya, A., Dong, J. Q., Fabian, N., &amp; Haenlein, M. (2021). Digital transformation: A multidisciplinary reflection and research agenda.</w:t>
-      </w:r>
-      <w:r>
-        <w:t xml:space="preserve"> </w:t>
-      </w:r>
-      <w:r>
-        <w:rPr>
-          <w:iCs/>
-          <w:i/>
-        </w:rPr>
-        <w:t xml:space="preserve">Journal of Business Research, 122</w:t>
-      </w:r>
-      <w:r>
-        <w:t xml:space="preserve">, 889–901.</w:t>
-      </w:r>
-      <w:r>
-        <w:t xml:space="preserve"> </w:t>
-      </w:r>
-      <w:hyperlink r:id="rId87">
-        <w:r>
-          <w:rPr>
-            <w:rStyle w:val="Hyperlink"/>
-          </w:rPr>
-          <w:t xml:space="preserve">https://doi.org/10.1016/j.jbusres.2019.09.022</w:t>
-        </w:r>
-      </w:hyperlink>
-    </w:p>
-    <w:p>
-      <w:pPr>
-        <w:pStyle w:val="BodyText"/>
-      </w:pPr>
-      <w:r>
-        <w:t xml:space="preserve">Vial, G. (2019). Understanding digital transformation: A review and a research agenda.</w:t>
-      </w:r>
-      <w:r>
-        <w:t xml:space="preserve"> </w:t>
-      </w:r>
-      <w:r>
-        <w:rPr>
-          <w:iCs/>
-          <w:i/>
-        </w:rPr>
-        <w:t xml:space="preserve">The Journal of Strategic Information Systems, 28</w:t>
-      </w:r>
-      <w:r>
-        <w:t xml:space="preserve">(2), 118–144.</w:t>
-      </w:r>
-      <w:r>
-        <w:t xml:space="preserve"> </w:t>
-      </w:r>
-      <w:hyperlink r:id="rId88">
-        <w:r>
-          <w:rPr>
-            <w:rStyle w:val="Hyperlink"/>
-          </w:rPr>
-          <w:t xml:space="preserve">https://doi.org/10.1016/j.jsis.2019.01.003</w:t>
-        </w:r>
-      </w:hyperlink>
-    </w:p>
-    <w:p>
-      <w:pPr>
-        <w:pStyle w:val="BodyText"/>
-      </w:pPr>
-      <w:r>
-        <w:t xml:space="preserve">Volberda, H. W., Khanagha, S., Baden-Fuller, C., Mihalache, O. R., &amp; Birkinshaw, J. (2021). Strategizing in a digital world: Overcoming cognitive barriers, reconfiguring routines and introducing new organizational forms.</w:t>
-      </w:r>
-      <w:r>
-        <w:t xml:space="preserve"> </w:t>
-      </w:r>
-      <w:r>
-        <w:rPr>
-          <w:iCs/>
-          <w:i/>
-        </w:rPr>
-        <w:t xml:space="preserve">Long Range Planning, 54</w:t>
-      </w:r>
-      <w:r>
-        <w:t xml:space="preserve">(5), 102110.</w:t>
-      </w:r>
-      <w:r>
-        <w:t xml:space="preserve"> </w:t>
-      </w:r>
-      <w:hyperlink r:id="rId89">
-        <w:r>
-          <w:rPr>
-            <w:rStyle w:val="Hyperlink"/>
-          </w:rPr>
-          <w:t xml:space="preserve">https://doi.org/10.1016/j.lrp.2021.102110</w:t>
-        </w:r>
-      </w:hyperlink>
-    </w:p>
-    <w:p>
-      <w:pPr>
-        <w:pStyle w:val="BodyText"/>
-      </w:pPr>
-      <w:r>
-        <w:t xml:space="preserve">Wagner, J. (2007). Exports and productivity: A survey of the evidence from firm-level data.</w:t>
-      </w:r>
-      <w:r>
-        <w:t xml:space="preserve"> </w:t>
-      </w:r>
-      <w:r>
-        <w:rPr>
-          <w:iCs/>
-          <w:i/>
-        </w:rPr>
-        <w:t xml:space="preserve">The World Economy, 30</w:t>
-      </w:r>
-      <w:r>
-        <w:t xml:space="preserve">(1), 60–82.</w:t>
-      </w:r>
-      <w:r>
-        <w:t xml:space="preserve"> </w:t>
-      </w:r>
-      <w:hyperlink r:id="rId90">
-        <w:r>
-          <w:rPr>
-            <w:rStyle w:val="Hyperlink"/>
-          </w:rPr>
-          <w:t xml:space="preserve">https://doi.org/10.1111/j.1467-9701.2007.00872.x</w:t>
-        </w:r>
-      </w:hyperlink>
-    </w:p>
-    <w:p>
-      <w:pPr>
-        <w:pStyle w:val="BodyText"/>
-      </w:pPr>
-      <w:r>
-        <w:t xml:space="preserve">World Bank. (2013).</w:t>
-      </w:r>
-      <w:r>
-        <w:t xml:space="preserve"> </w:t>
-      </w:r>
-      <w:r>
-        <w:rPr>
-          <w:iCs/>
-          <w:i/>
-        </w:rPr>
-        <w:t xml:space="preserve">China Enterprise Survey 2012</w:t>
-      </w:r>
-      <w:r>
-        <w:t xml:space="preserve"> </w:t>
-      </w:r>
-      <w:r>
-        <w:t xml:space="preserve">[Data file]. World Bank Enterprise Surveys.</w:t>
-      </w:r>
-      <w:r>
-        <w:t xml:space="preserve"> </w:t>
-      </w:r>
-      <w:hyperlink r:id="rId63">
-        <w:r>
-          <w:rPr>
-            <w:rStyle w:val="Hyperlink"/>
-          </w:rPr>
-          <w:t xml:space="preserve">https://www.enterprisesurveys.org</w:t>
-        </w:r>
-      </w:hyperlink>
-    </w:p>
-    <w:p>
-      <w:pPr>
-        <w:pStyle w:val="BodyText"/>
-      </w:pPr>
-      <w:r>
-        <w:t xml:space="preserve">World Bank. (2025).</w:t>
-      </w:r>
-      <w:r>
-        <w:t xml:space="preserve"> </w:t>
-      </w:r>
-      <w:r>
-        <w:rPr>
-          <w:iCs/>
-          <w:i/>
-        </w:rPr>
-        <w:t xml:space="preserve">China Enterprise Survey 2024</w:t>
-      </w:r>
-      <w:r>
-        <w:t xml:space="preserve"> </w:t>
-      </w:r>
-      <w:r>
-        <w:t xml:space="preserve">[Data file]. World Bank Enterprise Surveys.</w:t>
-      </w:r>
-      <w:r>
-        <w:t xml:space="preserve"> </w:t>
-      </w:r>
-      <w:hyperlink r:id="rId63">
-        <w:r>
-          <w:rPr>
-            <w:rStyle w:val="Hyperlink"/>
-          </w:rPr>
-          <w:t xml:space="preserve">https://www.enterprisesurveys.org</w:t>
-        </w:r>
-      </w:hyperlink>
-    </w:p>
-    <w:p>
-      <w:pPr>
-        <w:pStyle w:val="BodyText"/>
-      </w:pPr>
-      <w:r>
-        <w:t xml:space="preserve">Xiao, S. S., Jeong, I., Moon, J. J., Chung, C. C., &amp; Chung, J. (2013). Internationalization and performance of firms in China: Moderating effects of governance structure and the degree of centralized control.</w:t>
-      </w:r>
-      <w:r>
-        <w:t xml:space="preserve"> </w:t>
-      </w:r>
-      <w:r>
-        <w:rPr>
-          <w:iCs/>
-          <w:i/>
-        </w:rPr>
-        <w:t xml:space="preserve">Journal of International Management, 19</w:t>
-      </w:r>
-      <w:r>
-        <w:t xml:space="preserve">(2), 118–137.</w:t>
-      </w:r>
-      <w:r>
-        <w:t xml:space="preserve"> </w:t>
-      </w:r>
-      <w:hyperlink r:id="rId91">
-        <w:r>
-          <w:rPr>
-            <w:rStyle w:val="Hyperlink"/>
-          </w:rPr>
-          <w:t xml:space="preserve">https://doi.org/10.1016/j.intman.2012.12.003</w:t>
-        </w:r>
-      </w:hyperlink>
-    </w:p>
-    <w:p>
-      <w:r>
-        <w:pict>
-          <v:rect style="width:0;height:1.5pt" o:hralign="center" o:hrstd="t" o:hr="t"/>
-        </w:pict>
-      </w:r>
-    </w:p>
-    <w:p>
-      <w:pPr>
-        <w:pStyle w:val="FirstParagraph"/>
       </w:pPr>
       <w:r>
         <w:rPr>
@@ -7424,8 +10363,8 @@
         <w:t xml:space="preserve">), and figure-rendering scripts are documented in the repository README.</w:t>
       </w:r>
     </w:p>
-    <w:bookmarkEnd w:id="92"/>
-    <w:bookmarkEnd w:id="93"/>
+    <w:bookmarkEnd w:id="61"/>
+    <w:bookmarkEnd w:id="62"/>
     <w:sectPr>
       <w:pgSz w:h="16838" w:w="11906"/>
       <w:pgMar w:bottom="1417" w:left="1417" w:right="1417" w:top="1417"/>
@@ -7615,9 +10554,6 @@
     <w:abstractNumId w:val="990"/>
   </w:num>
   <w:num w:numId="1001">
-    <w:abstractNumId w:val="991"/>
-  </w:num>
-  <w:num w:numId="1002">
     <w:abstractNumId w:val="991"/>
   </w:num>
 </w:numbering>

--- a/dist/manuscripts/en/p5_china_en_clean.docx
+++ b/dist/manuscripts/en/p5_china_en_clean.docx
@@ -2,7 +2,7 @@
 <file path=word/document.xml><?xml version="1.0" encoding="utf-8"?>
 <w:document xmlns:w="http://schemas.openxmlformats.org/wordprocessingml/2006/main" xmlns:m="http://schemas.openxmlformats.org/officeDocument/2006/math" xmlns:r="http://schemas.openxmlformats.org/officeDocument/2006/relationships" xmlns:o="urn:schemas-microsoft-com:office:office" xmlns:v="urn:schemas-microsoft-com:vml" xmlns:w10="urn:schemas-microsoft-com:office:word" xmlns:a="http://schemas.openxmlformats.org/drawingml/2006/main" xmlns:pic="http://schemas.openxmlformats.org/drawingml/2006/picture" xmlns:wp="http://schemas.openxmlformats.org/drawingml/2006/wordprocessingDrawing">
   <w:body>
-    <w:bookmarkStart w:id="81" w:name="Xeed239f9d2e1ce3a88fd46b256b65d8ab89b86a"/>
+    <w:bookmarkStart w:id="93" w:name="Xeed239f9d2e1ce3a88fd46b256b65d8ab89b86a"/>
     <w:p>
       <w:pPr>
         <w:pStyle w:val="Heading1"/>
@@ -582,7 +582,7 @@
       </w:r>
     </w:p>
     <w:bookmarkEnd w:id="26"/>
-    <w:bookmarkStart w:id="30" w:name="X8bf20a63f0decf7b16e99d564b9958ec4fbbb23"/>
+    <w:bookmarkStart w:id="33" w:name="X8bf20a63f0decf7b16e99d564b9958ec4fbbb23"/>
     <w:p>
       <w:pPr>
         <w:pStyle w:val="Heading2"/>
@@ -681,7 +681,7 @@
       </w:r>
     </w:p>
     <w:bookmarkEnd w:id="28"/>
-    <w:bookmarkStart w:id="29" w:name="X505f50cd1f9abb1ab06672992aff36a1dc7f136"/>
+    <w:bookmarkStart w:id="32" w:name="X505f50cd1f9abb1ab06672992aff36a1dc7f136"/>
     <w:p>
       <w:pPr>
         <w:pStyle w:val="Heading3"/>
@@ -757,7 +757,46 @@
         <w:pStyle w:val="FirstParagraph"/>
       </w:pPr>
       <w:r>
-        <w:t xml:space="preserve">Figure 1: Conceptual model</w:t>
+        <w:drawing>
+          <wp:inline>
+            <wp:extent cx="5753100" cy="3764110"/>
+            <wp:effectExtent b="0" l="0" r="0" t="0"/>
+            <wp:docPr descr="Figure 1: Conceptual model" title="" id="30" name="Picture"/>
+            <a:graphic>
+              <a:graphicData uri="http://schemas.openxmlformats.org/drawingml/2006/picture">
+                <pic:pic>
+                  <pic:nvPicPr>
+                    <pic:cNvPr descr="figures/p5_china/figure_1_conceptual_model.png" id="31" name="Picture"/>
+                    <pic:cNvPicPr>
+                      <a:picLocks noChangeArrowheads="1" noChangeAspect="1"/>
+                    </pic:cNvPicPr>
+                  </pic:nvPicPr>
+                  <pic:blipFill>
+                    <a:blip r:embed="rId29"/>
+                    <a:stretch>
+                      <a:fillRect/>
+                    </a:stretch>
+                  </pic:blipFill>
+                  <pic:spPr bwMode="auto">
+                    <a:xfrm>
+                      <a:off x="0" y="0"/>
+                      <a:ext cx="5753100" cy="3764110"/>
+                    </a:xfrm>
+                    <a:prstGeom prst="rect">
+                      <a:avLst/>
+                    </a:prstGeom>
+                    <a:noFill/>
+                    <a:ln w="9525">
+                      <a:noFill/>
+                      <a:headEnd/>
+                      <a:tailEnd/>
+                    </a:ln>
+                  </pic:spPr>
+                </pic:pic>
+              </a:graphicData>
+            </a:graphic>
+          </wp:inline>
+        </w:drawing>
       </w:r>
     </w:p>
     <w:p>
@@ -785,9 +824,9 @@
         </w:pict>
       </w:r>
     </w:p>
-    <w:bookmarkEnd w:id="29"/>
-    <w:bookmarkEnd w:id="30"/>
-    <w:bookmarkStart w:id="34" w:name="X5eb800a903106e48a684e9ea9de39ed619b9df8"/>
+    <w:bookmarkEnd w:id="32"/>
+    <w:bookmarkEnd w:id="33"/>
+    <w:bookmarkStart w:id="37" w:name="X5eb800a903106e48a684e9ea9de39ed619b9df8"/>
     <w:p>
       <w:pPr>
         <w:pStyle w:val="Heading2"/>
@@ -796,7 +835,7 @@
         <w:t xml:space="preserve">3. Data and Methods</w:t>
       </w:r>
     </w:p>
-    <w:bookmarkStart w:id="31" w:name="X7539fb3dc2f98232f41138bc75cab658563f4ee"/>
+    <w:bookmarkStart w:id="34" w:name="X7539fb3dc2f98232f41138bc75cab658563f4ee"/>
     <w:p>
       <w:pPr>
         <w:pStyle w:val="Heading3"/>
@@ -810,7 +849,7 @@
         <w:pStyle w:val="FirstParagraph"/>
       </w:pPr>
       <w:r>
-        <w:t xml:space="preserve">The analytic dataset combines two waves of the World Bank Enterprise Survey for China: 2012 (full release, 2,700 firms; World Bank, 2013) and 2024 (2,189 firms; World Bank, 2025). After listwise deletion on the focal set (sales, employees, export intensity) and treatment of WBES non‑response codes -9 and -7 as missing (and the additional 2024 refusal code -8), the analytic samples are 2,619 firms in 2012, 1,940 firms in 2024, and 4,559 firm‑year observations in the pooled sample. The 2024 sample is smaller than 2012 (N = 1,940 vs N = 2,619, −26%) due to a combination of: (i) WBES sampling redesign between waves; (ii) systematic exclusion of state-owned enterprises in the 2024 instrument; and (iii) potential market exit among firms surveyed in 2012. This attrition is not random in direction — WBES 2024 overshoots private manufacturing SMEs — and our analysis is explicitly restricted to private firms, mitigating compositional bias.</w:t>
+        <w:t xml:space="preserve">The analytic dataset combines two waves of the World Bank Enterprise Survey for China: 2012 (full release, 2,700 firms; World Bank, 2013) and 2024 (2,189 firms; World Bank, 2025). After listwise deletion on the focal set (sales, employees, export intensity) and treatment of WBES non‑response codes -9 and -7 as missing (and the additional 2024 refusal code -8), the analytic samples are 2,619 firms in 2012, 1,940 firms in 2024, and 4,559 firm‑year observations in the pooled sample. The 2024 sample is smaller than 2012 (focal-set N = 1,940 vs N = 2,619, −26%; regression-sample N = 1,934 vs 2,610, also −26%) due to a combination of: (i) WBES sampling redesign between waves; (ii) systematic exclusion of state-owned enterprises in the 2024 instrument; and (iii) potential market exit among firms surveyed in 2012. This attrition is not random in direction — WBES 2024 overshoots private manufacturing SMEs — and our analysis is explicitly restricted to private firms, mitigating compositional bias.</w:t>
       </w:r>
     </w:p>
     <w:p>
@@ -967,8 +1006,8 @@
         <w:t xml:space="preserve">The 2024 analytic sample (N = 1,940) is constructed from the full WBES private-firm frame with stricter non-response filtering than the 2012 wave. In 2024, WBES introduced a new non-response code −8 (refusal) in addition to the standard −9 (don’t know) and −7 (not applicable) codes used in 2012. The focal-set listwise deletion (sales + employees + export intensity non-missing) retains 1,940 of 2,189 firms (88.6 %). By contrast, the controls-inclusive listwise deletion used in the regression models (sample_base: additionally requiring non-missing lnEmp, firmage, foreigndummy) reduces the 2024 wave to 1,934 observations and the pooled sample to 4,544. Turning-point estimates (47.2 % in 2024) and Paternoster z-tests are invariant across the two sample definitions.</w:t>
       </w:r>
     </w:p>
-    <w:bookmarkEnd w:id="31"/>
-    <w:bookmarkStart w:id="32" w:name="X431a8b355211b47c6e494a5f659051454df4ed1"/>
+    <w:bookmarkEnd w:id="34"/>
+    <w:bookmarkStart w:id="35" w:name="X431a8b355211b47c6e494a5f659051454df4ed1"/>
     <w:p>
       <w:pPr>
         <w:pStyle w:val="Heading3"/>
@@ -1223,8 +1262,615 @@
         <w:t xml:space="preserve">, &gt; 10 % foreign equity); (d) ISIC 2-digit industry stratum dummies.</w:t>
       </w:r>
     </w:p>
-    <w:bookmarkEnd w:id="32"/>
-    <w:bookmarkStart w:id="33" w:name="X88d3b635b18ee197bee6ec760e4576787847be1"/>
+    <w:p>
+      <w:pPr>
+        <w:pStyle w:val="BodyText"/>
+      </w:pPr>
+      <w:r>
+        <w:rPr>
+          <w:bCs/>
+          <w:b/>
+        </w:rPr>
+        <w:t xml:space="preserve">Table V1.</w:t>
+      </w:r>
+      <w:r>
+        <w:t xml:space="preserve"> </w:t>
+      </w:r>
+      <w:r>
+        <w:rPr>
+          <w:iCs/>
+          <w:i/>
+        </w:rPr>
+        <w:t xml:space="preserve">Variable definitions and WBES item sources — China 2012 and 2024.</w:t>
+      </w:r>
+    </w:p>
+    <w:tbl>
+      <w:tblPr>
+        <w:tblStyle w:val="Table"/>
+        <w:tblW w:type="auto" w:w="0"/>
+        <w:tblLook w:firstRow="1" w:lastRow="0" w:firstColumn="0" w:lastColumn="0" w:noHBand="0" w:noVBand="0" w:val="0020"/>
+        <w:jc w:val="start"/>
+      </w:tblPr>
+      <w:tblGrid>
+        <w:gridCol w:w="1980"/>
+        <w:gridCol w:w="1980"/>
+        <w:gridCol w:w="1980"/>
+        <w:gridCol w:w="1980"/>
+      </w:tblGrid>
+      <w:tr>
+        <w:trPr>
+          <w:tblHeader w:val="true"/>
+        </w:trPr>
+        <w:tc>
+          <w:tcPr/>
+          <w:p>
+            <w:pPr>
+              <w:pStyle w:val="Compact"/>
+              <w:jc w:val="left"/>
+            </w:pPr>
+            <w:r>
+              <w:t xml:space="preserve">Variable</w:t>
+            </w:r>
+          </w:p>
+        </w:tc>
+        <w:tc>
+          <w:tcPr/>
+          <w:p>
+            <w:pPr>
+              <w:pStyle w:val="Compact"/>
+              <w:jc w:val="left"/>
+            </w:pPr>
+            <w:r>
+              <w:t xml:space="preserve">WBES Item(s)</w:t>
+            </w:r>
+          </w:p>
+        </w:tc>
+        <w:tc>
+          <w:tcPr/>
+          <w:p>
+            <w:pPr>
+              <w:pStyle w:val="Compact"/>
+              <w:jc w:val="left"/>
+            </w:pPr>
+            <w:r>
+              <w:t xml:space="preserve">Construction</w:t>
+            </w:r>
+          </w:p>
+        </w:tc>
+        <w:tc>
+          <w:tcPr/>
+          <w:p>
+            <w:pPr>
+              <w:pStyle w:val="Compact"/>
+              <w:jc w:val="left"/>
+            </w:pPr>
+            <w:r>
+              <w:t xml:space="preserve">Role</w:t>
+            </w:r>
+          </w:p>
+        </w:tc>
+      </w:tr>
+      <w:tr>
+        <w:tc>
+          <w:tcPr/>
+          <w:p>
+            <w:pPr>
+              <w:pStyle w:val="Compact"/>
+              <w:jc w:val="left"/>
+            </w:pPr>
+            <w:r>
+              <w:t xml:space="preserve">lnLP</w:t>
+            </w:r>
+          </w:p>
+        </w:tc>
+        <w:tc>
+          <w:tcPr/>
+          <w:p>
+            <w:pPr>
+              <w:pStyle w:val="Compact"/>
+              <w:jc w:val="left"/>
+            </w:pPr>
+            <w:r>
+              <w:t xml:space="preserve">d2, l1</w:t>
+            </w:r>
+          </w:p>
+        </w:tc>
+        <w:tc>
+          <w:tcPr/>
+          <w:p>
+            <w:pPr>
+              <w:pStyle w:val="Compact"/>
+              <w:jc w:val="left"/>
+            </w:pPr>
+            <w:r>
+              <w:t xml:space="preserve">ln(annual sales / permanent employees)</w:t>
+            </w:r>
+          </w:p>
+        </w:tc>
+        <w:tc>
+          <w:tcPr/>
+          <w:p>
+            <w:pPr>
+              <w:pStyle w:val="Compact"/>
+              <w:jc w:val="left"/>
+            </w:pPr>
+            <w:r>
+              <w:t xml:space="preserve">Dependent variable</w:t>
+            </w:r>
+          </w:p>
+        </w:tc>
+      </w:tr>
+      <w:tr>
+        <w:tc>
+          <w:tcPr/>
+          <w:p>
+            <w:pPr>
+              <w:pStyle w:val="Compact"/>
+              <w:jc w:val="left"/>
+            </w:pPr>
+            <w:r>
+              <w:t xml:space="preserve">FSTS</w:t>
+            </w:r>
+          </w:p>
+        </w:tc>
+        <w:tc>
+          <w:tcPr/>
+          <w:p>
+            <w:pPr>
+              <w:pStyle w:val="Compact"/>
+              <w:jc w:val="left"/>
+            </w:pPr>
+            <w:r>
+              <w:t xml:space="preserve">e1, d2</w:t>
+            </w:r>
+          </w:p>
+        </w:tc>
+        <w:tc>
+          <w:tcPr/>
+          <w:p>
+            <w:pPr>
+              <w:pStyle w:val="Compact"/>
+              <w:jc w:val="left"/>
+            </w:pPr>
+            <w:r>
+              <w:t xml:space="preserve">e1/d2: direct-export / total sales (raw proportion [0,1])</w:t>
+            </w:r>
+          </w:p>
+        </w:tc>
+        <w:tc>
+          <w:tcPr/>
+          <w:p>
+            <w:pPr>
+              <w:pStyle w:val="Compact"/>
+              <w:jc w:val="left"/>
+            </w:pPr>
+            <w:r>
+              <w:t xml:space="preserve">Main IV — export intensity</w:t>
+            </w:r>
+          </w:p>
+        </w:tc>
+      </w:tr>
+      <w:tr>
+        <w:tc>
+          <w:tcPr/>
+          <w:p>
+            <w:pPr>
+              <w:pStyle w:val="Compact"/>
+              <w:jc w:val="left"/>
+            </w:pPr>
+            <w:r>
+              <w:t xml:space="preserve">FSTS²</w:t>
+            </w:r>
+          </w:p>
+        </w:tc>
+        <w:tc>
+          <w:tcPr/>
+          <w:p>
+            <w:pPr>
+              <w:pStyle w:val="Compact"/>
+              <w:jc w:val="left"/>
+            </w:pPr>
+            <w:r>
+              <w:t xml:space="preserve">e1, d2</w:t>
+            </w:r>
+          </w:p>
+        </w:tc>
+        <w:tc>
+          <w:tcPr/>
+          <w:p>
+            <w:pPr>
+              <w:pStyle w:val="Compact"/>
+              <w:jc w:val="left"/>
+            </w:pPr>
+            <w:r>
+              <w:t xml:space="preserve">FSTS × FSTS</w:t>
+            </w:r>
+          </w:p>
+        </w:tc>
+        <w:tc>
+          <w:tcPr/>
+          <w:p>
+            <w:pPr>
+              <w:pStyle w:val="Compact"/>
+              <w:jc w:val="left"/>
+            </w:pPr>
+            <w:r>
+              <w:t xml:space="preserve">Quadratic — nonlinearity</w:t>
+            </w:r>
+          </w:p>
+        </w:tc>
+      </w:tr>
+      <w:tr>
+        <w:tc>
+          <w:tcPr/>
+          <w:p>
+            <w:pPr>
+              <w:pStyle w:val="Compact"/>
+              <w:jc w:val="left"/>
+            </w:pPr>
+            <w:r>
+              <w:t xml:space="preserve">TCI_full</w:t>
+            </w:r>
+          </w:p>
+        </w:tc>
+        <w:tc>
+          <w:tcPr/>
+          <w:p>
+            <w:pPr>
+              <w:pStyle w:val="Compact"/>
+              <w:jc w:val="left"/>
+            </w:pPr>
+            <w:r>
+              <w:t xml:space="preserve">k8, b7, l9, l10</w:t>
+            </w:r>
+          </w:p>
+        </w:tc>
+        <w:tc>
+          <w:tcPr/>
+          <w:p>
+            <w:pPr>
+              <w:pStyle w:val="Compact"/>
+              <w:jc w:val="left"/>
+            </w:pPr>
+            <w:r>
+              <w:t xml:space="preserve">Within-wave z-std of 4-item mean (R&amp;D &gt; 0, quality cert, % university, % formally trained); min 3 of 4 non-missing</w:t>
+            </w:r>
+          </w:p>
+        </w:tc>
+        <w:tc>
+          <w:tcPr/>
+          <w:p>
+            <w:pPr>
+              <w:pStyle w:val="Compact"/>
+              <w:jc w:val="left"/>
+            </w:pPr>
+            <w:r>
+              <w:t xml:space="preserve">Technological capability composite</w:t>
+            </w:r>
+          </w:p>
+        </w:tc>
+      </w:tr>
+      <w:tr>
+        <w:tc>
+          <w:tcPr/>
+          <w:p>
+            <w:pPr>
+              <w:pStyle w:val="Compact"/>
+              <w:jc w:val="left"/>
+            </w:pPr>
+            <w:r>
+              <w:t xml:space="preserve">DAI_core</w:t>
+            </w:r>
+          </w:p>
+        </w:tc>
+        <w:tc>
+          <w:tcPr/>
+          <w:p>
+            <w:pPr>
+              <w:pStyle w:val="Compact"/>
+              <w:jc w:val="left"/>
+            </w:pPr>
+            <w:r>
+              <w:t xml:space="preserve">c22b</w:t>
+            </w:r>
+          </w:p>
+        </w:tc>
+        <w:tc>
+          <w:tcPr/>
+          <w:p>
+            <w:pPr>
+              <w:pStyle w:val="Compact"/>
+              <w:jc w:val="left"/>
+            </w:pPr>
+            <w:r>
+              <w:t xml:space="preserve">1 if own website; Tier-1 proxy (cross-wave identical)</w:t>
+            </w:r>
+          </w:p>
+        </w:tc>
+        <w:tc>
+          <w:tcPr/>
+          <w:p>
+            <w:pPr>
+              <w:pStyle w:val="Compact"/>
+              <w:jc w:val="left"/>
+            </w:pPr>
+            <w:r>
+              <w:t xml:space="preserve">Digital adoption baseline</w:t>
+            </w:r>
+          </w:p>
+        </w:tc>
+      </w:tr>
+      <w:tr>
+        <w:tc>
+          <w:tcPr/>
+          <w:p>
+            <w:pPr>
+              <w:pStyle w:val="Compact"/>
+              <w:jc w:val="left"/>
+            </w:pPr>
+            <w:r>
+              <w:t xml:space="preserve">lnEmp</w:t>
+            </w:r>
+          </w:p>
+        </w:tc>
+        <w:tc>
+          <w:tcPr/>
+          <w:p>
+            <w:pPr>
+              <w:pStyle w:val="Compact"/>
+              <w:jc w:val="left"/>
+            </w:pPr>
+            <w:r>
+              <w:t xml:space="preserve">l1</w:t>
+            </w:r>
+          </w:p>
+        </w:tc>
+        <w:tc>
+          <w:tcPr/>
+          <w:p>
+            <w:pPr>
+              <w:pStyle w:val="Compact"/>
+              <w:jc w:val="left"/>
+            </w:pPr>
+            <w:r>
+              <w:t xml:space="preserve">ln(permanent full-time employees)</w:t>
+            </w:r>
+          </w:p>
+        </w:tc>
+        <w:tc>
+          <w:tcPr/>
+          <w:p>
+            <w:pPr>
+              <w:pStyle w:val="Compact"/>
+              <w:jc w:val="left"/>
+            </w:pPr>
+            <w:r>
+              <w:t xml:space="preserve">Size control</w:t>
+            </w:r>
+          </w:p>
+        </w:tc>
+      </w:tr>
+      <w:tr>
+        <w:tc>
+          <w:tcPr/>
+          <w:p>
+            <w:pPr>
+              <w:pStyle w:val="Compact"/>
+              <w:jc w:val="left"/>
+            </w:pPr>
+            <w:r>
+              <w:t xml:space="preserve">FirmAge</w:t>
+            </w:r>
+          </w:p>
+        </w:tc>
+        <w:tc>
+          <w:tcPr/>
+          <w:p>
+            <w:pPr>
+              <w:pStyle w:val="Compact"/>
+              <w:jc w:val="left"/>
+            </w:pPr>
+            <w:r>
+              <w:t xml:space="preserve">b5</w:t>
+            </w:r>
+          </w:p>
+        </w:tc>
+        <w:tc>
+          <w:tcPr/>
+          <w:p>
+            <w:pPr>
+              <w:pStyle w:val="Compact"/>
+              <w:jc w:val="left"/>
+            </w:pPr>
+            <w:r>
+              <w:t xml:space="preserve">survey_year − b5</w:t>
+            </w:r>
+          </w:p>
+        </w:tc>
+        <w:tc>
+          <w:tcPr/>
+          <w:p>
+            <w:pPr>
+              <w:pStyle w:val="Compact"/>
+              <w:jc w:val="left"/>
+            </w:pPr>
+            <w:r>
+              <w:t xml:space="preserve">Age control</w:t>
+            </w:r>
+          </w:p>
+        </w:tc>
+      </w:tr>
+      <w:tr>
+        <w:tc>
+          <w:tcPr/>
+          <w:p>
+            <w:pPr>
+              <w:pStyle w:val="Compact"/>
+              <w:jc w:val="left"/>
+            </w:pPr>
+            <w:r>
+              <w:t xml:space="preserve">ForeignDummy</w:t>
+            </w:r>
+          </w:p>
+        </w:tc>
+        <w:tc>
+          <w:tcPr/>
+          <w:p>
+            <w:pPr>
+              <w:pStyle w:val="Compact"/>
+              <w:jc w:val="left"/>
+            </w:pPr>
+            <w:r>
+              <w:t xml:space="preserve">b2b</w:t>
+            </w:r>
+          </w:p>
+        </w:tc>
+        <w:tc>
+          <w:tcPr/>
+          <w:p>
+            <w:pPr>
+              <w:pStyle w:val="Compact"/>
+              <w:jc w:val="left"/>
+            </w:pPr>
+            <w:r>
+              <w:t xml:space="preserve">1 if &gt; 10 % foreign equity</w:t>
+            </w:r>
+          </w:p>
+        </w:tc>
+        <w:tc>
+          <w:tcPr/>
+          <w:p>
+            <w:pPr>
+              <w:pStyle w:val="Compact"/>
+              <w:jc w:val="left"/>
+            </w:pPr>
+            <w:r>
+              <w:t xml:space="preserve">Ownership control</w:t>
+            </w:r>
+          </w:p>
+        </w:tc>
+      </w:tr>
+      <w:tr>
+        <w:tc>
+          <w:tcPr/>
+          <w:p>
+            <w:pPr>
+              <w:pStyle w:val="Compact"/>
+              <w:jc w:val="left"/>
+            </w:pPr>
+            <w:r>
+              <w:t xml:space="preserve">ISIC FE</w:t>
+            </w:r>
+          </w:p>
+        </w:tc>
+        <w:tc>
+          <w:tcPr/>
+          <w:p>
+            <w:pPr>
+              <w:pStyle w:val="Compact"/>
+              <w:jc w:val="left"/>
+            </w:pPr>
+            <w:r>
+              <w:t xml:space="preserve">a4a</w:t>
+            </w:r>
+          </w:p>
+        </w:tc>
+        <w:tc>
+          <w:tcPr/>
+          <w:p>
+            <w:pPr>
+              <w:pStyle w:val="Compact"/>
+              <w:jc w:val="left"/>
+            </w:pPr>
+            <w:r>
+              <w:t xml:space="preserve">ISIC 2-digit stratum dummies</w:t>
+            </w:r>
+          </w:p>
+        </w:tc>
+        <w:tc>
+          <w:tcPr/>
+          <w:p>
+            <w:pPr>
+              <w:pStyle w:val="Compact"/>
+              <w:jc w:val="left"/>
+            </w:pPr>
+            <w:r>
+              <w:t xml:space="preserve">Sector fixed effects</w:t>
+            </w:r>
+          </w:p>
+        </w:tc>
+      </w:tr>
+      <w:tr>
+        <w:tc>
+          <w:tcPr/>
+          <w:p>
+            <w:pPr>
+              <w:pStyle w:val="Compact"/>
+              <w:jc w:val="left"/>
+            </w:pPr>
+            <w:r>
+              <w:t xml:space="preserve">wave</w:t>
+            </w:r>
+          </w:p>
+        </w:tc>
+        <w:tc>
+          <w:tcPr/>
+          <w:p>
+            <w:pPr>
+              <w:pStyle w:val="Compact"/>
+              <w:jc w:val="left"/>
+            </w:pPr>
+            <w:r>
+              <w:t xml:space="preserve">—</w:t>
+            </w:r>
+          </w:p>
+        </w:tc>
+        <w:tc>
+          <w:tcPr/>
+          <w:p>
+            <w:pPr>
+              <w:pStyle w:val="Compact"/>
+              <w:jc w:val="left"/>
+            </w:pPr>
+            <w:r>
+              <w:t xml:space="preserve">0 = 2012, 1 = 2024</w:t>
+            </w:r>
+          </w:p>
+        </w:tc>
+        <w:tc>
+          <w:tcPr/>
+          <w:p>
+            <w:pPr>
+              <w:pStyle w:val="Compact"/>
+              <w:jc w:val="left"/>
+            </w:pPr>
+            <w:r>
+              <w:t xml:space="preserve">Wave indicator (pooled only)</w:t>
+            </w:r>
+          </w:p>
+        </w:tc>
+      </w:tr>
+    </w:tbl>
+    <w:p>
+      <w:pPr>
+        <w:pStyle w:val="BodyText"/>
+      </w:pPr>
+      <w:r>
+        <w:rPr>
+          <w:iCs/>
+          <w:i/>
+        </w:rPr>
+        <w:t xml:space="preserve">Note.</w:t>
+      </w:r>
+      <w:r>
+        <w:t xml:space="preserve"> </w:t>
+      </w:r>
+      <w:r>
+        <w:t xml:space="preserve">TCI_full uses a richer 4-item composite than TCI_z in P3/P4 (2-item: quality cert + foreign technology adoption). DAI_core = Tier-1 proxy (website binary c22b), equivalent to DAI_z in P3. FSTS is not mean-centred (unlike FSTS_c in P3/P4); the turning-point formula TP = −β₁/(2β₂) is invariant to centring.</w:t>
+      </w:r>
+    </w:p>
+    <w:bookmarkEnd w:id="35"/>
+    <w:bookmarkStart w:id="36" w:name="X88d3b635b18ee197bee6ec760e4576787847be1"/>
     <w:p>
       <w:pPr>
         <w:pStyle w:val="Heading3"/>
@@ -1461,7 +2107,2334 @@
         <w:pStyle w:val="BodyText"/>
       </w:pPr>
       <w:r>
+        <w:rPr>
+          <w:bCs/>
+          <w:b/>
+        </w:rPr>
+        <w:t xml:space="preserve">M0</w:t>
+      </w:r>
+      <w:r>
+        <w:t xml:space="preserve"> </w:t>
+      </w:r>
+      <w:r>
+        <w:t xml:space="preserve">(baseline controls):</w:t>
+      </w:r>
+    </w:p>
+    <w:p>
+      <w:pPr>
+        <w:pStyle w:val="BodyText"/>
+      </w:pPr>
+      <m:oMathPara>
+        <m:oMathParaPr>
+          <m:jc m:val="center"/>
+        </m:oMathParaPr>
+        <m:oMath>
+          <m:r>
+            <m:rPr>
+              <m:sty m:val="p"/>
+            </m:rPr>
+            <m:t>ln</m:t>
+          </m:r>
+          <m:r>
+            <m:t>L</m:t>
+          </m:r>
+          <m:sSub>
+            <m:e>
+              <m:r>
+                <m:t>P</m:t>
+              </m:r>
+            </m:e>
+            <m:sub>
+              <m:r>
+                <m:t>i</m:t>
+              </m:r>
+              <m:r>
+                <m:t>t</m:t>
+              </m:r>
+            </m:sub>
+          </m:sSub>
+          <m:r>
+            <m:rPr>
+              <m:sty m:val="p"/>
+            </m:rPr>
+            <m:t>=</m:t>
+          </m:r>
+          <m:r>
+            <m:t>α</m:t>
+          </m:r>
+          <m:r>
+            <m:rPr>
+              <m:sty m:val="p"/>
+            </m:rPr>
+            <m:t>+</m:t>
+          </m:r>
+          <m:r>
+            <m:t>γ</m:t>
+          </m:r>
+          <m:r>
+            <m:rPr>
+              <m:sty m:val="p"/>
+            </m:rPr>
+            <m:t>⋅</m:t>
+          </m:r>
+          <m:sSub>
+            <m:e>
+              <m:r>
+                <m:t>X</m:t>
+              </m:r>
+            </m:e>
+            <m:sub>
+              <m:r>
+                <m:t>i</m:t>
+              </m:r>
+              <m:r>
+                <m:t>t</m:t>
+              </m:r>
+            </m:sub>
+          </m:sSub>
+          <m:r>
+            <m:rPr>
+              <m:sty m:val="p"/>
+            </m:rPr>
+            <m:t>+</m:t>
+          </m:r>
+          <m:sSub>
+            <m:e>
+              <m:r>
+                <m:t>ε</m:t>
+              </m:r>
+            </m:e>
+            <m:sub>
+              <m:r>
+                <m:t>i</m:t>
+              </m:r>
+              <m:r>
+                <m:t>t</m:t>
+              </m:r>
+            </m:sub>
+          </m:sSub>
+        </m:oMath>
+      </m:oMathPara>
+    </w:p>
+    <w:p>
+      <w:pPr>
+        <w:pStyle w:val="FirstParagraph"/>
+      </w:pPr>
+      <w:r>
+        <w:rPr>
+          <w:bCs/>
+          <w:b/>
+        </w:rPr>
+        <w:t xml:space="preserve">M1</w:t>
+      </w:r>
+      <w:r>
+        <w:t xml:space="preserve"> </w:t>
+      </w:r>
+      <w:r>
+        <w:t xml:space="preserve">(linear FSTS):</w:t>
+      </w:r>
+    </w:p>
+    <w:p>
+      <w:pPr>
+        <w:pStyle w:val="BodyText"/>
+      </w:pPr>
+      <m:oMathPara>
+        <m:oMathParaPr>
+          <m:jc m:val="center"/>
+        </m:oMathParaPr>
+        <m:oMath>
+          <m:r>
+            <m:rPr>
+              <m:sty m:val="p"/>
+            </m:rPr>
+            <m:t>ln</m:t>
+          </m:r>
+          <m:r>
+            <m:t>L</m:t>
+          </m:r>
+          <m:sSub>
+            <m:e>
+              <m:r>
+                <m:t>P</m:t>
+              </m:r>
+            </m:e>
+            <m:sub>
+              <m:r>
+                <m:t>i</m:t>
+              </m:r>
+              <m:r>
+                <m:t>t</m:t>
+              </m:r>
+            </m:sub>
+          </m:sSub>
+          <m:r>
+            <m:rPr>
+              <m:sty m:val="p"/>
+            </m:rPr>
+            <m:t>=</m:t>
+          </m:r>
+          <m:r>
+            <m:t>α</m:t>
+          </m:r>
+          <m:r>
+            <m:rPr>
+              <m:sty m:val="p"/>
+            </m:rPr>
+            <m:t>+</m:t>
+          </m:r>
+          <m:sSub>
+            <m:e>
+              <m:r>
+                <m:t>β</m:t>
+              </m:r>
+            </m:e>
+            <m:sub>
+              <m:r>
+                <m:t>1</m:t>
+              </m:r>
+            </m:sub>
+          </m:sSub>
+          <m:r>
+            <m:t>F</m:t>
+          </m:r>
+          <m:r>
+            <m:t>S</m:t>
+          </m:r>
+          <m:r>
+            <m:t>T</m:t>
+          </m:r>
+          <m:sSub>
+            <m:e>
+              <m:r>
+                <m:t>S</m:t>
+              </m:r>
+            </m:e>
+            <m:sub>
+              <m:r>
+                <m:t>i</m:t>
+              </m:r>
+              <m:r>
+                <m:t>t</m:t>
+              </m:r>
+            </m:sub>
+          </m:sSub>
+          <m:r>
+            <m:rPr>
+              <m:sty m:val="p"/>
+            </m:rPr>
+            <m:t>+</m:t>
+          </m:r>
+          <m:r>
+            <m:t>γ</m:t>
+          </m:r>
+          <m:r>
+            <m:rPr>
+              <m:sty m:val="p"/>
+            </m:rPr>
+            <m:t>⋅</m:t>
+          </m:r>
+          <m:sSub>
+            <m:e>
+              <m:r>
+                <m:t>X</m:t>
+              </m:r>
+            </m:e>
+            <m:sub>
+              <m:r>
+                <m:t>i</m:t>
+              </m:r>
+              <m:r>
+                <m:t>t</m:t>
+              </m:r>
+            </m:sub>
+          </m:sSub>
+          <m:r>
+            <m:rPr>
+              <m:sty m:val="p"/>
+            </m:rPr>
+            <m:t>+</m:t>
+          </m:r>
+          <m:sSub>
+            <m:e>
+              <m:r>
+                <m:t>ε</m:t>
+              </m:r>
+            </m:e>
+            <m:sub>
+              <m:r>
+                <m:t>i</m:t>
+              </m:r>
+              <m:r>
+                <m:t>t</m:t>
+              </m:r>
+            </m:sub>
+          </m:sSub>
+        </m:oMath>
+      </m:oMathPara>
+    </w:p>
+    <w:p>
+      <w:pPr>
+        <w:pStyle w:val="FirstParagraph"/>
+      </w:pPr>
+      <w:r>
+        <w:rPr>
+          <w:bCs/>
+          <w:b/>
+        </w:rPr>
+        <w:t xml:space="preserve">M2</w:t>
+      </w:r>
+      <w:r>
+        <w:t xml:space="preserve"> </w:t>
+      </w:r>
+      <w:r>
+        <w:t xml:space="preserve">(quadratic FSTS — tests H1, inverted-U):</w:t>
+      </w:r>
+    </w:p>
+    <w:p>
+      <w:pPr>
+        <w:pStyle w:val="BodyText"/>
+      </w:pPr>
+      <m:oMathPara>
+        <m:oMathParaPr>
+          <m:jc m:val="center"/>
+        </m:oMathParaPr>
+        <m:oMath>
+          <m:r>
+            <m:rPr>
+              <m:sty m:val="p"/>
+            </m:rPr>
+            <m:t>ln</m:t>
+          </m:r>
+          <m:r>
+            <m:t>L</m:t>
+          </m:r>
+          <m:sSub>
+            <m:e>
+              <m:r>
+                <m:t>P</m:t>
+              </m:r>
+            </m:e>
+            <m:sub>
+              <m:r>
+                <m:t>i</m:t>
+              </m:r>
+              <m:r>
+                <m:t>t</m:t>
+              </m:r>
+            </m:sub>
+          </m:sSub>
+          <m:r>
+            <m:rPr>
+              <m:sty m:val="p"/>
+            </m:rPr>
+            <m:t>=</m:t>
+          </m:r>
+          <m:r>
+            <m:t>α</m:t>
+          </m:r>
+          <m:r>
+            <m:rPr>
+              <m:sty m:val="p"/>
+            </m:rPr>
+            <m:t>+</m:t>
+          </m:r>
+          <m:sSub>
+            <m:e>
+              <m:r>
+                <m:t>β</m:t>
+              </m:r>
+            </m:e>
+            <m:sub>
+              <m:r>
+                <m:t>1</m:t>
+              </m:r>
+            </m:sub>
+          </m:sSub>
+          <m:r>
+            <m:t>F</m:t>
+          </m:r>
+          <m:r>
+            <m:t>S</m:t>
+          </m:r>
+          <m:r>
+            <m:t>T</m:t>
+          </m:r>
+          <m:sSub>
+            <m:e>
+              <m:r>
+                <m:t>S</m:t>
+              </m:r>
+            </m:e>
+            <m:sub>
+              <m:r>
+                <m:t>i</m:t>
+              </m:r>
+              <m:r>
+                <m:t>t</m:t>
+              </m:r>
+            </m:sub>
+          </m:sSub>
+          <m:r>
+            <m:rPr>
+              <m:sty m:val="p"/>
+            </m:rPr>
+            <m:t>+</m:t>
+          </m:r>
+          <m:sSub>
+            <m:e>
+              <m:r>
+                <m:t>β</m:t>
+              </m:r>
+            </m:e>
+            <m:sub>
+              <m:r>
+                <m:t>2</m:t>
+              </m:r>
+            </m:sub>
+          </m:sSub>
+          <m:r>
+            <m:t>F</m:t>
+          </m:r>
+          <m:r>
+            <m:t>S</m:t>
+          </m:r>
+          <m:r>
+            <m:t>T</m:t>
+          </m:r>
+          <m:sSubSup>
+            <m:e>
+              <m:r>
+                <m:t>S</m:t>
+              </m:r>
+            </m:e>
+            <m:sub>
+              <m:r>
+                <m:t>i</m:t>
+              </m:r>
+              <m:r>
+                <m:t>t</m:t>
+              </m:r>
+            </m:sub>
+            <m:sup>
+              <m:r>
+                <m:t>2</m:t>
+              </m:r>
+            </m:sup>
+          </m:sSubSup>
+          <m:r>
+            <m:rPr>
+              <m:sty m:val="p"/>
+            </m:rPr>
+            <m:t>+</m:t>
+          </m:r>
+          <m:r>
+            <m:t>γ</m:t>
+          </m:r>
+          <m:r>
+            <m:rPr>
+              <m:sty m:val="p"/>
+            </m:rPr>
+            <m:t>⋅</m:t>
+          </m:r>
+          <m:sSub>
+            <m:e>
+              <m:r>
+                <m:t>X</m:t>
+              </m:r>
+            </m:e>
+            <m:sub>
+              <m:r>
+                <m:t>i</m:t>
+              </m:r>
+              <m:r>
+                <m:t>t</m:t>
+              </m:r>
+            </m:sub>
+          </m:sSub>
+          <m:r>
+            <m:rPr>
+              <m:sty m:val="p"/>
+            </m:rPr>
+            <m:t>+</m:t>
+          </m:r>
+          <m:sSub>
+            <m:e>
+              <m:r>
+                <m:t>ε</m:t>
+              </m:r>
+            </m:e>
+            <m:sub>
+              <m:r>
+                <m:t>i</m:t>
+              </m:r>
+              <m:r>
+                <m:t>t</m:t>
+              </m:r>
+            </m:sub>
+          </m:sSub>
+        </m:oMath>
+      </m:oMathPara>
+    </w:p>
+    <w:p>
+      <w:pPr>
+        <w:pStyle w:val="FirstParagraph"/>
+      </w:pPr>
+      <w:r>
+        <w:t xml:space="preserve">Turning point: TP* = −β₁ / (2β₂); Lind–Mehlum (2010) criteria verified for each wave.</w:t>
+      </w:r>
+    </w:p>
+    <w:p>
+      <w:pPr>
+        <w:pStyle w:val="BodyText"/>
+      </w:pPr>
+      <w:r>
+        <w:rPr>
+          <w:bCs/>
+          <w:b/>
+        </w:rPr>
+        <w:t xml:space="preserve">M3</w:t>
+      </w:r>
+      <w:r>
+        <w:t xml:space="preserve"> </w:t>
+      </w:r>
+      <w:r>
+        <w:t xml:space="preserve">(TCI_full level effect — tests H3 direct):</w:t>
+      </w:r>
+    </w:p>
+    <w:p>
+      <w:pPr>
+        <w:pStyle w:val="BodyText"/>
+      </w:pPr>
+      <m:oMathPara>
+        <m:oMathParaPr>
+          <m:jc m:val="center"/>
+        </m:oMathParaPr>
+        <m:oMath>
+          <m:r>
+            <m:rPr>
+              <m:sty m:val="p"/>
+            </m:rPr>
+            <m:t>ln</m:t>
+          </m:r>
+          <m:r>
+            <m:t>L</m:t>
+          </m:r>
+          <m:sSub>
+            <m:e>
+              <m:r>
+                <m:t>P</m:t>
+              </m:r>
+            </m:e>
+            <m:sub>
+              <m:r>
+                <m:t>i</m:t>
+              </m:r>
+              <m:r>
+                <m:t>t</m:t>
+              </m:r>
+            </m:sub>
+          </m:sSub>
+          <m:r>
+            <m:rPr>
+              <m:sty m:val="p"/>
+            </m:rPr>
+            <m:t>=</m:t>
+          </m:r>
+          <m:r>
+            <m:t>α</m:t>
+          </m:r>
+          <m:r>
+            <m:rPr>
+              <m:sty m:val="p"/>
+            </m:rPr>
+            <m:t>+</m:t>
+          </m:r>
+          <m:sSub>
+            <m:e>
+              <m:r>
+                <m:t>β</m:t>
+              </m:r>
+            </m:e>
+            <m:sub>
+              <m:r>
+                <m:t>1</m:t>
+              </m:r>
+            </m:sub>
+          </m:sSub>
+          <m:r>
+            <m:t>F</m:t>
+          </m:r>
+          <m:r>
+            <m:t>S</m:t>
+          </m:r>
+          <m:r>
+            <m:t>T</m:t>
+          </m:r>
+          <m:sSub>
+            <m:e>
+              <m:r>
+                <m:t>S</m:t>
+              </m:r>
+            </m:e>
+            <m:sub>
+              <m:r>
+                <m:t>i</m:t>
+              </m:r>
+              <m:r>
+                <m:t>t</m:t>
+              </m:r>
+            </m:sub>
+          </m:sSub>
+          <m:r>
+            <m:rPr>
+              <m:sty m:val="p"/>
+            </m:rPr>
+            <m:t>+</m:t>
+          </m:r>
+          <m:sSub>
+            <m:e>
+              <m:r>
+                <m:t>β</m:t>
+              </m:r>
+            </m:e>
+            <m:sub>
+              <m:r>
+                <m:t>2</m:t>
+              </m:r>
+            </m:sub>
+          </m:sSub>
+          <m:r>
+            <m:t>F</m:t>
+          </m:r>
+          <m:r>
+            <m:t>S</m:t>
+          </m:r>
+          <m:r>
+            <m:t>T</m:t>
+          </m:r>
+          <m:sSubSup>
+            <m:e>
+              <m:r>
+                <m:t>S</m:t>
+              </m:r>
+            </m:e>
+            <m:sub>
+              <m:r>
+                <m:t>i</m:t>
+              </m:r>
+              <m:r>
+                <m:t>t</m:t>
+              </m:r>
+            </m:sub>
+            <m:sup>
+              <m:r>
+                <m:t>2</m:t>
+              </m:r>
+            </m:sup>
+          </m:sSubSup>
+          <m:r>
+            <m:rPr>
+              <m:sty m:val="p"/>
+            </m:rPr>
+            <m:t>+</m:t>
+          </m:r>
+          <m:sSub>
+            <m:e>
+              <m:r>
+                <m:t>β</m:t>
+              </m:r>
+            </m:e>
+            <m:sub>
+              <m:r>
+                <m:t>3</m:t>
+              </m:r>
+            </m:sub>
+          </m:sSub>
+          <m:r>
+            <m:t>T</m:t>
+          </m:r>
+          <m:r>
+            <m:t>C</m:t>
+          </m:r>
+          <m:r>
+            <m:t>I</m:t>
+          </m:r>
+          <m:r>
+            <m:rPr>
+              <m:sty m:val="p"/>
+            </m:rPr>
+            <m:t>_</m:t>
+          </m:r>
+          <m:r>
+            <m:t>f</m:t>
+          </m:r>
+          <m:r>
+            <m:t>u</m:t>
+          </m:r>
+          <m:r>
+            <m:t>l</m:t>
+          </m:r>
+          <m:sSub>
+            <m:e>
+              <m:r>
+                <m:t>l</m:t>
+              </m:r>
+            </m:e>
+            <m:sub>
+              <m:r>
+                <m:t>i</m:t>
+              </m:r>
+              <m:r>
+                <m:t>t</m:t>
+              </m:r>
+            </m:sub>
+          </m:sSub>
+          <m:r>
+            <m:rPr>
+              <m:sty m:val="p"/>
+            </m:rPr>
+            <m:t>+</m:t>
+          </m:r>
+          <m:r>
+            <m:t>γ</m:t>
+          </m:r>
+          <m:r>
+            <m:rPr>
+              <m:sty m:val="p"/>
+            </m:rPr>
+            <m:t>⋅</m:t>
+          </m:r>
+          <m:sSub>
+            <m:e>
+              <m:r>
+                <m:t>X</m:t>
+              </m:r>
+            </m:e>
+            <m:sub>
+              <m:r>
+                <m:t>i</m:t>
+              </m:r>
+              <m:r>
+                <m:t>t</m:t>
+              </m:r>
+            </m:sub>
+          </m:sSub>
+          <m:r>
+            <m:rPr>
+              <m:sty m:val="p"/>
+            </m:rPr>
+            <m:t>+</m:t>
+          </m:r>
+          <m:sSub>
+            <m:e>
+              <m:r>
+                <m:t>ε</m:t>
+              </m:r>
+            </m:e>
+            <m:sub>
+              <m:r>
+                <m:t>i</m:t>
+              </m:r>
+              <m:r>
+                <m:t>t</m:t>
+              </m:r>
+            </m:sub>
+          </m:sSub>
+        </m:oMath>
+      </m:oMathPara>
+    </w:p>
+    <w:p>
+      <w:pPr>
+        <w:pStyle w:val="FirstParagraph"/>
+      </w:pPr>
+      <w:r>
+        <w:rPr>
+          <w:bCs/>
+          <w:b/>
+        </w:rPr>
+        <w:t xml:space="preserve">M4</w:t>
+      </w:r>
+      <w:r>
+        <w:t xml:space="preserve"> </w:t>
+      </w:r>
+      <w:r>
+        <w:t xml:space="preserve">(TCI_full curvature moderation — tests H3 interaction):</w:t>
+      </w:r>
+    </w:p>
+    <w:p>
+      <w:pPr>
+        <w:pStyle w:val="BodyText"/>
+      </w:pPr>
+      <m:oMathPara>
+        <m:oMathParaPr>
+          <m:jc m:val="center"/>
+        </m:oMathParaPr>
+        <m:oMath>
+          <m:r>
+            <m:rPr>
+              <m:sty m:val="p"/>
+            </m:rPr>
+            <m:t>ln</m:t>
+          </m:r>
+          <m:r>
+            <m:t>L</m:t>
+          </m:r>
+          <m:sSub>
+            <m:e>
+              <m:r>
+                <m:t>P</m:t>
+              </m:r>
+            </m:e>
+            <m:sub>
+              <m:r>
+                <m:t>i</m:t>
+              </m:r>
+              <m:r>
+                <m:t>t</m:t>
+              </m:r>
+            </m:sub>
+          </m:sSub>
+          <m:r>
+            <m:rPr>
+              <m:sty m:val="p"/>
+            </m:rPr>
+            <m:t>=</m:t>
+          </m:r>
+          <m:r>
+            <m:t>α</m:t>
+          </m:r>
+          <m:r>
+            <m:rPr>
+              <m:sty m:val="p"/>
+            </m:rPr>
+            <m:t>+</m:t>
+          </m:r>
+          <m:sSub>
+            <m:e>
+              <m:r>
+                <m:t>β</m:t>
+              </m:r>
+            </m:e>
+            <m:sub>
+              <m:r>
+                <m:t>1</m:t>
+              </m:r>
+            </m:sub>
+          </m:sSub>
+          <m:r>
+            <m:t>F</m:t>
+          </m:r>
+          <m:r>
+            <m:t>S</m:t>
+          </m:r>
+          <m:r>
+            <m:t>T</m:t>
+          </m:r>
+          <m:sSub>
+            <m:e>
+              <m:r>
+                <m:t>S</m:t>
+              </m:r>
+            </m:e>
+            <m:sub>
+              <m:r>
+                <m:t>i</m:t>
+              </m:r>
+              <m:r>
+                <m:t>t</m:t>
+              </m:r>
+            </m:sub>
+          </m:sSub>
+          <m:r>
+            <m:rPr>
+              <m:sty m:val="p"/>
+            </m:rPr>
+            <m:t>+</m:t>
+          </m:r>
+          <m:sSub>
+            <m:e>
+              <m:r>
+                <m:t>β</m:t>
+              </m:r>
+            </m:e>
+            <m:sub>
+              <m:r>
+                <m:t>2</m:t>
+              </m:r>
+            </m:sub>
+          </m:sSub>
+          <m:r>
+            <m:t>F</m:t>
+          </m:r>
+          <m:r>
+            <m:t>S</m:t>
+          </m:r>
+          <m:r>
+            <m:t>T</m:t>
+          </m:r>
+          <m:sSubSup>
+            <m:e>
+              <m:r>
+                <m:t>S</m:t>
+              </m:r>
+            </m:e>
+            <m:sub>
+              <m:r>
+                <m:t>i</m:t>
+              </m:r>
+              <m:r>
+                <m:t>t</m:t>
+              </m:r>
+            </m:sub>
+            <m:sup>
+              <m:r>
+                <m:t>2</m:t>
+              </m:r>
+            </m:sup>
+          </m:sSubSup>
+          <m:r>
+            <m:rPr>
+              <m:sty m:val="p"/>
+            </m:rPr>
+            <m:t>+</m:t>
+          </m:r>
+          <m:sSub>
+            <m:e>
+              <m:r>
+                <m:t>β</m:t>
+              </m:r>
+            </m:e>
+            <m:sub>
+              <m:r>
+                <m:t>3</m:t>
+              </m:r>
+            </m:sub>
+          </m:sSub>
+          <m:r>
+            <m:t>T</m:t>
+          </m:r>
+          <m:r>
+            <m:t>C</m:t>
+          </m:r>
+          <m:r>
+            <m:t>I</m:t>
+          </m:r>
+          <m:r>
+            <m:rPr>
+              <m:sty m:val="p"/>
+            </m:rPr>
+            <m:t>_</m:t>
+          </m:r>
+          <m:r>
+            <m:t>f</m:t>
+          </m:r>
+          <m:r>
+            <m:t>u</m:t>
+          </m:r>
+          <m:r>
+            <m:t>l</m:t>
+          </m:r>
+          <m:sSub>
+            <m:e>
+              <m:r>
+                <m:t>l</m:t>
+              </m:r>
+            </m:e>
+            <m:sub>
+              <m:r>
+                <m:t>i</m:t>
+              </m:r>
+              <m:r>
+                <m:t>t</m:t>
+              </m:r>
+            </m:sub>
+          </m:sSub>
+          <m:r>
+            <m:rPr>
+              <m:sty m:val="p"/>
+            </m:rPr>
+            <m:t>+</m:t>
+          </m:r>
+          <m:sSub>
+            <m:e>
+              <m:r>
+                <m:t>β</m:t>
+              </m:r>
+            </m:e>
+            <m:sub>
+              <m:r>
+                <m:t>4</m:t>
+              </m:r>
+            </m:sub>
+          </m:sSub>
+          <m:sSub>
+            <m:e>
+              <m:d>
+                <m:dPr>
+                  <m:begChr m:val="("/>
+                  <m:endChr m:val=")"/>
+                  <m:sepChr m:val=""/>
+                  <m:grow/>
+                </m:dPr>
+                <m:e>
+                  <m:r>
+                    <m:t>F</m:t>
+                  </m:r>
+                  <m:r>
+                    <m:t>S</m:t>
+                  </m:r>
+                  <m:r>
+                    <m:t>T</m:t>
+                  </m:r>
+                  <m:r>
+                    <m:t>S</m:t>
+                  </m:r>
+                  <m:r>
+                    <m:rPr>
+                      <m:sty m:val="p"/>
+                    </m:rPr>
+                    <m:t>×</m:t>
+                  </m:r>
+                  <m:r>
+                    <m:t>T</m:t>
+                  </m:r>
+                  <m:r>
+                    <m:t>C</m:t>
+                  </m:r>
+                  <m:r>
+                    <m:t>I</m:t>
+                  </m:r>
+                  <m:r>
+                    <m:rPr>
+                      <m:sty m:val="p"/>
+                    </m:rPr>
+                    <m:t>_</m:t>
+                  </m:r>
+                  <m:r>
+                    <m:t>f</m:t>
+                  </m:r>
+                  <m:r>
+                    <m:t>u</m:t>
+                  </m:r>
+                  <m:r>
+                    <m:t>l</m:t>
+                  </m:r>
+                  <m:r>
+                    <m:t>l</m:t>
+                  </m:r>
+                </m:e>
+              </m:d>
+            </m:e>
+            <m:sub>
+              <m:r>
+                <m:t>i</m:t>
+              </m:r>
+              <m:r>
+                <m:t>t</m:t>
+              </m:r>
+            </m:sub>
+          </m:sSub>
+          <m:r>
+            <m:rPr>
+              <m:sty m:val="p"/>
+            </m:rPr>
+            <m:t>+</m:t>
+          </m:r>
+          <m:sSub>
+            <m:e>
+              <m:r>
+                <m:t>β</m:t>
+              </m:r>
+            </m:e>
+            <m:sub>
+              <m:r>
+                <m:t>5</m:t>
+              </m:r>
+            </m:sub>
+          </m:sSub>
+          <m:sSub>
+            <m:e>
+              <m:d>
+                <m:dPr>
+                  <m:begChr m:val="("/>
+                  <m:endChr m:val=")"/>
+                  <m:sepChr m:val=""/>
+                  <m:grow/>
+                </m:dPr>
+                <m:e>
+                  <m:r>
+                    <m:t>F</m:t>
+                  </m:r>
+                  <m:r>
+                    <m:t>S</m:t>
+                  </m:r>
+                  <m:r>
+                    <m:t>T</m:t>
+                  </m:r>
+                  <m:sSup>
+                    <m:e>
+                      <m:r>
+                        <m:t>S</m:t>
+                      </m:r>
+                    </m:e>
+                    <m:sup>
+                      <m:r>
+                        <m:t>2</m:t>
+                      </m:r>
+                    </m:sup>
+                  </m:sSup>
+                  <m:r>
+                    <m:rPr>
+                      <m:sty m:val="p"/>
+                    </m:rPr>
+                    <m:t>×</m:t>
+                  </m:r>
+                  <m:r>
+                    <m:t>T</m:t>
+                  </m:r>
+                  <m:r>
+                    <m:t>C</m:t>
+                  </m:r>
+                  <m:r>
+                    <m:t>I</m:t>
+                  </m:r>
+                  <m:r>
+                    <m:rPr>
+                      <m:sty m:val="p"/>
+                    </m:rPr>
+                    <m:t>_</m:t>
+                  </m:r>
+                  <m:r>
+                    <m:t>f</m:t>
+                  </m:r>
+                  <m:r>
+                    <m:t>u</m:t>
+                  </m:r>
+                  <m:r>
+                    <m:t>l</m:t>
+                  </m:r>
+                  <m:r>
+                    <m:t>l</m:t>
+                  </m:r>
+                </m:e>
+              </m:d>
+            </m:e>
+            <m:sub>
+              <m:r>
+                <m:t>i</m:t>
+              </m:r>
+              <m:r>
+                <m:t>t</m:t>
+              </m:r>
+            </m:sub>
+          </m:sSub>
+          <m:r>
+            <m:rPr>
+              <m:sty m:val="p"/>
+            </m:rPr>
+            <m:t>+</m:t>
+          </m:r>
+          <m:r>
+            <m:t>γ</m:t>
+          </m:r>
+          <m:r>
+            <m:rPr>
+              <m:sty m:val="p"/>
+            </m:rPr>
+            <m:t>⋅</m:t>
+          </m:r>
+          <m:sSub>
+            <m:e>
+              <m:r>
+                <m:t>X</m:t>
+              </m:r>
+            </m:e>
+            <m:sub>
+              <m:r>
+                <m:t>i</m:t>
+              </m:r>
+              <m:r>
+                <m:t>t</m:t>
+              </m:r>
+            </m:sub>
+          </m:sSub>
+          <m:r>
+            <m:rPr>
+              <m:sty m:val="p"/>
+            </m:rPr>
+            <m:t>+</m:t>
+          </m:r>
+          <m:sSub>
+            <m:e>
+              <m:r>
+                <m:t>ε</m:t>
+              </m:r>
+            </m:e>
+            <m:sub>
+              <m:r>
+                <m:t>i</m:t>
+              </m:r>
+              <m:r>
+                <m:t>t</m:t>
+              </m:r>
+            </m:sub>
+          </m:sSub>
+        </m:oMath>
+      </m:oMathPara>
+    </w:p>
+    <w:p>
+      <w:pPr>
+        <w:pStyle w:val="FirstParagraph"/>
+      </w:pPr>
+      <w:r>
+        <w:rPr>
+          <w:bCs/>
+          <w:b/>
+        </w:rPr>
+        <w:t xml:space="preserve">M5</w:t>
+      </w:r>
+      <w:r>
+        <w:t xml:space="preserve"> </w:t>
+      </w:r>
+      <w:r>
+        <w:t xml:space="preserve">(DAI_core direct — tests H4 digital baseline):</w:t>
+      </w:r>
+    </w:p>
+    <w:p>
+      <w:pPr>
+        <w:pStyle w:val="BodyText"/>
+      </w:pPr>
+      <m:oMathPara>
+        <m:oMathParaPr>
+          <m:jc m:val="center"/>
+        </m:oMathParaPr>
+        <m:oMath>
+          <m:r>
+            <m:rPr>
+              <m:sty m:val="p"/>
+            </m:rPr>
+            <m:t>ln</m:t>
+          </m:r>
+          <m:r>
+            <m:t>L</m:t>
+          </m:r>
+          <m:sSub>
+            <m:e>
+              <m:r>
+                <m:t>P</m:t>
+              </m:r>
+            </m:e>
+            <m:sub>
+              <m:r>
+                <m:t>i</m:t>
+              </m:r>
+              <m:r>
+                <m:t>t</m:t>
+              </m:r>
+            </m:sub>
+          </m:sSub>
+          <m:r>
+            <m:rPr>
+              <m:sty m:val="p"/>
+            </m:rPr>
+            <m:t>=</m:t>
+          </m:r>
+          <m:r>
+            <m:t>α</m:t>
+          </m:r>
+          <m:r>
+            <m:rPr>
+              <m:sty m:val="p"/>
+            </m:rPr>
+            <m:t>+</m:t>
+          </m:r>
+          <m:sSub>
+            <m:e>
+              <m:r>
+                <m:t>β</m:t>
+              </m:r>
+            </m:e>
+            <m:sub>
+              <m:r>
+                <m:t>1</m:t>
+              </m:r>
+            </m:sub>
+          </m:sSub>
+          <m:r>
+            <m:t>F</m:t>
+          </m:r>
+          <m:r>
+            <m:t>S</m:t>
+          </m:r>
+          <m:r>
+            <m:t>T</m:t>
+          </m:r>
+          <m:sSub>
+            <m:e>
+              <m:r>
+                <m:t>S</m:t>
+              </m:r>
+            </m:e>
+            <m:sub>
+              <m:r>
+                <m:t>i</m:t>
+              </m:r>
+              <m:r>
+                <m:t>t</m:t>
+              </m:r>
+            </m:sub>
+          </m:sSub>
+          <m:r>
+            <m:rPr>
+              <m:sty m:val="p"/>
+            </m:rPr>
+            <m:t>+</m:t>
+          </m:r>
+          <m:sSub>
+            <m:e>
+              <m:r>
+                <m:t>β</m:t>
+              </m:r>
+            </m:e>
+            <m:sub>
+              <m:r>
+                <m:t>2</m:t>
+              </m:r>
+            </m:sub>
+          </m:sSub>
+          <m:r>
+            <m:t>F</m:t>
+          </m:r>
+          <m:r>
+            <m:t>S</m:t>
+          </m:r>
+          <m:r>
+            <m:t>T</m:t>
+          </m:r>
+          <m:sSubSup>
+            <m:e>
+              <m:r>
+                <m:t>S</m:t>
+              </m:r>
+            </m:e>
+            <m:sub>
+              <m:r>
+                <m:t>i</m:t>
+              </m:r>
+              <m:r>
+                <m:t>t</m:t>
+              </m:r>
+            </m:sub>
+            <m:sup>
+              <m:r>
+                <m:t>2</m:t>
+              </m:r>
+            </m:sup>
+          </m:sSubSup>
+          <m:r>
+            <m:rPr>
+              <m:sty m:val="p"/>
+            </m:rPr>
+            <m:t>+</m:t>
+          </m:r>
+          <m:sSub>
+            <m:e>
+              <m:r>
+                <m:t>β</m:t>
+              </m:r>
+            </m:e>
+            <m:sub>
+              <m:r>
+                <m:t>3</m:t>
+              </m:r>
+            </m:sub>
+          </m:sSub>
+          <m:r>
+            <m:t>T</m:t>
+          </m:r>
+          <m:r>
+            <m:t>C</m:t>
+          </m:r>
+          <m:r>
+            <m:t>I</m:t>
+          </m:r>
+          <m:r>
+            <m:rPr>
+              <m:sty m:val="p"/>
+            </m:rPr>
+            <m:t>_</m:t>
+          </m:r>
+          <m:r>
+            <m:t>f</m:t>
+          </m:r>
+          <m:r>
+            <m:t>u</m:t>
+          </m:r>
+          <m:r>
+            <m:t>l</m:t>
+          </m:r>
+          <m:sSub>
+            <m:e>
+              <m:r>
+                <m:t>l</m:t>
+              </m:r>
+            </m:e>
+            <m:sub>
+              <m:r>
+                <m:t>i</m:t>
+              </m:r>
+              <m:r>
+                <m:t>t</m:t>
+              </m:r>
+            </m:sub>
+          </m:sSub>
+          <m:r>
+            <m:rPr>
+              <m:sty m:val="p"/>
+            </m:rPr>
+            <m:t>+</m:t>
+          </m:r>
+          <m:sSub>
+            <m:e>
+              <m:r>
+                <m:t>β</m:t>
+              </m:r>
+            </m:e>
+            <m:sub>
+              <m:r>
+                <m:t>4</m:t>
+              </m:r>
+            </m:sub>
+          </m:sSub>
+          <m:r>
+            <m:t>D</m:t>
+          </m:r>
+          <m:r>
+            <m:t>A</m:t>
+          </m:r>
+          <m:r>
+            <m:t>I</m:t>
+          </m:r>
+          <m:r>
+            <m:rPr>
+              <m:sty m:val="p"/>
+            </m:rPr>
+            <m:t>_</m:t>
+          </m:r>
+          <m:r>
+            <m:t>c</m:t>
+          </m:r>
+          <m:r>
+            <m:t>o</m:t>
+          </m:r>
+          <m:r>
+            <m:t>r</m:t>
+          </m:r>
+          <m:sSub>
+            <m:e>
+              <m:r>
+                <m:t>e</m:t>
+              </m:r>
+            </m:e>
+            <m:sub>
+              <m:r>
+                <m:t>i</m:t>
+              </m:r>
+              <m:r>
+                <m:t>t</m:t>
+              </m:r>
+            </m:sub>
+          </m:sSub>
+          <m:r>
+            <m:rPr>
+              <m:sty m:val="p"/>
+            </m:rPr>
+            <m:t>+</m:t>
+          </m:r>
+          <m:r>
+            <m:t>γ</m:t>
+          </m:r>
+          <m:r>
+            <m:rPr>
+              <m:sty m:val="p"/>
+            </m:rPr>
+            <m:t>⋅</m:t>
+          </m:r>
+          <m:sSub>
+            <m:e>
+              <m:r>
+                <m:t>X</m:t>
+              </m:r>
+            </m:e>
+            <m:sub>
+              <m:r>
+                <m:t>i</m:t>
+              </m:r>
+              <m:r>
+                <m:t>t</m:t>
+              </m:r>
+            </m:sub>
+          </m:sSub>
+          <m:r>
+            <m:rPr>
+              <m:sty m:val="p"/>
+            </m:rPr>
+            <m:t>+</m:t>
+          </m:r>
+          <m:sSub>
+            <m:e>
+              <m:r>
+                <m:t>ε</m:t>
+              </m:r>
+            </m:e>
+            <m:sub>
+              <m:r>
+                <m:t>i</m:t>
+              </m:r>
+              <m:r>
+                <m:t>t</m:t>
+              </m:r>
+            </m:sub>
+          </m:sSub>
+        </m:oMath>
+      </m:oMathPara>
+    </w:p>
+    <w:p>
+      <w:pPr>
+        <w:pStyle w:val="FirstParagraph"/>
+      </w:pPr>
+      <w:r>
+        <w:t xml:space="preserve">where X_it = {lnEmp_it, FirmAge_it, ForeignDummy_it, ISIC sector FE}; HC1 robust SE; clustered on firm identifier (idstd) in pooled specifications.</w:t>
+      </w:r>
+    </w:p>
+    <w:p>
+      <w:pPr>
+        <w:pStyle w:val="BodyText"/>
+      </w:pPr>
+      <w:r>
+        <w:rPr>
+          <w:bCs/>
+          <w:b/>
+        </w:rPr>
+        <w:t xml:space="preserve">Selection and endogeneity.</w:t>
+      </w:r>
+      <w:r>
+        <w:t xml:space="preserve"> </w:t>
+      </w:r>
+      <w:r>
+        <w:t xml:space="preserve">Exporters self-select — firms with higher productivity are more likely to begin exporting (Melitz, 2003). WBES cross-sectional waves preclude within-firm IV identification; no valid exclusion restriction was found at the aggregate China-wave level. Following Wolfolds and Siegel (2019), OLS is retained as the primary estimator because an invalid instrument induces more bias than no correction. Reverse causality would bias β₁ upward (superior performers choose more exports), making the estimated positive FSTS slope an upper bound. The primary robustness against this concern is that (a) the turning-point estimate depends on the sign and magnitude of β₂, which is less susceptible to selection-direction bias than β₁, and (b) the structural stability of the inverted-U across two independent waves with distinct selection contexts (Paternoster z = +0.82, p = .412) supports the robustness of the shape estimate. Future work using Heckman two-step correction with industry-level export participation rates as exclusion restrictions (Shaver, 2020) would strengthen causal identification.</w:t>
+      </w:r>
+    </w:p>
+    <w:p>
+      <w:pPr>
+        <w:pStyle w:val="BodyText"/>
+      </w:pPr>
+      <w:r>
         <w:t xml:space="preserve">Capability moderation is tested via a pooled OLS model (M6) with wave × FSTS × TCI interaction terms and three joint F-tests (F1: cross-wave curvature shift; F2: within-wave capability moderation; F3: capability-conditioned cross-wave shift). Significance is evaluated at α = .05 two-tailed with Bonferroni-corrected threshold α* = .017 for the three jointly-assessed hypotheses.</w:t>
+      </w:r>
+    </w:p>
+    <w:p>
+      <w:pPr>
+        <w:pStyle w:val="BodyText"/>
+      </w:pPr>
+      <w:r>
+        <w:rPr>
+          <w:bCs/>
+          <w:b/>
+        </w:rPr>
+        <w:t xml:space="preserve">M6 (Three-way moderation — capability-conditioned cross-wave shift):</w:t>
+      </w:r>
+    </w:p>
+    <w:p>
+      <w:pPr>
+        <w:pStyle w:val="BodyText"/>
+      </w:pPr>
+      <m:oMathPara>
+        <m:oMathParaPr>
+          <m:jc m:val="center"/>
+        </m:oMathParaPr>
+        <m:oMath>
+          <m:r>
+            <m:rPr>
+              <m:sty m:val="p"/>
+            </m:rPr>
+            <m:t>ln</m:t>
+          </m:r>
+          <m:r>
+            <m:t>L</m:t>
+          </m:r>
+          <m:sSub>
+            <m:e>
+              <m:r>
+                <m:t>P</m:t>
+              </m:r>
+            </m:e>
+            <m:sub>
+              <m:r>
+                <m:t>i</m:t>
+              </m:r>
+              <m:r>
+                <m:t>t</m:t>
+              </m:r>
+            </m:sub>
+          </m:sSub>
+          <m:r>
+            <m:rPr>
+              <m:sty m:val="p"/>
+            </m:rPr>
+            <m:t>=</m:t>
+          </m:r>
+          <m:r>
+            <m:t>α</m:t>
+          </m:r>
+          <m:r>
+            <m:rPr>
+              <m:sty m:val="p"/>
+            </m:rPr>
+            <m:t>+</m:t>
+          </m:r>
+          <m:sSub>
+            <m:e>
+              <m:r>
+                <m:t>β</m:t>
+              </m:r>
+            </m:e>
+            <m:sub>
+              <m:r>
+                <m:t>1</m:t>
+              </m:r>
+            </m:sub>
+          </m:sSub>
+          <m:r>
+            <m:t>F</m:t>
+          </m:r>
+          <m:r>
+            <m:t>S</m:t>
+          </m:r>
+          <m:r>
+            <m:t>T</m:t>
+          </m:r>
+          <m:sSub>
+            <m:e>
+              <m:r>
+                <m:t>S</m:t>
+              </m:r>
+            </m:e>
+            <m:sub>
+              <m:r>
+                <m:t>i</m:t>
+              </m:r>
+              <m:r>
+                <m:t>t</m:t>
+              </m:r>
+            </m:sub>
+          </m:sSub>
+          <m:r>
+            <m:rPr>
+              <m:sty m:val="p"/>
+            </m:rPr>
+            <m:t>+</m:t>
+          </m:r>
+          <m:sSub>
+            <m:e>
+              <m:r>
+                <m:t>β</m:t>
+              </m:r>
+            </m:e>
+            <m:sub>
+              <m:r>
+                <m:t>2</m:t>
+              </m:r>
+            </m:sub>
+          </m:sSub>
+          <m:r>
+            <m:t>F</m:t>
+          </m:r>
+          <m:r>
+            <m:t>S</m:t>
+          </m:r>
+          <m:r>
+            <m:t>T</m:t>
+          </m:r>
+          <m:sSubSup>
+            <m:e>
+              <m:r>
+                <m:t>S</m:t>
+              </m:r>
+            </m:e>
+            <m:sub>
+              <m:r>
+                <m:t>i</m:t>
+              </m:r>
+              <m:r>
+                <m:t>t</m:t>
+              </m:r>
+            </m:sub>
+            <m:sup>
+              <m:r>
+                <m:t>2</m:t>
+              </m:r>
+            </m:sup>
+          </m:sSubSup>
+          <m:r>
+            <m:rPr>
+              <m:sty m:val="p"/>
+            </m:rPr>
+            <m:t>+</m:t>
+          </m:r>
+          <m:sSub>
+            <m:e>
+              <m:r>
+                <m:t>β</m:t>
+              </m:r>
+            </m:e>
+            <m:sub>
+              <m:r>
+                <m:t>3</m:t>
+              </m:r>
+            </m:sub>
+          </m:sSub>
+          <m:r>
+            <m:t>T</m:t>
+          </m:r>
+          <m:r>
+            <m:t>C</m:t>
+          </m:r>
+          <m:sSub>
+            <m:e>
+              <m:r>
+                <m:t>I</m:t>
+              </m:r>
+            </m:e>
+            <m:sub>
+              <m:r>
+                <m:t>i</m:t>
+              </m:r>
+              <m:r>
+                <m:t>t</m:t>
+              </m:r>
+            </m:sub>
+          </m:sSub>
+          <m:r>
+            <m:rPr>
+              <m:sty m:val="p"/>
+            </m:rPr>
+            <m:t>+</m:t>
+          </m:r>
+          <m:sSub>
+            <m:e>
+              <m:r>
+                <m:t>β</m:t>
+              </m:r>
+            </m:e>
+            <m:sub>
+              <m:r>
+                <m:t>4</m:t>
+              </m:r>
+            </m:sub>
+          </m:sSub>
+          <m:sSub>
+            <m:e>
+              <m:r>
+                <m:rPr>
+                  <m:nor/>
+                  <m:sty m:val="p"/>
+                </m:rPr>
+                <m:t>wave</m:t>
+              </m:r>
+            </m:e>
+            <m:sub>
+              <m:r>
+                <m:t>t</m:t>
+              </m:r>
+            </m:sub>
+          </m:sSub>
+        </m:oMath>
+      </m:oMathPara>
+    </w:p>
+    <w:p>
+      <w:pPr>
+        <w:pStyle w:val="FirstParagraph"/>
+      </w:pPr>
+      <m:oMathPara>
+        <m:oMathParaPr>
+          <m:jc m:val="center"/>
+        </m:oMathParaPr>
+        <m:oMath>
+          <m:r>
+            <m:rPr>
+              <m:sty m:val="p"/>
+            </m:rPr>
+            <m:t>+</m:t>
+          </m:r>
+          <m:sSub>
+            <m:e>
+              <m:r>
+                <m:t>β</m:t>
+              </m:r>
+            </m:e>
+            <m:sub>
+              <m:r>
+                <m:t>5</m:t>
+              </m:r>
+            </m:sub>
+          </m:sSub>
+          <m:sSub>
+            <m:e>
+              <m:d>
+                <m:dPr>
+                  <m:begChr m:val="("/>
+                  <m:endChr m:val=")"/>
+                  <m:sepChr m:val=""/>
+                  <m:grow/>
+                </m:dPr>
+                <m:e>
+                  <m:r>
+                    <m:t>F</m:t>
+                  </m:r>
+                  <m:r>
+                    <m:t>S</m:t>
+                  </m:r>
+                  <m:r>
+                    <m:t>T</m:t>
+                  </m:r>
+                  <m:r>
+                    <m:t>S</m:t>
+                  </m:r>
+                  <m:r>
+                    <m:rPr>
+                      <m:sty m:val="p"/>
+                    </m:rPr>
+                    <m:t>×</m:t>
+                  </m:r>
+                  <m:r>
+                    <m:t>T</m:t>
+                  </m:r>
+                  <m:r>
+                    <m:t>C</m:t>
+                  </m:r>
+                  <m:r>
+                    <m:t>I</m:t>
+                  </m:r>
+                </m:e>
+              </m:d>
+            </m:e>
+            <m:sub>
+              <m:r>
+                <m:t>i</m:t>
+              </m:r>
+              <m:r>
+                <m:t>t</m:t>
+              </m:r>
+            </m:sub>
+          </m:sSub>
+          <m:r>
+            <m:rPr>
+              <m:sty m:val="p"/>
+            </m:rPr>
+            <m:t>+</m:t>
+          </m:r>
+          <m:sSub>
+            <m:e>
+              <m:r>
+                <m:t>β</m:t>
+              </m:r>
+            </m:e>
+            <m:sub>
+              <m:r>
+                <m:t>6</m:t>
+              </m:r>
+            </m:sub>
+          </m:sSub>
+          <m:sSub>
+            <m:e>
+              <m:d>
+                <m:dPr>
+                  <m:begChr m:val="("/>
+                  <m:endChr m:val=")"/>
+                  <m:sepChr m:val=""/>
+                  <m:grow/>
+                </m:dPr>
+                <m:e>
+                  <m:r>
+                    <m:t>F</m:t>
+                  </m:r>
+                  <m:r>
+                    <m:t>S</m:t>
+                  </m:r>
+                  <m:r>
+                    <m:t>T</m:t>
+                  </m:r>
+                  <m:sSup>
+                    <m:e>
+                      <m:r>
+                        <m:t>S</m:t>
+                      </m:r>
+                    </m:e>
+                    <m:sup>
+                      <m:r>
+                        <m:t>2</m:t>
+                      </m:r>
+                    </m:sup>
+                  </m:sSup>
+                  <m:r>
+                    <m:rPr>
+                      <m:sty m:val="p"/>
+                    </m:rPr>
+                    <m:t>×</m:t>
+                  </m:r>
+                  <m:r>
+                    <m:t>T</m:t>
+                  </m:r>
+                  <m:r>
+                    <m:t>C</m:t>
+                  </m:r>
+                  <m:r>
+                    <m:t>I</m:t>
+                  </m:r>
+                </m:e>
+              </m:d>
+            </m:e>
+            <m:sub>
+              <m:r>
+                <m:t>i</m:t>
+              </m:r>
+              <m:r>
+                <m:t>t</m:t>
+              </m:r>
+            </m:sub>
+          </m:sSub>
+        </m:oMath>
+      </m:oMathPara>
+    </w:p>
+    <w:p>
+      <w:pPr>
+        <w:pStyle w:val="FirstParagraph"/>
+      </w:pPr>
+      <m:oMathPara>
+        <m:oMathParaPr>
+          <m:jc m:val="center"/>
+        </m:oMathParaPr>
+        <m:oMath>
+          <m:r>
+            <m:rPr>
+              <m:sty m:val="p"/>
+            </m:rPr>
+            <m:t>+</m:t>
+          </m:r>
+          <m:sSub>
+            <m:e>
+              <m:r>
+                <m:t>β</m:t>
+              </m:r>
+            </m:e>
+            <m:sub>
+              <m:r>
+                <m:t>7</m:t>
+              </m:r>
+            </m:sub>
+          </m:sSub>
+          <m:sSub>
+            <m:e>
+              <m:d>
+                <m:dPr>
+                  <m:begChr m:val="("/>
+                  <m:endChr m:val=")"/>
+                  <m:sepChr m:val=""/>
+                  <m:grow/>
+                </m:dPr>
+                <m:e>
+                  <m:r>
+                    <m:t>F</m:t>
+                  </m:r>
+                  <m:r>
+                    <m:t>S</m:t>
+                  </m:r>
+                  <m:r>
+                    <m:t>T</m:t>
+                  </m:r>
+                  <m:r>
+                    <m:t>S</m:t>
+                  </m:r>
+                  <m:r>
+                    <m:rPr>
+                      <m:sty m:val="p"/>
+                    </m:rPr>
+                    <m:t>×</m:t>
+                  </m:r>
+                  <m:r>
+                    <m:rPr>
+                      <m:nor/>
+                      <m:sty m:val="p"/>
+                    </m:rPr>
+                    <m:t>wave</m:t>
+                  </m:r>
+                </m:e>
+              </m:d>
+            </m:e>
+            <m:sub>
+              <m:r>
+                <m:t>i</m:t>
+              </m:r>
+              <m:r>
+                <m:t>t</m:t>
+              </m:r>
+            </m:sub>
+          </m:sSub>
+          <m:r>
+            <m:rPr>
+              <m:sty m:val="p"/>
+            </m:rPr>
+            <m:t>+</m:t>
+          </m:r>
+          <m:sSub>
+            <m:e>
+              <m:r>
+                <m:t>β</m:t>
+              </m:r>
+            </m:e>
+            <m:sub>
+              <m:r>
+                <m:t>8</m:t>
+              </m:r>
+            </m:sub>
+          </m:sSub>
+          <m:sSub>
+            <m:e>
+              <m:d>
+                <m:dPr>
+                  <m:begChr m:val="("/>
+                  <m:endChr m:val=")"/>
+                  <m:sepChr m:val=""/>
+                  <m:grow/>
+                </m:dPr>
+                <m:e>
+                  <m:r>
+                    <m:t>F</m:t>
+                  </m:r>
+                  <m:r>
+                    <m:t>S</m:t>
+                  </m:r>
+                  <m:r>
+                    <m:t>T</m:t>
+                  </m:r>
+                  <m:sSup>
+                    <m:e>
+                      <m:r>
+                        <m:t>S</m:t>
+                      </m:r>
+                    </m:e>
+                    <m:sup>
+                      <m:r>
+                        <m:t>2</m:t>
+                      </m:r>
+                    </m:sup>
+                  </m:sSup>
+                  <m:r>
+                    <m:rPr>
+                      <m:sty m:val="p"/>
+                    </m:rPr>
+                    <m:t>×</m:t>
+                  </m:r>
+                  <m:r>
+                    <m:rPr>
+                      <m:nor/>
+                      <m:sty m:val="p"/>
+                    </m:rPr>
+                    <m:t>wave</m:t>
+                  </m:r>
+                </m:e>
+              </m:d>
+            </m:e>
+            <m:sub>
+              <m:r>
+                <m:t>i</m:t>
+              </m:r>
+              <m:r>
+                <m:t>t</m:t>
+              </m:r>
+            </m:sub>
+          </m:sSub>
+        </m:oMath>
+      </m:oMathPara>
+    </w:p>
+    <w:p>
+      <w:pPr>
+        <w:pStyle w:val="FirstParagraph"/>
+      </w:pPr>
+      <m:oMathPara>
+        <m:oMathParaPr>
+          <m:jc m:val="center"/>
+        </m:oMathParaPr>
+        <m:oMath>
+          <m:r>
+            <m:rPr>
+              <m:sty m:val="p"/>
+            </m:rPr>
+            <m:t>+</m:t>
+          </m:r>
+          <m:sSub>
+            <m:e>
+              <m:r>
+                <m:t>β</m:t>
+              </m:r>
+            </m:e>
+            <m:sub>
+              <m:r>
+                <m:t>9</m:t>
+              </m:r>
+            </m:sub>
+          </m:sSub>
+          <m:sSub>
+            <m:e>
+              <m:d>
+                <m:dPr>
+                  <m:begChr m:val="("/>
+                  <m:endChr m:val=")"/>
+                  <m:sepChr m:val=""/>
+                  <m:grow/>
+                </m:dPr>
+                <m:e>
+                  <m:r>
+                    <m:t>F</m:t>
+                  </m:r>
+                  <m:r>
+                    <m:t>S</m:t>
+                  </m:r>
+                  <m:r>
+                    <m:t>T</m:t>
+                  </m:r>
+                  <m:r>
+                    <m:t>S</m:t>
+                  </m:r>
+                  <m:r>
+                    <m:rPr>
+                      <m:sty m:val="p"/>
+                    </m:rPr>
+                    <m:t>×</m:t>
+                  </m:r>
+                  <m:r>
+                    <m:t>T</m:t>
+                  </m:r>
+                  <m:r>
+                    <m:t>C</m:t>
+                  </m:r>
+                  <m:r>
+                    <m:t>I</m:t>
+                  </m:r>
+                  <m:r>
+                    <m:rPr>
+                      <m:sty m:val="p"/>
+                    </m:rPr>
+                    <m:t>×</m:t>
+                  </m:r>
+                  <m:r>
+                    <m:rPr>
+                      <m:nor/>
+                      <m:sty m:val="p"/>
+                    </m:rPr>
+                    <m:t>wave</m:t>
+                  </m:r>
+                </m:e>
+              </m:d>
+            </m:e>
+            <m:sub>
+              <m:r>
+                <m:t>i</m:t>
+              </m:r>
+              <m:r>
+                <m:t>t</m:t>
+              </m:r>
+            </m:sub>
+          </m:sSub>
+          <m:r>
+            <m:rPr>
+              <m:sty m:val="p"/>
+            </m:rPr>
+            <m:t>+</m:t>
+          </m:r>
+          <m:sSub>
+            <m:e>
+              <m:r>
+                <m:t>β</m:t>
+              </m:r>
+            </m:e>
+            <m:sub>
+              <m:r>
+                <m:t>10</m:t>
+              </m:r>
+            </m:sub>
+          </m:sSub>
+          <m:sSub>
+            <m:e>
+              <m:d>
+                <m:dPr>
+                  <m:begChr m:val="("/>
+                  <m:endChr m:val=")"/>
+                  <m:sepChr m:val=""/>
+                  <m:grow/>
+                </m:dPr>
+                <m:e>
+                  <m:r>
+                    <m:t>F</m:t>
+                  </m:r>
+                  <m:r>
+                    <m:t>S</m:t>
+                  </m:r>
+                  <m:r>
+                    <m:t>T</m:t>
+                  </m:r>
+                  <m:sSup>
+                    <m:e>
+                      <m:r>
+                        <m:t>S</m:t>
+                      </m:r>
+                    </m:e>
+                    <m:sup>
+                      <m:r>
+                        <m:t>2</m:t>
+                      </m:r>
+                    </m:sup>
+                  </m:sSup>
+                  <m:r>
+                    <m:rPr>
+                      <m:sty m:val="p"/>
+                    </m:rPr>
+                    <m:t>×</m:t>
+                  </m:r>
+                  <m:r>
+                    <m:t>T</m:t>
+                  </m:r>
+                  <m:r>
+                    <m:t>C</m:t>
+                  </m:r>
+                  <m:r>
+                    <m:t>I</m:t>
+                  </m:r>
+                  <m:r>
+                    <m:rPr>
+                      <m:sty m:val="p"/>
+                    </m:rPr>
+                    <m:t>×</m:t>
+                  </m:r>
+                  <m:r>
+                    <m:rPr>
+                      <m:nor/>
+                      <m:sty m:val="p"/>
+                    </m:rPr>
+                    <m:t>wave</m:t>
+                  </m:r>
+                </m:e>
+              </m:d>
+            </m:e>
+            <m:sub>
+              <m:r>
+                <m:t>i</m:t>
+              </m:r>
+              <m:r>
+                <m:t>t</m:t>
+              </m:r>
+            </m:sub>
+          </m:sSub>
+        </m:oMath>
+      </m:oMathPara>
+    </w:p>
+    <w:p>
+      <w:pPr>
+        <w:pStyle w:val="FirstParagraph"/>
+      </w:pPr>
+      <w:r>
+        <w:t xml:space="preserve">$$+ \gamma \cdot X_{it} + \v\varepsilon_{it}$$</w:t>
+      </w:r>
+    </w:p>
+    <w:p>
+      <w:pPr>
+        <w:pStyle w:val="FirstParagraph"/>
+      </w:pPr>
+      <w:r>
+        <w:t xml:space="preserve">where wave_t ∈ {0 = 2012, 1 = 2024}; X_it = {lnEmp, FirmAge, ForeignDummy, ISIC sector FE}; clustered HC1 SE on firm identifier (idstd).</w:t>
+      </w:r>
+    </w:p>
+    <w:p>
+      <w:pPr>
+        <w:pStyle w:val="BodyText"/>
+      </w:pPr>
+      <w:r>
+        <w:t xml:space="preserve">Three joint F-tests map onto H2a/H2b, H3, and H4a/H4b:</w:t>
+      </w:r>
+    </w:p>
+    <w:p>
+      <w:pPr>
+        <w:numPr>
+          <w:ilvl w:val="0"/>
+          <w:numId w:val="1002"/>
+        </w:numPr>
+        <w:pStyle w:val="Compact"/>
+      </w:pPr>
+      <w:r>
+        <w:rPr>
+          <w:bCs/>
+          <w:b/>
+        </w:rPr>
+        <w:t xml:space="preserve">F1</w:t>
+      </w:r>
+      <w:r>
+        <w:t xml:space="preserve"> </w:t>
+      </w:r>
+      <w:r>
+        <w:t xml:space="preserve">(cross-wave curvature shift): H₀: β₇ = β₈ = 0 [H2b null — turning point stable across waves]</w:t>
+      </w:r>
+    </w:p>
+    <w:p>
+      <w:pPr>
+        <w:numPr>
+          <w:ilvl w:val="0"/>
+          <w:numId w:val="1002"/>
+        </w:numPr>
+        <w:pStyle w:val="Compact"/>
+      </w:pPr>
+      <w:r>
+        <w:rPr>
+          <w:bCs/>
+          <w:b/>
+        </w:rPr>
+        <w:t xml:space="preserve">F2</w:t>
+      </w:r>
+      <w:r>
+        <w:t xml:space="preserve"> </w:t>
+      </w:r>
+      <w:r>
+        <w:t xml:space="preserve">(within-wave capability moderation): H₀: β₅ = β₆ = 0 [H3 null — TCI does not moderate I–P curve shape]</w:t>
+      </w:r>
+    </w:p>
+    <w:p>
+      <w:pPr>
+        <w:numPr>
+          <w:ilvl w:val="0"/>
+          <w:numId w:val="1002"/>
+        </w:numPr>
+        <w:pStyle w:val="Compact"/>
+      </w:pPr>
+      <w:r>
+        <w:rPr>
+          <w:bCs/>
+          <w:b/>
+        </w:rPr>
+        <w:t xml:space="preserve">F3</w:t>
+      </w:r>
+      <w:r>
+        <w:t xml:space="preserve"> </w:t>
+      </w:r>
+      <w:r>
+        <w:t xml:space="preserve">(capability-conditioned cross-wave shift): H₀: β₉ = β₁₀ = 0 [H4b null — TCI × wave shift is zero]</w:t>
+      </w:r>
+    </w:p>
+    <w:p>
+      <w:pPr>
+        <w:pStyle w:val="FirstParagraph"/>
+      </w:pPr>
+      <w:r>
+        <w:t xml:space="preserve">Results: F1 = 2.24, p = .107 (NOT rejected); F2 = 3.26, p = .039 (marginal; does not survive Bonferroni α* = .017); F3 = 0.27, p = .760 (NOT rejected). Consistent with H2b (structural durability) and H4b (null capability-curvature moderation).</w:t>
       </w:r>
     </w:p>
     <w:p>
@@ -1471,9 +4444,9 @@
         </w:pict>
       </w:r>
     </w:p>
-    <w:bookmarkEnd w:id="33"/>
-    <w:bookmarkEnd w:id="34"/>
-    <w:bookmarkStart w:id="41" w:name="X121719332867ee227f0a04b486098cee978c6e6"/>
+    <w:bookmarkEnd w:id="36"/>
+    <w:bookmarkEnd w:id="37"/>
+    <w:bookmarkStart w:id="53" w:name="X121719332867ee227f0a04b486098cee978c6e6"/>
     <w:p>
       <w:pPr>
         <w:pStyle w:val="Heading2"/>
@@ -1482,7 +4455,7 @@
         <w:t xml:space="preserve">4. Results</w:t>
       </w:r>
     </w:p>
-    <w:bookmarkStart w:id="35" w:name="Xcfcbc1028680fbd618b9b585dd17cf608861803"/>
+    <w:bookmarkStart w:id="38" w:name="Xcfcbc1028680fbd618b9b585dd17cf608861803"/>
     <w:p>
       <w:pPr>
         <w:pStyle w:val="Heading3"/>
@@ -1883,8 +4856,8 @@
         <w:t xml:space="preserve">Means with standard deviations in parentheses. Conditional on FSTS &gt; 0, mean FSTS is 0.269 in 2012 and 0.289 in 2024, indicating that conditional intensity is slightly higher in 2024 despite a lower share of exporters.</w:t>
       </w:r>
     </w:p>
-    <w:bookmarkEnd w:id="35"/>
-    <w:bookmarkStart w:id="36" w:name="X34b83cd764295e21fd4e71e3151b388b8f2159e"/>
+    <w:bookmarkEnd w:id="38"/>
+    <w:bookmarkStart w:id="42" w:name="X34b83cd764295e21fd4e71e3151b388b8f2159e"/>
     <w:p>
       <w:pPr>
         <w:pStyle w:val="Heading3"/>
@@ -2529,7 +5502,7 @@
         <w:t xml:space="preserve"> </w:t>
       </w:r>
       <w:r>
-        <w:t xml:space="preserve">PATERNOSTER TESTS (FSTS): z = +0.82, p = .412; (FSTS²): z = −0.61, p = .545.</w:t>
+        <w:t xml:space="preserve">PATERNOSTER TESTS (FSTS): z = +0.82, p = .412; (FSTS²): z = −0.61, p = .545. Approximate 95% CIs for cross-wave coefficient differences (Δβ ± 1.96 × |Δβ|/|z|, using rounded table values as proxy): FSTS Δβ₁ ≈ +0.09, 95% CI ≈ [−0.13, +0.31]; FSTS² Δβ₂ ≈ −0.05, 95% CI ≈ [−0.21, +0.11]. Both CIs include zero, consistent with non-rejection at α = .05. Exact Δβ and SE values available in replication materials.</w:t>
       </w:r>
     </w:p>
     <w:p>
@@ -2537,7 +5510,46 @@
         <w:pStyle w:val="BodyText"/>
       </w:pPr>
       <w:r>
-        <w:t xml:space="preserve">Figure 2: Turning-point estimates with 95% CIs by wave (China)</w:t>
+        <w:drawing>
+          <wp:inline>
+            <wp:extent cx="5753100" cy="3010157"/>
+            <wp:effectExtent b="0" l="0" r="0" t="0"/>
+            <wp:docPr descr="Figure 2: Turning-point estimates with 95% CIs by wave (China)" title="" id="40" name="Picture"/>
+            <a:graphic>
+              <a:graphicData uri="http://schemas.openxmlformats.org/drawingml/2006/picture">
+                <pic:pic>
+                  <pic:nvPicPr>
+                    <pic:cNvPr descr="figures/p5_china/figure_2_turning_points.png" id="41" name="Picture"/>
+                    <pic:cNvPicPr>
+                      <a:picLocks noChangeArrowheads="1" noChangeAspect="1"/>
+                    </pic:cNvPicPr>
+                  </pic:nvPicPr>
+                  <pic:blipFill>
+                    <a:blip r:embed="rId39"/>
+                    <a:stretch>
+                      <a:fillRect/>
+                    </a:stretch>
+                  </pic:blipFill>
+                  <pic:spPr bwMode="auto">
+                    <a:xfrm>
+                      <a:off x="0" y="0"/>
+                      <a:ext cx="5753100" cy="3010157"/>
+                    </a:xfrm>
+                    <a:prstGeom prst="rect">
+                      <a:avLst/>
+                    </a:prstGeom>
+                    <a:noFill/>
+                    <a:ln w="9525">
+                      <a:noFill/>
+                      <a:headEnd/>
+                      <a:tailEnd/>
+                    </a:ln>
+                  </pic:spPr>
+                </pic:pic>
+              </a:graphicData>
+            </a:graphic>
+          </wp:inline>
+        </w:drawing>
       </w:r>
     </w:p>
     <w:p>
@@ -2558,8 +5570,8 @@
         <w:t xml:space="preserve">Delta-method 95 % confidence intervals for the turning-point estimates in 2012 (49.4 %) and 2024 (47.2 %). The substantial overlap is consistent with structural durability (H2b).</w:t>
       </w:r>
     </w:p>
-    <w:bookmarkEnd w:id="36"/>
-    <w:bookmarkStart w:id="37" w:name="Xfe3c331420c241aa73c6296372277a6d3f913cb"/>
+    <w:bookmarkEnd w:id="42"/>
+    <w:bookmarkStart w:id="46" w:name="Xfe3c331420c241aa73c6296372277a6d3f913cb"/>
     <w:p>
       <w:pPr>
         <w:pStyle w:val="Heading3"/>
@@ -2581,7 +5593,46 @@
         <w:pStyle w:val="BodyText"/>
       </w:pPr>
       <w:r>
-        <w:t xml:space="preserve">Figure 3: Predicted I–P curves by wave (China)</w:t>
+        <w:drawing>
+          <wp:inline>
+            <wp:extent cx="5753100" cy="3330862"/>
+            <wp:effectExtent b="0" l="0" r="0" t="0"/>
+            <wp:docPr descr="Figure 3: Predicted I–P curves by wave (China)" title="" id="44" name="Picture"/>
+            <a:graphic>
+              <a:graphicData uri="http://schemas.openxmlformats.org/drawingml/2006/picture">
+                <pic:pic>
+                  <pic:nvPicPr>
+                    <pic:cNvPr descr="figures/p5_china/figure_3_predicted_curves.png" id="45" name="Picture"/>
+                    <pic:cNvPicPr>
+                      <a:picLocks noChangeArrowheads="1" noChangeAspect="1"/>
+                    </pic:cNvPicPr>
+                  </pic:nvPicPr>
+                  <pic:blipFill>
+                    <a:blip r:embed="rId43"/>
+                    <a:stretch>
+                      <a:fillRect/>
+                    </a:stretch>
+                  </pic:blipFill>
+                  <pic:spPr bwMode="auto">
+                    <a:xfrm>
+                      <a:off x="0" y="0"/>
+                      <a:ext cx="5753100" cy="3330862"/>
+                    </a:xfrm>
+                    <a:prstGeom prst="rect">
+                      <a:avLst/>
+                    </a:prstGeom>
+                    <a:noFill/>
+                    <a:ln w="9525">
+                      <a:noFill/>
+                      <a:headEnd/>
+                      <a:tailEnd/>
+                    </a:ln>
+                  </pic:spPr>
+                </pic:pic>
+              </a:graphicData>
+            </a:graphic>
+          </wp:inline>
+        </w:drawing>
       </w:r>
     </w:p>
     <w:p>
@@ -2602,8 +5653,8 @@
         <w:t xml:space="preserve">Predicted log labour productivity as a function of export intensity (FSTS) for each wave, with controls held at wave-specific means. Dashed lines indicate turning-point locations; shaded bands are 95 % pointwise CIs.</w:t>
       </w:r>
     </w:p>
-    <w:bookmarkEnd w:id="37"/>
-    <w:bookmarkStart w:id="38" w:name="X86f6006676d1e9a822b51b562b1655386d9e86b"/>
+    <w:bookmarkEnd w:id="46"/>
+    <w:bookmarkStart w:id="50" w:name="X86f6006676d1e9a822b51b562b1655386d9e86b"/>
     <w:p>
       <w:pPr>
         <w:pStyle w:val="Heading3"/>
@@ -3412,7 +6463,46 @@
         <w:pStyle w:val="BodyText"/>
       </w:pPr>
       <w:r>
-        <w:t xml:space="preserve">Figure 4: TCI and DAI direct-effect coefficients by wave (China, standardised OLS)</w:t>
+        <w:drawing>
+          <wp:inline>
+            <wp:extent cx="5753100" cy="2591800"/>
+            <wp:effectExtent b="0" l="0" r="0" t="0"/>
+            <wp:docPr descr="Figure 4: TCI and DAI direct-effect coefficients by wave (China, standardised OLS)" title="" id="48" name="Picture"/>
+            <a:graphic>
+              <a:graphicData uri="http://schemas.openxmlformats.org/drawingml/2006/picture">
+                <pic:pic>
+                  <pic:nvPicPr>
+                    <pic:cNvPr descr="figures/p5_china/figure_4_level_shifts.png" id="49" name="Picture"/>
+                    <pic:cNvPicPr>
+                      <a:picLocks noChangeArrowheads="1" noChangeAspect="1"/>
+                    </pic:cNvPicPr>
+                  </pic:nvPicPr>
+                  <pic:blipFill>
+                    <a:blip r:embed="rId47"/>
+                    <a:stretch>
+                      <a:fillRect/>
+                    </a:stretch>
+                  </pic:blipFill>
+                  <pic:spPr bwMode="auto">
+                    <a:xfrm>
+                      <a:off x="0" y="0"/>
+                      <a:ext cx="5753100" cy="2591800"/>
+                    </a:xfrm>
+                    <a:prstGeom prst="rect">
+                      <a:avLst/>
+                    </a:prstGeom>
+                    <a:noFill/>
+                    <a:ln w="9525">
+                      <a:noFill/>
+                      <a:headEnd/>
+                      <a:tailEnd/>
+                    </a:ln>
+                  </pic:spPr>
+                </pic:pic>
+              </a:graphicData>
+            </a:graphic>
+          </wp:inline>
+        </w:drawing>
       </w:r>
     </w:p>
     <w:p>
@@ -3433,8 +6523,8 @@
         <w:t xml:space="preserve">Direct level‑shift coefficients of technological capability (TCI_full) and digital adoption (DAI_core) by wave for Chinese private firms. Error bars are 95 % HC1-robust confidence intervals. Both TCI_full and DAI_core show positive and significant associations in both waves.</w:t>
       </w:r>
     </w:p>
-    <w:bookmarkEnd w:id="38"/>
-    <w:bookmarkStart w:id="39" w:name="Xdf31b4a83ae47f030a08265332b3138989411fc"/>
+    <w:bookmarkEnd w:id="50"/>
+    <w:bookmarkStart w:id="51" w:name="Xdf31b4a83ae47f030a08265332b3138989411fc"/>
     <w:p>
       <w:pPr>
         <w:pStyle w:val="Heading3"/>
@@ -3451,8 +6541,8 @@
         <w:t xml:space="preserve">DAI_core (own-website) is positive and significant in both waves (β_z ≈ +0.10 in 2012, p = .002; +0.12 in 2024, p &lt; .001) when entered as a control in M2. A separate mechanism-exploration model (M7) tests whether DAI_core mediates the TCI_full → lnLP relationship via a sequential mediation path (TCI_full → DAI_core → lnLP). Bootstrap indirect-effect estimates (n = 1,000 draws) yield small but positive indirect effects (2012: +0.018, 95 % CI [0.004, 0.039]; 2024: +0.022, 95 % CI [0.007, 0.043]), consistent with a partial-mediation reading. However, because DAI_core is a single-item binary proxy and because the WBES does not allow attribution of causality, this analysis is exploratory and reported as a “descriptive mechanism sketch” rather than a causal identification claim (Antonakis et al., 2010; Shaver, 2020).</w:t>
       </w:r>
     </w:p>
-    <w:bookmarkEnd w:id="39"/>
-    <w:bookmarkStart w:id="40" w:name="X7b68f907ed55e65a2ee44288bf21fafeaedb955"/>
+    <w:bookmarkEnd w:id="51"/>
+    <w:bookmarkStart w:id="52" w:name="X7b68f907ed55e65a2ee44288bf21fafeaedb955"/>
     <w:p>
       <w:pPr>
         <w:pStyle w:val="Heading3"/>
@@ -3558,9 +6648,9 @@
         </w:pict>
       </w:r>
     </w:p>
-    <w:bookmarkEnd w:id="40"/>
-    <w:bookmarkEnd w:id="41"/>
-    <w:bookmarkStart w:id="47" w:name="X735612638e4e736e4693e459c258977262c0dfc"/>
+    <w:bookmarkEnd w:id="52"/>
+    <w:bookmarkEnd w:id="53"/>
+    <w:bookmarkStart w:id="59" w:name="X735612638e4e736e4693e459c258977262c0dfc"/>
     <w:p>
       <w:pPr>
         <w:pStyle w:val="Heading2"/>
@@ -3569,7 +6659,7 @@
         <w:t xml:space="preserve">5. Discussion</w:t>
       </w:r>
     </w:p>
-    <w:bookmarkStart w:id="42" w:name="Xa0c03496b4c04a1649263a3e01d0b00bd039955"/>
+    <w:bookmarkStart w:id="54" w:name="Xa0c03496b4c04a1649263a3e01d0b00bd039955"/>
     <w:p>
       <w:pPr>
         <w:pStyle w:val="Heading3"/>
@@ -3594,8 +6684,8 @@
         <w:t xml:space="preserve">For Chinese private firms, the threshold around 48 % export intensity reflects a structural tension between learning-by-exporting gains (active below threshold) and coordination cost escalation (active above threshold) that is not mediated by a decade of policy and macroeconomic change. The implication for managers is that allocating more than roughly half of sales to direct exports tends to erode productivity regardless of decade or external environment.</w:t>
       </w:r>
     </w:p>
-    <w:bookmarkEnd w:id="42"/>
-    <w:bookmarkStart w:id="43" w:name="X662147d669ae611953db259d7b4d93f76a97e61"/>
+    <w:bookmarkEnd w:id="54"/>
+    <w:bookmarkStart w:id="55" w:name="X662147d669ae611953db259d7b4d93f76a97e61"/>
     <w:p>
       <w:pPr>
         <w:pStyle w:val="Heading3"/>
@@ -3628,8 +6718,8 @@
         <w:t xml:space="preserve">The null TCI moderation of curvature in China is consistent with P4 Singapore (where TCI operates only as a direct productivity enhancer without moderating the I→P slope). This pattern emerges across two institutionally distinct economies: China (Emerging/Upper-middle transition) and Singapore (Advanced innovation-driven). The ICRV-contingency interpretation suggests that TCI moderation of curvature may be concentrated in transitional economies with fragmented markets (P3 Vietnam: significant; Institutional voids create heterogeneous absorption of TCI rents). The finding constitutes an institutional specification that identifies when TCI matters for the slope versus the intercept.</w:t>
       </w:r>
     </w:p>
-    <w:bookmarkEnd w:id="43"/>
-    <w:bookmarkStart w:id="44" w:name="Xeab358fda242154d2e818677c8845f988021d48"/>
+    <w:bookmarkEnd w:id="55"/>
+    <w:bookmarkStart w:id="56" w:name="Xeab358fda242154d2e818677c8845f988021d48"/>
     <w:p>
       <w:pPr>
         <w:pStyle w:val="Heading3"/>
@@ -3646,8 +6736,8 @@
         <w:t xml:space="preserve">DAI_core (own-website) enters positively and significantly in both waves but does not add explanatory power to the inverted-U curvature beyond TCI_full. The mechanism sketch (§4.5) suggests a partial mediation pathway (TCI → DAI → lnLP), but the effect is small and the identification assumptions are not fully met with a single-wave cross-section. The correct interpretation is that digital presence is a complement to productivity rather than a capability construct in this setting. Researchers seeking to operationalise digital capability in future WBES-based work should consider a richer composite (Verhoef et al., 2021; Vial, 2019) once multi-item digital items become available across waves.</w:t>
       </w:r>
     </w:p>
-    <w:bookmarkEnd w:id="44"/>
-    <w:bookmarkStart w:id="45" w:name="X47b33dbf897054d79ce3d759da46f0a1ef21be8"/>
+    <w:bookmarkEnd w:id="56"/>
+    <w:bookmarkStart w:id="57" w:name="X47b33dbf897054d79ce3d759da46f0a1ef21be8"/>
     <w:p>
       <w:pPr>
         <w:pStyle w:val="Heading3"/>
@@ -3664,8 +6754,8 @@
         <w:t xml:space="preserve">Four inferential bounds apply. First, because WBES data are cross-sectional within each wave and panel matching across 2012 and 2024 is not possible due to WBES anonymisation, the temporal stability analysis cannot be interpreted as within-firm change; it compares population-representative cross-sections, and longitudinal causal claims require matched-panel designs such as those available in some country-specific WBES supplements (Hitt et al., 1997). Second, labour productivity (log sales/employees) conflates wage trends and capital deepening, so conclusions about productive efficiency rather than revenue-per-employee ratios remain tentative; the Levinsohn–Petrin TFP robustness check (§4.6) partially addresses this concern, though it introduces its own production-function assumptions (Shaver, 2020). Third, the TCI_full composite relies on self-reported WBES items, which introduces common-method bias within each wave; future work could triangulate with administrative patent or certification registry data to validate the composite. Fourth, the single-item DAI_core binary proxy cannot support strong conclusions about digital capability as a construct; a multi-item composite (Verhoef et al., 2021) would be needed to test the TCI–DAI mediation pathway rigorously.</w:t>
       </w:r>
     </w:p>
-    <w:bookmarkEnd w:id="45"/>
-    <w:bookmarkStart w:id="46" w:name="X6239b91c09f491af0efd332004cb71e9de7a16c"/>
+    <w:bookmarkEnd w:id="57"/>
+    <w:bookmarkStart w:id="58" w:name="X6239b91c09f491af0efd332004cb71e9de7a16c"/>
     <w:p>
       <w:pPr>
         <w:pStyle w:val="Heading3"/>
@@ -3679,7 +6769,7 @@
         <w:pStyle w:val="FirstParagraph"/>
       </w:pPr>
       <w:r>
-        <w:t xml:space="preserve">Several directions emerge from this study. First, future work should use WBES panel data (where available for other countries) to test within-firm temporal dynamics of the I–P threshold. Second, the level-shift strengthening of TCI_full between waves invites investigation of the mechanisms by which technological capability became more productivity-enhancing between 2012 and 2024. Third, the digital-capability proxy could be enriched using WBES’s emerging e-commerce and platform-sales items (available in some country waves), enabling a more rigorous test of the TCI–DAI mediation pathway. Readers should note that a companion analysis (Đỗ &amp; Phan, 2026) examines a manufacturing-only extraction and GVC-position moderator using the same WBES waves; the present manuscript focuses on the full private-firm frame and threshold stability.</w:t>
+        <w:t xml:space="preserve">Several directions emerge from this study. First, future work should use WBES panel data (where available for other countries) to test within-firm temporal dynamics of the I–P threshold. Second, the level-shift strengthening of TCI_full between waves invites investigation of the mechanisms by which technological capability became more productivity-enhancing between 2012 and 2024. Third, the digital-capability proxy could be enriched using WBES’s emerging e-commerce and platform-sales items (available in some country waves), enabling a more rigorous test of the TCI–DAI mediation pathway. Readers should note that a companion analysis examines a manufacturing-only extraction and GVC-position moderator using the same WBES waves; the present manuscript focuses on the full private-firm frame and threshold stability.</w:t>
       </w:r>
     </w:p>
     <w:p>
@@ -3689,9 +6779,9 @@
         </w:pict>
       </w:r>
     </w:p>
-    <w:bookmarkEnd w:id="46"/>
-    <w:bookmarkEnd w:id="47"/>
-    <w:bookmarkStart w:id="48" w:name="X6b297cc947e0db5526be369b1f0f4ddc67b2415"/>
+    <w:bookmarkEnd w:id="58"/>
+    <w:bookmarkEnd w:id="59"/>
+    <w:bookmarkStart w:id="60" w:name="X6b297cc947e0db5526be369b1f0f4ddc67b2415"/>
     <w:p>
       <w:pPr>
         <w:pStyle w:val="Heading2"/>
@@ -3715,8 +6805,8 @@
         </w:pict>
       </w:r>
     </w:p>
-    <w:bookmarkEnd w:id="48"/>
-    <w:bookmarkStart w:id="50" w:name="acknowledgements"/>
+    <w:bookmarkEnd w:id="60"/>
+    <w:bookmarkStart w:id="62" w:name="acknowledgements"/>
     <w:p>
       <w:pPr>
         <w:pStyle w:val="Heading2"/>
@@ -3735,7 +6825,7 @@
       <w:r>
         <w:t xml:space="preserve"> </w:t>
       </w:r>
-      <w:hyperlink r:id="rId49">
+      <w:hyperlink r:id="rId61">
         <w:r>
           <w:rPr>
             <w:rStyle w:val="Hyperlink"/>
@@ -3762,8 +6852,8 @@
         </w:pict>
       </w:r>
     </w:p>
-    <w:bookmarkEnd w:id="50"/>
-    <w:bookmarkStart w:id="52" w:name="data-availability"/>
+    <w:bookmarkEnd w:id="62"/>
+    <w:bookmarkStart w:id="64" w:name="data-availability"/>
     <w:p>
       <w:pPr>
         <w:pStyle w:val="Heading2"/>
@@ -3782,7 +6872,7 @@
       <w:r>
         <w:t xml:space="preserve"> </w:t>
       </w:r>
-      <w:hyperlink r:id="rId51">
+      <w:hyperlink r:id="rId63">
         <w:r>
           <w:rPr>
             <w:rStyle w:val="Hyperlink"/>
@@ -3794,8 +6884,8 @@
         <w:t xml:space="preserve">. Variable construction code and processed datasets are available from the corresponding author upon reasonable request.</w:t>
       </w:r>
     </w:p>
-    <w:bookmarkEnd w:id="52"/>
-    <w:bookmarkStart w:id="53" w:name="ai-use-disclosure"/>
+    <w:bookmarkEnd w:id="64"/>
+    <w:bookmarkStart w:id="65" w:name="ai-use-disclosure"/>
     <w:p>
       <w:pPr>
         <w:pStyle w:val="Heading2"/>
@@ -3819,8 +6909,8 @@
         </w:pict>
       </w:r>
     </w:p>
-    <w:bookmarkEnd w:id="53"/>
-    <w:bookmarkStart w:id="80" w:name="references"/>
+    <w:bookmarkEnd w:id="65"/>
+    <w:bookmarkStart w:id="92" w:name="references"/>
     <w:p>
       <w:pPr>
         <w:pStyle w:val="Heading2"/>
@@ -3852,7 +6942,7 @@
       <w:r>
         <w:t xml:space="preserve"> </w:t>
       </w:r>
-      <w:hyperlink r:id="rId54">
+      <w:hyperlink r:id="rId66">
         <w:r>
           <w:rPr>
             <w:rStyle w:val="Hyperlink"/>
@@ -3884,7 +6974,7 @@
       <w:r>
         <w:t xml:space="preserve"> </w:t>
       </w:r>
-      <w:hyperlink r:id="rId55">
+      <w:hyperlink r:id="rId67">
         <w:r>
           <w:rPr>
             <w:rStyle w:val="Hyperlink"/>
@@ -3916,7 +7006,7 @@
       <w:r>
         <w:t xml:space="preserve"> </w:t>
       </w:r>
-      <w:hyperlink r:id="rId56">
+      <w:hyperlink r:id="rId68">
         <w:r>
           <w:rPr>
             <w:rStyle w:val="Hyperlink"/>
@@ -3943,7 +7033,7 @@
         <w:t xml:space="preserve">Journal of Finance and Accounting Research</w:t>
       </w:r>
       <w:r>
-        <w:t xml:space="preserve">. Advance online publication.</w:t>
+        <w:t xml:space="preserve">. Advance online publication. [DOI pending; add upon assignment]</w:t>
       </w:r>
     </w:p>
     <w:p>
@@ -3969,7 +7059,7 @@
       <w:r>
         <w:t xml:space="preserve"> </w:t>
       </w:r>
-      <w:hyperlink r:id="rId57">
+      <w:hyperlink r:id="rId69">
         <w:r>
           <w:rPr>
             <w:rStyle w:val="Hyperlink"/>
@@ -4001,7 +7091,7 @@
       <w:r>
         <w:t xml:space="preserve"> </w:t>
       </w:r>
-      <w:hyperlink r:id="rId58">
+      <w:hyperlink r:id="rId70">
         <w:r>
           <w:rPr>
             <w:rStyle w:val="Hyperlink"/>
@@ -4033,7 +7123,7 @@
       <w:r>
         <w:t xml:space="preserve"> </w:t>
       </w:r>
-      <w:hyperlink r:id="rId59">
+      <w:hyperlink r:id="rId71">
         <w:r>
           <w:rPr>
             <w:rStyle w:val="Hyperlink"/>
@@ -4065,7 +7155,7 @@
       <w:r>
         <w:t xml:space="preserve"> </w:t>
       </w:r>
-      <w:hyperlink r:id="rId60">
+      <w:hyperlink r:id="rId72">
         <w:r>
           <w:rPr>
             <w:rStyle w:val="Hyperlink"/>
@@ -4097,7 +7187,7 @@
       <w:r>
         <w:t xml:space="preserve"> </w:t>
       </w:r>
-      <w:hyperlink r:id="rId61">
+      <w:hyperlink r:id="rId73">
         <w:r>
           <w:rPr>
             <w:rStyle w:val="Hyperlink"/>
@@ -4129,7 +7219,7 @@
       <w:r>
         <w:t xml:space="preserve"> </w:t>
       </w:r>
-      <w:hyperlink r:id="rId62">
+      <w:hyperlink r:id="rId74">
         <w:r>
           <w:rPr>
             <w:rStyle w:val="Hyperlink"/>
@@ -4161,7 +7251,7 @@
       <w:r>
         <w:t xml:space="preserve"> </w:t>
       </w:r>
-      <w:hyperlink r:id="rId63">
+      <w:hyperlink r:id="rId75">
         <w:r>
           <w:rPr>
             <w:rStyle w:val="Hyperlink"/>
@@ -4193,7 +7283,7 @@
       <w:r>
         <w:t xml:space="preserve"> </w:t>
       </w:r>
-      <w:hyperlink r:id="rId64">
+      <w:hyperlink r:id="rId76">
         <w:r>
           <w:rPr>
             <w:rStyle w:val="Hyperlink"/>
@@ -4225,7 +7315,7 @@
       <w:r>
         <w:t xml:space="preserve"> </w:t>
       </w:r>
-      <w:hyperlink r:id="rId65">
+      <w:hyperlink r:id="rId77">
         <w:r>
           <w:rPr>
             <w:rStyle w:val="Hyperlink"/>
@@ -4257,7 +7347,7 @@
       <w:r>
         <w:t xml:space="preserve"> </w:t>
       </w:r>
-      <w:hyperlink r:id="rId66">
+      <w:hyperlink r:id="rId78">
         <w:r>
           <w:rPr>
             <w:rStyle w:val="Hyperlink"/>
@@ -4289,7 +7379,7 @@
       <w:r>
         <w:t xml:space="preserve"> </w:t>
       </w:r>
-      <w:hyperlink r:id="rId67">
+      <w:hyperlink r:id="rId79">
         <w:r>
           <w:rPr>
             <w:rStyle w:val="Hyperlink"/>
@@ -4321,7 +7411,7 @@
       <w:r>
         <w:t xml:space="preserve"> </w:t>
       </w:r>
-      <w:hyperlink r:id="rId68">
+      <w:hyperlink r:id="rId80">
         <w:r>
           <w:rPr>
             <w:rStyle w:val="Hyperlink"/>
@@ -4353,7 +7443,7 @@
       <w:r>
         <w:t xml:space="preserve"> </w:t>
       </w:r>
-      <w:hyperlink r:id="rId69">
+      <w:hyperlink r:id="rId81">
         <w:r>
           <w:rPr>
             <w:rStyle w:val="Hyperlink"/>
@@ -4385,7 +7475,7 @@
       <w:r>
         <w:t xml:space="preserve"> </w:t>
       </w:r>
-      <w:hyperlink r:id="rId70">
+      <w:hyperlink r:id="rId82">
         <w:r>
           <w:rPr>
             <w:rStyle w:val="Hyperlink"/>
@@ -4417,7 +7507,7 @@
       <w:r>
         <w:t xml:space="preserve"> </w:t>
       </w:r>
-      <w:hyperlink r:id="rId71">
+      <w:hyperlink r:id="rId83">
         <w:r>
           <w:rPr>
             <w:rStyle w:val="Hyperlink"/>
@@ -4449,7 +7539,7 @@
       <w:r>
         <w:t xml:space="preserve"> </w:t>
       </w:r>
-      <w:hyperlink r:id="rId72">
+      <w:hyperlink r:id="rId84">
         <w:r>
           <w:rPr>
             <w:rStyle w:val="Hyperlink"/>
@@ -4481,7 +7571,7 @@
       <w:r>
         <w:t xml:space="preserve"> </w:t>
       </w:r>
-      <w:hyperlink r:id="rId73">
+      <w:hyperlink r:id="rId85">
         <w:r>
           <w:rPr>
             <w:rStyle w:val="Hyperlink"/>
@@ -4513,7 +7603,7 @@
       <w:r>
         <w:t xml:space="preserve"> </w:t>
       </w:r>
-      <w:hyperlink r:id="rId74">
+      <w:hyperlink r:id="rId86">
         <w:r>
           <w:rPr>
             <w:rStyle w:val="Hyperlink"/>
@@ -4545,7 +7635,7 @@
       <w:r>
         <w:t xml:space="preserve"> </w:t>
       </w:r>
-      <w:hyperlink r:id="rId75">
+      <w:hyperlink r:id="rId87">
         <w:r>
           <w:rPr>
             <w:rStyle w:val="Hyperlink"/>
@@ -4577,7 +7667,7 @@
       <w:r>
         <w:t xml:space="preserve"> </w:t>
       </w:r>
-      <w:hyperlink r:id="rId76">
+      <w:hyperlink r:id="rId88">
         <w:r>
           <w:rPr>
             <w:rStyle w:val="Hyperlink"/>
@@ -4609,7 +7699,7 @@
       <w:r>
         <w:t xml:space="preserve"> </w:t>
       </w:r>
-      <w:hyperlink r:id="rId77">
+      <w:hyperlink r:id="rId89">
         <w:r>
           <w:rPr>
             <w:rStyle w:val="Hyperlink"/>
@@ -4641,7 +7731,7 @@
       <w:r>
         <w:t xml:space="preserve"> </w:t>
       </w:r>
-      <w:hyperlink r:id="rId78">
+      <w:hyperlink r:id="rId90">
         <w:r>
           <w:rPr>
             <w:rStyle w:val="Hyperlink"/>
@@ -4676,7 +7766,7 @@
       <w:r>
         <w:t xml:space="preserve"> </w:t>
       </w:r>
-      <w:hyperlink r:id="rId51">
+      <w:hyperlink r:id="rId63">
         <w:r>
           <w:rPr>
             <w:rStyle w:val="Hyperlink"/>
@@ -4711,7 +7801,7 @@
       <w:r>
         <w:t xml:space="preserve"> </w:t>
       </w:r>
-      <w:hyperlink r:id="rId51">
+      <w:hyperlink r:id="rId63">
         <w:r>
           <w:rPr>
             <w:rStyle w:val="Hyperlink"/>
@@ -4743,7 +7833,7 @@
       <w:r>
         <w:t xml:space="preserve"> </w:t>
       </w:r>
-      <w:hyperlink r:id="rId79">
+      <w:hyperlink r:id="rId91">
         <w:r>
           <w:rPr>
             <w:rStyle w:val="Hyperlink"/>
@@ -4969,8 +8059,8 @@
         <w:t xml:space="preserve">), and figure-rendering scripts are documented in the repository README.</w:t>
       </w:r>
     </w:p>
-    <w:bookmarkEnd w:id="80"/>
-    <w:bookmarkEnd w:id="81"/>
+    <w:bookmarkEnd w:id="92"/>
+    <w:bookmarkEnd w:id="93"/>
     <w:sectPr>
       <w:pgSz w:h="16838" w:w="11906"/>
       <w:pgMar w:bottom="1417" w:left="1417" w:right="1417" w:top="1417"/>
@@ -5160,6 +8250,9 @@
     <w:abstractNumId w:val="990"/>
   </w:num>
   <w:num w:numId="1001">
+    <w:abstractNumId w:val="991"/>
+  </w:num>
+  <w:num w:numId="1002">
     <w:abstractNumId w:val="991"/>
   </w:num>
 </w:numbering>

--- a/dist/manuscripts/en/p5_china_en_clean.docx
+++ b/dist/manuscripts/en/p5_china_en_clean.docx
@@ -10417,7 +10417,7 @@
         <w:t xml:space="preserve"> </w:t>
       </w:r>
       <w:r>
-        <w:t xml:space="preserve">(Tier 1 website presence) is positively associated with productivity as a direct level-shift term (β_z = +0.05 to +0.13, p ≤ .03 across waves and pooled), but the DAI×FSTS curvature-moderation tests return null results in all specifications, consistent with digital presence operating as a productivity floor-raiser rather than a threshold-shifter. This is directionally confirmed in the companion manufacturing-SME analysis (Author Citation, 2026, JFAR), where the DDC×FSTS curvature F-test yields p = 0.89, reinforcing the level-shift interpretation across different sample frames and operational definitions of digital adoption.</w:t>
+        <w:t xml:space="preserve">(Tier 1 website presence) is positively associated with productivity as a direct level-shift term (β_z = +0.05 to +0.13, p ≤ .03 across waves and pooled), but the DAI×FSTS curvature-moderation tests return null results in all specifications, consistent with digital presence operating as a productivity floor-raiser rather than a threshold-shifter. This is directionally confirmed in the companion manufacturing-SME analysis (Author Citation, 2026, JFAR), where the DDC×FSTS curvature F-test yields p = .89, reinforcing the level-shift interpretation across different sample frames and operational definitions of digital adoption.</w:t>
       </w:r>
     </w:p>
     <w:p>
@@ -10485,7 +10485,7 @@
         <w:t xml:space="preserve"> </w:t>
       </w:r>
       <w:r>
-        <w:t xml:space="preserve">Companion evidence from the manufacturing-only analysis (Author Citation, 2026, JFAR) reports that female manager presence does not moderate the I–P curvature (female manager × FSTS β = 0.003, p = 0.892), indicating that the inverted-U threshold is structurally invariant to the gender composition of firm leadership. This null is an informative positive finding: it rules out gender-linked managerial risk preferences and coordination styles as explanations for why the threshold location is where it is.</w:t>
+        <w:t xml:space="preserve">Companion evidence from the manufacturing-only analysis (Author Citation, 2026, JFAR) reports that female manager presence does not moderate the I–P curvature (female manager × FSTS β = 0.003, p = .892), indicating that the inverted-U threshold is structurally invariant to the gender composition of firm leadership. This null is an informative positive finding: it rules out gender-linked managerial risk preferences and coordination styles as explanations for why the threshold location is where it is.</w:t>
       </w:r>
     </w:p>
     <w:p>
@@ -10503,7 +10503,7 @@
         <w:t xml:space="preserve"> </w:t>
       </w:r>
       <w:r>
-        <w:t xml:space="preserve">Manager experience is positively associated with productivity as a direct term (β = 0.015, p = 0.005 in the companion analysis), but does not moderate the curvature of the I–P relationship, again consistent with the level-shift rather than the slope-change interpretation. Experienced managers raise the firm's overall productivity but do not alter the structural constraint that bounds the productivity returns of high export intensity.</w:t>
+        <w:t xml:space="preserve">Manager experience is positively associated with productivity as a direct term (β = 0.015, p = .005 in the companion analysis), but does not moderate the curvature of the I–P relationship, again consistent with the level-shift rather than the slope-change interpretation. Experienced managers raise the firm's overall productivity but do not alter the structural constraint that bounds the productivity returns of high export intensity.</w:t>
       </w:r>
     </w:p>
     <w:p>
@@ -11480,7 +11480,7 @@
         <w:t xml:space="preserve"> </w:t>
       </w:r>
       <w:r>
-        <w:t xml:space="preserve">functions as a level-shifter rather than a slope-modifier is consistent with the manufacturing-SME baseline in the China-specific literature (Author Citation, 2026, JFAR), where DAI curvature moderation returns a null F-test (p = 0.89). In China's upper-middle-income context, Tier-1 digital presence raises the productivity baseline uniformly but does not modify the structural constraint at the upper tail of export intensity. Whether higher-tier digital adoption (Tier-1+2 composites) plays a stronger contingent role in different institutional contexts is left as a question for future work where the WBES instrument supports such measurement.</w:t>
+        <w:t xml:space="preserve">functions as a level-shifter rather than a slope-modifier is consistent with the manufacturing-SME baseline in the China-specific literature (Author Citation, 2026, JFAR), where DAI curvature moderation returns a null F-test (p = .89). In China's upper-middle-income context, Tier-1 digital presence raises the productivity baseline uniformly but does not modify the structural constraint at the upper tail of export intensity. Whether higher-tier digital adoption (Tier-1+2 composites) plays a stronger contingent role in different institutional contexts is left as a question for future work where the WBES instrument supports such measurement.</w:t>
       </w:r>
     </w:p>
     <w:bookmarkEnd w:id="63"/>
